--- a/Preliminary Report.docx
+++ b/Preliminary Report.docx
@@ -58,7 +58,6 @@
         </w:rPr>
         <w:t xml:space="preserve"> called </w:t>
       </w:r>
-      <w:proofErr w:type="spellStart"/>
       <w:r>
         <w:rPr>
           <w:b/>
@@ -67,7 +66,6 @@
         </w:rPr>
         <w:t>ReadyAlert</w:t>
       </w:r>
-      <w:proofErr w:type="spellEnd"/>
       <w:r>
         <w:rPr>
           <w:lang w:val="en-AT"/>
@@ -99,21 +97,7 @@
         <w:rPr>
           <w:lang w:val="en-AT"/>
         </w:rPr>
-        <w:t xml:space="preserve">. The selected template is appropriate because the aim of </w:t>
-      </w:r>
-      <w:proofErr w:type="spellStart"/>
-      <w:r>
-        <w:rPr>
-          <w:lang w:val="en-AT"/>
-        </w:rPr>
-        <w:t>ReadyAlert</w:t>
-      </w:r>
-      <w:proofErr w:type="spellEnd"/>
-      <w:r>
-        <w:rPr>
-          <w:lang w:val="en-AT"/>
-        </w:rPr>
-        <w:t xml:space="preserve"> is to support users before and during emergency situations by combining local disaster-related information, preparedness guidance, and </w:t>
+        <w:t xml:space="preserve">. The selected template is appropriate because the aim of ReadyAlert is to support users before and during emergency situations by combining local disaster-related information, preparedness guidance, and </w:t>
       </w:r>
       <w:r>
         <w:rPr>
@@ -125,21 +109,7 @@
         <w:rPr>
           <w:lang w:val="en-AT"/>
         </w:rPr>
-        <w:t xml:space="preserve">interactive learning features. The original template describes a mobile application with location-based alerts, real-time guidance, local resources, and gamified preparedness activities. </w:t>
-      </w:r>
-      <w:proofErr w:type="spellStart"/>
-      <w:r>
-        <w:rPr>
-          <w:lang w:val="en-AT"/>
-        </w:rPr>
-        <w:t>ReadyAlert</w:t>
-      </w:r>
-      <w:proofErr w:type="spellEnd"/>
-      <w:r>
-        <w:rPr>
-          <w:lang w:val="en-AT"/>
-        </w:rPr>
-        <w:t xml:space="preserve"> </w:t>
+        <w:t xml:space="preserve">interactive learning features. The original template describes a mobile application with location-based alerts, real-time guidance, local resources, and gamified preparedness activities. ReadyAlert </w:t>
       </w:r>
       <w:r>
         <w:rPr>
@@ -221,19 +191,11 @@
           <w:lang w:val="en-AT"/>
         </w:rPr>
       </w:pPr>
-      <w:proofErr w:type="spellStart"/>
-      <w:r>
-        <w:rPr>
-          <w:lang w:val="en-AT"/>
-        </w:rPr>
-        <w:t>ReadyAlert</w:t>
-      </w:r>
-      <w:proofErr w:type="spellEnd"/>
-      <w:r>
-        <w:rPr>
-          <w:lang w:val="en-AT"/>
-        </w:rPr>
-        <w:t xml:space="preserve"> </w:t>
+      <w:r>
+        <w:rPr>
+          <w:lang w:val="en-AT"/>
+        </w:rPr>
+        <w:t xml:space="preserve">ReadyAlert </w:t>
       </w:r>
       <w:r>
         <w:rPr>
@@ -270,76 +232,20 @@
         <w:rPr>
           <w:lang w:val="en-AT"/>
         </w:rPr>
-        <w:t xml:space="preserve">Another important part of the project is gamification. Disaster preparedness is not only about receiving warnings during an emergency; it is also about encouraging users to prepare before an emergency happens. However, preparedness information is often ignored when there is no immediate threat. To address this, </w:t>
-      </w:r>
-      <w:proofErr w:type="spellStart"/>
-      <w:r>
-        <w:rPr>
-          <w:lang w:val="en-AT"/>
-        </w:rPr>
-        <w:t>ReadyAlert</w:t>
-      </w:r>
-      <w:proofErr w:type="spellEnd"/>
-      <w:r>
-        <w:rPr>
-          <w:lang w:val="en-AT"/>
-        </w:rPr>
-        <w:t xml:space="preserve"> will include gamified elements such as preparedness checklists, quizzes, progress tracking, or achievement-based feedback. These features are intended to make preparedness more engaging and to encourage users to interact with safety information before they </w:t>
-      </w:r>
-      <w:proofErr w:type="gramStart"/>
-      <w:r>
-        <w:rPr>
-          <w:lang w:val="en-AT"/>
-        </w:rPr>
-        <w:t>actually need</w:t>
-      </w:r>
-      <w:proofErr w:type="gramEnd"/>
-      <w:r>
-        <w:rPr>
-          <w:lang w:val="en-AT"/>
-        </w:rPr>
-        <w:t xml:space="preserve"> it.</w:t>
-      </w:r>
-    </w:p>
-    <w:p>
-      <w:pPr>
-        <w:rPr>
-          <w:lang w:val="en-AT"/>
-        </w:rPr>
-      </w:pPr>
-      <w:r>
-        <w:rPr>
-          <w:lang w:val="en-AT"/>
-        </w:rPr>
-        <w:t xml:space="preserve">The </w:t>
-      </w:r>
-      <w:proofErr w:type="gramStart"/>
-      <w:r>
-        <w:rPr>
-          <w:lang w:val="en-AT"/>
-        </w:rPr>
-        <w:t>final outcome</w:t>
-      </w:r>
-      <w:proofErr w:type="gramEnd"/>
-      <w:r>
-        <w:rPr>
-          <w:lang w:val="en-AT"/>
-        </w:rPr>
-        <w:t xml:space="preserve"> of the project will be a functional Android prototype that demonstrates the core concept of </w:t>
-      </w:r>
-      <w:proofErr w:type="spellStart"/>
-      <w:r>
-        <w:rPr>
-          <w:lang w:val="en-AT"/>
-        </w:rPr>
-        <w:t>ReadyAlert</w:t>
-      </w:r>
-      <w:proofErr w:type="spellEnd"/>
-      <w:r>
-        <w:rPr>
-          <w:lang w:val="en-AT"/>
-        </w:rPr>
-        <w:t>. The prototype will include a selection of disaster-awareness features</w:t>
+        <w:t>Another important part of the project is gamification. Disaster preparedness is not only about receiving warnings during an emergency; it is also about encouraging users to prepare before an emergency happens. However, preparedness information is often ignored when there is no immediate threat. To address this, ReadyAlert will include gamified elements such as preparedness checklists, quizzes, progress tracking, or achievement-based feedback. These features are intended to make preparedness more engaging and to encourage users to interact with safety information before they actually need it.</w:t>
+      </w:r>
+    </w:p>
+    <w:p>
+      <w:pPr>
+        <w:rPr>
+          <w:lang w:val="en-AT"/>
+        </w:rPr>
+      </w:pPr>
+      <w:r>
+        <w:rPr>
+          <w:lang w:val="en-AT"/>
+        </w:rPr>
+        <w:t>The final outcome of the project will be a functional Android prototype that demonstrates the core concept of ReadyAlert. The prototype will include a selection of disaster-awareness features</w:t>
       </w:r>
       <w:r>
         <w:rPr>
@@ -427,19 +333,11 @@
         </w:rPr>
         <w:t xml:space="preserve">my </w:t>
       </w:r>
-      <w:proofErr w:type="spellStart"/>
-      <w:r>
-        <w:rPr>
-          <w:lang w:val="en-AT"/>
-        </w:rPr>
-        <w:t>ReadyAlert</w:t>
-      </w:r>
-      <w:proofErr w:type="spellEnd"/>
-      <w:r>
-        <w:rPr>
-          <w:lang w:val="en-AT"/>
-        </w:rPr>
-        <w:t xml:space="preserve"> </w:t>
+      <w:r>
+        <w:rPr>
+          <w:lang w:val="en-AT"/>
+        </w:rPr>
+        <w:t xml:space="preserve">ReadyAlert </w:t>
       </w:r>
       <w:r>
         <w:rPr>
@@ -626,14 +524,12 @@
         </w:rPr>
         <w:t xml:space="preserve">proposed </w:t>
       </w:r>
-      <w:proofErr w:type="spellStart"/>
       <w:r>
         <w:rPr>
           <w:lang w:val="en-AT"/>
         </w:rPr>
         <w:t>SakunAPP</w:t>
       </w:r>
-      <w:proofErr w:type="spellEnd"/>
       <w:r>
         <w:rPr>
           <w:lang w:val="en-AT"/>
@@ -686,35 +582,7 @@
         <w:rPr>
           <w:lang w:val="en-AT"/>
         </w:rPr>
-        <w:t xml:space="preserve">This is </w:t>
-      </w:r>
-      <w:proofErr w:type="gramStart"/>
-      <w:r>
-        <w:rPr>
-          <w:lang w:val="en-AT"/>
-        </w:rPr>
-        <w:t>similar to</w:t>
-      </w:r>
-      <w:proofErr w:type="gramEnd"/>
-      <w:r>
-        <w:rPr>
-          <w:lang w:val="en-AT"/>
-        </w:rPr>
-        <w:t xml:space="preserve"> the aim of </w:t>
-      </w:r>
-      <w:proofErr w:type="spellStart"/>
-      <w:r>
-        <w:rPr>
-          <w:lang w:val="en-AT"/>
-        </w:rPr>
-        <w:t>ReadyAlert</w:t>
-      </w:r>
-      <w:proofErr w:type="spellEnd"/>
-      <w:r>
-        <w:rPr>
-          <w:lang w:val="en-AT"/>
-        </w:rPr>
-        <w:t xml:space="preserve">, to combine </w:t>
+        <w:t xml:space="preserve">This is similar to the aim of ReadyAlert, to combine </w:t>
       </w:r>
       <w:r>
         <w:rPr>
@@ -738,41 +606,13 @@
         <w:rPr>
           <w:lang w:val="en-AT"/>
         </w:rPr>
-        <w:t xml:space="preserve">owever, </w:t>
-      </w:r>
-      <w:proofErr w:type="spellStart"/>
-      <w:r>
-        <w:rPr>
-          <w:lang w:val="en-AT"/>
-        </w:rPr>
-        <w:t>SakunAPP</w:t>
-      </w:r>
-      <w:proofErr w:type="spellEnd"/>
-      <w:r>
-        <w:rPr>
-          <w:lang w:val="en-AT"/>
-        </w:rPr>
-        <w:t xml:space="preserve"> </w:t>
-      </w:r>
-      <w:r>
-        <w:rPr>
-          <w:lang w:val="en-AT"/>
-        </w:rPr>
-        <w:t xml:space="preserve">requires manual input users or admins to manually report weather or natural disaster incidents. </w:t>
-      </w:r>
-      <w:proofErr w:type="spellStart"/>
-      <w:r>
-        <w:rPr>
-          <w:lang w:val="en-AT"/>
-        </w:rPr>
-        <w:t>ReadyAlert</w:t>
-      </w:r>
-      <w:proofErr w:type="spellEnd"/>
-      <w:r>
-        <w:rPr>
-          <w:lang w:val="en-AT"/>
-        </w:rPr>
-        <w:t xml:space="preserve"> would handle this differently, by receiving the disaster alerts from official API sources automatically. In addition, this app is</w:t>
+        <w:t xml:space="preserve">owever, SakunAPP </w:t>
+      </w:r>
+      <w:r>
+        <w:rPr>
+          <w:lang w:val="en-AT"/>
+        </w:rPr>
+        <w:t>requires manual input users or admins to manually report weather or natural disaster incidents. ReadyAlert would handle this differently, by receiving the disaster alerts from official API sources automatically. In addition, this app is</w:t>
       </w:r>
       <w:r>
         <w:rPr>
@@ -911,20 +751,12 @@
         </w:rPr>
         <w:t xml:space="preserve"> there are inaccuracies and differences across mobile device sensors, which can influence results. This is particularly delicate when assessing safety measures, which makes this an unsuitable idea to pursue. </w:t>
       </w:r>
-      <w:proofErr w:type="spellStart"/>
       <w:r>
         <w:rPr>
           <w:lang w:val="en-AT"/>
         </w:rPr>
         <w:lastRenderedPageBreak/>
-        <w:t>ReadyAlert</w:t>
-      </w:r>
-      <w:proofErr w:type="spellEnd"/>
-      <w:r>
-        <w:rPr>
-          <w:lang w:val="en-AT"/>
-        </w:rPr>
-        <w:t xml:space="preserve"> will not rely on the device sensors to estimate the severity of an event but only rely on the official warnings and measurements from scientific experts.</w:t>
+        <w:t>ReadyAlert will not rely on the device sensors to estimate the severity of an event but only rely on the official warnings and measurements from scientific experts.</w:t>
       </w:r>
     </w:p>
     <w:p>
@@ -951,35 +783,7 @@
         <w:rPr>
           <w:lang w:val="en-US"/>
         </w:rPr>
-        <w:t xml:space="preserve">they are still useful in this review because they represent real applications that users can install and compare with </w:t>
-      </w:r>
-      <w:proofErr w:type="spellStart"/>
-      <w:r>
-        <w:rPr>
-          <w:lang w:val="en-US"/>
-        </w:rPr>
-        <w:t>ReadyAlert</w:t>
-      </w:r>
-      <w:proofErr w:type="spellEnd"/>
-      <w:r>
-        <w:rPr>
-          <w:lang w:val="en-US"/>
-        </w:rPr>
-        <w:t xml:space="preserve">. App store listings and official service websites can be considered credible for identifying an app’s publisher, target purpose, and </w:t>
-      </w:r>
-      <w:proofErr w:type="gramStart"/>
-      <w:r>
-        <w:rPr>
-          <w:lang w:val="en-US"/>
-        </w:rPr>
-        <w:t>main features</w:t>
-      </w:r>
-      <w:proofErr w:type="gramEnd"/>
-      <w:r>
-        <w:rPr>
-          <w:lang w:val="en-US"/>
-        </w:rPr>
-        <w:t>, although they should not be treated as independent evaluations of quality or user impact.</w:t>
+        <w:t>they are still useful in this review because they represent real applications that users can install and compare with ReadyAlert. App store listings and official service websites can be considered credible for identifying an app’s publisher, target purpose, and main features, although they should not be treated as independent evaluations of quality or user impact.</w:t>
       </w:r>
       <w:r>
         <w:rPr>
@@ -1006,25 +810,7 @@
           <w:bCs/>
           <w:lang w:val="en-AT"/>
         </w:rPr>
-        <w:t xml:space="preserve">Erste </w:t>
-      </w:r>
-      <w:proofErr w:type="spellStart"/>
-      <w:r>
-        <w:rPr>
-          <w:b/>
-          <w:bCs/>
-          <w:lang w:val="en-AT"/>
-        </w:rPr>
-        <w:t>Hilfe</w:t>
-      </w:r>
-      <w:proofErr w:type="spellEnd"/>
-      <w:r>
-        <w:rPr>
-          <w:b/>
-          <w:bCs/>
-          <w:lang w:val="en-AT"/>
-        </w:rPr>
-        <w:t xml:space="preserve"> - Rotes Kreuz</w:t>
+        <w:t>Erste Hilfe - Rotes Kreuz</w:t>
       </w:r>
       <w:r>
         <w:rPr>
@@ -1058,25 +844,7 @@
               <w:color w:val="000000"/>
               <w:lang w:val="en-AT"/>
             </w:rPr>
-            <w:t>(</w:t>
-          </w:r>
-          <w:proofErr w:type="spellStart"/>
-          <w:r>
-            <w:rPr>
-              <w:rFonts w:ascii="Aptos" w:hAnsi="Aptos"/>
-              <w:color w:val="000000"/>
-              <w:lang w:val="en-AT"/>
-            </w:rPr>
-            <w:t>Österr</w:t>
-          </w:r>
-          <w:proofErr w:type="spellEnd"/>
-          <w:r>
-            <w:rPr>
-              <w:rFonts w:ascii="Aptos" w:hAnsi="Aptos"/>
-              <w:color w:val="000000"/>
-              <w:lang w:val="en-AT"/>
-            </w:rPr>
-            <w:t>. Rotes Kreuz, 2024)</w:t>
+            <w:t>(Österr. Rotes Kreuz, 2024)</w:t>
           </w:r>
         </w:sdtContent>
       </w:sdt>
@@ -1153,25 +921,7 @@
               <w:color w:val="000000"/>
               <w:lang w:val="en-AT"/>
             </w:rPr>
-            <w:t>(</w:t>
-          </w:r>
-          <w:proofErr w:type="spellStart"/>
-          <w:r>
-            <w:rPr>
-              <w:rFonts w:ascii="Aptos" w:hAnsi="Aptos"/>
-              <w:color w:val="000000"/>
-              <w:lang w:val="en-AT"/>
-            </w:rPr>
-            <w:t>Ubimet</w:t>
-          </w:r>
-          <w:proofErr w:type="spellEnd"/>
-          <w:r>
-            <w:rPr>
-              <w:rFonts w:ascii="Aptos" w:hAnsi="Aptos"/>
-              <w:color w:val="000000"/>
-              <w:lang w:val="en-AT"/>
-            </w:rPr>
-            <w:t xml:space="preserve"> Int. AG, 2025)</w:t>
+            <w:t>(Ubimet Int. AG, 2025)</w:t>
           </w:r>
         </w:sdtContent>
       </w:sdt>
@@ -1181,41 +931,13 @@
         </w:rPr>
         <w:t xml:space="preserve">. Similarly, </w:t>
       </w:r>
-      <w:proofErr w:type="spellStart"/>
       <w:r>
         <w:rPr>
           <w:b/>
           <w:bCs/>
           <w:lang w:val="en-AT"/>
         </w:rPr>
-        <w:t>FloodAlert</w:t>
-      </w:r>
-      <w:proofErr w:type="spellEnd"/>
-      <w:r>
-        <w:rPr>
-          <w:b/>
-          <w:bCs/>
-          <w:lang w:val="en-AT"/>
-        </w:rPr>
-        <w:t xml:space="preserve"> </w:t>
-      </w:r>
-      <w:proofErr w:type="spellStart"/>
-      <w:r>
-        <w:rPr>
-          <w:b/>
-          <w:bCs/>
-          <w:lang w:val="en-AT"/>
-        </w:rPr>
-        <w:t>Waterlevel</w:t>
-      </w:r>
-      <w:proofErr w:type="spellEnd"/>
-      <w:r>
-        <w:rPr>
-          <w:b/>
-          <w:bCs/>
-          <w:lang w:val="en-AT"/>
-        </w:rPr>
-        <w:t xml:space="preserve"> Alerts</w:t>
+        <w:t>FloodAlert Waterlevel Alerts</w:t>
       </w:r>
       <w:r>
         <w:rPr>
@@ -1259,55 +981,13 @@
         <w:rPr>
           <w:lang w:val="en-AT"/>
         </w:rPr>
-        <w:t xml:space="preserve">These applications demonstrate that specialized tools can provide focused and useful information. Their limitation, however, is that each </w:t>
-      </w:r>
-      <w:proofErr w:type="gramStart"/>
-      <w:r>
-        <w:rPr>
-          <w:lang w:val="en-AT"/>
-        </w:rPr>
-        <w:t>covers</w:t>
-      </w:r>
-      <w:proofErr w:type="gramEnd"/>
-      <w:r>
-        <w:rPr>
-          <w:lang w:val="en-AT"/>
-        </w:rPr>
-        <w:t xml:space="preserve"> only one part of the broader disaster-preparedness problem. A user concerned about several possible risks may need to move between multiple applications or websites.</w:t>
-      </w:r>
-      <w:r>
-        <w:rPr>
-          <w:lang w:val="en-AT"/>
-        </w:rPr>
-        <w:t xml:space="preserve"> Additionally, UWZ Österreich is only a wrapped webpage, so it is not mobile-first </w:t>
-      </w:r>
-      <w:proofErr w:type="gramStart"/>
-      <w:r>
-        <w:rPr>
-          <w:lang w:val="en-AT"/>
-        </w:rPr>
-        <w:t>optimized</w:t>
-      </w:r>
-      <w:proofErr w:type="gramEnd"/>
-      <w:r>
-        <w:rPr>
-          <w:lang w:val="en-AT"/>
-        </w:rPr>
-        <w:t xml:space="preserve"> and its UI is affected negatively; and </w:t>
-      </w:r>
-      <w:proofErr w:type="spellStart"/>
-      <w:r>
-        <w:rPr>
-          <w:lang w:val="en-AT"/>
-        </w:rPr>
-        <w:t>FloodAlert</w:t>
-      </w:r>
-      <w:proofErr w:type="spellEnd"/>
-      <w:r>
-        <w:rPr>
-          <w:lang w:val="en-AT"/>
-        </w:rPr>
-        <w:t xml:space="preserve"> is too technical for an average user and does not bring any instructions on how to find, filter and use the data.</w:t>
+        <w:t>These applications demonstrate that specialized tools can provide focused and useful information. Their limitation, however, is that each covers only one part of the broader disaster-preparedness problem. A user concerned about several possible risks may need to move between multiple applications or websites.</w:t>
+      </w:r>
+      <w:r>
+        <w:rPr>
+          <w:lang w:val="en-AT"/>
+        </w:rPr>
+        <w:t xml:space="preserve"> Additionally, UWZ Österreich is only a wrapped webpage, so it is not mobile-first optimized and its UI is affected negatively; and FloodAlert is too technical for an average user and does not bring any instructions on how to find, filter and use the data.</w:t>
       </w:r>
     </w:p>
     <w:p>
@@ -1354,25 +1034,7 @@
               <w:color w:val="000000"/>
               <w:lang w:val="en-AT"/>
             </w:rPr>
-            <w:t>(</w:t>
-          </w:r>
-          <w:proofErr w:type="spellStart"/>
-          <w:r>
-            <w:rPr>
-              <w:rFonts w:ascii="Aptos" w:hAnsi="Aptos"/>
-              <w:color w:val="000000"/>
-              <w:lang w:val="en-AT"/>
-            </w:rPr>
-            <w:t>CombiRisk</w:t>
-          </w:r>
-          <w:proofErr w:type="spellEnd"/>
-          <w:r>
-            <w:rPr>
-              <w:rFonts w:ascii="Aptos" w:hAnsi="Aptos"/>
-              <w:color w:val="000000"/>
-              <w:lang w:val="en-AT"/>
-            </w:rPr>
-            <w:t xml:space="preserve"> Risk-Management GmbH, 2025)</w:t>
+            <w:t>(CombiRisk Risk-Management GmbH, 2025)</w:t>
           </w:r>
         </w:sdtContent>
       </w:sdt>
@@ -1388,21 +1050,7 @@
         <w:rPr>
           <w:lang w:val="en-AT"/>
         </w:rPr>
-        <w:t xml:space="preserve">In this sense, </w:t>
-      </w:r>
-      <w:proofErr w:type="spellStart"/>
-      <w:r>
-        <w:rPr>
-          <w:lang w:val="en-AT"/>
-        </w:rPr>
-        <w:t>ReadyAlert</w:t>
-      </w:r>
-      <w:proofErr w:type="spellEnd"/>
-      <w:r>
-        <w:rPr>
-          <w:lang w:val="en-AT"/>
-        </w:rPr>
-        <w:t xml:space="preserve"> would include what </w:t>
+        <w:t xml:space="preserve">In this sense, ReadyAlert would include what </w:t>
       </w:r>
       <w:r>
         <w:rPr>
@@ -1455,23 +1103,13 @@
         </w:rPr>
         <w:t xml:space="preserve"> and </w:t>
       </w:r>
-      <w:proofErr w:type="spellStart"/>
       <w:r>
         <w:rPr>
           <w:b/>
           <w:bCs/>
           <w:lang w:val="en-AT"/>
         </w:rPr>
-        <w:t>Disastermon</w:t>
-      </w:r>
-      <w:proofErr w:type="spellEnd"/>
-      <w:r>
-        <w:rPr>
-          <w:b/>
-          <w:bCs/>
-          <w:lang w:val="en-AT"/>
-        </w:rPr>
-        <w:t xml:space="preserve"> Natural Disaster Monitor</w:t>
+        <w:t>Disastermon Natural Disaster Monitor</w:t>
       </w:r>
       <w:r>
         <w:rPr>
@@ -1505,25 +1143,7 @@
               <w:color w:val="000000"/>
               <w:lang w:val="en-AT"/>
             </w:rPr>
-            <w:t>(</w:t>
-          </w:r>
-          <w:proofErr w:type="spellStart"/>
-          <w:r>
-            <w:rPr>
-              <w:rFonts w:ascii="Aptos" w:hAnsi="Aptos"/>
-              <w:color w:val="000000"/>
-              <w:lang w:val="en-AT"/>
-            </w:rPr>
-            <w:t>Gehirn</w:t>
-          </w:r>
-          <w:proofErr w:type="spellEnd"/>
-          <w:r>
-            <w:rPr>
-              <w:rFonts w:ascii="Aptos" w:hAnsi="Aptos"/>
-              <w:color w:val="000000"/>
-              <w:lang w:val="en-AT"/>
-            </w:rPr>
-            <w:t xml:space="preserve"> Inc., 2026; dominoc925, 2026)</w:t>
+            <w:t>(Gehirn Inc., 2026; dominoc925, 2026)</w:t>
           </w:r>
         </w:sdtContent>
       </w:sdt>
@@ -1533,19 +1153,11 @@
         </w:rPr>
         <w:t xml:space="preserve">. These examples are useful because they demonstrate that users may benefit from applications that combine multiple types of disaster-related information. However, </w:t>
       </w:r>
-      <w:proofErr w:type="spellStart"/>
-      <w:r>
-        <w:rPr>
-          <w:lang w:val="en-AT"/>
-        </w:rPr>
-        <w:t>Disastermon</w:t>
-      </w:r>
-      <w:proofErr w:type="spellEnd"/>
-      <w:r>
-        <w:rPr>
-          <w:lang w:val="en-AT"/>
-        </w:rPr>
-        <w:t xml:space="preserve"> lacks significantly in its UX making the navigation and usage confusing and overwhelming, as it does not follow many UI standards in its design.</w:t>
+      <w:r>
+        <w:rPr>
+          <w:lang w:val="en-AT"/>
+        </w:rPr>
+        <w:t>Disastermon lacks significantly in its UX making the navigation and usage confusing and overwhelming, as it does not follow many UI standards in its design.</w:t>
       </w:r>
       <w:r>
         <w:rPr>
@@ -1559,14 +1171,12 @@
         </w:rPr>
         <w:t xml:space="preserve">NERV, on the other hand, is an extremely popular earthquake and weather disaster prevention app in Japan and it has a very polished and clear UI that will serve as the main inspiration of </w:t>
       </w:r>
-      <w:proofErr w:type="spellStart"/>
       <w:r>
         <w:rPr>
           <w:lang w:val="en-AT"/>
         </w:rPr>
         <w:t>ReadyAlert</w:t>
       </w:r>
-      <w:proofErr w:type="spellEnd"/>
       <w:r>
         <w:rPr>
           <w:lang w:val="en-AT"/>
@@ -1591,16 +1201,8 @@
           <w:lang w:val="en-AT"/>
         </w:rPr>
         <w:lastRenderedPageBreak/>
-        <w:t xml:space="preserve">weather, flooding, or general alerts. This supports the motivation for </w:t>
-      </w:r>
-      <w:proofErr w:type="spellStart"/>
-      <w:r>
-        <w:rPr>
-          <w:lang w:val="en-AT"/>
-        </w:rPr>
-        <w:t>ReadyAlert</w:t>
-      </w:r>
-      <w:proofErr w:type="spellEnd"/>
+        <w:t>weather, flooding, or general alerts. This supports the motivation for ReadyAlert</w:t>
+      </w:r>
       <w:r>
         <w:rPr>
           <w:lang w:val="en-AT"/>
@@ -1644,21 +1246,7 @@
         <w:rPr>
           <w:lang w:val="en-AT"/>
         </w:rPr>
-        <w:t xml:space="preserve">For </w:t>
-      </w:r>
-      <w:proofErr w:type="spellStart"/>
-      <w:r>
-        <w:rPr>
-          <w:lang w:val="en-AT"/>
-        </w:rPr>
-        <w:t>ReadyAlert</w:t>
-      </w:r>
-      <w:proofErr w:type="spellEnd"/>
-      <w:r>
-        <w:rPr>
-          <w:lang w:val="en-AT"/>
-        </w:rPr>
-        <w:t xml:space="preserve">, official and reliable data sources are especially important because disaster-preparedness applications should not depend only on unofficial or unclear information. Austria already provides several relevant public information services. For example, the </w:t>
+        <w:t xml:space="preserve">For ReadyAlert, official and reliable data sources are especially important because disaster-preparedness applications should not depend only on unofficial or unclear information. Austria already provides several relevant public information services. For example, the </w:t>
       </w:r>
       <w:r>
         <w:rPr>
@@ -1700,25 +1288,7 @@
               <w:color w:val="000000"/>
               <w:lang w:val="en-AT"/>
             </w:rPr>
-            <w:t xml:space="preserve">(Rundfunk und Telekom </w:t>
-          </w:r>
-          <w:proofErr w:type="spellStart"/>
-          <w:r>
-            <w:rPr>
-              <w:rFonts w:ascii="Aptos" w:hAnsi="Aptos"/>
-              <w:color w:val="000000"/>
-              <w:lang w:val="en-AT"/>
-            </w:rPr>
-            <w:t>Regulierungs</w:t>
-          </w:r>
-          <w:proofErr w:type="spellEnd"/>
-          <w:r>
-            <w:rPr>
-              <w:rFonts w:ascii="Aptos" w:hAnsi="Aptos"/>
-              <w:color w:val="000000"/>
-              <w:lang w:val="en-AT"/>
-            </w:rPr>
-            <w:t xml:space="preserve"> GmbH, n.d.)</w:t>
+            <w:t>(Rundfunk und Telekom Regulierungs GmbH, n.d.)</w:t>
           </w:r>
         </w:sdtContent>
       </w:sdt>
@@ -1735,19 +1305,11 @@
           <w:lang w:val="en-AT"/>
         </w:rPr>
       </w:pPr>
-      <w:proofErr w:type="spellStart"/>
-      <w:r>
-        <w:rPr>
-          <w:lang w:val="en-AT"/>
-        </w:rPr>
-        <w:t>GeoSphere</w:t>
-      </w:r>
-      <w:proofErr w:type="spellEnd"/>
-      <w:r>
-        <w:rPr>
-          <w:lang w:val="en-AT"/>
-        </w:rPr>
-        <w:t xml:space="preserve"> Austria also provides official weather warning data through the </w:t>
+      <w:r>
+        <w:rPr>
+          <w:lang w:val="en-AT"/>
+        </w:rPr>
+        <w:t xml:space="preserve">GeoSphere Austria also provides official weather warning data through the </w:t>
       </w:r>
       <w:r>
         <w:rPr>
@@ -1783,25 +1345,7 @@
               <w:color w:val="000000"/>
               <w:lang w:val="en-AT"/>
             </w:rPr>
-            <w:t>(</w:t>
-          </w:r>
-          <w:proofErr w:type="spellStart"/>
-          <w:r>
-            <w:rPr>
-              <w:rFonts w:ascii="Aptos" w:hAnsi="Aptos"/>
-              <w:color w:val="000000"/>
-              <w:lang w:val="en-AT"/>
-            </w:rPr>
-            <w:t>GeoSphere</w:t>
-          </w:r>
-          <w:proofErr w:type="spellEnd"/>
-          <w:r>
-            <w:rPr>
-              <w:rFonts w:ascii="Aptos" w:hAnsi="Aptos"/>
-              <w:color w:val="000000"/>
-              <w:lang w:val="en-AT"/>
-            </w:rPr>
-            <w:t xml:space="preserve"> Austria, n.d.)</w:t>
+            <w:t>(GeoSphere Austria, n.d.)</w:t>
           </w:r>
         </w:sdtContent>
       </w:sdt>
@@ -1815,21 +1359,7 @@
         <w:rPr>
           <w:lang w:val="en-AT"/>
         </w:rPr>
-        <w:t xml:space="preserve"> API can allow </w:t>
-      </w:r>
-      <w:proofErr w:type="spellStart"/>
-      <w:r>
-        <w:rPr>
-          <w:lang w:val="en-AT"/>
-        </w:rPr>
-        <w:t>ReadyAlert</w:t>
-      </w:r>
-      <w:proofErr w:type="spellEnd"/>
-      <w:r>
-        <w:rPr>
-          <w:lang w:val="en-AT"/>
-        </w:rPr>
-        <w:t xml:space="preserve"> to access</w:t>
+        <w:t xml:space="preserve"> API can allow ReadyAlert to access</w:t>
       </w:r>
       <w:r>
         <w:rPr>
@@ -1951,21 +1481,7 @@
         <w:rPr>
           <w:lang w:val="en-AT"/>
         </w:rPr>
-        <w:t xml:space="preserve">Air quality is another relevant category for disaster awareness and environmental health. </w:t>
-      </w:r>
-      <w:proofErr w:type="spellStart"/>
-      <w:r>
-        <w:rPr>
-          <w:lang w:val="en-AT"/>
-        </w:rPr>
-        <w:t>Zippenfenig</w:t>
-      </w:r>
-      <w:proofErr w:type="spellEnd"/>
-      <w:r>
-        <w:rPr>
-          <w:lang w:val="en-AT"/>
-        </w:rPr>
-        <w:t xml:space="preserve"> (2023) </w:t>
+        <w:t xml:space="preserve">Air quality is another relevant category for disaster awareness and environmental health. Zippenfenig (2023) </w:t>
       </w:r>
       <w:r>
         <w:rPr>
@@ -1977,35 +1493,7 @@
         <w:rPr>
           <w:lang w:val="en-AT"/>
         </w:rPr>
-        <w:t xml:space="preserve"> the Open-</w:t>
-      </w:r>
-      <w:proofErr w:type="spellStart"/>
-      <w:r>
-        <w:rPr>
-          <w:lang w:val="en-AT"/>
-        </w:rPr>
-        <w:t>Meteo</w:t>
-      </w:r>
-      <w:proofErr w:type="spellEnd"/>
-      <w:r>
-        <w:rPr>
-          <w:lang w:val="en-AT"/>
-        </w:rPr>
-        <w:t xml:space="preserve"> Air Quality API, which uses data from Open-</w:t>
-      </w:r>
-      <w:proofErr w:type="spellStart"/>
-      <w:r>
-        <w:rPr>
-          <w:lang w:val="en-AT"/>
-        </w:rPr>
-        <w:t>Meteo</w:t>
-      </w:r>
-      <w:proofErr w:type="spellEnd"/>
-      <w:r>
-        <w:rPr>
-          <w:lang w:val="en-AT"/>
-        </w:rPr>
-        <w:t xml:space="preserve"> and the Copernicus Atmosphere Monitoring Service. This </w:t>
+        <w:t xml:space="preserve"> the Open-Meteo Air Quality API, which uses data from Open-Meteo and the Copernicus Atmosphere Monitoring Service. This </w:t>
       </w:r>
       <w:r>
         <w:rPr>
@@ -2078,21 +1566,7 @@
         <w:rPr>
           <w:lang w:val="en-AT"/>
         </w:rPr>
-        <w:t xml:space="preserve">These official and technical sources show that Austria has access to valuable disaster-related and environmental data. The issue is not necessarily the absence of data, but the separation of that data across multiple services. </w:t>
-      </w:r>
-      <w:proofErr w:type="spellStart"/>
-      <w:r>
-        <w:rPr>
-          <w:lang w:val="en-AT"/>
-        </w:rPr>
-        <w:t>ReadyAlert</w:t>
-      </w:r>
-      <w:proofErr w:type="spellEnd"/>
-      <w:r>
-        <w:rPr>
-          <w:lang w:val="en-AT"/>
-        </w:rPr>
-        <w:t xml:space="preserve"> is therefore positioned as an integration-focused project. Its contribution is to explore how these different categories of information could be presented together in a single mobile application.</w:t>
+        <w:t>These official and technical sources show that Austria has access to valuable disaster-related and environmental data. The issue is not necessarily the absence of data, but the separation of that data across multiple services. ReadyAlert is therefore positioned as an integration-focused project. Its contribution is to explore how these different categories of information could be presented together in a single mobile application.</w:t>
       </w:r>
     </w:p>
     <w:p>
@@ -2113,21 +1587,7 @@
         <w:rPr>
           <w:lang w:val="en-US"/>
         </w:rPr>
-        <w:t xml:space="preserve">Gamification is relevant to </w:t>
-      </w:r>
-      <w:proofErr w:type="spellStart"/>
-      <w:r>
-        <w:rPr>
-          <w:lang w:val="en-US"/>
-        </w:rPr>
-        <w:t>ReadyAlert</w:t>
-      </w:r>
-      <w:proofErr w:type="spellEnd"/>
-      <w:r>
-        <w:rPr>
-          <w:lang w:val="en-US"/>
-        </w:rPr>
-        <w:t xml:space="preserve"> because the app is intended to support preparedness </w:t>
+        <w:t xml:space="preserve">Gamification is relevant to ReadyAlert because the app is intended to support preparedness </w:t>
       </w:r>
       <w:r>
         <w:rPr>
@@ -2163,35 +1623,7 @@
         <w:rPr>
           <w:lang w:val="en-US"/>
         </w:rPr>
-        <w:t xml:space="preserve">define gamification as the use of game design elements in non-game contexts, where these elements make non-game products and services more enjoyable and engaging. For </w:t>
-      </w:r>
-      <w:proofErr w:type="spellStart"/>
-      <w:r>
-        <w:rPr>
-          <w:lang w:val="en-US"/>
-        </w:rPr>
-        <w:t>ReadyAlert</w:t>
-      </w:r>
-      <w:proofErr w:type="spellEnd"/>
-      <w:r>
-        <w:rPr>
-          <w:lang w:val="en-US"/>
-        </w:rPr>
-        <w:t xml:space="preserve">, this may mean using elements such as goals, badges, levels, points, or challenges. However, the </w:t>
-      </w:r>
-      <w:proofErr w:type="spellStart"/>
-      <w:r>
-        <w:rPr>
-          <w:lang w:val="en-US"/>
-        </w:rPr>
-        <w:t>ReadyAlert</w:t>
-      </w:r>
-      <w:proofErr w:type="spellEnd"/>
-      <w:r>
-        <w:rPr>
-          <w:lang w:val="en-US"/>
-        </w:rPr>
-        <w:t xml:space="preserve"> app should remain a disaster-preparedness tool, not become an entertainment product.</w:t>
+        <w:t>define gamification as the use of game design elements in non-game contexts, where these elements make non-game products and services more enjoyable and engaging. For ReadyAlert, this may mean using elements such as goals, badges, levels, points, or challenges. However, the ReadyAlert app should remain a disaster-preparedness tool, not become an entertainment product.</w:t>
       </w:r>
       <w:r>
         <w:rPr>
@@ -2240,49 +1672,7 @@
         <w:rPr>
           <w:lang w:val="en-US"/>
         </w:rPr>
-        <w:t xml:space="preserve">also distinguish between </w:t>
-      </w:r>
-      <w:proofErr w:type="spellStart"/>
-      <w:r>
-        <w:rPr>
-          <w:lang w:val="en-US"/>
-        </w:rPr>
-        <w:t>gamefulness</w:t>
-      </w:r>
-      <w:proofErr w:type="spellEnd"/>
-      <w:r>
-        <w:rPr>
-          <w:lang w:val="en-US"/>
-        </w:rPr>
-        <w:t xml:space="preserve"> and playfulness. </w:t>
-      </w:r>
-      <w:proofErr w:type="spellStart"/>
-      <w:r>
-        <w:rPr>
-          <w:lang w:val="en-US"/>
-        </w:rPr>
-        <w:t>Gamefulness</w:t>
-      </w:r>
-      <w:proofErr w:type="spellEnd"/>
-      <w:r>
-        <w:rPr>
-          <w:lang w:val="en-US"/>
-        </w:rPr>
-        <w:t xml:space="preserve"> is more connected to structured goals, rules, and progress, while playfulness is broader and more open-ended. This distinction matters for </w:t>
-      </w:r>
-      <w:proofErr w:type="spellStart"/>
-      <w:r>
-        <w:rPr>
-          <w:lang w:val="en-US"/>
-        </w:rPr>
-        <w:t>ReadyAlert</w:t>
-      </w:r>
-      <w:proofErr w:type="spellEnd"/>
-      <w:r>
-        <w:rPr>
-          <w:lang w:val="en-US"/>
-        </w:rPr>
-        <w:t xml:space="preserve"> because disaster preparedness is a serious context</w:t>
+        <w:t>also distinguish between gamefulness and playfulness. Gamefulness is more connected to structured goals, rules, and progress, while playfulness is broader and more open-ended. This distinction matters for ReadyAlert because disaster preparedness is a serious context</w:t>
       </w:r>
       <w:r>
         <w:rPr>
@@ -2336,23 +1726,13 @@
           </w:placeholder>
         </w:sdtPr>
         <w:sdtContent>
-          <w:proofErr w:type="spellStart"/>
           <w:r>
             <w:rPr>
               <w:rFonts w:ascii="Aptos" w:hAnsi="Aptos"/>
               <w:color w:val="000000"/>
               <w:lang w:val="en-US"/>
             </w:rPr>
-            <w:t>Kankanamge</w:t>
-          </w:r>
-          <w:proofErr w:type="spellEnd"/>
-          <w:r>
-            <w:rPr>
-              <w:rFonts w:ascii="Aptos" w:hAnsi="Aptos"/>
-              <w:color w:val="000000"/>
-              <w:lang w:val="en-US"/>
-            </w:rPr>
-            <w:t xml:space="preserve"> et al. (2020)</w:t>
+            <w:t>Kankanamge et al. (2020)</w:t>
           </w:r>
         </w:sdtContent>
       </w:sdt>
@@ -2360,99 +1740,43 @@
         <w:rPr>
           <w:lang w:val="en-US"/>
         </w:rPr>
-        <w:t xml:space="preserve">provide a disaster-specific view of gamification. Their systematic review examines 51 scholarly articles and 35 disaster-related gamified applications. They classify gamified applications into three main purposes: research, education, and intervention. This classification is useful for </w:t>
-      </w:r>
-      <w:proofErr w:type="spellStart"/>
+        <w:t>provide a disaster-specific view of gamification. Their systematic review examines 51 scholarly articles and 35 disaster-related gamified applications. They classify gamified applications into three main purposes: research, education, and intervention. This classification is useful for ReadyAlert because the app mostly fits into the education category, with some possible overlap with intervention if it encourages users to take real preparedness actions. The review also explains that gamification can motivate community engagement through both intrinsic motivation, such as curiosity</w:t>
+      </w:r>
       <w:r>
         <w:rPr>
           <w:lang w:val="en-US"/>
         </w:rPr>
-        <w:t>ReadyAlert</w:t>
-      </w:r>
-      <w:proofErr w:type="spellEnd"/>
+        <w:t>,</w:t>
+      </w:r>
       <w:r>
         <w:rPr>
           <w:lang w:val="en-US"/>
         </w:rPr>
-        <w:t xml:space="preserve"> because the app mostly fits into the education category, with some </w:t>
-      </w:r>
-      <w:proofErr w:type="gramStart"/>
+        <w:t xml:space="preserve"> learning</w:t>
+      </w:r>
       <w:r>
         <w:rPr>
           <w:lang w:val="en-US"/>
         </w:rPr>
-        <w:t>possible overlap</w:t>
-      </w:r>
-      <w:proofErr w:type="gramEnd"/>
+        <w:t>,</w:t>
+      </w:r>
       <w:r>
         <w:rPr>
           <w:lang w:val="en-US"/>
         </w:rPr>
-        <w:t xml:space="preserve"> with intervention if it encourages users to take real preparedness actions. The review also explains that gamification can motivate community engagement through both intrinsic </w:t>
-      </w:r>
-      <w:proofErr w:type="gramStart"/>
+        <w:t xml:space="preserve"> and fun, and extrinsic motivation, such as scores, rewards, </w:t>
+      </w:r>
       <w:r>
         <w:rPr>
           <w:lang w:val="en-US"/>
         </w:rPr>
-        <w:t>motivation</w:t>
-      </w:r>
-      <w:proofErr w:type="gramEnd"/>
+        <w:t xml:space="preserve">badges, </w:t>
+      </w:r>
       <w:r>
         <w:rPr>
           <w:lang w:val="en-US"/>
         </w:rPr>
-        <w:t>, such as curiosity</w:t>
-      </w:r>
-      <w:r>
-        <w:rPr>
-          <w:lang w:val="en-US"/>
-        </w:rPr>
-        <w:t>,</w:t>
-      </w:r>
-      <w:r>
-        <w:rPr>
-          <w:lang w:val="en-US"/>
-        </w:rPr>
-        <w:t xml:space="preserve"> learning</w:t>
-      </w:r>
-      <w:r>
-        <w:rPr>
-          <w:lang w:val="en-US"/>
-        </w:rPr>
-        <w:t>,</w:t>
-      </w:r>
-      <w:r>
-        <w:rPr>
-          <w:lang w:val="en-US"/>
-        </w:rPr>
-        <w:t xml:space="preserve"> and fun, and extrinsic motivation, such as scores, rewards, </w:t>
-      </w:r>
-      <w:r>
-        <w:rPr>
-          <w:lang w:val="en-US"/>
-        </w:rPr>
-        <w:t xml:space="preserve">badges, </w:t>
-      </w:r>
-      <w:r>
-        <w:rPr>
-          <w:lang w:val="en-US"/>
-        </w:rPr>
-        <w:t xml:space="preserve">and goals. This supports the idea that </w:t>
-      </w:r>
-      <w:proofErr w:type="spellStart"/>
-      <w:r>
-        <w:rPr>
-          <w:lang w:val="en-US"/>
-        </w:rPr>
-        <w:t>ReadyAlert</w:t>
-      </w:r>
-      <w:proofErr w:type="spellEnd"/>
-      <w:r>
-        <w:rPr>
-          <w:lang w:val="en-US"/>
-        </w:rPr>
-        <w:t xml:space="preserve"> should include both meaningful content and visible</w:t>
+        <w:t>and goals. This supports the idea that ReadyAlert should include both meaningful content and visible</w:t>
       </w:r>
       <w:r>
         <w:rPr>
@@ -2503,14 +1827,12 @@
         </w:rPr>
         <w:t xml:space="preserve"> provide more recent evidence through a scoping review of gamification teaching in disaster education. Their review included 16 studies from eight countries, with 1744 participants. The reviewed studies covered </w:t>
       </w:r>
-      <w:proofErr w:type="gramStart"/>
       <w:r>
         <w:rPr>
           <w:lang w:val="en-US"/>
         </w:rPr>
         <w:t>different types</w:t>
       </w:r>
-      <w:proofErr w:type="gramEnd"/>
       <w:r>
         <w:rPr>
           <w:lang w:val="en-US"/>
@@ -2527,21 +1849,7 @@
         <w:rPr>
           <w:lang w:val="en-US"/>
         </w:rPr>
-        <w:t xml:space="preserve">tabletop games, virtual reality mobile game-based apps, and escape room games. This is useful for </w:t>
-      </w:r>
-      <w:proofErr w:type="spellStart"/>
-      <w:r>
-        <w:rPr>
-          <w:lang w:val="en-US"/>
-        </w:rPr>
-        <w:t>ReadyAlert</w:t>
-      </w:r>
-      <w:proofErr w:type="spellEnd"/>
-      <w:r>
-        <w:rPr>
-          <w:lang w:val="en-US"/>
-        </w:rPr>
-        <w:t xml:space="preserve"> because it shows that gamification has already been applied to disaster education in several formats, not only in traditional video games.</w:t>
+        <w:t>tabletop games, virtual reality mobile game-based apps, and escape room games. This is useful for ReadyAlert because it shows that gamification has already been applied to disaster education in several formats, not only in traditional video games.</w:t>
       </w:r>
       <w:r>
         <w:rPr>
@@ -2626,35 +1934,7 @@
         <w:rPr>
           <w:lang w:val="en-US"/>
         </w:rPr>
-        <w:t xml:space="preserve"> provide a concrete example of a gamified disaster-prevention smartphone application. Their project focuses on flood disaster evacuation and uses gamification to encourage users to learn about hazard maps, flooded areas, and evacuation points. The app includes a game mode based on Google Street View, </w:t>
-      </w:r>
-      <w:proofErr w:type="spellStart"/>
-      <w:r>
-        <w:rPr>
-          <w:lang w:val="en-US"/>
-        </w:rPr>
-        <w:t>Mapbox</w:t>
-      </w:r>
-      <w:proofErr w:type="spellEnd"/>
-      <w:r>
-        <w:rPr>
-          <w:lang w:val="en-US"/>
-        </w:rPr>
-        <w:t xml:space="preserve">, and hazard map data. Users try to visit evacuation points while avoiding flooded areas, and their performance is measured using elements such as score and ranking. This is directly relevant to </w:t>
-      </w:r>
-      <w:proofErr w:type="spellStart"/>
-      <w:r>
-        <w:rPr>
-          <w:lang w:val="en-US"/>
-        </w:rPr>
-        <w:t>ReadyAlert</w:t>
-      </w:r>
-      <w:proofErr w:type="spellEnd"/>
-      <w:r>
-        <w:rPr>
-          <w:lang w:val="en-US"/>
-        </w:rPr>
-        <w:t xml:space="preserve"> because it demonstrates how real disaster-prevention information can be transformed into an interactive mobile learning experience.</w:t>
+        <w:t xml:space="preserve"> provide a concrete example of a gamified disaster-prevention smartphone application. Their project focuses on flood disaster evacuation and uses gamification to encourage users to learn about hazard maps, flooded areas, and evacuation points. The app includes a game mode based on Google Street View, Mapbox, and hazard map data. Users try to visit evacuation points while avoiding flooded areas, and their performance is measured using elements such as score and ranking. This is directly relevant to ReadyAlert because it demonstrates how real disaster-prevention information can be transformed into an interactive mobile learning experience.</w:t>
       </w:r>
     </w:p>
     <w:p>
@@ -2697,23 +1977,13 @@
           </w:placeholder>
         </w:sdtPr>
         <w:sdtContent>
-          <w:proofErr w:type="spellStart"/>
           <w:r>
             <w:rPr>
               <w:rFonts w:ascii="Aptos" w:hAnsi="Aptos"/>
               <w:color w:val="000000"/>
               <w:lang w:val="en-AT"/>
             </w:rPr>
-            <w:t>Kankanamge</w:t>
-          </w:r>
-          <w:proofErr w:type="spellEnd"/>
-          <w:r>
-            <w:rPr>
-              <w:rFonts w:ascii="Aptos" w:hAnsi="Aptos"/>
-              <w:color w:val="000000"/>
-              <w:lang w:val="en-AT"/>
-            </w:rPr>
-            <w:t xml:space="preserve"> et al. (2020)</w:t>
+            <w:t>Kankanamge et al. (2020)</w:t>
           </w:r>
         </w:sdtContent>
       </w:sdt>
@@ -2721,35 +1991,7 @@
         <w:rPr>
           <w:lang w:val="en-AT"/>
         </w:rPr>
-        <w:t xml:space="preserve"> provides a useful framework to classify apps, however the ones they </w:t>
-      </w:r>
-      <w:proofErr w:type="spellStart"/>
-      <w:r>
-        <w:rPr>
-          <w:lang w:val="en-AT"/>
-        </w:rPr>
-        <w:t>analyzed</w:t>
-      </w:r>
-      <w:proofErr w:type="spellEnd"/>
-      <w:r>
-        <w:rPr>
-          <w:lang w:val="en-AT"/>
-        </w:rPr>
-        <w:t xml:space="preserve"> are all webapps (and some of them no longer exist), which makes </w:t>
-      </w:r>
-      <w:proofErr w:type="spellStart"/>
-      <w:r>
-        <w:rPr>
-          <w:lang w:val="en-AT"/>
-        </w:rPr>
-        <w:t>ReadyAlert</w:t>
-      </w:r>
-      <w:proofErr w:type="spellEnd"/>
-      <w:r>
-        <w:rPr>
-          <w:lang w:val="en-AT"/>
-        </w:rPr>
-        <w:t xml:space="preserve"> ready to fill this gap. </w:t>
+        <w:t xml:space="preserve"> provides a useful framework to classify apps, however the ones they analyzed are all webapps (and some of them no longer exist), which makes ReadyAlert ready to fill this gap. </w:t>
       </w:r>
       <w:r>
         <w:rPr>
@@ -2807,61 +2049,7 @@
               <w:color w:val="000000"/>
               <w:lang w:val="en-AT"/>
             </w:rPr>
-            <w:t>(</w:t>
-          </w:r>
-          <w:proofErr w:type="spellStart"/>
-          <w:r>
-            <w:rPr>
-              <w:rFonts w:ascii="Aptos" w:hAnsi="Aptos"/>
-              <w:color w:val="000000"/>
-              <w:lang w:val="en-AT"/>
-            </w:rPr>
-            <w:t>CombiRisk</w:t>
-          </w:r>
-          <w:proofErr w:type="spellEnd"/>
-          <w:r>
-            <w:rPr>
-              <w:rFonts w:ascii="Aptos" w:hAnsi="Aptos"/>
-              <w:color w:val="000000"/>
-              <w:lang w:val="en-AT"/>
-            </w:rPr>
-            <w:t xml:space="preserve"> Risk-Management GmbH, 2025; </w:t>
-          </w:r>
-          <w:proofErr w:type="spellStart"/>
-          <w:r>
-            <w:rPr>
-              <w:rFonts w:ascii="Aptos" w:hAnsi="Aptos"/>
-              <w:color w:val="000000"/>
-              <w:lang w:val="en-AT"/>
-            </w:rPr>
-            <w:t>Österr</w:t>
-          </w:r>
-          <w:proofErr w:type="spellEnd"/>
-          <w:r>
-            <w:rPr>
-              <w:rFonts w:ascii="Aptos" w:hAnsi="Aptos"/>
-              <w:color w:val="000000"/>
-              <w:lang w:val="en-AT"/>
-            </w:rPr>
-            <w:t xml:space="preserve">. Rotes Kreuz, 2024; SOBOS GmbH, 2026; </w:t>
-          </w:r>
-          <w:proofErr w:type="spellStart"/>
-          <w:r>
-            <w:rPr>
-              <w:rFonts w:ascii="Aptos" w:hAnsi="Aptos"/>
-              <w:color w:val="000000"/>
-              <w:lang w:val="en-AT"/>
-            </w:rPr>
-            <w:t>Ubimet</w:t>
-          </w:r>
-          <w:proofErr w:type="spellEnd"/>
-          <w:r>
-            <w:rPr>
-              <w:rFonts w:ascii="Aptos" w:hAnsi="Aptos"/>
-              <w:color w:val="000000"/>
-              <w:lang w:val="en-AT"/>
-            </w:rPr>
-            <w:t xml:space="preserve"> Int. AG, 2025)</w:t>
+            <w:t>(CombiRisk Risk-Management GmbH, 2025; Österr. Rotes Kreuz, 2024; SOBOS GmbH, 2026; Ubimet Int. AG, 2025)</w:t>
           </w:r>
         </w:sdtContent>
       </w:sdt>
@@ -2891,61 +2079,7 @@
               <w:color w:val="000000"/>
               <w:lang w:val="en-AT"/>
             </w:rPr>
-            <w:t xml:space="preserve">(Austrian Federal Ministry of Agriculture Forestry Climate and Environmental Protection Regions and Water Management, n.d.; </w:t>
-          </w:r>
-          <w:proofErr w:type="spellStart"/>
-          <w:r>
-            <w:rPr>
-              <w:rFonts w:ascii="Aptos" w:hAnsi="Aptos"/>
-              <w:color w:val="000000"/>
-              <w:lang w:val="en-AT"/>
-            </w:rPr>
-            <w:t>GeoSphere</w:t>
-          </w:r>
-          <w:proofErr w:type="spellEnd"/>
-          <w:r>
-            <w:rPr>
-              <w:rFonts w:ascii="Aptos" w:hAnsi="Aptos"/>
-              <w:color w:val="000000"/>
-              <w:lang w:val="en-AT"/>
-            </w:rPr>
-            <w:t xml:space="preserve"> Austria, n.d.; Rundfunk und Telekom </w:t>
-          </w:r>
-          <w:proofErr w:type="spellStart"/>
-          <w:r>
-            <w:rPr>
-              <w:rFonts w:ascii="Aptos" w:hAnsi="Aptos"/>
-              <w:color w:val="000000"/>
-              <w:lang w:val="en-AT"/>
-            </w:rPr>
-            <w:t>Regulierungs</w:t>
-          </w:r>
-          <w:proofErr w:type="spellEnd"/>
-          <w:r>
-            <w:rPr>
-              <w:rFonts w:ascii="Aptos" w:hAnsi="Aptos"/>
-              <w:color w:val="000000"/>
-              <w:lang w:val="en-AT"/>
-            </w:rPr>
-            <w:t xml:space="preserve"> GmbH, n.d.; </w:t>
-          </w:r>
-          <w:proofErr w:type="spellStart"/>
-          <w:r>
-            <w:rPr>
-              <w:rFonts w:ascii="Aptos" w:hAnsi="Aptos"/>
-              <w:color w:val="000000"/>
-              <w:lang w:val="en-AT"/>
-            </w:rPr>
-            <w:t>Zippenfenig</w:t>
-          </w:r>
-          <w:proofErr w:type="spellEnd"/>
-          <w:r>
-            <w:rPr>
-              <w:rFonts w:ascii="Aptos" w:hAnsi="Aptos"/>
-              <w:color w:val="000000"/>
-              <w:lang w:val="en-AT"/>
-            </w:rPr>
-            <w:t>, 2023)</w:t>
+            <w:t>(Austrian Federal Ministry of Agriculture Forestry Climate and Environmental Protection Regions and Water Management, n.d.; GeoSphere Austria, n.d.; Rundfunk und Telekom Regulierungs GmbH, n.d.; Zippenfenig, 2023)</w:t>
           </w:r>
         </w:sdtContent>
       </w:sdt>
@@ -2982,25 +2116,7 @@
               <w:color w:val="000000"/>
               <w:lang w:val="en-AT"/>
             </w:rPr>
-            <w:t xml:space="preserve">(Bai et al., 2024; Deterding et al., 2011; </w:t>
-          </w:r>
-          <w:proofErr w:type="spellStart"/>
-          <w:r>
-            <w:rPr>
-              <w:rFonts w:ascii="Aptos" w:hAnsi="Aptos"/>
-              <w:color w:val="000000"/>
-              <w:lang w:val="en-AT"/>
-            </w:rPr>
-            <w:t>Kankanamge</w:t>
-          </w:r>
-          <w:proofErr w:type="spellEnd"/>
-          <w:r>
-            <w:rPr>
-              <w:rFonts w:ascii="Aptos" w:hAnsi="Aptos"/>
-              <w:color w:val="000000"/>
-              <w:lang w:val="en-AT"/>
-            </w:rPr>
-            <w:t xml:space="preserve"> et al., 2020; Matsuno et al., 2021)</w:t>
+            <w:t>(Bai et al., 2024; Deterding et al., 2011; Kankanamge et al., 2020; Matsuno et al., 2021)</w:t>
           </w:r>
         </w:sdtContent>
       </w:sdt>
@@ -3021,21 +2137,3097 @@
         <w:rPr>
           <w:lang w:val="en-AT"/>
         </w:rPr>
-        <w:t xml:space="preserve">The main gap is that these areas are often treated separately. Existing apps may provide alerts, first-aid guidance, weather warnings, flood information, or environmental data, but they rarely combine these categories into a single local preparedness tool. Similarly, gamification research supports engagement and learning, but many real-world warning or environmental apps do not integrate gamified preparedness features. </w:t>
-      </w:r>
-      <w:proofErr w:type="spellStart"/>
-      <w:r>
-        <w:rPr>
-          <w:lang w:val="en-AT"/>
-        </w:rPr>
-        <w:t>ReadyAlert</w:t>
-      </w:r>
-      <w:proofErr w:type="spellEnd"/>
-      <w:r>
-        <w:rPr>
-          <w:lang w:val="en-AT"/>
-        </w:rPr>
-        <w:t xml:space="preserve"> is designed to explore this gap by combining Austria-focused disaster awareness, environmental information, preparedness resources, and gamified learning in one Android prototype.</w:t>
+        <w:t>The main gap is that these areas are often treated separately. Existing apps may provide alerts, first-aid guidance, weather warnings, flood information, or environmental data, but they rarely combine these categories into a single local preparedness tool. Similarly, gamification research supports engagement and learning, but many real-world warning or environmental apps do not integrate gamified preparedness features. ReadyAlert is designed to explore this gap by combining Austria-focused disaster awareness, environmental information, preparedness resources, and gamified learning in one Android prototype.</w:t>
+      </w:r>
+    </w:p>
+    <w:p>
+      <w:pPr>
+        <w:pStyle w:val="Heading1"/>
+      </w:pPr>
+      <w:r>
+        <w:t>Project and system design</w:t>
+      </w:r>
+    </w:p>
+    <w:p>
+      <w:pPr>
+        <w:pStyle w:val="Heading2"/>
+      </w:pPr>
+      <w:r>
+        <w:t>System overview</w:t>
+      </w:r>
+    </w:p>
+    <w:p>
+      <w:pPr>
+        <w:rPr>
+          <w:lang w:val="en-AT"/>
+        </w:rPr>
+      </w:pPr>
+      <w:r>
+        <w:rPr>
+          <w:lang w:val="en-AT"/>
+        </w:rPr>
+        <w:t>The project is an Android mobile application for local disaster preparedness and response. It combines real-time emergency information with gamified learning features to make disaster preparedness more accessible, engaging, and practical.</w:t>
+      </w:r>
+    </w:p>
+    <w:p>
+      <w:pPr>
+        <w:rPr>
+          <w:lang w:val="en-AT"/>
+        </w:rPr>
+      </w:pPr>
+      <w:r>
+        <w:rPr>
+          <w:lang w:val="en-AT"/>
+        </w:rPr>
+        <w:t xml:space="preserve">The app is based on the template </w:t>
+      </w:r>
+      <w:r>
+        <w:rPr>
+          <w:b/>
+          <w:bCs/>
+          <w:lang w:val="en-AT"/>
+        </w:rPr>
+        <w:t>“Developing a Mobile App for Local Disaster Preparedness and Response”</w:t>
+      </w:r>
+      <w:r>
+        <w:rPr>
+          <w:b/>
+          <w:bCs/>
+          <w:lang w:val="en-AT"/>
+        </w:rPr>
+        <w:t>.</w:t>
+      </w:r>
+      <w:r>
+        <w:rPr>
+          <w:lang w:val="en-AT"/>
+        </w:rPr>
+        <w:t xml:space="preserve"> Its target users are young to middle-aged adults in Austria who want quick access to disaster information, weather risks, local alerts, emergency numbers, and preparedness guidance. This group may often have young children at home, which can increase the motivation to prepare and learn.</w:t>
+      </w:r>
+    </w:p>
+    <w:p>
+      <w:pPr>
+        <w:rPr>
+          <w:lang w:val="en-AT"/>
+        </w:rPr>
+      </w:pPr>
+      <w:r>
+        <w:rPr>
+          <w:lang w:val="en-AT"/>
+        </w:rPr>
+        <w:t>The project domain is local disaster preparedness and response, implemented as a React Native Android app. The app addresses two main needs:</w:t>
+      </w:r>
+    </w:p>
+    <w:p>
+      <w:pPr>
+        <w:pStyle w:val="ListParagraph"/>
+        <w:numPr>
+          <w:ilvl w:val="0"/>
+          <w:numId w:val="3"/>
+        </w:numPr>
+        <w:rPr>
+          <w:lang w:val="en-AT"/>
+        </w:rPr>
+      </w:pPr>
+      <w:r>
+        <w:rPr>
+          <w:lang w:val="en-AT"/>
+        </w:rPr>
+        <w:t>Users need reliable, location-relevant emergency information, including weather conditions, alerts, air quality, radiation data, emergency numbers, and local resources.</w:t>
+      </w:r>
+    </w:p>
+    <w:p>
+      <w:pPr>
+        <w:pStyle w:val="ListParagraph"/>
+        <w:numPr>
+          <w:ilvl w:val="0"/>
+          <w:numId w:val="3"/>
+        </w:numPr>
+        <w:rPr>
+          <w:lang w:val="en-AT"/>
+        </w:rPr>
+      </w:pPr>
+      <w:r>
+        <w:rPr>
+          <w:lang w:val="en-AT"/>
+        </w:rPr>
+        <w:t>Users need to build preparedness before emergencies through checklists, short learning content, quizzes, and preparedness badges.</w:t>
+      </w:r>
+    </w:p>
+    <w:p>
+      <w:pPr>
+        <w:pStyle w:val="Heading2"/>
+      </w:pPr>
+      <w:r>
+        <w:t>S</w:t>
+      </w:r>
+      <w:r>
+        <w:t xml:space="preserve">ystem </w:t>
+      </w:r>
+      <w:r>
+        <w:t>a</w:t>
+      </w:r>
+      <w:r>
+        <w:t>rchitecture</w:t>
+      </w:r>
+      <w:r>
+        <w:t xml:space="preserve"> and technologies</w:t>
+      </w:r>
+    </w:p>
+    <w:p>
+      <w:pPr>
+        <w:rPr>
+          <w:lang w:val="en-US"/>
+        </w:rPr>
+      </w:pPr>
+      <w:r>
+        <w:rPr>
+          <w:lang w:val="en-US"/>
+        </w:rPr>
+        <w:t>The application follows a mobile-first architecture based on React Native and Expo. This supports efficient Android development and access to mobile features such as GPS, notifications, local storage, and background activity. Although the stack also supports iOS, development is limited to Android because no iOS device is available.</w:t>
+      </w:r>
+    </w:p>
+    <w:p>
+      <w:pPr>
+        <w:keepNext/>
+        <w:rPr>
+          <w:lang w:val="en-US"/>
+        </w:rPr>
+      </w:pPr>
+      <w:r>
+        <w:rPr>
+          <w:lang w:val="en-US"/>
+        </w:rPr>
+        <w:t>The app is structured around the mobile frontend, local device services, local data storage, and external public APIs. The React Native frontend handles the user interface, navigation, app</w:t>
+      </w:r>
+      <w:r>
+        <w:rPr>
+          <w:lang w:val="en-US"/>
+        </w:rPr>
+        <w:t xml:space="preserve"> </w:t>
+      </w:r>
+      <w:r>
+        <w:rPr>
+          <w:lang w:val="en-US"/>
+        </w:rPr>
+        <w:t xml:space="preserve">state, and interaction logic, while Expo simplifies development, testing, and access to device </w:t>
+      </w:r>
+      <w:r>
+        <w:rPr>
+          <w:lang w:val="en-US"/>
+        </w:rPr>
+        <w:lastRenderedPageBreak/>
+        <w:t>features. The overall structure is shown in Figure 1.</w:t>
+      </w:r>
+      <w:r>
+        <w:rPr>
+          <w:noProof/>
+          <w:lang w:val="en-AT"/>
+        </w:rPr>
+        <w:drawing>
+          <wp:inline distT="0" distB="0" distL="0" distR="0" wp14:anchorId="591B89E6" wp14:editId="108630C6">
+            <wp:extent cx="5374915" cy="2890520"/>
+            <wp:effectExtent l="0" t="0" r="0" b="0"/>
+            <wp:docPr id="1531177476" name="Picture 1"/>
+            <wp:cNvGraphicFramePr>
+              <a:graphicFrameLocks xmlns:a="http://schemas.openxmlformats.org/drawingml/2006/main" noChangeAspect="1"/>
+            </wp:cNvGraphicFramePr>
+            <a:graphic xmlns:a="http://schemas.openxmlformats.org/drawingml/2006/main">
+              <a:graphicData uri="http://schemas.openxmlformats.org/drawingml/2006/picture">
+                <pic:pic xmlns:pic="http://schemas.openxmlformats.org/drawingml/2006/picture">
+                  <pic:nvPicPr>
+                    <pic:cNvPr id="1531177476" name=""/>
+                    <pic:cNvPicPr/>
+                  </pic:nvPicPr>
+                  <pic:blipFill>
+                    <a:blip r:embed="rId6"/>
+                    <a:stretch>
+                      <a:fillRect/>
+                    </a:stretch>
+                  </pic:blipFill>
+                  <pic:spPr>
+                    <a:xfrm>
+                      <a:off x="0" y="0"/>
+                      <a:ext cx="5389887" cy="2898572"/>
+                    </a:xfrm>
+                    <a:prstGeom prst="rect">
+                      <a:avLst/>
+                    </a:prstGeom>
+                  </pic:spPr>
+                </pic:pic>
+              </a:graphicData>
+            </a:graphic>
+          </wp:inline>
+        </w:drawing>
+      </w:r>
+    </w:p>
+    <w:p>
+      <w:pPr>
+        <w:pStyle w:val="Caption"/>
+        <w:rPr>
+          <w:lang w:val="en-AT"/>
+        </w:rPr>
+      </w:pPr>
+      <w:r>
+        <w:rPr>
+          <w:lang w:val="en-US"/>
+        </w:rPr>
+        <w:t xml:space="preserve">Figure </w:t>
+      </w:r>
+      <w:r>
+        <w:fldChar w:fldCharType="begin"/>
+      </w:r>
+      <w:r>
+        <w:rPr>
+          <w:lang w:val="en-US"/>
+        </w:rPr>
+        <w:instrText xml:space="preserve"> SEQ Figure \* ARABIC </w:instrText>
+      </w:r>
+      <w:r>
+        <w:fldChar w:fldCharType="separate"/>
+      </w:r>
+      <w:r>
+        <w:rPr>
+          <w:noProof/>
+          <w:lang w:val="en-US"/>
+        </w:rPr>
+        <w:t>1</w:t>
+      </w:r>
+      <w:r>
+        <w:fldChar w:fldCharType="end"/>
+      </w:r>
+      <w:r>
+        <w:rPr>
+          <w:lang w:val="en-US"/>
+        </w:rPr>
+        <w:t>: System architecture diagram</w:t>
+      </w:r>
+    </w:p>
+    <w:p>
+      <w:pPr>
+        <w:rPr>
+          <w:lang w:val="en-AT"/>
+        </w:rPr>
+      </w:pPr>
+      <w:r>
+        <w:rPr>
+          <w:lang w:val="en-AT"/>
+        </w:rPr>
+        <w:t>A local SQLite database stores data that should persist between sessions, including locations, preparedness progress, badge status, and cached dashboard data. This is important because users may need access to previously loaded information when the network connection is unstable.</w:t>
+      </w:r>
+    </w:p>
+    <w:p>
+      <w:pPr>
+        <w:rPr>
+          <w:lang w:val="en-AT"/>
+        </w:rPr>
+      </w:pPr>
+      <w:r>
+        <w:rPr>
+          <w:lang w:val="en-AT"/>
+        </w:rPr>
+        <w:t>GPS data is used to provide location-based information. When users choose their current or a custom location, the app uses that location to request relevant data from external REST APIs.</w:t>
+      </w:r>
+    </w:p>
+    <w:p>
+      <w:pPr>
+        <w:rPr>
+          <w:lang w:val="en-AT"/>
+        </w:rPr>
+      </w:pPr>
+      <w:r>
+        <w:rPr>
+          <w:lang w:val="en-AT"/>
+        </w:rPr>
+        <w:t>Device notifications are used for alerts and preparedness reminders. Alerts inform users about relevant weather or disaster events, while reminders notify them when their preparedness status has expired. Background notifications help users stay informed without manually refreshing the app, but this feature may be adjusted depending on mobile OS restrictions and Expo capabilities.</w:t>
+      </w:r>
+    </w:p>
+    <w:p>
+      <w:pPr>
+        <w:rPr>
+          <w:lang w:val="en-AT"/>
+        </w:rPr>
+      </w:pPr>
+      <w:r>
+        <w:rPr>
+          <w:lang w:val="en-AT"/>
+        </w:rPr>
+        <w:t>External REST APIs provide real-time public data such as weather, disaster alerts, air quality, and radiation information. Since the app uses third-party data sources, it includes a license and credits section for providers such as GeoSphere Austria and the Copernicus Atmosphere Monitoring Service.</w:t>
+      </w:r>
+    </w:p>
+    <w:p>
+      <w:pPr>
+        <w:rPr>
+          <w:lang w:val="en-AT"/>
+        </w:rPr>
+      </w:pPr>
+      <w:r>
+        <w:rPr>
+          <w:lang w:val="en-AT"/>
+        </w:rPr>
+        <w:t>Git and Github will be used for version control and tracking changes both in the report as well as in the app development process.</w:t>
+      </w:r>
+    </w:p>
+    <w:p>
+      <w:pPr>
+        <w:rPr>
+          <w:lang w:val="en-AT"/>
+        </w:rPr>
+      </w:pPr>
+      <w:r>
+        <w:rPr>
+          <w:lang w:val="en-AT"/>
+        </w:rPr>
+        <w:t>This architecture fits the project scope because it keeps the app lightweight and realistic. React Native and Expo reduce development complexity, SQLite provides local persistence, GPS and notifications enable location-based mobile features, and REST APIs supply the live data needed for disaster preparedness and response.</w:t>
+      </w:r>
+    </w:p>
+    <w:p>
+      <w:pPr>
+        <w:pStyle w:val="Heading2"/>
+      </w:pPr>
+      <w:r>
+        <w:t>User Interface</w:t>
+      </w:r>
+      <w:r>
+        <w:t xml:space="preserve"> and d</w:t>
+      </w:r>
+      <w:r>
+        <w:t>esign</w:t>
+      </w:r>
+      <w:r>
+        <w:t xml:space="preserve"> rationale</w:t>
+      </w:r>
+    </w:p>
+    <w:p>
+      <w:pPr>
+        <w:rPr>
+          <w:lang w:val="en-AT"/>
+        </w:rPr>
+      </w:pPr>
+      <w:r>
+        <w:rPr>
+          <w:lang w:val="en-AT"/>
+        </w:rPr>
+        <w:t xml:space="preserve">The design of the application is based on the needs of users in the disaster preparedness and response domain. In this context, users need information that is quick to understand, location-relevant, and reliable. During an emergency, users may be stressed or under time pressure, so </w:t>
+      </w:r>
+      <w:r>
+        <w:rPr>
+          <w:lang w:val="en-AT"/>
+        </w:rPr>
+        <w:lastRenderedPageBreak/>
+        <w:t>the interface must avoid unnecessary complexity. For this reason, the app uses a minimal Material Design-inspired layout with dark mode as the default visual style.</w:t>
+      </w:r>
+    </w:p>
+    <w:p>
+      <w:pPr>
+        <w:rPr>
+          <w:lang w:val="en-AT"/>
+        </w:rPr>
+      </w:pPr>
+      <w:r>
+        <w:rPr>
+          <w:lang w:val="en-AT"/>
+        </w:rPr>
+        <w:t xml:space="preserve">The app is organised around a small number of clearly separated areas: the main dashboard, national information, emergency resources, learning </w:t>
+      </w:r>
+      <w:r>
+        <w:rPr>
+          <w:lang w:val="en-AT"/>
+        </w:rPr>
+        <w:t>centre</w:t>
+      </w:r>
+      <w:r>
+        <w:rPr>
+          <w:lang w:val="en-AT"/>
+        </w:rPr>
+        <w:t xml:space="preserve">, and settings. This structure supports both immediate response and long-term preparedness. </w:t>
+      </w:r>
+    </w:p>
+    <w:p>
+      <w:pPr>
+        <w:pStyle w:val="Heading3"/>
+      </w:pPr>
+      <w:r>
+        <w:t xml:space="preserve">Main </w:t>
+      </w:r>
+      <w:r>
+        <w:t>d</w:t>
+      </w:r>
+      <w:r>
+        <w:t>ashboard</w:t>
+      </w:r>
+    </w:p>
+    <w:p>
+      <w:pPr>
+        <w:rPr>
+          <w:lang w:val="en-AT"/>
+        </w:rPr>
+      </w:pPr>
+      <w:r>
+        <w:rPr>
+          <w:lang w:val="en-AT"/>
+        </w:rPr>
+        <w:t>The main dashboard is the central screen of the application. It provides live information for the selected location, including weather conditions, local alerts, radiation information, air quality, and a summary of the user’s preparedness status.</w:t>
+      </w:r>
+    </w:p>
+    <w:p>
+      <w:pPr>
+        <w:rPr>
+          <w:lang w:val="en-AT"/>
+        </w:rPr>
+      </w:pPr>
+      <w:r>
+        <w:rPr>
+          <w:lang w:val="en-AT"/>
+        </w:rPr>
+        <w:t>At the top of the dashboard, the user can switch between their current GPS location and a custom location. This design choice supports users who want to monitor both their own area and another relevant place, for example where family members live. When the selected location changes, the dashboard updates accordingly.</w:t>
+      </w:r>
+      <w:r>
+        <w:rPr>
+          <w:lang w:val="en-AT"/>
+        </w:rPr>
+        <w:t xml:space="preserve"> This feature is inspired by the NERV Japanese app for disaster alerts </w:t>
+      </w:r>
+      <w:sdt>
+        <w:sdtPr>
+          <w:rPr>
+            <w:rFonts w:ascii="Aptos" w:hAnsi="Aptos"/>
+            <w:color w:val="000000"/>
+            <w:lang w:val="en-AT"/>
+          </w:rPr>
+          <w:tag w:val="MENDELEY_CITATION_v3_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"/>
+          <w:id w:val="-1996255297"/>
+          <w:placeholder>
+            <w:docPart w:val="D8ABBB3D3D284CABA6043723BCC22183"/>
+          </w:placeholder>
+        </w:sdtPr>
+        <w:sdtContent>
+          <w:r>
+            <w:rPr>
+              <w:rFonts w:ascii="Aptos" w:hAnsi="Aptos"/>
+              <w:color w:val="000000"/>
+              <w:lang w:val="en-AT"/>
+            </w:rPr>
+            <w:t>(Gehirn Inc., 2026)</w:t>
+          </w:r>
+        </w:sdtContent>
+      </w:sdt>
+      <w:r>
+        <w:rPr>
+          <w:lang w:val="en-AT"/>
+        </w:rPr>
+        <w:t>.</w:t>
+      </w:r>
+    </w:p>
+    <w:p>
+      <w:pPr>
+        <w:pStyle w:val="Heading3"/>
+      </w:pPr>
+      <w:r>
+        <w:t xml:space="preserve">National </w:t>
+      </w:r>
+      <w:r>
+        <w:t>i</w:t>
+      </w:r>
+      <w:r>
+        <w:t>nformation</w:t>
+      </w:r>
+    </w:p>
+    <w:p>
+      <w:pPr>
+        <w:rPr>
+          <w:lang w:val="en-AT"/>
+        </w:rPr>
+      </w:pPr>
+      <w:r>
+        <w:rPr>
+          <w:lang w:val="en-AT"/>
+        </w:rPr>
+        <w:t xml:space="preserve">The national information section gives users a broader overview of conditions across Austria. It shows weather conditions for the capital city of each Austrian state and includes a coloured map for </w:t>
+      </w:r>
+      <w:r>
+        <w:rPr>
+          <w:lang w:val="en-AT"/>
+        </w:rPr>
+        <w:t xml:space="preserve">visuals. </w:t>
+      </w:r>
+      <w:r>
+        <w:rPr>
+          <w:lang w:val="en-AT"/>
+        </w:rPr>
+        <w:t xml:space="preserve">This design </w:t>
+      </w:r>
+      <w:r>
+        <w:rPr>
+          <w:lang w:val="en-AT"/>
+        </w:rPr>
+        <w:t xml:space="preserve">idea was chosen </w:t>
+      </w:r>
+      <w:r>
+        <w:rPr>
+          <w:lang w:val="en-AT"/>
+        </w:rPr>
+        <w:t>because disasters and severe weather events often affect larger regions, not only one city or district. A national overview helps users understand whether their local situation is isolated or part of a wider event.</w:t>
+      </w:r>
+    </w:p>
+    <w:p>
+      <w:pPr>
+        <w:pStyle w:val="Heading3"/>
+      </w:pPr>
+      <w:r>
+        <w:t xml:space="preserve">Emergency </w:t>
+      </w:r>
+      <w:r>
+        <w:t>r</w:t>
+      </w:r>
+      <w:r>
+        <w:t>esources</w:t>
+      </w:r>
+    </w:p>
+    <w:p>
+      <w:pPr>
+        <w:rPr>
+          <w:lang w:val="en-AT"/>
+        </w:rPr>
+      </w:pPr>
+      <w:r>
+        <w:rPr>
+          <w:lang w:val="en-AT"/>
+        </w:rPr>
+        <w:t>The emergency section provides quick access to important emergency numbers, official resources, and basic response guidance. This section is designed for speed and clarity</w:t>
+      </w:r>
+      <w:r>
+        <w:rPr>
+          <w:lang w:val="en-AT"/>
+        </w:rPr>
+        <w:t xml:space="preserve">, </w:t>
+      </w:r>
+      <w:r>
+        <w:rPr>
+          <w:lang w:val="en-AT"/>
+        </w:rPr>
+        <w:t xml:space="preserve">to find essential contact information without navigating through </w:t>
+      </w:r>
+      <w:r>
+        <w:rPr>
+          <w:lang w:val="en-AT"/>
+        </w:rPr>
+        <w:t>lots of</w:t>
+      </w:r>
+      <w:r>
+        <w:rPr>
+          <w:lang w:val="en-AT"/>
+        </w:rPr>
+        <w:t xml:space="preserve"> content</w:t>
+      </w:r>
+      <w:r>
+        <w:rPr>
+          <w:lang w:val="en-AT"/>
+        </w:rPr>
+        <w:t>.</w:t>
+      </w:r>
+    </w:p>
+    <w:p>
+      <w:pPr>
+        <w:pStyle w:val="Heading3"/>
+      </w:pPr>
+      <w:r>
+        <w:t xml:space="preserve">Learning </w:t>
+      </w:r>
+      <w:r>
+        <w:t>centre</w:t>
+      </w:r>
+    </w:p>
+    <w:p>
+      <w:pPr>
+        <w:rPr>
+          <w:lang w:val="en-AT"/>
+        </w:rPr>
+      </w:pPr>
+      <w:r>
+        <w:rPr>
+          <w:lang w:val="en-AT"/>
+        </w:rPr>
+        <w:t xml:space="preserve">The learning </w:t>
+      </w:r>
+      <w:r>
+        <w:rPr>
+          <w:lang w:val="en-AT"/>
+        </w:rPr>
+        <w:t>centre</w:t>
+      </w:r>
+      <w:r>
+        <w:rPr>
+          <w:lang w:val="en-AT"/>
+        </w:rPr>
+        <w:t xml:space="preserve"> supports long-term preparedness. It is not placed as one of the main emergency tabs because it is mainly used before an emergency, not during one. Instead, it is accessible as an additional preparedness feature.</w:t>
+      </w:r>
+      <w:r>
+        <w:rPr>
+          <w:lang w:val="en-AT"/>
+        </w:rPr>
+        <w:t xml:space="preserve"> </w:t>
+      </w:r>
+      <w:r>
+        <w:rPr>
+          <w:lang w:val="en-AT"/>
+        </w:rPr>
+        <w:t>Users can choose a preparedness topic, read short guidance material, complete checklists, and answer quiz questions. After completing a topic, the app assesses the user’s preparedness level and grants a badge.</w:t>
+      </w:r>
+    </w:p>
+    <w:p>
+      <w:pPr>
+        <w:rPr>
+          <w:lang w:val="en-AT"/>
+        </w:rPr>
+      </w:pPr>
+      <w:r>
+        <w:rPr>
+          <w:lang w:val="en-AT"/>
+        </w:rPr>
+        <w:t>Possible learning topics include first aid, heatwave preparedness, storm and power outage preparedness, and emergency bag preparation.</w:t>
+      </w:r>
+    </w:p>
+    <w:p>
+      <w:pPr>
+        <w:rPr>
+          <w:lang w:val="en-AT"/>
+        </w:rPr>
+      </w:pPr>
+      <w:r>
+        <w:rPr>
+          <w:lang w:val="en-AT"/>
+        </w:rPr>
+        <w:t>The badge system is designed to encourage repeated engagement. Preparedness status decreases over time, and after three months the user receives a notification reminding them to recheck their preparedness. This reflects the idea that emergency knowledge and household readiness should be refreshed regularly.</w:t>
+      </w:r>
+    </w:p>
+    <w:p>
+      <w:pPr>
+        <w:pStyle w:val="Heading3"/>
+      </w:pPr>
+      <w:r>
+        <w:t xml:space="preserve">Settings, </w:t>
+      </w:r>
+      <w:r>
+        <w:t>l</w:t>
+      </w:r>
+      <w:r>
+        <w:t xml:space="preserve">icenses, and </w:t>
+      </w:r>
+      <w:r>
+        <w:t>c</w:t>
+      </w:r>
+      <w:r>
+        <w:t>redits</w:t>
+      </w:r>
+    </w:p>
+    <w:p>
+      <w:pPr>
+        <w:rPr>
+          <w:lang w:val="en-AT"/>
+        </w:rPr>
+      </w:pPr>
+      <w:r>
+        <w:rPr>
+          <w:lang w:val="en-AT"/>
+        </w:rPr>
+        <w:t xml:space="preserve">The settings section includes general preferences, notification settings, and a license and credits area. The credits section is important </w:t>
+      </w:r>
+      <w:r>
+        <w:rPr>
+          <w:lang w:val="en-AT"/>
+        </w:rPr>
+        <w:t>t</w:t>
+      </w:r>
+      <w:r>
+        <w:rPr>
+          <w:lang w:val="en-AT"/>
+        </w:rPr>
+        <w:t>his improves transparency and ensures that licensing requirements are respected.</w:t>
+      </w:r>
+    </w:p>
+    <w:p>
+      <w:pPr>
+        <w:pStyle w:val="Heading2"/>
+      </w:pPr>
+      <w:r>
+        <w:lastRenderedPageBreak/>
+        <w:t xml:space="preserve">Development </w:t>
+      </w:r>
+      <w:r>
+        <w:t>p</w:t>
+      </w:r>
+      <w:r>
+        <w:t>lan</w:t>
+      </w:r>
+    </w:p>
+    <w:p>
+      <w:pPr>
+        <w:rPr>
+          <w:lang w:val="en-AT"/>
+        </w:rPr>
+      </w:pPr>
+      <w:r>
+        <w:rPr>
+          <w:lang w:val="en-AT"/>
+        </w:rPr>
+        <w:t xml:space="preserve">The workplan is divided into several major phases. </w:t>
+      </w:r>
+      <w:r>
+        <w:rPr>
+          <w:lang w:val="en-AT"/>
+        </w:rPr>
+        <w:t>They follow a sequential order but at the same time, some processes such as report writing, and testing and iteration are continuous and go across the entire project. They are described as follows:</w:t>
+      </w:r>
+    </w:p>
+    <w:p>
+      <w:pPr>
+        <w:pStyle w:val="ListParagraph"/>
+        <w:numPr>
+          <w:ilvl w:val="0"/>
+          <w:numId w:val="2"/>
+        </w:numPr>
+        <w:rPr>
+          <w:lang w:val="en-AT"/>
+        </w:rPr>
+      </w:pPr>
+      <w:r>
+        <w:rPr>
+          <w:b/>
+          <w:bCs/>
+          <w:lang w:val="en-AT"/>
+        </w:rPr>
+        <w:t>R</w:t>
+      </w:r>
+      <w:r>
+        <w:rPr>
+          <w:b/>
+          <w:bCs/>
+          <w:lang w:val="en-AT"/>
+        </w:rPr>
+        <w:t>equirements and market research</w:t>
+      </w:r>
+      <w:r>
+        <w:rPr>
+          <w:lang w:val="en-AT"/>
+        </w:rPr>
+        <w:t>. This includes deciding the project template, identifying the use cases, researching disaster preparedness needs in Austria, deciding which resources and external APIs are viable, and brainstorming the main app features.</w:t>
+      </w:r>
+    </w:p>
+    <w:p>
+      <w:pPr>
+        <w:pStyle w:val="ListParagraph"/>
+        <w:numPr>
+          <w:ilvl w:val="0"/>
+          <w:numId w:val="2"/>
+        </w:numPr>
+        <w:rPr>
+          <w:lang w:val="en-AT"/>
+        </w:rPr>
+      </w:pPr>
+      <w:r>
+        <w:rPr>
+          <w:b/>
+          <w:bCs/>
+          <w:lang w:val="en-AT"/>
+        </w:rPr>
+        <w:t>UI and UX design</w:t>
+      </w:r>
+      <w:r>
+        <w:rPr>
+          <w:lang w:val="en-AT"/>
+        </w:rPr>
+        <w:t>. This includes creating wireframes and designing a first draft of the dashboard, bottom navigation, learning mode, emergency tab, national overview, and settings screen.</w:t>
+      </w:r>
+    </w:p>
+    <w:p>
+      <w:pPr>
+        <w:pStyle w:val="ListParagraph"/>
+        <w:numPr>
+          <w:ilvl w:val="0"/>
+          <w:numId w:val="2"/>
+        </w:numPr>
+        <w:rPr>
+          <w:lang w:val="en-AT"/>
+        </w:rPr>
+      </w:pPr>
+      <w:r>
+        <w:rPr>
+          <w:b/>
+          <w:bCs/>
+          <w:lang w:val="en-AT"/>
+        </w:rPr>
+        <w:t>Report writing</w:t>
+      </w:r>
+      <w:r>
+        <w:rPr>
+          <w:lang w:val="en-AT"/>
+        </w:rPr>
+        <w:t>. Includes developing this report for both the preliminary submission and the final one.</w:t>
+      </w:r>
+    </w:p>
+    <w:p>
+      <w:pPr>
+        <w:pStyle w:val="ListParagraph"/>
+        <w:numPr>
+          <w:ilvl w:val="0"/>
+          <w:numId w:val="2"/>
+        </w:numPr>
+        <w:rPr>
+          <w:lang w:val="en-AT"/>
+        </w:rPr>
+      </w:pPr>
+      <w:r>
+        <w:rPr>
+          <w:b/>
+          <w:bCs/>
+          <w:lang w:val="en-AT"/>
+        </w:rPr>
+        <w:t>P</w:t>
+      </w:r>
+      <w:r>
+        <w:rPr>
+          <w:b/>
+          <w:bCs/>
+          <w:lang w:val="en-AT"/>
+        </w:rPr>
+        <w:t>rototype development</w:t>
+      </w:r>
+      <w:r>
+        <w:rPr>
+          <w:lang w:val="en-AT"/>
+        </w:rPr>
+        <w:t>. This includes setting up the Expo React Native project, basic navigation structure, dark mode styling, basic reusable components, and the Dashboard page as the main feature that should work for the preliminary submission. The UI frontend at this step may be in a draft version.</w:t>
+      </w:r>
+    </w:p>
+    <w:p>
+      <w:pPr>
+        <w:pStyle w:val="ListParagraph"/>
+        <w:numPr>
+          <w:ilvl w:val="0"/>
+          <w:numId w:val="2"/>
+        </w:numPr>
+        <w:rPr>
+          <w:lang w:val="en-AT"/>
+        </w:rPr>
+      </w:pPr>
+      <w:r>
+        <w:rPr>
+          <w:b/>
+          <w:bCs/>
+          <w:lang w:val="en-AT"/>
+        </w:rPr>
+        <w:t>APIs integration</w:t>
+      </w:r>
+      <w:r>
+        <w:rPr>
+          <w:lang w:val="en-AT"/>
+        </w:rPr>
+        <w:t xml:space="preserve"> and </w:t>
+      </w:r>
+      <w:r>
+        <w:rPr>
+          <w:b/>
+          <w:bCs/>
+          <w:lang w:val="en-AT"/>
+        </w:rPr>
+        <w:t>UI components implementation</w:t>
+      </w:r>
+      <w:r>
+        <w:rPr>
+          <w:lang w:val="en-AT"/>
+        </w:rPr>
+        <w:t>. This includes implementing the business logic for GPS sensor access, current location handling, custom location selection, and all REST API calls, for both local and national view tabs. At the same time, the frontend UI components to display the information must be implemented and refined to display all the information.</w:t>
+      </w:r>
+    </w:p>
+    <w:p>
+      <w:pPr>
+        <w:pStyle w:val="ListParagraph"/>
+        <w:numPr>
+          <w:ilvl w:val="0"/>
+          <w:numId w:val="2"/>
+        </w:numPr>
+        <w:rPr>
+          <w:lang w:val="en-AT"/>
+        </w:rPr>
+      </w:pPr>
+      <w:r>
+        <w:rPr>
+          <w:b/>
+          <w:bCs/>
+          <w:lang w:val="en-AT"/>
+        </w:rPr>
+        <w:t>Learning centre and gamification</w:t>
+      </w:r>
+      <w:r>
+        <w:rPr>
+          <w:lang w:val="en-AT"/>
+        </w:rPr>
+        <w:t>. This includes preparedness topics, checklists, reading pages, quizzes, badge logic, and the three-month expiry system.</w:t>
+      </w:r>
+    </w:p>
+    <w:p>
+      <w:pPr>
+        <w:pStyle w:val="ListParagraph"/>
+        <w:numPr>
+          <w:ilvl w:val="0"/>
+          <w:numId w:val="2"/>
+        </w:numPr>
+        <w:rPr>
+          <w:lang w:val="en-AT"/>
+        </w:rPr>
+      </w:pPr>
+      <w:r>
+        <w:rPr>
+          <w:b/>
+          <w:bCs/>
+          <w:lang w:val="en-AT"/>
+        </w:rPr>
+        <w:t>Notifications and background sync</w:t>
+      </w:r>
+      <w:r>
+        <w:rPr>
+          <w:lang w:val="en-AT"/>
+        </w:rPr>
+        <w:t>. This includes local notifications for preparedness expiry and alert notifications for selected locations. Background fetching should be tested carefully because mobile operating systems can limit background tasks.</w:t>
+      </w:r>
+    </w:p>
+    <w:p>
+      <w:pPr>
+        <w:pStyle w:val="ListParagraph"/>
+        <w:numPr>
+          <w:ilvl w:val="0"/>
+          <w:numId w:val="2"/>
+        </w:numPr>
+        <w:rPr>
+          <w:lang w:val="en-AT"/>
+        </w:rPr>
+      </w:pPr>
+      <w:r>
+        <w:rPr>
+          <w:b/>
+          <w:bCs/>
+          <w:lang w:val="en-AT"/>
+        </w:rPr>
+        <w:t>T</w:t>
+      </w:r>
+      <w:r>
+        <w:rPr>
+          <w:b/>
+          <w:bCs/>
+          <w:lang w:val="en-AT"/>
+        </w:rPr>
+        <w:t>esting</w:t>
+      </w:r>
+      <w:r>
+        <w:rPr>
+          <w:b/>
+          <w:bCs/>
+          <w:lang w:val="en-AT"/>
+        </w:rPr>
+        <w:t xml:space="preserve">, iteration, and </w:t>
+      </w:r>
+      <w:r>
+        <w:rPr>
+          <w:b/>
+          <w:bCs/>
+          <w:lang w:val="en-AT"/>
+        </w:rPr>
+        <w:t>evaluation</w:t>
+      </w:r>
+      <w:r>
+        <w:rPr>
+          <w:lang w:val="en-AT"/>
+        </w:rPr>
+        <w:t>. This includes functional testing, usability testing, user feedback collection, and checking whether the project achieved its goals.</w:t>
+      </w:r>
+      <w:r>
+        <w:rPr>
+          <w:lang w:val="en-AT"/>
+        </w:rPr>
+        <w:t xml:space="preserve"> This includes adjusting features and UX based on collected feedback.</w:t>
+      </w:r>
+    </w:p>
+    <w:p>
+      <w:pPr>
+        <w:pStyle w:val="ListParagraph"/>
+        <w:numPr>
+          <w:ilvl w:val="0"/>
+          <w:numId w:val="2"/>
+        </w:numPr>
+        <w:rPr>
+          <w:lang w:val="en-AT"/>
+        </w:rPr>
+      </w:pPr>
+      <w:r>
+        <w:rPr>
+          <w:b/>
+          <w:bCs/>
+          <w:lang w:val="en-AT"/>
+        </w:rPr>
+        <w:t>Bug fixes and improvements</w:t>
+      </w:r>
+      <w:r>
+        <w:rPr>
+          <w:lang w:val="en-AT"/>
+        </w:rPr>
+        <w:t>.</w:t>
+      </w:r>
+      <w:r>
+        <w:rPr>
+          <w:lang w:val="en-AT"/>
+        </w:rPr>
+        <w:t xml:space="preserve"> Allocated time for bug fixing, any required contingency, and polishing the implementation for the final submission.</w:t>
+      </w:r>
+    </w:p>
+    <w:p>
+      <w:pPr>
+        <w:rPr>
+          <w:lang w:val="en-AT"/>
+        </w:rPr>
+      </w:pPr>
+      <w:r>
+        <w:rPr>
+          <w:lang w:val="en-AT"/>
+        </w:rPr>
+        <w:t xml:space="preserve">Google Forms </w:t>
+      </w:r>
+      <w:r>
+        <w:rPr>
+          <w:lang w:val="en-AT"/>
+        </w:rPr>
+        <w:t>will be</w:t>
+      </w:r>
+      <w:r>
+        <w:rPr>
+          <w:lang w:val="en-AT"/>
+        </w:rPr>
+        <w:t xml:space="preserve"> used during evaluation to collect user testing feedback. Linear is used for task planning and project management.</w:t>
+      </w:r>
+      <w:r>
+        <w:rPr>
+          <w:lang w:val="en-AT"/>
+        </w:rPr>
+        <w:t xml:space="preserve"> The development plan Linear, along with all the tasks within each “phase” can be seen in Figure 2.</w:t>
+      </w:r>
+    </w:p>
+    <w:p>
+      <w:pPr>
+        <w:keepNext/>
+      </w:pPr>
+      <w:r>
+        <w:rPr>
+          <w:noProof/>
+          <w:lang w:val="en-AT"/>
+        </w:rPr>
+        <w:lastRenderedPageBreak/>
+        <w:drawing>
+          <wp:inline distT="0" distB="0" distL="0" distR="0" wp14:anchorId="0709C4D8" wp14:editId="1CD14CB1">
+            <wp:extent cx="5731510" cy="3333750"/>
+            <wp:effectExtent l="0" t="0" r="2540" b="0"/>
+            <wp:docPr id="570350759" name="Picture 1"/>
+            <wp:cNvGraphicFramePr>
+              <a:graphicFrameLocks xmlns:a="http://schemas.openxmlformats.org/drawingml/2006/main" noChangeAspect="1"/>
+            </wp:cNvGraphicFramePr>
+            <a:graphic xmlns:a="http://schemas.openxmlformats.org/drawingml/2006/main">
+              <a:graphicData uri="http://schemas.openxmlformats.org/drawingml/2006/picture">
+                <pic:pic xmlns:pic="http://schemas.openxmlformats.org/drawingml/2006/picture">
+                  <pic:nvPicPr>
+                    <pic:cNvPr id="570350759" name=""/>
+                    <pic:cNvPicPr/>
+                  </pic:nvPicPr>
+                  <pic:blipFill>
+                    <a:blip r:embed="rId7"/>
+                    <a:stretch>
+                      <a:fillRect/>
+                    </a:stretch>
+                  </pic:blipFill>
+                  <pic:spPr>
+                    <a:xfrm>
+                      <a:off x="0" y="0"/>
+                      <a:ext cx="5731510" cy="3333750"/>
+                    </a:xfrm>
+                    <a:prstGeom prst="rect">
+                      <a:avLst/>
+                    </a:prstGeom>
+                  </pic:spPr>
+                </pic:pic>
+              </a:graphicData>
+            </a:graphic>
+          </wp:inline>
+        </w:drawing>
+      </w:r>
+    </w:p>
+    <w:p>
+      <w:pPr>
+        <w:pStyle w:val="Caption"/>
+        <w:rPr>
+          <w:lang w:val="en-US"/>
+        </w:rPr>
+      </w:pPr>
+      <w:r>
+        <w:rPr>
+          <w:lang w:val="en-US"/>
+        </w:rPr>
+        <w:t xml:space="preserve">Figure </w:t>
+      </w:r>
+      <w:r>
+        <w:fldChar w:fldCharType="begin"/>
+      </w:r>
+      <w:r>
+        <w:rPr>
+          <w:lang w:val="en-US"/>
+        </w:rPr>
+        <w:instrText xml:space="preserve"> SEQ Figure \* ARABIC </w:instrText>
+      </w:r>
+      <w:r>
+        <w:fldChar w:fldCharType="separate"/>
+      </w:r>
+      <w:r>
+        <w:rPr>
+          <w:noProof/>
+          <w:lang w:val="en-US"/>
+        </w:rPr>
+        <w:t>2</w:t>
+      </w:r>
+      <w:r>
+        <w:fldChar w:fldCharType="end"/>
+      </w:r>
+      <w:r>
+        <w:rPr>
+          <w:lang w:val="en-US"/>
+        </w:rPr>
+        <w:t>: Linear phases in Gantt chart view</w:t>
+      </w:r>
+    </w:p>
+    <w:p>
+      <w:pPr>
+        <w:rPr>
+          <w:lang w:val="en-AT"/>
+        </w:rPr>
+      </w:pPr>
+      <w:r>
+        <w:rPr>
+          <w:lang w:val="en-AT"/>
+        </w:rPr>
+        <w:t>This workplan is feasible because the project is split into clear deliverables</w:t>
+      </w:r>
+      <w:r>
+        <w:rPr>
+          <w:lang w:val="en-AT"/>
+        </w:rPr>
+        <w:t xml:space="preserve">, such as the prototype and reports, as well as the final project submission. </w:t>
+      </w:r>
+    </w:p>
+    <w:p>
+      <w:pPr>
+        <w:pStyle w:val="Heading2"/>
+      </w:pPr>
+      <w:r>
+        <w:t xml:space="preserve">Contingency </w:t>
+      </w:r>
+      <w:r>
+        <w:t>p</w:t>
+      </w:r>
+      <w:r>
+        <w:t>lan</w:t>
+      </w:r>
+    </w:p>
+    <w:p>
+      <w:pPr>
+        <w:rPr>
+          <w:lang w:val="en-AT"/>
+        </w:rPr>
+      </w:pPr>
+      <w:r>
+        <w:rPr>
+          <w:lang w:val="en-AT"/>
+        </w:rPr>
+        <w:t>Some project risks are expected. External APIs may be unavailable</w:t>
+      </w:r>
+      <w:r>
+        <w:rPr>
+          <w:lang w:val="en-AT"/>
+        </w:rPr>
+        <w:t>, there may be network restrictions, or there could be some complexities during development that take longer than expected</w:t>
+      </w:r>
+      <w:r>
+        <w:rPr>
+          <w:lang w:val="en-AT"/>
+        </w:rPr>
+        <w:t xml:space="preserve">. As a contingency, the app can </w:t>
+      </w:r>
+      <w:r>
+        <w:rPr>
+          <w:lang w:val="en-AT"/>
+        </w:rPr>
+        <w:t xml:space="preserve">show placeholders when the data cannot be fetched </w:t>
+      </w:r>
+      <w:r>
+        <w:rPr>
+          <w:lang w:val="en-AT"/>
+        </w:rPr>
+        <w:t>or reduce the number of live data sources.</w:t>
+      </w:r>
+    </w:p>
+    <w:p>
+      <w:pPr>
+        <w:rPr>
+          <w:lang w:val="en-AT"/>
+        </w:rPr>
+      </w:pPr>
+      <w:r>
+        <w:rPr>
+          <w:lang w:val="en-AT"/>
+        </w:rPr>
+        <w:t xml:space="preserve">Background sync may also be limited by Android </w:t>
+      </w:r>
+      <w:r>
+        <w:rPr>
+          <w:lang w:val="en-AT"/>
+        </w:rPr>
+        <w:t>or</w:t>
+      </w:r>
+      <w:r>
+        <w:rPr>
+          <w:lang w:val="en-AT"/>
+        </w:rPr>
+        <w:t xml:space="preserve"> Expo. If reliable background fetching is not possible within the project scope, the app can still support manual refresh and local notifications for preparedness expiry.</w:t>
+      </w:r>
+    </w:p>
+    <w:p>
+      <w:pPr>
+        <w:rPr>
+          <w:lang w:val="en-AT"/>
+        </w:rPr>
+      </w:pPr>
+      <w:r>
+        <w:rPr>
+          <w:lang w:val="en-AT"/>
+        </w:rPr>
+        <w:t xml:space="preserve">Another risk is that the learning </w:t>
+      </w:r>
+      <w:r>
+        <w:rPr>
+          <w:lang w:val="en-AT"/>
+        </w:rPr>
+        <w:t>centre</w:t>
+      </w:r>
+      <w:r>
+        <w:rPr>
+          <w:lang w:val="en-AT"/>
+        </w:rPr>
+        <w:t xml:space="preserve"> may become too large. If there is not enough time to implement all preparedness topics, the project can focus on </w:t>
+      </w:r>
+      <w:r>
+        <w:rPr>
+          <w:lang w:val="en-AT"/>
+        </w:rPr>
+        <w:t>two</w:t>
+      </w:r>
+      <w:r>
+        <w:rPr>
+          <w:lang w:val="en-AT"/>
+        </w:rPr>
+        <w:t xml:space="preserve"> complete topics instead of many incomplete ones. A smaller but polished learning </w:t>
+      </w:r>
+      <w:r>
+        <w:rPr>
+          <w:lang w:val="en-AT"/>
+        </w:rPr>
+        <w:t>centre</w:t>
+      </w:r>
+      <w:r>
+        <w:rPr>
+          <w:lang w:val="en-AT"/>
+        </w:rPr>
+        <w:t xml:space="preserve"> is better than a larger unfinished one.</w:t>
+      </w:r>
+    </w:p>
+    <w:p>
+      <w:pPr>
+        <w:rPr>
+          <w:lang w:val="en-AT"/>
+        </w:rPr>
+      </w:pPr>
+      <w:r>
+        <w:rPr>
+          <w:lang w:val="en-AT"/>
+        </w:rPr>
+        <w:t xml:space="preserve">The last development phase reserved for bug fixes is also part of the contingency plan to </w:t>
+      </w:r>
+      <w:r>
+        <w:rPr>
+          <w:lang w:val="en-AT"/>
+        </w:rPr>
+        <w:t>keep the project realistic while preserving the main concept.</w:t>
+      </w:r>
+    </w:p>
+    <w:p>
+      <w:pPr>
+        <w:pStyle w:val="Heading2"/>
+      </w:pPr>
+      <w:r>
+        <w:t xml:space="preserve">Test and </w:t>
+      </w:r>
+      <w:r>
+        <w:t>e</w:t>
+      </w:r>
+      <w:r>
+        <w:t xml:space="preserve">valuation </w:t>
+      </w:r>
+      <w:r>
+        <w:t>p</w:t>
+      </w:r>
+      <w:r>
+        <w:t>lan</w:t>
+      </w:r>
+    </w:p>
+    <w:p>
+      <w:pPr>
+        <w:rPr>
+          <w:lang w:val="en-AT"/>
+        </w:rPr>
+      </w:pPr>
+      <w:r>
+        <w:rPr>
+          <w:lang w:val="en-AT"/>
+        </w:rPr>
+        <w:t xml:space="preserve">The evaluation will check whether the app achieved its planned goals: </w:t>
+      </w:r>
+    </w:p>
+    <w:p>
+      <w:pPr>
+        <w:pStyle w:val="ListParagraph"/>
+        <w:numPr>
+          <w:ilvl w:val="0"/>
+          <w:numId w:val="1"/>
+        </w:numPr>
+        <w:rPr>
+          <w:lang w:val="en-AT"/>
+        </w:rPr>
+      </w:pPr>
+      <w:r>
+        <w:rPr>
+          <w:lang w:val="en-AT"/>
+        </w:rPr>
+        <w:t xml:space="preserve">providing useful local disaster information, </w:t>
+      </w:r>
+    </w:p>
+    <w:p>
+      <w:pPr>
+        <w:pStyle w:val="ListParagraph"/>
+        <w:numPr>
+          <w:ilvl w:val="0"/>
+          <w:numId w:val="1"/>
+        </w:numPr>
+        <w:rPr>
+          <w:lang w:val="en-AT"/>
+        </w:rPr>
+      </w:pPr>
+      <w:r>
+        <w:rPr>
+          <w:lang w:val="en-AT"/>
+        </w:rPr>
+        <w:t xml:space="preserve">supporting preparedness learning, and </w:t>
+      </w:r>
+    </w:p>
+    <w:p>
+      <w:pPr>
+        <w:pStyle w:val="ListParagraph"/>
+        <w:numPr>
+          <w:ilvl w:val="0"/>
+          <w:numId w:val="1"/>
+        </w:numPr>
+        <w:rPr>
+          <w:lang w:val="en-AT"/>
+        </w:rPr>
+      </w:pPr>
+      <w:r>
+        <w:rPr>
+          <w:lang w:val="en-AT"/>
+        </w:rPr>
+        <w:t>offering a clear and usable mobile experience.</w:t>
+      </w:r>
+    </w:p>
+    <w:p>
+      <w:pPr>
+        <w:rPr>
+          <w:lang w:val="en-AT"/>
+        </w:rPr>
+      </w:pPr>
+      <w:r>
+        <w:rPr>
+          <w:lang w:val="en-AT"/>
+        </w:rPr>
+        <w:t>The testing approach includes functional testing, usability testing, and feedback collection.</w:t>
+      </w:r>
+    </w:p>
+    <w:p>
+      <w:pPr>
+        <w:rPr>
+          <w:lang w:val="en-AT"/>
+        </w:rPr>
+      </w:pPr>
+      <w:r>
+        <w:rPr>
+          <w:lang w:val="en-AT"/>
+        </w:rPr>
+        <w:lastRenderedPageBreak/>
+        <w:t>Functional testing checks whether the app features work as expected</w:t>
+      </w:r>
+      <w:r>
+        <w:rPr>
+          <w:lang w:val="en-AT"/>
+        </w:rPr>
+        <w:t>, as seen In Table 1.</w:t>
+      </w:r>
+    </w:p>
+    <w:tbl>
+      <w:tblPr>
+        <w:tblStyle w:val="GridTable4-Accent1"/>
+        <w:tblW w:w="0" w:type="auto"/>
+        <w:tblLook w:val="04A0" w:firstRow="1" w:lastRow="0" w:firstColumn="1" w:lastColumn="0" w:noHBand="0" w:noVBand="1"/>
+      </w:tblPr>
+      <w:tblGrid>
+        <w:gridCol w:w="1980"/>
+        <w:gridCol w:w="5528"/>
+        <w:gridCol w:w="1508"/>
+      </w:tblGrid>
+      <w:tr>
+        <w:trPr>
+          <w:cnfStyle w:val="100000000000" w:firstRow="1" w:lastRow="0" w:firstColumn="0" w:lastColumn="0" w:oddVBand="0" w:evenVBand="0" w:oddHBand="0" w:evenHBand="0" w:firstRowFirstColumn="0" w:firstRowLastColumn="0" w:lastRowFirstColumn="0" w:lastRowLastColumn="0"/>
+          <w:trHeight w:val="283"/>
+        </w:trPr>
+        <w:tc>
+          <w:tcPr>
+            <w:cnfStyle w:val="001000000000" w:firstRow="0" w:lastRow="0" w:firstColumn="1" w:lastColumn="0" w:oddVBand="0" w:evenVBand="0" w:oddHBand="0" w:evenHBand="0" w:firstRowFirstColumn="0" w:firstRowLastColumn="0" w:lastRowFirstColumn="0" w:lastRowLastColumn="0"/>
+            <w:tcW w:w="1980" w:type="dxa"/>
+            <w:vAlign w:val="center"/>
+          </w:tcPr>
+          <w:p>
+            <w:pPr>
+              <w:rPr>
+                <w:lang w:val="en-AT"/>
+              </w:rPr>
+            </w:pPr>
+            <w:r>
+              <w:rPr>
+                <w:lang w:val="en-AT"/>
+              </w:rPr>
+              <w:t>Feature</w:t>
+            </w:r>
+          </w:p>
+        </w:tc>
+        <w:tc>
+          <w:tcPr>
+            <w:tcW w:w="5528" w:type="dxa"/>
+            <w:vAlign w:val="center"/>
+          </w:tcPr>
+          <w:p>
+            <w:pPr>
+              <w:cnfStyle w:val="100000000000" w:firstRow="1" w:lastRow="0" w:firstColumn="0" w:lastColumn="0" w:oddVBand="0" w:evenVBand="0" w:oddHBand="0" w:evenHBand="0" w:firstRowFirstColumn="0" w:firstRowLastColumn="0" w:lastRowFirstColumn="0" w:lastRowLastColumn="0"/>
+              <w:rPr>
+                <w:lang w:val="en-AT"/>
+              </w:rPr>
+            </w:pPr>
+            <w:r>
+              <w:rPr>
+                <w:lang w:val="en-AT"/>
+              </w:rPr>
+              <w:t>Expectation</w:t>
+            </w:r>
+          </w:p>
+        </w:tc>
+        <w:tc>
+          <w:tcPr>
+            <w:tcW w:w="1508" w:type="dxa"/>
+            <w:vAlign w:val="center"/>
+          </w:tcPr>
+          <w:p>
+            <w:pPr>
+              <w:cnfStyle w:val="100000000000" w:firstRow="1" w:lastRow="0" w:firstColumn="0" w:lastColumn="0" w:oddVBand="0" w:evenVBand="0" w:oddHBand="0" w:evenHBand="0" w:firstRowFirstColumn="0" w:firstRowLastColumn="0" w:lastRowFirstColumn="0" w:lastRowLastColumn="0"/>
+              <w:rPr>
+                <w:lang w:val="en-AT"/>
+              </w:rPr>
+            </w:pPr>
+            <w:r>
+              <w:rPr>
+                <w:lang w:val="en-AT"/>
+              </w:rPr>
+              <w:t>Passed (y/n)</w:t>
+            </w:r>
+          </w:p>
+        </w:tc>
+      </w:tr>
+      <w:tr>
+        <w:trPr>
+          <w:cnfStyle w:val="000000100000" w:firstRow="0" w:lastRow="0" w:firstColumn="0" w:lastColumn="0" w:oddVBand="0" w:evenVBand="0" w:oddHBand="1" w:evenHBand="0" w:firstRowFirstColumn="0" w:firstRowLastColumn="0" w:lastRowFirstColumn="0" w:lastRowLastColumn="0"/>
+          <w:trHeight w:val="283"/>
+        </w:trPr>
+        <w:tc>
+          <w:tcPr>
+            <w:cnfStyle w:val="001000000000" w:firstRow="0" w:lastRow="0" w:firstColumn="1" w:lastColumn="0" w:oddVBand="0" w:evenVBand="0" w:oddHBand="0" w:evenHBand="0" w:firstRowFirstColumn="0" w:firstRowLastColumn="0" w:lastRowFirstColumn="0" w:lastRowLastColumn="0"/>
+            <w:tcW w:w="1980" w:type="dxa"/>
+            <w:vAlign w:val="center"/>
+          </w:tcPr>
+          <w:p>
+            <w:pPr>
+              <w:rPr>
+                <w:lang w:val="en-AT"/>
+              </w:rPr>
+            </w:pPr>
+            <w:r>
+              <w:rPr>
+                <w:lang w:val="en-AT"/>
+              </w:rPr>
+              <w:t>Dashboard tab</w:t>
+            </w:r>
+          </w:p>
+        </w:tc>
+        <w:tc>
+          <w:tcPr>
+            <w:tcW w:w="5528" w:type="dxa"/>
+            <w:vAlign w:val="center"/>
+          </w:tcPr>
+          <w:p>
+            <w:pPr>
+              <w:spacing w:line="259" w:lineRule="auto"/>
+              <w:cnfStyle w:val="000000100000" w:firstRow="0" w:lastRow="0" w:firstColumn="0" w:lastColumn="0" w:oddVBand="0" w:evenVBand="0" w:oddHBand="1" w:evenHBand="0" w:firstRowFirstColumn="0" w:firstRowLastColumn="0" w:lastRowFirstColumn="0" w:lastRowLastColumn="0"/>
+              <w:rPr>
+                <w:lang w:val="en-AT"/>
+              </w:rPr>
+            </w:pPr>
+            <w:r>
+              <w:rPr>
+                <w:lang w:val="en-AT"/>
+              </w:rPr>
+              <w:t xml:space="preserve">GPS location is </w:t>
+            </w:r>
+            <w:r>
+              <w:rPr>
+                <w:lang w:val="en-AT"/>
+              </w:rPr>
+              <w:t xml:space="preserve">accessible </w:t>
+            </w:r>
+            <w:r>
+              <w:rPr>
+                <w:lang w:val="en-AT"/>
+              </w:rPr>
+              <w:t>detected correctly</w:t>
+            </w:r>
+          </w:p>
+        </w:tc>
+        <w:tc>
+          <w:tcPr>
+            <w:tcW w:w="1508" w:type="dxa"/>
+            <w:vAlign w:val="center"/>
+          </w:tcPr>
+          <w:p>
+            <w:pPr>
+              <w:cnfStyle w:val="000000100000" w:firstRow="0" w:lastRow="0" w:firstColumn="0" w:lastColumn="0" w:oddVBand="0" w:evenVBand="0" w:oddHBand="1" w:evenHBand="0" w:firstRowFirstColumn="0" w:firstRowLastColumn="0" w:lastRowFirstColumn="0" w:lastRowLastColumn="0"/>
+              <w:rPr>
+                <w:lang w:val="en-AT"/>
+              </w:rPr>
+            </w:pPr>
+          </w:p>
+        </w:tc>
+      </w:tr>
+      <w:tr>
+        <w:trPr>
+          <w:trHeight w:val="283"/>
+        </w:trPr>
+        <w:tc>
+          <w:tcPr>
+            <w:cnfStyle w:val="001000000000" w:firstRow="0" w:lastRow="0" w:firstColumn="1" w:lastColumn="0" w:oddVBand="0" w:evenVBand="0" w:oddHBand="0" w:evenHBand="0" w:firstRowFirstColumn="0" w:firstRowLastColumn="0" w:lastRowFirstColumn="0" w:lastRowLastColumn="0"/>
+            <w:tcW w:w="1980" w:type="dxa"/>
+            <w:vAlign w:val="center"/>
+          </w:tcPr>
+          <w:p>
+            <w:pPr>
+              <w:rPr>
+                <w:lang w:val="en-AT"/>
+              </w:rPr>
+            </w:pPr>
+            <w:r>
+              <w:rPr>
+                <w:lang w:val="en-AT"/>
+              </w:rPr>
+              <w:t>Dashboard tab</w:t>
+            </w:r>
+          </w:p>
+        </w:tc>
+        <w:tc>
+          <w:tcPr>
+            <w:tcW w:w="5528" w:type="dxa"/>
+            <w:vAlign w:val="center"/>
+          </w:tcPr>
+          <w:p>
+            <w:pPr>
+              <w:cnfStyle w:val="000000000000" w:firstRow="0" w:lastRow="0" w:firstColumn="0" w:lastColumn="0" w:oddVBand="0" w:evenVBand="0" w:oddHBand="0" w:evenHBand="0" w:firstRowFirstColumn="0" w:firstRowLastColumn="0" w:lastRowFirstColumn="0" w:lastRowLastColumn="0"/>
+              <w:rPr>
+                <w:lang w:val="en-AT"/>
+              </w:rPr>
+            </w:pPr>
+            <w:r>
+              <w:rPr>
+                <w:lang w:val="en-AT"/>
+              </w:rPr>
+              <w:t>Custom location changes dashboard data</w:t>
+            </w:r>
+          </w:p>
+        </w:tc>
+        <w:tc>
+          <w:tcPr>
+            <w:tcW w:w="1508" w:type="dxa"/>
+            <w:vAlign w:val="center"/>
+          </w:tcPr>
+          <w:p>
+            <w:pPr>
+              <w:cnfStyle w:val="000000000000" w:firstRow="0" w:lastRow="0" w:firstColumn="0" w:lastColumn="0" w:oddVBand="0" w:evenVBand="0" w:oddHBand="0" w:evenHBand="0" w:firstRowFirstColumn="0" w:firstRowLastColumn="0" w:lastRowFirstColumn="0" w:lastRowLastColumn="0"/>
+              <w:rPr>
+                <w:lang w:val="en-AT"/>
+              </w:rPr>
+            </w:pPr>
+          </w:p>
+        </w:tc>
+      </w:tr>
+      <w:tr>
+        <w:trPr>
+          <w:cnfStyle w:val="000000100000" w:firstRow="0" w:lastRow="0" w:firstColumn="0" w:lastColumn="0" w:oddVBand="0" w:evenVBand="0" w:oddHBand="1" w:evenHBand="0" w:firstRowFirstColumn="0" w:firstRowLastColumn="0" w:lastRowFirstColumn="0" w:lastRowLastColumn="0"/>
+          <w:trHeight w:val="283"/>
+        </w:trPr>
+        <w:tc>
+          <w:tcPr>
+            <w:cnfStyle w:val="001000000000" w:firstRow="0" w:lastRow="0" w:firstColumn="1" w:lastColumn="0" w:oddVBand="0" w:evenVBand="0" w:oddHBand="0" w:evenHBand="0" w:firstRowFirstColumn="0" w:firstRowLastColumn="0" w:lastRowFirstColumn="0" w:lastRowLastColumn="0"/>
+            <w:tcW w:w="1980" w:type="dxa"/>
+            <w:vAlign w:val="center"/>
+          </w:tcPr>
+          <w:p>
+            <w:pPr>
+              <w:rPr>
+                <w:lang w:val="en-AT"/>
+              </w:rPr>
+            </w:pPr>
+            <w:r>
+              <w:rPr>
+                <w:lang w:val="en-AT"/>
+              </w:rPr>
+              <w:t>Dashboard tab</w:t>
+            </w:r>
+          </w:p>
+        </w:tc>
+        <w:tc>
+          <w:tcPr>
+            <w:tcW w:w="5528" w:type="dxa"/>
+            <w:vAlign w:val="center"/>
+          </w:tcPr>
+          <w:p>
+            <w:pPr>
+              <w:cnfStyle w:val="000000100000" w:firstRow="0" w:lastRow="0" w:firstColumn="0" w:lastColumn="0" w:oddVBand="0" w:evenVBand="0" w:oddHBand="1" w:evenHBand="0" w:firstRowFirstColumn="0" w:firstRowLastColumn="0" w:lastRowFirstColumn="0" w:lastRowLastColumn="0"/>
+              <w:rPr>
+                <w:lang w:val="en-AT"/>
+              </w:rPr>
+            </w:pPr>
+            <w:r>
+              <w:rPr>
+                <w:lang w:val="en-AT"/>
+              </w:rPr>
+              <w:t>Weather and alert API data is displayed correctly</w:t>
+            </w:r>
+          </w:p>
+        </w:tc>
+        <w:tc>
+          <w:tcPr>
+            <w:tcW w:w="1508" w:type="dxa"/>
+            <w:vAlign w:val="center"/>
+          </w:tcPr>
+          <w:p>
+            <w:pPr>
+              <w:cnfStyle w:val="000000100000" w:firstRow="0" w:lastRow="0" w:firstColumn="0" w:lastColumn="0" w:oddVBand="0" w:evenVBand="0" w:oddHBand="1" w:evenHBand="0" w:firstRowFirstColumn="0" w:firstRowLastColumn="0" w:lastRowFirstColumn="0" w:lastRowLastColumn="0"/>
+              <w:rPr>
+                <w:lang w:val="en-AT"/>
+              </w:rPr>
+            </w:pPr>
+          </w:p>
+        </w:tc>
+      </w:tr>
+      <w:tr>
+        <w:trPr>
+          <w:trHeight w:val="283"/>
+        </w:trPr>
+        <w:tc>
+          <w:tcPr>
+            <w:cnfStyle w:val="001000000000" w:firstRow="0" w:lastRow="0" w:firstColumn="1" w:lastColumn="0" w:oddVBand="0" w:evenVBand="0" w:oddHBand="0" w:evenHBand="0" w:firstRowFirstColumn="0" w:firstRowLastColumn="0" w:lastRowFirstColumn="0" w:lastRowLastColumn="0"/>
+            <w:tcW w:w="1980" w:type="dxa"/>
+            <w:vAlign w:val="center"/>
+          </w:tcPr>
+          <w:p>
+            <w:pPr>
+              <w:rPr>
+                <w:lang w:val="en-AT"/>
+              </w:rPr>
+            </w:pPr>
+            <w:r>
+              <w:rPr>
+                <w:lang w:val="en-AT"/>
+              </w:rPr>
+              <w:t>Local storage</w:t>
+            </w:r>
+          </w:p>
+        </w:tc>
+        <w:tc>
+          <w:tcPr>
+            <w:tcW w:w="5528" w:type="dxa"/>
+            <w:vAlign w:val="center"/>
+          </w:tcPr>
+          <w:p>
+            <w:pPr>
+              <w:cnfStyle w:val="000000000000" w:firstRow="0" w:lastRow="0" w:firstColumn="0" w:lastColumn="0" w:oddVBand="0" w:evenVBand="0" w:oddHBand="0" w:evenHBand="0" w:firstRowFirstColumn="0" w:firstRowLastColumn="0" w:lastRowFirstColumn="0" w:lastRowLastColumn="0"/>
+              <w:rPr>
+                <w:lang w:val="en-AT"/>
+              </w:rPr>
+            </w:pPr>
+            <w:r>
+              <w:rPr>
+                <w:lang w:val="en-AT"/>
+              </w:rPr>
+              <w:t>Closing and reopening the app does not reset any saved data</w:t>
+            </w:r>
+          </w:p>
+        </w:tc>
+        <w:tc>
+          <w:tcPr>
+            <w:tcW w:w="1508" w:type="dxa"/>
+            <w:vAlign w:val="center"/>
+          </w:tcPr>
+          <w:p>
+            <w:pPr>
+              <w:cnfStyle w:val="000000000000" w:firstRow="0" w:lastRow="0" w:firstColumn="0" w:lastColumn="0" w:oddVBand="0" w:evenVBand="0" w:oddHBand="0" w:evenHBand="0" w:firstRowFirstColumn="0" w:firstRowLastColumn="0" w:lastRowFirstColumn="0" w:lastRowLastColumn="0"/>
+              <w:rPr>
+                <w:lang w:val="en-AT"/>
+              </w:rPr>
+            </w:pPr>
+          </w:p>
+        </w:tc>
+      </w:tr>
+      <w:tr>
+        <w:trPr>
+          <w:cnfStyle w:val="000000100000" w:firstRow="0" w:lastRow="0" w:firstColumn="0" w:lastColumn="0" w:oddVBand="0" w:evenVBand="0" w:oddHBand="1" w:evenHBand="0" w:firstRowFirstColumn="0" w:firstRowLastColumn="0" w:lastRowFirstColumn="0" w:lastRowLastColumn="0"/>
+          <w:trHeight w:val="283"/>
+        </w:trPr>
+        <w:tc>
+          <w:tcPr>
+            <w:cnfStyle w:val="001000000000" w:firstRow="0" w:lastRow="0" w:firstColumn="1" w:lastColumn="0" w:oddVBand="0" w:evenVBand="0" w:oddHBand="0" w:evenHBand="0" w:firstRowFirstColumn="0" w:firstRowLastColumn="0" w:lastRowFirstColumn="0" w:lastRowLastColumn="0"/>
+            <w:tcW w:w="1980" w:type="dxa"/>
+            <w:vAlign w:val="center"/>
+          </w:tcPr>
+          <w:p>
+            <w:pPr>
+              <w:rPr>
+                <w:lang w:val="en-AT"/>
+              </w:rPr>
+            </w:pPr>
+            <w:r>
+              <w:rPr>
+                <w:lang w:val="en-AT"/>
+              </w:rPr>
+              <w:t>Notifications</w:t>
+            </w:r>
+          </w:p>
+        </w:tc>
+        <w:tc>
+          <w:tcPr>
+            <w:tcW w:w="5528" w:type="dxa"/>
+            <w:vAlign w:val="center"/>
+          </w:tcPr>
+          <w:p>
+            <w:pPr>
+              <w:cnfStyle w:val="000000100000" w:firstRow="0" w:lastRow="0" w:firstColumn="0" w:lastColumn="0" w:oddVBand="0" w:evenVBand="0" w:oddHBand="1" w:evenHBand="0" w:firstRowFirstColumn="0" w:firstRowLastColumn="0" w:lastRowFirstColumn="0" w:lastRowLastColumn="0"/>
+              <w:rPr>
+                <w:lang w:val="en-AT"/>
+              </w:rPr>
+            </w:pPr>
+            <w:r>
+              <w:rPr>
+                <w:lang w:val="en-AT"/>
+              </w:rPr>
+              <w:t xml:space="preserve">Notifications are scheduled </w:t>
+            </w:r>
+            <w:r>
+              <w:rPr>
+                <w:lang w:val="en-AT"/>
+              </w:rPr>
+              <w:t>correctly and triggered at the expected time</w:t>
+            </w:r>
+          </w:p>
+        </w:tc>
+        <w:tc>
+          <w:tcPr>
+            <w:tcW w:w="1508" w:type="dxa"/>
+            <w:vAlign w:val="center"/>
+          </w:tcPr>
+          <w:p>
+            <w:pPr>
+              <w:cnfStyle w:val="000000100000" w:firstRow="0" w:lastRow="0" w:firstColumn="0" w:lastColumn="0" w:oddVBand="0" w:evenVBand="0" w:oddHBand="1" w:evenHBand="0" w:firstRowFirstColumn="0" w:firstRowLastColumn="0" w:lastRowFirstColumn="0" w:lastRowLastColumn="0"/>
+              <w:rPr>
+                <w:lang w:val="en-AT"/>
+              </w:rPr>
+            </w:pPr>
+          </w:p>
+        </w:tc>
+      </w:tr>
+      <w:tr>
+        <w:trPr>
+          <w:trHeight w:val="283"/>
+        </w:trPr>
+        <w:tc>
+          <w:tcPr>
+            <w:cnfStyle w:val="001000000000" w:firstRow="0" w:lastRow="0" w:firstColumn="1" w:lastColumn="0" w:oddVBand="0" w:evenVBand="0" w:oddHBand="0" w:evenHBand="0" w:firstRowFirstColumn="0" w:firstRowLastColumn="0" w:lastRowFirstColumn="0" w:lastRowLastColumn="0"/>
+            <w:tcW w:w="1980" w:type="dxa"/>
+            <w:vAlign w:val="center"/>
+          </w:tcPr>
+          <w:p>
+            <w:pPr>
+              <w:rPr>
+                <w:lang w:val="en-AT"/>
+              </w:rPr>
+            </w:pPr>
+            <w:r>
+              <w:rPr>
+                <w:lang w:val="en-AT"/>
+              </w:rPr>
+              <w:t>Learning centre</w:t>
+            </w:r>
+          </w:p>
+        </w:tc>
+        <w:tc>
+          <w:tcPr>
+            <w:tcW w:w="5528" w:type="dxa"/>
+            <w:vAlign w:val="center"/>
+          </w:tcPr>
+          <w:p>
+            <w:pPr>
+              <w:cnfStyle w:val="000000000000" w:firstRow="0" w:lastRow="0" w:firstColumn="0" w:lastColumn="0" w:oddVBand="0" w:evenVBand="0" w:oddHBand="0" w:evenHBand="0" w:firstRowFirstColumn="0" w:firstRowLastColumn="0" w:lastRowFirstColumn="0" w:lastRowLastColumn="0"/>
+              <w:rPr>
+                <w:lang w:val="en-AT"/>
+              </w:rPr>
+            </w:pPr>
+            <w:r>
+              <w:rPr>
+                <w:lang w:val="en-AT"/>
+              </w:rPr>
+              <w:t>Preparedness badges are granted after completing checklists and quizzes</w:t>
+            </w:r>
+          </w:p>
+        </w:tc>
+        <w:tc>
+          <w:tcPr>
+            <w:tcW w:w="1508" w:type="dxa"/>
+            <w:vAlign w:val="center"/>
+          </w:tcPr>
+          <w:p>
+            <w:pPr>
+              <w:cnfStyle w:val="000000000000" w:firstRow="0" w:lastRow="0" w:firstColumn="0" w:lastColumn="0" w:oddVBand="0" w:evenVBand="0" w:oddHBand="0" w:evenHBand="0" w:firstRowFirstColumn="0" w:firstRowLastColumn="0" w:lastRowFirstColumn="0" w:lastRowLastColumn="0"/>
+              <w:rPr>
+                <w:lang w:val="en-AT"/>
+              </w:rPr>
+            </w:pPr>
+          </w:p>
+        </w:tc>
+      </w:tr>
+      <w:tr>
+        <w:trPr>
+          <w:cnfStyle w:val="000000100000" w:firstRow="0" w:lastRow="0" w:firstColumn="0" w:lastColumn="0" w:oddVBand="0" w:evenVBand="0" w:oddHBand="1" w:evenHBand="0" w:firstRowFirstColumn="0" w:firstRowLastColumn="0" w:lastRowFirstColumn="0" w:lastRowLastColumn="0"/>
+          <w:trHeight w:val="283"/>
+        </w:trPr>
+        <w:tc>
+          <w:tcPr>
+            <w:cnfStyle w:val="001000000000" w:firstRow="0" w:lastRow="0" w:firstColumn="1" w:lastColumn="0" w:oddVBand="0" w:evenVBand="0" w:oddHBand="0" w:evenHBand="0" w:firstRowFirstColumn="0" w:firstRowLastColumn="0" w:lastRowFirstColumn="0" w:lastRowLastColumn="0"/>
+            <w:tcW w:w="1980" w:type="dxa"/>
+            <w:vAlign w:val="center"/>
+          </w:tcPr>
+          <w:p>
+            <w:pPr>
+              <w:rPr>
+                <w:lang w:val="en-AT"/>
+              </w:rPr>
+            </w:pPr>
+            <w:r>
+              <w:rPr>
+                <w:lang w:val="en-AT"/>
+              </w:rPr>
+              <w:t>Learning centre</w:t>
+            </w:r>
+          </w:p>
+        </w:tc>
+        <w:tc>
+          <w:tcPr>
+            <w:tcW w:w="5528" w:type="dxa"/>
+            <w:vAlign w:val="center"/>
+          </w:tcPr>
+          <w:p>
+            <w:pPr>
+              <w:cnfStyle w:val="000000100000" w:firstRow="0" w:lastRow="0" w:firstColumn="0" w:lastColumn="0" w:oddVBand="0" w:evenVBand="0" w:oddHBand="1" w:evenHBand="0" w:firstRowFirstColumn="0" w:firstRowLastColumn="0" w:lastRowFirstColumn="0" w:lastRowLastColumn="0"/>
+              <w:rPr>
+                <w:lang w:val="en-AT"/>
+              </w:rPr>
+            </w:pPr>
+            <w:r>
+              <w:rPr>
+                <w:lang w:val="en-AT"/>
+              </w:rPr>
+              <w:t>Preparedness status expires after the expected time</w:t>
+            </w:r>
+          </w:p>
+        </w:tc>
+        <w:tc>
+          <w:tcPr>
+            <w:tcW w:w="1508" w:type="dxa"/>
+            <w:vAlign w:val="center"/>
+          </w:tcPr>
+          <w:p>
+            <w:pPr>
+              <w:cnfStyle w:val="000000100000" w:firstRow="0" w:lastRow="0" w:firstColumn="0" w:lastColumn="0" w:oddVBand="0" w:evenVBand="0" w:oddHBand="1" w:evenHBand="0" w:firstRowFirstColumn="0" w:firstRowLastColumn="0" w:lastRowFirstColumn="0" w:lastRowLastColumn="0"/>
+              <w:rPr>
+                <w:lang w:val="en-AT"/>
+              </w:rPr>
+            </w:pPr>
+          </w:p>
+        </w:tc>
+      </w:tr>
+      <w:tr>
+        <w:trPr>
+          <w:trHeight w:val="283"/>
+        </w:trPr>
+        <w:tc>
+          <w:tcPr>
+            <w:cnfStyle w:val="001000000000" w:firstRow="0" w:lastRow="0" w:firstColumn="1" w:lastColumn="0" w:oddVBand="0" w:evenVBand="0" w:oddHBand="0" w:evenHBand="0" w:firstRowFirstColumn="0" w:firstRowLastColumn="0" w:lastRowFirstColumn="0" w:lastRowLastColumn="0"/>
+            <w:tcW w:w="1980" w:type="dxa"/>
+            <w:vAlign w:val="center"/>
+          </w:tcPr>
+          <w:p>
+            <w:pPr>
+              <w:rPr>
+                <w:lang w:val="en-AT"/>
+              </w:rPr>
+            </w:pPr>
+            <w:r>
+              <w:rPr>
+                <w:lang w:val="en-AT"/>
+              </w:rPr>
+              <w:t>Emergency tab</w:t>
+            </w:r>
+          </w:p>
+        </w:tc>
+        <w:tc>
+          <w:tcPr>
+            <w:tcW w:w="5528" w:type="dxa"/>
+            <w:vAlign w:val="center"/>
+          </w:tcPr>
+          <w:p>
+            <w:pPr>
+              <w:cnfStyle w:val="000000000000" w:firstRow="0" w:lastRow="0" w:firstColumn="0" w:lastColumn="0" w:oddVBand="0" w:evenVBand="0" w:oddHBand="0" w:evenHBand="0" w:firstRowFirstColumn="0" w:firstRowLastColumn="0" w:lastRowFirstColumn="0" w:lastRowLastColumn="0"/>
+              <w:rPr>
+                <w:lang w:val="en-AT"/>
+              </w:rPr>
+            </w:pPr>
+            <w:r>
+              <w:rPr>
+                <w:lang w:val="en-AT"/>
+              </w:rPr>
+              <w:t xml:space="preserve">Emergency resources are </w:t>
+            </w:r>
+            <w:r>
+              <w:rPr>
+                <w:lang w:val="en-AT"/>
+              </w:rPr>
+              <w:t>available and work reliably</w:t>
+            </w:r>
+          </w:p>
+        </w:tc>
+        <w:tc>
+          <w:tcPr>
+            <w:tcW w:w="1508" w:type="dxa"/>
+            <w:vAlign w:val="center"/>
+          </w:tcPr>
+          <w:p>
+            <w:pPr>
+              <w:cnfStyle w:val="000000000000" w:firstRow="0" w:lastRow="0" w:firstColumn="0" w:lastColumn="0" w:oddVBand="0" w:evenVBand="0" w:oddHBand="0" w:evenHBand="0" w:firstRowFirstColumn="0" w:firstRowLastColumn="0" w:lastRowFirstColumn="0" w:lastRowLastColumn="0"/>
+              <w:rPr>
+                <w:lang w:val="en-AT"/>
+              </w:rPr>
+            </w:pPr>
+          </w:p>
+        </w:tc>
+      </w:tr>
+      <w:tr>
+        <w:trPr>
+          <w:cnfStyle w:val="000000100000" w:firstRow="0" w:lastRow="0" w:firstColumn="0" w:lastColumn="0" w:oddVBand="0" w:evenVBand="0" w:oddHBand="1" w:evenHBand="0" w:firstRowFirstColumn="0" w:firstRowLastColumn="0" w:lastRowFirstColumn="0" w:lastRowLastColumn="0"/>
+          <w:trHeight w:val="283"/>
+        </w:trPr>
+        <w:tc>
+          <w:tcPr>
+            <w:cnfStyle w:val="001000000000" w:firstRow="0" w:lastRow="0" w:firstColumn="1" w:lastColumn="0" w:oddVBand="0" w:evenVBand="0" w:oddHBand="0" w:evenHBand="0" w:firstRowFirstColumn="0" w:firstRowLastColumn="0" w:lastRowFirstColumn="0" w:lastRowLastColumn="0"/>
+            <w:tcW w:w="1980" w:type="dxa"/>
+            <w:vAlign w:val="center"/>
+          </w:tcPr>
+          <w:p>
+            <w:pPr>
+              <w:rPr>
+                <w:lang w:val="en-AT"/>
+              </w:rPr>
+            </w:pPr>
+            <w:r>
+              <w:rPr>
+                <w:lang w:val="en-AT"/>
+              </w:rPr>
+              <w:t>National view tab</w:t>
+            </w:r>
+          </w:p>
+        </w:tc>
+        <w:tc>
+          <w:tcPr>
+            <w:tcW w:w="5528" w:type="dxa"/>
+            <w:vAlign w:val="center"/>
+          </w:tcPr>
+          <w:p>
+            <w:pPr>
+              <w:cnfStyle w:val="000000100000" w:firstRow="0" w:lastRow="0" w:firstColumn="0" w:lastColumn="0" w:oddVBand="0" w:evenVBand="0" w:oddHBand="1" w:evenHBand="0" w:firstRowFirstColumn="0" w:firstRowLastColumn="0" w:lastRowFirstColumn="0" w:lastRowLastColumn="0"/>
+              <w:rPr>
+                <w:lang w:val="en-AT"/>
+              </w:rPr>
+            </w:pPr>
+            <w:r>
+              <w:rPr>
+                <w:lang w:val="en-AT"/>
+              </w:rPr>
+              <w:t>Weather and alert data is updated and displayed</w:t>
+            </w:r>
+          </w:p>
+        </w:tc>
+        <w:tc>
+          <w:tcPr>
+            <w:tcW w:w="1508" w:type="dxa"/>
+            <w:vAlign w:val="center"/>
+          </w:tcPr>
+          <w:p>
+            <w:pPr>
+              <w:cnfStyle w:val="000000100000" w:firstRow="0" w:lastRow="0" w:firstColumn="0" w:lastColumn="0" w:oddVBand="0" w:evenVBand="0" w:oddHBand="1" w:evenHBand="0" w:firstRowFirstColumn="0" w:firstRowLastColumn="0" w:lastRowFirstColumn="0" w:lastRowLastColumn="0"/>
+              <w:rPr>
+                <w:lang w:val="en-AT"/>
+              </w:rPr>
+            </w:pPr>
+          </w:p>
+        </w:tc>
+      </w:tr>
+      <w:tr>
+        <w:trPr>
+          <w:trHeight w:val="283"/>
+        </w:trPr>
+        <w:tc>
+          <w:tcPr>
+            <w:cnfStyle w:val="001000000000" w:firstRow="0" w:lastRow="0" w:firstColumn="1" w:lastColumn="0" w:oddVBand="0" w:evenVBand="0" w:oddHBand="0" w:evenHBand="0" w:firstRowFirstColumn="0" w:firstRowLastColumn="0" w:lastRowFirstColumn="0" w:lastRowLastColumn="0"/>
+            <w:tcW w:w="1980" w:type="dxa"/>
+            <w:vAlign w:val="center"/>
+          </w:tcPr>
+          <w:p>
+            <w:pPr>
+              <w:rPr>
+                <w:lang w:val="en-AT"/>
+              </w:rPr>
+            </w:pPr>
+            <w:r>
+              <w:rPr>
+                <w:lang w:val="en-AT"/>
+              </w:rPr>
+              <w:t>Manual data sync</w:t>
+            </w:r>
+          </w:p>
+        </w:tc>
+        <w:tc>
+          <w:tcPr>
+            <w:tcW w:w="5528" w:type="dxa"/>
+            <w:vAlign w:val="center"/>
+          </w:tcPr>
+          <w:p>
+            <w:pPr>
+              <w:cnfStyle w:val="000000000000" w:firstRow="0" w:lastRow="0" w:firstColumn="0" w:lastColumn="0" w:oddVBand="0" w:evenVBand="0" w:oddHBand="0" w:evenHBand="0" w:firstRowFirstColumn="0" w:firstRowLastColumn="0" w:lastRowFirstColumn="0" w:lastRowLastColumn="0"/>
+              <w:rPr>
+                <w:lang w:val="en-AT"/>
+              </w:rPr>
+            </w:pPr>
+            <w:r>
+              <w:rPr>
+                <w:lang w:val="en-AT"/>
+              </w:rPr>
+              <w:t>Triggering the manual sync button updates the data</w:t>
+            </w:r>
+          </w:p>
+        </w:tc>
+        <w:tc>
+          <w:tcPr>
+            <w:tcW w:w="1508" w:type="dxa"/>
+            <w:vAlign w:val="center"/>
+          </w:tcPr>
+          <w:p>
+            <w:pPr>
+              <w:cnfStyle w:val="000000000000" w:firstRow="0" w:lastRow="0" w:firstColumn="0" w:lastColumn="0" w:oddVBand="0" w:evenVBand="0" w:oddHBand="0" w:evenHBand="0" w:firstRowFirstColumn="0" w:firstRowLastColumn="0" w:lastRowFirstColumn="0" w:lastRowLastColumn="0"/>
+              <w:rPr>
+                <w:lang w:val="en-AT"/>
+              </w:rPr>
+            </w:pPr>
+          </w:p>
+        </w:tc>
+      </w:tr>
+    </w:tbl>
+    <w:p>
+      <w:pPr>
+        <w:pStyle w:val="Caption"/>
+        <w:rPr>
+          <w:lang w:val="en-AT"/>
+        </w:rPr>
+      </w:pPr>
+      <w:r>
+        <w:rPr>
+          <w:lang w:val="en-US"/>
+        </w:rPr>
+        <w:t xml:space="preserve">Table </w:t>
+      </w:r>
+      <w:r>
+        <w:fldChar w:fldCharType="begin"/>
+      </w:r>
+      <w:r>
+        <w:rPr>
+          <w:lang w:val="en-US"/>
+        </w:rPr>
+        <w:instrText xml:space="preserve"> SEQ Table \* ARABIC </w:instrText>
+      </w:r>
+      <w:r>
+        <w:fldChar w:fldCharType="separate"/>
+      </w:r>
+      <w:r>
+        <w:rPr>
+          <w:noProof/>
+          <w:lang w:val="en-US"/>
+        </w:rPr>
+        <w:t>1</w:t>
+      </w:r>
+      <w:r>
+        <w:fldChar w:fldCharType="end"/>
+      </w:r>
+      <w:r>
+        <w:rPr>
+          <w:lang w:val="en-US"/>
+        </w:rPr>
+        <w:t>: Functional testing checklist</w:t>
+      </w:r>
+    </w:p>
+    <w:p>
+      <w:pPr>
+        <w:rPr>
+          <w:lang w:val="en-AT"/>
+        </w:rPr>
+      </w:pPr>
+      <w:r>
+        <w:rPr>
+          <w:lang w:val="en-AT"/>
+        </w:rPr>
+        <w:t xml:space="preserve">Usability testing checks whether users can understand and use the app. Test users </w:t>
+      </w:r>
+      <w:r>
+        <w:rPr>
+          <w:lang w:val="en-AT"/>
+        </w:rPr>
+        <w:t>will b</w:t>
+      </w:r>
+      <w:r>
+        <w:rPr>
+          <w:lang w:val="en-AT"/>
+        </w:rPr>
+        <w:t>e asked to complete tasks</w:t>
+      </w:r>
+      <w:r>
+        <w:rPr>
+          <w:lang w:val="en-AT"/>
+        </w:rPr>
+        <w:t>, as seen in Table 2.</w:t>
+      </w:r>
+    </w:p>
+    <w:tbl>
+      <w:tblPr>
+        <w:tblStyle w:val="GridTable4-Accent1"/>
+        <w:tblW w:w="0" w:type="auto"/>
+        <w:tblLook w:val="04A0" w:firstRow="1" w:lastRow="0" w:firstColumn="1" w:lastColumn="0" w:noHBand="0" w:noVBand="1"/>
+      </w:tblPr>
+      <w:tblGrid>
+        <w:gridCol w:w="6232"/>
+        <w:gridCol w:w="2694"/>
+      </w:tblGrid>
+      <w:tr>
+        <w:trPr>
+          <w:cnfStyle w:val="100000000000" w:firstRow="1" w:lastRow="0" w:firstColumn="0" w:lastColumn="0" w:oddVBand="0" w:evenVBand="0" w:oddHBand="0" w:evenHBand="0" w:firstRowFirstColumn="0" w:firstRowLastColumn="0" w:lastRowFirstColumn="0" w:lastRowLastColumn="0"/>
+          <w:trHeight w:val="340"/>
+        </w:trPr>
+        <w:tc>
+          <w:tcPr>
+            <w:cnfStyle w:val="001000000000" w:firstRow="0" w:lastRow="0" w:firstColumn="1" w:lastColumn="0" w:oddVBand="0" w:evenVBand="0" w:oddHBand="0" w:evenHBand="0" w:firstRowFirstColumn="0" w:firstRowLastColumn="0" w:lastRowFirstColumn="0" w:lastRowLastColumn="0"/>
+            <w:tcW w:w="6232" w:type="dxa"/>
+            <w:vAlign w:val="center"/>
+          </w:tcPr>
+          <w:p>
+            <w:pPr>
+              <w:rPr>
+                <w:lang w:val="en-AT"/>
+              </w:rPr>
+            </w:pPr>
+            <w:r>
+              <w:rPr>
+                <w:lang w:val="en-AT"/>
+              </w:rPr>
+              <w:t>User task</w:t>
+            </w:r>
+          </w:p>
+        </w:tc>
+        <w:tc>
+          <w:tcPr>
+            <w:tcW w:w="2694" w:type="dxa"/>
+            <w:vAlign w:val="center"/>
+          </w:tcPr>
+          <w:p>
+            <w:pPr>
+              <w:cnfStyle w:val="100000000000" w:firstRow="1" w:lastRow="0" w:firstColumn="0" w:lastColumn="0" w:oddVBand="0" w:evenVBand="0" w:oddHBand="0" w:evenHBand="0" w:firstRowFirstColumn="0" w:firstRowLastColumn="0" w:lastRowFirstColumn="0" w:lastRowLastColumn="0"/>
+              <w:rPr>
+                <w:lang w:val="en-AT"/>
+              </w:rPr>
+            </w:pPr>
+            <w:r>
+              <w:rPr>
+                <w:lang w:val="en-AT"/>
+              </w:rPr>
+              <w:t>Achieved (y/n)</w:t>
+            </w:r>
+          </w:p>
+        </w:tc>
+      </w:tr>
+      <w:tr>
+        <w:trPr>
+          <w:cnfStyle w:val="000000100000" w:firstRow="0" w:lastRow="0" w:firstColumn="0" w:lastColumn="0" w:oddVBand="0" w:evenVBand="0" w:oddHBand="1" w:evenHBand="0" w:firstRowFirstColumn="0" w:firstRowLastColumn="0" w:lastRowFirstColumn="0" w:lastRowLastColumn="0"/>
+          <w:trHeight w:val="340"/>
+        </w:trPr>
+        <w:tc>
+          <w:tcPr>
+            <w:cnfStyle w:val="001000000000" w:firstRow="0" w:lastRow="0" w:firstColumn="1" w:lastColumn="0" w:oddVBand="0" w:evenVBand="0" w:oddHBand="0" w:evenHBand="0" w:firstRowFirstColumn="0" w:firstRowLastColumn="0" w:lastRowFirstColumn="0" w:lastRowLastColumn="0"/>
+            <w:tcW w:w="6232" w:type="dxa"/>
+            <w:vAlign w:val="center"/>
+          </w:tcPr>
+          <w:p>
+            <w:pPr>
+              <w:spacing w:line="259" w:lineRule="auto"/>
+              <w:rPr>
+                <w:b w:val="0"/>
+                <w:bCs w:val="0"/>
+                <w:lang w:val="en-AT"/>
+              </w:rPr>
+            </w:pPr>
+            <w:r>
+              <w:rPr>
+                <w:b w:val="0"/>
+                <w:bCs w:val="0"/>
+                <w:lang w:val="en-AT"/>
+              </w:rPr>
+              <w:t>Check the current weather and alert status for your location</w:t>
+            </w:r>
+          </w:p>
+        </w:tc>
+        <w:tc>
+          <w:tcPr>
+            <w:tcW w:w="2694" w:type="dxa"/>
+            <w:vAlign w:val="center"/>
+          </w:tcPr>
+          <w:p>
+            <w:pPr>
+              <w:cnfStyle w:val="000000100000" w:firstRow="0" w:lastRow="0" w:firstColumn="0" w:lastColumn="0" w:oddVBand="0" w:evenVBand="0" w:oddHBand="1" w:evenHBand="0" w:firstRowFirstColumn="0" w:firstRowLastColumn="0" w:lastRowFirstColumn="0" w:lastRowLastColumn="0"/>
+              <w:rPr>
+                <w:lang w:val="en-AT"/>
+              </w:rPr>
+            </w:pPr>
+          </w:p>
+        </w:tc>
+      </w:tr>
+      <w:tr>
+        <w:trPr>
+          <w:trHeight w:val="340"/>
+        </w:trPr>
+        <w:tc>
+          <w:tcPr>
+            <w:cnfStyle w:val="001000000000" w:firstRow="0" w:lastRow="0" w:firstColumn="1" w:lastColumn="0" w:oddVBand="0" w:evenVBand="0" w:oddHBand="0" w:evenHBand="0" w:firstRowFirstColumn="0" w:firstRowLastColumn="0" w:lastRowFirstColumn="0" w:lastRowLastColumn="0"/>
+            <w:tcW w:w="6232" w:type="dxa"/>
+            <w:vAlign w:val="center"/>
+          </w:tcPr>
+          <w:p>
+            <w:pPr>
+              <w:rPr>
+                <w:b w:val="0"/>
+                <w:bCs w:val="0"/>
+                <w:lang w:val="en-AT"/>
+              </w:rPr>
+            </w:pPr>
+            <w:r>
+              <w:rPr>
+                <w:b w:val="0"/>
+                <w:bCs w:val="0"/>
+                <w:lang w:val="en-AT"/>
+              </w:rPr>
+              <w:t>Switch to a custom location</w:t>
+            </w:r>
+          </w:p>
+        </w:tc>
+        <w:tc>
+          <w:tcPr>
+            <w:tcW w:w="2694" w:type="dxa"/>
+            <w:vAlign w:val="center"/>
+          </w:tcPr>
+          <w:p>
+            <w:pPr>
+              <w:cnfStyle w:val="000000000000" w:firstRow="0" w:lastRow="0" w:firstColumn="0" w:lastColumn="0" w:oddVBand="0" w:evenVBand="0" w:oddHBand="0" w:evenHBand="0" w:firstRowFirstColumn="0" w:firstRowLastColumn="0" w:lastRowFirstColumn="0" w:lastRowLastColumn="0"/>
+              <w:rPr>
+                <w:lang w:val="en-AT"/>
+              </w:rPr>
+            </w:pPr>
+          </w:p>
+        </w:tc>
+      </w:tr>
+      <w:tr>
+        <w:trPr>
+          <w:cnfStyle w:val="000000100000" w:firstRow="0" w:lastRow="0" w:firstColumn="0" w:lastColumn="0" w:oddVBand="0" w:evenVBand="0" w:oddHBand="1" w:evenHBand="0" w:firstRowFirstColumn="0" w:firstRowLastColumn="0" w:lastRowFirstColumn="0" w:lastRowLastColumn="0"/>
+          <w:trHeight w:val="340"/>
+        </w:trPr>
+        <w:tc>
+          <w:tcPr>
+            <w:cnfStyle w:val="001000000000" w:firstRow="0" w:lastRow="0" w:firstColumn="1" w:lastColumn="0" w:oddVBand="0" w:evenVBand="0" w:oddHBand="0" w:evenHBand="0" w:firstRowFirstColumn="0" w:firstRowLastColumn="0" w:lastRowFirstColumn="0" w:lastRowLastColumn="0"/>
+            <w:tcW w:w="6232" w:type="dxa"/>
+            <w:vAlign w:val="center"/>
+          </w:tcPr>
+          <w:p>
+            <w:pPr>
+              <w:rPr>
+                <w:b w:val="0"/>
+                <w:bCs w:val="0"/>
+                <w:lang w:val="en-AT"/>
+              </w:rPr>
+            </w:pPr>
+            <w:r>
+              <w:rPr>
+                <w:b w:val="0"/>
+                <w:bCs w:val="0"/>
+                <w:lang w:val="en-AT"/>
+              </w:rPr>
+              <w:t>Find an emergency number</w:t>
+            </w:r>
+          </w:p>
+        </w:tc>
+        <w:tc>
+          <w:tcPr>
+            <w:tcW w:w="2694" w:type="dxa"/>
+            <w:vAlign w:val="center"/>
+          </w:tcPr>
+          <w:p>
+            <w:pPr>
+              <w:cnfStyle w:val="000000100000" w:firstRow="0" w:lastRow="0" w:firstColumn="0" w:lastColumn="0" w:oddVBand="0" w:evenVBand="0" w:oddHBand="1" w:evenHBand="0" w:firstRowFirstColumn="0" w:firstRowLastColumn="0" w:lastRowFirstColumn="0" w:lastRowLastColumn="0"/>
+              <w:rPr>
+                <w:lang w:val="en-AT"/>
+              </w:rPr>
+            </w:pPr>
+          </w:p>
+        </w:tc>
+      </w:tr>
+      <w:tr>
+        <w:trPr>
+          <w:trHeight w:val="340"/>
+        </w:trPr>
+        <w:tc>
+          <w:tcPr>
+            <w:cnfStyle w:val="001000000000" w:firstRow="0" w:lastRow="0" w:firstColumn="1" w:lastColumn="0" w:oddVBand="0" w:evenVBand="0" w:oddHBand="0" w:evenHBand="0" w:firstRowFirstColumn="0" w:firstRowLastColumn="0" w:lastRowFirstColumn="0" w:lastRowLastColumn="0"/>
+            <w:tcW w:w="6232" w:type="dxa"/>
+            <w:vAlign w:val="center"/>
+          </w:tcPr>
+          <w:p>
+            <w:pPr>
+              <w:rPr>
+                <w:b w:val="0"/>
+                <w:bCs w:val="0"/>
+                <w:lang w:val="en-AT"/>
+              </w:rPr>
+            </w:pPr>
+            <w:r>
+              <w:rPr>
+                <w:b w:val="0"/>
+                <w:bCs w:val="0"/>
+                <w:lang w:val="en-AT"/>
+              </w:rPr>
+              <w:t>Complete a preparedness checklist</w:t>
+            </w:r>
+          </w:p>
+        </w:tc>
+        <w:tc>
+          <w:tcPr>
+            <w:tcW w:w="2694" w:type="dxa"/>
+            <w:vAlign w:val="center"/>
+          </w:tcPr>
+          <w:p>
+            <w:pPr>
+              <w:cnfStyle w:val="000000000000" w:firstRow="0" w:lastRow="0" w:firstColumn="0" w:lastColumn="0" w:oddVBand="0" w:evenVBand="0" w:oddHBand="0" w:evenHBand="0" w:firstRowFirstColumn="0" w:firstRowLastColumn="0" w:lastRowFirstColumn="0" w:lastRowLastColumn="0"/>
+              <w:rPr>
+                <w:lang w:val="en-AT"/>
+              </w:rPr>
+            </w:pPr>
+          </w:p>
+        </w:tc>
+      </w:tr>
+      <w:tr>
+        <w:trPr>
+          <w:cnfStyle w:val="000000100000" w:firstRow="0" w:lastRow="0" w:firstColumn="0" w:lastColumn="0" w:oddVBand="0" w:evenVBand="0" w:oddHBand="1" w:evenHBand="0" w:firstRowFirstColumn="0" w:firstRowLastColumn="0" w:lastRowFirstColumn="0" w:lastRowLastColumn="0"/>
+          <w:trHeight w:val="340"/>
+        </w:trPr>
+        <w:tc>
+          <w:tcPr>
+            <w:cnfStyle w:val="001000000000" w:firstRow="0" w:lastRow="0" w:firstColumn="1" w:lastColumn="0" w:oddVBand="0" w:evenVBand="0" w:oddHBand="0" w:evenHBand="0" w:firstRowFirstColumn="0" w:firstRowLastColumn="0" w:lastRowFirstColumn="0" w:lastRowLastColumn="0"/>
+            <w:tcW w:w="6232" w:type="dxa"/>
+            <w:vAlign w:val="center"/>
+          </w:tcPr>
+          <w:p>
+            <w:pPr>
+              <w:rPr>
+                <w:b w:val="0"/>
+                <w:bCs w:val="0"/>
+                <w:lang w:val="en-AT"/>
+              </w:rPr>
+            </w:pPr>
+            <w:r>
+              <w:rPr>
+                <w:b w:val="0"/>
+                <w:bCs w:val="0"/>
+                <w:lang w:val="en-AT"/>
+              </w:rPr>
+              <w:t>Receive a badge for preparedness</w:t>
+            </w:r>
+          </w:p>
+        </w:tc>
+        <w:tc>
+          <w:tcPr>
+            <w:tcW w:w="2694" w:type="dxa"/>
+            <w:vAlign w:val="center"/>
+          </w:tcPr>
+          <w:p>
+            <w:pPr>
+              <w:cnfStyle w:val="000000100000" w:firstRow="0" w:lastRow="0" w:firstColumn="0" w:lastColumn="0" w:oddVBand="0" w:evenVBand="0" w:oddHBand="1" w:evenHBand="0" w:firstRowFirstColumn="0" w:firstRowLastColumn="0" w:lastRowFirstColumn="0" w:lastRowLastColumn="0"/>
+              <w:rPr>
+                <w:lang w:val="en-AT"/>
+              </w:rPr>
+            </w:pPr>
+          </w:p>
+        </w:tc>
+      </w:tr>
+      <w:tr>
+        <w:trPr>
+          <w:trHeight w:val="340"/>
+        </w:trPr>
+        <w:tc>
+          <w:tcPr>
+            <w:cnfStyle w:val="001000000000" w:firstRow="0" w:lastRow="0" w:firstColumn="1" w:lastColumn="0" w:oddVBand="0" w:evenVBand="0" w:oddHBand="0" w:evenHBand="0" w:firstRowFirstColumn="0" w:firstRowLastColumn="0" w:lastRowFirstColumn="0" w:lastRowLastColumn="0"/>
+            <w:tcW w:w="6232" w:type="dxa"/>
+            <w:vAlign w:val="center"/>
+          </w:tcPr>
+          <w:p>
+            <w:pPr>
+              <w:rPr>
+                <w:b w:val="0"/>
+                <w:bCs w:val="0"/>
+                <w:lang w:val="en-AT"/>
+              </w:rPr>
+            </w:pPr>
+            <w:r>
+              <w:rPr>
+                <w:b w:val="0"/>
+                <w:bCs w:val="0"/>
+                <w:lang w:val="en-AT"/>
+              </w:rPr>
+              <w:t>Find the license and credits section</w:t>
+            </w:r>
+          </w:p>
+        </w:tc>
+        <w:tc>
+          <w:tcPr>
+            <w:tcW w:w="2694" w:type="dxa"/>
+            <w:vAlign w:val="center"/>
+          </w:tcPr>
+          <w:p>
+            <w:pPr>
+              <w:cnfStyle w:val="000000000000" w:firstRow="0" w:lastRow="0" w:firstColumn="0" w:lastColumn="0" w:oddVBand="0" w:evenVBand="0" w:oddHBand="0" w:evenHBand="0" w:firstRowFirstColumn="0" w:firstRowLastColumn="0" w:lastRowFirstColumn="0" w:lastRowLastColumn="0"/>
+              <w:rPr>
+                <w:lang w:val="en-AT"/>
+              </w:rPr>
+            </w:pPr>
+          </w:p>
+        </w:tc>
+      </w:tr>
+    </w:tbl>
+    <w:p>
+      <w:pPr>
+        <w:pStyle w:val="Caption"/>
+        <w:rPr>
+          <w:lang w:val="en-AT"/>
+        </w:rPr>
+      </w:pPr>
+      <w:r>
+        <w:rPr>
+          <w:lang w:val="en-US"/>
+        </w:rPr>
+        <w:t xml:space="preserve">Table </w:t>
+      </w:r>
+      <w:r>
+        <w:fldChar w:fldCharType="begin"/>
+      </w:r>
+      <w:r>
+        <w:rPr>
+          <w:lang w:val="en-US"/>
+        </w:rPr>
+        <w:instrText xml:space="preserve"> SEQ Table \* ARABIC </w:instrText>
+      </w:r>
+      <w:r>
+        <w:fldChar w:fldCharType="separate"/>
+      </w:r>
+      <w:r>
+        <w:rPr>
+          <w:noProof/>
+          <w:lang w:val="en-US"/>
+        </w:rPr>
+        <w:t>2</w:t>
+      </w:r>
+      <w:r>
+        <w:fldChar w:fldCharType="end"/>
+      </w:r>
+      <w:r>
+        <w:rPr>
+          <w:lang w:val="en-US"/>
+        </w:rPr>
+        <w:t>: Usability testing checklist</w:t>
+      </w:r>
+    </w:p>
+    <w:p>
+      <w:pPr>
+        <w:rPr>
+          <w:lang w:val="en-AT"/>
+        </w:rPr>
+      </w:pPr>
+      <w:r>
+        <w:rPr>
+          <w:lang w:val="en-AT"/>
+        </w:rPr>
+        <w:t xml:space="preserve">Feedback </w:t>
+      </w:r>
+      <w:r>
+        <w:rPr>
+          <w:lang w:val="en-AT"/>
+        </w:rPr>
+        <w:t>will</w:t>
+      </w:r>
+      <w:r>
+        <w:rPr>
+          <w:lang w:val="en-AT"/>
+        </w:rPr>
+        <w:t xml:space="preserve"> be collected using Google Forms. The form should include both rating questions </w:t>
+      </w:r>
+      <w:r>
+        <w:rPr>
+          <w:lang w:val="en-AT"/>
+        </w:rPr>
+        <w:t xml:space="preserve">based on the System Usability Scale (SUS) </w:t>
+      </w:r>
+      <w:sdt>
+        <w:sdtPr>
+          <w:rPr>
+            <w:rFonts w:ascii="Aptos" w:hAnsi="Aptos"/>
+            <w:color w:val="000000"/>
+            <w:lang w:val="en-AT"/>
+          </w:rPr>
+          <w:tag w:val="MENDELEY_CITATION_v3_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"/>
+          <w:id w:val="933328123"/>
+          <w:placeholder>
+            <w:docPart w:val="D8ABBB3D3D284CABA6043723BCC22183"/>
+          </w:placeholder>
+        </w:sdtPr>
+        <w:sdtContent>
+          <w:r>
+            <w:rPr>
+              <w:rFonts w:ascii="Aptos" w:hAnsi="Aptos"/>
+              <w:color w:val="000000"/>
+              <w:lang w:val="en-AT"/>
+            </w:rPr>
+            <w:t>(Brooke, 1996)</w:t>
+          </w:r>
+        </w:sdtContent>
+      </w:sdt>
+      <w:r>
+        <w:rPr>
+          <w:lang w:val="en-AT"/>
+        </w:rPr>
+        <w:t xml:space="preserve"> </w:t>
+      </w:r>
+      <w:r>
+        <w:rPr>
+          <w:lang w:val="en-AT"/>
+        </w:rPr>
+        <w:t>and open text questions</w:t>
+      </w:r>
+      <w:r>
+        <w:rPr>
+          <w:lang w:val="en-AT"/>
+        </w:rPr>
+        <w:t>, as in Table 3</w:t>
+      </w:r>
+      <w:r>
+        <w:rPr>
+          <w:lang w:val="en-AT"/>
+        </w:rPr>
+        <w:t xml:space="preserve">. </w:t>
+      </w:r>
+    </w:p>
+    <w:tbl>
+      <w:tblPr>
+        <w:tblStyle w:val="GridTable4-Accent1"/>
+        <w:tblW w:w="0" w:type="auto"/>
+        <w:tblLook w:val="04A0" w:firstRow="1" w:lastRow="0" w:firstColumn="1" w:lastColumn="0" w:noHBand="0" w:noVBand="1"/>
+      </w:tblPr>
+      <w:tblGrid>
+        <w:gridCol w:w="6232"/>
+        <w:gridCol w:w="2694"/>
+      </w:tblGrid>
+      <w:tr>
+        <w:trPr>
+          <w:cnfStyle w:val="100000000000" w:firstRow="1" w:lastRow="0" w:firstColumn="0" w:lastColumn="0" w:oddVBand="0" w:evenVBand="0" w:oddHBand="0" w:evenHBand="0" w:firstRowFirstColumn="0" w:firstRowLastColumn="0" w:lastRowFirstColumn="0" w:lastRowLastColumn="0"/>
+          <w:trHeight w:val="340"/>
+        </w:trPr>
+        <w:tc>
+          <w:tcPr>
+            <w:cnfStyle w:val="001000000000" w:firstRow="0" w:lastRow="0" w:firstColumn="1" w:lastColumn="0" w:oddVBand="0" w:evenVBand="0" w:oddHBand="0" w:evenHBand="0" w:firstRowFirstColumn="0" w:firstRowLastColumn="0" w:lastRowFirstColumn="0" w:lastRowLastColumn="0"/>
+            <w:tcW w:w="6232" w:type="dxa"/>
+            <w:vAlign w:val="center"/>
+          </w:tcPr>
+          <w:p>
+            <w:pPr>
+              <w:rPr>
+                <w:lang w:val="en-AT"/>
+              </w:rPr>
+            </w:pPr>
+            <w:r>
+              <w:rPr>
+                <w:lang w:val="en-AT"/>
+              </w:rPr>
+              <w:t>Open feedback questions</w:t>
+            </w:r>
+          </w:p>
+        </w:tc>
+        <w:tc>
+          <w:tcPr>
+            <w:tcW w:w="2694" w:type="dxa"/>
+            <w:vAlign w:val="center"/>
+          </w:tcPr>
+          <w:p>
+            <w:pPr>
+              <w:cnfStyle w:val="100000000000" w:firstRow="1" w:lastRow="0" w:firstColumn="0" w:lastColumn="0" w:oddVBand="0" w:evenVBand="0" w:oddHBand="0" w:evenHBand="0" w:firstRowFirstColumn="0" w:firstRowLastColumn="0" w:lastRowFirstColumn="0" w:lastRowLastColumn="0"/>
+              <w:rPr>
+                <w:lang w:val="en-AT"/>
+              </w:rPr>
+            </w:pPr>
+            <w:r>
+              <w:rPr>
+                <w:lang w:val="en-AT"/>
+              </w:rPr>
+              <w:t>Answer</w:t>
+            </w:r>
+          </w:p>
+        </w:tc>
+      </w:tr>
+      <w:tr>
+        <w:trPr>
+          <w:cnfStyle w:val="000000100000" w:firstRow="0" w:lastRow="0" w:firstColumn="0" w:lastColumn="0" w:oddVBand="0" w:evenVBand="0" w:oddHBand="1" w:evenHBand="0" w:firstRowFirstColumn="0" w:firstRowLastColumn="0" w:lastRowFirstColumn="0" w:lastRowLastColumn="0"/>
+          <w:trHeight w:val="340"/>
+        </w:trPr>
+        <w:tc>
+          <w:tcPr>
+            <w:cnfStyle w:val="001000000000" w:firstRow="0" w:lastRow="0" w:firstColumn="1" w:lastColumn="0" w:oddVBand="0" w:evenVBand="0" w:oddHBand="0" w:evenHBand="0" w:firstRowFirstColumn="0" w:firstRowLastColumn="0" w:lastRowFirstColumn="0" w:lastRowLastColumn="0"/>
+            <w:tcW w:w="6232" w:type="dxa"/>
+            <w:vAlign w:val="center"/>
+          </w:tcPr>
+          <w:p>
+            <w:pPr>
+              <w:spacing w:line="259" w:lineRule="auto"/>
+              <w:rPr>
+                <w:b w:val="0"/>
+                <w:bCs w:val="0"/>
+                <w:lang w:val="en-AT"/>
+              </w:rPr>
+            </w:pPr>
+            <w:r>
+              <w:rPr>
+                <w:b w:val="0"/>
+                <w:bCs w:val="0"/>
+                <w:lang w:val="en-AT"/>
+              </w:rPr>
+              <w:t>Was the dashboard easy to understand?</w:t>
+            </w:r>
+          </w:p>
+        </w:tc>
+        <w:tc>
+          <w:tcPr>
+            <w:tcW w:w="2694" w:type="dxa"/>
+            <w:vAlign w:val="center"/>
+          </w:tcPr>
+          <w:p>
+            <w:pPr>
+              <w:cnfStyle w:val="000000100000" w:firstRow="0" w:lastRow="0" w:firstColumn="0" w:lastColumn="0" w:oddVBand="0" w:evenVBand="0" w:oddHBand="1" w:evenHBand="0" w:firstRowFirstColumn="0" w:firstRowLastColumn="0" w:lastRowFirstColumn="0" w:lastRowLastColumn="0"/>
+              <w:rPr>
+                <w:lang w:val="en-AT"/>
+              </w:rPr>
+            </w:pPr>
+          </w:p>
+        </w:tc>
+      </w:tr>
+      <w:tr>
+        <w:trPr>
+          <w:trHeight w:val="340"/>
+        </w:trPr>
+        <w:tc>
+          <w:tcPr>
+            <w:cnfStyle w:val="001000000000" w:firstRow="0" w:lastRow="0" w:firstColumn="1" w:lastColumn="0" w:oddVBand="0" w:evenVBand="0" w:oddHBand="0" w:evenHBand="0" w:firstRowFirstColumn="0" w:firstRowLastColumn="0" w:lastRowFirstColumn="0" w:lastRowLastColumn="0"/>
+            <w:tcW w:w="6232" w:type="dxa"/>
+            <w:vAlign w:val="center"/>
+          </w:tcPr>
+          <w:p>
+            <w:pPr>
+              <w:rPr>
+                <w:b w:val="0"/>
+                <w:bCs w:val="0"/>
+                <w:lang w:val="en-AT"/>
+              </w:rPr>
+            </w:pPr>
+            <w:r>
+              <w:rPr>
+                <w:b w:val="0"/>
+                <w:bCs w:val="0"/>
+                <w:lang w:val="en-AT"/>
+              </w:rPr>
+              <w:t>Could you find emergency numbers quickly?</w:t>
+            </w:r>
+          </w:p>
+        </w:tc>
+        <w:tc>
+          <w:tcPr>
+            <w:tcW w:w="2694" w:type="dxa"/>
+            <w:vAlign w:val="center"/>
+          </w:tcPr>
+          <w:p>
+            <w:pPr>
+              <w:cnfStyle w:val="000000000000" w:firstRow="0" w:lastRow="0" w:firstColumn="0" w:lastColumn="0" w:oddVBand="0" w:evenVBand="0" w:oddHBand="0" w:evenHBand="0" w:firstRowFirstColumn="0" w:firstRowLastColumn="0" w:lastRowFirstColumn="0" w:lastRowLastColumn="0"/>
+              <w:rPr>
+                <w:lang w:val="en-AT"/>
+              </w:rPr>
+            </w:pPr>
+          </w:p>
+        </w:tc>
+      </w:tr>
+      <w:tr>
+        <w:trPr>
+          <w:cnfStyle w:val="000000100000" w:firstRow="0" w:lastRow="0" w:firstColumn="0" w:lastColumn="0" w:oddVBand="0" w:evenVBand="0" w:oddHBand="1" w:evenHBand="0" w:firstRowFirstColumn="0" w:firstRowLastColumn="0" w:lastRowFirstColumn="0" w:lastRowLastColumn="0"/>
+          <w:trHeight w:val="340"/>
+        </w:trPr>
+        <w:tc>
+          <w:tcPr>
+            <w:cnfStyle w:val="001000000000" w:firstRow="0" w:lastRow="0" w:firstColumn="1" w:lastColumn="0" w:oddVBand="0" w:evenVBand="0" w:oddHBand="0" w:evenHBand="0" w:firstRowFirstColumn="0" w:firstRowLastColumn="0" w:lastRowFirstColumn="0" w:lastRowLastColumn="0"/>
+            <w:tcW w:w="6232" w:type="dxa"/>
+            <w:vAlign w:val="center"/>
+          </w:tcPr>
+          <w:p>
+            <w:pPr>
+              <w:rPr>
+                <w:b w:val="0"/>
+                <w:bCs w:val="0"/>
+                <w:lang w:val="en-AT"/>
+              </w:rPr>
+            </w:pPr>
+            <w:r>
+              <w:rPr>
+                <w:b w:val="0"/>
+                <w:bCs w:val="0"/>
+                <w:lang w:val="en-AT"/>
+              </w:rPr>
+              <w:t>Did the learning mode help you understand how to prepare?</w:t>
+            </w:r>
+          </w:p>
+        </w:tc>
+        <w:tc>
+          <w:tcPr>
+            <w:tcW w:w="2694" w:type="dxa"/>
+            <w:vAlign w:val="center"/>
+          </w:tcPr>
+          <w:p>
+            <w:pPr>
+              <w:cnfStyle w:val="000000100000" w:firstRow="0" w:lastRow="0" w:firstColumn="0" w:lastColumn="0" w:oddVBand="0" w:evenVBand="0" w:oddHBand="1" w:evenHBand="0" w:firstRowFirstColumn="0" w:firstRowLastColumn="0" w:lastRowFirstColumn="0" w:lastRowLastColumn="0"/>
+              <w:rPr>
+                <w:lang w:val="en-AT"/>
+              </w:rPr>
+            </w:pPr>
+          </w:p>
+        </w:tc>
+      </w:tr>
+      <w:tr>
+        <w:trPr>
+          <w:trHeight w:val="340"/>
+        </w:trPr>
+        <w:tc>
+          <w:tcPr>
+            <w:cnfStyle w:val="001000000000" w:firstRow="0" w:lastRow="0" w:firstColumn="1" w:lastColumn="0" w:oddVBand="0" w:evenVBand="0" w:oddHBand="0" w:evenHBand="0" w:firstRowFirstColumn="0" w:firstRowLastColumn="0" w:lastRowFirstColumn="0" w:lastRowLastColumn="0"/>
+            <w:tcW w:w="6232" w:type="dxa"/>
+            <w:vAlign w:val="center"/>
+          </w:tcPr>
+          <w:p>
+            <w:pPr>
+              <w:rPr>
+                <w:b w:val="0"/>
+                <w:bCs w:val="0"/>
+                <w:lang w:val="en-AT"/>
+              </w:rPr>
+            </w:pPr>
+            <w:r>
+              <w:rPr>
+                <w:b w:val="0"/>
+                <w:bCs w:val="0"/>
+                <w:lang w:val="en-AT"/>
+              </w:rPr>
+              <w:t>Was the app navigation clear?</w:t>
+            </w:r>
+          </w:p>
+        </w:tc>
+        <w:tc>
+          <w:tcPr>
+            <w:tcW w:w="2694" w:type="dxa"/>
+            <w:vAlign w:val="center"/>
+          </w:tcPr>
+          <w:p>
+            <w:pPr>
+              <w:cnfStyle w:val="000000000000" w:firstRow="0" w:lastRow="0" w:firstColumn="0" w:lastColumn="0" w:oddVBand="0" w:evenVBand="0" w:oddHBand="0" w:evenHBand="0" w:firstRowFirstColumn="0" w:firstRowLastColumn="0" w:lastRowFirstColumn="0" w:lastRowLastColumn="0"/>
+              <w:rPr>
+                <w:lang w:val="en-AT"/>
+              </w:rPr>
+            </w:pPr>
+          </w:p>
+        </w:tc>
+      </w:tr>
+      <w:tr>
+        <w:trPr>
+          <w:cnfStyle w:val="000000100000" w:firstRow="0" w:lastRow="0" w:firstColumn="0" w:lastColumn="0" w:oddVBand="0" w:evenVBand="0" w:oddHBand="1" w:evenHBand="0" w:firstRowFirstColumn="0" w:firstRowLastColumn="0" w:lastRowFirstColumn="0" w:lastRowLastColumn="0"/>
+          <w:trHeight w:val="340"/>
+        </w:trPr>
+        <w:tc>
+          <w:tcPr>
+            <w:cnfStyle w:val="001000000000" w:firstRow="0" w:lastRow="0" w:firstColumn="1" w:lastColumn="0" w:oddVBand="0" w:evenVBand="0" w:oddHBand="0" w:evenHBand="0" w:firstRowFirstColumn="0" w:firstRowLastColumn="0" w:lastRowFirstColumn="0" w:lastRowLastColumn="0"/>
+            <w:tcW w:w="6232" w:type="dxa"/>
+            <w:vAlign w:val="center"/>
+          </w:tcPr>
+          <w:p>
+            <w:pPr>
+              <w:rPr>
+                <w:b w:val="0"/>
+                <w:bCs w:val="0"/>
+                <w:lang w:val="en-AT"/>
+              </w:rPr>
+            </w:pPr>
+            <w:r>
+              <w:rPr>
+                <w:b w:val="0"/>
+                <w:bCs w:val="0"/>
+                <w:lang w:val="en-AT"/>
+              </w:rPr>
+              <w:t>Which feature felt most useful?</w:t>
+            </w:r>
+          </w:p>
+        </w:tc>
+        <w:tc>
+          <w:tcPr>
+            <w:tcW w:w="2694" w:type="dxa"/>
+            <w:vAlign w:val="center"/>
+          </w:tcPr>
+          <w:p>
+            <w:pPr>
+              <w:cnfStyle w:val="000000100000" w:firstRow="0" w:lastRow="0" w:firstColumn="0" w:lastColumn="0" w:oddVBand="0" w:evenVBand="0" w:oddHBand="1" w:evenHBand="0" w:firstRowFirstColumn="0" w:firstRowLastColumn="0" w:lastRowFirstColumn="0" w:lastRowLastColumn="0"/>
+              <w:rPr>
+                <w:lang w:val="en-AT"/>
+              </w:rPr>
+            </w:pPr>
+          </w:p>
+        </w:tc>
+      </w:tr>
+      <w:tr>
+        <w:trPr>
+          <w:trHeight w:val="340"/>
+        </w:trPr>
+        <w:tc>
+          <w:tcPr>
+            <w:cnfStyle w:val="001000000000" w:firstRow="0" w:lastRow="0" w:firstColumn="1" w:lastColumn="0" w:oddVBand="0" w:evenVBand="0" w:oddHBand="0" w:evenHBand="0" w:firstRowFirstColumn="0" w:firstRowLastColumn="0" w:lastRowFirstColumn="0" w:lastRowLastColumn="0"/>
+            <w:tcW w:w="6232" w:type="dxa"/>
+            <w:vAlign w:val="center"/>
+          </w:tcPr>
+          <w:p>
+            <w:pPr>
+              <w:rPr>
+                <w:b w:val="0"/>
+                <w:bCs w:val="0"/>
+                <w:lang w:val="en-AT"/>
+              </w:rPr>
+            </w:pPr>
+            <w:r>
+              <w:rPr>
+                <w:b w:val="0"/>
+                <w:bCs w:val="0"/>
+                <w:lang w:val="en-AT"/>
+              </w:rPr>
+              <w:t>Which part was confusing or unnecessary?</w:t>
+            </w:r>
+          </w:p>
+        </w:tc>
+        <w:tc>
+          <w:tcPr>
+            <w:tcW w:w="2694" w:type="dxa"/>
+            <w:vAlign w:val="center"/>
+          </w:tcPr>
+          <w:p>
+            <w:pPr>
+              <w:cnfStyle w:val="000000000000" w:firstRow="0" w:lastRow="0" w:firstColumn="0" w:lastColumn="0" w:oddVBand="0" w:evenVBand="0" w:oddHBand="0" w:evenHBand="0" w:firstRowFirstColumn="0" w:firstRowLastColumn="0" w:lastRowFirstColumn="0" w:lastRowLastColumn="0"/>
+              <w:rPr>
+                <w:lang w:val="en-AT"/>
+              </w:rPr>
+            </w:pPr>
+          </w:p>
+        </w:tc>
+      </w:tr>
+      <w:tr>
+        <w:trPr>
+          <w:cnfStyle w:val="000000100000" w:firstRow="0" w:lastRow="0" w:firstColumn="0" w:lastColumn="0" w:oddVBand="0" w:evenVBand="0" w:oddHBand="1" w:evenHBand="0" w:firstRowFirstColumn="0" w:firstRowLastColumn="0" w:lastRowFirstColumn="0" w:lastRowLastColumn="0"/>
+          <w:trHeight w:val="340"/>
+        </w:trPr>
+        <w:tc>
+          <w:tcPr>
+            <w:cnfStyle w:val="001000000000" w:firstRow="0" w:lastRow="0" w:firstColumn="1" w:lastColumn="0" w:oddVBand="0" w:evenVBand="0" w:oddHBand="0" w:evenHBand="0" w:firstRowFirstColumn="0" w:firstRowLastColumn="0" w:lastRowFirstColumn="0" w:lastRowLastColumn="0"/>
+            <w:tcW w:w="6232" w:type="dxa"/>
+            <w:vAlign w:val="center"/>
+          </w:tcPr>
+          <w:p>
+            <w:pPr>
+              <w:rPr>
+                <w:b w:val="0"/>
+                <w:bCs w:val="0"/>
+                <w:lang w:val="en-AT"/>
+              </w:rPr>
+            </w:pPr>
+            <w:r>
+              <w:rPr>
+                <w:b w:val="0"/>
+                <w:bCs w:val="0"/>
+                <w:lang w:val="en-AT"/>
+              </w:rPr>
+              <w:t>Would you use this app during a real weather or disaster situation?</w:t>
+            </w:r>
+          </w:p>
+        </w:tc>
+        <w:tc>
+          <w:tcPr>
+            <w:tcW w:w="2694" w:type="dxa"/>
+            <w:vAlign w:val="center"/>
+          </w:tcPr>
+          <w:p>
+            <w:pPr>
+              <w:cnfStyle w:val="000000100000" w:firstRow="0" w:lastRow="0" w:firstColumn="0" w:lastColumn="0" w:oddVBand="0" w:evenVBand="0" w:oddHBand="1" w:evenHBand="0" w:firstRowFirstColumn="0" w:firstRowLastColumn="0" w:lastRowFirstColumn="0" w:lastRowLastColumn="0"/>
+              <w:rPr>
+                <w:lang w:val="en-AT"/>
+              </w:rPr>
+            </w:pPr>
+          </w:p>
+        </w:tc>
+      </w:tr>
+    </w:tbl>
+    <w:p>
+      <w:pPr>
+        <w:pStyle w:val="Caption"/>
+        <w:rPr>
+          <w:lang w:val="en-AT"/>
+        </w:rPr>
+      </w:pPr>
+      <w:r>
+        <w:rPr>
+          <w:lang w:val="en-US"/>
+        </w:rPr>
+        <w:t xml:space="preserve">Table </w:t>
+      </w:r>
+      <w:r>
+        <w:fldChar w:fldCharType="begin"/>
+      </w:r>
+      <w:r>
+        <w:rPr>
+          <w:lang w:val="en-US"/>
+        </w:rPr>
+        <w:instrText xml:space="preserve"> SEQ Table \* ARABIC </w:instrText>
+      </w:r>
+      <w:r>
+        <w:fldChar w:fldCharType="separate"/>
+      </w:r>
+      <w:r>
+        <w:rPr>
+          <w:noProof/>
+          <w:lang w:val="en-US"/>
+        </w:rPr>
+        <w:t>3</w:t>
+      </w:r>
+      <w:r>
+        <w:fldChar w:fldCharType="end"/>
+      </w:r>
+      <w:r>
+        <w:rPr>
+          <w:lang w:val="en-US"/>
+        </w:rPr>
+        <w:t>: Open feedback questions after SUS questionnaire</w:t>
+      </w:r>
+    </w:p>
+    <w:p>
+      <w:pPr>
+        <w:rPr>
+          <w:lang w:val="en-AT"/>
+        </w:rPr>
+      </w:pPr>
+      <w:r>
+        <w:rPr>
+          <w:lang w:val="en-AT"/>
+        </w:rPr>
+        <w:t xml:space="preserve">The evaluation strategy is appropriate because the app is both functional and educational. Therefore, it is not enough to test only whether the code works. The project also needs to test whether users understand the information, can navigate the app quickly, and feel that the </w:t>
+      </w:r>
+      <w:r>
+        <w:rPr>
+          <w:lang w:val="en-AT"/>
+        </w:rPr>
+        <w:lastRenderedPageBreak/>
+        <w:t>preparedness features are useful.</w:t>
+      </w:r>
+      <w:r>
+        <w:rPr>
+          <w:lang w:val="en-AT"/>
+        </w:rPr>
+        <w:t xml:space="preserve"> This will define the success of the project. </w:t>
+      </w:r>
+      <w:r>
+        <w:rPr>
+          <w:lang w:val="en-AT"/>
+        </w:rPr>
+        <w:t>This evaluation approach is comprehensive enough for the project because it covers technical correctness, user experience, and the educational goal of improving preparedness.</w:t>
       </w:r>
     </w:p>
     <w:p>
@@ -3072,7 +5264,7 @@
             <w:autoSpaceDE w:val="0"/>
             <w:autoSpaceDN w:val="0"/>
             <w:ind w:hanging="480"/>
-            <w:divId w:val="1399598724"/>
+            <w:divId w:val="1035039246"/>
             <w:rPr>
               <w:rFonts w:ascii="Aptos" w:eastAsia="Times New Roman" w:hAnsi="Aptos"/>
               <w:color w:val="000000"/>
@@ -3098,29 +5290,7 @@
               <w:color w:val="000000"/>
               <w:lang w:val="en-US"/>
             </w:rPr>
-            <w:t xml:space="preserve">Current measurements from the </w:t>
-          </w:r>
-          <w:proofErr w:type="gramStart"/>
-          <w:r>
-            <w:rPr>
-              <w:rFonts w:ascii="Aptos" w:eastAsia="Times New Roman" w:hAnsi="Aptos"/>
-              <w:i/>
-              <w:iCs/>
-              <w:color w:val="000000"/>
-              <w:lang w:val="en-US"/>
-            </w:rPr>
-            <w:t>radiation early warning</w:t>
-          </w:r>
-          <w:proofErr w:type="gramEnd"/>
-          <w:r>
-            <w:rPr>
-              <w:rFonts w:ascii="Aptos" w:eastAsia="Times New Roman" w:hAnsi="Aptos"/>
-              <w:i/>
-              <w:iCs/>
-              <w:color w:val="000000"/>
-              <w:lang w:val="en-US"/>
-            </w:rPr>
-            <w:t xml:space="preserve"> system</w:t>
+            <w:t>Current measurements from the radiation early warning system</w:t>
           </w:r>
           <w:r>
             <w:rPr>
@@ -3136,7 +5306,7 @@
             <w:autoSpaceDE w:val="0"/>
             <w:autoSpaceDN w:val="0"/>
             <w:ind w:hanging="480"/>
-            <w:divId w:val="423957792"/>
+            <w:divId w:val="2113354773"/>
             <w:rPr>
               <w:rFonts w:ascii="Aptos" w:eastAsia="Times New Roman" w:hAnsi="Aptos"/>
               <w:color w:val="000000"/>
@@ -3193,30 +5363,20 @@
             <w:autoSpaceDE w:val="0"/>
             <w:autoSpaceDN w:val="0"/>
             <w:ind w:hanging="480"/>
-            <w:divId w:val="1840385250"/>
+            <w:divId w:val="1589804976"/>
             <w:rPr>
               <w:rFonts w:ascii="Aptos" w:eastAsia="Times New Roman" w:hAnsi="Aptos"/>
               <w:color w:val="000000"/>
               <w:lang w:val="en-US"/>
             </w:rPr>
           </w:pPr>
-          <w:proofErr w:type="spellStart"/>
           <w:r>
             <w:rPr>
               <w:rFonts w:ascii="Aptos" w:eastAsia="Times New Roman" w:hAnsi="Aptos"/>
               <w:color w:val="000000"/>
               <w:lang w:val="en-US"/>
             </w:rPr>
-            <w:t>CombiRisk</w:t>
-          </w:r>
-          <w:proofErr w:type="spellEnd"/>
-          <w:r>
-            <w:rPr>
-              <w:rFonts w:ascii="Aptos" w:eastAsia="Times New Roman" w:hAnsi="Aptos"/>
-              <w:color w:val="000000"/>
-              <w:lang w:val="en-US"/>
-            </w:rPr>
-            <w:t xml:space="preserve"> Risk-Management GmbH. (2025). </w:t>
+            <w:t xml:space="preserve">Brooke, J. (1996). SUS -- a quick and dirty usability scale. In </w:t>
           </w:r>
           <w:r>
             <w:rPr>
@@ -3226,7 +5386,7 @@
               <w:color w:val="000000"/>
               <w:lang w:val="en-US"/>
             </w:rPr>
-            <w:t>KATWARN</w:t>
+            <w:t>Usability Evaluation in Industry</w:t>
           </w:r>
           <w:r>
             <w:rPr>
@@ -3234,7 +5394,7 @@
               <w:color w:val="000000"/>
               <w:lang w:val="en-US"/>
             </w:rPr>
-            <w:t>. https://play.google.com/store/apps/details?id=de.combirisk.katwarn&amp;hl=en</w:t>
+            <w:t xml:space="preserve"> (pp. 189–194).</w:t>
           </w:r>
         </w:p>
         <w:p>
@@ -3242,7 +5402,7 @@
             <w:autoSpaceDE w:val="0"/>
             <w:autoSpaceDN w:val="0"/>
             <w:ind w:hanging="480"/>
-            <w:divId w:val="1214270620"/>
+            <w:divId w:val="898058481"/>
             <w:rPr>
               <w:rFonts w:ascii="Aptos" w:eastAsia="Times New Roman" w:hAnsi="Aptos"/>
               <w:color w:val="000000"/>
@@ -3255,43 +5415,7 @@
               <w:color w:val="000000"/>
               <w:lang w:val="en-US"/>
             </w:rPr>
-            <w:t xml:space="preserve">Deterding, S., Dixon, D., Khaled, R., &amp; Nacke, L. (2011). From Game Design Elements to </w:t>
-          </w:r>
-          <w:proofErr w:type="spellStart"/>
-          <w:r>
-            <w:rPr>
-              <w:rFonts w:ascii="Aptos" w:eastAsia="Times New Roman" w:hAnsi="Aptos"/>
-              <w:color w:val="000000"/>
-              <w:lang w:val="en-US"/>
-            </w:rPr>
-            <w:t>Gamefulness</w:t>
-          </w:r>
-          <w:proofErr w:type="spellEnd"/>
-          <w:r>
-            <w:rPr>
-              <w:rFonts w:ascii="Aptos" w:eastAsia="Times New Roman" w:hAnsi="Aptos"/>
-              <w:color w:val="000000"/>
-              <w:lang w:val="en-US"/>
-            </w:rPr>
-            <w:t>: Defining “Gamification</w:t>
-          </w:r>
-          <w:proofErr w:type="gramStart"/>
-          <w:r>
-            <w:rPr>
-              <w:rFonts w:ascii="Aptos" w:eastAsia="Times New Roman" w:hAnsi="Aptos"/>
-              <w:color w:val="000000"/>
-              <w:lang w:val="en-US"/>
-            </w:rPr>
-            <w:t>.”</w:t>
-          </w:r>
-          <w:proofErr w:type="gramEnd"/>
-          <w:r>
-            <w:rPr>
-              <w:rFonts w:ascii="Aptos" w:eastAsia="Times New Roman" w:hAnsi="Aptos"/>
-              <w:color w:val="000000"/>
-              <w:lang w:val="en-US"/>
-            </w:rPr>
-            <w:t xml:space="preserve"> </w:t>
+            <w:t xml:space="preserve">CombiRisk Risk-Management GmbH. (2025). </w:t>
           </w:r>
           <w:r>
             <w:rPr>
@@ -3301,37 +5425,15 @@
               <w:color w:val="000000"/>
               <w:lang w:val="en-US"/>
             </w:rPr>
-            <w:t xml:space="preserve">Proceedings of the 15th International Academic </w:t>
-          </w:r>
-          <w:proofErr w:type="spellStart"/>
-          <w:r>
-            <w:rPr>
-              <w:rFonts w:ascii="Aptos" w:eastAsia="Times New Roman" w:hAnsi="Aptos"/>
-              <w:i/>
-              <w:iCs/>
+            <w:t>KATWARN</w:t>
+          </w:r>
+          <w:r>
+            <w:rPr>
+              <w:rFonts w:ascii="Aptos" w:eastAsia="Times New Roman" w:hAnsi="Aptos"/>
               <w:color w:val="000000"/>
               <w:lang w:val="en-US"/>
             </w:rPr>
-            <w:t>MindTrek</w:t>
-          </w:r>
-          <w:proofErr w:type="spellEnd"/>
-          <w:r>
-            <w:rPr>
-              <w:rFonts w:ascii="Aptos" w:eastAsia="Times New Roman" w:hAnsi="Aptos"/>
-              <w:i/>
-              <w:iCs/>
-              <w:color w:val="000000"/>
-              <w:lang w:val="en-US"/>
-            </w:rPr>
-            <w:t xml:space="preserve"> Conference: Envisioning Future Media Environments</w:t>
-          </w:r>
-          <w:r>
-            <w:rPr>
-              <w:rFonts w:ascii="Aptos" w:eastAsia="Times New Roman" w:hAnsi="Aptos"/>
-              <w:color w:val="000000"/>
-              <w:lang w:val="en-US"/>
-            </w:rPr>
-            <w:t>, 9–15.</w:t>
+            <w:t>. https://play.google.com/store/apps/details?id=de.combirisk.katwarn&amp;hl=en</w:t>
           </w:r>
         </w:p>
         <w:p>
@@ -3339,7 +5441,7 @@
             <w:autoSpaceDE w:val="0"/>
             <w:autoSpaceDN w:val="0"/>
             <w:ind w:hanging="480"/>
-            <w:divId w:val="1490486018"/>
+            <w:divId w:val="2024473556"/>
             <w:rPr>
               <w:rFonts w:ascii="Aptos" w:eastAsia="Times New Roman" w:hAnsi="Aptos"/>
               <w:color w:val="000000"/>
@@ -3352,9 +5454,8 @@
               <w:color w:val="000000"/>
               <w:lang w:val="en-US"/>
             </w:rPr>
-            <w:t xml:space="preserve">dominoc925. (2026). </w:t>
-          </w:r>
-          <w:proofErr w:type="spellStart"/>
+            <w:t xml:space="preserve">Deterding, S., Dixon, D., Khaled, R., &amp; Nacke, L. (2011). From Game Design Elements to Gamefulness: Defining “Gamification.” </w:t>
+          </w:r>
           <w:r>
             <w:rPr>
               <w:rFonts w:ascii="Aptos" w:eastAsia="Times New Roman" w:hAnsi="Aptos"/>
@@ -3363,26 +5464,15 @@
               <w:color w:val="000000"/>
               <w:lang w:val="en-US"/>
             </w:rPr>
-            <w:t>Disastermon</w:t>
-          </w:r>
-          <w:proofErr w:type="spellEnd"/>
-          <w:r>
-            <w:rPr>
-              <w:rFonts w:ascii="Aptos" w:eastAsia="Times New Roman" w:hAnsi="Aptos"/>
-              <w:i/>
-              <w:iCs/>
+            <w:t>Proceedings of the 15th International Academic MindTrek Conference: Envisioning Future Media Environments</w:t>
+          </w:r>
+          <w:r>
+            <w:rPr>
+              <w:rFonts w:ascii="Aptos" w:eastAsia="Times New Roman" w:hAnsi="Aptos"/>
               <w:color w:val="000000"/>
               <w:lang w:val="en-US"/>
             </w:rPr>
-            <w:t xml:space="preserve"> Natural Disaster Monitor</w:t>
-          </w:r>
-          <w:r>
-            <w:rPr>
-              <w:rFonts w:ascii="Aptos" w:eastAsia="Times New Roman" w:hAnsi="Aptos"/>
-              <w:color w:val="000000"/>
-              <w:lang w:val="en-US"/>
-            </w:rPr>
-            <w:t>. https://play.google.com/store/apps/details?id=com.dom925.disastermon&amp;hl=en</w:t>
+            <w:t>, 9–15.</w:t>
           </w:r>
         </w:p>
         <w:p>
@@ -3390,30 +5480,20 @@
             <w:autoSpaceDE w:val="0"/>
             <w:autoSpaceDN w:val="0"/>
             <w:ind w:hanging="480"/>
-            <w:divId w:val="230384901"/>
+            <w:divId w:val="150559616"/>
             <w:rPr>
               <w:rFonts w:ascii="Aptos" w:eastAsia="Times New Roman" w:hAnsi="Aptos"/>
               <w:color w:val="000000"/>
               <w:lang w:val="en-US"/>
             </w:rPr>
           </w:pPr>
-          <w:proofErr w:type="spellStart"/>
           <w:r>
             <w:rPr>
               <w:rFonts w:ascii="Aptos" w:eastAsia="Times New Roman" w:hAnsi="Aptos"/>
               <w:color w:val="000000"/>
               <w:lang w:val="en-US"/>
             </w:rPr>
-            <w:t>Gehirn</w:t>
-          </w:r>
-          <w:proofErr w:type="spellEnd"/>
-          <w:r>
-            <w:rPr>
-              <w:rFonts w:ascii="Aptos" w:eastAsia="Times New Roman" w:hAnsi="Aptos"/>
-              <w:color w:val="000000"/>
-              <w:lang w:val="en-US"/>
-            </w:rPr>
-            <w:t xml:space="preserve"> Inc. (2026). </w:t>
+            <w:t xml:space="preserve">dominoc925. (2026). </w:t>
           </w:r>
           <w:r>
             <w:rPr>
@@ -3423,7 +5503,7 @@
               <w:color w:val="000000"/>
               <w:lang w:val="en-US"/>
             </w:rPr>
-            <w:t>NERV Disaster Prevention</w:t>
+            <w:t>Disastermon Natural Disaster Monitor</w:t>
           </w:r>
           <w:r>
             <w:rPr>
@@ -3431,7 +5511,7 @@
               <w:color w:val="000000"/>
               <w:lang w:val="en-US"/>
             </w:rPr>
-            <w:t>. https://play.google.com/store/apps/details?id=app.nerv&amp;hl=en</w:t>
+            <w:t>. https://play.google.com/store/apps/details?id=com.dom925.disastermon&amp;hl=en</w:t>
           </w:r>
         </w:p>
         <w:p>
@@ -3439,30 +5519,20 @@
             <w:autoSpaceDE w:val="0"/>
             <w:autoSpaceDN w:val="0"/>
             <w:ind w:hanging="480"/>
-            <w:divId w:val="200872925"/>
+            <w:divId w:val="1608847252"/>
             <w:rPr>
               <w:rFonts w:ascii="Aptos" w:eastAsia="Times New Roman" w:hAnsi="Aptos"/>
               <w:color w:val="000000"/>
               <w:lang w:val="en-US"/>
             </w:rPr>
           </w:pPr>
-          <w:proofErr w:type="spellStart"/>
           <w:r>
             <w:rPr>
               <w:rFonts w:ascii="Aptos" w:eastAsia="Times New Roman" w:hAnsi="Aptos"/>
               <w:color w:val="000000"/>
               <w:lang w:val="en-US"/>
             </w:rPr>
-            <w:t>GeoSphere</w:t>
-          </w:r>
-          <w:proofErr w:type="spellEnd"/>
-          <w:r>
-            <w:rPr>
-              <w:rFonts w:ascii="Aptos" w:eastAsia="Times New Roman" w:hAnsi="Aptos"/>
-              <w:color w:val="000000"/>
-              <w:lang w:val="en-US"/>
-            </w:rPr>
-            <w:t xml:space="preserve"> Austria. (n.d.). </w:t>
+            <w:t xml:space="preserve">Gehirn Inc. (2026). </w:t>
           </w:r>
           <w:r>
             <w:rPr>
@@ -3472,55 +5542,15 @@
               <w:color w:val="000000"/>
               <w:lang w:val="en-US"/>
             </w:rPr>
-            <w:t xml:space="preserve">Warn API v1: </w:t>
-          </w:r>
-          <w:proofErr w:type="spellStart"/>
-          <w:r>
-            <w:rPr>
-              <w:rFonts w:ascii="Aptos" w:eastAsia="Times New Roman" w:hAnsi="Aptos"/>
-              <w:i/>
-              <w:iCs/>
+            <w:t>NERV Disaster Prevention</w:t>
+          </w:r>
+          <w:r>
+            <w:rPr>
+              <w:rFonts w:ascii="Aptos" w:eastAsia="Times New Roman" w:hAnsi="Aptos"/>
               <w:color w:val="000000"/>
               <w:lang w:val="en-US"/>
             </w:rPr>
-            <w:t>OpenAPI</w:t>
-          </w:r>
-          <w:proofErr w:type="spellEnd"/>
-          <w:r>
-            <w:rPr>
-              <w:rFonts w:ascii="Aptos" w:eastAsia="Times New Roman" w:hAnsi="Aptos"/>
-              <w:i/>
-              <w:iCs/>
-              <w:color w:val="000000"/>
-              <w:lang w:val="en-US"/>
-            </w:rPr>
-            <w:t xml:space="preserve"> Documentation</w:t>
-          </w:r>
-          <w:r>
-            <w:rPr>
-              <w:rFonts w:ascii="Aptos" w:eastAsia="Times New Roman" w:hAnsi="Aptos"/>
-              <w:color w:val="000000"/>
-              <w:lang w:val="en-US"/>
-            </w:rPr>
-            <w:t xml:space="preserve">. </w:t>
-          </w:r>
-          <w:proofErr w:type="spellStart"/>
-          <w:r>
-            <w:rPr>
-              <w:rFonts w:ascii="Aptos" w:eastAsia="Times New Roman" w:hAnsi="Aptos"/>
-              <w:color w:val="000000"/>
-              <w:lang w:val="en-US"/>
-            </w:rPr>
-            <w:t>GeoSphere</w:t>
-          </w:r>
-          <w:proofErr w:type="spellEnd"/>
-          <w:r>
-            <w:rPr>
-              <w:rFonts w:ascii="Aptos" w:eastAsia="Times New Roman" w:hAnsi="Aptos"/>
-              <w:color w:val="000000"/>
-              <w:lang w:val="en-US"/>
-            </w:rPr>
-            <w:t xml:space="preserve"> Austria Swagger UI. Retrieved May 11, 2026, from https://openapi.hub.geosphere.at/warnapi/v1/</w:t>
+            <w:t>. https://play.google.com/store/apps/details?id=app.nerv&amp;hl=en</w:t>
           </w:r>
         </w:p>
         <w:p>
@@ -3528,84 +5558,20 @@
             <w:autoSpaceDE w:val="0"/>
             <w:autoSpaceDN w:val="0"/>
             <w:ind w:hanging="480"/>
-            <w:divId w:val="395320232"/>
+            <w:divId w:val="1322469755"/>
             <w:rPr>
               <w:rFonts w:ascii="Aptos" w:eastAsia="Times New Roman" w:hAnsi="Aptos"/>
               <w:color w:val="000000"/>
               <w:lang w:val="en-US"/>
             </w:rPr>
           </w:pPr>
-          <w:proofErr w:type="spellStart"/>
           <w:r>
             <w:rPr>
               <w:rFonts w:ascii="Aptos" w:eastAsia="Times New Roman" w:hAnsi="Aptos"/>
               <w:color w:val="000000"/>
               <w:lang w:val="en-US"/>
             </w:rPr>
-            <w:t>Kankanamge</w:t>
-          </w:r>
-          <w:proofErr w:type="spellEnd"/>
-          <w:r>
-            <w:rPr>
-              <w:rFonts w:ascii="Aptos" w:eastAsia="Times New Roman" w:hAnsi="Aptos"/>
-              <w:color w:val="000000"/>
-              <w:lang w:val="en-US"/>
-            </w:rPr>
-            <w:t xml:space="preserve">, N., </w:t>
-          </w:r>
-          <w:proofErr w:type="spellStart"/>
-          <w:r>
-            <w:rPr>
-              <w:rFonts w:ascii="Aptos" w:eastAsia="Times New Roman" w:hAnsi="Aptos"/>
-              <w:color w:val="000000"/>
-              <w:lang w:val="en-US"/>
-            </w:rPr>
-            <w:t>Yigitcanlar</w:t>
-          </w:r>
-          <w:proofErr w:type="spellEnd"/>
-          <w:r>
-            <w:rPr>
-              <w:rFonts w:ascii="Aptos" w:eastAsia="Times New Roman" w:hAnsi="Aptos"/>
-              <w:color w:val="000000"/>
-              <w:lang w:val="en-US"/>
-            </w:rPr>
-            <w:t xml:space="preserve">, T., Goonetilleke, A., &amp; </w:t>
-          </w:r>
-          <w:proofErr w:type="spellStart"/>
-          <w:r>
-            <w:rPr>
-              <w:rFonts w:ascii="Aptos" w:eastAsia="Times New Roman" w:hAnsi="Aptos"/>
-              <w:color w:val="000000"/>
-              <w:lang w:val="en-US"/>
-            </w:rPr>
-            <w:t>Kamruzzaman</w:t>
-          </w:r>
-          <w:proofErr w:type="spellEnd"/>
-          <w:r>
-            <w:rPr>
-              <w:rFonts w:ascii="Aptos" w:eastAsia="Times New Roman" w:hAnsi="Aptos"/>
-              <w:color w:val="000000"/>
-              <w:lang w:val="en-US"/>
-            </w:rPr>
-            <w:t xml:space="preserve">, M. (2020). How can gamification be incorporated into disaster emergency planning? A systematic review of </w:t>
-          </w:r>
-          <w:proofErr w:type="gramStart"/>
-          <w:r>
-            <w:rPr>
-              <w:rFonts w:ascii="Aptos" w:eastAsia="Times New Roman" w:hAnsi="Aptos"/>
-              <w:color w:val="000000"/>
-              <w:lang w:val="en-US"/>
-            </w:rPr>
-            <w:t>the literature</w:t>
-          </w:r>
-          <w:proofErr w:type="gramEnd"/>
-          <w:r>
-            <w:rPr>
-              <w:rFonts w:ascii="Aptos" w:eastAsia="Times New Roman" w:hAnsi="Aptos"/>
-              <w:color w:val="000000"/>
-              <w:lang w:val="en-US"/>
-            </w:rPr>
-            <w:t xml:space="preserve">. </w:t>
+            <w:t xml:space="preserve">GeoSphere Austria. (n.d.). </w:t>
           </w:r>
           <w:r>
             <w:rPr>
@@ -3615,7 +5581,7 @@
               <w:color w:val="000000"/>
               <w:lang w:val="en-US"/>
             </w:rPr>
-            <w:t>International Journal of Disaster Resilience in the Built Environment</w:t>
+            <w:t>Warn API v1: OpenAPI Documentation</w:t>
           </w:r>
           <w:r>
             <w:rPr>
@@ -3623,25 +5589,7 @@
               <w:color w:val="000000"/>
               <w:lang w:val="en-US"/>
             </w:rPr>
-            <w:t xml:space="preserve">, </w:t>
-          </w:r>
-          <w:r>
-            <w:rPr>
-              <w:rFonts w:ascii="Aptos" w:eastAsia="Times New Roman" w:hAnsi="Aptos"/>
-              <w:i/>
-              <w:iCs/>
-              <w:color w:val="000000"/>
-              <w:lang w:val="en-US"/>
-            </w:rPr>
-            <w:t>11</w:t>
-          </w:r>
-          <w:r>
-            <w:rPr>
-              <w:rFonts w:ascii="Aptos" w:eastAsia="Times New Roman" w:hAnsi="Aptos"/>
-              <w:color w:val="000000"/>
-              <w:lang w:val="en-US"/>
-            </w:rPr>
-            <w:t>(4), 481–506. https://doi.org/10.1108/IJDRBE-08-2019-0054</w:t>
+            <w:t>. GeoSphere Austria Swagger UI. Retrieved May 11, 2026, from https://openapi.hub.geosphere.at/warnapi/v1/</w:t>
           </w:r>
         </w:p>
         <w:p>
@@ -3649,101 +5597,56 @@
             <w:autoSpaceDE w:val="0"/>
             <w:autoSpaceDN w:val="0"/>
             <w:ind w:hanging="480"/>
-            <w:divId w:val="943074025"/>
-            <w:rPr>
-              <w:rFonts w:ascii="Aptos" w:eastAsia="Times New Roman" w:hAnsi="Aptos"/>
-              <w:color w:val="000000"/>
+            <w:divId w:val="1577591973"/>
+            <w:rPr>
+              <w:rFonts w:ascii="Aptos" w:eastAsia="Times New Roman" w:hAnsi="Aptos"/>
+              <w:color w:val="000000"/>
+              <w:lang w:val="en-US"/>
             </w:rPr>
           </w:pPr>
           <w:r>
             <w:rPr>
               <w:rFonts w:ascii="Aptos" w:eastAsia="Times New Roman" w:hAnsi="Aptos"/>
               <w:color w:val="000000"/>
-              <w:lang w:val="de-AT"/>
-            </w:rPr>
-            <w:t xml:space="preserve">Kuhlmann, T., Garaizar, P., &amp; Reips, U. D. (2021). </w:t>
-          </w:r>
-          <w:r>
-            <w:rPr>
-              <w:rFonts w:ascii="Aptos" w:eastAsia="Times New Roman" w:hAnsi="Aptos"/>
-              <w:color w:val="000000"/>
               <w:lang w:val="en-US"/>
             </w:rPr>
-            <w:t xml:space="preserve">Smartphone sensor accuracy varies from device to device in mobile research: The case of spatial orientation. </w:t>
-          </w:r>
-          <w:proofErr w:type="spellStart"/>
+            <w:t xml:space="preserve">Kankanamge, N., Yigitcanlar, T., Goonetilleke, A., &amp; Kamruzzaman, M. (2020). How can gamification be incorporated into disaster emergency planning? A systematic review of the literature. </w:t>
+          </w:r>
           <w:r>
             <w:rPr>
               <w:rFonts w:ascii="Aptos" w:eastAsia="Times New Roman" w:hAnsi="Aptos"/>
               <w:i/>
               <w:iCs/>
               <w:color w:val="000000"/>
-            </w:rPr>
-            <w:t>Behavior</w:t>
-          </w:r>
-          <w:proofErr w:type="spellEnd"/>
+              <w:lang w:val="en-US"/>
+            </w:rPr>
+            <w:t>International Journal of Disaster Resilience in the Built Environment</w:t>
+          </w:r>
+          <w:r>
+            <w:rPr>
+              <w:rFonts w:ascii="Aptos" w:eastAsia="Times New Roman" w:hAnsi="Aptos"/>
+              <w:color w:val="000000"/>
+              <w:lang w:val="en-US"/>
+            </w:rPr>
+            <w:t xml:space="preserve">, </w:t>
+          </w:r>
           <w:r>
             <w:rPr>
               <w:rFonts w:ascii="Aptos" w:eastAsia="Times New Roman" w:hAnsi="Aptos"/>
               <w:i/>
               <w:iCs/>
               <w:color w:val="000000"/>
-            </w:rPr>
-            <w:t xml:space="preserve"> </w:t>
-          </w:r>
-          <w:proofErr w:type="spellStart"/>
-          <w:r>
-            <w:rPr>
-              <w:rFonts w:ascii="Aptos" w:eastAsia="Times New Roman" w:hAnsi="Aptos"/>
-              <w:i/>
-              <w:iCs/>
-              <w:color w:val="000000"/>
-            </w:rPr>
-            <w:t>Research</w:t>
-          </w:r>
-          <w:proofErr w:type="spellEnd"/>
-          <w:r>
-            <w:rPr>
-              <w:rFonts w:ascii="Aptos" w:eastAsia="Times New Roman" w:hAnsi="Aptos"/>
-              <w:i/>
-              <w:iCs/>
-              <w:color w:val="000000"/>
-            </w:rPr>
-            <w:t xml:space="preserve"> </w:t>
-          </w:r>
-          <w:proofErr w:type="spellStart"/>
-          <w:r>
-            <w:rPr>
-              <w:rFonts w:ascii="Aptos" w:eastAsia="Times New Roman" w:hAnsi="Aptos"/>
-              <w:i/>
-              <w:iCs/>
-              <w:color w:val="000000"/>
-            </w:rPr>
-            <w:t>Methods</w:t>
-          </w:r>
-          <w:proofErr w:type="spellEnd"/>
-          <w:r>
-            <w:rPr>
-              <w:rFonts w:ascii="Aptos" w:eastAsia="Times New Roman" w:hAnsi="Aptos"/>
-              <w:color w:val="000000"/>
-            </w:rPr>
-            <w:t xml:space="preserve">, </w:t>
-          </w:r>
-          <w:r>
-            <w:rPr>
-              <w:rFonts w:ascii="Aptos" w:eastAsia="Times New Roman" w:hAnsi="Aptos"/>
-              <w:i/>
-              <w:iCs/>
-              <w:color w:val="000000"/>
-            </w:rPr>
-            <w:t>53</w:t>
-          </w:r>
-          <w:r>
-            <w:rPr>
-              <w:rFonts w:ascii="Aptos" w:eastAsia="Times New Roman" w:hAnsi="Aptos"/>
-              <w:color w:val="000000"/>
-            </w:rPr>
-            <w:t>(1), 22–33. https://doi.org/10.3758/s13428-020-01404-5</w:t>
+              <w:lang w:val="en-US"/>
+            </w:rPr>
+            <w:t>11</w:t>
+          </w:r>
+          <w:r>
+            <w:rPr>
+              <w:rFonts w:ascii="Aptos" w:eastAsia="Times New Roman" w:hAnsi="Aptos"/>
+              <w:color w:val="000000"/>
+              <w:lang w:val="en-US"/>
+            </w:rPr>
+            <w:t>(4), 481–506. https://doi.org/10.1108/IJDRBE-08-2019-0054</w:t>
           </w:r>
         </w:p>
         <w:p>
@@ -3751,7 +5654,7 @@
             <w:autoSpaceDE w:val="0"/>
             <w:autoSpaceDN w:val="0"/>
             <w:ind w:hanging="480"/>
-            <w:divId w:val="1362585469"/>
+            <w:divId w:val="1929608633"/>
             <w:rPr>
               <w:rFonts w:ascii="Aptos" w:eastAsia="Times New Roman" w:hAnsi="Aptos"/>
               <w:color w:val="000000"/>
@@ -3762,25 +5665,9 @@
             <w:rPr>
               <w:rFonts w:ascii="Aptos" w:eastAsia="Times New Roman" w:hAnsi="Aptos"/>
               <w:color w:val="000000"/>
-            </w:rPr>
-            <w:lastRenderedPageBreak/>
-            <w:t xml:space="preserve">Matsuno, Y., </w:t>
-          </w:r>
-          <w:proofErr w:type="spellStart"/>
-          <w:r>
-            <w:rPr>
-              <w:rFonts w:ascii="Aptos" w:eastAsia="Times New Roman" w:hAnsi="Aptos"/>
-              <w:color w:val="000000"/>
-            </w:rPr>
-            <w:t>Fukanuma</w:t>
-          </w:r>
-          <w:proofErr w:type="spellEnd"/>
-          <w:r>
-            <w:rPr>
-              <w:rFonts w:ascii="Aptos" w:eastAsia="Times New Roman" w:hAnsi="Aptos"/>
-              <w:color w:val="000000"/>
-            </w:rPr>
-            <w:t xml:space="preserve">, F., &amp; Tsuruoka, S. (2021). </w:t>
+              <w:lang w:val="de-AT"/>
+            </w:rPr>
+            <w:t xml:space="preserve">Kuhlmann, T., Garaizar, P., &amp; Reips, U. D. (2021). </w:t>
           </w:r>
           <w:r>
             <w:rPr>
@@ -3788,7 +5675,7 @@
               <w:color w:val="000000"/>
               <w:lang w:val="en-US"/>
             </w:rPr>
-            <w:t xml:space="preserve">Development of Flood Disaster Prevention Simulation Smartphone Application Using Gamification. </w:t>
+            <w:t xml:space="preserve">Smartphone sensor accuracy varies from device to device in mobile research: The case of spatial orientation. </w:t>
           </w:r>
           <w:r>
             <w:rPr>
@@ -3798,7 +5685,7 @@
               <w:color w:val="000000"/>
               <w:lang w:val="en-US"/>
             </w:rPr>
-            <w:t>Dynamics of Disasters: Impact, Risk, Resilience, and Solutions</w:t>
+            <w:t>Behavior Research Methods</w:t>
           </w:r>
           <w:r>
             <w:rPr>
@@ -3806,7 +5693,25 @@
               <w:color w:val="000000"/>
               <w:lang w:val="en-US"/>
             </w:rPr>
-            <w:t>, 147–159.</w:t>
+            <w:t xml:space="preserve">, </w:t>
+          </w:r>
+          <w:r>
+            <w:rPr>
+              <w:rFonts w:ascii="Aptos" w:eastAsia="Times New Roman" w:hAnsi="Aptos"/>
+              <w:i/>
+              <w:iCs/>
+              <w:color w:val="000000"/>
+              <w:lang w:val="en-US"/>
+            </w:rPr>
+            <w:t>53</w:t>
+          </w:r>
+          <w:r>
+            <w:rPr>
+              <w:rFonts w:ascii="Aptos" w:eastAsia="Times New Roman" w:hAnsi="Aptos"/>
+              <w:color w:val="000000"/>
+              <w:lang w:val="en-US"/>
+            </w:rPr>
+            <w:t>(1), 22–33. https://doi.org/10.3758/s13428-020-01404-5</w:t>
           </w:r>
         </w:p>
         <w:p>
@@ -3814,7 +5719,7 @@
             <w:autoSpaceDE w:val="0"/>
             <w:autoSpaceDN w:val="0"/>
             <w:ind w:hanging="480"/>
-            <w:divId w:val="2076581597"/>
+            <w:divId w:val="186914927"/>
             <w:rPr>
               <w:rFonts w:ascii="Aptos" w:eastAsia="Times New Roman" w:hAnsi="Aptos"/>
               <w:color w:val="000000"/>
@@ -3827,43 +5732,7 @@
               <w:color w:val="000000"/>
               <w:lang w:val="en-US"/>
             </w:rPr>
-            <w:t xml:space="preserve">Nagaraju, M. S., </w:t>
-          </w:r>
-          <w:proofErr w:type="spellStart"/>
-          <w:r>
-            <w:rPr>
-              <w:rFonts w:ascii="Aptos" w:eastAsia="Times New Roman" w:hAnsi="Aptos"/>
-              <w:color w:val="000000"/>
-              <w:lang w:val="en-US"/>
-            </w:rPr>
-            <w:t>Kakarala</w:t>
-          </w:r>
-          <w:proofErr w:type="spellEnd"/>
-          <w:r>
-            <w:rPr>
-              <w:rFonts w:ascii="Aptos" w:eastAsia="Times New Roman" w:hAnsi="Aptos"/>
-              <w:color w:val="000000"/>
-              <w:lang w:val="en-US"/>
-            </w:rPr>
-            <w:t xml:space="preserve">, H., Sai, V., &amp; </w:t>
-          </w:r>
-          <w:proofErr w:type="spellStart"/>
-          <w:r>
-            <w:rPr>
-              <w:rFonts w:ascii="Aptos" w:eastAsia="Times New Roman" w:hAnsi="Aptos"/>
-              <w:color w:val="000000"/>
-              <w:lang w:val="en-US"/>
-            </w:rPr>
-            <w:t>Vattikunta</w:t>
-          </w:r>
-          <w:proofErr w:type="spellEnd"/>
-          <w:r>
-            <w:rPr>
-              <w:rFonts w:ascii="Aptos" w:eastAsia="Times New Roman" w:hAnsi="Aptos"/>
-              <w:color w:val="000000"/>
-              <w:lang w:val="en-US"/>
-            </w:rPr>
-            <w:t xml:space="preserve">, V. P. (2024). Mobile Application for Disaster Safety Management. </w:t>
+            <w:t xml:space="preserve">Matsuno, Y., Fukanuma, F., &amp; Tsuruoka, S. (2021). Development of Flood Disaster Prevention Simulation Smartphone Application Using Gamification. </w:t>
           </w:r>
           <w:r>
             <w:rPr>
@@ -3873,7 +5742,7 @@
               <w:color w:val="000000"/>
               <w:lang w:val="en-US"/>
             </w:rPr>
-            <w:t>10th International Conference on Advanced Computing and Communication Systems, ICACCS 2024</w:t>
+            <w:t>Dynamics of Disasters: Impact, Risk, Resilience, and Solutions</w:t>
           </w:r>
           <w:r>
             <w:rPr>
@@ -3881,7 +5750,7 @@
               <w:color w:val="000000"/>
               <w:lang w:val="en-US"/>
             </w:rPr>
-            <w:t>, 1008–1013. https://doi.org/10.1109/ICACCS60874.2024.10717114</w:t>
+            <w:t>, 147–159.</w:t>
           </w:r>
         </w:p>
         <w:p>
@@ -3889,20 +5758,20 @@
             <w:autoSpaceDE w:val="0"/>
             <w:autoSpaceDN w:val="0"/>
             <w:ind w:hanging="480"/>
-            <w:divId w:val="60099535"/>
-            <w:rPr>
-              <w:rFonts w:ascii="Aptos" w:eastAsia="Times New Roman" w:hAnsi="Aptos"/>
-              <w:color w:val="000000"/>
-              <w:lang w:val="de-AT"/>
+            <w:divId w:val="720053161"/>
+            <w:rPr>
+              <w:rFonts w:ascii="Aptos" w:eastAsia="Times New Roman" w:hAnsi="Aptos"/>
+              <w:color w:val="000000"/>
+              <w:lang w:val="en-US"/>
             </w:rPr>
           </w:pPr>
           <w:r>
             <w:rPr>
               <w:rFonts w:ascii="Aptos" w:eastAsia="Times New Roman" w:hAnsi="Aptos"/>
               <w:color w:val="000000"/>
-              <w:lang w:val="de-AT"/>
-            </w:rPr>
-            <w:t xml:space="preserve">Österr. Rotes Kreuz, L. S. (2024). </w:t>
+              <w:lang w:val="en-US"/>
+            </w:rPr>
+            <w:t xml:space="preserve">Nagaraju, M. S., Kakarala, H., Sai, V., &amp; Vattikunta, V. P. (2024). Mobile Application for Disaster Safety Management. </w:t>
           </w:r>
           <w:r>
             <w:rPr>
@@ -3910,17 +5779,28 @@
               <w:i/>
               <w:iCs/>
               <w:color w:val="000000"/>
-              <w:lang w:val="de-AT"/>
-            </w:rPr>
-            <w:t>Erste Hilfe - Rotes Kreuz</w:t>
-          </w:r>
-          <w:r>
-            <w:rPr>
-              <w:rFonts w:ascii="Aptos" w:eastAsia="Times New Roman" w:hAnsi="Aptos"/>
-              <w:color w:val="000000"/>
-              <w:lang w:val="de-AT"/>
-            </w:rPr>
-            <w:t>. https://play.google.com/store/apps/details?id=at.roteskreuz.st.erstehilfe&amp;hl=en</w:t>
+              <w:lang w:val="en-US"/>
+            </w:rPr>
+            <w:t xml:space="preserve">10th International Conference on Advanced Computing and </w:t>
+          </w:r>
+          <w:r>
+            <w:rPr>
+              <w:rFonts w:ascii="Aptos" w:eastAsia="Times New Roman" w:hAnsi="Aptos"/>
+              <w:i/>
+              <w:iCs/>
+              <w:color w:val="000000"/>
+              <w:lang w:val="en-US"/>
+            </w:rPr>
+            <w:lastRenderedPageBreak/>
+            <w:t>Communication Systems, ICACCS 2024</w:t>
+          </w:r>
+          <w:r>
+            <w:rPr>
+              <w:rFonts w:ascii="Aptos" w:eastAsia="Times New Roman" w:hAnsi="Aptos"/>
+              <w:color w:val="000000"/>
+              <w:lang w:val="en-US"/>
+            </w:rPr>
+            <w:t>, 1008–1013. https://doi.org/10.1109/ICACCS60874.2024.10717114</w:t>
           </w:r>
         </w:p>
         <w:p>
@@ -3928,11 +5808,11 @@
             <w:autoSpaceDE w:val="0"/>
             <w:autoSpaceDN w:val="0"/>
             <w:ind w:hanging="480"/>
-            <w:divId w:val="695081525"/>
-            <w:rPr>
-              <w:rFonts w:ascii="Aptos" w:eastAsia="Times New Roman" w:hAnsi="Aptos"/>
-              <w:color w:val="000000"/>
-              <w:lang w:val="en-US"/>
+            <w:divId w:val="121507488"/>
+            <w:rPr>
+              <w:rFonts w:ascii="Aptos" w:eastAsia="Times New Roman" w:hAnsi="Aptos"/>
+              <w:color w:val="000000"/>
+              <w:lang w:val="de-AT"/>
             </w:rPr>
           </w:pPr>
           <w:r>
@@ -3941,15 +5821,7 @@
               <w:color w:val="000000"/>
               <w:lang w:val="de-AT"/>
             </w:rPr>
-            <w:t xml:space="preserve">Rundfunk und Telekom Regulierungs GmbH. </w:t>
-          </w:r>
-          <w:r>
-            <w:rPr>
-              <w:rFonts w:ascii="Aptos" w:eastAsia="Times New Roman" w:hAnsi="Aptos"/>
-              <w:color w:val="000000"/>
-              <w:lang w:val="en-US"/>
-            </w:rPr>
-            <w:t xml:space="preserve">(n.d.). </w:t>
+            <w:t xml:space="preserve">Österr. Rotes Kreuz, L. S. (2024). </w:t>
           </w:r>
           <w:r>
             <w:rPr>
@@ -3957,53 +5829,17 @@
               <w:i/>
               <w:iCs/>
               <w:color w:val="000000"/>
-              <w:lang w:val="en-US"/>
-            </w:rPr>
-            <w:t>AT-Alert Web Dashboard</w:t>
-          </w:r>
-          <w:r>
-            <w:rPr>
-              <w:rFonts w:ascii="Aptos" w:eastAsia="Times New Roman" w:hAnsi="Aptos"/>
-              <w:color w:val="000000"/>
-              <w:lang w:val="en-US"/>
-            </w:rPr>
-            <w:t xml:space="preserve">. AT-Alert - </w:t>
-          </w:r>
-          <w:proofErr w:type="spellStart"/>
-          <w:r>
-            <w:rPr>
-              <w:rFonts w:ascii="Aptos" w:eastAsia="Times New Roman" w:hAnsi="Aptos"/>
-              <w:color w:val="000000"/>
-              <w:lang w:val="en-US"/>
-            </w:rPr>
-            <w:t>Öffentliches</w:t>
-          </w:r>
-          <w:proofErr w:type="spellEnd"/>
-          <w:r>
-            <w:rPr>
-              <w:rFonts w:ascii="Aptos" w:eastAsia="Times New Roman" w:hAnsi="Aptos"/>
-              <w:color w:val="000000"/>
-              <w:lang w:val="en-US"/>
-            </w:rPr>
-            <w:t xml:space="preserve"> </w:t>
-          </w:r>
-          <w:proofErr w:type="spellStart"/>
-          <w:r>
-            <w:rPr>
-              <w:rFonts w:ascii="Aptos" w:eastAsia="Times New Roman" w:hAnsi="Aptos"/>
-              <w:color w:val="000000"/>
-              <w:lang w:val="en-US"/>
-            </w:rPr>
-            <w:t>Warnsystem</w:t>
-          </w:r>
-          <w:proofErr w:type="spellEnd"/>
-          <w:r>
-            <w:rPr>
-              <w:rFonts w:ascii="Aptos" w:eastAsia="Times New Roman" w:hAnsi="Aptos"/>
-              <w:color w:val="000000"/>
-              <w:lang w:val="en-US"/>
-            </w:rPr>
-            <w:t>. Retrieved May 11, 2026, from https://warnungen.at-alert.at/en</w:t>
+              <w:lang w:val="de-AT"/>
+            </w:rPr>
+            <w:t>Erste Hilfe - Rotes Kreuz</w:t>
+          </w:r>
+          <w:r>
+            <w:rPr>
+              <w:rFonts w:ascii="Aptos" w:eastAsia="Times New Roman" w:hAnsi="Aptos"/>
+              <w:color w:val="000000"/>
+              <w:lang w:val="de-AT"/>
+            </w:rPr>
+            <w:t>. https://play.google.com/store/apps/details?id=at.roteskreuz.st.erstehilfe&amp;hl=en</w:t>
           </w:r>
         </w:p>
         <w:p>
@@ -4011,7 +5847,7 @@
             <w:autoSpaceDE w:val="0"/>
             <w:autoSpaceDN w:val="0"/>
             <w:ind w:hanging="480"/>
-            <w:divId w:val="1825392688"/>
+            <w:divId w:val="1177886913"/>
             <w:rPr>
               <w:rFonts w:ascii="Aptos" w:eastAsia="Times New Roman" w:hAnsi="Aptos"/>
               <w:color w:val="000000"/>
@@ -4022,11 +5858,18 @@
             <w:rPr>
               <w:rFonts w:ascii="Aptos" w:eastAsia="Times New Roman" w:hAnsi="Aptos"/>
               <w:color w:val="000000"/>
+              <w:lang w:val="de-AT"/>
+            </w:rPr>
+            <w:t xml:space="preserve">Rundfunk und Telekom Regulierungs GmbH. </w:t>
+          </w:r>
+          <w:r>
+            <w:rPr>
+              <w:rFonts w:ascii="Aptos" w:eastAsia="Times New Roman" w:hAnsi="Aptos"/>
+              <w:color w:val="000000"/>
               <w:lang w:val="en-US"/>
             </w:rPr>
-            <w:t xml:space="preserve">SOBOS GmbH. (2026). </w:t>
-          </w:r>
-          <w:proofErr w:type="spellStart"/>
+            <w:t xml:space="preserve">(n.d.). </w:t>
+          </w:r>
           <w:r>
             <w:rPr>
               <w:rFonts w:ascii="Aptos" w:eastAsia="Times New Roman" w:hAnsi="Aptos"/>
@@ -4035,48 +5878,15 @@
               <w:color w:val="000000"/>
               <w:lang w:val="en-US"/>
             </w:rPr>
-            <w:t>FloodAlert</w:t>
-          </w:r>
-          <w:proofErr w:type="spellEnd"/>
-          <w:r>
-            <w:rPr>
-              <w:rFonts w:ascii="Aptos" w:eastAsia="Times New Roman" w:hAnsi="Aptos"/>
-              <w:i/>
-              <w:iCs/>
+            <w:t>AT-Alert Web Dashboard</w:t>
+          </w:r>
+          <w:r>
+            <w:rPr>
+              <w:rFonts w:ascii="Aptos" w:eastAsia="Times New Roman" w:hAnsi="Aptos"/>
               <w:color w:val="000000"/>
               <w:lang w:val="en-US"/>
             </w:rPr>
-            <w:t xml:space="preserve"> </w:t>
-          </w:r>
-          <w:proofErr w:type="spellStart"/>
-          <w:r>
-            <w:rPr>
-              <w:rFonts w:ascii="Aptos" w:eastAsia="Times New Roman" w:hAnsi="Aptos"/>
-              <w:i/>
-              <w:iCs/>
-              <w:color w:val="000000"/>
-              <w:lang w:val="en-US"/>
-            </w:rPr>
-            <w:t>Waterlevel</w:t>
-          </w:r>
-          <w:proofErr w:type="spellEnd"/>
-          <w:r>
-            <w:rPr>
-              <w:rFonts w:ascii="Aptos" w:eastAsia="Times New Roman" w:hAnsi="Aptos"/>
-              <w:i/>
-              <w:iCs/>
-              <w:color w:val="000000"/>
-              <w:lang w:val="en-US"/>
-            </w:rPr>
-            <w:t xml:space="preserve"> Alerts</w:t>
-          </w:r>
-          <w:r>
-            <w:rPr>
-              <w:rFonts w:ascii="Aptos" w:eastAsia="Times New Roman" w:hAnsi="Aptos"/>
-              <w:color w:val="000000"/>
-              <w:lang w:val="en-US"/>
-            </w:rPr>
-            <w:t>. https://play.google.com/store/apps/details?id=at.pegelalarm.app&amp;hl=en</w:t>
+            <w:t>. AT-Alert - Öffentliches Warnsystem. Retrieved May 11, 2026, from https://warnungen.at-alert.at/en</w:t>
           </w:r>
         </w:p>
         <w:p>
@@ -4084,7 +5894,7 @@
             <w:autoSpaceDE w:val="0"/>
             <w:autoSpaceDN w:val="0"/>
             <w:ind w:hanging="480"/>
-            <w:divId w:val="2065524484"/>
+            <w:divId w:val="2024093116"/>
             <w:rPr>
               <w:rFonts w:ascii="Aptos" w:eastAsia="Times New Roman" w:hAnsi="Aptos"/>
               <w:color w:val="000000"/>
@@ -4095,108 +5905,9 @@
             <w:rPr>
               <w:rFonts w:ascii="Aptos" w:eastAsia="Times New Roman" w:hAnsi="Aptos"/>
               <w:color w:val="000000"/>
-            </w:rPr>
-            <w:t xml:space="preserve">Toledo, M. P., </w:t>
-          </w:r>
-          <w:proofErr w:type="spellStart"/>
-          <w:r>
-            <w:rPr>
-              <w:rFonts w:ascii="Aptos" w:eastAsia="Times New Roman" w:hAnsi="Aptos"/>
-              <w:color w:val="000000"/>
-            </w:rPr>
-            <w:t>Sarvida</w:t>
-          </w:r>
-          <w:proofErr w:type="spellEnd"/>
-          <w:r>
-            <w:rPr>
-              <w:rFonts w:ascii="Aptos" w:eastAsia="Times New Roman" w:hAnsi="Aptos"/>
-              <w:color w:val="000000"/>
-            </w:rPr>
-            <w:t xml:space="preserve">, J. C. Y., </w:t>
-          </w:r>
-          <w:proofErr w:type="spellStart"/>
-          <w:r>
-            <w:rPr>
-              <w:rFonts w:ascii="Aptos" w:eastAsia="Times New Roman" w:hAnsi="Aptos"/>
-              <w:color w:val="000000"/>
-            </w:rPr>
-            <w:t>Patiten</w:t>
-          </w:r>
-          <w:proofErr w:type="spellEnd"/>
-          <w:r>
-            <w:rPr>
-              <w:rFonts w:ascii="Aptos" w:eastAsia="Times New Roman" w:hAnsi="Aptos"/>
-              <w:color w:val="000000"/>
-            </w:rPr>
-            <w:t xml:space="preserve">, B. K. S., </w:t>
-          </w:r>
-          <w:proofErr w:type="spellStart"/>
-          <w:r>
-            <w:rPr>
-              <w:rFonts w:ascii="Aptos" w:eastAsia="Times New Roman" w:hAnsi="Aptos"/>
-              <w:color w:val="000000"/>
-            </w:rPr>
-            <w:t>Mitamura</w:t>
-          </w:r>
-          <w:proofErr w:type="spellEnd"/>
-          <w:r>
-            <w:rPr>
-              <w:rFonts w:ascii="Aptos" w:eastAsia="Times New Roman" w:hAnsi="Aptos"/>
-              <w:color w:val="000000"/>
-            </w:rPr>
-            <w:t xml:space="preserve">, D. C. R., &amp; </w:t>
-          </w:r>
-          <w:proofErr w:type="spellStart"/>
-          <w:r>
-            <w:rPr>
-              <w:rFonts w:ascii="Aptos" w:eastAsia="Times New Roman" w:hAnsi="Aptos"/>
-              <w:color w:val="000000"/>
-            </w:rPr>
-            <w:t>Guadana</w:t>
-          </w:r>
-          <w:proofErr w:type="spellEnd"/>
-          <w:r>
-            <w:rPr>
-              <w:rFonts w:ascii="Aptos" w:eastAsia="Times New Roman" w:hAnsi="Aptos"/>
-              <w:color w:val="000000"/>
-            </w:rPr>
-            <w:t xml:space="preserve">, R. R. H. (2017). </w:t>
-          </w:r>
-          <w:proofErr w:type="spellStart"/>
-          <w:r>
-            <w:rPr>
-              <w:rFonts w:ascii="Aptos" w:eastAsia="Times New Roman" w:hAnsi="Aptos"/>
-              <w:color w:val="000000"/>
               <w:lang w:val="en-US"/>
             </w:rPr>
-            <w:t>SakunAPP</w:t>
-          </w:r>
-          <w:proofErr w:type="spellEnd"/>
-          <w:r>
-            <w:rPr>
-              <w:rFonts w:ascii="Aptos" w:eastAsia="Times New Roman" w:hAnsi="Aptos"/>
-              <w:color w:val="000000"/>
-              <w:lang w:val="en-US"/>
-            </w:rPr>
-            <w:t xml:space="preserve">: A framework for mobile application development in disaster awareness, </w:t>
-          </w:r>
-          <w:proofErr w:type="gramStart"/>
-          <w:r>
-            <w:rPr>
-              <w:rFonts w:ascii="Aptos" w:eastAsia="Times New Roman" w:hAnsi="Aptos"/>
-              <w:color w:val="000000"/>
-              <w:lang w:val="en-US"/>
-            </w:rPr>
-            <w:t>preparedness</w:t>
-          </w:r>
-          <w:proofErr w:type="gramEnd"/>
-          <w:r>
-            <w:rPr>
-              <w:rFonts w:ascii="Aptos" w:eastAsia="Times New Roman" w:hAnsi="Aptos"/>
-              <w:color w:val="000000"/>
-              <w:lang w:val="en-US"/>
-            </w:rPr>
-            <w:t xml:space="preserve"> and response. </w:t>
+            <w:t xml:space="preserve">SOBOS GmbH. (2026). </w:t>
           </w:r>
           <w:r>
             <w:rPr>
@@ -4206,7 +5917,7 @@
               <w:color w:val="000000"/>
               <w:lang w:val="en-US"/>
             </w:rPr>
-            <w:t>TENCON 2017 - 2017 IEEE Region 10 Conference</w:t>
+            <w:t>FloodAlert Waterlevel Alerts</w:t>
           </w:r>
           <w:r>
             <w:rPr>
@@ -4214,7 +5925,7 @@
               <w:color w:val="000000"/>
               <w:lang w:val="en-US"/>
             </w:rPr>
-            <w:t>, 2759–2764. https://doi.org/10.1109/TENCON.2017.8228331</w:t>
+            <w:t>. https://play.google.com/store/apps/details?id=at.pegelalarm.app&amp;hl=en</w:t>
           </w:r>
         </w:p>
         <w:p>
@@ -4222,30 +5933,27 @@
             <w:autoSpaceDE w:val="0"/>
             <w:autoSpaceDN w:val="0"/>
             <w:ind w:hanging="480"/>
-            <w:divId w:val="1644698395"/>
-            <w:rPr>
-              <w:rFonts w:ascii="Aptos" w:eastAsia="Times New Roman" w:hAnsi="Aptos"/>
-              <w:color w:val="000000"/>
-              <w:lang w:val="de-AT"/>
+            <w:divId w:val="2062630322"/>
+            <w:rPr>
+              <w:rFonts w:ascii="Aptos" w:eastAsia="Times New Roman" w:hAnsi="Aptos"/>
+              <w:color w:val="000000"/>
+              <w:lang w:val="en-US"/>
             </w:rPr>
           </w:pPr>
-          <w:proofErr w:type="spellStart"/>
+          <w:r>
+            <w:rPr>
+              <w:rFonts w:ascii="Aptos" w:eastAsia="Times New Roman" w:hAnsi="Aptos"/>
+              <w:color w:val="000000"/>
+            </w:rPr>
+            <w:t xml:space="preserve">Toledo, M. P., Sarvida, J. C. Y., Patiten, B. K. S., Mitamura, D. C. R., &amp; Guadana, R. R. H. (2017). </w:t>
+          </w:r>
           <w:r>
             <w:rPr>
               <w:rFonts w:ascii="Aptos" w:eastAsia="Times New Roman" w:hAnsi="Aptos"/>
               <w:color w:val="000000"/>
               <w:lang w:val="en-US"/>
             </w:rPr>
-            <w:t>Ubimet</w:t>
-          </w:r>
-          <w:proofErr w:type="spellEnd"/>
-          <w:r>
-            <w:rPr>
-              <w:rFonts w:ascii="Aptos" w:eastAsia="Times New Roman" w:hAnsi="Aptos"/>
-              <w:color w:val="000000"/>
-              <w:lang w:val="en-US"/>
-            </w:rPr>
-            <w:t xml:space="preserve"> Int. AG. (2025). </w:t>
+            <w:t xml:space="preserve">SakunAPP: A framework for mobile application development in disaster awareness, preparedness and response. </w:t>
           </w:r>
           <w:r>
             <w:rPr>
@@ -4253,17 +5961,17 @@
               <w:i/>
               <w:iCs/>
               <w:color w:val="000000"/>
-              <w:lang w:val="de-AT"/>
-            </w:rPr>
-            <w:t>UWZ Österreich: Gewitter Sturm</w:t>
-          </w:r>
-          <w:r>
-            <w:rPr>
-              <w:rFonts w:ascii="Aptos" w:eastAsia="Times New Roman" w:hAnsi="Aptos"/>
-              <w:color w:val="000000"/>
-              <w:lang w:val="de-AT"/>
-            </w:rPr>
-            <w:t>. https://play.google.com/store/apps/details?id=com.ubimet.uwz&amp;hl=en</w:t>
+              <w:lang w:val="en-US"/>
+            </w:rPr>
+            <w:t>TENCON 2017 - 2017 IEEE Region 10 Conference</w:t>
+          </w:r>
+          <w:r>
+            <w:rPr>
+              <w:rFonts w:ascii="Aptos" w:eastAsia="Times New Roman" w:hAnsi="Aptos"/>
+              <w:color w:val="000000"/>
+              <w:lang w:val="en-US"/>
+            </w:rPr>
+            <w:t>, 2759–2764. https://doi.org/10.1109/TENCON.2017.8228331</w:t>
           </w:r>
         </w:p>
         <w:p>
@@ -4271,20 +5979,20 @@
             <w:autoSpaceDE w:val="0"/>
             <w:autoSpaceDN w:val="0"/>
             <w:ind w:hanging="480"/>
-            <w:divId w:val="1523670759"/>
+            <w:divId w:val="207955521"/>
+            <w:rPr>
+              <w:rFonts w:ascii="Aptos" w:eastAsia="Times New Roman" w:hAnsi="Aptos"/>
+              <w:color w:val="000000"/>
+              <w:lang w:val="de-AT"/>
+            </w:rPr>
+          </w:pPr>
+          <w:r>
             <w:rPr>
               <w:rFonts w:ascii="Aptos" w:eastAsia="Times New Roman" w:hAnsi="Aptos"/>
               <w:color w:val="000000"/>
               <w:lang w:val="en-US"/>
             </w:rPr>
-          </w:pPr>
-          <w:r>
-            <w:rPr>
-              <w:rFonts w:ascii="Aptos" w:eastAsia="Times New Roman" w:hAnsi="Aptos"/>
-              <w:color w:val="000000"/>
-              <w:lang w:val="en-US"/>
-            </w:rPr>
-            <w:t xml:space="preserve">West, D. M., &amp; Valentini, E. (2013). How Mobile Devices are Transforming Disaster Relief and Public Safety. </w:t>
+            <w:t xml:space="preserve">Ubimet Int. AG. (2025). </w:t>
           </w:r>
           <w:r>
             <w:rPr>
@@ -4292,17 +6000,17 @@
               <w:i/>
               <w:iCs/>
               <w:color w:val="000000"/>
-              <w:lang w:val="en-US"/>
-            </w:rPr>
-            <w:t>Issues in Technology Innovation</w:t>
-          </w:r>
-          <w:r>
-            <w:rPr>
-              <w:rFonts w:ascii="Aptos" w:eastAsia="Times New Roman" w:hAnsi="Aptos"/>
-              <w:color w:val="000000"/>
-              <w:lang w:val="en-US"/>
-            </w:rPr>
-            <w:t>. https://www.brookings.edu/wp-content/uploads/2016/06/West_Valentini_Mobile-Technology-Disaster-Relief_v20.pdf</w:t>
+              <w:lang w:val="de-AT"/>
+            </w:rPr>
+            <w:t>UWZ Österreich: Gewitter Sturm</w:t>
+          </w:r>
+          <w:r>
+            <w:rPr>
+              <w:rFonts w:ascii="Aptos" w:eastAsia="Times New Roman" w:hAnsi="Aptos"/>
+              <w:color w:val="000000"/>
+              <w:lang w:val="de-AT"/>
+            </w:rPr>
+            <w:t>. https://play.google.com/store/apps/details?id=com.ubimet.uwz&amp;hl=en</w:t>
           </w:r>
         </w:p>
         <w:p>
@@ -4310,30 +6018,20 @@
             <w:autoSpaceDE w:val="0"/>
             <w:autoSpaceDN w:val="0"/>
             <w:ind w:hanging="480"/>
-            <w:divId w:val="1174223682"/>
+            <w:divId w:val="1427850647"/>
             <w:rPr>
               <w:rFonts w:ascii="Aptos" w:eastAsia="Times New Roman" w:hAnsi="Aptos"/>
               <w:color w:val="000000"/>
               <w:lang w:val="en-US"/>
             </w:rPr>
           </w:pPr>
-          <w:proofErr w:type="spellStart"/>
           <w:r>
             <w:rPr>
               <w:rFonts w:ascii="Aptos" w:eastAsia="Times New Roman" w:hAnsi="Aptos"/>
               <w:color w:val="000000"/>
               <w:lang w:val="en-US"/>
             </w:rPr>
-            <w:t>Zippenfenig</w:t>
-          </w:r>
-          <w:proofErr w:type="spellEnd"/>
-          <w:r>
-            <w:rPr>
-              <w:rFonts w:ascii="Aptos" w:eastAsia="Times New Roman" w:hAnsi="Aptos"/>
-              <w:color w:val="000000"/>
-              <w:lang w:val="en-US"/>
-            </w:rPr>
-            <w:t xml:space="preserve">, P. (2023). </w:t>
+            <w:t xml:space="preserve">West, D. M., &amp; Valentini, E. (2013). How Mobile Devices are Transforming Disaster Relief and Public Safety. </w:t>
           </w:r>
           <w:r>
             <w:rPr>
@@ -4343,6 +6041,45 @@
               <w:color w:val="000000"/>
               <w:lang w:val="en-US"/>
             </w:rPr>
+            <w:t>Issues in Technology Innovation</w:t>
+          </w:r>
+          <w:r>
+            <w:rPr>
+              <w:rFonts w:ascii="Aptos" w:eastAsia="Times New Roman" w:hAnsi="Aptos"/>
+              <w:color w:val="000000"/>
+              <w:lang w:val="en-US"/>
+            </w:rPr>
+            <w:t>. https://www.brookings.edu/wp-content/uploads/2016/06/West_Valentini_Mobile-Technology-Disaster-Relief_v20.pdf</w:t>
+          </w:r>
+        </w:p>
+        <w:p>
+          <w:pPr>
+            <w:autoSpaceDE w:val="0"/>
+            <w:autoSpaceDN w:val="0"/>
+            <w:ind w:hanging="480"/>
+            <w:divId w:val="215748058"/>
+            <w:rPr>
+              <w:rFonts w:ascii="Aptos" w:eastAsia="Times New Roman" w:hAnsi="Aptos"/>
+              <w:color w:val="000000"/>
+              <w:lang w:val="en-US"/>
+            </w:rPr>
+          </w:pPr>
+          <w:r>
+            <w:rPr>
+              <w:rFonts w:ascii="Aptos" w:eastAsia="Times New Roman" w:hAnsi="Aptos"/>
+              <w:color w:val="000000"/>
+              <w:lang w:val="en-US"/>
+            </w:rPr>
+            <w:t xml:space="preserve">Zippenfenig, P. (2023). </w:t>
+          </w:r>
+          <w:r>
+            <w:rPr>
+              <w:rFonts w:ascii="Aptos" w:eastAsia="Times New Roman" w:hAnsi="Aptos"/>
+              <w:i/>
+              <w:iCs/>
+              <w:color w:val="000000"/>
+              <w:lang w:val="en-US"/>
+            </w:rPr>
             <w:t>Open-Meteo.com Air Quality API</w:t>
           </w:r>
           <w:r>
@@ -4351,25 +6088,7 @@
               <w:color w:val="000000"/>
               <w:lang w:val="en-US"/>
             </w:rPr>
-            <w:t>. Open-</w:t>
-          </w:r>
-          <w:proofErr w:type="spellStart"/>
-          <w:r>
-            <w:rPr>
-              <w:rFonts w:ascii="Aptos" w:eastAsia="Times New Roman" w:hAnsi="Aptos"/>
-              <w:color w:val="000000"/>
-              <w:lang w:val="en-US"/>
-            </w:rPr>
-            <w:t>Meteo</w:t>
-          </w:r>
-          <w:proofErr w:type="spellEnd"/>
-          <w:r>
-            <w:rPr>
-              <w:rFonts w:ascii="Aptos" w:eastAsia="Times New Roman" w:hAnsi="Aptos"/>
-              <w:color w:val="000000"/>
-              <w:lang w:val="en-US"/>
-            </w:rPr>
-            <w:t xml:space="preserve"> and Copernicus Atmosphere Monitoring Service (CAMS). https://doi.org/10.5281/ZENODO.7970649</w:t>
+            <w:t>. Open-Meteo and Copernicus Atmosphere Monitoring Service (CAMS). https://doi.org/10.5281/ZENODO.7970649</w:t>
           </w:r>
         </w:p>
         <w:p>
@@ -4404,6 +6123,334 @@
     </w:sectPr>
   </w:body>
 </w:document>
+</file>
+
+<file path=word/numbering.xml><?xml version="1.0" encoding="utf-8"?>
+<w:numbering xmlns:wpc="http://schemas.microsoft.com/office/word/2010/wordprocessingCanvas" xmlns:cx="http://schemas.microsoft.com/office/drawing/2014/chartex" xmlns:cx1="http://schemas.microsoft.com/office/drawing/2015/9/8/chartex" xmlns:cx2="http://schemas.microsoft.com/office/drawing/2015/10/21/chartex" xmlns:cx3="http://schemas.microsoft.com/office/drawing/2016/5/9/chartex" xmlns:cx4="http://schemas.microsoft.com/office/drawing/2016/5/10/chartex" xmlns:cx5="http://schemas.microsoft.com/office/drawing/2016/5/11/chartex" xmlns:cx6="http://schemas.microsoft.com/office/drawing/2016/5/12/chartex" xmlns:cx7="http://schemas.microsoft.com/office/drawing/2016/5/13/chartex" xmlns:cx8="http://schemas.microsoft.com/office/drawing/2016/5/14/chartex" xmlns:mc="http://schemas.openxmlformats.org/markup-compatibility/2006" xmlns:aink="http://schemas.microsoft.com/office/drawing/2016/ink" xmlns:am3d="http://schemas.microsoft.com/office/drawing/2017/model3d" xmlns:o="urn:schemas-microsoft-com:office:office" xmlns:oel="http://schemas.microsoft.com/office/2019/extlst" xmlns:r="http://schemas.openxmlformats.org/officeDocument/2006/relationships" xmlns:m="http://schemas.openxmlformats.org/officeDocument/2006/math" xmlns:v="urn:schemas-microsoft-com:vml" xmlns:wp14="http://schemas.microsoft.com/office/word/2010/wordprocessingDrawing" xmlns:wp="http://schemas.openxmlformats.org/drawingml/2006/wordprocessingDrawing" xmlns:w10="urn:schemas-microsoft-com:office:word" xmlns:w="http://schemas.openxmlformats.org/wordprocessingml/2006/main" xmlns:w14="http://schemas.microsoft.com/office/word/2010/wordml" xmlns:w15="http://schemas.microsoft.com/office/word/2012/wordml" xmlns:w16cex="http://schemas.microsoft.com/office/word/2018/wordml/cex" xmlns:w16cid="http://schemas.microsoft.com/office/word/2016/wordml/cid" xmlns:w16="http://schemas.microsoft.com/office/word/2018/wordml" xmlns:w16du="http://schemas.microsoft.com/office/word/2023/wordml/word16du" xmlns:w16sdtdh="http://schemas.microsoft.com/office/word/2020/wordml/sdtdatahash" xmlns:w16sdtfl="http://schemas.microsoft.com/office/word/2024/wordml/sdtformatlock" xmlns:w16se="http://schemas.microsoft.com/office/word/2015/wordml/symex" xmlns:wpg="http://schemas.microsoft.com/office/word/2010/wordprocessingGroup" xmlns:wpi="http://schemas.microsoft.com/office/word/2010/wordprocessingInk" xmlns:wne="http://schemas.microsoft.com/office/word/2006/wordml" xmlns:wps="http://schemas.microsoft.com/office/word/2010/wordprocessingShape" mc:Ignorable="w14 w15 w16se w16cid w16 w16cex w16sdtdh w16sdtfl w16du wp14">
+  <w:abstractNum w:abstractNumId="0" w15:restartNumberingAfterBreak="0">
+    <w:nsid w:val="13277EA0"/>
+    <w:multiLevelType w:val="hybridMultilevel"/>
+    <w:tmpl w:val="9F88BE24"/>
+    <w:lvl w:ilvl="0" w:tplc="F2F8A1A4">
+      <w:start w:val="1"/>
+      <w:numFmt w:val="bullet"/>
+      <w:lvlText w:val=""/>
+      <w:lvlJc w:val="left"/>
+      <w:pPr>
+        <w:ind w:left="720" w:hanging="360"/>
+      </w:pPr>
+      <w:rPr>
+        <w:rFonts w:ascii="Symbol" w:eastAsiaTheme="minorEastAsia" w:hAnsi="Symbol" w:cstheme="minorBidi" w:hint="default"/>
+      </w:rPr>
+    </w:lvl>
+    <w:lvl w:ilvl="1" w:tplc="20000003" w:tentative="1">
+      <w:start w:val="1"/>
+      <w:numFmt w:val="bullet"/>
+      <w:lvlText w:val="o"/>
+      <w:lvlJc w:val="left"/>
+      <w:pPr>
+        <w:ind w:left="1440" w:hanging="360"/>
+      </w:pPr>
+      <w:rPr>
+        <w:rFonts w:ascii="Courier New" w:hAnsi="Courier New" w:cs="Courier New" w:hint="default"/>
+      </w:rPr>
+    </w:lvl>
+    <w:lvl w:ilvl="2" w:tplc="20000005" w:tentative="1">
+      <w:start w:val="1"/>
+      <w:numFmt w:val="bullet"/>
+      <w:lvlText w:val=""/>
+      <w:lvlJc w:val="left"/>
+      <w:pPr>
+        <w:ind w:left="2160" w:hanging="360"/>
+      </w:pPr>
+      <w:rPr>
+        <w:rFonts w:ascii="Wingdings" w:hAnsi="Wingdings" w:hint="default"/>
+      </w:rPr>
+    </w:lvl>
+    <w:lvl w:ilvl="3" w:tplc="20000001" w:tentative="1">
+      <w:start w:val="1"/>
+      <w:numFmt w:val="bullet"/>
+      <w:lvlText w:val=""/>
+      <w:lvlJc w:val="left"/>
+      <w:pPr>
+        <w:ind w:left="2880" w:hanging="360"/>
+      </w:pPr>
+      <w:rPr>
+        <w:rFonts w:ascii="Symbol" w:hAnsi="Symbol" w:hint="default"/>
+      </w:rPr>
+    </w:lvl>
+    <w:lvl w:ilvl="4" w:tplc="20000003" w:tentative="1">
+      <w:start w:val="1"/>
+      <w:numFmt w:val="bullet"/>
+      <w:lvlText w:val="o"/>
+      <w:lvlJc w:val="left"/>
+      <w:pPr>
+        <w:ind w:left="3600" w:hanging="360"/>
+      </w:pPr>
+      <w:rPr>
+        <w:rFonts w:ascii="Courier New" w:hAnsi="Courier New" w:cs="Courier New" w:hint="default"/>
+      </w:rPr>
+    </w:lvl>
+    <w:lvl w:ilvl="5" w:tplc="20000005" w:tentative="1">
+      <w:start w:val="1"/>
+      <w:numFmt w:val="bullet"/>
+      <w:lvlText w:val=""/>
+      <w:lvlJc w:val="left"/>
+      <w:pPr>
+        <w:ind w:left="4320" w:hanging="360"/>
+      </w:pPr>
+      <w:rPr>
+        <w:rFonts w:ascii="Wingdings" w:hAnsi="Wingdings" w:hint="default"/>
+      </w:rPr>
+    </w:lvl>
+    <w:lvl w:ilvl="6" w:tplc="20000001" w:tentative="1">
+      <w:start w:val="1"/>
+      <w:numFmt w:val="bullet"/>
+      <w:lvlText w:val=""/>
+      <w:lvlJc w:val="left"/>
+      <w:pPr>
+        <w:ind w:left="5040" w:hanging="360"/>
+      </w:pPr>
+      <w:rPr>
+        <w:rFonts w:ascii="Symbol" w:hAnsi="Symbol" w:hint="default"/>
+      </w:rPr>
+    </w:lvl>
+    <w:lvl w:ilvl="7" w:tplc="20000003" w:tentative="1">
+      <w:start w:val="1"/>
+      <w:numFmt w:val="bullet"/>
+      <w:lvlText w:val="o"/>
+      <w:lvlJc w:val="left"/>
+      <w:pPr>
+        <w:ind w:left="5760" w:hanging="360"/>
+      </w:pPr>
+      <w:rPr>
+        <w:rFonts w:ascii="Courier New" w:hAnsi="Courier New" w:cs="Courier New" w:hint="default"/>
+      </w:rPr>
+    </w:lvl>
+    <w:lvl w:ilvl="8" w:tplc="20000005" w:tentative="1">
+      <w:start w:val="1"/>
+      <w:numFmt w:val="bullet"/>
+      <w:lvlText w:val=""/>
+      <w:lvlJc w:val="left"/>
+      <w:pPr>
+        <w:ind w:left="6480" w:hanging="360"/>
+      </w:pPr>
+      <w:rPr>
+        <w:rFonts w:ascii="Wingdings" w:hAnsi="Wingdings" w:hint="default"/>
+      </w:rPr>
+    </w:lvl>
+  </w:abstractNum>
+  <w:abstractNum w:abstractNumId="1" w15:restartNumberingAfterBreak="0">
+    <w:nsid w:val="2AE55DD0"/>
+    <w:multiLevelType w:val="hybridMultilevel"/>
+    <w:tmpl w:val="46D82AC6"/>
+    <w:lvl w:ilvl="0" w:tplc="2000000F">
+      <w:start w:val="1"/>
+      <w:numFmt w:val="decimal"/>
+      <w:lvlText w:val="%1."/>
+      <w:lvlJc w:val="left"/>
+      <w:pPr>
+        <w:ind w:left="720" w:hanging="360"/>
+      </w:pPr>
+      <w:rPr>
+        <w:rFonts w:hint="default"/>
+      </w:rPr>
+    </w:lvl>
+    <w:lvl w:ilvl="1" w:tplc="20000019" w:tentative="1">
+      <w:start w:val="1"/>
+      <w:numFmt w:val="lowerLetter"/>
+      <w:lvlText w:val="%2."/>
+      <w:lvlJc w:val="left"/>
+      <w:pPr>
+        <w:ind w:left="1440" w:hanging="360"/>
+      </w:pPr>
+    </w:lvl>
+    <w:lvl w:ilvl="2" w:tplc="2000001B" w:tentative="1">
+      <w:start w:val="1"/>
+      <w:numFmt w:val="lowerRoman"/>
+      <w:lvlText w:val="%3."/>
+      <w:lvlJc w:val="right"/>
+      <w:pPr>
+        <w:ind w:left="2160" w:hanging="180"/>
+      </w:pPr>
+    </w:lvl>
+    <w:lvl w:ilvl="3" w:tplc="2000000F" w:tentative="1">
+      <w:start w:val="1"/>
+      <w:numFmt w:val="decimal"/>
+      <w:lvlText w:val="%4."/>
+      <w:lvlJc w:val="left"/>
+      <w:pPr>
+        <w:ind w:left="2880" w:hanging="360"/>
+      </w:pPr>
+    </w:lvl>
+    <w:lvl w:ilvl="4" w:tplc="20000019" w:tentative="1">
+      <w:start w:val="1"/>
+      <w:numFmt w:val="lowerLetter"/>
+      <w:lvlText w:val="%5."/>
+      <w:lvlJc w:val="left"/>
+      <w:pPr>
+        <w:ind w:left="3600" w:hanging="360"/>
+      </w:pPr>
+    </w:lvl>
+    <w:lvl w:ilvl="5" w:tplc="2000001B" w:tentative="1">
+      <w:start w:val="1"/>
+      <w:numFmt w:val="lowerRoman"/>
+      <w:lvlText w:val="%6."/>
+      <w:lvlJc w:val="right"/>
+      <w:pPr>
+        <w:ind w:left="4320" w:hanging="180"/>
+      </w:pPr>
+    </w:lvl>
+    <w:lvl w:ilvl="6" w:tplc="2000000F" w:tentative="1">
+      <w:start w:val="1"/>
+      <w:numFmt w:val="decimal"/>
+      <w:lvlText w:val="%7."/>
+      <w:lvlJc w:val="left"/>
+      <w:pPr>
+        <w:ind w:left="5040" w:hanging="360"/>
+      </w:pPr>
+    </w:lvl>
+    <w:lvl w:ilvl="7" w:tplc="20000019" w:tentative="1">
+      <w:start w:val="1"/>
+      <w:numFmt w:val="lowerLetter"/>
+      <w:lvlText w:val="%8."/>
+      <w:lvlJc w:val="left"/>
+      <w:pPr>
+        <w:ind w:left="5760" w:hanging="360"/>
+      </w:pPr>
+    </w:lvl>
+    <w:lvl w:ilvl="8" w:tplc="2000001B" w:tentative="1">
+      <w:start w:val="1"/>
+      <w:numFmt w:val="lowerRoman"/>
+      <w:lvlText w:val="%9."/>
+      <w:lvlJc w:val="right"/>
+      <w:pPr>
+        <w:ind w:left="6480" w:hanging="180"/>
+      </w:pPr>
+    </w:lvl>
+  </w:abstractNum>
+  <w:abstractNum w:abstractNumId="2" w15:restartNumberingAfterBreak="0">
+    <w:nsid w:val="5C7B1F0A"/>
+    <w:multiLevelType w:val="hybridMultilevel"/>
+    <w:tmpl w:val="E5EAECFC"/>
+    <w:lvl w:ilvl="0" w:tplc="97B4618E">
+      <w:numFmt w:val="bullet"/>
+      <w:lvlText w:val=""/>
+      <w:lvlJc w:val="left"/>
+      <w:pPr>
+        <w:ind w:left="720" w:hanging="360"/>
+      </w:pPr>
+      <w:rPr>
+        <w:rFonts w:ascii="Symbol" w:eastAsiaTheme="minorEastAsia" w:hAnsi="Symbol" w:cstheme="minorBidi" w:hint="default"/>
+      </w:rPr>
+    </w:lvl>
+    <w:lvl w:ilvl="1" w:tplc="20000003">
+      <w:start w:val="1"/>
+      <w:numFmt w:val="bullet"/>
+      <w:lvlText w:val="o"/>
+      <w:lvlJc w:val="left"/>
+      <w:pPr>
+        <w:ind w:left="1440" w:hanging="360"/>
+      </w:pPr>
+      <w:rPr>
+        <w:rFonts w:ascii="Courier New" w:hAnsi="Courier New" w:cs="Courier New" w:hint="default"/>
+      </w:rPr>
+    </w:lvl>
+    <w:lvl w:ilvl="2" w:tplc="20000005">
+      <w:start w:val="1"/>
+      <w:numFmt w:val="bullet"/>
+      <w:lvlText w:val=""/>
+      <w:lvlJc w:val="left"/>
+      <w:pPr>
+        <w:ind w:left="2160" w:hanging="360"/>
+      </w:pPr>
+      <w:rPr>
+        <w:rFonts w:ascii="Wingdings" w:hAnsi="Wingdings" w:hint="default"/>
+      </w:rPr>
+    </w:lvl>
+    <w:lvl w:ilvl="3" w:tplc="20000001">
+      <w:start w:val="1"/>
+      <w:numFmt w:val="bullet"/>
+      <w:lvlText w:val=""/>
+      <w:lvlJc w:val="left"/>
+      <w:pPr>
+        <w:ind w:left="2880" w:hanging="360"/>
+      </w:pPr>
+      <w:rPr>
+        <w:rFonts w:ascii="Symbol" w:hAnsi="Symbol" w:hint="default"/>
+      </w:rPr>
+    </w:lvl>
+    <w:lvl w:ilvl="4" w:tplc="20000003" w:tentative="1">
+      <w:start w:val="1"/>
+      <w:numFmt w:val="bullet"/>
+      <w:lvlText w:val="o"/>
+      <w:lvlJc w:val="left"/>
+      <w:pPr>
+        <w:ind w:left="3600" w:hanging="360"/>
+      </w:pPr>
+      <w:rPr>
+        <w:rFonts w:ascii="Courier New" w:hAnsi="Courier New" w:cs="Courier New" w:hint="default"/>
+      </w:rPr>
+    </w:lvl>
+    <w:lvl w:ilvl="5" w:tplc="20000005" w:tentative="1">
+      <w:start w:val="1"/>
+      <w:numFmt w:val="bullet"/>
+      <w:lvlText w:val=""/>
+      <w:lvlJc w:val="left"/>
+      <w:pPr>
+        <w:ind w:left="4320" w:hanging="360"/>
+      </w:pPr>
+      <w:rPr>
+        <w:rFonts w:ascii="Wingdings" w:hAnsi="Wingdings" w:hint="default"/>
+      </w:rPr>
+    </w:lvl>
+    <w:lvl w:ilvl="6" w:tplc="20000001" w:tentative="1">
+      <w:start w:val="1"/>
+      <w:numFmt w:val="bullet"/>
+      <w:lvlText w:val=""/>
+      <w:lvlJc w:val="left"/>
+      <w:pPr>
+        <w:ind w:left="5040" w:hanging="360"/>
+      </w:pPr>
+      <w:rPr>
+        <w:rFonts w:ascii="Symbol" w:hAnsi="Symbol" w:hint="default"/>
+      </w:rPr>
+    </w:lvl>
+    <w:lvl w:ilvl="7" w:tplc="20000003" w:tentative="1">
+      <w:start w:val="1"/>
+      <w:numFmt w:val="bullet"/>
+      <w:lvlText w:val="o"/>
+      <w:lvlJc w:val="left"/>
+      <w:pPr>
+        <w:ind w:left="5760" w:hanging="360"/>
+      </w:pPr>
+      <w:rPr>
+        <w:rFonts w:ascii="Courier New" w:hAnsi="Courier New" w:cs="Courier New" w:hint="default"/>
+      </w:rPr>
+    </w:lvl>
+    <w:lvl w:ilvl="8" w:tplc="20000005" w:tentative="1">
+      <w:start w:val="1"/>
+      <w:numFmt w:val="bullet"/>
+      <w:lvlText w:val=""/>
+      <w:lvlJc w:val="left"/>
+      <w:pPr>
+        <w:ind w:left="6480" w:hanging="360"/>
+      </w:pPr>
+      <w:rPr>
+        <w:rFonts w:ascii="Wingdings" w:hAnsi="Wingdings" w:hint="default"/>
+      </w:rPr>
+    </w:lvl>
+  </w:abstractNum>
+  <w:num w:numId="1" w16cid:durableId="401874423">
+    <w:abstractNumId w:val="2"/>
+  </w:num>
+  <w:num w:numId="2" w16cid:durableId="248660142">
+    <w:abstractNumId w:val="1"/>
+  </w:num>
+  <w:num w:numId="3" w16cid:durableId="1591042974">
+    <w:abstractNumId w:val="0"/>
+  </w:num>
+</w:numbering>
 </file>
 
 <file path=word/styles.xml><?xml version="1.0" encoding="utf-8"?>
@@ -5338,6 +7385,101 @@
       <w:spacing w:val="5"/>
     </w:rPr>
   </w:style>
+  <w:style w:type="paragraph" w:styleId="Caption">
+    <w:name w:val="caption"/>
+    <w:basedOn w:val="Normal"/>
+    <w:next w:val="Normal"/>
+    <w:uiPriority w:val="35"/>
+    <w:unhideWhenUsed/>
+    <w:qFormat/>
+    <w:rsid w:val="00113F86"/>
+    <w:pPr>
+      <w:spacing w:after="200" w:line="240" w:lineRule="auto"/>
+    </w:pPr>
+    <w:rPr>
+      <w:i/>
+      <w:iCs/>
+      <w:color w:val="0E2841" w:themeColor="text2"/>
+      <w:sz w:val="18"/>
+      <w:szCs w:val="18"/>
+    </w:rPr>
+  </w:style>
+  <w:style w:type="table" w:styleId="GridTable4-Accent1">
+    <w:name w:val="Grid Table 4 Accent 1"/>
+    <w:basedOn w:val="TableNormal"/>
+    <w:uiPriority w:val="49"/>
+    <w:rsid w:val="00113F86"/>
+    <w:pPr>
+      <w:spacing w:after="0" w:line="240" w:lineRule="auto"/>
+    </w:pPr>
+    <w:tblPr>
+      <w:tblStyleRowBandSize w:val="1"/>
+      <w:tblStyleColBandSize w:val="1"/>
+      <w:tblBorders>
+        <w:top w:val="single" w:sz="4" w:space="0" w:color="45B0E1" w:themeColor="accent1" w:themeTint="99"/>
+        <w:left w:val="single" w:sz="4" w:space="0" w:color="45B0E1" w:themeColor="accent1" w:themeTint="99"/>
+        <w:bottom w:val="single" w:sz="4" w:space="0" w:color="45B0E1" w:themeColor="accent1" w:themeTint="99"/>
+        <w:right w:val="single" w:sz="4" w:space="0" w:color="45B0E1" w:themeColor="accent1" w:themeTint="99"/>
+        <w:insideH w:val="single" w:sz="4" w:space="0" w:color="45B0E1" w:themeColor="accent1" w:themeTint="99"/>
+        <w:insideV w:val="single" w:sz="4" w:space="0" w:color="45B0E1" w:themeColor="accent1" w:themeTint="99"/>
+      </w:tblBorders>
+    </w:tblPr>
+    <w:tblStylePr w:type="firstRow">
+      <w:rPr>
+        <w:b/>
+        <w:bCs/>
+        <w:color w:val="FFFFFF" w:themeColor="background1"/>
+      </w:rPr>
+      <w:tblPr/>
+      <w:tcPr>
+        <w:tcBorders>
+          <w:top w:val="single" w:sz="4" w:space="0" w:color="156082" w:themeColor="accent1"/>
+          <w:left w:val="single" w:sz="4" w:space="0" w:color="156082" w:themeColor="accent1"/>
+          <w:bottom w:val="single" w:sz="4" w:space="0" w:color="156082" w:themeColor="accent1"/>
+          <w:right w:val="single" w:sz="4" w:space="0" w:color="156082" w:themeColor="accent1"/>
+          <w:insideH w:val="nil"/>
+          <w:insideV w:val="nil"/>
+        </w:tcBorders>
+        <w:shd w:val="clear" w:color="auto" w:fill="156082" w:themeFill="accent1"/>
+      </w:tcPr>
+    </w:tblStylePr>
+    <w:tblStylePr w:type="lastRow">
+      <w:rPr>
+        <w:b/>
+        <w:bCs/>
+      </w:rPr>
+      <w:tblPr/>
+      <w:tcPr>
+        <w:tcBorders>
+          <w:top w:val="double" w:sz="4" w:space="0" w:color="156082" w:themeColor="accent1"/>
+        </w:tcBorders>
+      </w:tcPr>
+    </w:tblStylePr>
+    <w:tblStylePr w:type="firstCol">
+      <w:rPr>
+        <w:b/>
+        <w:bCs/>
+      </w:rPr>
+    </w:tblStylePr>
+    <w:tblStylePr w:type="lastCol">
+      <w:rPr>
+        <w:b/>
+        <w:bCs/>
+      </w:rPr>
+    </w:tblStylePr>
+    <w:tblStylePr w:type="band1Vert">
+      <w:tblPr/>
+      <w:tcPr>
+        <w:shd w:val="clear" w:color="auto" w:fill="C1E4F5" w:themeFill="accent1" w:themeFillTint="33"/>
+      </w:tcPr>
+    </w:tblStylePr>
+    <w:tblStylePr w:type="band1Horz">
+      <w:tblPr/>
+      <w:tcPr>
+        <w:shd w:val="clear" w:color="auto" w:fill="C1E4F5" w:themeFill="accent1" w:themeFillTint="33"/>
+      </w:tcPr>
+    </w:tblStylePr>
+  </w:style>
 </w:styles>
 </file>
 
@@ -5367,7 +7509,35 @@
           <w:r>
             <w:rPr>
               <w:rStyle w:val="PlaceholderText"/>
-              <w:lang w:val="en-AT"/>
+            </w:rPr>
+            <w:t>Click or tap here to enter text.</w:t>
+          </w:r>
+        </w:p>
+      </w:docPartBody>
+    </w:docPart>
+    <w:docPart>
+      <w:docPartPr>
+        <w:name w:val="D8ABBB3D3D284CABA6043723BCC22183"/>
+        <w:category>
+          <w:name w:val="General"/>
+          <w:gallery w:val="placeholder"/>
+        </w:category>
+        <w:types>
+          <w:type w:val="bbPlcHdr"/>
+        </w:types>
+        <w:behaviors>
+          <w:behavior w:val="content"/>
+        </w:behaviors>
+        <w:guid w:val="{DBF545E5-3A0F-4C35-B7DF-A96141686D1B}"/>
+      </w:docPartPr>
+      <w:docPartBody>
+        <w:p>
+          <w:pPr>
+            <w:pStyle w:val="D8ABBB3D3D284CABA6043723BCC22183"/>
+          </w:pPr>
+          <w:r>
+            <w:rPr>
+              <w:rStyle w:val="PlaceholderText"/>
             </w:rPr>
             <w:t>Click or tap here to enter text.</w:t>
           </w:r>
@@ -5380,11 +7550,12 @@
 
 <file path=word/glossary/fontTable.xml><?xml version="1.0" encoding="utf-8"?>
 <w:fonts xmlns:mc="http://schemas.openxmlformats.org/markup-compatibility/2006" xmlns:r="http://schemas.openxmlformats.org/officeDocument/2006/relationships" xmlns:w="http://schemas.openxmlformats.org/wordprocessingml/2006/main" xmlns:w14="http://schemas.microsoft.com/office/word/2010/wordml" xmlns:w15="http://schemas.microsoft.com/office/word/2012/wordml" xmlns:w16cex="http://schemas.microsoft.com/office/word/2018/wordml/cex" xmlns:w16cid="http://schemas.microsoft.com/office/word/2016/wordml/cid" xmlns:w16="http://schemas.microsoft.com/office/word/2018/wordml" xmlns:w16du="http://schemas.microsoft.com/office/word/2023/wordml/word16du" xmlns:w16sdtdh="http://schemas.microsoft.com/office/word/2020/wordml/sdtdatahash" xmlns:w16sdtfl="http://schemas.microsoft.com/office/word/2024/wordml/sdtformatlock" xmlns:w16se="http://schemas.microsoft.com/office/word/2015/wordml/symex" mc:Ignorable="w14 w15 w16se w16cid w16 w16cex w16sdtdh w16sdtfl w16du">
-  <w:font w:name="Aptos">
-    <w:charset w:val="00"/>
-    <w:family w:val="swiss"/>
+  <w:font w:name="Symbol">
+    <w:panose1 w:val="05050102010706020507"/>
+    <w:charset w:val="02"/>
+    <w:family w:val="roman"/>
     <w:pitch w:val="variable"/>
-    <w:sig w:usb0="20000287" w:usb1="00000003" w:usb2="00000000" w:usb3="00000000" w:csb0="0000019F" w:csb1="00000000"/>
+    <w:sig w:usb0="00000000" w:usb1="10000000" w:usb2="00000000" w:usb3="00000000" w:csb0="80000000" w:csb1="00000000"/>
   </w:font>
   <w:font w:name="Yu Gothic">
     <w:altName w:val="游ゴシック"/>
@@ -5400,6 +7571,26 @@
     <w:family w:val="roman"/>
     <w:pitch w:val="variable"/>
     <w:sig w:usb0="E0002EFF" w:usb1="C000785B" w:usb2="00000009" w:usb3="00000000" w:csb0="000001FF" w:csb1="00000000"/>
+  </w:font>
+  <w:font w:name="Courier New">
+    <w:panose1 w:val="02070309020205020404"/>
+    <w:charset w:val="00"/>
+    <w:family w:val="modern"/>
+    <w:pitch w:val="fixed"/>
+    <w:sig w:usb0="E0002EFF" w:usb1="C0007843" w:usb2="00000009" w:usb3="00000000" w:csb0="000001FF" w:csb1="00000000"/>
+  </w:font>
+  <w:font w:name="Wingdings">
+    <w:panose1 w:val="05000000000000000000"/>
+    <w:charset w:val="02"/>
+    <w:family w:val="auto"/>
+    <w:pitch w:val="variable"/>
+    <w:sig w:usb0="00000000" w:usb1="10000000" w:usb2="00000000" w:usb3="00000000" w:csb0="80000000" w:csb1="00000000"/>
+  </w:font>
+  <w:font w:name="Aptos">
+    <w:charset w:val="00"/>
+    <w:family w:val="swiss"/>
+    <w:pitch w:val="variable"/>
+    <w:sig w:usb0="20000287" w:usb1="00000003" w:usb2="00000000" w:usb3="00000000" w:csb0="0000019F" w:csb1="00000000"/>
   </w:font>
   <w:font w:name="Aptos Display">
     <w:charset w:val="00"/>
@@ -5443,9 +7634,12 @@
   </w:compat>
   <w:rsids>
     <w:rsidRoot w:val="00E70445"/>
+    <w:rsid w:val="004610AD"/>
+    <w:rsid w:val="004B0B88"/>
     <w:rsid w:val="00766FDD"/>
-    <w:rsid w:val="00A57403"/>
+    <w:rsid w:val="007D7A30"/>
     <w:rsid w:val="00E70445"/>
+    <w:rsid w:val="00FC7586"/>
   </w:rsids>
   <m:mathPr>
     <m:mathFont m:val="Cambria Math"/>
@@ -5910,6 +8104,10 @@
     <w:name w:val="7FCC689C8E7E43F5BF7392816D526A7F"/>
     <w:rsid w:val="00E70445"/>
   </w:style>
+  <w:style w:type="paragraph" w:customStyle="1" w:styleId="D8ABBB3D3D284CABA6043723BCC22183">
+    <w:name w:val="D8ABBB3D3D284CABA6043723BCC22183"/>
+    <w:rsid w:val="00E70445"/>
+  </w:style>
 </w:styles>
 </file>
 
@@ -6231,8 +8429,8 @@
   </we:alternateReferences>
   <we:properties>
     <we:property name="MENDELEY_BIBLIOGRAPHY_IS_DIRTY" value="false"/>
-    <we:property name="MENDELEY_BIBLIOGRAPHY_LAST_MODIFIED" value="1778590900845"/>
-    <we:property name="MENDELEY_CITATIONS" value="[{&quot;citationID&quot;:&quot;MENDELEY_CITATION_d7214391-a203-484b-9d50-0d7398ea4d83&quot;,&quot;properties&quot;:{&quot;noteIndex&quot;:0,&quot;mode&quot;:&quot;suppress-author&quot;},&quot;isEdited&quot;:false,&quot;manualOverride&quot;:{&quot;isManuallyOverridden&quot;:false,&quot;citeprocText&quot;:&quot;(2013)&quot;,&quot;manualOverrideText&quot;:&quot;&quot;},&quot;citationTag&quot;:&quot;MENDELEY_CITATION_v3_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&quot;,&quot;citationItems&quot;:[{&quot;id&quot;:&quot;a6ec5793-99c6-3664-9b43-50da778f0aa2&quot;,&quot;itemData&quot;:{&quot;type&quot;:&quot;article-journal&quot;,&quot;id&quot;:&quot;a6ec5793-99c6-3664-9b43-50da778f0aa2&quot;,&quot;title&quot;:&quot;How Mobile Devices are Transforming Disaster Relief and Public Safety&quot;,&quot;author&quot;:[{&quot;family&quot;:&quot;West&quot;,&quot;given&quot;:&quot;Darrell M&quot;,&quot;parse-names&quot;:false,&quot;dropping-particle&quot;:&quot;&quot;,&quot;non-dropping-particle&quot;:&quot;&quot;},{&quot;family&quot;:&quot;Valentini&quot;,&quot;given&quot;:&quot;Elizabeth&quot;,&quot;parse-names&quot;:false,&quot;dropping-particle&quot;:&quot;&quot;,&quot;non-dropping-particle&quot;:&quot;&quot;}],&quot;container-title&quot;:&quot;Issues in Technology Innovation&quot;,&quot;accessed&quot;:{&quot;date-parts&quot;:[[2026,5,11]]},&quot;URL&quot;:&quot;https://www.brookings.edu/wp-content/uploads/2016/06/West_Valentini_Mobile-Technology-Disaster-Relief_v20.pdf&quot;,&quot;issued&quot;:{&quot;date-parts&quot;:[[2013,7]]},&quot;container-title-short&quot;:&quot;&quot;},&quot;isTemporary&quot;:false,&quot;displayAs&quot;:&quot;suppress-author&quot;,&quot;suppress-author&quot;:true,&quot;composite&quot;:false,&quot;author-only&quot;:false}]},{&quot;citationID&quot;:&quot;MENDELEY_CITATION_57f7902a-805a-422a-8600-3a660d9a1349&quot;,&quot;properties&quot;:{&quot;noteIndex&quot;:0,&quot;mode&quot;:&quot;composite&quot;},&quot;isEdited&quot;:false,&quot;manualOverride&quot;:{&quot;isManuallyOverridden&quot;:false,&quot;citeprocText&quot;:&quot;Toledo et al. (2017)&quot;,&quot;manualOverrideText&quot;:&quot;&quot;},&quot;citationTag&quot;:&quot;MENDELEY_CITATION_v3_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&quot;,&quot;citationItems&quot;:[{&quot;id&quot;:&quot;b4f339d8-6e9c-34d0-a036-639996814880&quot;,&quot;itemData&quot;:{&quot;type&quot;:&quot;paper-conference&quot;,&quot;id&quot;:&quot;b4f339d8-6e9c-34d0-a036-639996814880&quot;,&quot;title&quot;:&quot;SakunAPP: A framework for mobile application development in disaster awareness, preparedness and response&quot;,&quot;author&quot;:[{&quot;family&quot;:&quot;Toledo&quot;,&quot;given&quot;:&quot;Margarette P.&quot;,&quot;parse-names&quot;:false,&quot;dropping-particle&quot;:&quot;&quot;,&quot;non-dropping-particle&quot;:&quot;&quot;},{&quot;family&quot;:&quot;Sarvida&quot;,&quot;given&quot;:&quot;Johannah Crisanta Y.&quot;,&quot;parse-names&quot;:false,&quot;dropping-particle&quot;:&quot;&quot;,&quot;non-dropping-particle&quot;:&quot;&quot;},{&quot;family&quot;:&quot;Patiten&quot;,&quot;given&quot;:&quot;Bill Kevin S.&quot;,&quot;parse-names&quot;:false,&quot;dropping-particle&quot;:&quot;&quot;,&quot;non-dropping-particle&quot;:&quot;&quot;},{&quot;family&quot;:&quot;Mitamura&quot;,&quot;given&quot;:&quot;Daniel Carl R.&quot;,&quot;parse-names&quot;:false,&quot;dropping-particle&quot;:&quot;&quot;,&quot;non-dropping-particle&quot;:&quot;&quot;},{&quot;family&quot;:&quot;Guadana&quot;,&quot;given&quot;:&quot;Ryan Richard H.&quot;,&quot;parse-names&quot;:false,&quot;dropping-particle&quot;:&quot;&quot;,&quot;non-dropping-particle&quot;:&quot;&quot;}],&quot;container-title&quot;:&quot;TENCON 2017 - 2017 IEEE Region 10 Conference&quot;,&quot;DOI&quot;:&quot;10.1109/TENCON.2017.8228331&quot;,&quot;ISBN&quot;:&quot;978-1-5090-1134-6&quot;,&quot;issued&quot;:{&quot;date-parts&quot;:[[2017,11]]},&quot;page&quot;:&quot;2759-2764&quot;,&quot;publisher&quot;:&quot;IEEE&quot;,&quot;container-title-short&quot;:&quot;&quot;},&quot;isTemporary&quot;:false,&quot;displayAs&quot;:&quot;composite&quot;,&quot;suppress-author&quot;:false,&quot;composite&quot;:true,&quot;author-only&quot;:false}]},{&quot;citationID&quot;:&quot;MENDELEY_CITATION_6e0b71a4-6668-4990-8171-3865d20fc6f1&quot;,&quot;properties&quot;:{&quot;noteIndex&quot;:0,&quot;mode&quot;:&quot;composite&quot;},&quot;isEdited&quot;:false,&quot;manualOverride&quot;:{&quot;isManuallyOverridden&quot;:false,&quot;citeprocText&quot;:&quot;Nagaraju et al. (2024)&quot;,&quot;manualOverrideText&quot;:&quot;&quot;},&quot;citationTag&quot;:&quot;MENDELEY_CITATION_v3_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&quot;,&quot;citationItems&quot;:[{&quot;id&quot;:&quot;21f33b29-909c-3cc8-92ee-3feeaa9a3cb5&quot;,&quot;itemData&quot;:{&quot;type&quot;:&quot;paper-conference&quot;,&quot;id&quot;:&quot;21f33b29-909c-3cc8-92ee-3feeaa9a3cb5&quot;,&quot;title&quot;:&quot;Mobile Application for Disaster Safety Management&quot;,&quot;author&quot;:[{&quot;family&quot;:&quot;Nagaraju&quot;,&quot;given&quot;:&quot;M. Siva&quot;,&quot;parse-names&quot;:false,&quot;dropping-particle&quot;:&quot;&quot;,&quot;non-dropping-particle&quot;:&quot;&quot;},{&quot;family&quot;:&quot;Kakarala&quot;,&quot;given&quot;:&quot;Harshitha&quot;,&quot;parse-names&quot;:false,&quot;dropping-particle&quot;:&quot;&quot;,&quot;non-dropping-particle&quot;:&quot;&quot;},{&quot;family&quot;:&quot;Sai&quot;,&quot;given&quot;:&quot;Vadaparthi&quot;,&quot;parse-names&quot;:false,&quot;dropping-particle&quot;:&quot;&quot;,&quot;non-dropping-particle&quot;:&quot;&quot;},{&quot;family&quot;:&quot;Vattikunta&quot;,&quot;given&quot;:&quot;Vishnu Pramukh&quot;,&quot;parse-names&quot;:false,&quot;dropping-particle&quot;:&quot;&quot;,&quot;non-dropping-particle&quot;:&quot;&quot;}],&quot;container-title&quot;:&quot;10th International Conference on Advanced Computing and Communication Systems, ICACCS 2024&quot;,&quot;DOI&quot;:&quot;10.1109/ICACCS60874.2024.10717114&quot;,&quot;ISBN&quot;:&quot;9798350384369&quot;,&quot;issued&quot;:{&quot;date-parts&quot;:[[2024]]},&quot;page&quot;:&quot;1008-1013&quot;,&quot;abstract&quot;:&quot;Disasters, whether geological upheavals like earth- quakes or the fury of a cyclonic storm, are often perceived as forces beyond human control. However, viewing them solely as 'natural' phenomena hides the crucial role of human settlements in amplifying their impact. Our tendency to build in floodplains, on earthquake faults, and along vulnerable coastlines transforms these natural events into devastating disasters. This anthropogenic lens underscores the need for proactive measures, with mobile applications emerging as powerful tools for disaster preparedness, communication, and response. Beyond simply acting as emergency sirens, these apps offer a comprehensive toolkit for mitigating disaster risk. Real-time alerts and hazard maps empower communities to prepare for impending threats, allowing for timely evacuation and resource mobilization. Comprehensive guides provide step-by-step instructions on creating emergency kits, securing homes, and staying informed during critical moments. By bridging information gaps and facilitating coordinated action, mobile apps have the potential to significantly bolster disaster safety, equipping individuals and communities with the knowledge and tools to navigate the challenges posed by these complex events.&quot;,&quot;publisher&quot;:&quot;Institute of Electrical and Electronics Engineers Inc.&quot;,&quot;container-title-short&quot;:&quot;&quot;},&quot;isTemporary&quot;:false,&quot;displayAs&quot;:&quot;composite&quot;,&quot;suppress-author&quot;:false,&quot;composite&quot;:true,&quot;author-only&quot;:false}]},{&quot;citationID&quot;:&quot;MENDELEY_CITATION_6b3ee454-be67-4f06-92d3-44f30304800d&quot;,&quot;properties&quot;:{&quot;noteIndex&quot;:0,&quot;mode&quot;:&quot;composite&quot;},&quot;isEdited&quot;:false,&quot;manualOverride&quot;:{&quot;isManuallyOverridden&quot;:false,&quot;citeprocText&quot;:&quot;Kuhlmann et al. (2021)&quot;,&quot;manualOverrideText&quot;:&quot;&quot;},&quot;citationTag&quot;:&quot;MENDELEY_CITATION_v3_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&quot;,&quot;citationItems&quot;:[{&quot;id&quot;:&quot;3ecc0f8d-aec9-336a-b1b0-577fcacffed2&quot;,&quot;itemData&quot;:{&quot;type&quot;:&quot;article-journal&quot;,&quot;id&quot;:&quot;3ecc0f8d-aec9-336a-b1b0-577fcacffed2&quot;,&quot;title&quot;:&quot;Smartphone sensor accuracy varies from device to device in mobile research: The case of spatial orientation&quot;,&quot;author&quot;:[{&quot;family&quot;:&quot;Kuhlmann&quot;,&quot;given&quot;:&quot;Tim&quot;,&quot;parse-names&quot;:false,&quot;dropping-particle&quot;:&quot;&quot;,&quot;non-dropping-particle&quot;:&quot;&quot;},{&quot;family&quot;:&quot;Garaizar&quot;,&quot;given&quot;:&quot;Pablo&quot;,&quot;parse-names&quot;:false,&quot;dropping-particle&quot;:&quot;&quot;,&quot;non-dropping-particle&quot;:&quot;&quot;},{&quot;family&quot;:&quot;Reips&quot;,&quot;given&quot;:&quot;Ulf Dietrich&quot;,&quot;parse-names&quot;:false,&quot;dropping-particle&quot;:&quot;&quot;,&quot;non-dropping-particle&quot;:&quot;&quot;}],&quot;container-title&quot;:&quot;Behavior Research Methods&quot;,&quot;container-title-short&quot;:&quot;Behav. Res. Methods&quot;,&quot;DOI&quot;:&quot;10.3758/s13428-020-01404-5&quot;,&quot;ISSN&quot;:&quot;15543528&quot;,&quot;PMID&quot;:&quot;32472500&quot;,&quot;issued&quot;:{&quot;date-parts&quot;:[[2021,2,1]]},&quot;page&quot;:&quot;22-33&quot;,&quot;abstract&quot;:&quot;Smartphone usage is increasing around the globe—in daily life and as a research device in behavioral science. Smartphones offer the possibility to gather longitudinal data at little cost to researchers and participants. They provide the option to verify self-report data with data from sensors built into most smartphones. How accurate this sensor data is when gathered via different smartphone devices, e.g., in a typical experience sampling framework, has not been investigated systematically. With the present study, we investigated the accuracy of orientation data about the spatial position of smartphones via a newly invented measurement device, the RollPitcher. Objective status of pitch (vertical orientation) and roll (horizontal orientation) of the smartphone was compared to data gathered from the sensors via web browsers and native apps. Bayesian ANOVAs confirmed that the deviations in pitch and roll differed between smartphone models, with mean inaccuracies per device of up to 2.1° and 6.6°, respectively. The inaccuracies for measurements of roll were higher than for pitch, d =.28, p &lt;.001. Our results confirm the presence of heterogeneities when gathering orientation data from different smartphone devices. In most cases, measurement via a web browser was identical to measurement via a native app, but this was not true for all smartphone devices. As a solution to lack of sensor accuracy, we recommend the development and implementation of a coherent research framework and also discuss the implications of the heterogeneities in orientation data for different research designs.&quot;,&quot;publisher&quot;:&quot;Springer&quot;,&quot;issue&quot;:&quot;1&quot;,&quot;volume&quot;:&quot;53&quot;},&quot;isTemporary&quot;:false,&quot;displayAs&quot;:&quot;composite&quot;,&quot;suppress-author&quot;:false,&quot;composite&quot;:true,&quot;author-only&quot;:false}]},{&quot;citationID&quot;:&quot;MENDELEY_CITATION_9896379d-b93d-451c-b9be-fa321f4c29e5&quot;,&quot;properties&quot;:{&quot;noteIndex&quot;:0},&quot;isEdited&quot;:false,&quot;manualOverride&quot;:{&quot;isManuallyOverridden&quot;:false,&quot;citeprocText&quot;:&quot;(Österr. Rotes Kreuz, 2024)&quot;,&quot;manualOverrideText&quot;:&quot;&quot;},&quot;citationTag&quot;:&quot;MENDELEY_CITATION_v3_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&quot;,&quot;citationItems&quot;:[{&quot;id&quot;:&quot;179826b5-150f-3045-86d2-e09327713ef9&quot;,&quot;itemData&quot;:{&quot;type&quot;:&quot;article&quot;,&quot;id&quot;:&quot;179826b5-150f-3045-86d2-e09327713ef9&quot;,&quot;title&quot;:&quot;Erste Hilfe - Rotes Kreuz&quot;,&quot;author&quot;:[{&quot;family&quot;:&quot;Österr. Rotes Kreuz&quot;,&quot;given&quot;:&quot;LV Stmk&quot;,&quot;parse-names&quot;:false,&quot;dropping-particle&quot;:&quot;&quot;,&quot;non-dropping-particle&quot;:&quot;&quot;}],&quot;accessed&quot;:{&quot;date-parts&quot;:[[2026,5,11]]},&quot;URL&quot;:&quot;https://play.google.com/store/apps/details?id=at.roteskreuz.st.erstehilfe&amp;hl=en&quot;,&quot;issued&quot;:{&quot;date-parts&quot;:[[2024]]},&quot;container-title-short&quot;:&quot;&quot;},&quot;isTemporary&quot;:false,&quot;suppress-author&quot;:false,&quot;composite&quot;:false,&quot;author-only&quot;:false}]},{&quot;citationID&quot;:&quot;MENDELEY_CITATION_886671ad-60e0-435a-bce4-cdd2e12acb0a&quot;,&quot;properties&quot;:{&quot;noteIndex&quot;:0},&quot;isEdited&quot;:false,&quot;manualOverride&quot;:{&quot;isManuallyOverridden&quot;:false,&quot;citeprocText&quot;:&quot;(Ubimet Int. AG, 2025)&quot;,&quot;manualOverrideText&quot;:&quot;&quot;},&quot;citationTag&quot;:&quot;MENDELEY_CITATION_v3_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&quot;,&quot;citationItems&quot;:[{&quot;id&quot;:&quot;0a0ede94-d528-31c4-bd01-16cba9053d6d&quot;,&quot;itemData&quot;:{&quot;type&quot;:&quot;article&quot;,&quot;id&quot;:&quot;0a0ede94-d528-31c4-bd01-16cba9053d6d&quot;,&quot;title&quot;:&quot;UWZ Österreich: Gewitter Sturm&quot;,&quot;author&quot;:[{&quot;family&quot;:&quot;Ubimet Int. AG&quot;,&quot;given&quot;:&quot;&quot;,&quot;parse-names&quot;:false,&quot;dropping-particle&quot;:&quot;&quot;,&quot;non-dropping-particle&quot;:&quot;&quot;}],&quot;accessed&quot;:{&quot;date-parts&quot;:[[2026,5,11]]},&quot;URL&quot;:&quot;https://play.google.com/store/apps/details?id=com.ubimet.uwz&amp;hl=en&quot;,&quot;issued&quot;:{&quot;date-parts&quot;:[[2025]]},&quot;container-title-short&quot;:&quot;&quot;},&quot;isTemporary&quot;:false,&quot;suppress-author&quot;:false,&quot;composite&quot;:false,&quot;author-only&quot;:false}]},{&quot;citationID&quot;:&quot;MENDELEY_CITATION_0d855cf6-e64e-48df-98eb-f43914fe822b&quot;,&quot;properties&quot;:{&quot;noteIndex&quot;:0},&quot;isEdited&quot;:false,&quot;manualOverride&quot;:{&quot;isManuallyOverridden&quot;:false,&quot;citeprocText&quot;:&quot;(SOBOS GmbH, 2026)&quot;,&quot;manualOverrideText&quot;:&quot;&quot;},&quot;citationTag&quot;:&quot;MENDELEY_CITATION_v3_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&quot;,&quot;citationItems&quot;:[{&quot;id&quot;:&quot;fd2c4f96-3611-3a59-9007-f495f9af880b&quot;,&quot;itemData&quot;:{&quot;type&quot;:&quot;article&quot;,&quot;id&quot;:&quot;fd2c4f96-3611-3a59-9007-f495f9af880b&quot;,&quot;title&quot;:&quot;FloodAlert Waterlevel Alerts&quot;,&quot;author&quot;:[{&quot;family&quot;:&quot;SOBOS GmbH&quot;,&quot;given&quot;:&quot;&quot;,&quot;parse-names&quot;:false,&quot;dropping-particle&quot;:&quot;&quot;,&quot;non-dropping-particle&quot;:&quot;&quot;}],&quot;accessed&quot;:{&quot;date-parts&quot;:[[2026,5,11]]},&quot;URL&quot;:&quot;https://play.google.com/store/apps/details?id=at.pegelalarm.app&amp;hl=en&quot;,&quot;issued&quot;:{&quot;date-parts&quot;:[[2026]]},&quot;container-title-short&quot;:&quot;&quot;},&quot;isTemporary&quot;:false,&quot;suppress-author&quot;:false,&quot;composite&quot;:false,&quot;author-only&quot;:false}]},{&quot;citationID&quot;:&quot;MENDELEY_CITATION_e105d078-37da-4078-a5d6-d97703616d8c&quot;,&quot;properties&quot;:{&quot;noteIndex&quot;:0},&quot;isEdited&quot;:false,&quot;manualOverride&quot;:{&quot;isManuallyOverridden&quot;:false,&quot;citeprocText&quot;:&quot;(CombiRisk Risk-Management GmbH, 2025)&quot;,&quot;manualOverrideText&quot;:&quot;&quot;},&quot;citationTag&quot;:&quot;MENDELEY_CITATION_v3_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&quot;,&quot;citationItems&quot;:[{&quot;id&quot;:&quot;d80d37ba-b2b0-3118-a50c-727d98f799c1&quot;,&quot;itemData&quot;:{&quot;type&quot;:&quot;article&quot;,&quot;id&quot;:&quot;d80d37ba-b2b0-3118-a50c-727d98f799c1&quot;,&quot;title&quot;:&quot;KATWARN&quot;,&quot;author&quot;:[{&quot;family&quot;:&quot;CombiRisk Risk-Management GmbH&quot;,&quot;given&quot;:&quot;&quot;,&quot;parse-names&quot;:false,&quot;dropping-particle&quot;:&quot;&quot;,&quot;non-dropping-particle&quot;:&quot;&quot;}],&quot;accessed&quot;:{&quot;date-parts&quot;:[[2026,5,11]]},&quot;URL&quot;:&quot;https://play.google.com/store/apps/details?id=de.combirisk.katwarn&amp;hl=en&quot;,&quot;issued&quot;:{&quot;date-parts&quot;:[[2025]]},&quot;container-title-short&quot;:&quot;&quot;},&quot;isTemporary&quot;:false,&quot;suppress-author&quot;:false,&quot;composite&quot;:false,&quot;author-only&quot;:false}]},{&quot;citationID&quot;:&quot;MENDELEY_CITATION_e14d5e21-56ca-4a3d-9123-0d31935a1303&quot;,&quot;properties&quot;:{&quot;noteIndex&quot;:0},&quot;isEdited&quot;:false,&quot;manualOverride&quot;:{&quot;isManuallyOverridden&quot;:true,&quot;citeprocText&quot;:&quot;(dominoc925, 2026; Gehirn Inc., 2026)&quot;,&quot;manualOverrideText&quot;:&quot;(Gehirn Inc., 2026; dominoc925, 2026)&quot;},&quot;citationTag&quot;:&quot;MENDELEY_CITATION_v3_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&quot;,&quot;citationItems&quot;:[{&quot;id&quot;:&quot;f0b01b7d-aa34-3f97-8664-4c969d93c381&quot;,&quot;itemData&quot;:{&quot;type&quot;:&quot;article&quot;,&quot;id&quot;:&quot;f0b01b7d-aa34-3f97-8664-4c969d93c381&quot;,&quot;title&quot;:&quot;Disastermon Natural Disaster Monitor&quot;,&quot;author&quot;:[{&quot;family&quot;:&quot;dominoc925&quot;,&quot;given&quot;:&quot;&quot;,&quot;parse-names&quot;:false,&quot;dropping-particle&quot;:&quot;&quot;,&quot;non-dropping-particle&quot;:&quot;&quot;}],&quot;accessed&quot;:{&quot;date-parts&quot;:[[2026,5,11]]},&quot;URL&quot;:&quot;https://play.google.com/store/apps/details?id=com.dom925.disastermon&amp;hl=en&quot;,&quot;issued&quot;:{&quot;date-parts&quot;:[[2026]]},&quot;container-title-short&quot;:&quot;&quot;},&quot;isTemporary&quot;:false},{&quot;id&quot;:&quot;d433b857-53be-3bee-b10b-cee97cab9c7b&quot;,&quot;itemData&quot;:{&quot;type&quot;:&quot;article&quot;,&quot;id&quot;:&quot;d433b857-53be-3bee-b10b-cee97cab9c7b&quot;,&quot;title&quot;:&quot;NERV Disaster Prevention&quot;,&quot;author&quot;:[{&quot;family&quot;:&quot;Gehirn Inc.&quot;,&quot;given&quot;:&quot;&quot;,&quot;parse-names&quot;:false,&quot;dropping-particle&quot;:&quot;&quot;,&quot;non-dropping-particle&quot;:&quot;&quot;}],&quot;accessed&quot;:{&quot;date-parts&quot;:[[2026,5,11]]},&quot;URL&quot;:&quot;https://play.google.com/store/apps/details?id=app.nerv&amp;hl=en&quot;,&quot;issued&quot;:{&quot;date-parts&quot;:[[2026]]},&quot;container-title-short&quot;:&quot;&quot;},&quot;isTemporary&quot;:false}]},{&quot;citationID&quot;:&quot;MENDELEY_CITATION_3f4ded40-ee20-47bc-b072-d5e9ce0024fe&quot;,&quot;properties&quot;:{&quot;noteIndex&quot;:0},&quot;isEdited&quot;:false,&quot;manualOverride&quot;:{&quot;isManuallyOverridden&quot;:false,&quot;citeprocText&quot;:&quot;(Rundfunk und Telekom Regulierungs GmbH, n.d.)&quot;,&quot;manualOverrideText&quot;:&quot;&quot;},&quot;citationTag&quot;:&quot;MENDELEY_CITATION_v3_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&quot;,&quot;citationItems&quot;:[{&quot;id&quot;:&quot;f7319c76-9025-35c1-aaa8-5ecc17c656ae&quot;,&quot;itemData&quot;:{&quot;type&quot;:&quot;webpage&quot;,&quot;id&quot;:&quot;f7319c76-9025-35c1-aaa8-5ecc17c656ae&quot;,&quot;title&quot;:&quot;AT-Alert Web Dashboard&quot;,&quot;author&quot;:[{&quot;family&quot;:&quot;Rundfunk und Telekom Regulierungs GmbH&quot;,&quot;given&quot;:&quot;&quot;,&quot;parse-names&quot;:false,&quot;dropping-particle&quot;:&quot;&quot;,&quot;non-dropping-particle&quot;:&quot;&quot;}],&quot;container-title&quot;:&quot;AT-Alert - öffentliches Warnsystem&quot;,&quot;accessed&quot;:{&quot;date-parts&quot;:[[2026,5,11]]},&quot;URL&quot;:&quot;https://warnungen.at-alert.at/en&quot;,&quot;container-title-short&quot;:&quot;&quot;},&quot;isTemporary&quot;:false,&quot;suppress-author&quot;:false,&quot;composite&quot;:false,&quot;author-only&quot;:false}]},{&quot;citationID&quot;:&quot;MENDELEY_CITATION_1cbcc268-165a-4575-828b-2e05f705d6e4&quot;,&quot;properties&quot;:{&quot;noteIndex&quot;:0},&quot;isEdited&quot;:false,&quot;manualOverride&quot;:{&quot;isManuallyOverridden&quot;:false,&quot;citeprocText&quot;:&quot;(GeoSphere Austria, n.d.)&quot;,&quot;manualOverrideText&quot;:&quot;&quot;},&quot;citationTag&quot;:&quot;MENDELEY_CITATION_v3_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&quot;,&quot;citationItems&quot;:[{&quot;id&quot;:&quot;1eb338cb-5eaf-348b-892b-5ab278b99afb&quot;,&quot;itemData&quot;:{&quot;type&quot;:&quot;webpage&quot;,&quot;id&quot;:&quot;1eb338cb-5eaf-348b-892b-5ab278b99afb&quot;,&quot;title&quot;:&quot;Warn API v1: OpenAPI Documentation&quot;,&quot;author&quot;:[{&quot;family&quot;:&quot;GeoSphere Austria&quot;,&quot;given&quot;:&quot;&quot;,&quot;parse-names&quot;:false,&quot;dropping-particle&quot;:&quot;&quot;,&quot;non-dropping-particle&quot;:&quot;&quot;}],&quot;container-title&quot;:&quot;GeoSphere Austria Swagger UI&quot;,&quot;accessed&quot;:{&quot;date-parts&quot;:[[2026,5,11]]},&quot;URL&quot;:&quot;https://openapi.hub.geosphere.at/warnapi/v1/&quot;,&quot;container-title-short&quot;:&quot;&quot;},&quot;isTemporary&quot;:false,&quot;suppress-author&quot;:false,&quot;composite&quot;:false,&quot;author-only&quot;:false}]},{&quot;citationID&quot;:&quot;MENDELEY_CITATION_341eb66c-e290-468f-8143-e991c26356f6&quot;,&quot;properties&quot;:{&quot;noteIndex&quot;:0,&quot;mode&quot;:&quot;suppress-author&quot;},&quot;isEdited&quot;:false,&quot;manualOverride&quot;:{&quot;isManuallyOverridden&quot;:false,&quot;citeprocText&quot;:&quot;(n.d.)&quot;,&quot;manualOverrideText&quot;:&quot;&quot;},&quot;citationTag&quot;:&quot;MENDELEY_CITATION_v3_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&quot;,&quot;citationItems&quot;:[{&quot;id&quot;:&quot;350bf848-c1ea-3b59-b057-5de5c2d5479e&quot;,&quot;itemData&quot;:{&quot;type&quot;:&quot;webpage&quot;,&quot;id&quot;:&quot;350bf848-c1ea-3b59-b057-5de5c2d5479e&quot;,&quot;title&quot;:&quot;Current measurements from the radiation early warning system&quot;,&quot;author&quot;:[{&quot;family&quot;:&quot;Austrian Federal Ministry of Agriculture Forestry Climate and Environmental Protection Regions and Water Management&quot;,&quot;given&quot;:&quot;&quot;,&quot;parse-names&quot;:false,&quot;dropping-particle&quot;:&quot;&quot;,&quot;non-dropping-particle&quot;:&quot;&quot;}],&quot;container-title&quot;:&quot;Radiation early warning system and monitoring&quot;,&quot;accessed&quot;:{&quot;date-parts&quot;:[[2026,5,11]]},&quot;URL&quot;:&quot;https://www.bmluk.gv.at/themen/klima-und-umwelt/strahlenschutz/fruehwarnsystem/messwerte.html&quot;,&quot;container-title-short&quot;:&quot;&quot;},&quot;isTemporary&quot;:false,&quot;displayAs&quot;:&quot;suppress-author&quot;,&quot;suppress-author&quot;:true,&quot;composite&quot;:false,&quot;author-only&quot;:false}]},{&quot;citationID&quot;:&quot;MENDELEY_CITATION_4cf7abba-ef0e-419a-bf3b-832c887855d5&quot;,&quot;properties&quot;:{&quot;noteIndex&quot;:0,&quot;mode&quot;:&quot;composite&quot;},&quot;isEdited&quot;:false,&quot;manualOverride&quot;:{&quot;isManuallyOverridden&quot;:false,&quot;citeprocText&quot;:&quot;Deterding et al. (2011)&quot;,&quot;manualOverrideText&quot;:&quot;&quot;},&quot;citationTag&quot;:&quot;MENDELEY_CITATION_v3_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&quot;,&quot;citationItems&quot;:[{&quot;id&quot;:&quot;332fb8dc-3abe-3461-903f-d31239c3b66c&quot;,&quot;itemData&quot;:{&quot;type&quot;:&quot;article-journal&quot;,&quot;id&quot;:&quot;332fb8dc-3abe-3461-903f-d31239c3b66c&quot;,&quot;title&quot;:&quot;From Game Design Elements to Gamefulness: Defining \&quot;Gamification\&quot;&quot;,&quot;author&quot;:[{&quot;family&quot;:&quot;Deterding&quot;,&quot;given&quot;:&quot;Sebastian&quot;,&quot;parse-names&quot;:false,&quot;dropping-particle&quot;:&quot;&quot;,&quot;non-dropping-particle&quot;:&quot;&quot;},{&quot;family&quot;:&quot;Dixon&quot;,&quot;given&quot;:&quot;Dan&quot;,&quot;parse-names&quot;:false,&quot;dropping-particle&quot;:&quot;&quot;,&quot;non-dropping-particle&quot;:&quot;&quot;},{&quot;family&quot;:&quot;Khaled&quot;,&quot;given&quot;:&quot;Rilla&quot;,&quot;parse-names&quot;:false,&quot;dropping-particle&quot;:&quot;&quot;,&quot;non-dropping-particle&quot;:&quot;&quot;},{&quot;family&quot;:&quot;Nacke&quot;,&quot;given&quot;:&quot;Lennart&quot;,&quot;parse-names&quot;:false,&quot;dropping-particle&quot;:&quot;&quot;,&quot;non-dropping-particle&quot;:&quot;&quot;}],&quot;container-title&quot;:&quot;Proceedings of the 15th International Academic MindTrek Conference: Envisioning Future Media Environments&quot;,&quot;ISBN&quot;:&quot;9781450308168&quot;,&quot;issued&quot;:{&quot;date-parts&quot;:[[2011]]},&quot;page&quot;:&quot;9-15&quot;,&quot;container-title-short&quot;:&quot;&quot;},&quot;isTemporary&quot;:false,&quot;displayAs&quot;:&quot;composite&quot;,&quot;suppress-author&quot;:false,&quot;composite&quot;:true,&quot;author-only&quot;:false}]},{&quot;citationID&quot;:&quot;MENDELEY_CITATION_a98fd18c-3c17-445d-af04-3857d25e2f41&quot;,&quot;properties&quot;:{&quot;noteIndex&quot;:0,&quot;mode&quot;:&quot;composite&quot;},&quot;isEdited&quot;:false,&quot;manualOverride&quot;:{&quot;isManuallyOverridden&quot;:false,&quot;citeprocText&quot;:&quot;Deterding et al. (2011)&quot;,&quot;manualOverrideText&quot;:&quot;&quot;},&quot;citationTag&quot;:&quot;MENDELEY_CITATION_v3_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&quot;,&quot;citationItems&quot;:[{&quot;id&quot;:&quot;332fb8dc-3abe-3461-903f-d31239c3b66c&quot;,&quot;itemData&quot;:{&quot;type&quot;:&quot;article-journal&quot;,&quot;id&quot;:&quot;332fb8dc-3abe-3461-903f-d31239c3b66c&quot;,&quot;title&quot;:&quot;From Game Design Elements to Gamefulness: Defining \&quot;Gamification\&quot;&quot;,&quot;author&quot;:[{&quot;family&quot;:&quot;Deterding&quot;,&quot;given&quot;:&quot;Sebastian&quot;,&quot;parse-names&quot;:false,&quot;dropping-particle&quot;:&quot;&quot;,&quot;non-dropping-particle&quot;:&quot;&quot;},{&quot;family&quot;:&quot;Dixon&quot;,&quot;given&quot;:&quot;Dan&quot;,&quot;parse-names&quot;:false,&quot;dropping-particle&quot;:&quot;&quot;,&quot;non-dropping-particle&quot;:&quot;&quot;},{&quot;family&quot;:&quot;Khaled&quot;,&quot;given&quot;:&quot;Rilla&quot;,&quot;parse-names&quot;:false,&quot;dropping-particle&quot;:&quot;&quot;,&quot;non-dropping-particle&quot;:&quot;&quot;},{&quot;family&quot;:&quot;Nacke&quot;,&quot;given&quot;:&quot;Lennart&quot;,&quot;parse-names&quot;:false,&quot;dropping-particle&quot;:&quot;&quot;,&quot;non-dropping-particle&quot;:&quot;&quot;}],&quot;container-title&quot;:&quot;Proceedings of the 15th International Academic MindTrek Conference: Envisioning Future Media Environments&quot;,&quot;ISBN&quot;:&quot;9781450308168&quot;,&quot;issued&quot;:{&quot;date-parts&quot;:[[2011]]},&quot;page&quot;:&quot;9-15&quot;,&quot;container-title-short&quot;:&quot;&quot;},&quot;isTemporary&quot;:false,&quot;displayAs&quot;:&quot;composite&quot;,&quot;suppress-author&quot;:false,&quot;composite&quot;:true,&quot;author-only&quot;:false}]},{&quot;citationID&quot;:&quot;MENDELEY_CITATION_48645824-af53-4ad6-962f-bd7069ec8ba3&quot;,&quot;properties&quot;:{&quot;noteIndex&quot;:0,&quot;mode&quot;:&quot;composite&quot;},&quot;isEdited&quot;:false,&quot;manualOverride&quot;:{&quot;isManuallyOverridden&quot;:false,&quot;citeprocText&quot;:&quot;Kankanamge et al. (2020)&quot;,&quot;manualOverrideText&quot;:&quot;&quot;},&quot;citationTag&quot;:&quot;MENDELEY_CITATION_v3_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&quot;,&quot;citationItems&quot;:[{&quot;id&quot;:&quot;6f1f5b91-4a36-3c87-8f0d-acad8cf02e27&quot;,&quot;itemData&quot;:{&quot;type&quot;:&quot;article-journal&quot;,&quot;id&quot;:&quot;6f1f5b91-4a36-3c87-8f0d-acad8cf02e27&quot;,&quot;title&quot;:&quot;How can gamification be incorporated into disaster emergency planning? A systematic review of the literature&quot;,&quot;author&quot;:[{&quot;family&quot;:&quot;Kankanamge&quot;,&quot;given&quot;:&quot;Nayomi&quot;,&quot;parse-names&quot;:false,&quot;dropping-particle&quot;:&quot;&quot;,&quot;non-dropping-particle&quot;:&quot;&quot;},{&quot;family&quot;:&quot;Yigitcanlar&quot;,&quot;given&quot;:&quot;Tan&quot;,&quot;parse-names&quot;:false,&quot;dropping-particle&quot;:&quot;&quot;,&quot;non-dropping-particle&quot;:&quot;&quot;},{&quot;family&quot;:&quot;Goonetilleke&quot;,&quot;given&quot;:&quot;Ashantha&quot;,&quot;parse-names&quot;:false,&quot;dropping-particle&quot;:&quot;&quot;,&quot;non-dropping-particle&quot;:&quot;&quot;},{&quot;family&quot;:&quot;Kamruzzaman&quot;,&quot;given&quot;:&quot;Md&quot;,&quot;parse-names&quot;:false,&quot;dropping-particle&quot;:&quot;&quot;,&quot;non-dropping-particle&quot;:&quot;&quot;}],&quot;container-title&quot;:&quot;International Journal of Disaster Resilience in the Built Environment&quot;,&quot;container-title-short&quot;:&quot;Int. J. Disaster Resil. Built Environ.&quot;,&quot;DOI&quot;:&quot;10.1108/IJDRBE-08-2019-0054&quot;,&quot;ISSN&quot;:&quot;17595916&quot;,&quot;issued&quot;:{&quot;date-parts&quot;:[[2020,8,26]]},&quot;page&quot;:&quot;481-506&quot;,&quot;abstract&quot;:&quot;Purpose: The purpose of this paper is to investigate the role of gamification as a novel technique in motivating community engagement in disaster-related activities in order to address the question of how gamification can be incorporated into disaster emergency planning. Design/methodology/approach: This study conducts a systematic literature review and explores available gamified applications for disaster emergency planning and their purpose of use. In total, 51 scholarly articles on the topic and 35 disaster-related gamified applications are reviewed. Findings: The findings reveal the following: (a) gamified applications (n = 35) are used for education, research and intervention purposes; (b) gamified applications create new opportunities for community engagement and raise disaster awareness among the community in virtual environments; and (c) gamified applications help shape a new culture – i.e. gamified culture – that supports smart disaster emergency planning practice. Originality/value: During the recent years, utilisation of game elements in non-game contexts – i.e., gamification – has become a popular approach in motivating people in various actions. Increasing research highlighted the benefits of gamification in enhancing community engagement, creating interactive environments, providing better behavioural outcomes and influencing democratic processes. Despite some of the applications indicating the potential of gamification in disaster emergency planning, the use of gamification technique in this discipline is an understudied area. This study reveals gamification can be incorporated into disaster emergency planning.&quot;,&quot;publisher&quot;:&quot;Emerald Group Holdings Ltd.&quot;,&quot;issue&quot;:&quot;4&quot;,&quot;volume&quot;:&quot;11&quot;},&quot;isTemporary&quot;:false,&quot;displayAs&quot;:&quot;composite&quot;,&quot;suppress-author&quot;:false,&quot;composite&quot;:true,&quot;author-only&quot;:false}]},{&quot;citationID&quot;:&quot;MENDELEY_CITATION_78afc2fd-4af1-495e-a7bd-6b0f93394098&quot;,&quot;properties&quot;:{&quot;noteIndex&quot;:0,&quot;mode&quot;:&quot;composite&quot;},&quot;isEdited&quot;:false,&quot;manualOverride&quot;:{&quot;isManuallyOverridden&quot;:false,&quot;citeprocText&quot;:&quot;Bai et al. (2024)&quot;,&quot;manualOverrideText&quot;:&quot;&quot;},&quot;citationTag&quot;:&quot;MENDELEY_CITATION_v3_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&quot;,&quot;citationItems&quot;:[{&quot;id&quot;:&quot;54229e43-90a5-31fa-8326-385619e7ca8a&quot;,&quot;itemData&quot;:{&quot;type&quot;:&quot;article-journal&quot;,&quot;id&quot;:&quot;54229e43-90a5-31fa-8326-385619e7ca8a&quot;,&quot;title&quot;:&quot;Application of Gamification Teaching in Disaster Education: Scoping Review&quot;,&quot;author&quot;:[{&quot;family&quot;:&quot;Bai&quot;,&quot;given&quot;:&quot;Shiyi&quot;,&quot;parse-names&quot;:false,&quot;dropping-particle&quot;:&quot;&quot;,&quot;non-dropping-particle&quot;:&quot;&quot;},{&quot;family&quot;:&quot;Zeng&quot;,&quot;given&quot;:&quot;Huijuan&quot;,&quot;parse-names&quot;:false,&quot;dropping-particle&quot;:&quot;&quot;,&quot;non-dropping-particle&quot;:&quot;&quot;},{&quot;family&quot;:&quot;Zhong&quot;,&quot;given&quot;:&quot;Qianmei&quot;,&quot;parse-names&quot;:false,&quot;dropping-particle&quot;:&quot;&quot;,&quot;non-dropping-particle&quot;:&quot;&quot;},{&quot;family&quot;:&quot;Shen&quot;,&quot;given&quot;:&quot;Yuqi&quot;,&quot;parse-names&quot;:false,&quot;dropping-particle&quot;:&quot;&quot;,&quot;non-dropping-particle&quot;:&quot;&quot;},{&quot;family&quot;:&quot;Cao&quot;,&quot;given&quot;:&quot;Lulu&quot;,&quot;parse-names&quot;:false,&quot;dropping-particle&quot;:&quot;&quot;,&quot;non-dropping-particle&quot;:&quot;&quot;},{&quot;family&quot;:&quot;He&quot;,&quot;given&quot;:&quot;Mei&quot;,&quot;parse-names&quot;:false,&quot;dropping-particle&quot;:&quot;&quot;,&quot;non-dropping-particle&quot;:&quot;&quot;}],&quot;container-title&quot;:&quot;JMIR Serious Games&quot;,&quot;container-title-short&quot;:&quot;JMIR Serious Games&quot;,&quot;DOI&quot;:&quot;10.2196/64939&quot;,&quot;ISSN&quot;:&quot;2291-9279&quot;,&quot;URL&quot;:&quot;https://games.jmir.org/2024/1/e64939&quot;,&quot;issued&quot;:{&quot;date-parts&quot;:[[2024,12,11]]},&quot;page&quot;:&quot;1-11&quot;,&quot;volume&quot;:&quot;12&quot;},&quot;isTemporary&quot;:false,&quot;displayAs&quot;:&quot;composite&quot;,&quot;suppress-author&quot;:false,&quot;composite&quot;:true,&quot;author-only&quot;:false}]},{&quot;citationID&quot;:&quot;MENDELEY_CITATION_34f8a526-1fdb-44de-8f23-90a3186c8f95&quot;,&quot;properties&quot;:{&quot;noteIndex&quot;:0},&quot;isEdited&quot;:false,&quot;manualOverride&quot;:{&quot;isManuallyOverridden&quot;:false,&quot;citeprocText&quot;:&quot;(Bai et al., 2024)&quot;,&quot;manualOverrideText&quot;:&quot;&quot;},&quot;citationTag&quot;:&quot;MENDELEY_CITATION_v3_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&quot;,&quot;citationItems&quot;:[{&quot;id&quot;:&quot;54229e43-90a5-31fa-8326-385619e7ca8a&quot;,&quot;itemData&quot;:{&quot;type&quot;:&quot;article-journal&quot;,&quot;id&quot;:&quot;54229e43-90a5-31fa-8326-385619e7ca8a&quot;,&quot;title&quot;:&quot;Application of Gamification Teaching in Disaster Education: Scoping Review&quot;,&quot;author&quot;:[{&quot;family&quot;:&quot;Bai&quot;,&quot;given&quot;:&quot;Shiyi&quot;,&quot;parse-names&quot;:false,&quot;dropping-particle&quot;:&quot;&quot;,&quot;non-dropping-particle&quot;:&quot;&quot;},{&quot;family&quot;:&quot;Zeng&quot;,&quot;given&quot;:&quot;Huijuan&quot;,&quot;parse-names&quot;:false,&quot;dropping-particle&quot;:&quot;&quot;,&quot;non-dropping-particle&quot;:&quot;&quot;},{&quot;family&quot;:&quot;Zhong&quot;,&quot;given&quot;:&quot;Qianmei&quot;,&quot;parse-names&quot;:false,&quot;dropping-particle&quot;:&quot;&quot;,&quot;non-dropping-particle&quot;:&quot;&quot;},{&quot;family&quot;:&quot;Shen&quot;,&quot;given&quot;:&quot;Yuqi&quot;,&quot;parse-names&quot;:false,&quot;dropping-particle&quot;:&quot;&quot;,&quot;non-dropping-particle&quot;:&quot;&quot;},{&quot;family&quot;:&quot;Cao&quot;,&quot;given&quot;:&quot;Lulu&quot;,&quot;parse-names&quot;:false,&quot;dropping-particle&quot;:&quot;&quot;,&quot;non-dropping-particle&quot;:&quot;&quot;},{&quot;family&quot;:&quot;He&quot;,&quot;given&quot;:&quot;Mei&quot;,&quot;parse-names&quot;:false,&quot;dropping-particle&quot;:&quot;&quot;,&quot;non-dropping-particle&quot;:&quot;&quot;}],&quot;container-title&quot;:&quot;JMIR Serious Games&quot;,&quot;container-title-short&quot;:&quot;JMIR Serious Games&quot;,&quot;DOI&quot;:&quot;10.2196/64939&quot;,&quot;ISSN&quot;:&quot;2291-9279&quot;,&quot;URL&quot;:&quot;https://games.jmir.org/2024/1/e64939&quot;,&quot;issued&quot;:{&quot;date-parts&quot;:[[2024,12,11]]},&quot;page&quot;:&quot;1-11&quot;,&quot;volume&quot;:&quot;12&quot;},&quot;isTemporary&quot;:false,&quot;suppress-author&quot;:false,&quot;composite&quot;:false,&quot;author-only&quot;:false}]},{&quot;citationID&quot;:&quot;MENDELEY_CITATION_9b6e06ba-acf2-471d-9ffa-13be86058412&quot;,&quot;properties&quot;:{&quot;noteIndex&quot;:0,&quot;mode&quot;:&quot;composite&quot;},&quot;isEdited&quot;:false,&quot;manualOverride&quot;:{&quot;isManuallyOverridden&quot;:false,&quot;citeprocText&quot;:&quot;Matsuno et al. (2021)&quot;,&quot;manualOverrideText&quot;:&quot;&quot;},&quot;citationTag&quot;:&quot;MENDELEY_CITATION_v3_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&quot;,&quot;citationItems&quot;:[{&quot;id&quot;:&quot;4176182c-444b-391f-99ce-f84dd897f787&quot;,&quot;itemData&quot;:{&quot;type&quot;:&quot;article-journal&quot;,&quot;id&quot;:&quot;4176182c-444b-391f-99ce-f84dd897f787&quot;,&quot;title&quot;:&quot;Development of Flood Disaster Prevention Simulation Smartphone Application Using Gamification&quot;,&quot;author&quot;:[{&quot;family&quot;:&quot;Matsuno&quot;,&quot;given&quot;:&quot;Yutaka&quot;,&quot;parse-names&quot;:false,&quot;dropping-particle&quot;:&quot;&quot;,&quot;non-dropping-particle&quot;:&quot;&quot;},{&quot;family&quot;:&quot;Fukanuma&quot;,&quot;given&quot;:&quot;Futaba&quot;,&quot;parse-names&quot;:false,&quot;dropping-particle&quot;:&quot;&quot;,&quot;non-dropping-particle&quot;:&quot;&quot;},{&quot;family&quot;:&quot;Tsuruoka&quot;,&quot;given&quot;:&quot;Shigenobu&quot;,&quot;parse-names&quot;:false,&quot;dropping-particle&quot;:&quot;&quot;,&quot;non-dropping-particle&quot;:&quot;&quot;}],&quot;container-title&quot;:&quot;Dynamics of Disasters: Impact, Risk, Resilience, and Solutions&quot;,&quot;issued&quot;:{&quot;date-parts&quot;:[[2021]]},&quot;page&quot;:&quot;147-159&quot;,&quot;abstract&quot;:&quot;In recent years, there have been many serious flood disasters. However, only a few citizens have sufficient knowledge about evacuation from the disaster. In order to reduce the damage, it is necessary for citizens to be aware of the flood risk of the residence, to prepare for disasters, and to take appropriate evacuation action at the time of disasters. For that purpose, citizens need to continuously learn disaster prevention information. Based on the above considerations, we develop a smartphone application for simulating flood disaster evacuation, based on the notion of gamification. In this paper, we report design and development of the disaster prevention smartphone application for citizens, focusing on eas-iness, continuity (wanting to use the application continuously), learning effects, and improvement of interest.&quot;,&quot;container-title-short&quot;:&quot;&quot;},&quot;isTemporary&quot;:false,&quot;displayAs&quot;:&quot;composite&quot;,&quot;suppress-author&quot;:false,&quot;composite&quot;:true,&quot;author-only&quot;:false}]},{&quot;citationID&quot;:&quot;MENDELEY_CITATION_e027c3b1-3894-47c3-8121-7ccd86147184&quot;,&quot;properties&quot;:{&quot;noteIndex&quot;:0,&quot;mode&quot;:&quot;composite&quot;},&quot;isEdited&quot;:false,&quot;manualOverride&quot;:{&quot;isManuallyOverridden&quot;:false,&quot;citeprocText&quot;:&quot;Kankanamge et al. (2020)&quot;,&quot;manualOverrideText&quot;:&quot;&quot;},&quot;citationTag&quot;:&quot;MENDELEY_CITATION_v3_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&quot;,&quot;citationItems&quot;:[{&quot;id&quot;:&quot;6f1f5b91-4a36-3c87-8f0d-acad8cf02e27&quot;,&quot;itemData&quot;:{&quot;type&quot;:&quot;article-journal&quot;,&quot;id&quot;:&quot;6f1f5b91-4a36-3c87-8f0d-acad8cf02e27&quot;,&quot;title&quot;:&quot;How can gamification be incorporated into disaster emergency planning? A systematic review of the literature&quot;,&quot;author&quot;:[{&quot;family&quot;:&quot;Kankanamge&quot;,&quot;given&quot;:&quot;Nayomi&quot;,&quot;parse-names&quot;:false,&quot;dropping-particle&quot;:&quot;&quot;,&quot;non-dropping-particle&quot;:&quot;&quot;},{&quot;family&quot;:&quot;Yigitcanlar&quot;,&quot;given&quot;:&quot;Tan&quot;,&quot;parse-names&quot;:false,&quot;dropping-particle&quot;:&quot;&quot;,&quot;non-dropping-particle&quot;:&quot;&quot;},{&quot;family&quot;:&quot;Goonetilleke&quot;,&quot;given&quot;:&quot;Ashantha&quot;,&quot;parse-names&quot;:false,&quot;dropping-particle&quot;:&quot;&quot;,&quot;non-dropping-particle&quot;:&quot;&quot;},{&quot;family&quot;:&quot;Kamruzzaman&quot;,&quot;given&quot;:&quot;Md&quot;,&quot;parse-names&quot;:false,&quot;dropping-particle&quot;:&quot;&quot;,&quot;non-dropping-particle&quot;:&quot;&quot;}],&quot;container-title&quot;:&quot;International Journal of Disaster Resilience in the Built Environment&quot;,&quot;container-title-short&quot;:&quot;Int. J. Disaster Resil. Built Environ.&quot;,&quot;DOI&quot;:&quot;10.1108/IJDRBE-08-2019-0054&quot;,&quot;ISSN&quot;:&quot;17595916&quot;,&quot;issued&quot;:{&quot;date-parts&quot;:[[2020,8,26]]},&quot;page&quot;:&quot;481-506&quot;,&quot;abstract&quot;:&quot;Purpose: The purpose of this paper is to investigate the role of gamification as a novel technique in motivating community engagement in disaster-related activities in order to address the question of how gamification can be incorporated into disaster emergency planning. Design/methodology/approach: This study conducts a systematic literature review and explores available gamified applications for disaster emergency planning and their purpose of use. In total, 51 scholarly articles on the topic and 35 disaster-related gamified applications are reviewed. Findings: The findings reveal the following: (a) gamified applications (n = 35) are used for education, research and intervention purposes; (b) gamified applications create new opportunities for community engagement and raise disaster awareness among the community in virtual environments; and (c) gamified applications help shape a new culture – i.e. gamified culture – that supports smart disaster emergency planning practice. Originality/value: During the recent years, utilisation of game elements in non-game contexts – i.e., gamification – has become a popular approach in motivating people in various actions. Increasing research highlighted the benefits of gamification in enhancing community engagement, creating interactive environments, providing better behavioural outcomes and influencing democratic processes. Despite some of the applications indicating the potential of gamification in disaster emergency planning, the use of gamification technique in this discipline is an understudied area. This study reveals gamification can be incorporated into disaster emergency planning.&quot;,&quot;publisher&quot;:&quot;Emerald Group Holdings Ltd.&quot;,&quot;issue&quot;:&quot;4&quot;,&quot;volume&quot;:&quot;11&quot;},&quot;isTemporary&quot;:false,&quot;displayAs&quot;:&quot;composite&quot;,&quot;suppress-author&quot;:false,&quot;composite&quot;:true,&quot;author-only&quot;:false}]},{&quot;citationID&quot;:&quot;MENDELEY_CITATION_96ff4853-f93d-4e23-925a-e92762cd09a7&quot;,&quot;properties&quot;:{&quot;noteIndex&quot;:0},&quot;isEdited&quot;:false,&quot;manualOverride&quot;:{&quot;isManuallyOverridden&quot;:true,&quot;citeprocText&quot;:&quot;(Nagaraju et al., 2024; Toledo et al., 2017; West &amp;#38; Valentini, 2013)&quot;,&quot;manualOverrideText&quot;:&quot;Nagaraju et al., 2024; Toledo et al., 2017; West &amp; Valentini, 2013&quot;},&quot;citationTag&quot;:&quot;MENDELEY_CITATION_v3_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&quot;,&quot;citationItems&quot;:[{&quot;id&quot;:&quot;a6ec5793-99c6-3664-9b43-50da778f0aa2&quot;,&quot;itemData&quot;:{&quot;type&quot;:&quot;article-journal&quot;,&quot;id&quot;:&quot;a6ec5793-99c6-3664-9b43-50da778f0aa2&quot;,&quot;title&quot;:&quot;How Mobile Devices are Transforming Disaster Relief and Public Safety&quot;,&quot;author&quot;:[{&quot;family&quot;:&quot;West&quot;,&quot;given&quot;:&quot;Darrell M&quot;,&quot;parse-names&quot;:false,&quot;dropping-particle&quot;:&quot;&quot;,&quot;non-dropping-particle&quot;:&quot;&quot;},{&quot;family&quot;:&quot;Valentini&quot;,&quot;given&quot;:&quot;Elizabeth&quot;,&quot;parse-names&quot;:false,&quot;dropping-particle&quot;:&quot;&quot;,&quot;non-dropping-particle&quot;:&quot;&quot;}],&quot;container-title&quot;:&quot;Issues in Technology Innovation&quot;,&quot;accessed&quot;:{&quot;date-parts&quot;:[[2026,5,11]]},&quot;URL&quot;:&quot;https://www.brookings.edu/wp-content/uploads/2016/06/West_Valentini_Mobile-Technology-Disaster-Relief_v20.pdf&quot;,&quot;issued&quot;:{&quot;date-parts&quot;:[[2013,7]]},&quot;container-title-short&quot;:&quot;&quot;},&quot;isTemporary&quot;:false},{&quot;id&quot;:&quot;b4f339d8-6e9c-34d0-a036-639996814880&quot;,&quot;itemData&quot;:{&quot;type&quot;:&quot;paper-conference&quot;,&quot;id&quot;:&quot;b4f339d8-6e9c-34d0-a036-639996814880&quot;,&quot;title&quot;:&quot;SakunAPP: A framework for mobile application development in disaster awareness, preparedness and response&quot;,&quot;author&quot;:[{&quot;family&quot;:&quot;Toledo&quot;,&quot;given&quot;:&quot;Margarette P.&quot;,&quot;parse-names&quot;:false,&quot;dropping-particle&quot;:&quot;&quot;,&quot;non-dropping-particle&quot;:&quot;&quot;},{&quot;family&quot;:&quot;Sarvida&quot;,&quot;given&quot;:&quot;Johannah Crisanta Y.&quot;,&quot;parse-names&quot;:false,&quot;dropping-particle&quot;:&quot;&quot;,&quot;non-dropping-particle&quot;:&quot;&quot;},{&quot;family&quot;:&quot;Patiten&quot;,&quot;given&quot;:&quot;Bill Kevin S.&quot;,&quot;parse-names&quot;:false,&quot;dropping-particle&quot;:&quot;&quot;,&quot;non-dropping-particle&quot;:&quot;&quot;},{&quot;family&quot;:&quot;Mitamura&quot;,&quot;given&quot;:&quot;Daniel Carl R.&quot;,&quot;parse-names&quot;:false,&quot;dropping-particle&quot;:&quot;&quot;,&quot;non-dropping-particle&quot;:&quot;&quot;},{&quot;family&quot;:&quot;Guadana&quot;,&quot;given&quot;:&quot;Ryan Richard H.&quot;,&quot;parse-names&quot;:false,&quot;dropping-particle&quot;:&quot;&quot;,&quot;non-dropping-particle&quot;:&quot;&quot;}],&quot;container-title&quot;:&quot;TENCON 2017 - 2017 IEEE Region 10 Conference&quot;,&quot;DOI&quot;:&quot;10.1109/TENCON.2017.8228331&quot;,&quot;ISBN&quot;:&quot;978-1-5090-1134-6&quot;,&quot;issued&quot;:{&quot;date-parts&quot;:[[2017,11]]},&quot;page&quot;:&quot;2759-2764&quot;,&quot;publisher&quot;:&quot;IEEE&quot;,&quot;container-title-short&quot;:&quot;&quot;},&quot;isTemporary&quot;:false},{&quot;id&quot;:&quot;21f33b29-909c-3cc8-92ee-3feeaa9a3cb5&quot;,&quot;itemData&quot;:{&quot;type&quot;:&quot;paper-conference&quot;,&quot;id&quot;:&quot;21f33b29-909c-3cc8-92ee-3feeaa9a3cb5&quot;,&quot;title&quot;:&quot;Mobile Application for Disaster Safety Management&quot;,&quot;author&quot;:[{&quot;family&quot;:&quot;Nagaraju&quot;,&quot;given&quot;:&quot;M. Siva&quot;,&quot;parse-names&quot;:false,&quot;dropping-particle&quot;:&quot;&quot;,&quot;non-dropping-particle&quot;:&quot;&quot;},{&quot;family&quot;:&quot;Kakarala&quot;,&quot;given&quot;:&quot;Harshitha&quot;,&quot;parse-names&quot;:false,&quot;dropping-particle&quot;:&quot;&quot;,&quot;non-dropping-particle&quot;:&quot;&quot;},{&quot;family&quot;:&quot;Sai&quot;,&quot;given&quot;:&quot;Vadaparthi&quot;,&quot;parse-names&quot;:false,&quot;dropping-particle&quot;:&quot;&quot;,&quot;non-dropping-particle&quot;:&quot;&quot;},{&quot;family&quot;:&quot;Vattikunta&quot;,&quot;given&quot;:&quot;Vishnu Pramukh&quot;,&quot;parse-names&quot;:false,&quot;dropping-particle&quot;:&quot;&quot;,&quot;non-dropping-particle&quot;:&quot;&quot;}],&quot;container-title&quot;:&quot;10th International Conference on Advanced Computing and Communication Systems, ICACCS 2024&quot;,&quot;DOI&quot;:&quot;10.1109/ICACCS60874.2024.10717114&quot;,&quot;ISBN&quot;:&quot;9798350384369&quot;,&quot;issued&quot;:{&quot;date-parts&quot;:[[2024]]},&quot;page&quot;:&quot;1008-1013&quot;,&quot;abstract&quot;:&quot;Disasters, whether geological upheavals like earth- quakes or the fury of a cyclonic storm, are often perceived as forces beyond human control. However, viewing them solely as 'natural' phenomena hides the crucial role of human settlements in amplifying their impact. Our tendency to build in floodplains, on earthquake faults, and along vulnerable coastlines transforms these natural events into devastating disasters. This anthropogenic lens underscores the need for proactive measures, with mobile applications emerging as powerful tools for disaster preparedness, communication, and response. Beyond simply acting as emergency sirens, these apps offer a comprehensive toolkit for mitigating disaster risk. Real-time alerts and hazard maps empower communities to prepare for impending threats, allowing for timely evacuation and resource mobilization. Comprehensive guides provide step-by-step instructions on creating emergency kits, securing homes, and staying informed during critical moments. By bridging information gaps and facilitating coordinated action, mobile apps have the potential to significantly bolster disaster safety, equipping individuals and communities with the knowledge and tools to navigate the challenges posed by these complex events.&quot;,&quot;publisher&quot;:&quot;Institute of Electrical and Electronics Engineers Inc.&quot;,&quot;container-title-short&quot;:&quot;&quot;},&quot;isTemporary&quot;:false}]},{&quot;citationID&quot;:&quot;MENDELEY_CITATION_fdd0ead7-4109-4f54-b135-d01532226a40&quot;,&quot;properties&quot;:{&quot;noteIndex&quot;:0},&quot;isEdited&quot;:false,&quot;manualOverride&quot;:{&quot;isManuallyOverridden&quot;:false,&quot;citeprocText&quot;:&quot;(CombiRisk Risk-Management GmbH, 2025; Österr. Rotes Kreuz, 2024; SOBOS GmbH, 2026; Ubimet Int. AG, 2025)&quot;,&quot;manualOverrideText&quot;:&quot;&quot;},&quot;citationTag&quot;:&quot;MENDELEY_CITATION_v3_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&quot;,&quot;citationItems&quot;:[{&quot;id&quot;:&quot;179826b5-150f-3045-86d2-e09327713ef9&quot;,&quot;itemData&quot;:{&quot;type&quot;:&quot;article&quot;,&quot;id&quot;:&quot;179826b5-150f-3045-86d2-e09327713ef9&quot;,&quot;title&quot;:&quot;Erste Hilfe - Rotes Kreuz&quot;,&quot;author&quot;:[{&quot;family&quot;:&quot;Österr. Rotes Kreuz&quot;,&quot;given&quot;:&quot;LV Stmk&quot;,&quot;parse-names&quot;:false,&quot;dropping-particle&quot;:&quot;&quot;,&quot;non-dropping-particle&quot;:&quot;&quot;}],&quot;accessed&quot;:{&quot;date-parts&quot;:[[2026,5,11]]},&quot;URL&quot;:&quot;https://play.google.com/store/apps/details?id=at.roteskreuz.st.erstehilfe&amp;hl=en&quot;,&quot;issued&quot;:{&quot;date-parts&quot;:[[2024]]},&quot;container-title-short&quot;:&quot;&quot;},&quot;isTemporary&quot;:false},{&quot;id&quot;:&quot;0a0ede94-d528-31c4-bd01-16cba9053d6d&quot;,&quot;itemData&quot;:{&quot;type&quot;:&quot;article&quot;,&quot;id&quot;:&quot;0a0ede94-d528-31c4-bd01-16cba9053d6d&quot;,&quot;title&quot;:&quot;UWZ Österreich: Gewitter Sturm&quot;,&quot;author&quot;:[{&quot;family&quot;:&quot;Ubimet Int. AG&quot;,&quot;given&quot;:&quot;&quot;,&quot;parse-names&quot;:false,&quot;dropping-particle&quot;:&quot;&quot;,&quot;non-dropping-particle&quot;:&quot;&quot;}],&quot;accessed&quot;:{&quot;date-parts&quot;:[[2026,5,11]]},&quot;URL&quot;:&quot;https://play.google.com/store/apps/details?id=com.ubimet.uwz&amp;hl=en&quot;,&quot;issued&quot;:{&quot;date-parts&quot;:[[2025]]},&quot;container-title-short&quot;:&quot;&quot;},&quot;isTemporary&quot;:false},{&quot;id&quot;:&quot;fd2c4f96-3611-3a59-9007-f495f9af880b&quot;,&quot;itemData&quot;:{&quot;type&quot;:&quot;article&quot;,&quot;id&quot;:&quot;fd2c4f96-3611-3a59-9007-f495f9af880b&quot;,&quot;title&quot;:&quot;FloodAlert Waterlevel Alerts&quot;,&quot;author&quot;:[{&quot;family&quot;:&quot;SOBOS GmbH&quot;,&quot;given&quot;:&quot;&quot;,&quot;parse-names&quot;:false,&quot;dropping-particle&quot;:&quot;&quot;,&quot;non-dropping-particle&quot;:&quot;&quot;}],&quot;accessed&quot;:{&quot;date-parts&quot;:[[2026,5,11]]},&quot;URL&quot;:&quot;https://play.google.com/store/apps/details?id=at.pegelalarm.app&amp;hl=en&quot;,&quot;issued&quot;:{&quot;date-parts&quot;:[[2026]]},&quot;container-title-short&quot;:&quot;&quot;},&quot;isTemporary&quot;:false},{&quot;id&quot;:&quot;d80d37ba-b2b0-3118-a50c-727d98f799c1&quot;,&quot;itemData&quot;:{&quot;type&quot;:&quot;article&quot;,&quot;id&quot;:&quot;d80d37ba-b2b0-3118-a50c-727d98f799c1&quot;,&quot;title&quot;:&quot;KATWARN&quot;,&quot;author&quot;:[{&quot;family&quot;:&quot;CombiRisk Risk-Management GmbH&quot;,&quot;given&quot;:&quot;&quot;,&quot;parse-names&quot;:false,&quot;dropping-particle&quot;:&quot;&quot;,&quot;non-dropping-particle&quot;:&quot;&quot;}],&quot;accessed&quot;:{&quot;date-parts&quot;:[[2026,5,11]]},&quot;URL&quot;:&quot;https://play.google.com/store/apps/details?id=de.combirisk.katwarn&amp;hl=en&quot;,&quot;issued&quot;:{&quot;date-parts&quot;:[[2025]]},&quot;container-title-short&quot;:&quot;&quot;},&quot;isTemporary&quot;:false}]},{&quot;citationID&quot;:&quot;MENDELEY_CITATION_4a357a16-ebd8-4b8d-85ae-31c092d210ff&quot;,&quot;properties&quot;:{&quot;noteIndex&quot;:0},&quot;isEdited&quot;:false,&quot;manualOverride&quot;:{&quot;isManuallyOverridden&quot;:false,&quot;citeprocText&quot;:&quot;(Austrian Federal Ministry of Agriculture Forestry Climate and Environmental Protection Regions and Water Management, n.d.; GeoSphere Austria, n.d.; Rundfunk und Telekom Regulierungs GmbH, n.d.; Zippenfenig, 2023)&quot;,&quot;manualOverrideText&quot;:&quot;&quot;},&quot;citationTag&quot;:&quot;MENDELEY_CITATION_v3_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&quot;,&quot;citationItems&quot;:[{&quot;id&quot;:&quot;f7319c76-9025-35c1-aaa8-5ecc17c656ae&quot;,&quot;itemData&quot;:{&quot;type&quot;:&quot;webpage&quot;,&quot;id&quot;:&quot;f7319c76-9025-35c1-aaa8-5ecc17c656ae&quot;,&quot;title&quot;:&quot;AT-Alert Web Dashboard&quot;,&quot;author&quot;:[{&quot;family&quot;:&quot;Rundfunk und Telekom Regulierungs GmbH&quot;,&quot;given&quot;:&quot;&quot;,&quot;parse-names&quot;:false,&quot;dropping-particle&quot;:&quot;&quot;,&quot;non-dropping-particle&quot;:&quot;&quot;}],&quot;container-title&quot;:&quot;AT-Alert - öffentliches Warnsystem&quot;,&quot;accessed&quot;:{&quot;date-parts&quot;:[[2026,5,11]]},&quot;URL&quot;:&quot;https://warnungen.at-alert.at/en&quot;,&quot;container-title-short&quot;:&quot;&quot;},&quot;isTemporary&quot;:false},{&quot;id&quot;:&quot;1eb338cb-5eaf-348b-892b-5ab278b99afb&quot;,&quot;itemData&quot;:{&quot;type&quot;:&quot;webpage&quot;,&quot;id&quot;:&quot;1eb338cb-5eaf-348b-892b-5ab278b99afb&quot;,&quot;title&quot;:&quot;Warn API v1: OpenAPI Documentation&quot;,&quot;author&quot;:[{&quot;family&quot;:&quot;GeoSphere Austria&quot;,&quot;given&quot;:&quot;&quot;,&quot;parse-names&quot;:false,&quot;dropping-particle&quot;:&quot;&quot;,&quot;non-dropping-particle&quot;:&quot;&quot;}],&quot;container-title&quot;:&quot;GeoSphere Austria Swagger UI&quot;,&quot;accessed&quot;:{&quot;date-parts&quot;:[[2026,5,11]]},&quot;URL&quot;:&quot;https://openapi.hub.geosphere.at/warnapi/v1/&quot;,&quot;container-title-short&quot;:&quot;&quot;},&quot;isTemporary&quot;:false},{&quot;id&quot;:&quot;350bf848-c1ea-3b59-b057-5de5c2d5479e&quot;,&quot;itemData&quot;:{&quot;type&quot;:&quot;webpage&quot;,&quot;id&quot;:&quot;350bf848-c1ea-3b59-b057-5de5c2d5479e&quot;,&quot;title&quot;:&quot;Current measurements from the radiation early warning system&quot;,&quot;author&quot;:[{&quot;family&quot;:&quot;Austrian Federal Ministry of Agriculture Forestry Climate and Environmental Protection Regions and Water Management&quot;,&quot;given&quot;:&quot;&quot;,&quot;parse-names&quot;:false,&quot;dropping-particle&quot;:&quot;&quot;,&quot;non-dropping-particle&quot;:&quot;&quot;}],&quot;container-title&quot;:&quot;Radiation early warning system and monitoring&quot;,&quot;accessed&quot;:{&quot;date-parts&quot;:[[2026,5,11]]},&quot;URL&quot;:&quot;https://www.bmluk.gv.at/themen/klima-und-umwelt/strahlenschutz/fruehwarnsystem/messwerte.html&quot;,&quot;container-title-short&quot;:&quot;&quot;},&quot;isTemporary&quot;:false},{&quot;id&quot;:&quot;52865776-bddc-3507-8c04-a91ef305c533&quot;,&quot;itemData&quot;:{&quot;type&quot;:&quot;webpage&quot;,&quot;id&quot;:&quot;52865776-bddc-3507-8c04-a91ef305c533&quot;,&quot;title&quot;:&quot;Open-Meteo.com Air Quality API&quot;,&quot;author&quot;:[{&quot;family&quot;:&quot;Zippenfenig&quot;,&quot;given&quot;:&quot;Patrick&quot;,&quot;parse-names&quot;:false,&quot;dropping-particle&quot;:&quot;&quot;,&quot;non-dropping-particle&quot;:&quot;&quot;}],&quot;container-title&quot;:&quot;Open-Meteo and Copernicus Atmosphere Monitoring Service (CAMS)&quot;,&quot;accessed&quot;:{&quot;date-parts&quot;:[[2026,5,11]]},&quot;DOI&quot;:&quot;10.5281/ZENODO.7970649&quot;,&quot;URL&quot;:&quot;https://open-meteo.com/en/docs/air-quality-api&quot;,&quot;issued&quot;:{&quot;date-parts&quot;:[[2023]]},&quot;container-title-short&quot;:&quot;&quot;},&quot;isTemporary&quot;:false}]},{&quot;citationID&quot;:&quot;MENDELEY_CITATION_7016325e-6610-4235-af48-1c1d15e1ba17&quot;,&quot;properties&quot;:{&quot;noteIndex&quot;:0},&quot;isEdited&quot;:false,&quot;manualOverride&quot;:{&quot;isManuallyOverridden&quot;:false,&quot;citeprocText&quot;:&quot;(Bai et al., 2024; Deterding et al., 2011; Kankanamge et al., 2020; Matsuno et al., 2021)&quot;,&quot;manualOverrideText&quot;:&quot;&quot;},&quot;citationTag&quot;:&quot;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&quot;,&quot;citationItems&quot;:[{&quot;id&quot;:&quot;4176182c-444b-391f-99ce-f84dd897f787&quot;,&quot;itemData&quot;:{&quot;type&quot;:&quot;article-journal&quot;,&quot;id&quot;:&quot;4176182c-444b-391f-99ce-f84dd897f787&quot;,&quot;title&quot;:&quot;Development of Flood Disaster Prevention Simulation Smartphone Application Using Gamification&quot;,&quot;author&quot;:[{&quot;family&quot;:&quot;Matsuno&quot;,&quot;given&quot;:&quot;Yutaka&quot;,&quot;parse-names&quot;:false,&quot;dropping-particle&quot;:&quot;&quot;,&quot;non-dropping-particle&quot;:&quot;&quot;},{&quot;family&quot;:&quot;Fukanuma&quot;,&quot;given&quot;:&quot;Futaba&quot;,&quot;parse-names&quot;:false,&quot;dropping-particle&quot;:&quot;&quot;,&quot;non-dropping-particle&quot;:&quot;&quot;},{&quot;family&quot;:&quot;Tsuruoka&quot;,&quot;given&quot;:&quot;Shigenobu&quot;,&quot;parse-names&quot;:false,&quot;dropping-particle&quot;:&quot;&quot;,&quot;non-dropping-particle&quot;:&quot;&quot;}],&quot;container-title&quot;:&quot;Dynamics of Disasters: Impact, Risk, Resilience, and Solutions&quot;,&quot;issued&quot;:{&quot;date-parts&quot;:[[2021]]},&quot;page&quot;:&quot;147-159&quot;,&quot;abstract&quot;:&quot;In recent years, there have been many serious flood disasters. However, only a few citizens have sufficient knowledge about evacuation from the disaster. In order to reduce the damage, it is necessary for citizens to be aware of the flood risk of the residence, to prepare for disasters, and to take appropriate evacuation action at the time of disasters. For that purpose, citizens need to continuously learn disaster prevention information. Based on the above considerations, we develop a smartphone application for simulating flood disaster evacuation, based on the notion of gamification. In this paper, we report design and development of the disaster prevention smartphone application for citizens, focusing on eas-iness, continuity (wanting to use the application continuously), learning effects, and improvement of interest.&quot;,&quot;container-title-short&quot;:&quot;&quot;},&quot;isTemporary&quot;:false},{&quot;id&quot;:&quot;54229e43-90a5-31fa-8326-385619e7ca8a&quot;,&quot;itemData&quot;:{&quot;type&quot;:&quot;article-journal&quot;,&quot;id&quot;:&quot;54229e43-90a5-31fa-8326-385619e7ca8a&quot;,&quot;title&quot;:&quot;Application of Gamification Teaching in Disaster Education: Scoping Review&quot;,&quot;author&quot;:[{&quot;family&quot;:&quot;Bai&quot;,&quot;given&quot;:&quot;Shiyi&quot;,&quot;parse-names&quot;:false,&quot;dropping-particle&quot;:&quot;&quot;,&quot;non-dropping-particle&quot;:&quot;&quot;},{&quot;family&quot;:&quot;Zeng&quot;,&quot;given&quot;:&quot;Huijuan&quot;,&quot;parse-names&quot;:false,&quot;dropping-particle&quot;:&quot;&quot;,&quot;non-dropping-particle&quot;:&quot;&quot;},{&quot;family&quot;:&quot;Zhong&quot;,&quot;given&quot;:&quot;Qianmei&quot;,&quot;parse-names&quot;:false,&quot;dropping-particle&quot;:&quot;&quot;,&quot;non-dropping-particle&quot;:&quot;&quot;},{&quot;family&quot;:&quot;Shen&quot;,&quot;given&quot;:&quot;Yuqi&quot;,&quot;parse-names&quot;:false,&quot;dropping-particle&quot;:&quot;&quot;,&quot;non-dropping-particle&quot;:&quot;&quot;},{&quot;family&quot;:&quot;Cao&quot;,&quot;given&quot;:&quot;Lulu&quot;,&quot;parse-names&quot;:false,&quot;dropping-particle&quot;:&quot;&quot;,&quot;non-dropping-particle&quot;:&quot;&quot;},{&quot;family&quot;:&quot;He&quot;,&quot;given&quot;:&quot;Mei&quot;,&quot;parse-names&quot;:false,&quot;dropping-particle&quot;:&quot;&quot;,&quot;non-dropping-particle&quot;:&quot;&quot;}],&quot;container-title&quot;:&quot;JMIR Serious Games&quot;,&quot;container-title-short&quot;:&quot;JMIR Serious Games&quot;,&quot;DOI&quot;:&quot;10.2196/64939&quot;,&quot;ISSN&quot;:&quot;2291-9279&quot;,&quot;URL&quot;:&quot;https://games.jmir.org/2024/1/e64939&quot;,&quot;issued&quot;:{&quot;date-parts&quot;:[[2024,12,11]]},&quot;page&quot;:&quot;1-11&quot;,&quot;volume&quot;:&quot;12&quot;},&quot;isTemporary&quot;:false},{&quot;id&quot;:&quot;6f1f5b91-4a36-3c87-8f0d-acad8cf02e27&quot;,&quot;itemData&quot;:{&quot;type&quot;:&quot;article-journal&quot;,&quot;id&quot;:&quot;6f1f5b91-4a36-3c87-8f0d-acad8cf02e27&quot;,&quot;title&quot;:&quot;How can gamification be incorporated into disaster emergency planning? A systematic review of the literature&quot;,&quot;author&quot;:[{&quot;family&quot;:&quot;Kankanamge&quot;,&quot;given&quot;:&quot;Nayomi&quot;,&quot;parse-names&quot;:false,&quot;dropping-particle&quot;:&quot;&quot;,&quot;non-dropping-particle&quot;:&quot;&quot;},{&quot;family&quot;:&quot;Yigitcanlar&quot;,&quot;given&quot;:&quot;Tan&quot;,&quot;parse-names&quot;:false,&quot;dropping-particle&quot;:&quot;&quot;,&quot;non-dropping-particle&quot;:&quot;&quot;},{&quot;family&quot;:&quot;Goonetilleke&quot;,&quot;given&quot;:&quot;Ashantha&quot;,&quot;parse-names&quot;:false,&quot;dropping-particle&quot;:&quot;&quot;,&quot;non-dropping-particle&quot;:&quot;&quot;},{&quot;family&quot;:&quot;Kamruzzaman&quot;,&quot;given&quot;:&quot;Md&quot;,&quot;parse-names&quot;:false,&quot;dropping-particle&quot;:&quot;&quot;,&quot;non-dropping-particle&quot;:&quot;&quot;}],&quot;container-title&quot;:&quot;International Journal of Disaster Resilience in the Built Environment&quot;,&quot;container-title-short&quot;:&quot;Int. J. Disaster Resil. Built Environ.&quot;,&quot;DOI&quot;:&quot;10.1108/IJDRBE-08-2019-0054&quot;,&quot;ISSN&quot;:&quot;17595916&quot;,&quot;issued&quot;:{&quot;date-parts&quot;:[[2020,8,26]]},&quot;page&quot;:&quot;481-506&quot;,&quot;abstract&quot;:&quot;Purpose: The purpose of this paper is to investigate the role of gamification as a novel technique in motivating community engagement in disaster-related activities in order to address the question of how gamification can be incorporated into disaster emergency planning. Design/methodology/approach: This study conducts a systematic literature review and explores available gamified applications for disaster emergency planning and their purpose of use. In total, 51 scholarly articles on the topic and 35 disaster-related gamified applications are reviewed. Findings: The findings reveal the following: (a) gamified applications (n = 35) are used for education, research and intervention purposes; (b) gamified applications create new opportunities for community engagement and raise disaster awareness among the community in virtual environments; and (c) gamified applications help shape a new culture – i.e. gamified culture – that supports smart disaster emergency planning practice. Originality/value: During the recent years, utilisation of game elements in non-game contexts – i.e., gamification – has become a popular approach in motivating people in various actions. Increasing research highlighted the benefits of gamification in enhancing community engagement, creating interactive environments, providing better behavioural outcomes and influencing democratic processes. Despite some of the applications indicating the potential of gamification in disaster emergency planning, the use of gamification technique in this discipline is an understudied area. This study reveals gamification can be incorporated into disaster emergency planning.&quot;,&quot;publisher&quot;:&quot;Emerald Group Holdings Ltd.&quot;,&quot;issue&quot;:&quot;4&quot;,&quot;volume&quot;:&quot;11&quot;},&quot;isTemporary&quot;:false},{&quot;id&quot;:&quot;332fb8dc-3abe-3461-903f-d31239c3b66c&quot;,&quot;itemData&quot;:{&quot;type&quot;:&quot;article-journal&quot;,&quot;id&quot;:&quot;332fb8dc-3abe-3461-903f-d31239c3b66c&quot;,&quot;title&quot;:&quot;From Game Design Elements to Gamefulness: Defining \&quot;Gamification\&quot;&quot;,&quot;author&quot;:[{&quot;family&quot;:&quot;Deterding&quot;,&quot;given&quot;:&quot;Sebastian&quot;,&quot;parse-names&quot;:false,&quot;dropping-particle&quot;:&quot;&quot;,&quot;non-dropping-particle&quot;:&quot;&quot;},{&quot;family&quot;:&quot;Dixon&quot;,&quot;given&quot;:&quot;Dan&quot;,&quot;parse-names&quot;:false,&quot;dropping-particle&quot;:&quot;&quot;,&quot;non-dropping-particle&quot;:&quot;&quot;},{&quot;family&quot;:&quot;Khaled&quot;,&quot;given&quot;:&quot;Rilla&quot;,&quot;parse-names&quot;:false,&quot;dropping-particle&quot;:&quot;&quot;,&quot;non-dropping-particle&quot;:&quot;&quot;},{&quot;family&quot;:&quot;Nacke&quot;,&quot;given&quot;:&quot;Lennart&quot;,&quot;parse-names&quot;:false,&quot;dropping-particle&quot;:&quot;&quot;,&quot;non-dropping-particle&quot;:&quot;&quot;}],&quot;container-title&quot;:&quot;Proceedings of the 15th International Academic MindTrek Conference: Envisioning Future Media Environments&quot;,&quot;ISBN&quot;:&quot;9781450308168&quot;,&quot;issued&quot;:{&quot;date-parts&quot;:[[2011]]},&quot;page&quot;:&quot;9-15&quot;,&quot;container-title-short&quot;:&quot;&quot;},&quot;isTemporary&quot;:false}]}]"/>
+    <we:property name="MENDELEY_BIBLIOGRAPHY_LAST_MODIFIED" value="1778665188820"/>
+    <we:property name="MENDELEY_CITATIONS" value="[{&quot;citationID&quot;:&quot;MENDELEY_CITATION_d7214391-a203-484b-9d50-0d7398ea4d83&quot;,&quot;properties&quot;:{&quot;noteIndex&quot;:0,&quot;mode&quot;:&quot;suppress-author&quot;},&quot;isEdited&quot;:false,&quot;manualOverride&quot;:{&quot;isManuallyOverridden&quot;:false,&quot;citeprocText&quot;:&quot;(2013)&quot;,&quot;manualOverrideText&quot;:&quot;&quot;},&quot;citationTag&quot;:&quot;MENDELEY_CITATION_v3_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&quot;,&quot;citationItems&quot;:[{&quot;id&quot;:&quot;a6ec5793-99c6-3664-9b43-50da778f0aa2&quot;,&quot;itemData&quot;:{&quot;type&quot;:&quot;article-journal&quot;,&quot;id&quot;:&quot;a6ec5793-99c6-3664-9b43-50da778f0aa2&quot;,&quot;title&quot;:&quot;How Mobile Devices are Transforming Disaster Relief and Public Safety&quot;,&quot;author&quot;:[{&quot;family&quot;:&quot;West&quot;,&quot;given&quot;:&quot;Darrell M&quot;,&quot;parse-names&quot;:false,&quot;dropping-particle&quot;:&quot;&quot;,&quot;non-dropping-particle&quot;:&quot;&quot;},{&quot;family&quot;:&quot;Valentini&quot;,&quot;given&quot;:&quot;Elizabeth&quot;,&quot;parse-names&quot;:false,&quot;dropping-particle&quot;:&quot;&quot;,&quot;non-dropping-particle&quot;:&quot;&quot;}],&quot;container-title&quot;:&quot;Issues in Technology Innovation&quot;,&quot;accessed&quot;:{&quot;date-parts&quot;:[[2026,5,11]]},&quot;URL&quot;:&quot;https://www.brookings.edu/wp-content/uploads/2016/06/West_Valentini_Mobile-Technology-Disaster-Relief_v20.pdf&quot;,&quot;issued&quot;:{&quot;date-parts&quot;:[[2013,7]]},&quot;container-title-short&quot;:&quot;&quot;},&quot;isTemporary&quot;:false,&quot;displayAs&quot;:&quot;suppress-author&quot;,&quot;suppress-author&quot;:true,&quot;composite&quot;:false,&quot;author-only&quot;:false}]},{&quot;citationID&quot;:&quot;MENDELEY_CITATION_57f7902a-805a-422a-8600-3a660d9a1349&quot;,&quot;properties&quot;:{&quot;noteIndex&quot;:0,&quot;mode&quot;:&quot;composite&quot;},&quot;isEdited&quot;:false,&quot;manualOverride&quot;:{&quot;isManuallyOverridden&quot;:false,&quot;citeprocText&quot;:&quot;Toledo et al. (2017)&quot;,&quot;manualOverrideText&quot;:&quot;&quot;},&quot;citationTag&quot;:&quot;MENDELEY_CITATION_v3_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&quot;,&quot;citationItems&quot;:[{&quot;id&quot;:&quot;b4f339d8-6e9c-34d0-a036-639996814880&quot;,&quot;itemData&quot;:{&quot;type&quot;:&quot;paper-conference&quot;,&quot;id&quot;:&quot;b4f339d8-6e9c-34d0-a036-639996814880&quot;,&quot;title&quot;:&quot;SakunAPP: A framework for mobile application development in disaster awareness, preparedness and response&quot;,&quot;author&quot;:[{&quot;family&quot;:&quot;Toledo&quot;,&quot;given&quot;:&quot;Margarette P.&quot;,&quot;parse-names&quot;:false,&quot;dropping-particle&quot;:&quot;&quot;,&quot;non-dropping-particle&quot;:&quot;&quot;},{&quot;family&quot;:&quot;Sarvida&quot;,&quot;given&quot;:&quot;Johannah Crisanta Y.&quot;,&quot;parse-names&quot;:false,&quot;dropping-particle&quot;:&quot;&quot;,&quot;non-dropping-particle&quot;:&quot;&quot;},{&quot;family&quot;:&quot;Patiten&quot;,&quot;given&quot;:&quot;Bill Kevin S.&quot;,&quot;parse-names&quot;:false,&quot;dropping-particle&quot;:&quot;&quot;,&quot;non-dropping-particle&quot;:&quot;&quot;},{&quot;family&quot;:&quot;Mitamura&quot;,&quot;given&quot;:&quot;Daniel Carl R.&quot;,&quot;parse-names&quot;:false,&quot;dropping-particle&quot;:&quot;&quot;,&quot;non-dropping-particle&quot;:&quot;&quot;},{&quot;family&quot;:&quot;Guadana&quot;,&quot;given&quot;:&quot;Ryan Richard H.&quot;,&quot;parse-names&quot;:false,&quot;dropping-particle&quot;:&quot;&quot;,&quot;non-dropping-particle&quot;:&quot;&quot;}],&quot;container-title&quot;:&quot;TENCON 2017 - 2017 IEEE Region 10 Conference&quot;,&quot;DOI&quot;:&quot;10.1109/TENCON.2017.8228331&quot;,&quot;ISBN&quot;:&quot;978-1-5090-1134-6&quot;,&quot;issued&quot;:{&quot;date-parts&quot;:[[2017,11]]},&quot;page&quot;:&quot;2759-2764&quot;,&quot;publisher&quot;:&quot;IEEE&quot;,&quot;container-title-short&quot;:&quot;&quot;},&quot;isTemporary&quot;:false,&quot;displayAs&quot;:&quot;composite&quot;,&quot;suppress-author&quot;:false,&quot;composite&quot;:true,&quot;author-only&quot;:false}]},{&quot;citationID&quot;:&quot;MENDELEY_CITATION_6e0b71a4-6668-4990-8171-3865d20fc6f1&quot;,&quot;properties&quot;:{&quot;noteIndex&quot;:0,&quot;mode&quot;:&quot;composite&quot;},&quot;isEdited&quot;:false,&quot;manualOverride&quot;:{&quot;isManuallyOverridden&quot;:false,&quot;citeprocText&quot;:&quot;Nagaraju et al. (2024)&quot;,&quot;manualOverrideText&quot;:&quot;&quot;},&quot;citationTag&quot;:&quot;MENDELEY_CITATION_v3_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&quot;,&quot;citationItems&quot;:[{&quot;id&quot;:&quot;21f33b29-909c-3cc8-92ee-3feeaa9a3cb5&quot;,&quot;itemData&quot;:{&quot;type&quot;:&quot;paper-conference&quot;,&quot;id&quot;:&quot;21f33b29-909c-3cc8-92ee-3feeaa9a3cb5&quot;,&quot;title&quot;:&quot;Mobile Application for Disaster Safety Management&quot;,&quot;author&quot;:[{&quot;family&quot;:&quot;Nagaraju&quot;,&quot;given&quot;:&quot;M. Siva&quot;,&quot;parse-names&quot;:false,&quot;dropping-particle&quot;:&quot;&quot;,&quot;non-dropping-particle&quot;:&quot;&quot;},{&quot;family&quot;:&quot;Kakarala&quot;,&quot;given&quot;:&quot;Harshitha&quot;,&quot;parse-names&quot;:false,&quot;dropping-particle&quot;:&quot;&quot;,&quot;non-dropping-particle&quot;:&quot;&quot;},{&quot;family&quot;:&quot;Sai&quot;,&quot;given&quot;:&quot;Vadaparthi&quot;,&quot;parse-names&quot;:false,&quot;dropping-particle&quot;:&quot;&quot;,&quot;non-dropping-particle&quot;:&quot;&quot;},{&quot;family&quot;:&quot;Vattikunta&quot;,&quot;given&quot;:&quot;Vishnu Pramukh&quot;,&quot;parse-names&quot;:false,&quot;dropping-particle&quot;:&quot;&quot;,&quot;non-dropping-particle&quot;:&quot;&quot;}],&quot;container-title&quot;:&quot;10th International Conference on Advanced Computing and Communication Systems, ICACCS 2024&quot;,&quot;DOI&quot;:&quot;10.1109/ICACCS60874.2024.10717114&quot;,&quot;ISBN&quot;:&quot;9798350384369&quot;,&quot;issued&quot;:{&quot;date-parts&quot;:[[2024]]},&quot;page&quot;:&quot;1008-1013&quot;,&quot;abstract&quot;:&quot;Disasters, whether geological upheavals like earth- quakes or the fury of a cyclonic storm, are often perceived as forces beyond human control. However, viewing them solely as 'natural' phenomena hides the crucial role of human settlements in amplifying their impact. Our tendency to build in floodplains, on earthquake faults, and along vulnerable coastlines transforms these natural events into devastating disasters. This anthropogenic lens underscores the need for proactive measures, with mobile applications emerging as powerful tools for disaster preparedness, communication, and response. Beyond simply acting as emergency sirens, these apps offer a comprehensive toolkit for mitigating disaster risk. Real-time alerts and hazard maps empower communities to prepare for impending threats, allowing for timely evacuation and resource mobilization. Comprehensive guides provide step-by-step instructions on creating emergency kits, securing homes, and staying informed during critical moments. By bridging information gaps and facilitating coordinated action, mobile apps have the potential to significantly bolster disaster safety, equipping individuals and communities with the knowledge and tools to navigate the challenges posed by these complex events.&quot;,&quot;publisher&quot;:&quot;Institute of Electrical and Electronics Engineers Inc.&quot;,&quot;container-title-short&quot;:&quot;&quot;},&quot;isTemporary&quot;:false,&quot;displayAs&quot;:&quot;composite&quot;,&quot;suppress-author&quot;:false,&quot;composite&quot;:true,&quot;author-only&quot;:false}]},{&quot;citationID&quot;:&quot;MENDELEY_CITATION_6b3ee454-be67-4f06-92d3-44f30304800d&quot;,&quot;properties&quot;:{&quot;noteIndex&quot;:0,&quot;mode&quot;:&quot;composite&quot;},&quot;isEdited&quot;:false,&quot;manualOverride&quot;:{&quot;isManuallyOverridden&quot;:false,&quot;citeprocText&quot;:&quot;Kuhlmann et al. (2021)&quot;,&quot;manualOverrideText&quot;:&quot;&quot;},&quot;citationTag&quot;:&quot;MENDELEY_CITATION_v3_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&quot;,&quot;citationItems&quot;:[{&quot;id&quot;:&quot;3ecc0f8d-aec9-336a-b1b0-577fcacffed2&quot;,&quot;itemData&quot;:{&quot;type&quot;:&quot;article-journal&quot;,&quot;id&quot;:&quot;3ecc0f8d-aec9-336a-b1b0-577fcacffed2&quot;,&quot;title&quot;:&quot;Smartphone sensor accuracy varies from device to device in mobile research: The case of spatial orientation&quot;,&quot;author&quot;:[{&quot;family&quot;:&quot;Kuhlmann&quot;,&quot;given&quot;:&quot;Tim&quot;,&quot;parse-names&quot;:false,&quot;dropping-particle&quot;:&quot;&quot;,&quot;non-dropping-particle&quot;:&quot;&quot;},{&quot;family&quot;:&quot;Garaizar&quot;,&quot;given&quot;:&quot;Pablo&quot;,&quot;parse-names&quot;:false,&quot;dropping-particle&quot;:&quot;&quot;,&quot;non-dropping-particle&quot;:&quot;&quot;},{&quot;family&quot;:&quot;Reips&quot;,&quot;given&quot;:&quot;Ulf Dietrich&quot;,&quot;parse-names&quot;:false,&quot;dropping-particle&quot;:&quot;&quot;,&quot;non-dropping-particle&quot;:&quot;&quot;}],&quot;container-title&quot;:&quot;Behavior Research Methods&quot;,&quot;container-title-short&quot;:&quot;Behav. Res. Methods&quot;,&quot;DOI&quot;:&quot;10.3758/s13428-020-01404-5&quot;,&quot;ISSN&quot;:&quot;15543528&quot;,&quot;PMID&quot;:&quot;32472500&quot;,&quot;issued&quot;:{&quot;date-parts&quot;:[[2021,2,1]]},&quot;page&quot;:&quot;22-33&quot;,&quot;abstract&quot;:&quot;Smartphone usage is increasing around the globe—in daily life and as a research device in behavioral science. Smartphones offer the possibility to gather longitudinal data at little cost to researchers and participants. They provide the option to verify self-report data with data from sensors built into most smartphones. How accurate this sensor data is when gathered via different smartphone devices, e.g., in a typical experience sampling framework, has not been investigated systematically. With the present study, we investigated the accuracy of orientation data about the spatial position of smartphones via a newly invented measurement device, the RollPitcher. Objective status of pitch (vertical orientation) and roll (horizontal orientation) of the smartphone was compared to data gathered from the sensors via web browsers and native apps. Bayesian ANOVAs confirmed that the deviations in pitch and roll differed between smartphone models, with mean inaccuracies per device of up to 2.1° and 6.6°, respectively. The inaccuracies for measurements of roll were higher than for pitch, d =.28, p &lt;.001. Our results confirm the presence of heterogeneities when gathering orientation data from different smartphone devices. In most cases, measurement via a web browser was identical to measurement via a native app, but this was not true for all smartphone devices. As a solution to lack of sensor accuracy, we recommend the development and implementation of a coherent research framework and also discuss the implications of the heterogeneities in orientation data for different research designs.&quot;,&quot;publisher&quot;:&quot;Springer&quot;,&quot;issue&quot;:&quot;1&quot;,&quot;volume&quot;:&quot;53&quot;},&quot;isTemporary&quot;:false,&quot;displayAs&quot;:&quot;composite&quot;,&quot;suppress-author&quot;:false,&quot;composite&quot;:true,&quot;author-only&quot;:false}]},{&quot;citationID&quot;:&quot;MENDELEY_CITATION_9896379d-b93d-451c-b9be-fa321f4c29e5&quot;,&quot;properties&quot;:{&quot;noteIndex&quot;:0},&quot;isEdited&quot;:false,&quot;manualOverride&quot;:{&quot;isManuallyOverridden&quot;:false,&quot;citeprocText&quot;:&quot;(Österr. Rotes Kreuz, 2024)&quot;,&quot;manualOverrideText&quot;:&quot;&quot;},&quot;citationTag&quot;:&quot;MENDELEY_CITATION_v3_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&quot;,&quot;citationItems&quot;:[{&quot;id&quot;:&quot;179826b5-150f-3045-86d2-e09327713ef9&quot;,&quot;itemData&quot;:{&quot;type&quot;:&quot;article&quot;,&quot;id&quot;:&quot;179826b5-150f-3045-86d2-e09327713ef9&quot;,&quot;title&quot;:&quot;Erste Hilfe - Rotes Kreuz&quot;,&quot;author&quot;:[{&quot;family&quot;:&quot;Österr. Rotes Kreuz&quot;,&quot;given&quot;:&quot;LV Stmk&quot;,&quot;parse-names&quot;:false,&quot;dropping-particle&quot;:&quot;&quot;,&quot;non-dropping-particle&quot;:&quot;&quot;}],&quot;accessed&quot;:{&quot;date-parts&quot;:[[2026,5,11]]},&quot;URL&quot;:&quot;https://play.google.com/store/apps/details?id=at.roteskreuz.st.erstehilfe&amp;hl=en&quot;,&quot;issued&quot;:{&quot;date-parts&quot;:[[2024]]},&quot;container-title-short&quot;:&quot;&quot;},&quot;isTemporary&quot;:false,&quot;suppress-author&quot;:false,&quot;composite&quot;:false,&quot;author-only&quot;:false}]},{&quot;citationID&quot;:&quot;MENDELEY_CITATION_886671ad-60e0-435a-bce4-cdd2e12acb0a&quot;,&quot;properties&quot;:{&quot;noteIndex&quot;:0},&quot;isEdited&quot;:false,&quot;manualOverride&quot;:{&quot;isManuallyOverridden&quot;:false,&quot;citeprocText&quot;:&quot;(Ubimet Int. AG, 2025)&quot;,&quot;manualOverrideText&quot;:&quot;&quot;},&quot;citationTag&quot;:&quot;MENDELEY_CITATION_v3_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&quot;,&quot;citationItems&quot;:[{&quot;id&quot;:&quot;0a0ede94-d528-31c4-bd01-16cba9053d6d&quot;,&quot;itemData&quot;:{&quot;type&quot;:&quot;article&quot;,&quot;id&quot;:&quot;0a0ede94-d528-31c4-bd01-16cba9053d6d&quot;,&quot;title&quot;:&quot;UWZ Österreich: Gewitter Sturm&quot;,&quot;author&quot;:[{&quot;family&quot;:&quot;Ubimet Int. AG&quot;,&quot;given&quot;:&quot;&quot;,&quot;parse-names&quot;:false,&quot;dropping-particle&quot;:&quot;&quot;,&quot;non-dropping-particle&quot;:&quot;&quot;}],&quot;accessed&quot;:{&quot;date-parts&quot;:[[2026,5,11]]},&quot;URL&quot;:&quot;https://play.google.com/store/apps/details?id=com.ubimet.uwz&amp;hl=en&quot;,&quot;issued&quot;:{&quot;date-parts&quot;:[[2025]]},&quot;container-title-short&quot;:&quot;&quot;},&quot;isTemporary&quot;:false,&quot;suppress-author&quot;:false,&quot;composite&quot;:false,&quot;author-only&quot;:false}]},{&quot;citationID&quot;:&quot;MENDELEY_CITATION_0d855cf6-e64e-48df-98eb-f43914fe822b&quot;,&quot;properties&quot;:{&quot;noteIndex&quot;:0},&quot;isEdited&quot;:false,&quot;manualOverride&quot;:{&quot;isManuallyOverridden&quot;:false,&quot;citeprocText&quot;:&quot;(SOBOS GmbH, 2026)&quot;,&quot;manualOverrideText&quot;:&quot;&quot;},&quot;citationTag&quot;:&quot;MENDELEY_CITATION_v3_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&quot;,&quot;citationItems&quot;:[{&quot;id&quot;:&quot;fd2c4f96-3611-3a59-9007-f495f9af880b&quot;,&quot;itemData&quot;:{&quot;type&quot;:&quot;article&quot;,&quot;id&quot;:&quot;fd2c4f96-3611-3a59-9007-f495f9af880b&quot;,&quot;title&quot;:&quot;FloodAlert Waterlevel Alerts&quot;,&quot;author&quot;:[{&quot;family&quot;:&quot;SOBOS GmbH&quot;,&quot;given&quot;:&quot;&quot;,&quot;parse-names&quot;:false,&quot;dropping-particle&quot;:&quot;&quot;,&quot;non-dropping-particle&quot;:&quot;&quot;}],&quot;accessed&quot;:{&quot;date-parts&quot;:[[2026,5,11]]},&quot;URL&quot;:&quot;https://play.google.com/store/apps/details?id=at.pegelalarm.app&amp;hl=en&quot;,&quot;issued&quot;:{&quot;date-parts&quot;:[[2026]]},&quot;container-title-short&quot;:&quot;&quot;},&quot;isTemporary&quot;:false,&quot;suppress-author&quot;:false,&quot;composite&quot;:false,&quot;author-only&quot;:false}]},{&quot;citationID&quot;:&quot;MENDELEY_CITATION_e105d078-37da-4078-a5d6-d97703616d8c&quot;,&quot;properties&quot;:{&quot;noteIndex&quot;:0},&quot;isEdited&quot;:false,&quot;manualOverride&quot;:{&quot;isManuallyOverridden&quot;:false,&quot;citeprocText&quot;:&quot;(CombiRisk Risk-Management GmbH, 2025)&quot;,&quot;manualOverrideText&quot;:&quot;&quot;},&quot;citationTag&quot;:&quot;MENDELEY_CITATION_v3_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&quot;,&quot;citationItems&quot;:[{&quot;id&quot;:&quot;d80d37ba-b2b0-3118-a50c-727d98f799c1&quot;,&quot;itemData&quot;:{&quot;type&quot;:&quot;article&quot;,&quot;id&quot;:&quot;d80d37ba-b2b0-3118-a50c-727d98f799c1&quot;,&quot;title&quot;:&quot;KATWARN&quot;,&quot;author&quot;:[{&quot;family&quot;:&quot;CombiRisk Risk-Management GmbH&quot;,&quot;given&quot;:&quot;&quot;,&quot;parse-names&quot;:false,&quot;dropping-particle&quot;:&quot;&quot;,&quot;non-dropping-particle&quot;:&quot;&quot;}],&quot;accessed&quot;:{&quot;date-parts&quot;:[[2026,5,11]]},&quot;URL&quot;:&quot;https://play.google.com/store/apps/details?id=de.combirisk.katwarn&amp;hl=en&quot;,&quot;issued&quot;:{&quot;date-parts&quot;:[[2025]]},&quot;container-title-short&quot;:&quot;&quot;},&quot;isTemporary&quot;:false,&quot;suppress-author&quot;:false,&quot;composite&quot;:false,&quot;author-only&quot;:false}]},{&quot;citationID&quot;:&quot;MENDELEY_CITATION_e14d5e21-56ca-4a3d-9123-0d31935a1303&quot;,&quot;properties&quot;:{&quot;noteIndex&quot;:0},&quot;isEdited&quot;:false,&quot;manualOverride&quot;:{&quot;isManuallyOverridden&quot;:true,&quot;citeprocText&quot;:&quot;(dominoc925, 2026; Gehirn Inc., 2026)&quot;,&quot;manualOverrideText&quot;:&quot;(Gehirn Inc., 2026; dominoc925, 2026)&quot;},&quot;citationTag&quot;:&quot;MENDELEY_CITATION_v3_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&quot;,&quot;citationItems&quot;:[{&quot;id&quot;:&quot;f0b01b7d-aa34-3f97-8664-4c969d93c381&quot;,&quot;itemData&quot;:{&quot;type&quot;:&quot;article&quot;,&quot;id&quot;:&quot;f0b01b7d-aa34-3f97-8664-4c969d93c381&quot;,&quot;title&quot;:&quot;Disastermon Natural Disaster Monitor&quot;,&quot;author&quot;:[{&quot;family&quot;:&quot;dominoc925&quot;,&quot;given&quot;:&quot;&quot;,&quot;parse-names&quot;:false,&quot;dropping-particle&quot;:&quot;&quot;,&quot;non-dropping-particle&quot;:&quot;&quot;}],&quot;accessed&quot;:{&quot;date-parts&quot;:[[2026,5,11]]},&quot;URL&quot;:&quot;https://play.google.com/store/apps/details?id=com.dom925.disastermon&amp;hl=en&quot;,&quot;issued&quot;:{&quot;date-parts&quot;:[[2026]]},&quot;container-title-short&quot;:&quot;&quot;},&quot;isTemporary&quot;:false},{&quot;id&quot;:&quot;d433b857-53be-3bee-b10b-cee97cab9c7b&quot;,&quot;itemData&quot;:{&quot;type&quot;:&quot;article&quot;,&quot;id&quot;:&quot;d433b857-53be-3bee-b10b-cee97cab9c7b&quot;,&quot;title&quot;:&quot;NERV Disaster Prevention&quot;,&quot;author&quot;:[{&quot;family&quot;:&quot;Gehirn Inc.&quot;,&quot;given&quot;:&quot;&quot;,&quot;parse-names&quot;:false,&quot;dropping-particle&quot;:&quot;&quot;,&quot;non-dropping-particle&quot;:&quot;&quot;}],&quot;accessed&quot;:{&quot;date-parts&quot;:[[2026,5,11]]},&quot;URL&quot;:&quot;https://play.google.com/store/apps/details?id=app.nerv&amp;hl=en&quot;,&quot;issued&quot;:{&quot;date-parts&quot;:[[2026]]},&quot;container-title-short&quot;:&quot;&quot;},&quot;isTemporary&quot;:false}]},{&quot;citationID&quot;:&quot;MENDELEY_CITATION_3f4ded40-ee20-47bc-b072-d5e9ce0024fe&quot;,&quot;properties&quot;:{&quot;noteIndex&quot;:0},&quot;isEdited&quot;:false,&quot;manualOverride&quot;:{&quot;isManuallyOverridden&quot;:false,&quot;citeprocText&quot;:&quot;(Rundfunk und Telekom Regulierungs GmbH, n.d.)&quot;,&quot;manualOverrideText&quot;:&quot;&quot;},&quot;citationTag&quot;:&quot;MENDELEY_CITATION_v3_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&quot;,&quot;citationItems&quot;:[{&quot;id&quot;:&quot;f7319c76-9025-35c1-aaa8-5ecc17c656ae&quot;,&quot;itemData&quot;:{&quot;type&quot;:&quot;webpage&quot;,&quot;id&quot;:&quot;f7319c76-9025-35c1-aaa8-5ecc17c656ae&quot;,&quot;title&quot;:&quot;AT-Alert Web Dashboard&quot;,&quot;author&quot;:[{&quot;family&quot;:&quot;Rundfunk und Telekom Regulierungs GmbH&quot;,&quot;given&quot;:&quot;&quot;,&quot;parse-names&quot;:false,&quot;dropping-particle&quot;:&quot;&quot;,&quot;non-dropping-particle&quot;:&quot;&quot;}],&quot;container-title&quot;:&quot;AT-Alert - öffentliches Warnsystem&quot;,&quot;accessed&quot;:{&quot;date-parts&quot;:[[2026,5,11]]},&quot;URL&quot;:&quot;https://warnungen.at-alert.at/en&quot;,&quot;container-title-short&quot;:&quot;&quot;},&quot;isTemporary&quot;:false,&quot;suppress-author&quot;:false,&quot;composite&quot;:false,&quot;author-only&quot;:false}]},{&quot;citationID&quot;:&quot;MENDELEY_CITATION_1cbcc268-165a-4575-828b-2e05f705d6e4&quot;,&quot;properties&quot;:{&quot;noteIndex&quot;:0},&quot;isEdited&quot;:false,&quot;manualOverride&quot;:{&quot;isManuallyOverridden&quot;:false,&quot;citeprocText&quot;:&quot;(GeoSphere Austria, n.d.)&quot;,&quot;manualOverrideText&quot;:&quot;&quot;},&quot;citationTag&quot;:&quot;MENDELEY_CITATION_v3_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&quot;,&quot;citationItems&quot;:[{&quot;id&quot;:&quot;1eb338cb-5eaf-348b-892b-5ab278b99afb&quot;,&quot;itemData&quot;:{&quot;type&quot;:&quot;webpage&quot;,&quot;id&quot;:&quot;1eb338cb-5eaf-348b-892b-5ab278b99afb&quot;,&quot;title&quot;:&quot;Warn API v1: OpenAPI Documentation&quot;,&quot;author&quot;:[{&quot;family&quot;:&quot;GeoSphere Austria&quot;,&quot;given&quot;:&quot;&quot;,&quot;parse-names&quot;:false,&quot;dropping-particle&quot;:&quot;&quot;,&quot;non-dropping-particle&quot;:&quot;&quot;}],&quot;container-title&quot;:&quot;GeoSphere Austria Swagger UI&quot;,&quot;accessed&quot;:{&quot;date-parts&quot;:[[2026,5,11]]},&quot;URL&quot;:&quot;https://openapi.hub.geosphere.at/warnapi/v1/&quot;,&quot;container-title-short&quot;:&quot;&quot;},&quot;isTemporary&quot;:false,&quot;suppress-author&quot;:false,&quot;composite&quot;:false,&quot;author-only&quot;:false}]},{&quot;citationID&quot;:&quot;MENDELEY_CITATION_341eb66c-e290-468f-8143-e991c26356f6&quot;,&quot;properties&quot;:{&quot;noteIndex&quot;:0,&quot;mode&quot;:&quot;suppress-author&quot;},&quot;isEdited&quot;:false,&quot;manualOverride&quot;:{&quot;isManuallyOverridden&quot;:false,&quot;citeprocText&quot;:&quot;(n.d.)&quot;,&quot;manualOverrideText&quot;:&quot;&quot;},&quot;citationTag&quot;:&quot;MENDELEY_CITATION_v3_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&quot;,&quot;citationItems&quot;:[{&quot;id&quot;:&quot;350bf848-c1ea-3b59-b057-5de5c2d5479e&quot;,&quot;itemData&quot;:{&quot;type&quot;:&quot;webpage&quot;,&quot;id&quot;:&quot;350bf848-c1ea-3b59-b057-5de5c2d5479e&quot;,&quot;title&quot;:&quot;Current measurements from the radiation early warning system&quot;,&quot;author&quot;:[{&quot;family&quot;:&quot;Austrian Federal Ministry of Agriculture Forestry Climate and Environmental Protection Regions and Water Management&quot;,&quot;given&quot;:&quot;&quot;,&quot;parse-names&quot;:false,&quot;dropping-particle&quot;:&quot;&quot;,&quot;non-dropping-particle&quot;:&quot;&quot;}],&quot;container-title&quot;:&quot;Radiation early warning system and monitoring&quot;,&quot;accessed&quot;:{&quot;date-parts&quot;:[[2026,5,11]]},&quot;URL&quot;:&quot;https://www.bmluk.gv.at/themen/klima-und-umwelt/strahlenschutz/fruehwarnsystem/messwerte.html&quot;,&quot;container-title-short&quot;:&quot;&quot;},&quot;isTemporary&quot;:false,&quot;displayAs&quot;:&quot;suppress-author&quot;,&quot;suppress-author&quot;:true,&quot;composite&quot;:false,&quot;author-only&quot;:false}]},{&quot;citationID&quot;:&quot;MENDELEY_CITATION_4cf7abba-ef0e-419a-bf3b-832c887855d5&quot;,&quot;properties&quot;:{&quot;noteIndex&quot;:0,&quot;mode&quot;:&quot;composite&quot;},&quot;isEdited&quot;:false,&quot;manualOverride&quot;:{&quot;isManuallyOverridden&quot;:false,&quot;citeprocText&quot;:&quot;Deterding et al. (2011)&quot;,&quot;manualOverrideText&quot;:&quot;&quot;},&quot;citationTag&quot;:&quot;MENDELEY_CITATION_v3_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&quot;,&quot;citationItems&quot;:[{&quot;id&quot;:&quot;332fb8dc-3abe-3461-903f-d31239c3b66c&quot;,&quot;itemData&quot;:{&quot;type&quot;:&quot;article-journal&quot;,&quot;id&quot;:&quot;332fb8dc-3abe-3461-903f-d31239c3b66c&quot;,&quot;title&quot;:&quot;From Game Design Elements to Gamefulness: Defining \&quot;Gamification\&quot;&quot;,&quot;author&quot;:[{&quot;family&quot;:&quot;Deterding&quot;,&quot;given&quot;:&quot;Sebastian&quot;,&quot;parse-names&quot;:false,&quot;dropping-particle&quot;:&quot;&quot;,&quot;non-dropping-particle&quot;:&quot;&quot;},{&quot;family&quot;:&quot;Dixon&quot;,&quot;given&quot;:&quot;Dan&quot;,&quot;parse-names&quot;:false,&quot;dropping-particle&quot;:&quot;&quot;,&quot;non-dropping-particle&quot;:&quot;&quot;},{&quot;family&quot;:&quot;Khaled&quot;,&quot;given&quot;:&quot;Rilla&quot;,&quot;parse-names&quot;:false,&quot;dropping-particle&quot;:&quot;&quot;,&quot;non-dropping-particle&quot;:&quot;&quot;},{&quot;family&quot;:&quot;Nacke&quot;,&quot;given&quot;:&quot;Lennart&quot;,&quot;parse-names&quot;:false,&quot;dropping-particle&quot;:&quot;&quot;,&quot;non-dropping-particle&quot;:&quot;&quot;}],&quot;container-title&quot;:&quot;Proceedings of the 15th International Academic MindTrek Conference: Envisioning Future Media Environments&quot;,&quot;ISBN&quot;:&quot;9781450308168&quot;,&quot;issued&quot;:{&quot;date-parts&quot;:[[2011]]},&quot;page&quot;:&quot;9-15&quot;,&quot;container-title-short&quot;:&quot;&quot;},&quot;isTemporary&quot;:false,&quot;displayAs&quot;:&quot;composite&quot;,&quot;suppress-author&quot;:false,&quot;composite&quot;:true,&quot;author-only&quot;:false}]},{&quot;citationID&quot;:&quot;MENDELEY_CITATION_a98fd18c-3c17-445d-af04-3857d25e2f41&quot;,&quot;properties&quot;:{&quot;noteIndex&quot;:0,&quot;mode&quot;:&quot;composite&quot;},&quot;isEdited&quot;:false,&quot;manualOverride&quot;:{&quot;isManuallyOverridden&quot;:false,&quot;citeprocText&quot;:&quot;Deterding et al. (2011)&quot;,&quot;manualOverrideText&quot;:&quot;&quot;},&quot;citationTag&quot;:&quot;MENDELEY_CITATION_v3_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&quot;,&quot;citationItems&quot;:[{&quot;id&quot;:&quot;332fb8dc-3abe-3461-903f-d31239c3b66c&quot;,&quot;itemData&quot;:{&quot;type&quot;:&quot;article-journal&quot;,&quot;id&quot;:&quot;332fb8dc-3abe-3461-903f-d31239c3b66c&quot;,&quot;title&quot;:&quot;From Game Design Elements to Gamefulness: Defining \&quot;Gamification\&quot;&quot;,&quot;author&quot;:[{&quot;family&quot;:&quot;Deterding&quot;,&quot;given&quot;:&quot;Sebastian&quot;,&quot;parse-names&quot;:false,&quot;dropping-particle&quot;:&quot;&quot;,&quot;non-dropping-particle&quot;:&quot;&quot;},{&quot;family&quot;:&quot;Dixon&quot;,&quot;given&quot;:&quot;Dan&quot;,&quot;parse-names&quot;:false,&quot;dropping-particle&quot;:&quot;&quot;,&quot;non-dropping-particle&quot;:&quot;&quot;},{&quot;family&quot;:&quot;Khaled&quot;,&quot;given&quot;:&quot;Rilla&quot;,&quot;parse-names&quot;:false,&quot;dropping-particle&quot;:&quot;&quot;,&quot;non-dropping-particle&quot;:&quot;&quot;},{&quot;family&quot;:&quot;Nacke&quot;,&quot;given&quot;:&quot;Lennart&quot;,&quot;parse-names&quot;:false,&quot;dropping-particle&quot;:&quot;&quot;,&quot;non-dropping-particle&quot;:&quot;&quot;}],&quot;container-title&quot;:&quot;Proceedings of the 15th International Academic MindTrek Conference: Envisioning Future Media Environments&quot;,&quot;ISBN&quot;:&quot;9781450308168&quot;,&quot;issued&quot;:{&quot;date-parts&quot;:[[2011]]},&quot;page&quot;:&quot;9-15&quot;,&quot;container-title-short&quot;:&quot;&quot;},&quot;isTemporary&quot;:false,&quot;displayAs&quot;:&quot;composite&quot;,&quot;suppress-author&quot;:false,&quot;composite&quot;:true,&quot;author-only&quot;:false}]},{&quot;citationID&quot;:&quot;MENDELEY_CITATION_48645824-af53-4ad6-962f-bd7069ec8ba3&quot;,&quot;properties&quot;:{&quot;noteIndex&quot;:0,&quot;mode&quot;:&quot;composite&quot;},&quot;isEdited&quot;:false,&quot;manualOverride&quot;:{&quot;isManuallyOverridden&quot;:false,&quot;citeprocText&quot;:&quot;Kankanamge et al. (2020)&quot;,&quot;manualOverrideText&quot;:&quot;&quot;},&quot;citationTag&quot;:&quot;MENDELEY_CITATION_v3_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&quot;,&quot;citationItems&quot;:[{&quot;id&quot;:&quot;6f1f5b91-4a36-3c87-8f0d-acad8cf02e27&quot;,&quot;itemData&quot;:{&quot;type&quot;:&quot;article-journal&quot;,&quot;id&quot;:&quot;6f1f5b91-4a36-3c87-8f0d-acad8cf02e27&quot;,&quot;title&quot;:&quot;How can gamification be incorporated into disaster emergency planning? A systematic review of the literature&quot;,&quot;author&quot;:[{&quot;family&quot;:&quot;Kankanamge&quot;,&quot;given&quot;:&quot;Nayomi&quot;,&quot;parse-names&quot;:false,&quot;dropping-particle&quot;:&quot;&quot;,&quot;non-dropping-particle&quot;:&quot;&quot;},{&quot;family&quot;:&quot;Yigitcanlar&quot;,&quot;given&quot;:&quot;Tan&quot;,&quot;parse-names&quot;:false,&quot;dropping-particle&quot;:&quot;&quot;,&quot;non-dropping-particle&quot;:&quot;&quot;},{&quot;family&quot;:&quot;Goonetilleke&quot;,&quot;given&quot;:&quot;Ashantha&quot;,&quot;parse-names&quot;:false,&quot;dropping-particle&quot;:&quot;&quot;,&quot;non-dropping-particle&quot;:&quot;&quot;},{&quot;family&quot;:&quot;Kamruzzaman&quot;,&quot;given&quot;:&quot;Md&quot;,&quot;parse-names&quot;:false,&quot;dropping-particle&quot;:&quot;&quot;,&quot;non-dropping-particle&quot;:&quot;&quot;}],&quot;container-title&quot;:&quot;International Journal of Disaster Resilience in the Built Environment&quot;,&quot;container-title-short&quot;:&quot;Int. J. Disaster Resil. Built Environ.&quot;,&quot;DOI&quot;:&quot;10.1108/IJDRBE-08-2019-0054&quot;,&quot;ISSN&quot;:&quot;17595916&quot;,&quot;issued&quot;:{&quot;date-parts&quot;:[[2020,8,26]]},&quot;page&quot;:&quot;481-506&quot;,&quot;abstract&quot;:&quot;Purpose: The purpose of this paper is to investigate the role of gamification as a novel technique in motivating community engagement in disaster-related activities in order to address the question of how gamification can be incorporated into disaster emergency planning. Design/methodology/approach: This study conducts a systematic literature review and explores available gamified applications for disaster emergency planning and their purpose of use. In total, 51 scholarly articles on the topic and 35 disaster-related gamified applications are reviewed. Findings: The findings reveal the following: (a) gamified applications (n = 35) are used for education, research and intervention purposes; (b) gamified applications create new opportunities for community engagement and raise disaster awareness among the community in virtual environments; and (c) gamified applications help shape a new culture – i.e. gamified culture – that supports smart disaster emergency planning practice. Originality/value: During the recent years, utilisation of game elements in non-game contexts – i.e., gamification – has become a popular approach in motivating people in various actions. Increasing research highlighted the benefits of gamification in enhancing community engagement, creating interactive environments, providing better behavioural outcomes and influencing democratic processes. Despite some of the applications indicating the potential of gamification in disaster emergency planning, the use of gamification technique in this discipline is an understudied area. This study reveals gamification can be incorporated into disaster emergency planning.&quot;,&quot;publisher&quot;:&quot;Emerald Group Holdings Ltd.&quot;,&quot;issue&quot;:&quot;4&quot;,&quot;volume&quot;:&quot;11&quot;},&quot;isTemporary&quot;:false,&quot;displayAs&quot;:&quot;composite&quot;,&quot;suppress-author&quot;:false,&quot;composite&quot;:true,&quot;author-only&quot;:false}]},{&quot;citationID&quot;:&quot;MENDELEY_CITATION_78afc2fd-4af1-495e-a7bd-6b0f93394098&quot;,&quot;properties&quot;:{&quot;noteIndex&quot;:0,&quot;mode&quot;:&quot;composite&quot;},&quot;isEdited&quot;:false,&quot;manualOverride&quot;:{&quot;isManuallyOverridden&quot;:false,&quot;citeprocText&quot;:&quot;Bai et al. (2024)&quot;,&quot;manualOverrideText&quot;:&quot;&quot;},&quot;citationTag&quot;:&quot;MENDELEY_CITATION_v3_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&quot;,&quot;citationItems&quot;:[{&quot;id&quot;:&quot;54229e43-90a5-31fa-8326-385619e7ca8a&quot;,&quot;itemData&quot;:{&quot;type&quot;:&quot;article-journal&quot;,&quot;id&quot;:&quot;54229e43-90a5-31fa-8326-385619e7ca8a&quot;,&quot;title&quot;:&quot;Application of Gamification Teaching in Disaster Education: Scoping Review&quot;,&quot;author&quot;:[{&quot;family&quot;:&quot;Bai&quot;,&quot;given&quot;:&quot;Shiyi&quot;,&quot;parse-names&quot;:false,&quot;dropping-particle&quot;:&quot;&quot;,&quot;non-dropping-particle&quot;:&quot;&quot;},{&quot;family&quot;:&quot;Zeng&quot;,&quot;given&quot;:&quot;Huijuan&quot;,&quot;parse-names&quot;:false,&quot;dropping-particle&quot;:&quot;&quot;,&quot;non-dropping-particle&quot;:&quot;&quot;},{&quot;family&quot;:&quot;Zhong&quot;,&quot;given&quot;:&quot;Qianmei&quot;,&quot;parse-names&quot;:false,&quot;dropping-particle&quot;:&quot;&quot;,&quot;non-dropping-particle&quot;:&quot;&quot;},{&quot;family&quot;:&quot;Shen&quot;,&quot;given&quot;:&quot;Yuqi&quot;,&quot;parse-names&quot;:false,&quot;dropping-particle&quot;:&quot;&quot;,&quot;non-dropping-particle&quot;:&quot;&quot;},{&quot;family&quot;:&quot;Cao&quot;,&quot;given&quot;:&quot;Lulu&quot;,&quot;parse-names&quot;:false,&quot;dropping-particle&quot;:&quot;&quot;,&quot;non-dropping-particle&quot;:&quot;&quot;},{&quot;family&quot;:&quot;He&quot;,&quot;given&quot;:&quot;Mei&quot;,&quot;parse-names&quot;:false,&quot;dropping-particle&quot;:&quot;&quot;,&quot;non-dropping-particle&quot;:&quot;&quot;}],&quot;container-title&quot;:&quot;JMIR Serious Games&quot;,&quot;container-title-short&quot;:&quot;JMIR Serious Games&quot;,&quot;DOI&quot;:&quot;10.2196/64939&quot;,&quot;ISSN&quot;:&quot;2291-9279&quot;,&quot;URL&quot;:&quot;https://games.jmir.org/2024/1/e64939&quot;,&quot;issued&quot;:{&quot;date-parts&quot;:[[2024,12,11]]},&quot;page&quot;:&quot;1-11&quot;,&quot;volume&quot;:&quot;12&quot;},&quot;isTemporary&quot;:false,&quot;displayAs&quot;:&quot;composite&quot;,&quot;suppress-author&quot;:false,&quot;composite&quot;:true,&quot;author-only&quot;:false}]},{&quot;citationID&quot;:&quot;MENDELEY_CITATION_34f8a526-1fdb-44de-8f23-90a3186c8f95&quot;,&quot;properties&quot;:{&quot;noteIndex&quot;:0},&quot;isEdited&quot;:false,&quot;manualOverride&quot;:{&quot;isManuallyOverridden&quot;:false,&quot;citeprocText&quot;:&quot;(Bai et al., 2024)&quot;,&quot;manualOverrideText&quot;:&quot;&quot;},&quot;citationTag&quot;:&quot;MENDELEY_CITATION_v3_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&quot;,&quot;citationItems&quot;:[{&quot;id&quot;:&quot;54229e43-90a5-31fa-8326-385619e7ca8a&quot;,&quot;itemData&quot;:{&quot;type&quot;:&quot;article-journal&quot;,&quot;id&quot;:&quot;54229e43-90a5-31fa-8326-385619e7ca8a&quot;,&quot;title&quot;:&quot;Application of Gamification Teaching in Disaster Education: Scoping Review&quot;,&quot;author&quot;:[{&quot;family&quot;:&quot;Bai&quot;,&quot;given&quot;:&quot;Shiyi&quot;,&quot;parse-names&quot;:false,&quot;dropping-particle&quot;:&quot;&quot;,&quot;non-dropping-particle&quot;:&quot;&quot;},{&quot;family&quot;:&quot;Zeng&quot;,&quot;given&quot;:&quot;Huijuan&quot;,&quot;parse-names&quot;:false,&quot;dropping-particle&quot;:&quot;&quot;,&quot;non-dropping-particle&quot;:&quot;&quot;},{&quot;family&quot;:&quot;Zhong&quot;,&quot;given&quot;:&quot;Qianmei&quot;,&quot;parse-names&quot;:false,&quot;dropping-particle&quot;:&quot;&quot;,&quot;non-dropping-particle&quot;:&quot;&quot;},{&quot;family&quot;:&quot;Shen&quot;,&quot;given&quot;:&quot;Yuqi&quot;,&quot;parse-names&quot;:false,&quot;dropping-particle&quot;:&quot;&quot;,&quot;non-dropping-particle&quot;:&quot;&quot;},{&quot;family&quot;:&quot;Cao&quot;,&quot;given&quot;:&quot;Lulu&quot;,&quot;parse-names&quot;:false,&quot;dropping-particle&quot;:&quot;&quot;,&quot;non-dropping-particle&quot;:&quot;&quot;},{&quot;family&quot;:&quot;He&quot;,&quot;given&quot;:&quot;Mei&quot;,&quot;parse-names&quot;:false,&quot;dropping-particle&quot;:&quot;&quot;,&quot;non-dropping-particle&quot;:&quot;&quot;}],&quot;container-title&quot;:&quot;JMIR Serious Games&quot;,&quot;container-title-short&quot;:&quot;JMIR Serious Games&quot;,&quot;DOI&quot;:&quot;10.2196/64939&quot;,&quot;ISSN&quot;:&quot;2291-9279&quot;,&quot;URL&quot;:&quot;https://games.jmir.org/2024/1/e64939&quot;,&quot;issued&quot;:{&quot;date-parts&quot;:[[2024,12,11]]},&quot;page&quot;:&quot;1-11&quot;,&quot;volume&quot;:&quot;12&quot;},&quot;isTemporary&quot;:false,&quot;suppress-author&quot;:false,&quot;composite&quot;:false,&quot;author-only&quot;:false}]},{&quot;citationID&quot;:&quot;MENDELEY_CITATION_9b6e06ba-acf2-471d-9ffa-13be86058412&quot;,&quot;properties&quot;:{&quot;noteIndex&quot;:0,&quot;mode&quot;:&quot;composite&quot;},&quot;isEdited&quot;:false,&quot;manualOverride&quot;:{&quot;isManuallyOverridden&quot;:false,&quot;citeprocText&quot;:&quot;Matsuno et al. (2021)&quot;,&quot;manualOverrideText&quot;:&quot;&quot;},&quot;citationTag&quot;:&quot;MENDELEY_CITATION_v3_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&quot;,&quot;citationItems&quot;:[{&quot;id&quot;:&quot;4176182c-444b-391f-99ce-f84dd897f787&quot;,&quot;itemData&quot;:{&quot;type&quot;:&quot;article-journal&quot;,&quot;id&quot;:&quot;4176182c-444b-391f-99ce-f84dd897f787&quot;,&quot;title&quot;:&quot;Development of Flood Disaster Prevention Simulation Smartphone Application Using Gamification&quot;,&quot;author&quot;:[{&quot;family&quot;:&quot;Matsuno&quot;,&quot;given&quot;:&quot;Yutaka&quot;,&quot;parse-names&quot;:false,&quot;dropping-particle&quot;:&quot;&quot;,&quot;non-dropping-particle&quot;:&quot;&quot;},{&quot;family&quot;:&quot;Fukanuma&quot;,&quot;given&quot;:&quot;Futaba&quot;,&quot;parse-names&quot;:false,&quot;dropping-particle&quot;:&quot;&quot;,&quot;non-dropping-particle&quot;:&quot;&quot;},{&quot;family&quot;:&quot;Tsuruoka&quot;,&quot;given&quot;:&quot;Shigenobu&quot;,&quot;parse-names&quot;:false,&quot;dropping-particle&quot;:&quot;&quot;,&quot;non-dropping-particle&quot;:&quot;&quot;}],&quot;container-title&quot;:&quot;Dynamics of Disasters: Impact, Risk, Resilience, and Solutions&quot;,&quot;issued&quot;:{&quot;date-parts&quot;:[[2021]]},&quot;page&quot;:&quot;147-159&quot;,&quot;abstract&quot;:&quot;In recent years, there have been many serious flood disasters. However, only a few citizens have sufficient knowledge about evacuation from the disaster. In order to reduce the damage, it is necessary for citizens to be aware of the flood risk of the residence, to prepare for disasters, and to take appropriate evacuation action at the time of disasters. For that purpose, citizens need to continuously learn disaster prevention information. Based on the above considerations, we develop a smartphone application for simulating flood disaster evacuation, based on the notion of gamification. In this paper, we report design and development of the disaster prevention smartphone application for citizens, focusing on eas-iness, continuity (wanting to use the application continuously), learning effects, and improvement of interest.&quot;,&quot;container-title-short&quot;:&quot;&quot;},&quot;isTemporary&quot;:false,&quot;displayAs&quot;:&quot;composite&quot;,&quot;suppress-author&quot;:false,&quot;composite&quot;:true,&quot;author-only&quot;:false}]},{&quot;citationID&quot;:&quot;MENDELEY_CITATION_e027c3b1-3894-47c3-8121-7ccd86147184&quot;,&quot;properties&quot;:{&quot;noteIndex&quot;:0,&quot;mode&quot;:&quot;composite&quot;},&quot;isEdited&quot;:false,&quot;manualOverride&quot;:{&quot;isManuallyOverridden&quot;:false,&quot;citeprocText&quot;:&quot;Kankanamge et al. (2020)&quot;,&quot;manualOverrideText&quot;:&quot;&quot;},&quot;citationTag&quot;:&quot;MENDELEY_CITATION_v3_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&quot;,&quot;citationItems&quot;:[{&quot;id&quot;:&quot;6f1f5b91-4a36-3c87-8f0d-acad8cf02e27&quot;,&quot;itemData&quot;:{&quot;type&quot;:&quot;article-journal&quot;,&quot;id&quot;:&quot;6f1f5b91-4a36-3c87-8f0d-acad8cf02e27&quot;,&quot;title&quot;:&quot;How can gamification be incorporated into disaster emergency planning? A systematic review of the literature&quot;,&quot;author&quot;:[{&quot;family&quot;:&quot;Kankanamge&quot;,&quot;given&quot;:&quot;Nayomi&quot;,&quot;parse-names&quot;:false,&quot;dropping-particle&quot;:&quot;&quot;,&quot;non-dropping-particle&quot;:&quot;&quot;},{&quot;family&quot;:&quot;Yigitcanlar&quot;,&quot;given&quot;:&quot;Tan&quot;,&quot;parse-names&quot;:false,&quot;dropping-particle&quot;:&quot;&quot;,&quot;non-dropping-particle&quot;:&quot;&quot;},{&quot;family&quot;:&quot;Goonetilleke&quot;,&quot;given&quot;:&quot;Ashantha&quot;,&quot;parse-names&quot;:false,&quot;dropping-particle&quot;:&quot;&quot;,&quot;non-dropping-particle&quot;:&quot;&quot;},{&quot;family&quot;:&quot;Kamruzzaman&quot;,&quot;given&quot;:&quot;Md&quot;,&quot;parse-names&quot;:false,&quot;dropping-particle&quot;:&quot;&quot;,&quot;non-dropping-particle&quot;:&quot;&quot;}],&quot;container-title&quot;:&quot;International Journal of Disaster Resilience in the Built Environment&quot;,&quot;container-title-short&quot;:&quot;Int. J. Disaster Resil. Built Environ.&quot;,&quot;DOI&quot;:&quot;10.1108/IJDRBE-08-2019-0054&quot;,&quot;ISSN&quot;:&quot;17595916&quot;,&quot;issued&quot;:{&quot;date-parts&quot;:[[2020,8,26]]},&quot;page&quot;:&quot;481-506&quot;,&quot;abstract&quot;:&quot;Purpose: The purpose of this paper is to investigate the role of gamification as a novel technique in motivating community engagement in disaster-related activities in order to address the question of how gamification can be incorporated into disaster emergency planning. Design/methodology/approach: This study conducts a systematic literature review and explores available gamified applications for disaster emergency planning and their purpose of use. In total, 51 scholarly articles on the topic and 35 disaster-related gamified applications are reviewed. Findings: The findings reveal the following: (a) gamified applications (n = 35) are used for education, research and intervention purposes; (b) gamified applications create new opportunities for community engagement and raise disaster awareness among the community in virtual environments; and (c) gamified applications help shape a new culture – i.e. gamified culture – that supports smart disaster emergency planning practice. Originality/value: During the recent years, utilisation of game elements in non-game contexts – i.e., gamification – has become a popular approach in motivating people in various actions. Increasing research highlighted the benefits of gamification in enhancing community engagement, creating interactive environments, providing better behavioural outcomes and influencing democratic processes. Despite some of the applications indicating the potential of gamification in disaster emergency planning, the use of gamification technique in this discipline is an understudied area. This study reveals gamification can be incorporated into disaster emergency planning.&quot;,&quot;publisher&quot;:&quot;Emerald Group Holdings Ltd.&quot;,&quot;issue&quot;:&quot;4&quot;,&quot;volume&quot;:&quot;11&quot;},&quot;isTemporary&quot;:false,&quot;displayAs&quot;:&quot;composite&quot;,&quot;suppress-author&quot;:false,&quot;composite&quot;:true,&quot;author-only&quot;:false}]},{&quot;citationID&quot;:&quot;MENDELEY_CITATION_96ff4853-f93d-4e23-925a-e92762cd09a7&quot;,&quot;properties&quot;:{&quot;noteIndex&quot;:0},&quot;isEdited&quot;:false,&quot;manualOverride&quot;:{&quot;isManuallyOverridden&quot;:true,&quot;citeprocText&quot;:&quot;(Nagaraju et al., 2024; Toledo et al., 2017; West &amp;#38; Valentini, 2013)&quot;,&quot;manualOverrideText&quot;:&quot;Nagaraju et al., 2024; Toledo et al., 2017; West &amp; Valentini, 2013&quot;},&quot;citationTag&quot;:&quot;MENDELEY_CITATION_v3_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&quot;,&quot;citationItems&quot;:[{&quot;id&quot;:&quot;a6ec5793-99c6-3664-9b43-50da778f0aa2&quot;,&quot;itemData&quot;:{&quot;type&quot;:&quot;article-journal&quot;,&quot;id&quot;:&quot;a6ec5793-99c6-3664-9b43-50da778f0aa2&quot;,&quot;title&quot;:&quot;How Mobile Devices are Transforming Disaster Relief and Public Safety&quot;,&quot;author&quot;:[{&quot;family&quot;:&quot;West&quot;,&quot;given&quot;:&quot;Darrell M&quot;,&quot;parse-names&quot;:false,&quot;dropping-particle&quot;:&quot;&quot;,&quot;non-dropping-particle&quot;:&quot;&quot;},{&quot;family&quot;:&quot;Valentini&quot;,&quot;given&quot;:&quot;Elizabeth&quot;,&quot;parse-names&quot;:false,&quot;dropping-particle&quot;:&quot;&quot;,&quot;non-dropping-particle&quot;:&quot;&quot;}],&quot;container-title&quot;:&quot;Issues in Technology Innovation&quot;,&quot;accessed&quot;:{&quot;date-parts&quot;:[[2026,5,11]]},&quot;URL&quot;:&quot;https://www.brookings.edu/wp-content/uploads/2016/06/West_Valentini_Mobile-Technology-Disaster-Relief_v20.pdf&quot;,&quot;issued&quot;:{&quot;date-parts&quot;:[[2013,7]]},&quot;container-title-short&quot;:&quot;&quot;},&quot;isTemporary&quot;:false},{&quot;id&quot;:&quot;b4f339d8-6e9c-34d0-a036-639996814880&quot;,&quot;itemData&quot;:{&quot;type&quot;:&quot;paper-conference&quot;,&quot;id&quot;:&quot;b4f339d8-6e9c-34d0-a036-639996814880&quot;,&quot;title&quot;:&quot;SakunAPP: A framework for mobile application development in disaster awareness, preparedness and response&quot;,&quot;author&quot;:[{&quot;family&quot;:&quot;Toledo&quot;,&quot;given&quot;:&quot;Margarette P.&quot;,&quot;parse-names&quot;:false,&quot;dropping-particle&quot;:&quot;&quot;,&quot;non-dropping-particle&quot;:&quot;&quot;},{&quot;family&quot;:&quot;Sarvida&quot;,&quot;given&quot;:&quot;Johannah Crisanta Y.&quot;,&quot;parse-names&quot;:false,&quot;dropping-particle&quot;:&quot;&quot;,&quot;non-dropping-particle&quot;:&quot;&quot;},{&quot;family&quot;:&quot;Patiten&quot;,&quot;given&quot;:&quot;Bill Kevin S.&quot;,&quot;parse-names&quot;:false,&quot;dropping-particle&quot;:&quot;&quot;,&quot;non-dropping-particle&quot;:&quot;&quot;},{&quot;family&quot;:&quot;Mitamura&quot;,&quot;given&quot;:&quot;Daniel Carl R.&quot;,&quot;parse-names&quot;:false,&quot;dropping-particle&quot;:&quot;&quot;,&quot;non-dropping-particle&quot;:&quot;&quot;},{&quot;family&quot;:&quot;Guadana&quot;,&quot;given&quot;:&quot;Ryan Richard H.&quot;,&quot;parse-names&quot;:false,&quot;dropping-particle&quot;:&quot;&quot;,&quot;non-dropping-particle&quot;:&quot;&quot;}],&quot;container-title&quot;:&quot;TENCON 2017 - 2017 IEEE Region 10 Conference&quot;,&quot;DOI&quot;:&quot;10.1109/TENCON.2017.8228331&quot;,&quot;ISBN&quot;:&quot;978-1-5090-1134-6&quot;,&quot;issued&quot;:{&quot;date-parts&quot;:[[2017,11]]},&quot;page&quot;:&quot;2759-2764&quot;,&quot;publisher&quot;:&quot;IEEE&quot;,&quot;container-title-short&quot;:&quot;&quot;},&quot;isTemporary&quot;:false},{&quot;id&quot;:&quot;21f33b29-909c-3cc8-92ee-3feeaa9a3cb5&quot;,&quot;itemData&quot;:{&quot;type&quot;:&quot;paper-conference&quot;,&quot;id&quot;:&quot;21f33b29-909c-3cc8-92ee-3feeaa9a3cb5&quot;,&quot;title&quot;:&quot;Mobile Application for Disaster Safety Management&quot;,&quot;author&quot;:[{&quot;family&quot;:&quot;Nagaraju&quot;,&quot;given&quot;:&quot;M. Siva&quot;,&quot;parse-names&quot;:false,&quot;dropping-particle&quot;:&quot;&quot;,&quot;non-dropping-particle&quot;:&quot;&quot;},{&quot;family&quot;:&quot;Kakarala&quot;,&quot;given&quot;:&quot;Harshitha&quot;,&quot;parse-names&quot;:false,&quot;dropping-particle&quot;:&quot;&quot;,&quot;non-dropping-particle&quot;:&quot;&quot;},{&quot;family&quot;:&quot;Sai&quot;,&quot;given&quot;:&quot;Vadaparthi&quot;,&quot;parse-names&quot;:false,&quot;dropping-particle&quot;:&quot;&quot;,&quot;non-dropping-particle&quot;:&quot;&quot;},{&quot;family&quot;:&quot;Vattikunta&quot;,&quot;given&quot;:&quot;Vishnu Pramukh&quot;,&quot;parse-names&quot;:false,&quot;dropping-particle&quot;:&quot;&quot;,&quot;non-dropping-particle&quot;:&quot;&quot;}],&quot;container-title&quot;:&quot;10th International Conference on Advanced Computing and Communication Systems, ICACCS 2024&quot;,&quot;DOI&quot;:&quot;10.1109/ICACCS60874.2024.10717114&quot;,&quot;ISBN&quot;:&quot;9798350384369&quot;,&quot;issued&quot;:{&quot;date-parts&quot;:[[2024]]},&quot;page&quot;:&quot;1008-1013&quot;,&quot;abstract&quot;:&quot;Disasters, whether geological upheavals like earth- quakes or the fury of a cyclonic storm, are often perceived as forces beyond human control. However, viewing them solely as 'natural' phenomena hides the crucial role of human settlements in amplifying their impact. Our tendency to build in floodplains, on earthquake faults, and along vulnerable coastlines transforms these natural events into devastating disasters. This anthropogenic lens underscores the need for proactive measures, with mobile applications emerging as powerful tools for disaster preparedness, communication, and response. Beyond simply acting as emergency sirens, these apps offer a comprehensive toolkit for mitigating disaster risk. Real-time alerts and hazard maps empower communities to prepare for impending threats, allowing for timely evacuation and resource mobilization. Comprehensive guides provide step-by-step instructions on creating emergency kits, securing homes, and staying informed during critical moments. By bridging information gaps and facilitating coordinated action, mobile apps have the potential to significantly bolster disaster safety, equipping individuals and communities with the knowledge and tools to navigate the challenges posed by these complex events.&quot;,&quot;publisher&quot;:&quot;Institute of Electrical and Electronics Engineers Inc.&quot;,&quot;container-title-short&quot;:&quot;&quot;},&quot;isTemporary&quot;:false}]},{&quot;citationID&quot;:&quot;MENDELEY_CITATION_fdd0ead7-4109-4f54-b135-d01532226a40&quot;,&quot;properties&quot;:{&quot;noteIndex&quot;:0},&quot;isEdited&quot;:false,&quot;manualOverride&quot;:{&quot;isManuallyOverridden&quot;:false,&quot;citeprocText&quot;:&quot;(CombiRisk Risk-Management GmbH, 2025; Österr. Rotes Kreuz, 2024; SOBOS GmbH, 2026; Ubimet Int. AG, 2025)&quot;,&quot;manualOverrideText&quot;:&quot;&quot;},&quot;citationTag&quot;:&quot;MENDELEY_CITATION_v3_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&quot;,&quot;citationItems&quot;:[{&quot;id&quot;:&quot;179826b5-150f-3045-86d2-e09327713ef9&quot;,&quot;itemData&quot;:{&quot;type&quot;:&quot;article&quot;,&quot;id&quot;:&quot;179826b5-150f-3045-86d2-e09327713ef9&quot;,&quot;title&quot;:&quot;Erste Hilfe - Rotes Kreuz&quot;,&quot;author&quot;:[{&quot;family&quot;:&quot;Österr. Rotes Kreuz&quot;,&quot;given&quot;:&quot;LV Stmk&quot;,&quot;parse-names&quot;:false,&quot;dropping-particle&quot;:&quot;&quot;,&quot;non-dropping-particle&quot;:&quot;&quot;}],&quot;accessed&quot;:{&quot;date-parts&quot;:[[2026,5,11]]},&quot;URL&quot;:&quot;https://play.google.com/store/apps/details?id=at.roteskreuz.st.erstehilfe&amp;hl=en&quot;,&quot;issued&quot;:{&quot;date-parts&quot;:[[2024]]},&quot;container-title-short&quot;:&quot;&quot;},&quot;isTemporary&quot;:false},{&quot;id&quot;:&quot;0a0ede94-d528-31c4-bd01-16cba9053d6d&quot;,&quot;itemData&quot;:{&quot;type&quot;:&quot;article&quot;,&quot;id&quot;:&quot;0a0ede94-d528-31c4-bd01-16cba9053d6d&quot;,&quot;title&quot;:&quot;UWZ Österreich: Gewitter Sturm&quot;,&quot;author&quot;:[{&quot;family&quot;:&quot;Ubimet Int. AG&quot;,&quot;given&quot;:&quot;&quot;,&quot;parse-names&quot;:false,&quot;dropping-particle&quot;:&quot;&quot;,&quot;non-dropping-particle&quot;:&quot;&quot;}],&quot;accessed&quot;:{&quot;date-parts&quot;:[[2026,5,11]]},&quot;URL&quot;:&quot;https://play.google.com/store/apps/details?id=com.ubimet.uwz&amp;hl=en&quot;,&quot;issued&quot;:{&quot;date-parts&quot;:[[2025]]},&quot;container-title-short&quot;:&quot;&quot;},&quot;isTemporary&quot;:false},{&quot;id&quot;:&quot;fd2c4f96-3611-3a59-9007-f495f9af880b&quot;,&quot;itemData&quot;:{&quot;type&quot;:&quot;article&quot;,&quot;id&quot;:&quot;fd2c4f96-3611-3a59-9007-f495f9af880b&quot;,&quot;title&quot;:&quot;FloodAlert Waterlevel Alerts&quot;,&quot;author&quot;:[{&quot;family&quot;:&quot;SOBOS GmbH&quot;,&quot;given&quot;:&quot;&quot;,&quot;parse-names&quot;:false,&quot;dropping-particle&quot;:&quot;&quot;,&quot;non-dropping-particle&quot;:&quot;&quot;}],&quot;accessed&quot;:{&quot;date-parts&quot;:[[2026,5,11]]},&quot;URL&quot;:&quot;https://play.google.com/store/apps/details?id=at.pegelalarm.app&amp;hl=en&quot;,&quot;issued&quot;:{&quot;date-parts&quot;:[[2026]]},&quot;container-title-short&quot;:&quot;&quot;},&quot;isTemporary&quot;:false},{&quot;id&quot;:&quot;d80d37ba-b2b0-3118-a50c-727d98f799c1&quot;,&quot;itemData&quot;:{&quot;type&quot;:&quot;article&quot;,&quot;id&quot;:&quot;d80d37ba-b2b0-3118-a50c-727d98f799c1&quot;,&quot;title&quot;:&quot;KATWARN&quot;,&quot;author&quot;:[{&quot;family&quot;:&quot;CombiRisk Risk-Management GmbH&quot;,&quot;given&quot;:&quot;&quot;,&quot;parse-names&quot;:false,&quot;dropping-particle&quot;:&quot;&quot;,&quot;non-dropping-particle&quot;:&quot;&quot;}],&quot;accessed&quot;:{&quot;date-parts&quot;:[[2026,5,11]]},&quot;URL&quot;:&quot;https://play.google.com/store/apps/details?id=de.combirisk.katwarn&amp;hl=en&quot;,&quot;issued&quot;:{&quot;date-parts&quot;:[[2025]]},&quot;container-title-short&quot;:&quot;&quot;},&quot;isTemporary&quot;:false}]},{&quot;citationID&quot;:&quot;MENDELEY_CITATION_4a357a16-ebd8-4b8d-85ae-31c092d210ff&quot;,&quot;properties&quot;:{&quot;noteIndex&quot;:0},&quot;isEdited&quot;:false,&quot;manualOverride&quot;:{&quot;isManuallyOverridden&quot;:false,&quot;citeprocText&quot;:&quot;(Austrian Federal Ministry of Agriculture Forestry Climate and Environmental Protection Regions and Water Management, n.d.; GeoSphere Austria, n.d.; Rundfunk und Telekom Regulierungs GmbH, n.d.; Zippenfenig, 2023)&quot;,&quot;manualOverrideText&quot;:&quot;&quot;},&quot;citationTag&quot;:&quot;MENDELEY_CITATION_v3_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&quot;,&quot;citationItems&quot;:[{&quot;id&quot;:&quot;f7319c76-9025-35c1-aaa8-5ecc17c656ae&quot;,&quot;itemData&quot;:{&quot;type&quot;:&quot;webpage&quot;,&quot;id&quot;:&quot;f7319c76-9025-35c1-aaa8-5ecc17c656ae&quot;,&quot;title&quot;:&quot;AT-Alert Web Dashboard&quot;,&quot;author&quot;:[{&quot;family&quot;:&quot;Rundfunk und Telekom Regulierungs GmbH&quot;,&quot;given&quot;:&quot;&quot;,&quot;parse-names&quot;:false,&quot;dropping-particle&quot;:&quot;&quot;,&quot;non-dropping-particle&quot;:&quot;&quot;}],&quot;container-title&quot;:&quot;AT-Alert - öffentliches Warnsystem&quot;,&quot;accessed&quot;:{&quot;date-parts&quot;:[[2026,5,11]]},&quot;URL&quot;:&quot;https://warnungen.at-alert.at/en&quot;,&quot;container-title-short&quot;:&quot;&quot;},&quot;isTemporary&quot;:false},{&quot;id&quot;:&quot;1eb338cb-5eaf-348b-892b-5ab278b99afb&quot;,&quot;itemData&quot;:{&quot;type&quot;:&quot;webpage&quot;,&quot;id&quot;:&quot;1eb338cb-5eaf-348b-892b-5ab278b99afb&quot;,&quot;title&quot;:&quot;Warn API v1: OpenAPI Documentation&quot;,&quot;author&quot;:[{&quot;family&quot;:&quot;GeoSphere Austria&quot;,&quot;given&quot;:&quot;&quot;,&quot;parse-names&quot;:false,&quot;dropping-particle&quot;:&quot;&quot;,&quot;non-dropping-particle&quot;:&quot;&quot;}],&quot;container-title&quot;:&quot;GeoSphere Austria Swagger UI&quot;,&quot;accessed&quot;:{&quot;date-parts&quot;:[[2026,5,11]]},&quot;URL&quot;:&quot;https://openapi.hub.geosphere.at/warnapi/v1/&quot;,&quot;container-title-short&quot;:&quot;&quot;},&quot;isTemporary&quot;:false},{&quot;id&quot;:&quot;350bf848-c1ea-3b59-b057-5de5c2d5479e&quot;,&quot;itemData&quot;:{&quot;type&quot;:&quot;webpage&quot;,&quot;id&quot;:&quot;350bf848-c1ea-3b59-b057-5de5c2d5479e&quot;,&quot;title&quot;:&quot;Current measurements from the radiation early warning system&quot;,&quot;author&quot;:[{&quot;family&quot;:&quot;Austrian Federal Ministry of Agriculture Forestry Climate and Environmental Protection Regions and Water Management&quot;,&quot;given&quot;:&quot;&quot;,&quot;parse-names&quot;:false,&quot;dropping-particle&quot;:&quot;&quot;,&quot;non-dropping-particle&quot;:&quot;&quot;}],&quot;container-title&quot;:&quot;Radiation early warning system and monitoring&quot;,&quot;accessed&quot;:{&quot;date-parts&quot;:[[2026,5,11]]},&quot;URL&quot;:&quot;https://www.bmluk.gv.at/themen/klima-und-umwelt/strahlenschutz/fruehwarnsystem/messwerte.html&quot;,&quot;container-title-short&quot;:&quot;&quot;},&quot;isTemporary&quot;:false},{&quot;id&quot;:&quot;52865776-bddc-3507-8c04-a91ef305c533&quot;,&quot;itemData&quot;:{&quot;type&quot;:&quot;webpage&quot;,&quot;id&quot;:&quot;52865776-bddc-3507-8c04-a91ef305c533&quot;,&quot;title&quot;:&quot;Open-Meteo.com Air Quality API&quot;,&quot;author&quot;:[{&quot;family&quot;:&quot;Zippenfenig&quot;,&quot;given&quot;:&quot;Patrick&quot;,&quot;parse-names&quot;:false,&quot;dropping-particle&quot;:&quot;&quot;,&quot;non-dropping-particle&quot;:&quot;&quot;}],&quot;container-title&quot;:&quot;Open-Meteo and Copernicus Atmosphere Monitoring Service (CAMS)&quot;,&quot;accessed&quot;:{&quot;date-parts&quot;:[[2026,5,11]]},&quot;DOI&quot;:&quot;10.5281/ZENODO.7970649&quot;,&quot;URL&quot;:&quot;https://open-meteo.com/en/docs/air-quality-api&quot;,&quot;issued&quot;:{&quot;date-parts&quot;:[[2023]]},&quot;container-title-short&quot;:&quot;&quot;},&quot;isTemporary&quot;:false}]},{&quot;citationID&quot;:&quot;MENDELEY_CITATION_7016325e-6610-4235-af48-1c1d15e1ba17&quot;,&quot;properties&quot;:{&quot;noteIndex&quot;:0},&quot;isEdited&quot;:false,&quot;manualOverride&quot;:{&quot;isManuallyOverridden&quot;:false,&quot;citeprocText&quot;:&quot;(Bai et al., 2024; Deterding et al., 2011; Kankanamge et al., 2020; Matsuno et al., 2021)&quot;,&quot;manualOverrideText&quot;:&quot;&quot;},&quot;citationTag&quot;:&quot;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&quot;,&quot;citationItems&quot;:[{&quot;id&quot;:&quot;4176182c-444b-391f-99ce-f84dd897f787&quot;,&quot;itemData&quot;:{&quot;type&quot;:&quot;article-journal&quot;,&quot;id&quot;:&quot;4176182c-444b-391f-99ce-f84dd897f787&quot;,&quot;title&quot;:&quot;Development of Flood Disaster Prevention Simulation Smartphone Application Using Gamification&quot;,&quot;author&quot;:[{&quot;family&quot;:&quot;Matsuno&quot;,&quot;given&quot;:&quot;Yutaka&quot;,&quot;parse-names&quot;:false,&quot;dropping-particle&quot;:&quot;&quot;,&quot;non-dropping-particle&quot;:&quot;&quot;},{&quot;family&quot;:&quot;Fukanuma&quot;,&quot;given&quot;:&quot;Futaba&quot;,&quot;parse-names&quot;:false,&quot;dropping-particle&quot;:&quot;&quot;,&quot;non-dropping-particle&quot;:&quot;&quot;},{&quot;family&quot;:&quot;Tsuruoka&quot;,&quot;given&quot;:&quot;Shigenobu&quot;,&quot;parse-names&quot;:false,&quot;dropping-particle&quot;:&quot;&quot;,&quot;non-dropping-particle&quot;:&quot;&quot;}],&quot;container-title&quot;:&quot;Dynamics of Disasters: Impact, Risk, Resilience, and Solutions&quot;,&quot;issued&quot;:{&quot;date-parts&quot;:[[2021]]},&quot;page&quot;:&quot;147-159&quot;,&quot;abstract&quot;:&quot;In recent years, there have been many serious flood disasters. However, only a few citizens have sufficient knowledge about evacuation from the disaster. In order to reduce the damage, it is necessary for citizens to be aware of the flood risk of the residence, to prepare for disasters, and to take appropriate evacuation action at the time of disasters. For that purpose, citizens need to continuously learn disaster prevention information. Based on the above considerations, we develop a smartphone application for simulating flood disaster evacuation, based on the notion of gamification. In this paper, we report design and development of the disaster prevention smartphone application for citizens, focusing on eas-iness, continuity (wanting to use the application continuously), learning effects, and improvement of interest.&quot;,&quot;container-title-short&quot;:&quot;&quot;},&quot;isTemporary&quot;:false},{&quot;id&quot;:&quot;54229e43-90a5-31fa-8326-385619e7ca8a&quot;,&quot;itemData&quot;:{&quot;type&quot;:&quot;article-journal&quot;,&quot;id&quot;:&quot;54229e43-90a5-31fa-8326-385619e7ca8a&quot;,&quot;title&quot;:&quot;Application of Gamification Teaching in Disaster Education: Scoping Review&quot;,&quot;author&quot;:[{&quot;family&quot;:&quot;Bai&quot;,&quot;given&quot;:&quot;Shiyi&quot;,&quot;parse-names&quot;:false,&quot;dropping-particle&quot;:&quot;&quot;,&quot;non-dropping-particle&quot;:&quot;&quot;},{&quot;family&quot;:&quot;Zeng&quot;,&quot;given&quot;:&quot;Huijuan&quot;,&quot;parse-names&quot;:false,&quot;dropping-particle&quot;:&quot;&quot;,&quot;non-dropping-particle&quot;:&quot;&quot;},{&quot;family&quot;:&quot;Zhong&quot;,&quot;given&quot;:&quot;Qianmei&quot;,&quot;parse-names&quot;:false,&quot;dropping-particle&quot;:&quot;&quot;,&quot;non-dropping-particle&quot;:&quot;&quot;},{&quot;family&quot;:&quot;Shen&quot;,&quot;given&quot;:&quot;Yuqi&quot;,&quot;parse-names&quot;:false,&quot;dropping-particle&quot;:&quot;&quot;,&quot;non-dropping-particle&quot;:&quot;&quot;},{&quot;family&quot;:&quot;Cao&quot;,&quot;given&quot;:&quot;Lulu&quot;,&quot;parse-names&quot;:false,&quot;dropping-particle&quot;:&quot;&quot;,&quot;non-dropping-particle&quot;:&quot;&quot;},{&quot;family&quot;:&quot;He&quot;,&quot;given&quot;:&quot;Mei&quot;,&quot;parse-names&quot;:false,&quot;dropping-particle&quot;:&quot;&quot;,&quot;non-dropping-particle&quot;:&quot;&quot;}],&quot;container-title&quot;:&quot;JMIR Serious Games&quot;,&quot;container-title-short&quot;:&quot;JMIR Serious Games&quot;,&quot;DOI&quot;:&quot;10.2196/64939&quot;,&quot;ISSN&quot;:&quot;2291-9279&quot;,&quot;URL&quot;:&quot;https://games.jmir.org/2024/1/e64939&quot;,&quot;issued&quot;:{&quot;date-parts&quot;:[[2024,12,11]]},&quot;page&quot;:&quot;1-11&quot;,&quot;volume&quot;:&quot;12&quot;},&quot;isTemporary&quot;:false},{&quot;id&quot;:&quot;6f1f5b91-4a36-3c87-8f0d-acad8cf02e27&quot;,&quot;itemData&quot;:{&quot;type&quot;:&quot;article-journal&quot;,&quot;id&quot;:&quot;6f1f5b91-4a36-3c87-8f0d-acad8cf02e27&quot;,&quot;title&quot;:&quot;How can gamification be incorporated into disaster emergency planning? A systematic review of the literature&quot;,&quot;author&quot;:[{&quot;family&quot;:&quot;Kankanamge&quot;,&quot;given&quot;:&quot;Nayomi&quot;,&quot;parse-names&quot;:false,&quot;dropping-particle&quot;:&quot;&quot;,&quot;non-dropping-particle&quot;:&quot;&quot;},{&quot;family&quot;:&quot;Yigitcanlar&quot;,&quot;given&quot;:&quot;Tan&quot;,&quot;parse-names&quot;:false,&quot;dropping-particle&quot;:&quot;&quot;,&quot;non-dropping-particle&quot;:&quot;&quot;},{&quot;family&quot;:&quot;Goonetilleke&quot;,&quot;given&quot;:&quot;Ashantha&quot;,&quot;parse-names&quot;:false,&quot;dropping-particle&quot;:&quot;&quot;,&quot;non-dropping-particle&quot;:&quot;&quot;},{&quot;family&quot;:&quot;Kamruzzaman&quot;,&quot;given&quot;:&quot;Md&quot;,&quot;parse-names&quot;:false,&quot;dropping-particle&quot;:&quot;&quot;,&quot;non-dropping-particle&quot;:&quot;&quot;}],&quot;container-title&quot;:&quot;International Journal of Disaster Resilience in the Built Environment&quot;,&quot;container-title-short&quot;:&quot;Int. J. Disaster Resil. Built Environ.&quot;,&quot;DOI&quot;:&quot;10.1108/IJDRBE-08-2019-0054&quot;,&quot;ISSN&quot;:&quot;17595916&quot;,&quot;issued&quot;:{&quot;date-parts&quot;:[[2020,8,26]]},&quot;page&quot;:&quot;481-506&quot;,&quot;abstract&quot;:&quot;Purpose: The purpose of this paper is to investigate the role of gamification as a novel technique in motivating community engagement in disaster-related activities in order to address the question of how gamification can be incorporated into disaster emergency planning. Design/methodology/approach: This study conducts a systematic literature review and explores available gamified applications for disaster emergency planning and their purpose of use. In total, 51 scholarly articles on the topic and 35 disaster-related gamified applications are reviewed. Findings: The findings reveal the following: (a) gamified applications (n = 35) are used for education, research and intervention purposes; (b) gamified applications create new opportunities for community engagement and raise disaster awareness among the community in virtual environments; and (c) gamified applications help shape a new culture – i.e. gamified culture – that supports smart disaster emergency planning practice. Originality/value: During the recent years, utilisation of game elements in non-game contexts – i.e., gamification – has become a popular approach in motivating people in various actions. Increasing research highlighted the benefits of gamification in enhancing community engagement, creating interactive environments, providing better behavioural outcomes and influencing democratic processes. Despite some of the applications indicating the potential of gamification in disaster emergency planning, the use of gamification technique in this discipline is an understudied area. This study reveals gamification can be incorporated into disaster emergency planning.&quot;,&quot;publisher&quot;:&quot;Emerald Group Holdings Ltd.&quot;,&quot;issue&quot;:&quot;4&quot;,&quot;volume&quot;:&quot;11&quot;},&quot;isTemporary&quot;:false},{&quot;id&quot;:&quot;332fb8dc-3abe-3461-903f-d31239c3b66c&quot;,&quot;itemData&quot;:{&quot;type&quot;:&quot;article-journal&quot;,&quot;id&quot;:&quot;332fb8dc-3abe-3461-903f-d31239c3b66c&quot;,&quot;title&quot;:&quot;From Game Design Elements to Gamefulness: Defining \&quot;Gamification\&quot;&quot;,&quot;author&quot;:[{&quot;family&quot;:&quot;Deterding&quot;,&quot;given&quot;:&quot;Sebastian&quot;,&quot;parse-names&quot;:false,&quot;dropping-particle&quot;:&quot;&quot;,&quot;non-dropping-particle&quot;:&quot;&quot;},{&quot;family&quot;:&quot;Dixon&quot;,&quot;given&quot;:&quot;Dan&quot;,&quot;parse-names&quot;:false,&quot;dropping-particle&quot;:&quot;&quot;,&quot;non-dropping-particle&quot;:&quot;&quot;},{&quot;family&quot;:&quot;Khaled&quot;,&quot;given&quot;:&quot;Rilla&quot;,&quot;parse-names&quot;:false,&quot;dropping-particle&quot;:&quot;&quot;,&quot;non-dropping-particle&quot;:&quot;&quot;},{&quot;family&quot;:&quot;Nacke&quot;,&quot;given&quot;:&quot;Lennart&quot;,&quot;parse-names&quot;:false,&quot;dropping-particle&quot;:&quot;&quot;,&quot;non-dropping-particle&quot;:&quot;&quot;}],&quot;container-title&quot;:&quot;Proceedings of the 15th International Academic MindTrek Conference: Envisioning Future Media Environments&quot;,&quot;ISBN&quot;:&quot;9781450308168&quot;,&quot;issued&quot;:{&quot;date-parts&quot;:[[2011]]},&quot;page&quot;:&quot;9-15&quot;,&quot;container-title-short&quot;:&quot;&quot;},&quot;isTemporary&quot;:false}]},{&quot;citationID&quot;:&quot;MENDELEY_CITATION_2079b87b-67f9-4a66-b0db-ef8bb10146ab&quot;,&quot;properties&quot;:{&quot;noteIndex&quot;:0},&quot;isEdited&quot;:false,&quot;manualOverride&quot;:{&quot;isManuallyOverridden&quot;:false,&quot;citeprocText&quot;:&quot;(Gehirn Inc., 2026)&quot;,&quot;manualOverrideText&quot;:&quot;&quot;},&quot;citationItems&quot;:[{&quot;id&quot;:&quot;d433b857-53be-3bee-b10b-cee97cab9c7b&quot;,&quot;itemData&quot;:{&quot;type&quot;:&quot;article&quot;,&quot;id&quot;:&quot;d433b857-53be-3bee-b10b-cee97cab9c7b&quot;,&quot;title&quot;:&quot;NERV Disaster Prevention&quot;,&quot;author&quot;:[{&quot;family&quot;:&quot;Gehirn Inc.&quot;,&quot;given&quot;:&quot;&quot;,&quot;parse-names&quot;:false,&quot;dropping-particle&quot;:&quot;&quot;,&quot;non-dropping-particle&quot;:&quot;&quot;}],&quot;accessed&quot;:{&quot;date-parts&quot;:[[2026,5,11]]},&quot;URL&quot;:&quot;https://play.google.com/store/apps/details?id=app.nerv&amp;hl=en&quot;,&quot;issued&quot;:{&quot;date-parts&quot;:[[2026]]},&quot;container-title-short&quot;:&quot;&quot;},&quot;isTemporary&quot;:false}],&quot;citationTag&quot;:&quot;MENDELEY_CITATION_v3_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&quot;},{&quot;citationID&quot;:&quot;MENDELEY_CITATION_58ea0770-dbb5-4070-99ad-7d3009b63fca&quot;,&quot;properties&quot;:{&quot;noteIndex&quot;:0},&quot;isEdited&quot;:false,&quot;manualOverride&quot;:{&quot;isManuallyOverridden&quot;:false,&quot;citeprocText&quot;:&quot;(Brooke, 1996)&quot;,&quot;manualOverrideText&quot;:&quot;&quot;},&quot;citationItems&quot;:[{&quot;id&quot;:&quot;5afb2a21-fb5b-3b85-b235-1998f7f57b80&quot;,&quot;itemData&quot;:{&quot;type&quot;:&quot;chapter&quot;,&quot;id&quot;:&quot;5afb2a21-fb5b-3b85-b235-1998f7f57b80&quot;,&quot;title&quot;:&quot;SUS -- a quick and dirty usability scale&quot;,&quot;author&quot;:[{&quot;family&quot;:&quot;Brooke&quot;,&quot;given&quot;:&quot;John&quot;,&quot;parse-names&quot;:false,&quot;dropping-particle&quot;:&quot;&quot;,&quot;non-dropping-particle&quot;:&quot;&quot;}],&quot;container-title&quot;:&quot;Usability Evaluation in Industry&quot;,&quot;issued&quot;:{&quot;date-parts&quot;:[[1996]]},&quot;page&quot;:&quot;189-194&quot;,&quot;container-title-short&quot;:&quot;&quot;},&quot;isTemporary&quot;:false,&quot;suppress-author&quot;:false,&quot;composite&quot;:false,&quot;author-only&quot;:false}],&quot;citationTag&quot;:&quot;MENDELEY_CITATION_v3_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&quot;}]"/>
     <we:property name="MENDELEY_CITATIONS_STYLE" value="{&quot;id&quot;:&quot;https://www.zotero.org/styles/apa&quot;,&quot;title&quot;:&quot;APA Style 7th edition&quot;,&quot;format&quot;:&quot;author-date&quot;,&quot;defaultLocale&quot;:null,&quot;isLocaleCodeValid&quot;:true}"/>
   </we:properties>
   <we:bindings/>

--- a/Preliminary Report.docx
+++ b/Preliminary Report.docx
@@ -4,91 +4,1835 @@
   <w:body>
     <w:p>
       <w:pPr>
-        <w:pStyle w:val="Heading1"/>
-      </w:pPr>
-      <w:r>
-        <w:t>Introduction</w:t>
-      </w:r>
-    </w:p>
-    <w:p>
-      <w:pPr>
-        <w:rPr>
-          <w:lang w:val="en-AT"/>
-        </w:rPr>
-      </w:pPr>
-      <w:r>
-        <w:rPr>
-          <w:lang w:val="en-AT"/>
-        </w:rPr>
-        <w:t xml:space="preserve">Natural disasters and emergencies can affect communities </w:t>
-      </w:r>
-      <w:r>
-        <w:rPr>
-          <w:lang w:val="en-AT"/>
-        </w:rPr>
-        <w:t xml:space="preserve">suddenly </w:t>
-      </w:r>
-      <w:r>
-        <w:rPr>
-          <w:lang w:val="en-AT"/>
-        </w:rPr>
-        <w:t xml:space="preserve">with little warning, especially </w:t>
-      </w:r>
-      <w:r>
-        <w:rPr>
-          <w:lang w:val="en-AT"/>
-        </w:rPr>
-        <w:t>if</w:t>
-      </w:r>
-      <w:r>
-        <w:rPr>
-          <w:lang w:val="en-AT"/>
-        </w:rPr>
-        <w:t xml:space="preserve"> people do not have quick access to clear and locally relevant information. Mobile applications can help address this problem by giving users access to alerts, preparedness guidance, environmental data, and emergency resources directly on their smartphones. This project focuses on the design and implementation of an Android mobile application for disaster preparedness and awareness in Austria. The application </w:t>
-      </w:r>
-      <w:r>
-        <w:rPr>
-          <w:lang w:val="en-AT"/>
-        </w:rPr>
-        <w:t>will be</w:t>
-      </w:r>
-      <w:r>
-        <w:rPr>
-          <w:lang w:val="en-AT"/>
-        </w:rPr>
-        <w:t xml:space="preserve"> called </w:t>
-      </w:r>
-      <w:r>
         <w:rPr>
           <w:b/>
           <w:bCs/>
-          <w:lang w:val="en-AT"/>
-        </w:rPr>
-        <w:t>ReadyAlert</w:t>
-      </w:r>
-      <w:r>
-        <w:rPr>
-          <w:lang w:val="en-AT"/>
-        </w:rPr>
-        <w:t>.</w:t>
-      </w:r>
-    </w:p>
-    <w:p>
-      <w:pPr>
-        <w:rPr>
-          <w:lang w:val="en-AT"/>
-        </w:rPr>
-      </w:pPr>
-      <w:r>
-        <w:rPr>
-          <w:lang w:val="en-AT"/>
-        </w:rPr>
-        <w:t xml:space="preserve">This project follows </w:t>
-      </w:r>
+          <w:color w:val="7030A0"/>
+        </w:rPr>
+      </w:pPr>
       <w:r>
         <w:rPr>
           <w:b/>
           <w:bCs/>
+          <w:color w:val="7030A0"/>
+        </w:rPr>
+        <w:t>CM3070 Final Project</w:t>
+      </w:r>
+    </w:p>
+    <w:p>
+      <w:pPr>
+        <w:rPr>
+          <w:b/>
+          <w:bCs/>
+          <w:color w:val="7030A0"/>
+          <w:lang w:val="en-US"/>
+        </w:rPr>
+      </w:pPr>
+      <w:r>
+        <w:rPr>
+          <w:b/>
+          <w:bCs/>
+          <w:color w:val="7030A0"/>
+          <w:lang w:val="en-US"/>
+        </w:rPr>
+        <w:t>Preliminary Report: Mobile App for Local Disaster Preparedness and Response</w:t>
+      </w:r>
+    </w:p>
+    <w:p>
+      <w:pPr>
+        <w:rPr>
+          <w:b/>
+          <w:bCs/>
+          <w:color w:val="7030A0"/>
+        </w:rPr>
+      </w:pPr>
+      <w:r>
+        <w:rPr>
+          <w:b/>
+          <w:bCs/>
+          <w:color w:val="7030A0"/>
+          <w:lang w:val="en-US"/>
+        </w:rPr>
+        <w:t xml:space="preserve">Student Number: </w:t>
+      </w:r>
+      <w:r>
+        <w:rPr>
+          <w:b/>
+          <w:bCs/>
+          <w:color w:val="7030A0"/>
+        </w:rPr>
+        <w:t>210113291</w:t>
+      </w:r>
+    </w:p>
+    <w:p>
+      <w:pPr>
+        <w:rPr>
+          <w:b/>
+          <w:bCs/>
+          <w:color w:val="7030A0"/>
+        </w:rPr>
+      </w:pPr>
+      <w:r>
+        <w:rPr>
+          <w:b/>
+          <w:bCs/>
+          <w:color w:val="7030A0"/>
+        </w:rPr>
+        <w:t>Date: June 2026</w:t>
+      </w:r>
+    </w:p>
+    <w:p>
+      <w:pPr>
+        <w:rPr>
+          <w:b/>
+          <w:bCs/>
+          <w:color w:val="7030A0"/>
+        </w:rPr>
+      </w:pPr>
+    </w:p>
+    <w:p>
+      <w:pPr>
+        <w:rPr>
+          <w:color w:val="7030A0"/>
+          <w:sz w:val="40"/>
+          <w:szCs w:val="40"/>
+        </w:rPr>
+      </w:pPr>
+      <w:r>
+        <w:rPr>
+          <w:color w:val="7030A0"/>
+          <w:sz w:val="40"/>
+          <w:szCs w:val="40"/>
+        </w:rPr>
+        <w:t>Table of contents</w:t>
+      </w:r>
+    </w:p>
+    <w:p>
+      <w:pPr>
+        <w:pStyle w:val="TOC1"/>
+        <w:tabs>
+          <w:tab w:val="right" w:leader="dot" w:pos="9016"/>
+        </w:tabs>
+        <w:rPr>
+          <w:noProof/>
+          <w:sz w:val="24"/>
+          <w:szCs w:val="24"/>
+          <w:lang w:val="en-AT"/>
+        </w:rPr>
+      </w:pPr>
+      <w:r>
+        <w:rPr>
+          <w:lang w:val="en-AT"/>
+        </w:rPr>
+        <w:fldChar w:fldCharType="begin"/>
+      </w:r>
+      <w:r>
+        <w:rPr>
+          <w:lang w:val="en-AT"/>
+        </w:rPr>
+        <w:instrText xml:space="preserve"> TOC \o "1-3" \h \z \u </w:instrText>
+      </w:r>
+      <w:r>
+        <w:rPr>
+          <w:lang w:val="en-AT"/>
+        </w:rPr>
+        <w:fldChar w:fldCharType="separate"/>
+      </w:r>
+      <w:hyperlink w:anchor="_Toc232087690" w:history="1">
+        <w:r>
+          <w:rPr>
+            <w:rStyle w:val="Hyperlink"/>
+            <w:noProof/>
+          </w:rPr>
+          <w:t>Introduction</w:t>
+        </w:r>
+        <w:r>
+          <w:rPr>
+            <w:noProof/>
+            <w:webHidden/>
+          </w:rPr>
+          <w:tab/>
+        </w:r>
+        <w:r>
+          <w:rPr>
+            <w:noProof/>
+            <w:webHidden/>
+          </w:rPr>
+          <w:fldChar w:fldCharType="begin"/>
+        </w:r>
+        <w:r>
+          <w:rPr>
+            <w:noProof/>
+            <w:webHidden/>
+          </w:rPr>
+          <w:instrText xml:space="preserve"> PAGEREF _Toc232087690 \h </w:instrText>
+        </w:r>
+        <w:r>
+          <w:rPr>
+            <w:noProof/>
+            <w:webHidden/>
+          </w:rPr>
+        </w:r>
+        <w:r>
+          <w:rPr>
+            <w:noProof/>
+            <w:webHidden/>
+          </w:rPr>
+          <w:fldChar w:fldCharType="separate"/>
+        </w:r>
+        <w:r>
+          <w:rPr>
+            <w:noProof/>
+            <w:webHidden/>
+          </w:rPr>
+          <w:t>1</w:t>
+        </w:r>
+        <w:r>
+          <w:rPr>
+            <w:noProof/>
+            <w:webHidden/>
+          </w:rPr>
+          <w:fldChar w:fldCharType="end"/>
+        </w:r>
+      </w:hyperlink>
+    </w:p>
+    <w:p>
+      <w:pPr>
+        <w:pStyle w:val="TOC1"/>
+        <w:tabs>
+          <w:tab w:val="right" w:leader="dot" w:pos="9016"/>
+        </w:tabs>
+        <w:rPr>
+          <w:noProof/>
+          <w:sz w:val="24"/>
+          <w:szCs w:val="24"/>
+          <w:lang w:val="en-AT"/>
+        </w:rPr>
+      </w:pPr>
+      <w:hyperlink w:anchor="_Toc232087691" w:history="1">
+        <w:r>
+          <w:rPr>
+            <w:rStyle w:val="Hyperlink"/>
+            <w:noProof/>
+          </w:rPr>
+          <w:t>Literature Review</w:t>
+        </w:r>
+        <w:r>
+          <w:rPr>
+            <w:noProof/>
+            <w:webHidden/>
+          </w:rPr>
+          <w:tab/>
+        </w:r>
+        <w:r>
+          <w:rPr>
+            <w:noProof/>
+            <w:webHidden/>
+          </w:rPr>
+          <w:fldChar w:fldCharType="begin"/>
+        </w:r>
+        <w:r>
+          <w:rPr>
+            <w:noProof/>
+            <w:webHidden/>
+          </w:rPr>
+          <w:instrText xml:space="preserve"> PAGEREF _Toc232087691 \h </w:instrText>
+        </w:r>
+        <w:r>
+          <w:rPr>
+            <w:noProof/>
+            <w:webHidden/>
+          </w:rPr>
+        </w:r>
+        <w:r>
+          <w:rPr>
+            <w:noProof/>
+            <w:webHidden/>
+          </w:rPr>
+          <w:fldChar w:fldCharType="separate"/>
+        </w:r>
+        <w:r>
+          <w:rPr>
+            <w:noProof/>
+            <w:webHidden/>
+          </w:rPr>
+          <w:t>3</w:t>
+        </w:r>
+        <w:r>
+          <w:rPr>
+            <w:noProof/>
+            <w:webHidden/>
+          </w:rPr>
+          <w:fldChar w:fldCharType="end"/>
+        </w:r>
+      </w:hyperlink>
+    </w:p>
+    <w:p>
+      <w:pPr>
+        <w:pStyle w:val="TOC2"/>
+        <w:tabs>
+          <w:tab w:val="right" w:leader="dot" w:pos="9016"/>
+        </w:tabs>
+        <w:rPr>
+          <w:noProof/>
+          <w:sz w:val="24"/>
+          <w:szCs w:val="24"/>
+          <w:lang w:val="en-AT"/>
+        </w:rPr>
+      </w:pPr>
+      <w:hyperlink w:anchor="_Toc232087692" w:history="1">
+        <w:r>
+          <w:rPr>
+            <w:rStyle w:val="Hyperlink"/>
+            <w:noProof/>
+          </w:rPr>
+          <w:t>Mobile applications for disaster preparedness in academic reviews</w:t>
+        </w:r>
+        <w:r>
+          <w:rPr>
+            <w:noProof/>
+            <w:webHidden/>
+          </w:rPr>
+          <w:tab/>
+        </w:r>
+        <w:r>
+          <w:rPr>
+            <w:noProof/>
+            <w:webHidden/>
+          </w:rPr>
+          <w:fldChar w:fldCharType="begin"/>
+        </w:r>
+        <w:r>
+          <w:rPr>
+            <w:noProof/>
+            <w:webHidden/>
+          </w:rPr>
+          <w:instrText xml:space="preserve"> PAGEREF _Toc232087692 \h </w:instrText>
+        </w:r>
+        <w:r>
+          <w:rPr>
+            <w:noProof/>
+            <w:webHidden/>
+          </w:rPr>
+        </w:r>
+        <w:r>
+          <w:rPr>
+            <w:noProof/>
+            <w:webHidden/>
+          </w:rPr>
+          <w:fldChar w:fldCharType="separate"/>
+        </w:r>
+        <w:r>
+          <w:rPr>
+            <w:noProof/>
+            <w:webHidden/>
+          </w:rPr>
+          <w:t>3</w:t>
+        </w:r>
+        <w:r>
+          <w:rPr>
+            <w:noProof/>
+            <w:webHidden/>
+          </w:rPr>
+          <w:fldChar w:fldCharType="end"/>
+        </w:r>
+      </w:hyperlink>
+    </w:p>
+    <w:p>
+      <w:pPr>
+        <w:pStyle w:val="TOC2"/>
+        <w:tabs>
+          <w:tab w:val="right" w:leader="dot" w:pos="9016"/>
+        </w:tabs>
+        <w:rPr>
+          <w:noProof/>
+          <w:sz w:val="24"/>
+          <w:szCs w:val="24"/>
+          <w:lang w:val="en-AT"/>
+        </w:rPr>
+      </w:pPr>
+      <w:hyperlink w:anchor="_Toc232087693" w:history="1">
+        <w:r>
+          <w:rPr>
+            <w:rStyle w:val="Hyperlink"/>
+            <w:noProof/>
+          </w:rPr>
+          <w:t>Existing public disaster-related applications and services</w:t>
+        </w:r>
+        <w:r>
+          <w:rPr>
+            <w:noProof/>
+            <w:webHidden/>
+          </w:rPr>
+          <w:tab/>
+        </w:r>
+        <w:r>
+          <w:rPr>
+            <w:noProof/>
+            <w:webHidden/>
+          </w:rPr>
+          <w:fldChar w:fldCharType="begin"/>
+        </w:r>
+        <w:r>
+          <w:rPr>
+            <w:noProof/>
+            <w:webHidden/>
+          </w:rPr>
+          <w:instrText xml:space="preserve"> PAGEREF _Toc232087693 \h </w:instrText>
+        </w:r>
+        <w:r>
+          <w:rPr>
+            <w:noProof/>
+            <w:webHidden/>
+          </w:rPr>
+        </w:r>
+        <w:r>
+          <w:rPr>
+            <w:noProof/>
+            <w:webHidden/>
+          </w:rPr>
+          <w:fldChar w:fldCharType="separate"/>
+        </w:r>
+        <w:r>
+          <w:rPr>
+            <w:noProof/>
+            <w:webHidden/>
+          </w:rPr>
+          <w:t>3</w:t>
+        </w:r>
+        <w:r>
+          <w:rPr>
+            <w:noProof/>
+            <w:webHidden/>
+          </w:rPr>
+          <w:fldChar w:fldCharType="end"/>
+        </w:r>
+      </w:hyperlink>
+    </w:p>
+    <w:p>
+      <w:pPr>
+        <w:pStyle w:val="TOC2"/>
+        <w:tabs>
+          <w:tab w:val="right" w:leader="dot" w:pos="9016"/>
+        </w:tabs>
+        <w:rPr>
+          <w:noProof/>
+          <w:sz w:val="24"/>
+          <w:szCs w:val="24"/>
+          <w:lang w:val="en-AT"/>
+        </w:rPr>
+      </w:pPr>
+      <w:hyperlink w:anchor="_Toc232087694" w:history="1">
+        <w:r>
+          <w:rPr>
+            <w:rStyle w:val="Hyperlink"/>
+            <w:noProof/>
+          </w:rPr>
+          <w:t>Austria-specific official information sources</w:t>
+        </w:r>
+        <w:r>
+          <w:rPr>
+            <w:noProof/>
+            <w:webHidden/>
+          </w:rPr>
+          <w:tab/>
+        </w:r>
+        <w:r>
+          <w:rPr>
+            <w:noProof/>
+            <w:webHidden/>
+          </w:rPr>
+          <w:fldChar w:fldCharType="begin"/>
+        </w:r>
+        <w:r>
+          <w:rPr>
+            <w:noProof/>
+            <w:webHidden/>
+          </w:rPr>
+          <w:instrText xml:space="preserve"> PAGEREF _Toc232087694 \h </w:instrText>
+        </w:r>
+        <w:r>
+          <w:rPr>
+            <w:noProof/>
+            <w:webHidden/>
+          </w:rPr>
+        </w:r>
+        <w:r>
+          <w:rPr>
+            <w:noProof/>
+            <w:webHidden/>
+          </w:rPr>
+          <w:fldChar w:fldCharType="separate"/>
+        </w:r>
+        <w:r>
+          <w:rPr>
+            <w:noProof/>
+            <w:webHidden/>
+          </w:rPr>
+          <w:t>4</w:t>
+        </w:r>
+        <w:r>
+          <w:rPr>
+            <w:noProof/>
+            <w:webHidden/>
+          </w:rPr>
+          <w:fldChar w:fldCharType="end"/>
+        </w:r>
+      </w:hyperlink>
+    </w:p>
+    <w:p>
+      <w:pPr>
+        <w:pStyle w:val="TOC2"/>
+        <w:tabs>
+          <w:tab w:val="right" w:leader="dot" w:pos="9016"/>
+        </w:tabs>
+        <w:rPr>
+          <w:noProof/>
+          <w:sz w:val="24"/>
+          <w:szCs w:val="24"/>
+          <w:lang w:val="en-AT"/>
+        </w:rPr>
+      </w:pPr>
+      <w:hyperlink w:anchor="_Toc232087695" w:history="1">
+        <w:r>
+          <w:rPr>
+            <w:rStyle w:val="Hyperlink"/>
+            <w:noProof/>
+          </w:rPr>
+          <w:t>Gamification in disaster preparedness and learning</w:t>
+        </w:r>
+        <w:r>
+          <w:rPr>
+            <w:noProof/>
+            <w:webHidden/>
+          </w:rPr>
+          <w:tab/>
+        </w:r>
+        <w:r>
+          <w:rPr>
+            <w:noProof/>
+            <w:webHidden/>
+          </w:rPr>
+          <w:fldChar w:fldCharType="begin"/>
+        </w:r>
+        <w:r>
+          <w:rPr>
+            <w:noProof/>
+            <w:webHidden/>
+          </w:rPr>
+          <w:instrText xml:space="preserve"> PAGEREF _Toc232087695 \h </w:instrText>
+        </w:r>
+        <w:r>
+          <w:rPr>
+            <w:noProof/>
+            <w:webHidden/>
+          </w:rPr>
+        </w:r>
+        <w:r>
+          <w:rPr>
+            <w:noProof/>
+            <w:webHidden/>
+          </w:rPr>
+          <w:fldChar w:fldCharType="separate"/>
+        </w:r>
+        <w:r>
+          <w:rPr>
+            <w:noProof/>
+            <w:webHidden/>
+          </w:rPr>
+          <w:t>5</w:t>
+        </w:r>
+        <w:r>
+          <w:rPr>
+            <w:noProof/>
+            <w:webHidden/>
+          </w:rPr>
+          <w:fldChar w:fldCharType="end"/>
+        </w:r>
+      </w:hyperlink>
+    </w:p>
+    <w:p>
+      <w:pPr>
+        <w:pStyle w:val="TOC2"/>
+        <w:tabs>
+          <w:tab w:val="right" w:leader="dot" w:pos="9016"/>
+        </w:tabs>
+        <w:rPr>
+          <w:noProof/>
+          <w:sz w:val="24"/>
+          <w:szCs w:val="24"/>
+          <w:lang w:val="en-AT"/>
+        </w:rPr>
+      </w:pPr>
+      <w:hyperlink w:anchor="_Toc232087696" w:history="1">
+        <w:r>
+          <w:rPr>
+            <w:rStyle w:val="Hyperlink"/>
+            <w:noProof/>
+          </w:rPr>
+          <w:t>Comparison and identified gap</w:t>
+        </w:r>
+        <w:r>
+          <w:rPr>
+            <w:noProof/>
+            <w:webHidden/>
+          </w:rPr>
+          <w:tab/>
+        </w:r>
+        <w:r>
+          <w:rPr>
+            <w:noProof/>
+            <w:webHidden/>
+          </w:rPr>
+          <w:fldChar w:fldCharType="begin"/>
+        </w:r>
+        <w:r>
+          <w:rPr>
+            <w:noProof/>
+            <w:webHidden/>
+          </w:rPr>
+          <w:instrText xml:space="preserve"> PAGEREF _Toc232087696 \h </w:instrText>
+        </w:r>
+        <w:r>
+          <w:rPr>
+            <w:noProof/>
+            <w:webHidden/>
+          </w:rPr>
+        </w:r>
+        <w:r>
+          <w:rPr>
+            <w:noProof/>
+            <w:webHidden/>
+          </w:rPr>
+          <w:fldChar w:fldCharType="separate"/>
+        </w:r>
+        <w:r>
+          <w:rPr>
+            <w:noProof/>
+            <w:webHidden/>
+          </w:rPr>
+          <w:t>6</w:t>
+        </w:r>
+        <w:r>
+          <w:rPr>
+            <w:noProof/>
+            <w:webHidden/>
+          </w:rPr>
+          <w:fldChar w:fldCharType="end"/>
+        </w:r>
+      </w:hyperlink>
+    </w:p>
+    <w:p>
+      <w:pPr>
+        <w:pStyle w:val="TOC1"/>
+        <w:tabs>
+          <w:tab w:val="right" w:leader="dot" w:pos="9016"/>
+        </w:tabs>
+        <w:rPr>
+          <w:noProof/>
+          <w:sz w:val="24"/>
+          <w:szCs w:val="24"/>
+          <w:lang w:val="en-AT"/>
+        </w:rPr>
+      </w:pPr>
+      <w:hyperlink w:anchor="_Toc232087697" w:history="1">
+        <w:r>
+          <w:rPr>
+            <w:rStyle w:val="Hyperlink"/>
+            <w:noProof/>
+          </w:rPr>
+          <w:t>Project and system design</w:t>
+        </w:r>
+        <w:r>
+          <w:rPr>
+            <w:noProof/>
+            <w:webHidden/>
+          </w:rPr>
+          <w:tab/>
+        </w:r>
+        <w:r>
+          <w:rPr>
+            <w:noProof/>
+            <w:webHidden/>
+          </w:rPr>
+          <w:fldChar w:fldCharType="begin"/>
+        </w:r>
+        <w:r>
+          <w:rPr>
+            <w:noProof/>
+            <w:webHidden/>
+          </w:rPr>
+          <w:instrText xml:space="preserve"> PAGEREF _Toc232087697 \h </w:instrText>
+        </w:r>
+        <w:r>
+          <w:rPr>
+            <w:noProof/>
+            <w:webHidden/>
+          </w:rPr>
+        </w:r>
+        <w:r>
+          <w:rPr>
+            <w:noProof/>
+            <w:webHidden/>
+          </w:rPr>
+          <w:fldChar w:fldCharType="separate"/>
+        </w:r>
+        <w:r>
+          <w:rPr>
+            <w:noProof/>
+            <w:webHidden/>
+          </w:rPr>
+          <w:t>6</w:t>
+        </w:r>
+        <w:r>
+          <w:rPr>
+            <w:noProof/>
+            <w:webHidden/>
+          </w:rPr>
+          <w:fldChar w:fldCharType="end"/>
+        </w:r>
+      </w:hyperlink>
+    </w:p>
+    <w:p>
+      <w:pPr>
+        <w:pStyle w:val="TOC2"/>
+        <w:tabs>
+          <w:tab w:val="right" w:leader="dot" w:pos="9016"/>
+        </w:tabs>
+        <w:rPr>
+          <w:noProof/>
+          <w:sz w:val="24"/>
+          <w:szCs w:val="24"/>
+          <w:lang w:val="en-AT"/>
+        </w:rPr>
+      </w:pPr>
+      <w:hyperlink w:anchor="_Toc232087698" w:history="1">
+        <w:r>
+          <w:rPr>
+            <w:rStyle w:val="Hyperlink"/>
+            <w:noProof/>
+          </w:rPr>
+          <w:t>System overview</w:t>
+        </w:r>
+        <w:r>
+          <w:rPr>
+            <w:noProof/>
+            <w:webHidden/>
+          </w:rPr>
+          <w:tab/>
+        </w:r>
+        <w:r>
+          <w:rPr>
+            <w:noProof/>
+            <w:webHidden/>
+          </w:rPr>
+          <w:fldChar w:fldCharType="begin"/>
+        </w:r>
+        <w:r>
+          <w:rPr>
+            <w:noProof/>
+            <w:webHidden/>
+          </w:rPr>
+          <w:instrText xml:space="preserve"> PAGEREF _Toc232087698 \h </w:instrText>
+        </w:r>
+        <w:r>
+          <w:rPr>
+            <w:noProof/>
+            <w:webHidden/>
+          </w:rPr>
+        </w:r>
+        <w:r>
+          <w:rPr>
+            <w:noProof/>
+            <w:webHidden/>
+          </w:rPr>
+          <w:fldChar w:fldCharType="separate"/>
+        </w:r>
+        <w:r>
+          <w:rPr>
+            <w:noProof/>
+            <w:webHidden/>
+          </w:rPr>
+          <w:t>7</w:t>
+        </w:r>
+        <w:r>
+          <w:rPr>
+            <w:noProof/>
+            <w:webHidden/>
+          </w:rPr>
+          <w:fldChar w:fldCharType="end"/>
+        </w:r>
+      </w:hyperlink>
+    </w:p>
+    <w:p>
+      <w:pPr>
+        <w:pStyle w:val="TOC2"/>
+        <w:tabs>
+          <w:tab w:val="right" w:leader="dot" w:pos="9016"/>
+        </w:tabs>
+        <w:rPr>
+          <w:noProof/>
+          <w:sz w:val="24"/>
+          <w:szCs w:val="24"/>
+          <w:lang w:val="en-AT"/>
+        </w:rPr>
+      </w:pPr>
+      <w:hyperlink w:anchor="_Toc232087699" w:history="1">
+        <w:r>
+          <w:rPr>
+            <w:rStyle w:val="Hyperlink"/>
+            <w:noProof/>
+          </w:rPr>
+          <w:t>System architecture and technologies</w:t>
+        </w:r>
+        <w:r>
+          <w:rPr>
+            <w:noProof/>
+            <w:webHidden/>
+          </w:rPr>
+          <w:tab/>
+        </w:r>
+        <w:r>
+          <w:rPr>
+            <w:noProof/>
+            <w:webHidden/>
+          </w:rPr>
+          <w:fldChar w:fldCharType="begin"/>
+        </w:r>
+        <w:r>
+          <w:rPr>
+            <w:noProof/>
+            <w:webHidden/>
+          </w:rPr>
+          <w:instrText xml:space="preserve"> PAGEREF _Toc232087699 \h </w:instrText>
+        </w:r>
+        <w:r>
+          <w:rPr>
+            <w:noProof/>
+            <w:webHidden/>
+          </w:rPr>
+        </w:r>
+        <w:r>
+          <w:rPr>
+            <w:noProof/>
+            <w:webHidden/>
+          </w:rPr>
+          <w:fldChar w:fldCharType="separate"/>
+        </w:r>
+        <w:r>
+          <w:rPr>
+            <w:noProof/>
+            <w:webHidden/>
+          </w:rPr>
+          <w:t>7</w:t>
+        </w:r>
+        <w:r>
+          <w:rPr>
+            <w:noProof/>
+            <w:webHidden/>
+          </w:rPr>
+          <w:fldChar w:fldCharType="end"/>
+        </w:r>
+      </w:hyperlink>
+    </w:p>
+    <w:p>
+      <w:pPr>
+        <w:pStyle w:val="TOC2"/>
+        <w:tabs>
+          <w:tab w:val="right" w:leader="dot" w:pos="9016"/>
+        </w:tabs>
+        <w:rPr>
+          <w:noProof/>
+          <w:sz w:val="24"/>
+          <w:szCs w:val="24"/>
+          <w:lang w:val="en-AT"/>
+        </w:rPr>
+      </w:pPr>
+      <w:hyperlink w:anchor="_Toc232087700" w:history="1">
+        <w:r>
+          <w:rPr>
+            <w:rStyle w:val="Hyperlink"/>
+            <w:noProof/>
+          </w:rPr>
+          <w:t>User Interface and design rationale</w:t>
+        </w:r>
+        <w:r>
+          <w:rPr>
+            <w:noProof/>
+            <w:webHidden/>
+          </w:rPr>
+          <w:tab/>
+        </w:r>
+        <w:r>
+          <w:rPr>
+            <w:noProof/>
+            <w:webHidden/>
+          </w:rPr>
+          <w:fldChar w:fldCharType="begin"/>
+        </w:r>
+        <w:r>
+          <w:rPr>
+            <w:noProof/>
+            <w:webHidden/>
+          </w:rPr>
+          <w:instrText xml:space="preserve"> PAGEREF _Toc232087700 \h </w:instrText>
+        </w:r>
+        <w:r>
+          <w:rPr>
+            <w:noProof/>
+            <w:webHidden/>
+          </w:rPr>
+        </w:r>
+        <w:r>
+          <w:rPr>
+            <w:noProof/>
+            <w:webHidden/>
+          </w:rPr>
+          <w:fldChar w:fldCharType="separate"/>
+        </w:r>
+        <w:r>
+          <w:rPr>
+            <w:noProof/>
+            <w:webHidden/>
+          </w:rPr>
+          <w:t>9</w:t>
+        </w:r>
+        <w:r>
+          <w:rPr>
+            <w:noProof/>
+            <w:webHidden/>
+          </w:rPr>
+          <w:fldChar w:fldCharType="end"/>
+        </w:r>
+      </w:hyperlink>
+    </w:p>
+    <w:p>
+      <w:pPr>
+        <w:pStyle w:val="TOC3"/>
+        <w:tabs>
+          <w:tab w:val="right" w:leader="dot" w:pos="9016"/>
+        </w:tabs>
+        <w:rPr>
+          <w:noProof/>
+          <w:sz w:val="24"/>
+          <w:szCs w:val="24"/>
+          <w:lang w:val="en-AT"/>
+        </w:rPr>
+      </w:pPr>
+      <w:hyperlink w:anchor="_Toc232087701" w:history="1">
+        <w:r>
+          <w:rPr>
+            <w:rStyle w:val="Hyperlink"/>
+            <w:noProof/>
+          </w:rPr>
+          <w:t>Main dashboard</w:t>
+        </w:r>
+        <w:r>
+          <w:rPr>
+            <w:noProof/>
+            <w:webHidden/>
+          </w:rPr>
+          <w:tab/>
+        </w:r>
+        <w:r>
+          <w:rPr>
+            <w:noProof/>
+            <w:webHidden/>
+          </w:rPr>
+          <w:fldChar w:fldCharType="begin"/>
+        </w:r>
+        <w:r>
+          <w:rPr>
+            <w:noProof/>
+            <w:webHidden/>
+          </w:rPr>
+          <w:instrText xml:space="preserve"> PAGEREF _Toc232087701 \h </w:instrText>
+        </w:r>
+        <w:r>
+          <w:rPr>
+            <w:noProof/>
+            <w:webHidden/>
+          </w:rPr>
+        </w:r>
+        <w:r>
+          <w:rPr>
+            <w:noProof/>
+            <w:webHidden/>
+          </w:rPr>
+          <w:fldChar w:fldCharType="separate"/>
+        </w:r>
+        <w:r>
+          <w:rPr>
+            <w:noProof/>
+            <w:webHidden/>
+          </w:rPr>
+          <w:t>9</w:t>
+        </w:r>
+        <w:r>
+          <w:rPr>
+            <w:noProof/>
+            <w:webHidden/>
+          </w:rPr>
+          <w:fldChar w:fldCharType="end"/>
+        </w:r>
+      </w:hyperlink>
+    </w:p>
+    <w:p>
+      <w:pPr>
+        <w:pStyle w:val="TOC3"/>
+        <w:tabs>
+          <w:tab w:val="right" w:leader="dot" w:pos="9016"/>
+        </w:tabs>
+        <w:rPr>
+          <w:noProof/>
+          <w:sz w:val="24"/>
+          <w:szCs w:val="24"/>
+          <w:lang w:val="en-AT"/>
+        </w:rPr>
+      </w:pPr>
+      <w:hyperlink w:anchor="_Toc232087702" w:history="1">
+        <w:r>
+          <w:rPr>
+            <w:rStyle w:val="Hyperlink"/>
+            <w:noProof/>
+          </w:rPr>
+          <w:t>National information</w:t>
+        </w:r>
+        <w:r>
+          <w:rPr>
+            <w:noProof/>
+            <w:webHidden/>
+          </w:rPr>
+          <w:tab/>
+        </w:r>
+        <w:r>
+          <w:rPr>
+            <w:noProof/>
+            <w:webHidden/>
+          </w:rPr>
+          <w:fldChar w:fldCharType="begin"/>
+        </w:r>
+        <w:r>
+          <w:rPr>
+            <w:noProof/>
+            <w:webHidden/>
+          </w:rPr>
+          <w:instrText xml:space="preserve"> PAGEREF _Toc232087702 \h </w:instrText>
+        </w:r>
+        <w:r>
+          <w:rPr>
+            <w:noProof/>
+            <w:webHidden/>
+          </w:rPr>
+        </w:r>
+        <w:r>
+          <w:rPr>
+            <w:noProof/>
+            <w:webHidden/>
+          </w:rPr>
+          <w:fldChar w:fldCharType="separate"/>
+        </w:r>
+        <w:r>
+          <w:rPr>
+            <w:noProof/>
+            <w:webHidden/>
+          </w:rPr>
+          <w:t>9</w:t>
+        </w:r>
+        <w:r>
+          <w:rPr>
+            <w:noProof/>
+            <w:webHidden/>
+          </w:rPr>
+          <w:fldChar w:fldCharType="end"/>
+        </w:r>
+      </w:hyperlink>
+    </w:p>
+    <w:p>
+      <w:pPr>
+        <w:pStyle w:val="TOC3"/>
+        <w:tabs>
+          <w:tab w:val="right" w:leader="dot" w:pos="9016"/>
+        </w:tabs>
+        <w:rPr>
+          <w:noProof/>
+          <w:sz w:val="24"/>
+          <w:szCs w:val="24"/>
+          <w:lang w:val="en-AT"/>
+        </w:rPr>
+      </w:pPr>
+      <w:hyperlink w:anchor="_Toc232087703" w:history="1">
+        <w:r>
+          <w:rPr>
+            <w:rStyle w:val="Hyperlink"/>
+            <w:noProof/>
+          </w:rPr>
+          <w:t>Emergency resources</w:t>
+        </w:r>
+        <w:r>
+          <w:rPr>
+            <w:noProof/>
+            <w:webHidden/>
+          </w:rPr>
+          <w:tab/>
+        </w:r>
+        <w:r>
+          <w:rPr>
+            <w:noProof/>
+            <w:webHidden/>
+          </w:rPr>
+          <w:fldChar w:fldCharType="begin"/>
+        </w:r>
+        <w:r>
+          <w:rPr>
+            <w:noProof/>
+            <w:webHidden/>
+          </w:rPr>
+          <w:instrText xml:space="preserve"> PAGEREF _Toc232087703 \h </w:instrText>
+        </w:r>
+        <w:r>
+          <w:rPr>
+            <w:noProof/>
+            <w:webHidden/>
+          </w:rPr>
+        </w:r>
+        <w:r>
+          <w:rPr>
+            <w:noProof/>
+            <w:webHidden/>
+          </w:rPr>
+          <w:fldChar w:fldCharType="separate"/>
+        </w:r>
+        <w:r>
+          <w:rPr>
+            <w:noProof/>
+            <w:webHidden/>
+          </w:rPr>
+          <w:t>9</w:t>
+        </w:r>
+        <w:r>
+          <w:rPr>
+            <w:noProof/>
+            <w:webHidden/>
+          </w:rPr>
+          <w:fldChar w:fldCharType="end"/>
+        </w:r>
+      </w:hyperlink>
+    </w:p>
+    <w:p>
+      <w:pPr>
+        <w:pStyle w:val="TOC3"/>
+        <w:tabs>
+          <w:tab w:val="right" w:leader="dot" w:pos="9016"/>
+        </w:tabs>
+        <w:rPr>
+          <w:noProof/>
+          <w:sz w:val="24"/>
+          <w:szCs w:val="24"/>
+          <w:lang w:val="en-AT"/>
+        </w:rPr>
+      </w:pPr>
+      <w:hyperlink w:anchor="_Toc232087704" w:history="1">
+        <w:r>
+          <w:rPr>
+            <w:rStyle w:val="Hyperlink"/>
+            <w:noProof/>
+          </w:rPr>
+          <w:t>Learning centre</w:t>
+        </w:r>
+        <w:r>
+          <w:rPr>
+            <w:noProof/>
+            <w:webHidden/>
+          </w:rPr>
+          <w:tab/>
+        </w:r>
+        <w:r>
+          <w:rPr>
+            <w:noProof/>
+            <w:webHidden/>
+          </w:rPr>
+          <w:fldChar w:fldCharType="begin"/>
+        </w:r>
+        <w:r>
+          <w:rPr>
+            <w:noProof/>
+            <w:webHidden/>
+          </w:rPr>
+          <w:instrText xml:space="preserve"> PAGEREF _Toc232087704 \h </w:instrText>
+        </w:r>
+        <w:r>
+          <w:rPr>
+            <w:noProof/>
+            <w:webHidden/>
+          </w:rPr>
+        </w:r>
+        <w:r>
+          <w:rPr>
+            <w:noProof/>
+            <w:webHidden/>
+          </w:rPr>
+          <w:fldChar w:fldCharType="separate"/>
+        </w:r>
+        <w:r>
+          <w:rPr>
+            <w:noProof/>
+            <w:webHidden/>
+          </w:rPr>
+          <w:t>10</w:t>
+        </w:r>
+        <w:r>
+          <w:rPr>
+            <w:noProof/>
+            <w:webHidden/>
+          </w:rPr>
+          <w:fldChar w:fldCharType="end"/>
+        </w:r>
+      </w:hyperlink>
+    </w:p>
+    <w:p>
+      <w:pPr>
+        <w:pStyle w:val="TOC3"/>
+        <w:tabs>
+          <w:tab w:val="right" w:leader="dot" w:pos="9016"/>
+        </w:tabs>
+        <w:rPr>
+          <w:noProof/>
+          <w:sz w:val="24"/>
+          <w:szCs w:val="24"/>
+          <w:lang w:val="en-AT"/>
+        </w:rPr>
+      </w:pPr>
+      <w:hyperlink w:anchor="_Toc232087705" w:history="1">
+        <w:r>
+          <w:rPr>
+            <w:rStyle w:val="Hyperlink"/>
+            <w:noProof/>
+          </w:rPr>
+          <w:t>Settings, licenses, and credits</w:t>
+        </w:r>
+        <w:r>
+          <w:rPr>
+            <w:noProof/>
+            <w:webHidden/>
+          </w:rPr>
+          <w:tab/>
+        </w:r>
+        <w:r>
+          <w:rPr>
+            <w:noProof/>
+            <w:webHidden/>
+          </w:rPr>
+          <w:fldChar w:fldCharType="begin"/>
+        </w:r>
+        <w:r>
+          <w:rPr>
+            <w:noProof/>
+            <w:webHidden/>
+          </w:rPr>
+          <w:instrText xml:space="preserve"> PAGEREF _Toc232087705 \h </w:instrText>
+        </w:r>
+        <w:r>
+          <w:rPr>
+            <w:noProof/>
+            <w:webHidden/>
+          </w:rPr>
+        </w:r>
+        <w:r>
+          <w:rPr>
+            <w:noProof/>
+            <w:webHidden/>
+          </w:rPr>
+          <w:fldChar w:fldCharType="separate"/>
+        </w:r>
+        <w:r>
+          <w:rPr>
+            <w:noProof/>
+            <w:webHidden/>
+          </w:rPr>
+          <w:t>10</w:t>
+        </w:r>
+        <w:r>
+          <w:rPr>
+            <w:noProof/>
+            <w:webHidden/>
+          </w:rPr>
+          <w:fldChar w:fldCharType="end"/>
+        </w:r>
+      </w:hyperlink>
+    </w:p>
+    <w:p>
+      <w:pPr>
+        <w:pStyle w:val="TOC2"/>
+        <w:tabs>
+          <w:tab w:val="right" w:leader="dot" w:pos="9016"/>
+        </w:tabs>
+        <w:rPr>
+          <w:noProof/>
+          <w:sz w:val="24"/>
+          <w:szCs w:val="24"/>
+          <w:lang w:val="en-AT"/>
+        </w:rPr>
+      </w:pPr>
+      <w:hyperlink w:anchor="_Toc232087706" w:history="1">
+        <w:r>
+          <w:rPr>
+            <w:rStyle w:val="Hyperlink"/>
+            <w:noProof/>
+          </w:rPr>
+          <w:t>Requirements analysis</w:t>
+        </w:r>
+        <w:r>
+          <w:rPr>
+            <w:noProof/>
+            <w:webHidden/>
+          </w:rPr>
+          <w:tab/>
+        </w:r>
+        <w:r>
+          <w:rPr>
+            <w:noProof/>
+            <w:webHidden/>
+          </w:rPr>
+          <w:fldChar w:fldCharType="begin"/>
+        </w:r>
+        <w:r>
+          <w:rPr>
+            <w:noProof/>
+            <w:webHidden/>
+          </w:rPr>
+          <w:instrText xml:space="preserve"> PAGEREF _Toc232087706 \h </w:instrText>
+        </w:r>
+        <w:r>
+          <w:rPr>
+            <w:noProof/>
+            <w:webHidden/>
+          </w:rPr>
+        </w:r>
+        <w:r>
+          <w:rPr>
+            <w:noProof/>
+            <w:webHidden/>
+          </w:rPr>
+          <w:fldChar w:fldCharType="separate"/>
+        </w:r>
+        <w:r>
+          <w:rPr>
+            <w:noProof/>
+            <w:webHidden/>
+          </w:rPr>
+          <w:t>10</w:t>
+        </w:r>
+        <w:r>
+          <w:rPr>
+            <w:noProof/>
+            <w:webHidden/>
+          </w:rPr>
+          <w:fldChar w:fldCharType="end"/>
+        </w:r>
+      </w:hyperlink>
+    </w:p>
+    <w:p>
+      <w:pPr>
+        <w:pStyle w:val="TOC2"/>
+        <w:tabs>
+          <w:tab w:val="right" w:leader="dot" w:pos="9016"/>
+        </w:tabs>
+        <w:rPr>
+          <w:noProof/>
+          <w:sz w:val="24"/>
+          <w:szCs w:val="24"/>
+          <w:lang w:val="en-AT"/>
+        </w:rPr>
+      </w:pPr>
+      <w:hyperlink w:anchor="_Toc232087707" w:history="1">
+        <w:r>
+          <w:rPr>
+            <w:rStyle w:val="Hyperlink"/>
+            <w:noProof/>
+          </w:rPr>
+          <w:t>Development plan</w:t>
+        </w:r>
+        <w:r>
+          <w:rPr>
+            <w:noProof/>
+            <w:webHidden/>
+          </w:rPr>
+          <w:tab/>
+        </w:r>
+        <w:r>
+          <w:rPr>
+            <w:noProof/>
+            <w:webHidden/>
+          </w:rPr>
+          <w:fldChar w:fldCharType="begin"/>
+        </w:r>
+        <w:r>
+          <w:rPr>
+            <w:noProof/>
+            <w:webHidden/>
+          </w:rPr>
+          <w:instrText xml:space="preserve"> PAGEREF _Toc232087707 \h </w:instrText>
+        </w:r>
+        <w:r>
+          <w:rPr>
+            <w:noProof/>
+            <w:webHidden/>
+          </w:rPr>
+        </w:r>
+        <w:r>
+          <w:rPr>
+            <w:noProof/>
+            <w:webHidden/>
+          </w:rPr>
+          <w:fldChar w:fldCharType="separate"/>
+        </w:r>
+        <w:r>
+          <w:rPr>
+            <w:noProof/>
+            <w:webHidden/>
+          </w:rPr>
+          <w:t>11</w:t>
+        </w:r>
+        <w:r>
+          <w:rPr>
+            <w:noProof/>
+            <w:webHidden/>
+          </w:rPr>
+          <w:fldChar w:fldCharType="end"/>
+        </w:r>
+      </w:hyperlink>
+    </w:p>
+    <w:p>
+      <w:pPr>
+        <w:pStyle w:val="TOC2"/>
+        <w:tabs>
+          <w:tab w:val="right" w:leader="dot" w:pos="9016"/>
+        </w:tabs>
+        <w:rPr>
+          <w:noProof/>
+          <w:sz w:val="24"/>
+          <w:szCs w:val="24"/>
+          <w:lang w:val="en-AT"/>
+        </w:rPr>
+      </w:pPr>
+      <w:hyperlink w:anchor="_Toc232087708" w:history="1">
+        <w:r>
+          <w:rPr>
+            <w:rStyle w:val="Hyperlink"/>
+            <w:noProof/>
+          </w:rPr>
+          <w:t>Contingency plan</w:t>
+        </w:r>
+        <w:r>
+          <w:rPr>
+            <w:noProof/>
+            <w:webHidden/>
+          </w:rPr>
+          <w:tab/>
+        </w:r>
+        <w:r>
+          <w:rPr>
+            <w:noProof/>
+            <w:webHidden/>
+          </w:rPr>
+          <w:fldChar w:fldCharType="begin"/>
+        </w:r>
+        <w:r>
+          <w:rPr>
+            <w:noProof/>
+            <w:webHidden/>
+          </w:rPr>
+          <w:instrText xml:space="preserve"> PAGEREF _Toc232087708 \h </w:instrText>
+        </w:r>
+        <w:r>
+          <w:rPr>
+            <w:noProof/>
+            <w:webHidden/>
+          </w:rPr>
+        </w:r>
+        <w:r>
+          <w:rPr>
+            <w:noProof/>
+            <w:webHidden/>
+          </w:rPr>
+          <w:fldChar w:fldCharType="separate"/>
+        </w:r>
+        <w:r>
+          <w:rPr>
+            <w:noProof/>
+            <w:webHidden/>
+          </w:rPr>
+          <w:t>12</w:t>
+        </w:r>
+        <w:r>
+          <w:rPr>
+            <w:noProof/>
+            <w:webHidden/>
+          </w:rPr>
+          <w:fldChar w:fldCharType="end"/>
+        </w:r>
+      </w:hyperlink>
+    </w:p>
+    <w:p>
+      <w:pPr>
+        <w:pStyle w:val="TOC2"/>
+        <w:tabs>
+          <w:tab w:val="right" w:leader="dot" w:pos="9016"/>
+        </w:tabs>
+        <w:rPr>
+          <w:noProof/>
+          <w:sz w:val="24"/>
+          <w:szCs w:val="24"/>
+          <w:lang w:val="en-AT"/>
+        </w:rPr>
+      </w:pPr>
+      <w:hyperlink w:anchor="_Toc232087709" w:history="1">
+        <w:r>
+          <w:rPr>
+            <w:rStyle w:val="Hyperlink"/>
+            <w:noProof/>
+          </w:rPr>
+          <w:t>Test and evaluation plan</w:t>
+        </w:r>
+        <w:r>
+          <w:rPr>
+            <w:noProof/>
+            <w:webHidden/>
+          </w:rPr>
+          <w:tab/>
+        </w:r>
+        <w:r>
+          <w:rPr>
+            <w:noProof/>
+            <w:webHidden/>
+          </w:rPr>
+          <w:fldChar w:fldCharType="begin"/>
+        </w:r>
+        <w:r>
+          <w:rPr>
+            <w:noProof/>
+            <w:webHidden/>
+          </w:rPr>
+          <w:instrText xml:space="preserve"> PAGEREF _Toc232087709 \h </w:instrText>
+        </w:r>
+        <w:r>
+          <w:rPr>
+            <w:noProof/>
+            <w:webHidden/>
+          </w:rPr>
+        </w:r>
+        <w:r>
+          <w:rPr>
+            <w:noProof/>
+            <w:webHidden/>
+          </w:rPr>
+          <w:fldChar w:fldCharType="separate"/>
+        </w:r>
+        <w:r>
+          <w:rPr>
+            <w:noProof/>
+            <w:webHidden/>
+          </w:rPr>
+          <w:t>12</w:t>
+        </w:r>
+        <w:r>
+          <w:rPr>
+            <w:noProof/>
+            <w:webHidden/>
+          </w:rPr>
+          <w:fldChar w:fldCharType="end"/>
+        </w:r>
+      </w:hyperlink>
+    </w:p>
+    <w:p>
+      <w:pPr>
+        <w:pStyle w:val="TOC1"/>
+        <w:tabs>
+          <w:tab w:val="right" w:leader="dot" w:pos="9016"/>
+        </w:tabs>
+        <w:rPr>
+          <w:noProof/>
+          <w:sz w:val="24"/>
+          <w:szCs w:val="24"/>
+          <w:lang w:val="en-AT"/>
+        </w:rPr>
+      </w:pPr>
+      <w:hyperlink w:anchor="_Toc232087710" w:history="1">
+        <w:r>
+          <w:rPr>
+            <w:rStyle w:val="Hyperlink"/>
+            <w:noProof/>
+          </w:rPr>
+          <w:t>Prototype description</w:t>
+        </w:r>
+        <w:r>
+          <w:rPr>
+            <w:noProof/>
+            <w:webHidden/>
+          </w:rPr>
+          <w:tab/>
+        </w:r>
+        <w:r>
+          <w:rPr>
+            <w:noProof/>
+            <w:webHidden/>
+          </w:rPr>
+          <w:fldChar w:fldCharType="begin"/>
+        </w:r>
+        <w:r>
+          <w:rPr>
+            <w:noProof/>
+            <w:webHidden/>
+          </w:rPr>
+          <w:instrText xml:space="preserve"> PAGEREF _Toc232087710 \h </w:instrText>
+        </w:r>
+        <w:r>
+          <w:rPr>
+            <w:noProof/>
+            <w:webHidden/>
+          </w:rPr>
+        </w:r>
+        <w:r>
+          <w:rPr>
+            <w:noProof/>
+            <w:webHidden/>
+          </w:rPr>
+          <w:fldChar w:fldCharType="separate"/>
+        </w:r>
+        <w:r>
+          <w:rPr>
+            <w:noProof/>
+            <w:webHidden/>
+          </w:rPr>
+          <w:t>14</w:t>
+        </w:r>
+        <w:r>
+          <w:rPr>
+            <w:noProof/>
+            <w:webHidden/>
+          </w:rPr>
+          <w:fldChar w:fldCharType="end"/>
+        </w:r>
+      </w:hyperlink>
+    </w:p>
+    <w:p>
+      <w:pPr>
+        <w:pStyle w:val="TOC1"/>
+        <w:tabs>
+          <w:tab w:val="right" w:leader="dot" w:pos="9016"/>
+        </w:tabs>
+        <w:rPr>
+          <w:noProof/>
+          <w:sz w:val="24"/>
+          <w:szCs w:val="24"/>
+          <w:lang w:val="en-AT"/>
+        </w:rPr>
+      </w:pPr>
+      <w:hyperlink w:anchor="_Toc232087711" w:history="1">
+        <w:r>
+          <w:rPr>
+            <w:rStyle w:val="Hyperlink"/>
+            <w:noProof/>
+          </w:rPr>
+          <w:t>References</w:t>
+        </w:r>
+        <w:r>
+          <w:rPr>
+            <w:noProof/>
+            <w:webHidden/>
+          </w:rPr>
+          <w:tab/>
+        </w:r>
+        <w:r>
+          <w:rPr>
+            <w:noProof/>
+            <w:webHidden/>
+          </w:rPr>
+          <w:fldChar w:fldCharType="begin"/>
+        </w:r>
+        <w:r>
+          <w:rPr>
+            <w:noProof/>
+            <w:webHidden/>
+          </w:rPr>
+          <w:instrText xml:space="preserve"> PAGEREF _Toc232087711 \h </w:instrText>
+        </w:r>
+        <w:r>
+          <w:rPr>
+            <w:noProof/>
+            <w:webHidden/>
+          </w:rPr>
+        </w:r>
+        <w:r>
+          <w:rPr>
+            <w:noProof/>
+            <w:webHidden/>
+          </w:rPr>
+          <w:fldChar w:fldCharType="separate"/>
+        </w:r>
+        <w:r>
+          <w:rPr>
+            <w:noProof/>
+            <w:webHidden/>
+          </w:rPr>
+          <w:t>14</w:t>
+        </w:r>
+        <w:r>
+          <w:rPr>
+            <w:noProof/>
+            <w:webHidden/>
+          </w:rPr>
+          <w:fldChar w:fldCharType="end"/>
+        </w:r>
+      </w:hyperlink>
+    </w:p>
+    <w:p>
+      <w:pPr>
+        <w:rPr>
+          <w:lang w:val="en-AT"/>
+        </w:rPr>
+      </w:pPr>
+      <w:r>
+        <w:rPr>
+          <w:lang w:val="en-AT"/>
+        </w:rPr>
+        <w:fldChar w:fldCharType="end"/>
+      </w:r>
+    </w:p>
+    <w:p>
+      <w:pPr>
+        <w:pStyle w:val="Heading1"/>
+      </w:pPr>
+      <w:bookmarkStart w:id="0" w:name="_Toc232087690"/>
+      <w:r>
+        <w:t>Introduction</w:t>
+      </w:r>
+      <w:bookmarkEnd w:id="0"/>
+    </w:p>
+    <w:p>
+      <w:pPr>
+        <w:rPr>
+          <w:lang w:val="en-AT"/>
+        </w:rPr>
+      </w:pPr>
+      <w:r>
+        <w:rPr>
+          <w:lang w:val="en-AT"/>
+        </w:rPr>
+        <w:t>(6</w:t>
+      </w:r>
+      <w:r>
+        <w:rPr>
+          <w:lang w:val="en-AT"/>
+        </w:rPr>
+        <w:t>0</w:t>
+      </w:r>
+      <w:r>
+        <w:rPr>
+          <w:lang w:val="en-AT"/>
+        </w:rPr>
+        <w:t>0 words)</w:t>
+      </w:r>
+    </w:p>
+    <w:p>
+      <w:pPr>
+        <w:rPr>
+          <w:lang w:val="en-AT"/>
+        </w:rPr>
+      </w:pPr>
+      <w:r>
+        <w:rPr>
+          <w:lang w:val="en-AT"/>
+        </w:rPr>
+        <w:t xml:space="preserve">Natural disasters and emergencies can affect communities </w:t>
+      </w:r>
+      <w:r>
+        <w:rPr>
+          <w:lang w:val="en-AT"/>
+        </w:rPr>
+        <w:t xml:space="preserve">suddenly </w:t>
+      </w:r>
+      <w:r>
+        <w:rPr>
+          <w:lang w:val="en-AT"/>
+        </w:rPr>
+        <w:t xml:space="preserve">with little warning, especially </w:t>
+      </w:r>
+      <w:r>
+        <w:rPr>
+          <w:lang w:val="en-AT"/>
+        </w:rPr>
+        <w:t>if</w:t>
+      </w:r>
+      <w:r>
+        <w:rPr>
+          <w:lang w:val="en-AT"/>
+        </w:rPr>
+        <w:t xml:space="preserve"> people do not have quick access to clear and locally relevant information. Mobile </w:t>
+      </w:r>
+      <w:r>
+        <w:rPr>
+          <w:lang w:val="en-AT"/>
+        </w:rPr>
+        <w:lastRenderedPageBreak/>
+        <w:t xml:space="preserve">applications can help address this problem by giving users access to alerts, preparedness guidance, environmental data, and emergency resources directly on their smartphones. This project focuses on the design and implementation of an Android mobile application for disaster preparedness and awareness in Austria. The application </w:t>
+      </w:r>
+      <w:r>
+        <w:rPr>
+          <w:lang w:val="en-AT"/>
+        </w:rPr>
+        <w:t>will be</w:t>
+      </w:r>
+      <w:r>
+        <w:rPr>
+          <w:lang w:val="en-AT"/>
+        </w:rPr>
+        <w:t xml:space="preserve"> called </w:t>
+      </w:r>
+      <w:r>
+        <w:rPr>
+          <w:b/>
+          <w:bCs/>
+          <w:lang w:val="en-AT"/>
+        </w:rPr>
+        <w:t>ReadyAlert</w:t>
+      </w:r>
+      <w:r>
+        <w:rPr>
+          <w:lang w:val="en-AT"/>
+        </w:rPr>
+        <w:t>.</w:t>
+      </w:r>
+    </w:p>
+    <w:p>
+      <w:pPr>
+        <w:rPr>
+          <w:lang w:val="en-AT"/>
+        </w:rPr>
+      </w:pPr>
+      <w:r>
+        <w:rPr>
+          <w:lang w:val="en-AT"/>
+        </w:rPr>
+        <w:t>This project follows</w:t>
+      </w:r>
+      <w:r>
+        <w:rPr>
+          <w:lang w:val="en-AT"/>
+        </w:rPr>
+        <w:t xml:space="preserve"> the</w:t>
+      </w:r>
+      <w:r>
+        <w:rPr>
+          <w:lang w:val="en-AT"/>
+        </w:rPr>
+        <w:t xml:space="preserve"> </w:t>
+      </w:r>
+      <w:r>
+        <w:rPr>
+          <w:b/>
+          <w:bCs/>
           <w:lang w:val="en-AT"/>
         </w:rPr>
         <w:t>Project Idea: Developing a Mobile App for Local Disaster Preparedness and Response</w:t>
@@ -121,7 +1865,31 @@
         <w:rPr>
           <w:lang w:val="en-AT"/>
         </w:rPr>
-        <w:t>adapt this idea to the Austrian context by focusing on Austrian information sources, local environmental risks, and preparedness content relevant to users living in Austria.</w:t>
+        <w:t xml:space="preserve">adapt this idea to the Austrian context by focusing on </w:t>
+      </w:r>
+      <w:r>
+        <w:rPr>
+          <w:lang w:val="en-AT"/>
+        </w:rPr>
+        <w:t xml:space="preserve">real </w:t>
+      </w:r>
+      <w:r>
+        <w:rPr>
+          <w:lang w:val="en-AT"/>
+        </w:rPr>
+        <w:t>Austrian information sources</w:t>
+      </w:r>
+      <w:r>
+        <w:rPr>
+          <w:lang w:val="en-AT"/>
+        </w:rPr>
+        <w:t>, online documents and APIs</w:t>
+      </w:r>
+      <w:r>
+        <w:rPr>
+          <w:lang w:val="en-AT"/>
+        </w:rPr>
+        <w:t>, and preparedness content relevant to users living in Austria.</w:t>
       </w:r>
     </w:p>
     <w:p>
@@ -219,7 +1987,19 @@
         <w:rPr>
           <w:lang w:val="en-AT"/>
         </w:rPr>
-        <w:t xml:space="preserve"> include features such as current alerts, weather-related risk information, air quality information, radiation monitoring data, and a resource hub with preparedness guidance. By focusing specifically on Austria, the project can use locally relevant data and can be tested against real information sources available in the region.</w:t>
+        <w:t xml:space="preserve"> include features such as current alerts</w:t>
+      </w:r>
+      <w:r>
+        <w:rPr>
+          <w:lang w:val="en-AT"/>
+        </w:rPr>
+        <w:t xml:space="preserve"> for the user’s location</w:t>
+      </w:r>
+      <w:r>
+        <w:rPr>
+          <w:lang w:val="en-AT"/>
+        </w:rPr>
+        <w:t>, weather-related risk information, air quality information, radiation monitoring data, and a resource hub with preparedness guidance. By focusing specifically on Austria, the project can use locally relevant data and can be tested against real information sources available in the region.</w:t>
       </w:r>
     </w:p>
     <w:p>
@@ -245,13 +2025,43 @@
         <w:rPr>
           <w:lang w:val="en-AT"/>
         </w:rPr>
-        <w:t>The final outcome of the project will be a functional Android prototype that demonstrates the core concept of ReadyAlert. The prototype will include a selection of disaster-awareness features</w:t>
-      </w:r>
-      <w:r>
-        <w:rPr>
-          <w:lang w:val="en-AT"/>
-        </w:rPr>
-        <w:t xml:space="preserve"> on a single-view dashboard</w:t>
+        <w:t xml:space="preserve">The </w:t>
+      </w:r>
+      <w:r>
+        <w:rPr>
+          <w:lang w:val="en-AT"/>
+        </w:rPr>
+        <w:t xml:space="preserve">Prototype for the preliminary report </w:t>
+      </w:r>
+      <w:r>
+        <w:rPr>
+          <w:lang w:val="en-AT"/>
+        </w:rPr>
+        <w:t xml:space="preserve">will be a functional Android </w:t>
+      </w:r>
+      <w:r>
+        <w:rPr>
+          <w:lang w:val="en-AT"/>
+        </w:rPr>
+        <w:t>app</w:t>
+      </w:r>
+      <w:r>
+        <w:rPr>
+          <w:lang w:val="en-AT"/>
+        </w:rPr>
+        <w:t xml:space="preserve"> that demonstrates the core concept of ReadyAlert. The prototype will include </w:t>
+      </w:r>
+      <w:r>
+        <w:rPr>
+          <w:lang w:val="en-AT"/>
+        </w:rPr>
+        <w:t>alerts on a</w:t>
+      </w:r>
+      <w:r>
+        <w:rPr>
+          <w:lang w:val="en-AT"/>
+        </w:rPr>
+        <w:t xml:space="preserve"> single-view dashboard</w:t>
       </w:r>
       <w:r>
         <w:rPr>
@@ -269,26 +2079,50 @@
         <w:rPr>
           <w:lang w:val="en-AT"/>
         </w:rPr>
-        <w:t xml:space="preserve"> at least one gamified preparedness activity, and a basic resource hub with safety information. The project will also document the design and </w:t>
+        <w:t xml:space="preserve"> at least one gamified preparedness activity, and a basic resource hub with safety information. Th</w:t>
+      </w:r>
+      <w:r>
+        <w:rPr>
+          <w:lang w:val="en-AT"/>
+        </w:rPr>
+        <w:t xml:space="preserve">is report </w:t>
+      </w:r>
+      <w:r>
+        <w:rPr>
+          <w:lang w:val="en-AT"/>
+        </w:rPr>
+        <w:t xml:space="preserve">will also document the design and implementation process, including the chosen technologies, data sources, and development decisions. The success of the project </w:t>
+      </w:r>
+      <w:r>
+        <w:rPr>
+          <w:lang w:val="en-AT"/>
+        </w:rPr>
+        <w:t xml:space="preserve">overall </w:t>
+      </w:r>
+      <w:r>
+        <w:rPr>
+          <w:lang w:val="en-AT"/>
+        </w:rPr>
+        <w:t>will be evaluated using criteria based on the selected template: functionality, engagement, and educational value. Functionality will consider whether the app features work reliably</w:t>
+      </w:r>
+      <w:r>
+        <w:rPr>
+          <w:lang w:val="en-AT"/>
+        </w:rPr>
+        <w:t>, the</w:t>
+      </w:r>
+      <w:r>
+        <w:rPr>
+          <w:lang w:val="en-AT"/>
+        </w:rPr>
+        <w:t xml:space="preserve"> engagement will consider whether the gamified elements are meaningful and </w:t>
       </w:r>
       <w:r>
         <w:rPr>
           <w:lang w:val="en-AT"/>
         </w:rPr>
         <w:lastRenderedPageBreak/>
-        <w:t>implementation process, including the chosen technologies, data sources, and development decisions. The success of the project will be evaluated using criteria based on the selected template: functionality, engagement, and educational value. Functionality will consider whether the app features work reliably</w:t>
-      </w:r>
-      <w:r>
-        <w:rPr>
-          <w:lang w:val="en-AT"/>
-        </w:rPr>
-        <w:t>, the</w:t>
-      </w:r>
-      <w:r>
-        <w:rPr>
-          <w:lang w:val="en-AT"/>
-        </w:rPr>
-        <w:t xml:space="preserve"> engagement will consider whether the gamified elements are meaningful and usable</w:t>
+        <w:t>usable</w:t>
       </w:r>
       <w:r>
         <w:rPr>
@@ -317,53 +2151,44 @@
     </w:p>
     <w:p>
       <w:pPr>
-        <w:rPr>
-          <w:lang w:val="en-AT"/>
-        </w:rPr>
-      </w:pPr>
-      <w:r>
-        <w:rPr>
-          <w:lang w:val="en-AT"/>
-        </w:rPr>
-        <w:t xml:space="preserve">Overall, </w:t>
-      </w:r>
-      <w:r>
-        <w:rPr>
-          <w:lang w:val="en-AT"/>
-        </w:rPr>
-        <w:t xml:space="preserve">my </w:t>
-      </w:r>
-      <w:r>
-        <w:rPr>
-          <w:lang w:val="en-AT"/>
-        </w:rPr>
-        <w:t xml:space="preserve">ReadyAlert </w:t>
-      </w:r>
-      <w:r>
-        <w:rPr>
-          <w:lang w:val="en-AT"/>
-        </w:rPr>
-        <w:t>app will try to demonstrate</w:t>
-      </w:r>
-      <w:r>
-        <w:rPr>
-          <w:lang w:val="en-AT"/>
-        </w:rPr>
-        <w:t xml:space="preserve"> how a mobile application can improve disaster preparedness and awareness in Austria by combining local information, environmental monitoring, and gamified learning in one place. The project aims to produce both a working software prototype and a documented analysis of how such an application can support users in becoming better informed and better prepared for emergency situations.</w:t>
-      </w:r>
-    </w:p>
-    <w:p>
-      <w:pPr>
         <w:pStyle w:val="Heading1"/>
       </w:pPr>
+      <w:bookmarkStart w:id="1" w:name="_Toc232087691"/>
       <w:r>
         <w:t>Literature Review</w:t>
       </w:r>
+      <w:bookmarkEnd w:id="1"/>
+    </w:p>
+    <w:p>
+      <w:pPr>
+        <w:rPr>
+          <w:lang w:val="en-AT"/>
+        </w:rPr>
+      </w:pPr>
+      <w:r>
+        <w:rPr>
+          <w:lang w:val="en-AT"/>
+        </w:rPr>
+        <w:t>(20</w:t>
+      </w:r>
+      <w:r>
+        <w:rPr>
+          <w:lang w:val="en-AT"/>
+        </w:rPr>
+        <w:t>3</w:t>
+      </w:r>
+      <w:r>
+        <w:rPr>
+          <w:lang w:val="en-AT"/>
+        </w:rPr>
+        <w:t>0 words)</w:t>
+      </w:r>
     </w:p>
     <w:p>
       <w:pPr>
         <w:pStyle w:val="Heading2"/>
       </w:pPr>
+      <w:bookmarkStart w:id="2" w:name="_Toc232087692"/>
       <w:r>
         <w:t>Mobile applications</w:t>
       </w:r>
@@ -376,6 +2201,7 @@
       <w:r>
         <w:t>in academic reviews</w:t>
       </w:r>
+      <w:bookmarkEnd w:id="2"/>
     </w:p>
     <w:p>
       <w:pPr>
@@ -524,12 +2350,14 @@
         </w:rPr>
         <w:t xml:space="preserve">proposed </w:t>
       </w:r>
+      <w:proofErr w:type="spellStart"/>
       <w:r>
         <w:rPr>
           <w:lang w:val="en-AT"/>
         </w:rPr>
         <w:t>SakunAPP</w:t>
       </w:r>
+      <w:proofErr w:type="spellEnd"/>
       <w:r>
         <w:rPr>
           <w:lang w:val="en-AT"/>
@@ -612,19 +2440,31 @@
         <w:rPr>
           <w:lang w:val="en-AT"/>
         </w:rPr>
-        <w:t>requires manual input users or admins to manually report weather or natural disaster incidents. ReadyAlert would handle this differently, by receiving the disaster alerts from official API sources automatically. In addition, this app is</w:t>
-      </w:r>
-      <w:r>
-        <w:rPr>
-          <w:lang w:val="en-AT"/>
-        </w:rPr>
-        <w:t xml:space="preserve"> </w:t>
-      </w:r>
-      <w:r>
-        <w:rPr>
-          <w:lang w:val="en-AT"/>
-        </w:rPr>
-        <w:t xml:space="preserve">focused on the Philippines and the problematic issues in this area, such as earthquakes, volcanic eruptions and tsunamis, which are not relevant in Austria. </w:t>
+        <w:t xml:space="preserve">requires manual input users or admins to manually report weather or natural disaster incidents. ReadyAlert would handle this differently, by receiving the disaster alerts from official API sources automatically. In addition, this app </w:t>
+      </w:r>
+      <w:r>
+        <w:rPr>
+          <w:lang w:val="en-AT"/>
+        </w:rPr>
+        <w:t>only works i</w:t>
+      </w:r>
+      <w:r>
+        <w:rPr>
+          <w:lang w:val="en-AT"/>
+        </w:rPr>
+        <w:t xml:space="preserve">n the Philippines and </w:t>
+      </w:r>
+      <w:r>
+        <w:rPr>
+          <w:lang w:val="en-AT"/>
+        </w:rPr>
+        <w:t xml:space="preserve">focuses on </w:t>
+      </w:r>
+      <w:r>
+        <w:rPr>
+          <w:lang w:val="en-AT"/>
+        </w:rPr>
+        <w:t xml:space="preserve">the problematic issues in this area, such as earthquakes, volcanic eruptions and tsunamis, which are not relevant in Austria. </w:t>
       </w:r>
     </w:p>
     <w:p>
@@ -749,41 +2589,49 @@
         <w:rPr>
           <w:lang w:val="en-AT"/>
         </w:rPr>
-        <w:t xml:space="preserve"> there are inaccuracies and differences across mobile device sensors, which can influence results. This is particularly delicate when assessing safety measures, which makes this an unsuitable idea to pursue. </w:t>
-      </w:r>
-      <w:r>
-        <w:rPr>
-          <w:lang w:val="en-AT"/>
+        <w:t xml:space="preserve"> there are inaccuracies and differences across mobile device sensors, which can influence results. This is particularly delicate when assessing safety measures, which makes this an unsuitable idea to pursue. ReadyAlert will not rely on the device sensors to estimate the severity of an event but only rely on the official warnings and measurements from scientific experts.</w:t>
+      </w:r>
+    </w:p>
+    <w:p>
+      <w:pPr>
+        <w:pStyle w:val="Heading2"/>
+      </w:pPr>
+      <w:bookmarkStart w:id="3" w:name="_Toc232087693"/>
+      <w:r>
+        <w:t xml:space="preserve">Existing </w:t>
+      </w:r>
+      <w:r>
+        <w:t xml:space="preserve">public </w:t>
+      </w:r>
+      <w:r>
+        <w:t>disaster-related applications and services</w:t>
+      </w:r>
+      <w:bookmarkEnd w:id="3"/>
+    </w:p>
+    <w:p>
+      <w:pPr>
+        <w:rPr>
+          <w:lang w:val="en-US"/>
+        </w:rPr>
+      </w:pPr>
+      <w:r>
+        <w:rPr>
+          <w:lang w:val="en-AT"/>
+        </w:rPr>
+        <w:t xml:space="preserve">In addition to academic research, existing mobile applications provide useful examples of how disaster-related information is currently presented to users. These sources are not academic papers, but </w:t>
+      </w:r>
+      <w:r>
+        <w:rPr>
+          <w:lang w:val="en-US"/>
+        </w:rPr>
+        <w:t xml:space="preserve">they are still useful in this review because they represent real applications that users can install and compare with ReadyAlert. App store listings and official service websites </w:t>
+      </w:r>
+      <w:r>
+        <w:rPr>
+          <w:lang w:val="en-US"/>
         </w:rPr>
         <w:lastRenderedPageBreak/>
-        <w:t>ReadyAlert will not rely on the device sensors to estimate the severity of an event but only rely on the official warnings and measurements from scientific experts.</w:t>
-      </w:r>
-    </w:p>
-    <w:p>
-      <w:pPr>
-        <w:pStyle w:val="Heading2"/>
-      </w:pPr>
-      <w:r>
-        <w:t>Existing disaster-related applications and services</w:t>
-      </w:r>
-    </w:p>
-    <w:p>
-      <w:pPr>
-        <w:rPr>
-          <w:lang w:val="en-US"/>
-        </w:rPr>
-      </w:pPr>
-      <w:r>
-        <w:rPr>
-          <w:lang w:val="en-AT"/>
-        </w:rPr>
-        <w:t xml:space="preserve">In addition to academic research, existing mobile applications provide useful examples of how disaster-related information is currently presented to users. These sources are not academic papers, but </w:t>
-      </w:r>
-      <w:r>
-        <w:rPr>
-          <w:lang w:val="en-US"/>
-        </w:rPr>
-        <w:t>they are still useful in this review because they represent real applications that users can install and compare with ReadyAlert. App store listings and official service websites can be considered credible for identifying an app’s publisher, target purpose, and main features, although they should not be treated as independent evaluations of quality or user impact.</w:t>
+        <w:t>can be considered credible for identifying an app’s publisher, target purpose, and main features, although they should not be treated as independent evaluations of quality or user impact.</w:t>
       </w:r>
       <w:r>
         <w:rPr>
@@ -844,7 +2692,25 @@
               <w:color w:val="000000"/>
               <w:lang w:val="en-AT"/>
             </w:rPr>
-            <w:t>(Österr. Rotes Kreuz, 2024)</w:t>
+            <w:t>(</w:t>
+          </w:r>
+          <w:proofErr w:type="spellStart"/>
+          <w:r>
+            <w:rPr>
+              <w:rFonts w:ascii="Aptos" w:hAnsi="Aptos"/>
+              <w:color w:val="000000"/>
+              <w:lang w:val="en-AT"/>
+            </w:rPr>
+            <w:t>Österr</w:t>
+          </w:r>
+          <w:proofErr w:type="spellEnd"/>
+          <w:r>
+            <w:rPr>
+              <w:rFonts w:ascii="Aptos" w:hAnsi="Aptos"/>
+              <w:color w:val="000000"/>
+              <w:lang w:val="en-AT"/>
+            </w:rPr>
+            <w:t>. Rotes Kreuz, 2024)</w:t>
           </w:r>
         </w:sdtContent>
       </w:sdt>
@@ -860,7 +2726,19 @@
         <w:rPr>
           <w:lang w:val="en-AT"/>
         </w:rPr>
-        <w:t xml:space="preserve"> This type of app is valuable because it provides practical preparedness and response information, but it does not function as a broader disaster-awareness platform that also integrates weather warnings, air quality, radiation measurements, or other environmental risks.</w:t>
+        <w:t xml:space="preserve"> This type of app is valuable because it provides practical preparedness and response information, but it does not function as a broader disaster-awareness platform </w:t>
+      </w:r>
+      <w:r>
+        <w:rPr>
+          <w:lang w:val="en-AT"/>
+        </w:rPr>
+        <w:t>with</w:t>
+      </w:r>
+      <w:r>
+        <w:rPr>
+          <w:lang w:val="en-AT"/>
+        </w:rPr>
+        <w:t xml:space="preserve"> weather warnings, air quality, or other environmental risks.</w:t>
       </w:r>
       <w:r>
         <w:rPr>
@@ -921,7 +2799,25 @@
               <w:color w:val="000000"/>
               <w:lang w:val="en-AT"/>
             </w:rPr>
-            <w:t>(Ubimet Int. AG, 2025)</w:t>
+            <w:t>(</w:t>
+          </w:r>
+          <w:proofErr w:type="spellStart"/>
+          <w:r>
+            <w:rPr>
+              <w:rFonts w:ascii="Aptos" w:hAnsi="Aptos"/>
+              <w:color w:val="000000"/>
+              <w:lang w:val="en-AT"/>
+            </w:rPr>
+            <w:t>Ubimet</w:t>
+          </w:r>
+          <w:proofErr w:type="spellEnd"/>
+          <w:r>
+            <w:rPr>
+              <w:rFonts w:ascii="Aptos" w:hAnsi="Aptos"/>
+              <w:color w:val="000000"/>
+              <w:lang w:val="en-AT"/>
+            </w:rPr>
+            <w:t xml:space="preserve"> Int. AG, 2025)</w:t>
           </w:r>
         </w:sdtContent>
       </w:sdt>
@@ -987,20 +2883,40 @@
         <w:rPr>
           <w:lang w:val="en-AT"/>
         </w:rPr>
-        <w:t xml:space="preserve"> Additionally, UWZ Österreich is only a wrapped webpage, so it is not mobile-first optimized and its UI is affected negatively; and FloodAlert is too technical for an average user and does not bring any instructions on how to find, filter and use the data.</w:t>
-      </w:r>
-    </w:p>
-    <w:p>
-      <w:pPr>
-        <w:rPr>
-          <w:lang w:val="en-AT"/>
-        </w:rPr>
-      </w:pPr>
-      <w:r>
-        <w:rPr>
-          <w:lang w:val="en-AT"/>
-        </w:rPr>
-        <w:t>KATWARN is another relevant example because it is designed as a disaster warning and alerting system</w:t>
+        <w:t xml:space="preserve"> Additionally, UWZ Österreich is only a wrapped webpage, so it is not mobile-first optimized and</w:t>
+      </w:r>
+      <w:r>
+        <w:rPr>
+          <w:lang w:val="en-AT"/>
+        </w:rPr>
+        <w:t xml:space="preserve"> in turn</w:t>
+      </w:r>
+      <w:r>
+        <w:rPr>
+          <w:lang w:val="en-AT"/>
+        </w:rPr>
+        <w:t xml:space="preserve"> its UI is affected negatively; and FloodAlert is too technical for an average user and does not bring any instructions on how to find, filter and use the data.</w:t>
+      </w:r>
+    </w:p>
+    <w:p>
+      <w:pPr>
+        <w:rPr>
+          <w:lang w:val="en-AT"/>
+        </w:rPr>
+      </w:pPr>
+      <w:r>
+        <w:rPr>
+          <w:b/>
+          <w:bCs/>
+          <w:lang w:val="en-AT"/>
+        </w:rPr>
+        <w:t>KATWARN</w:t>
+      </w:r>
+      <w:r>
+        <w:rPr>
+          <w:lang w:val="en-AT"/>
+        </w:rPr>
+        <w:t xml:space="preserve"> is another relevant example because it is designed as a disaster warning and alerting system</w:t>
       </w:r>
       <w:r>
         <w:rPr>
@@ -1034,7 +2950,25 @@
               <w:color w:val="000000"/>
               <w:lang w:val="en-AT"/>
             </w:rPr>
-            <w:t>(CombiRisk Risk-Management GmbH, 2025)</w:t>
+            <w:t>(</w:t>
+          </w:r>
+          <w:proofErr w:type="spellStart"/>
+          <w:r>
+            <w:rPr>
+              <w:rFonts w:ascii="Aptos" w:hAnsi="Aptos"/>
+              <w:color w:val="000000"/>
+              <w:lang w:val="en-AT"/>
+            </w:rPr>
+            <w:t>CombiRisk</w:t>
+          </w:r>
+          <w:proofErr w:type="spellEnd"/>
+          <w:r>
+            <w:rPr>
+              <w:rFonts w:ascii="Aptos" w:hAnsi="Aptos"/>
+              <w:color w:val="000000"/>
+              <w:lang w:val="en-AT"/>
+            </w:rPr>
+            <w:t xml:space="preserve"> Risk-Management GmbH, 2025)</w:t>
           </w:r>
         </w:sdtContent>
       </w:sdt>
@@ -1074,7 +3008,7 @@
         <w:rPr>
           <w:lang w:val="en-AT"/>
         </w:rPr>
-        <w:t>not only see local alerts but also see alerts from other locations in Austria for the last 24 hours (or as available via the API).</w:t>
+        <w:t>not only see local alerts but also see alerts from other locations in Austria (as available via the API).</w:t>
       </w:r>
     </w:p>
     <w:p>
@@ -1143,7 +3077,25 @@
               <w:color w:val="000000"/>
               <w:lang w:val="en-AT"/>
             </w:rPr>
-            <w:t>(Gehirn Inc., 2026; dominoc925, 2026)</w:t>
+            <w:t>(</w:t>
+          </w:r>
+          <w:proofErr w:type="spellStart"/>
+          <w:r>
+            <w:rPr>
+              <w:rFonts w:ascii="Aptos" w:hAnsi="Aptos"/>
+              <w:color w:val="000000"/>
+              <w:lang w:val="en-AT"/>
+            </w:rPr>
+            <w:t>Gehirn</w:t>
+          </w:r>
+          <w:proofErr w:type="spellEnd"/>
+          <w:r>
+            <w:rPr>
+              <w:rFonts w:ascii="Aptos" w:hAnsi="Aptos"/>
+              <w:color w:val="000000"/>
+              <w:lang w:val="en-AT"/>
+            </w:rPr>
+            <w:t xml:space="preserve"> Inc., 2026; dominoc925, 2026)</w:t>
           </w:r>
         </w:sdtContent>
       </w:sdt>
@@ -1186,55 +3138,13 @@
     </w:p>
     <w:p>
       <w:pPr>
-        <w:rPr>
-          <w:lang w:val="en-AT"/>
-        </w:rPr>
-      </w:pPr>
-      <w:r>
-        <w:rPr>
-          <w:lang w:val="en-AT"/>
-        </w:rPr>
-        <w:t xml:space="preserve">Overall, the existing app landscape shows a clear pattern. Many applications provide useful disaster-related functions, but they are usually focused on a specific category such as first aid, </w:t>
-      </w:r>
-      <w:r>
-        <w:rPr>
-          <w:lang w:val="en-AT"/>
-        </w:rPr>
-        <w:lastRenderedPageBreak/>
-        <w:t>weather, flooding, or general alerts. This supports the motivation for ReadyAlert</w:t>
-      </w:r>
-      <w:r>
-        <w:rPr>
-          <w:lang w:val="en-AT"/>
-        </w:rPr>
-        <w:t>: current disaster information is</w:t>
-      </w:r>
-      <w:r>
-        <w:rPr>
-          <w:lang w:val="en-AT"/>
-        </w:rPr>
-        <w:t xml:space="preserve"> fragmented across different tools and services</w:t>
-      </w:r>
-      <w:r>
-        <w:rPr>
-          <w:lang w:val="en-AT"/>
-        </w:rPr>
-        <w:t xml:space="preserve"> and could be unified</w:t>
-      </w:r>
-      <w:r>
-        <w:rPr>
-          <w:lang w:val="en-AT"/>
-        </w:rPr>
-        <w:t>.</w:t>
-      </w:r>
-    </w:p>
-    <w:p>
-      <w:pPr>
         <w:pStyle w:val="Heading2"/>
       </w:pPr>
+      <w:bookmarkStart w:id="4" w:name="_Toc232087694"/>
       <w:r>
         <w:t>Austria-specific official information sources</w:t>
       </w:r>
+      <w:bookmarkEnd w:id="4"/>
     </w:p>
     <w:p>
       <w:pPr>
@@ -1288,7 +3198,25 @@
               <w:color w:val="000000"/>
               <w:lang w:val="en-AT"/>
             </w:rPr>
-            <w:t>(Rundfunk und Telekom Regulierungs GmbH, n.d.)</w:t>
+            <w:t xml:space="preserve">(Rundfunk und Telekom </w:t>
+          </w:r>
+          <w:proofErr w:type="spellStart"/>
+          <w:r>
+            <w:rPr>
+              <w:rFonts w:ascii="Aptos" w:hAnsi="Aptos"/>
+              <w:color w:val="000000"/>
+              <w:lang w:val="en-AT"/>
+            </w:rPr>
+            <w:t>Regulierungs</w:t>
+          </w:r>
+          <w:proofErr w:type="spellEnd"/>
+          <w:r>
+            <w:rPr>
+              <w:rFonts w:ascii="Aptos" w:hAnsi="Aptos"/>
+              <w:color w:val="000000"/>
+              <w:lang w:val="en-AT"/>
+            </w:rPr>
+            <w:t xml:space="preserve"> GmbH, n.d.)</w:t>
           </w:r>
         </w:sdtContent>
       </w:sdt>
@@ -1345,7 +3273,25 @@
               <w:color w:val="000000"/>
               <w:lang w:val="en-AT"/>
             </w:rPr>
-            <w:t>(GeoSphere Austria, n.d.)</w:t>
+            <w:t>(</w:t>
+          </w:r>
+          <w:proofErr w:type="spellStart"/>
+          <w:r>
+            <w:rPr>
+              <w:rFonts w:ascii="Aptos" w:hAnsi="Aptos"/>
+              <w:color w:val="000000"/>
+              <w:lang w:val="en-AT"/>
+            </w:rPr>
+            <w:t>GeoSphere</w:t>
+          </w:r>
+          <w:proofErr w:type="spellEnd"/>
+          <w:r>
+            <w:rPr>
+              <w:rFonts w:ascii="Aptos" w:hAnsi="Aptos"/>
+              <w:color w:val="000000"/>
+              <w:lang w:val="en-AT"/>
+            </w:rPr>
+            <w:t xml:space="preserve"> Austria, n.d.)</w:t>
           </w:r>
         </w:sdtContent>
       </w:sdt>
@@ -1371,7 +3317,14 @@
         <w:rPr>
           <w:lang w:val="en-AT"/>
         </w:rPr>
-        <w:t xml:space="preserve"> about weather conditions</w:t>
+        <w:t xml:space="preserve"> about </w:t>
+      </w:r>
+      <w:r>
+        <w:rPr>
+          <w:lang w:val="en-AT"/>
+        </w:rPr>
+        <w:lastRenderedPageBreak/>
+        <w:t>weather conditions</w:t>
       </w:r>
       <w:r>
         <w:rPr>
@@ -1388,9 +3341,17 @@
       </w:pPr>
       <w:r>
         <w:rPr>
-          <w:lang w:val="en-AT"/>
-        </w:rPr>
-        <w:t xml:space="preserve">Radiation monitoring is another example of useful public data. The Austrian Federal Ministry of Agriculture, Forestry, Climate and Environmental Protection, Regions and Water Management </w:t>
+          <w:b/>
+          <w:bCs/>
+          <w:lang w:val="en-AT"/>
+        </w:rPr>
+        <w:t>Radiation monitoring</w:t>
+      </w:r>
+      <w:r>
+        <w:rPr>
+          <w:lang w:val="en-AT"/>
+        </w:rPr>
+        <w:t xml:space="preserve"> is another example of useful public data. The Austrian Federal Ministry of Agriculture, Forestry, Climate and Environmental Protection, Regions and Water Management </w:t>
       </w:r>
       <w:sdt>
         <w:sdtPr>
@@ -1493,7 +3454,21 @@
         <w:rPr>
           <w:lang w:val="en-AT"/>
         </w:rPr>
-        <w:t xml:space="preserve"> the Open-Meteo Air Quality API, which uses data from Open-Meteo and the Copernicus Atmosphere Monitoring Service. This </w:t>
+        <w:t xml:space="preserve"> the </w:t>
+      </w:r>
+      <w:r>
+        <w:rPr>
+          <w:b/>
+          <w:bCs/>
+          <w:lang w:val="en-AT"/>
+        </w:rPr>
+        <w:t>Open-Meteo Air Quality API</w:t>
+      </w:r>
+      <w:r>
+        <w:rPr>
+          <w:lang w:val="en-AT"/>
+        </w:rPr>
+        <w:t xml:space="preserve">, which uses data from Open-Meteo and the Copernicus Atmosphere Monitoring Service. This </w:t>
       </w:r>
       <w:r>
         <w:rPr>
@@ -1573,9 +3548,11 @@
       <w:pPr>
         <w:pStyle w:val="Heading2"/>
       </w:pPr>
+      <w:bookmarkStart w:id="5" w:name="_Toc232087695"/>
       <w:r>
         <w:t>Gamification in disaster preparedness and learning</w:t>
       </w:r>
+      <w:bookmarkEnd w:id="5"/>
     </w:p>
     <w:p>
       <w:pPr>
@@ -1696,14 +3673,7 @@
         <w:rPr>
           <w:lang w:val="en-US"/>
         </w:rPr>
-        <w:t xml:space="preserve"> feel like a joke or reduce emergency preparation to superficial </w:t>
-      </w:r>
-      <w:r>
-        <w:rPr>
-          <w:lang w:val="en-US"/>
-        </w:rPr>
-        <w:lastRenderedPageBreak/>
-        <w:t xml:space="preserve">entertainment. Instead, gamification should be used in a controlled way to encourage useful actions, such as completing an emergency kit checklist, learning what to do during a weather warning, or answering preparedness questions correctly. </w:t>
+        <w:t xml:space="preserve"> feel like a joke or reduce emergency preparation to superficial entertainment. Instead, gamification should be used in a controlled way to encourage useful actions, such as completing an emergency kit checklist, learning what to do during a weather warning, or answering preparedness questions correctly. </w:t>
       </w:r>
     </w:p>
     <w:p>
@@ -1726,13 +3696,23 @@
           </w:placeholder>
         </w:sdtPr>
         <w:sdtContent>
+          <w:proofErr w:type="spellStart"/>
           <w:r>
             <w:rPr>
               <w:rFonts w:ascii="Aptos" w:hAnsi="Aptos"/>
               <w:color w:val="000000"/>
               <w:lang w:val="en-US"/>
             </w:rPr>
-            <w:t>Kankanamge et al. (2020)</w:t>
+            <w:t>Kankanamge</w:t>
+          </w:r>
+          <w:proofErr w:type="spellEnd"/>
+          <w:r>
+            <w:rPr>
+              <w:rFonts w:ascii="Aptos" w:hAnsi="Aptos"/>
+              <w:color w:val="000000"/>
+              <w:lang w:val="en-US"/>
+            </w:rPr>
+            <w:t xml:space="preserve"> et al. (2020)</w:t>
           </w:r>
         </w:sdtContent>
       </w:sdt>
@@ -1941,9 +3921,11 @@
       <w:pPr>
         <w:pStyle w:val="Heading2"/>
       </w:pPr>
+      <w:bookmarkStart w:id="6" w:name="_Toc232087696"/>
       <w:r>
         <w:t>Comparison and identified gap</w:t>
       </w:r>
+      <w:bookmarkEnd w:id="6"/>
     </w:p>
     <w:p>
       <w:pPr>
@@ -1977,13 +3959,23 @@
           </w:placeholder>
         </w:sdtPr>
         <w:sdtContent>
+          <w:proofErr w:type="spellStart"/>
           <w:r>
             <w:rPr>
               <w:rFonts w:ascii="Aptos" w:hAnsi="Aptos"/>
               <w:color w:val="000000"/>
               <w:lang w:val="en-AT"/>
             </w:rPr>
-            <w:t>Kankanamge et al. (2020)</w:t>
+            <w:t>Kankanamge</w:t>
+          </w:r>
+          <w:proofErr w:type="spellEnd"/>
+          <w:r>
+            <w:rPr>
+              <w:rFonts w:ascii="Aptos" w:hAnsi="Aptos"/>
+              <w:color w:val="000000"/>
+              <w:lang w:val="en-AT"/>
+            </w:rPr>
+            <w:t xml:space="preserve"> et al. (2020)</w:t>
           </w:r>
         </w:sdtContent>
       </w:sdt>
@@ -2049,7 +4041,61 @@
               <w:color w:val="000000"/>
               <w:lang w:val="en-AT"/>
             </w:rPr>
-            <w:t>(CombiRisk Risk-Management GmbH, 2025; Österr. Rotes Kreuz, 2024; SOBOS GmbH, 2026; Ubimet Int. AG, 2025)</w:t>
+            <w:t>(</w:t>
+          </w:r>
+          <w:proofErr w:type="spellStart"/>
+          <w:r>
+            <w:rPr>
+              <w:rFonts w:ascii="Aptos" w:hAnsi="Aptos"/>
+              <w:color w:val="000000"/>
+              <w:lang w:val="en-AT"/>
+            </w:rPr>
+            <w:t>CombiRisk</w:t>
+          </w:r>
+          <w:proofErr w:type="spellEnd"/>
+          <w:r>
+            <w:rPr>
+              <w:rFonts w:ascii="Aptos" w:hAnsi="Aptos"/>
+              <w:color w:val="000000"/>
+              <w:lang w:val="en-AT"/>
+            </w:rPr>
+            <w:t xml:space="preserve"> Risk-Management GmbH, 2025; </w:t>
+          </w:r>
+          <w:proofErr w:type="spellStart"/>
+          <w:r>
+            <w:rPr>
+              <w:rFonts w:ascii="Aptos" w:hAnsi="Aptos"/>
+              <w:color w:val="000000"/>
+              <w:lang w:val="en-AT"/>
+            </w:rPr>
+            <w:t>Österr</w:t>
+          </w:r>
+          <w:proofErr w:type="spellEnd"/>
+          <w:r>
+            <w:rPr>
+              <w:rFonts w:ascii="Aptos" w:hAnsi="Aptos"/>
+              <w:color w:val="000000"/>
+              <w:lang w:val="en-AT"/>
+            </w:rPr>
+            <w:t xml:space="preserve">. Rotes Kreuz, 2024; SOBOS GmbH, 2026; </w:t>
+          </w:r>
+          <w:proofErr w:type="spellStart"/>
+          <w:r>
+            <w:rPr>
+              <w:rFonts w:ascii="Aptos" w:hAnsi="Aptos"/>
+              <w:color w:val="000000"/>
+              <w:lang w:val="en-AT"/>
+            </w:rPr>
+            <w:t>Ubimet</w:t>
+          </w:r>
+          <w:proofErr w:type="spellEnd"/>
+          <w:r>
+            <w:rPr>
+              <w:rFonts w:ascii="Aptos" w:hAnsi="Aptos"/>
+              <w:color w:val="000000"/>
+              <w:lang w:val="en-AT"/>
+            </w:rPr>
+            <w:t xml:space="preserve"> Int. AG, 2025)</w:t>
           </w:r>
         </w:sdtContent>
       </w:sdt>
@@ -2079,7 +4125,61 @@
               <w:color w:val="000000"/>
               <w:lang w:val="en-AT"/>
             </w:rPr>
-            <w:t>(Austrian Federal Ministry of Agriculture Forestry Climate and Environmental Protection Regions and Water Management, n.d.; GeoSphere Austria, n.d.; Rundfunk und Telekom Regulierungs GmbH, n.d.; Zippenfenig, 2023)</w:t>
+            <w:t xml:space="preserve">(Austrian Federal Ministry of Agriculture Forestry Climate and Environmental Protection Regions and Water Management, n.d.; </w:t>
+          </w:r>
+          <w:proofErr w:type="spellStart"/>
+          <w:r>
+            <w:rPr>
+              <w:rFonts w:ascii="Aptos" w:hAnsi="Aptos"/>
+              <w:color w:val="000000"/>
+              <w:lang w:val="en-AT"/>
+            </w:rPr>
+            <w:t>GeoSphere</w:t>
+          </w:r>
+          <w:proofErr w:type="spellEnd"/>
+          <w:r>
+            <w:rPr>
+              <w:rFonts w:ascii="Aptos" w:hAnsi="Aptos"/>
+              <w:color w:val="000000"/>
+              <w:lang w:val="en-AT"/>
+            </w:rPr>
+            <w:t xml:space="preserve"> Austria, n.d.; Rundfunk und Telekom </w:t>
+          </w:r>
+          <w:proofErr w:type="spellStart"/>
+          <w:r>
+            <w:rPr>
+              <w:rFonts w:ascii="Aptos" w:hAnsi="Aptos"/>
+              <w:color w:val="000000"/>
+              <w:lang w:val="en-AT"/>
+            </w:rPr>
+            <w:t>Regulierungs</w:t>
+          </w:r>
+          <w:proofErr w:type="spellEnd"/>
+          <w:r>
+            <w:rPr>
+              <w:rFonts w:ascii="Aptos" w:hAnsi="Aptos"/>
+              <w:color w:val="000000"/>
+              <w:lang w:val="en-AT"/>
+            </w:rPr>
+            <w:t xml:space="preserve"> GmbH, n.d.; </w:t>
+          </w:r>
+          <w:proofErr w:type="spellStart"/>
+          <w:r>
+            <w:rPr>
+              <w:rFonts w:ascii="Aptos" w:hAnsi="Aptos"/>
+              <w:color w:val="000000"/>
+              <w:lang w:val="en-AT"/>
+            </w:rPr>
+            <w:t>Zippenfenig</w:t>
+          </w:r>
+          <w:proofErr w:type="spellEnd"/>
+          <w:r>
+            <w:rPr>
+              <w:rFonts w:ascii="Aptos" w:hAnsi="Aptos"/>
+              <w:color w:val="000000"/>
+              <w:lang w:val="en-AT"/>
+            </w:rPr>
+            <w:t>, 2023)</w:t>
           </w:r>
         </w:sdtContent>
       </w:sdt>
@@ -2087,14 +4187,7 @@
         <w:rPr>
           <w:lang w:val="en-AT"/>
         </w:rPr>
-        <w:t xml:space="preserve">. Finally, gamification research suggests that interactive features can improve engagement and learning in disaster-preparedness contexts when they are meaningfully </w:t>
-      </w:r>
-      <w:r>
-        <w:rPr>
-          <w:lang w:val="en-AT"/>
-        </w:rPr>
-        <w:lastRenderedPageBreak/>
-        <w:t xml:space="preserve">designed </w:t>
+        <w:t xml:space="preserve">. Finally, gamification research suggests that interactive features can improve engagement and learning in disaster-preparedness contexts when they are meaningfully designed </w:t>
       </w:r>
       <w:sdt>
         <w:sdtPr>
@@ -2116,7 +4209,25 @@
               <w:color w:val="000000"/>
               <w:lang w:val="en-AT"/>
             </w:rPr>
-            <w:t>(Bai et al., 2024; Deterding et al., 2011; Kankanamge et al., 2020; Matsuno et al., 2021)</w:t>
+            <w:t xml:space="preserve">(Bai et al., 2024; Deterding et al., 2011; </w:t>
+          </w:r>
+          <w:proofErr w:type="spellStart"/>
+          <w:r>
+            <w:rPr>
+              <w:rFonts w:ascii="Aptos" w:hAnsi="Aptos"/>
+              <w:color w:val="000000"/>
+              <w:lang w:val="en-AT"/>
+            </w:rPr>
+            <w:t>Kankanamge</w:t>
+          </w:r>
+          <w:proofErr w:type="spellEnd"/>
+          <w:r>
+            <w:rPr>
+              <w:rFonts w:ascii="Aptos" w:hAnsi="Aptos"/>
+              <w:color w:val="000000"/>
+              <w:lang w:val="en-AT"/>
+            </w:rPr>
+            <w:t xml:space="preserve"> et al., 2020; Matsuno et al., 2021)</w:t>
           </w:r>
         </w:sdtContent>
       </w:sdt>
@@ -2137,24 +4248,80 @@
         <w:rPr>
           <w:lang w:val="en-AT"/>
         </w:rPr>
-        <w:t>The main gap is that these areas are often treated separately. Existing apps may provide alerts, first-aid guidance, weather warnings, flood information, or environmental data, but they rarely combine these categories into a single local preparedness tool. Similarly, gamification research supports engagement and learning, but many real-world warning or environmental apps do not integrate gamified preparedness features. ReadyAlert is designed to explore this gap by combining Austria-focused disaster awareness, environmental information, preparedness resources, and gamified learning in one Android prototype.</w:t>
+        <w:t xml:space="preserve">The main gap is that these areas are often treated separately. Existing apps may provide alerts, first-aid guidance, weather warnings, flood information, or environmental data, but they rarely combine these categories into a single local preparedness tool. Similarly, gamification research supports engagement and learning, but many real-world warning or environmental apps do not integrate gamified preparedness features. </w:t>
+      </w:r>
+      <w:proofErr w:type="spellStart"/>
+      <w:r>
+        <w:rPr>
+          <w:lang w:val="en-AT"/>
+        </w:rPr>
+        <w:t>ReadyAlert</w:t>
+      </w:r>
+      <w:proofErr w:type="spellEnd"/>
+      <w:r>
+        <w:rPr>
+          <w:lang w:val="en-AT"/>
+        </w:rPr>
+        <w:t xml:space="preserve"> </w:t>
+      </w:r>
+      <w:r>
+        <w:rPr>
+          <w:lang w:val="en-AT"/>
+        </w:rPr>
+        <w:t xml:space="preserve">will </w:t>
+      </w:r>
+      <w:r>
+        <w:rPr>
+          <w:lang w:val="en-AT"/>
+        </w:rPr>
+        <w:t>explore this gap by combining Austria-focused disaster awareness, environmental information, preparedness resources, and gamified learning in one Android prototype.</w:t>
       </w:r>
     </w:p>
     <w:p>
       <w:pPr>
         <w:pStyle w:val="Heading1"/>
       </w:pPr>
+      <w:bookmarkStart w:id="7" w:name="_Toc232087697"/>
       <w:r>
         <w:t>Project and system design</w:t>
       </w:r>
+      <w:bookmarkEnd w:id="7"/>
+    </w:p>
+    <w:p>
+      <w:pPr>
+        <w:rPr>
+          <w:lang w:val="en-AT"/>
+        </w:rPr>
+      </w:pPr>
+      <w:r>
+        <w:rPr>
+          <w:lang w:val="en-AT"/>
+        </w:rPr>
+        <w:t>(1</w:t>
+      </w:r>
+      <w:r>
+        <w:rPr>
+          <w:lang w:val="en-AT"/>
+        </w:rPr>
+        <w:t>856</w:t>
+      </w:r>
+      <w:r>
+        <w:rPr>
+          <w:lang w:val="en-AT"/>
+        </w:rPr>
+        <w:t xml:space="preserve"> words)</w:t>
+      </w:r>
     </w:p>
     <w:p>
       <w:pPr>
         <w:pStyle w:val="Heading2"/>
       </w:pPr>
-      <w:r>
+      <w:bookmarkStart w:id="8" w:name="_Toc232087698"/>
+      <w:r>
+        <w:lastRenderedPageBreak/>
         <w:t>System overview</w:t>
       </w:r>
+      <w:bookmarkEnd w:id="8"/>
     </w:p>
     <w:p>
       <w:pPr>
@@ -2257,6 +4424,7 @@
       <w:pPr>
         <w:pStyle w:val="Heading2"/>
       </w:pPr>
+      <w:bookmarkStart w:id="9" w:name="_Toc232087699"/>
       <w:r>
         <w:t>S</w:t>
       </w:r>
@@ -2272,6 +4440,7 @@
       <w:r>
         <w:t xml:space="preserve"> and technologies</w:t>
       </w:r>
+      <w:bookmarkEnd w:id="9"/>
     </w:p>
     <w:p>
       <w:pPr>
@@ -2283,7 +4452,31 @@
         <w:rPr>
           <w:lang w:val="en-US"/>
         </w:rPr>
-        <w:t>The application follows a mobile-first architecture based on React Native and Expo. This supports efficient Android development and access to mobile features such as GPS, notifications, local storage, and background activity. Although the stack also supports iOS, development is limited to Android because no iOS device is available.</w:t>
+        <w:t>The application follows a mobile-first architecture based on React Native and Expo. This supports efficient Android development and access to mobile features such as GPS, notifications, local storage</w:t>
+      </w:r>
+      <w:r>
+        <w:rPr>
+          <w:lang w:val="en-US"/>
+        </w:rPr>
+        <w:t xml:space="preserve"> (using a local SQLite database)</w:t>
+      </w:r>
+      <w:r>
+        <w:rPr>
+          <w:lang w:val="en-US"/>
+        </w:rPr>
+        <w:t>, and background activity. Although the stack also supports iOS, development is limited to Android because no iOS device is available</w:t>
+      </w:r>
+      <w:r>
+        <w:rPr>
+          <w:lang w:val="en-US"/>
+        </w:rPr>
+        <w:t xml:space="preserve"> for development and testing</w:t>
+      </w:r>
+      <w:r>
+        <w:rPr>
+          <w:lang w:val="en-US"/>
+        </w:rPr>
+        <w:t>.</w:t>
       </w:r>
     </w:p>
     <w:p>
@@ -2297,37 +4490,64 @@
         <w:rPr>
           <w:lang w:val="en-US"/>
         </w:rPr>
-        <w:t>The app is structured around the mobile frontend, local device services, local data storage, and external public APIs. The React Native frontend handles the user interface, navigation, app</w:t>
+        <w:t xml:space="preserve">The app is structured around the mobile frontend, local device services, local data storage, and external public APIs. The React Native frontend handles the user interface, </w:t>
       </w:r>
       <w:r>
         <w:rPr>
           <w:lang w:val="en-US"/>
         </w:rPr>
+        <w:t xml:space="preserve">UI components, </w:t>
+      </w:r>
+      <w:r>
+        <w:rPr>
+          <w:lang w:val="en-US"/>
+        </w:rPr>
+        <w:lastRenderedPageBreak/>
+        <w:t>navigation, app</w:t>
+      </w:r>
+      <w:r>
+        <w:rPr>
+          <w:lang w:val="en-US"/>
+        </w:rPr>
         <w:t xml:space="preserve"> </w:t>
       </w:r>
       <w:r>
         <w:rPr>
           <w:lang w:val="en-US"/>
         </w:rPr>
-        <w:t xml:space="preserve">state, and interaction logic, while Expo simplifies development, testing, and access to device </w:t>
+        <w:t>state, and interaction logic, while Expo simplifies development, testing, and access to device features. The overall structure is shown in Figure</w:t>
       </w:r>
       <w:r>
         <w:rPr>
           <w:lang w:val="en-US"/>
         </w:rPr>
-        <w:lastRenderedPageBreak/>
-        <w:t>features. The overall structure is shown in Figure 1.</w:t>
-      </w:r>
-      <w:r>
+        <w:t xml:space="preserve"> 1.</w:t>
+      </w:r>
+    </w:p>
+    <w:p>
+      <w:pPr>
+        <w:keepNext/>
         <w:rPr>
           <w:noProof/>
           <w:lang w:val="en-AT"/>
         </w:rPr>
+      </w:pPr>
+      <w:r>
+        <w:rPr>
+          <w:lang w:val="en-US"/>
+        </w:rPr>
+        <w:t xml:space="preserve"> </w:t>
+      </w:r>
+      <w:r>
+        <w:rPr>
+          <w:noProof/>
+          <w:lang w:val="en-AT"/>
+        </w:rPr>
         <w:drawing>
-          <wp:inline distT="0" distB="0" distL="0" distR="0" wp14:anchorId="591B89E6" wp14:editId="108630C6">
-            <wp:extent cx="5374915" cy="2890520"/>
+          <wp:inline distT="0" distB="0" distL="0" distR="0" wp14:anchorId="15ACD5CC" wp14:editId="17A2E269">
+            <wp:extent cx="5731510" cy="3025140"/>
             <wp:effectExtent l="0" t="0" r="0" b="0"/>
-            <wp:docPr id="1531177476" name="Picture 1"/>
+            <wp:docPr id="1093805512" name="Picture 1"/>
             <wp:cNvGraphicFramePr>
               <a:graphicFrameLocks xmlns:a="http://schemas.openxmlformats.org/drawingml/2006/main" noChangeAspect="1"/>
             </wp:cNvGraphicFramePr>
@@ -2335,7 +4555,7 @@
               <a:graphicData uri="http://schemas.openxmlformats.org/drawingml/2006/picture">
                 <pic:pic xmlns:pic="http://schemas.openxmlformats.org/drawingml/2006/picture">
                   <pic:nvPicPr>
-                    <pic:cNvPr id="1531177476" name=""/>
+                    <pic:cNvPr id="1093805512" name=""/>
                     <pic:cNvPicPr/>
                   </pic:nvPicPr>
                   <pic:blipFill>
@@ -2347,7 +4567,7 @@
                   <pic:spPr>
                     <a:xfrm>
                       <a:off x="0" y="0"/>
-                      <a:ext cx="5389887" cy="2898572"/>
+                      <a:ext cx="5731510" cy="3025140"/>
                     </a:xfrm>
                     <a:prstGeom prst="rect">
                       <a:avLst/>
@@ -2425,7 +4645,19 @@
         <w:rPr>
           <w:lang w:val="en-AT"/>
         </w:rPr>
-        <w:t>GPS data is used to provide location-based information. When users choose their current or a custom location, the app uses that location to request relevant data from external REST APIs.</w:t>
+        <w:t xml:space="preserve">GPS </w:t>
+      </w:r>
+      <w:r>
+        <w:rPr>
+          <w:lang w:val="en-AT"/>
+        </w:rPr>
+        <w:t>sensor</w:t>
+      </w:r>
+      <w:r>
+        <w:rPr>
+          <w:lang w:val="en-AT"/>
+        </w:rPr>
+        <w:t xml:space="preserve"> is used to provide location-based information. When users choose their current or a custom location, the app uses that location to request relevant data from external REST APIs.</w:t>
       </w:r>
     </w:p>
     <w:p>
@@ -2484,7 +4716,9 @@
       <w:pPr>
         <w:pStyle w:val="Heading2"/>
       </w:pPr>
-      <w:r>
+      <w:bookmarkStart w:id="10" w:name="_Toc232087700"/>
+      <w:r>
+        <w:lastRenderedPageBreak/>
         <w:t>User Interface</w:t>
       </w:r>
       <w:r>
@@ -2496,25 +4730,55 @@
       <w:r>
         <w:t xml:space="preserve"> rationale</w:t>
       </w:r>
-    </w:p>
-    <w:p>
-      <w:pPr>
-        <w:rPr>
-          <w:lang w:val="en-AT"/>
-        </w:rPr>
-      </w:pPr>
-      <w:r>
-        <w:rPr>
-          <w:lang w:val="en-AT"/>
-        </w:rPr>
-        <w:t xml:space="preserve">The design of the application is based on the needs of users in the disaster preparedness and response domain. In this context, users need information that is quick to understand, location-relevant, and reliable. During an emergency, users may be stressed or under time pressure, so </w:t>
-      </w:r>
-      <w:r>
-        <w:rPr>
-          <w:lang w:val="en-AT"/>
-        </w:rPr>
-        <w:lastRenderedPageBreak/>
-        <w:t>the interface must avoid unnecessary complexity. For this reason, the app uses a minimal Material Design-inspired layout with dark mode as the default visual style.</w:t>
+      <w:bookmarkEnd w:id="10"/>
+    </w:p>
+    <w:p>
+      <w:pPr>
+        <w:rPr>
+          <w:lang w:val="en-AT"/>
+        </w:rPr>
+      </w:pPr>
+      <w:r>
+        <w:rPr>
+          <w:lang w:val="en-AT"/>
+        </w:rPr>
+        <w:t xml:space="preserve">The design of the application is based on the needs of users in the disaster preparedness and response domain. In this context, users need information that is quick to understand, location-relevant, and reliable. During an emergency, users may be stressed or under time pressure, so the interface must avoid unnecessary complexity. For this reason, the app uses a minimal Material Design-inspired layout with </w:t>
+      </w:r>
+      <w:r>
+        <w:rPr>
+          <w:lang w:val="en-AT"/>
+        </w:rPr>
+        <w:t xml:space="preserve">the choice of setting </w:t>
+      </w:r>
+      <w:r>
+        <w:rPr>
+          <w:lang w:val="en-AT"/>
+        </w:rPr>
+        <w:t xml:space="preserve">dark </w:t>
+      </w:r>
+      <w:r>
+        <w:rPr>
+          <w:lang w:val="en-AT"/>
+        </w:rPr>
+        <w:t xml:space="preserve">or light </w:t>
+      </w:r>
+      <w:r>
+        <w:rPr>
+          <w:lang w:val="en-AT"/>
+        </w:rPr>
+        <w:t xml:space="preserve">mode </w:t>
+      </w:r>
+      <w:r>
+        <w:rPr>
+          <w:lang w:val="en-AT"/>
+        </w:rPr>
+        <w:t>for the</w:t>
+      </w:r>
+      <w:r>
+        <w:rPr>
+          <w:lang w:val="en-AT"/>
+        </w:rPr>
+        <w:t xml:space="preserve"> visual style.</w:t>
       </w:r>
     </w:p>
     <w:p>
@@ -2544,8 +4808,36 @@
     </w:p>
     <w:p>
       <w:pPr>
+        <w:rPr>
+          <w:lang w:val="en-AT"/>
+        </w:rPr>
+      </w:pPr>
+      <w:r>
+        <w:rPr>
+          <w:lang w:val="en-AT"/>
+        </w:rPr>
+        <w:t xml:space="preserve">The first wireframes used below were drawn by hand and were used as the basis for the first iteration of </w:t>
+      </w:r>
+      <w:proofErr w:type="spellStart"/>
+      <w:r>
+        <w:rPr>
+          <w:lang w:val="en-AT"/>
+        </w:rPr>
+        <w:t>ReadyAlert</w:t>
+      </w:r>
+      <w:proofErr w:type="spellEnd"/>
+      <w:r>
+        <w:rPr>
+          <w:lang w:val="en-AT"/>
+        </w:rPr>
+        <w:t xml:space="preserve">. </w:t>
+      </w:r>
+    </w:p>
+    <w:p>
+      <w:pPr>
         <w:pStyle w:val="Heading3"/>
       </w:pPr>
+      <w:bookmarkStart w:id="11" w:name="_Toc232087701"/>
       <w:r>
         <w:t xml:space="preserve">Main </w:t>
       </w:r>
@@ -2555,31 +4847,68 @@
       <w:r>
         <w:t>ashboard</w:t>
       </w:r>
-    </w:p>
-    <w:p>
-      <w:pPr>
-        <w:rPr>
-          <w:lang w:val="en-AT"/>
-        </w:rPr>
-      </w:pPr>
-      <w:r>
-        <w:rPr>
-          <w:lang w:val="en-AT"/>
-        </w:rPr>
-        <w:t>The main dashboard is the central screen of the application. It provides live information for the selected location, including weather conditions, local alerts, radiation information, air quality, and a summary of the user’s preparedness status.</w:t>
-      </w:r>
-    </w:p>
-    <w:p>
-      <w:pPr>
-        <w:rPr>
-          <w:lang w:val="en-AT"/>
-        </w:rPr>
-      </w:pPr>
-      <w:r>
-        <w:rPr>
-          <w:lang w:val="en-AT"/>
-        </w:rPr>
-        <w:t>At the top of the dashboard, the user can switch between their current GPS location and a custom location. This design choice supports users who want to monitor both their own area and another relevant place, for example where family members live. When the selected location changes, the dashboard updates accordingly.</w:t>
+      <w:bookmarkEnd w:id="11"/>
+    </w:p>
+    <w:p>
+      <w:pPr>
+        <w:rPr>
+          <w:lang w:val="en-AT"/>
+        </w:rPr>
+      </w:pPr>
+      <w:r>
+        <w:rPr>
+          <w:lang w:val="en-AT"/>
+        </w:rPr>
+        <w:t xml:space="preserve">The main dashboard is the central screen of the application. It provides live information for the </w:t>
+      </w:r>
+      <w:r>
+        <w:rPr>
+          <w:lang w:val="en-AT"/>
+        </w:rPr>
+        <w:t xml:space="preserve">current (or </w:t>
+      </w:r>
+      <w:r>
+        <w:rPr>
+          <w:lang w:val="en-AT"/>
+        </w:rPr>
+        <w:t>selected</w:t>
+      </w:r>
+      <w:r>
+        <w:rPr>
+          <w:lang w:val="en-AT"/>
+        </w:rPr>
+        <w:t>)</w:t>
+      </w:r>
+      <w:r>
+        <w:rPr>
+          <w:lang w:val="en-AT"/>
+        </w:rPr>
+        <w:t xml:space="preserve"> location, including weather conditions, local alerts, radiation information, air quality, and a summary of the user’s preparedness status.</w:t>
+      </w:r>
+    </w:p>
+    <w:p>
+      <w:pPr>
+        <w:rPr>
+          <w:lang w:val="en-AT"/>
+        </w:rPr>
+      </w:pPr>
+      <w:r>
+        <w:rPr>
+          <w:lang w:val="en-AT"/>
+        </w:rPr>
+        <w:t>At the top of the dashboard, the user can switch between their current GPS location and a custom location. This design choice supports users who want to monitor both their own area and another relevant place, for example where family members live</w:t>
+      </w:r>
+      <w:r>
+        <w:rPr>
+          <w:lang w:val="en-AT"/>
+        </w:rPr>
+        <w:t xml:space="preserve"> (See Figure 2).</w:t>
+      </w:r>
+      <w:r>
+        <w:rPr>
+          <w:lang w:val="en-AT"/>
+        </w:rPr>
+        <w:t xml:space="preserve"> When the selected location changes, the dashboard updates accordingly.</w:t>
       </w:r>
       <w:r>
         <w:rPr>
@@ -2607,7 +4936,25 @@
               <w:color w:val="000000"/>
               <w:lang w:val="en-AT"/>
             </w:rPr>
-            <w:t>(Gehirn Inc., 2026)</w:t>
+            <w:t>(</w:t>
+          </w:r>
+          <w:proofErr w:type="spellStart"/>
+          <w:r>
+            <w:rPr>
+              <w:rFonts w:ascii="Aptos" w:hAnsi="Aptos"/>
+              <w:color w:val="000000"/>
+              <w:lang w:val="en-AT"/>
+            </w:rPr>
+            <w:t>Gehirn</w:t>
+          </w:r>
+          <w:proofErr w:type="spellEnd"/>
+          <w:r>
+            <w:rPr>
+              <w:rFonts w:ascii="Aptos" w:hAnsi="Aptos"/>
+              <w:color w:val="000000"/>
+              <w:lang w:val="en-AT"/>
+            </w:rPr>
+            <w:t xml:space="preserve"> Inc., 2026)</w:t>
           </w:r>
         </w:sdtContent>
       </w:sdt>
@@ -2615,151 +4962,463 @@
         <w:rPr>
           <w:lang w:val="en-AT"/>
         </w:rPr>
+        <w:t xml:space="preserve"> (See Figure 3).</w:t>
+      </w:r>
+    </w:p>
+    <w:p>
+      <w:pPr>
+        <w:rPr>
+          <w:highlight w:val="yellow"/>
+          <w:lang w:val="en-AT"/>
+        </w:rPr>
+      </w:pPr>
+      <w:r>
+        <w:rPr>
+          <w:highlight w:val="yellow"/>
+          <w:lang w:val="en-AT"/>
+        </w:rPr>
+        <w:t>Figure 2</w:t>
+      </w:r>
+    </w:p>
+    <w:p>
+      <w:pPr>
+        <w:rPr>
+          <w:lang w:val="en-AT"/>
+        </w:rPr>
+      </w:pPr>
+      <w:r>
+        <w:rPr>
+          <w:highlight w:val="yellow"/>
+          <w:lang w:val="en-AT"/>
+        </w:rPr>
+        <w:t>Figure 3</w:t>
+      </w:r>
+    </w:p>
+    <w:p>
+      <w:pPr>
+        <w:pStyle w:val="Heading3"/>
+      </w:pPr>
+      <w:bookmarkStart w:id="12" w:name="_Toc232087702"/>
+      <w:r>
+        <w:t xml:space="preserve">National </w:t>
+      </w:r>
+      <w:r>
+        <w:t>i</w:t>
+      </w:r>
+      <w:r>
+        <w:t>nformation</w:t>
+      </w:r>
+      <w:bookmarkEnd w:id="12"/>
+    </w:p>
+    <w:p>
+      <w:pPr>
+        <w:rPr>
+          <w:lang w:val="en-AT"/>
+        </w:rPr>
+      </w:pPr>
+      <w:r>
+        <w:rPr>
+          <w:lang w:val="en-AT"/>
+        </w:rPr>
+        <w:t xml:space="preserve">The national information section gives users a broader overview of conditions across Austria. It shows weather conditions for the capital city of each Austrian state and includes a coloured map for </w:t>
+      </w:r>
+      <w:r>
+        <w:rPr>
+          <w:lang w:val="en-AT"/>
+        </w:rPr>
+        <w:t>visuals</w:t>
+      </w:r>
+      <w:r>
+        <w:rPr>
+          <w:lang w:val="en-AT"/>
+        </w:rPr>
+        <w:t xml:space="preserve"> (See Figure 4)</w:t>
+      </w:r>
+      <w:r>
+        <w:rPr>
+          <w:lang w:val="en-AT"/>
+        </w:rPr>
+        <w:t xml:space="preserve">. </w:t>
+      </w:r>
+      <w:r>
+        <w:rPr>
+          <w:lang w:val="en-AT"/>
+        </w:rPr>
+        <w:t xml:space="preserve">This design </w:t>
+      </w:r>
+      <w:r>
+        <w:rPr>
+          <w:lang w:val="en-AT"/>
+        </w:rPr>
+        <w:t xml:space="preserve">idea was chosen </w:t>
+      </w:r>
+      <w:r>
+        <w:rPr>
+          <w:lang w:val="en-AT"/>
+        </w:rPr>
+        <w:t>because disasters and severe weather events often affect larger regions, not only one city or district. A national overview helps users understand whether their local situation is isolated or part of a wider event.</w:t>
+      </w:r>
+    </w:p>
+    <w:p>
+      <w:pPr>
+        <w:rPr>
+          <w:lang w:val="en-AT"/>
+        </w:rPr>
+      </w:pPr>
+      <w:r>
+        <w:rPr>
+          <w:highlight w:val="yellow"/>
+          <w:lang w:val="en-AT"/>
+        </w:rPr>
+        <w:t>Figure 4</w:t>
+      </w:r>
+    </w:p>
+    <w:p>
+      <w:pPr>
+        <w:pStyle w:val="Heading3"/>
+      </w:pPr>
+      <w:bookmarkStart w:id="13" w:name="_Toc232087703"/>
+      <w:r>
+        <w:t xml:space="preserve">Emergency </w:t>
+      </w:r>
+      <w:r>
+        <w:t>r</w:t>
+      </w:r>
+      <w:r>
+        <w:t>esources</w:t>
+      </w:r>
+      <w:bookmarkEnd w:id="13"/>
+    </w:p>
+    <w:p>
+      <w:pPr>
+        <w:rPr>
+          <w:lang w:val="en-AT"/>
+        </w:rPr>
+      </w:pPr>
+      <w:r>
+        <w:rPr>
+          <w:lang w:val="en-AT"/>
+        </w:rPr>
+        <w:t>The emergency section provides quick access to important emergency numbers, official resources, and basic response guidance. This section is designed for speed and clarity</w:t>
+      </w:r>
+      <w:r>
+        <w:rPr>
+          <w:lang w:val="en-AT"/>
+        </w:rPr>
+        <w:t xml:space="preserve">, </w:t>
+      </w:r>
+      <w:r>
+        <w:rPr>
+          <w:lang w:val="en-AT"/>
+        </w:rPr>
+        <w:t xml:space="preserve">to find essential contact information without navigating through </w:t>
+      </w:r>
+      <w:r>
+        <w:rPr>
+          <w:lang w:val="en-AT"/>
+        </w:rPr>
+        <w:t>lots of</w:t>
+      </w:r>
+      <w:r>
+        <w:rPr>
+          <w:lang w:val="en-AT"/>
+        </w:rPr>
+        <w:t xml:space="preserve"> content</w:t>
+      </w:r>
+      <w:r>
+        <w:rPr>
+          <w:lang w:val="en-AT"/>
+        </w:rPr>
         <w:t>.</w:t>
       </w:r>
+      <w:r>
+        <w:rPr>
+          <w:lang w:val="en-AT"/>
+        </w:rPr>
+        <w:t xml:space="preserve"> This section also presents the “Test mode”, which is a drill/testing mode that can be enabled to test emergency settings, alerts and learning how the app works without confusing test alerts or calls with real ones. (See Figure 5).</w:t>
+      </w:r>
+    </w:p>
+    <w:p>
+      <w:pPr>
+        <w:rPr>
+          <w:lang w:val="en-AT"/>
+        </w:rPr>
+      </w:pPr>
+      <w:r>
+        <w:rPr>
+          <w:highlight w:val="yellow"/>
+          <w:lang w:val="en-AT"/>
+        </w:rPr>
+        <w:t>Figure 5</w:t>
+      </w:r>
     </w:p>
     <w:p>
       <w:pPr>
         <w:pStyle w:val="Heading3"/>
       </w:pPr>
-      <w:r>
-        <w:t xml:space="preserve">National </w:t>
-      </w:r>
-      <w:r>
-        <w:t>i</w:t>
-      </w:r>
-      <w:r>
-        <w:t>nformation</w:t>
-      </w:r>
-    </w:p>
-    <w:p>
-      <w:pPr>
-        <w:rPr>
-          <w:lang w:val="en-AT"/>
-        </w:rPr>
-      </w:pPr>
-      <w:r>
-        <w:rPr>
-          <w:lang w:val="en-AT"/>
-        </w:rPr>
-        <w:t xml:space="preserve">The national information section gives users a broader overview of conditions across Austria. It shows weather conditions for the capital city of each Austrian state and includes a coloured map for </w:t>
-      </w:r>
-      <w:r>
-        <w:rPr>
-          <w:lang w:val="en-AT"/>
-        </w:rPr>
-        <w:t xml:space="preserve">visuals. </w:t>
-      </w:r>
-      <w:r>
-        <w:rPr>
-          <w:lang w:val="en-AT"/>
-        </w:rPr>
-        <w:t xml:space="preserve">This design </w:t>
-      </w:r>
-      <w:r>
-        <w:rPr>
-          <w:lang w:val="en-AT"/>
-        </w:rPr>
-        <w:t xml:space="preserve">idea was chosen </w:t>
-      </w:r>
-      <w:r>
-        <w:rPr>
-          <w:lang w:val="en-AT"/>
-        </w:rPr>
-        <w:t>because disasters and severe weather events often affect larger regions, not only one city or district. A national overview helps users understand whether their local situation is isolated or part of a wider event.</w:t>
+      <w:bookmarkStart w:id="14" w:name="_Toc232087704"/>
+      <w:r>
+        <w:lastRenderedPageBreak/>
+        <w:t xml:space="preserve">Learning </w:t>
+      </w:r>
+      <w:r>
+        <w:t>centre</w:t>
+      </w:r>
+      <w:bookmarkEnd w:id="14"/>
+    </w:p>
+    <w:p>
+      <w:pPr>
+        <w:rPr>
+          <w:lang w:val="en-AT"/>
+        </w:rPr>
+      </w:pPr>
+      <w:r>
+        <w:rPr>
+          <w:lang w:val="en-AT"/>
+        </w:rPr>
+        <w:t xml:space="preserve">The learning </w:t>
+      </w:r>
+      <w:r>
+        <w:rPr>
+          <w:lang w:val="en-AT"/>
+        </w:rPr>
+        <w:t>centre</w:t>
+      </w:r>
+      <w:r>
+        <w:rPr>
+          <w:lang w:val="en-AT"/>
+        </w:rPr>
+        <w:t xml:space="preserve"> supports long-term preparedness. It is not placed as one of the main emergency tabs because it is mainly used before an emergency, not during one. Instead, it is accessible as an additional preparedness feature.</w:t>
+      </w:r>
+      <w:r>
+        <w:rPr>
+          <w:lang w:val="en-AT"/>
+        </w:rPr>
+        <w:t xml:space="preserve"> </w:t>
+      </w:r>
+      <w:r>
+        <w:rPr>
+          <w:lang w:val="en-AT"/>
+        </w:rPr>
+        <w:t>Users can choose a preparedness topic, read short guidance material, complete checklists, and answer quiz questions. After completing a topic, the app assesses the user’s preparedness level and grants a badge.</w:t>
+      </w:r>
+    </w:p>
+    <w:p>
+      <w:pPr>
+        <w:rPr>
+          <w:lang w:val="en-AT"/>
+        </w:rPr>
+      </w:pPr>
+      <w:r>
+        <w:rPr>
+          <w:lang w:val="en-AT"/>
+        </w:rPr>
+        <w:t xml:space="preserve">Possible learning topics include </w:t>
+      </w:r>
+      <w:r>
+        <w:rPr>
+          <w:lang w:val="en-AT"/>
+        </w:rPr>
+        <w:t>preparing a home pharmacy kit</w:t>
+      </w:r>
+      <w:r>
+        <w:rPr>
+          <w:lang w:val="en-AT"/>
+        </w:rPr>
+        <w:t xml:space="preserve">, </w:t>
+      </w:r>
+      <w:r>
+        <w:rPr>
+          <w:lang w:val="en-AT"/>
+        </w:rPr>
+        <w:t xml:space="preserve">emergency preparedness, or </w:t>
+      </w:r>
+      <w:r>
+        <w:rPr>
+          <w:lang w:val="en-AT"/>
+        </w:rPr>
+        <w:t xml:space="preserve">storm </w:t>
+      </w:r>
+      <w:r>
+        <w:rPr>
+          <w:lang w:val="en-AT"/>
+        </w:rPr>
+        <w:t xml:space="preserve">emergency </w:t>
+      </w:r>
+      <w:r>
+        <w:rPr>
+          <w:lang w:val="en-AT"/>
+        </w:rPr>
+        <w:t>steps to take</w:t>
+      </w:r>
+      <w:r>
+        <w:rPr>
+          <w:lang w:val="en-AT"/>
+        </w:rPr>
+        <w:t>.</w:t>
+      </w:r>
+    </w:p>
+    <w:p>
+      <w:pPr>
+        <w:rPr>
+          <w:lang w:val="en-AT"/>
+        </w:rPr>
+      </w:pPr>
+      <w:r>
+        <w:rPr>
+          <w:lang w:val="en-AT"/>
+        </w:rPr>
+        <w:t xml:space="preserve">The badge system is designed to encourage repeated engagement. Preparedness status </w:t>
+      </w:r>
+      <w:r>
+        <w:rPr>
+          <w:lang w:val="en-AT"/>
+        </w:rPr>
+        <w:t>expires</w:t>
+      </w:r>
+      <w:r>
+        <w:rPr>
+          <w:lang w:val="en-AT"/>
+        </w:rPr>
+        <w:t>, and after three months the user receives a notification reminding them to recheck their preparedness. This reflects the idea that emergency knowledge and household readiness should be refreshed regularly.</w:t>
+      </w:r>
+      <w:r>
+        <w:rPr>
+          <w:lang w:val="en-AT"/>
+        </w:rPr>
+        <w:t xml:space="preserve"> (See Figure 6)</w:t>
+      </w:r>
+    </w:p>
+    <w:p>
+      <w:pPr>
+        <w:rPr>
+          <w:lang w:val="en-AT"/>
+        </w:rPr>
+      </w:pPr>
+      <w:r>
+        <w:rPr>
+          <w:highlight w:val="yellow"/>
+          <w:lang w:val="en-AT"/>
+        </w:rPr>
+        <w:t>Figure 6</w:t>
       </w:r>
     </w:p>
     <w:p>
       <w:pPr>
         <w:pStyle w:val="Heading3"/>
       </w:pPr>
-      <w:r>
-        <w:t xml:space="preserve">Emergency </w:t>
-      </w:r>
-      <w:r>
-        <w:t>r</w:t>
-      </w:r>
-      <w:r>
-        <w:t>esources</w:t>
-      </w:r>
-    </w:p>
-    <w:p>
-      <w:pPr>
-        <w:rPr>
-          <w:lang w:val="en-AT"/>
-        </w:rPr>
-      </w:pPr>
-      <w:r>
-        <w:rPr>
-          <w:lang w:val="en-AT"/>
-        </w:rPr>
-        <w:t>The emergency section provides quick access to important emergency numbers, official resources, and basic response guidance. This section is designed for speed and clarity</w:t>
-      </w:r>
-      <w:r>
-        <w:rPr>
-          <w:lang w:val="en-AT"/>
-        </w:rPr>
-        <w:t xml:space="preserve">, </w:t>
-      </w:r>
-      <w:r>
-        <w:rPr>
-          <w:lang w:val="en-AT"/>
-        </w:rPr>
-        <w:t xml:space="preserve">to find essential contact information without navigating through </w:t>
-      </w:r>
-      <w:r>
-        <w:rPr>
-          <w:lang w:val="en-AT"/>
-        </w:rPr>
-        <w:t>lots of</w:t>
-      </w:r>
-      <w:r>
-        <w:rPr>
-          <w:lang w:val="en-AT"/>
-        </w:rPr>
-        <w:t xml:space="preserve"> content</w:t>
-      </w:r>
-      <w:r>
-        <w:rPr>
-          <w:lang w:val="en-AT"/>
-        </w:rPr>
-        <w:t>.</w:t>
-      </w:r>
-    </w:p>
-    <w:p>
-      <w:pPr>
-        <w:pStyle w:val="Heading3"/>
-      </w:pPr>
-      <w:r>
-        <w:t xml:space="preserve">Learning </w:t>
-      </w:r>
-      <w:r>
-        <w:t>centre</w:t>
-      </w:r>
-    </w:p>
-    <w:p>
-      <w:pPr>
-        <w:rPr>
-          <w:lang w:val="en-AT"/>
-        </w:rPr>
-      </w:pPr>
-      <w:r>
-        <w:rPr>
-          <w:lang w:val="en-AT"/>
-        </w:rPr>
-        <w:t xml:space="preserve">The learning </w:t>
-      </w:r>
-      <w:r>
-        <w:rPr>
-          <w:lang w:val="en-AT"/>
-        </w:rPr>
-        <w:t>centre</w:t>
-      </w:r>
-      <w:r>
-        <w:rPr>
-          <w:lang w:val="en-AT"/>
-        </w:rPr>
-        <w:t xml:space="preserve"> supports long-term preparedness. It is not placed as one of the main emergency tabs because it is mainly used before an emergency, not during one. Instead, it is accessible as an additional preparedness feature.</w:t>
+      <w:bookmarkStart w:id="15" w:name="_Toc232087705"/>
+      <w:r>
+        <w:t xml:space="preserve">Settings, </w:t>
+      </w:r>
+      <w:r>
+        <w:t>l</w:t>
+      </w:r>
+      <w:r>
+        <w:t xml:space="preserve">icenses, and </w:t>
+      </w:r>
+      <w:r>
+        <w:t>c</w:t>
+      </w:r>
+      <w:r>
+        <w:t>redits</w:t>
+      </w:r>
+      <w:bookmarkEnd w:id="15"/>
+    </w:p>
+    <w:p>
+      <w:pPr>
+        <w:rPr>
+          <w:lang w:val="en-AT"/>
+        </w:rPr>
+      </w:pPr>
+      <w:r>
+        <w:rPr>
+          <w:lang w:val="en-AT"/>
+        </w:rPr>
+        <w:t xml:space="preserve">The settings section includes general preferences, notification settings, and a license and credits area. The credits section is important </w:t>
+      </w:r>
+      <w:r>
+        <w:rPr>
+          <w:lang w:val="en-AT"/>
+        </w:rPr>
+        <w:t>t</w:t>
+      </w:r>
+      <w:r>
+        <w:rPr>
+          <w:lang w:val="en-AT"/>
+        </w:rPr>
+        <w:t>his improves transparency and ensures that licensing requirements are respected</w:t>
+      </w:r>
+      <w:r>
+        <w:rPr>
+          <w:lang w:val="en-AT"/>
+        </w:rPr>
+        <w:t xml:space="preserve">, especially while the app uses many </w:t>
+      </w:r>
+      <w:proofErr w:type="gramStart"/>
+      <w:r>
+        <w:rPr>
+          <w:lang w:val="en-AT"/>
+        </w:rPr>
+        <w:t>open source</w:t>
+      </w:r>
+      <w:proofErr w:type="gramEnd"/>
+      <w:r>
+        <w:rPr>
+          <w:lang w:val="en-AT"/>
+        </w:rPr>
+        <w:t xml:space="preserve"> resources. (See Figure 7).</w:t>
+      </w:r>
+    </w:p>
+    <w:p>
+      <w:pPr>
+        <w:rPr>
+          <w:lang w:val="en-AT"/>
+        </w:rPr>
+      </w:pPr>
+      <w:r>
+        <w:rPr>
+          <w:highlight w:val="yellow"/>
+          <w:lang w:val="en-AT"/>
+        </w:rPr>
+        <w:t>Figure 7</w:t>
+      </w:r>
+    </w:p>
+    <w:p>
+      <w:pPr>
+        <w:pStyle w:val="Heading2"/>
+      </w:pPr>
+      <w:bookmarkStart w:id="16" w:name="_Toc232087706"/>
+      <w:r>
+        <w:t>Requirements analysis</w:t>
+      </w:r>
+      <w:bookmarkEnd w:id="16"/>
+    </w:p>
+    <w:p>
+      <w:pPr>
+        <w:rPr>
+          <w:lang w:val="en-AT"/>
+        </w:rPr>
+      </w:pPr>
+      <w:r>
+        <w:rPr>
+          <w:lang w:val="en-AT"/>
+        </w:rPr>
+        <w:t xml:space="preserve">Following the </w:t>
+      </w:r>
+      <w:proofErr w:type="spellStart"/>
+      <w:r>
+        <w:rPr>
+          <w:lang w:val="en-AT"/>
+        </w:rPr>
+        <w:t>MoSCoW</w:t>
+      </w:r>
+      <w:proofErr w:type="spellEnd"/>
+      <w:r>
+        <w:rPr>
+          <w:lang w:val="en-AT"/>
+        </w:rPr>
+        <w:t xml:space="preserve"> method in requirement analysis</w:t>
       </w:r>
       <w:r>
         <w:rPr>
@@ -2767,110 +5426,810 @@
         </w:rPr>
         <w:t xml:space="preserve"> </w:t>
       </w:r>
-      <w:r>
-        <w:rPr>
-          <w:lang w:val="en-AT"/>
-        </w:rPr>
-        <w:t>Users can choose a preparedness topic, read short guidance material, complete checklists, and answer quiz questions. After completing a topic, the app assesses the user’s preparedness level and grants a badge.</w:t>
-      </w:r>
-    </w:p>
-    <w:p>
-      <w:pPr>
-        <w:rPr>
-          <w:lang w:val="en-AT"/>
-        </w:rPr>
-      </w:pPr>
-      <w:r>
-        <w:rPr>
-          <w:lang w:val="en-AT"/>
-        </w:rPr>
-        <w:t>Possible learning topics include first aid, heatwave preparedness, storm and power outage preparedness, and emergency bag preparation.</w:t>
-      </w:r>
-    </w:p>
-    <w:p>
-      <w:pPr>
-        <w:rPr>
-          <w:lang w:val="en-AT"/>
-        </w:rPr>
-      </w:pPr>
-      <w:r>
-        <w:rPr>
-          <w:lang w:val="en-AT"/>
-        </w:rPr>
-        <w:t>The badge system is designed to encourage repeated engagement. Preparedness status decreases over time, and after three months the user receives a notification reminding them to recheck their preparedness. This reflects the idea that emergency knowledge and household readiness should be refreshed regularly.</w:t>
-      </w:r>
-    </w:p>
-    <w:p>
-      <w:pPr>
-        <w:pStyle w:val="Heading3"/>
-      </w:pPr>
-      <w:r>
-        <w:t xml:space="preserve">Settings, </w:t>
-      </w:r>
-      <w:r>
-        <w:t>l</w:t>
-      </w:r>
-      <w:r>
-        <w:t xml:space="preserve">icenses, and </w:t>
-      </w:r>
-      <w:r>
-        <w:t>c</w:t>
-      </w:r>
-      <w:r>
-        <w:t>redits</w:t>
-      </w:r>
-    </w:p>
-    <w:p>
-      <w:pPr>
-        <w:rPr>
-          <w:lang w:val="en-AT"/>
-        </w:rPr>
-      </w:pPr>
-      <w:r>
-        <w:rPr>
-          <w:lang w:val="en-AT"/>
-        </w:rPr>
-        <w:t xml:space="preserve">The settings section includes general preferences, notification settings, and a license and credits area. The credits section is important </w:t>
-      </w:r>
-      <w:r>
-        <w:rPr>
-          <w:lang w:val="en-AT"/>
-        </w:rPr>
-        <w:t>t</w:t>
-      </w:r>
-      <w:r>
-        <w:rPr>
-          <w:lang w:val="en-AT"/>
-        </w:rPr>
-        <w:t>his improves transparency and ensures that licensing requirements are respected.</w:t>
-      </w:r>
+      <w:sdt>
+        <w:sdtPr>
+          <w:rPr>
+            <w:rFonts w:ascii="Aptos" w:hAnsi="Aptos"/>
+            <w:color w:val="000000"/>
+            <w:lang w:val="en-AT"/>
+          </w:rPr>
+          <w:tag w:val="MENDELEY_CITATION_v3_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"/>
+          <w:id w:val="-687596471"/>
+          <w:placeholder>
+            <w:docPart w:val="DefaultPlaceholder_-1854013440"/>
+          </w:placeholder>
+        </w:sdtPr>
+        <w:sdtContent>
+          <w:r>
+            <w:rPr>
+              <w:rFonts w:ascii="Aptos" w:hAnsi="Aptos"/>
+              <w:color w:val="000000"/>
+              <w:lang w:val="en-AT"/>
+            </w:rPr>
+            <w:t>(Mitchell, 2026)</w:t>
+          </w:r>
+        </w:sdtContent>
+      </w:sdt>
+      <w:r>
+        <w:rPr>
+          <w:lang w:val="en-AT"/>
+        </w:rPr>
+        <w:t>, the feature priority can be summarized as in Table 1.</w:t>
+      </w:r>
+    </w:p>
+    <w:tbl>
+      <w:tblPr>
+        <w:tblStyle w:val="GridTable4-Accent3"/>
+        <w:tblpPr w:leftFromText="180" w:rightFromText="180" w:vertAnchor="text" w:horzAnchor="margin" w:tblpY="110"/>
+        <w:tblW w:w="0" w:type="auto"/>
+        <w:tblLook w:val="04A0" w:firstRow="1" w:lastRow="0" w:firstColumn="1" w:lastColumn="0" w:noHBand="0" w:noVBand="1"/>
+      </w:tblPr>
+      <w:tblGrid>
+        <w:gridCol w:w="1294"/>
+        <w:gridCol w:w="7722"/>
+      </w:tblGrid>
+      <w:tr>
+        <w:trPr>
+          <w:cnfStyle w:val="100000000000" w:firstRow="1" w:lastRow="0" w:firstColumn="0" w:lastColumn="0" w:oddVBand="0" w:evenVBand="0" w:oddHBand="0" w:evenHBand="0" w:firstRowFirstColumn="0" w:firstRowLastColumn="0" w:lastRowFirstColumn="0" w:lastRowLastColumn="0"/>
+        </w:trPr>
+        <w:tc>
+          <w:tcPr>
+            <w:cnfStyle w:val="001000000000" w:firstRow="0" w:lastRow="0" w:firstColumn="1" w:lastColumn="0" w:oddVBand="0" w:evenVBand="0" w:oddHBand="0" w:evenHBand="0" w:firstRowFirstColumn="0" w:firstRowLastColumn="0" w:lastRowFirstColumn="0" w:lastRowLastColumn="0"/>
+            <w:tcW w:w="0" w:type="auto"/>
+            <w:vAlign w:val="center"/>
+            <w:hideMark/>
+          </w:tcPr>
+          <w:p>
+            <w:pPr>
+              <w:spacing w:after="160" w:line="259" w:lineRule="auto"/>
+              <w:rPr>
+                <w:lang w:val="en-AT"/>
+              </w:rPr>
+            </w:pPr>
+            <w:r>
+              <w:rPr>
+                <w:lang w:val="en-AT"/>
+              </w:rPr>
+              <w:t>Priority</w:t>
+            </w:r>
+          </w:p>
+        </w:tc>
+        <w:tc>
+          <w:tcPr>
+            <w:tcW w:w="0" w:type="auto"/>
+            <w:vAlign w:val="center"/>
+            <w:hideMark/>
+          </w:tcPr>
+          <w:p>
+            <w:pPr>
+              <w:spacing w:after="160" w:line="259" w:lineRule="auto"/>
+              <w:cnfStyle w:val="100000000000" w:firstRow="1" w:lastRow="0" w:firstColumn="0" w:lastColumn="0" w:oddVBand="0" w:evenVBand="0" w:oddHBand="0" w:evenHBand="0" w:firstRowFirstColumn="0" w:firstRowLastColumn="0" w:lastRowFirstColumn="0" w:lastRowLastColumn="0"/>
+              <w:rPr>
+                <w:lang w:val="en-AT"/>
+              </w:rPr>
+            </w:pPr>
+            <w:r>
+              <w:rPr>
+                <w:lang w:val="en-AT"/>
+              </w:rPr>
+              <w:t>Requirement</w:t>
+            </w:r>
+          </w:p>
+        </w:tc>
+      </w:tr>
+      <w:tr>
+        <w:trPr>
+          <w:cnfStyle w:val="000000100000" w:firstRow="0" w:lastRow="0" w:firstColumn="0" w:lastColumn="0" w:oddVBand="0" w:evenVBand="0" w:oddHBand="1" w:evenHBand="0" w:firstRowFirstColumn="0" w:firstRowLastColumn="0" w:lastRowFirstColumn="0" w:lastRowLastColumn="0"/>
+        </w:trPr>
+        <w:tc>
+          <w:tcPr>
+            <w:cnfStyle w:val="001000000000" w:firstRow="0" w:lastRow="0" w:firstColumn="1" w:lastColumn="0" w:oddVBand="0" w:evenVBand="0" w:oddHBand="0" w:evenHBand="0" w:firstRowFirstColumn="0" w:firstRowLastColumn="0" w:lastRowFirstColumn="0" w:lastRowLastColumn="0"/>
+            <w:tcW w:w="0" w:type="auto"/>
+            <w:hideMark/>
+          </w:tcPr>
+          <w:p>
+            <w:pPr>
+              <w:spacing w:line="276" w:lineRule="auto"/>
+              <w:rPr>
+                <w:lang w:val="en-AT"/>
+              </w:rPr>
+            </w:pPr>
+            <w:r>
+              <w:rPr>
+                <w:lang w:val="en-AT"/>
+              </w:rPr>
+              <w:t>Must have</w:t>
+            </w:r>
+          </w:p>
+        </w:tc>
+        <w:tc>
+          <w:tcPr>
+            <w:tcW w:w="0" w:type="auto"/>
+            <w:hideMark/>
+          </w:tcPr>
+          <w:p>
+            <w:pPr>
+              <w:spacing w:line="276" w:lineRule="auto"/>
+              <w:cnfStyle w:val="000000100000" w:firstRow="0" w:lastRow="0" w:firstColumn="0" w:lastColumn="0" w:oddVBand="0" w:evenVBand="0" w:oddHBand="1" w:evenHBand="0" w:firstRowFirstColumn="0" w:firstRowLastColumn="0" w:lastRowFirstColumn="0" w:lastRowLastColumn="0"/>
+              <w:rPr>
+                <w:lang w:val="en-AT"/>
+              </w:rPr>
+            </w:pPr>
+            <w:r>
+              <w:rPr>
+                <w:lang w:val="en-AT"/>
+              </w:rPr>
+              <w:t>The app must show current local environment alert information.</w:t>
+            </w:r>
+          </w:p>
+        </w:tc>
+      </w:tr>
+      <w:tr>
+        <w:tc>
+          <w:tcPr>
+            <w:cnfStyle w:val="001000000000" w:firstRow="0" w:lastRow="0" w:firstColumn="1" w:lastColumn="0" w:oddVBand="0" w:evenVBand="0" w:oddHBand="0" w:evenHBand="0" w:firstRowFirstColumn="0" w:firstRowLastColumn="0" w:lastRowFirstColumn="0" w:lastRowLastColumn="0"/>
+            <w:tcW w:w="0" w:type="auto"/>
+            <w:hideMark/>
+          </w:tcPr>
+          <w:p>
+            <w:pPr>
+              <w:spacing w:line="276" w:lineRule="auto"/>
+              <w:rPr>
+                <w:lang w:val="en-AT"/>
+              </w:rPr>
+            </w:pPr>
+            <w:r>
+              <w:rPr>
+                <w:lang w:val="en-AT"/>
+              </w:rPr>
+              <w:t>Must have</w:t>
+            </w:r>
+          </w:p>
+        </w:tc>
+        <w:tc>
+          <w:tcPr>
+            <w:tcW w:w="0" w:type="auto"/>
+            <w:hideMark/>
+          </w:tcPr>
+          <w:p>
+            <w:pPr>
+              <w:spacing w:line="276" w:lineRule="auto"/>
+              <w:cnfStyle w:val="000000000000" w:firstRow="0" w:lastRow="0" w:firstColumn="0" w:lastColumn="0" w:oddVBand="0" w:evenVBand="0" w:oddHBand="0" w:evenHBand="0" w:firstRowFirstColumn="0" w:firstRowLastColumn="0" w:lastRowFirstColumn="0" w:lastRowLastColumn="0"/>
+              <w:rPr>
+                <w:lang w:val="en-AT"/>
+              </w:rPr>
+            </w:pPr>
+            <w:r>
+              <w:rPr>
+                <w:lang w:val="en-AT"/>
+              </w:rPr>
+              <w:t>The app must provide preparedness checklist</w:t>
+            </w:r>
+            <w:r>
+              <w:rPr>
+                <w:lang w:val="en-AT"/>
+              </w:rPr>
+              <w:t>s and learning content.</w:t>
+            </w:r>
+          </w:p>
+        </w:tc>
+      </w:tr>
+      <w:tr>
+        <w:trPr>
+          <w:cnfStyle w:val="000000100000" w:firstRow="0" w:lastRow="0" w:firstColumn="0" w:lastColumn="0" w:oddVBand="0" w:evenVBand="0" w:oddHBand="1" w:evenHBand="0" w:firstRowFirstColumn="0" w:firstRowLastColumn="0" w:lastRowFirstColumn="0" w:lastRowLastColumn="0"/>
+        </w:trPr>
+        <w:tc>
+          <w:tcPr>
+            <w:cnfStyle w:val="001000000000" w:firstRow="0" w:lastRow="0" w:firstColumn="1" w:lastColumn="0" w:oddVBand="0" w:evenVBand="0" w:oddHBand="0" w:evenHBand="0" w:firstRowFirstColumn="0" w:firstRowLastColumn="0" w:lastRowFirstColumn="0" w:lastRowLastColumn="0"/>
+            <w:tcW w:w="0" w:type="auto"/>
+          </w:tcPr>
+          <w:p>
+            <w:pPr>
+              <w:spacing w:line="276" w:lineRule="auto"/>
+              <w:rPr>
+                <w:lang w:val="en-AT"/>
+              </w:rPr>
+            </w:pPr>
+            <w:r>
+              <w:rPr>
+                <w:lang w:val="en-AT"/>
+              </w:rPr>
+              <w:t>Must have</w:t>
+            </w:r>
+          </w:p>
+        </w:tc>
+        <w:tc>
+          <w:tcPr>
+            <w:tcW w:w="0" w:type="auto"/>
+          </w:tcPr>
+          <w:p>
+            <w:pPr>
+              <w:spacing w:line="276" w:lineRule="auto"/>
+              <w:cnfStyle w:val="000000100000" w:firstRow="0" w:lastRow="0" w:firstColumn="0" w:lastColumn="0" w:oddVBand="0" w:evenVBand="0" w:oddHBand="1" w:evenHBand="0" w:firstRowFirstColumn="0" w:firstRowLastColumn="0" w:lastRowFirstColumn="0" w:lastRowLastColumn="0"/>
+              <w:rPr>
+                <w:lang w:val="en-AT"/>
+              </w:rPr>
+            </w:pPr>
+            <w:r>
+              <w:rPr>
+                <w:lang w:val="en-AT"/>
+              </w:rPr>
+              <w:t>The app must include notifications to alert users about important information.</w:t>
+            </w:r>
+          </w:p>
+        </w:tc>
+      </w:tr>
+      <w:tr>
+        <w:tc>
+          <w:tcPr>
+            <w:cnfStyle w:val="001000000000" w:firstRow="0" w:lastRow="0" w:firstColumn="1" w:lastColumn="0" w:oddVBand="0" w:evenVBand="0" w:oddHBand="0" w:evenHBand="0" w:firstRowFirstColumn="0" w:firstRowLastColumn="0" w:lastRowFirstColumn="0" w:lastRowLastColumn="0"/>
+            <w:tcW w:w="0" w:type="auto"/>
+            <w:hideMark/>
+          </w:tcPr>
+          <w:p>
+            <w:pPr>
+              <w:spacing w:line="276" w:lineRule="auto"/>
+              <w:rPr>
+                <w:lang w:val="en-AT"/>
+              </w:rPr>
+            </w:pPr>
+            <w:r>
+              <w:rPr>
+                <w:lang w:val="en-AT"/>
+              </w:rPr>
+              <w:t>Must have</w:t>
+            </w:r>
+          </w:p>
+        </w:tc>
+        <w:tc>
+          <w:tcPr>
+            <w:tcW w:w="0" w:type="auto"/>
+            <w:hideMark/>
+          </w:tcPr>
+          <w:p>
+            <w:pPr>
+              <w:spacing w:line="276" w:lineRule="auto"/>
+              <w:cnfStyle w:val="000000000000" w:firstRow="0" w:lastRow="0" w:firstColumn="0" w:lastColumn="0" w:oddVBand="0" w:evenVBand="0" w:oddHBand="0" w:evenHBand="0" w:firstRowFirstColumn="0" w:firstRowLastColumn="0" w:lastRowFirstColumn="0" w:lastRowLastColumn="0"/>
+              <w:rPr>
+                <w:lang w:val="en-AT"/>
+              </w:rPr>
+            </w:pPr>
+            <w:r>
+              <w:rPr>
+                <w:lang w:val="en-AT"/>
+              </w:rPr>
+              <w:t xml:space="preserve">The app </w:t>
+            </w:r>
+            <w:r>
+              <w:rPr>
+                <w:lang w:val="en-AT"/>
+              </w:rPr>
+              <w:t>must</w:t>
+            </w:r>
+            <w:r>
+              <w:rPr>
+                <w:lang w:val="en-AT"/>
+              </w:rPr>
+              <w:t xml:space="preserve"> save checklist progress locally.</w:t>
+            </w:r>
+          </w:p>
+        </w:tc>
+      </w:tr>
+      <w:tr>
+        <w:trPr>
+          <w:cnfStyle w:val="000000100000" w:firstRow="0" w:lastRow="0" w:firstColumn="0" w:lastColumn="0" w:oddVBand="0" w:evenVBand="0" w:oddHBand="1" w:evenHBand="0" w:firstRowFirstColumn="0" w:firstRowLastColumn="0" w:lastRowFirstColumn="0" w:lastRowLastColumn="0"/>
+        </w:trPr>
+        <w:tc>
+          <w:tcPr>
+            <w:cnfStyle w:val="001000000000" w:firstRow="0" w:lastRow="0" w:firstColumn="1" w:lastColumn="0" w:oddVBand="0" w:evenVBand="0" w:oddHBand="0" w:evenHBand="0" w:firstRowFirstColumn="0" w:firstRowLastColumn="0" w:lastRowFirstColumn="0" w:lastRowLastColumn="0"/>
+            <w:tcW w:w="0" w:type="auto"/>
+          </w:tcPr>
+          <w:p>
+            <w:pPr>
+              <w:spacing w:line="276" w:lineRule="auto"/>
+              <w:rPr>
+                <w:lang w:val="en-AT"/>
+              </w:rPr>
+            </w:pPr>
+            <w:r>
+              <w:rPr>
+                <w:lang w:val="en-AT"/>
+              </w:rPr>
+              <w:t>Must have</w:t>
+            </w:r>
+          </w:p>
+        </w:tc>
+        <w:tc>
+          <w:tcPr>
+            <w:tcW w:w="0" w:type="auto"/>
+          </w:tcPr>
+          <w:p>
+            <w:pPr>
+              <w:spacing w:line="276" w:lineRule="auto"/>
+              <w:cnfStyle w:val="000000100000" w:firstRow="0" w:lastRow="0" w:firstColumn="0" w:lastColumn="0" w:oddVBand="0" w:evenVBand="0" w:oddHBand="1" w:evenHBand="0" w:firstRowFirstColumn="0" w:firstRowLastColumn="0" w:lastRowFirstColumn="0" w:lastRowLastColumn="0"/>
+              <w:rPr>
+                <w:lang w:val="en-AT"/>
+              </w:rPr>
+            </w:pPr>
+            <w:r>
+              <w:rPr>
+                <w:lang w:val="en-AT"/>
+              </w:rPr>
+              <w:t>The app must show the level of readiness and preparedness.</w:t>
+            </w:r>
+          </w:p>
+        </w:tc>
+      </w:tr>
+      <w:tr>
+        <w:tc>
+          <w:tcPr>
+            <w:cnfStyle w:val="001000000000" w:firstRow="0" w:lastRow="0" w:firstColumn="1" w:lastColumn="0" w:oddVBand="0" w:evenVBand="0" w:oddHBand="0" w:evenHBand="0" w:firstRowFirstColumn="0" w:firstRowLastColumn="0" w:lastRowFirstColumn="0" w:lastRowLastColumn="0"/>
+            <w:tcW w:w="0" w:type="auto"/>
+            <w:hideMark/>
+          </w:tcPr>
+          <w:p>
+            <w:pPr>
+              <w:spacing w:line="276" w:lineRule="auto"/>
+              <w:rPr>
+                <w:lang w:val="en-AT"/>
+              </w:rPr>
+            </w:pPr>
+            <w:r>
+              <w:rPr>
+                <w:lang w:val="en-AT"/>
+              </w:rPr>
+              <w:t>Should have</w:t>
+            </w:r>
+          </w:p>
+        </w:tc>
+        <w:tc>
+          <w:tcPr>
+            <w:tcW w:w="0" w:type="auto"/>
+            <w:hideMark/>
+          </w:tcPr>
+          <w:p>
+            <w:pPr>
+              <w:spacing w:line="276" w:lineRule="auto"/>
+              <w:cnfStyle w:val="000000000000" w:firstRow="0" w:lastRow="0" w:firstColumn="0" w:lastColumn="0" w:oddVBand="0" w:evenVBand="0" w:oddHBand="0" w:evenHBand="0" w:firstRowFirstColumn="0" w:firstRowLastColumn="0" w:lastRowFirstColumn="0" w:lastRowLastColumn="0"/>
+              <w:rPr>
+                <w:lang w:val="en-AT"/>
+              </w:rPr>
+            </w:pPr>
+            <w:r>
+              <w:rPr>
+                <w:lang w:val="en-AT"/>
+              </w:rPr>
+              <w:t xml:space="preserve">The app </w:t>
+            </w:r>
+            <w:r>
+              <w:rPr>
+                <w:lang w:val="en-AT"/>
+              </w:rPr>
+              <w:t>should show alert information for the entire country.</w:t>
+            </w:r>
+          </w:p>
+        </w:tc>
+      </w:tr>
+      <w:tr>
+        <w:trPr>
+          <w:cnfStyle w:val="000000100000" w:firstRow="0" w:lastRow="0" w:firstColumn="0" w:lastColumn="0" w:oddVBand="0" w:evenVBand="0" w:oddHBand="1" w:evenHBand="0" w:firstRowFirstColumn="0" w:firstRowLastColumn="0" w:lastRowFirstColumn="0" w:lastRowLastColumn="0"/>
+        </w:trPr>
+        <w:tc>
+          <w:tcPr>
+            <w:cnfStyle w:val="001000000000" w:firstRow="0" w:lastRow="0" w:firstColumn="1" w:lastColumn="0" w:oddVBand="0" w:evenVBand="0" w:oddHBand="0" w:evenHBand="0" w:firstRowFirstColumn="0" w:firstRowLastColumn="0" w:lastRowFirstColumn="0" w:lastRowLastColumn="0"/>
+            <w:tcW w:w="0" w:type="auto"/>
+          </w:tcPr>
+          <w:p>
+            <w:pPr>
+              <w:spacing w:line="276" w:lineRule="auto"/>
+              <w:rPr>
+                <w:lang w:val="en-AT"/>
+              </w:rPr>
+            </w:pPr>
+            <w:r>
+              <w:rPr>
+                <w:lang w:val="en-AT"/>
+              </w:rPr>
+              <w:t>Should have</w:t>
+            </w:r>
+          </w:p>
+        </w:tc>
+        <w:tc>
+          <w:tcPr>
+            <w:tcW w:w="0" w:type="auto"/>
+          </w:tcPr>
+          <w:p>
+            <w:pPr>
+              <w:spacing w:line="276" w:lineRule="auto"/>
+              <w:cnfStyle w:val="000000100000" w:firstRow="0" w:lastRow="0" w:firstColumn="0" w:lastColumn="0" w:oddVBand="0" w:evenVBand="0" w:oddHBand="1" w:evenHBand="0" w:firstRowFirstColumn="0" w:firstRowLastColumn="0" w:lastRowFirstColumn="0" w:lastRowLastColumn="0"/>
+              <w:rPr>
+                <w:lang w:val="en-AT"/>
+              </w:rPr>
+            </w:pPr>
+            <w:r>
+              <w:rPr>
+                <w:lang w:val="en-AT"/>
+              </w:rPr>
+              <w:t>The app should show air quality and radiation/environment data if all API access works reliably.</w:t>
+            </w:r>
+          </w:p>
+        </w:tc>
+      </w:tr>
+      <w:tr>
+        <w:tc>
+          <w:tcPr>
+            <w:cnfStyle w:val="001000000000" w:firstRow="0" w:lastRow="0" w:firstColumn="1" w:lastColumn="0" w:oddVBand="0" w:evenVBand="0" w:oddHBand="0" w:evenHBand="0" w:firstRowFirstColumn="0" w:firstRowLastColumn="0" w:lastRowFirstColumn="0" w:lastRowLastColumn="0"/>
+            <w:tcW w:w="0" w:type="auto"/>
+          </w:tcPr>
+          <w:p>
+            <w:pPr>
+              <w:spacing w:line="276" w:lineRule="auto"/>
+              <w:rPr>
+                <w:lang w:val="en-AT"/>
+              </w:rPr>
+            </w:pPr>
+            <w:r>
+              <w:rPr>
+                <w:lang w:val="en-AT"/>
+              </w:rPr>
+              <w:t>Should have</w:t>
+            </w:r>
+          </w:p>
+        </w:tc>
+        <w:tc>
+          <w:tcPr>
+            <w:tcW w:w="0" w:type="auto"/>
+          </w:tcPr>
+          <w:p>
+            <w:pPr>
+              <w:spacing w:line="276" w:lineRule="auto"/>
+              <w:cnfStyle w:val="000000000000" w:firstRow="0" w:lastRow="0" w:firstColumn="0" w:lastColumn="0" w:oddVBand="0" w:evenVBand="0" w:oddHBand="0" w:evenHBand="0" w:firstRowFirstColumn="0" w:firstRowLastColumn="0" w:lastRowFirstColumn="0" w:lastRowLastColumn="0"/>
+              <w:rPr>
+                <w:lang w:val="en-AT"/>
+              </w:rPr>
+            </w:pPr>
+            <w:r>
+              <w:rPr>
+                <w:lang w:val="en-AT"/>
+              </w:rPr>
+              <w:t>The app should provide credits and license information for all used APIs and data sources.</w:t>
+            </w:r>
+          </w:p>
+        </w:tc>
+      </w:tr>
+      <w:tr>
+        <w:trPr>
+          <w:cnfStyle w:val="000000100000" w:firstRow="0" w:lastRow="0" w:firstColumn="0" w:lastColumn="0" w:oddVBand="0" w:evenVBand="0" w:oddHBand="1" w:evenHBand="0" w:firstRowFirstColumn="0" w:firstRowLastColumn="0" w:lastRowFirstColumn="0" w:lastRowLastColumn="0"/>
+        </w:trPr>
+        <w:tc>
+          <w:tcPr>
+            <w:cnfStyle w:val="001000000000" w:firstRow="0" w:lastRow="0" w:firstColumn="1" w:lastColumn="0" w:oddVBand="0" w:evenVBand="0" w:oddHBand="0" w:evenHBand="0" w:firstRowFirstColumn="0" w:firstRowLastColumn="0" w:lastRowFirstColumn="0" w:lastRowLastColumn="0"/>
+            <w:tcW w:w="0" w:type="auto"/>
+          </w:tcPr>
+          <w:p>
+            <w:pPr>
+              <w:spacing w:line="276" w:lineRule="auto"/>
+              <w:rPr>
+                <w:lang w:val="en-AT"/>
+              </w:rPr>
+            </w:pPr>
+            <w:r>
+              <w:rPr>
+                <w:lang w:val="en-AT"/>
+              </w:rPr>
+              <w:t>Should have</w:t>
+            </w:r>
+          </w:p>
+        </w:tc>
+        <w:tc>
+          <w:tcPr>
+            <w:tcW w:w="0" w:type="auto"/>
+          </w:tcPr>
+          <w:p>
+            <w:pPr>
+              <w:spacing w:line="276" w:lineRule="auto"/>
+              <w:cnfStyle w:val="000000100000" w:firstRow="0" w:lastRow="0" w:firstColumn="0" w:lastColumn="0" w:oddVBand="0" w:evenVBand="0" w:oddHBand="1" w:evenHBand="0" w:firstRowFirstColumn="0" w:firstRowLastColumn="0" w:lastRowFirstColumn="0" w:lastRowLastColumn="0"/>
+              <w:rPr>
+                <w:lang w:val="en-AT"/>
+              </w:rPr>
+            </w:pPr>
+            <w:r>
+              <w:rPr>
+                <w:lang w:val="en-AT"/>
+              </w:rPr>
+              <w:t>The app should allow switching between dark and light mode for different user experiences.</w:t>
+            </w:r>
+          </w:p>
+        </w:tc>
+      </w:tr>
+      <w:tr>
+        <w:tc>
+          <w:tcPr>
+            <w:cnfStyle w:val="001000000000" w:firstRow="0" w:lastRow="0" w:firstColumn="1" w:lastColumn="0" w:oddVBand="0" w:evenVBand="0" w:oddHBand="0" w:evenHBand="0" w:firstRowFirstColumn="0" w:firstRowLastColumn="0" w:lastRowFirstColumn="0" w:lastRowLastColumn="0"/>
+            <w:tcW w:w="0" w:type="auto"/>
+            <w:hideMark/>
+          </w:tcPr>
+          <w:p>
+            <w:pPr>
+              <w:spacing w:line="276" w:lineRule="auto"/>
+              <w:rPr>
+                <w:lang w:val="en-AT"/>
+              </w:rPr>
+            </w:pPr>
+            <w:r>
+              <w:rPr>
+                <w:lang w:val="en-AT"/>
+              </w:rPr>
+              <w:t>Could have</w:t>
+            </w:r>
+          </w:p>
+        </w:tc>
+        <w:tc>
+          <w:tcPr>
+            <w:tcW w:w="0" w:type="auto"/>
+            <w:hideMark/>
+          </w:tcPr>
+          <w:p>
+            <w:pPr>
+              <w:spacing w:line="276" w:lineRule="auto"/>
+              <w:cnfStyle w:val="000000000000" w:firstRow="0" w:lastRow="0" w:firstColumn="0" w:lastColumn="0" w:oddVBand="0" w:evenVBand="0" w:oddHBand="0" w:evenHBand="0" w:firstRowFirstColumn="0" w:firstRowLastColumn="0" w:lastRowFirstColumn="0" w:lastRowLastColumn="0"/>
+              <w:rPr>
+                <w:lang w:val="en-AT"/>
+              </w:rPr>
+            </w:pPr>
+            <w:r>
+              <w:rPr>
+                <w:lang w:val="en-AT"/>
+              </w:rPr>
+              <w:t>The app could include</w:t>
+            </w:r>
+            <w:r>
+              <w:rPr>
+                <w:lang w:val="en-AT"/>
+              </w:rPr>
+              <w:t xml:space="preserve"> different</w:t>
+            </w:r>
+            <w:r>
+              <w:rPr>
+                <w:lang w:val="en-AT"/>
+              </w:rPr>
+              <w:t xml:space="preserve"> badges or achievements for completed preparedness tasks.</w:t>
+            </w:r>
+          </w:p>
+        </w:tc>
+      </w:tr>
+      <w:tr>
+        <w:trPr>
+          <w:cnfStyle w:val="000000100000" w:firstRow="0" w:lastRow="0" w:firstColumn="0" w:lastColumn="0" w:oddVBand="0" w:evenVBand="0" w:oddHBand="1" w:evenHBand="0" w:firstRowFirstColumn="0" w:firstRowLastColumn="0" w:lastRowFirstColumn="0" w:lastRowLastColumn="0"/>
+        </w:trPr>
+        <w:tc>
+          <w:tcPr>
+            <w:cnfStyle w:val="001000000000" w:firstRow="0" w:lastRow="0" w:firstColumn="1" w:lastColumn="0" w:oddVBand="0" w:evenVBand="0" w:oddHBand="0" w:evenHBand="0" w:firstRowFirstColumn="0" w:firstRowLastColumn="0" w:lastRowFirstColumn="0" w:lastRowLastColumn="0"/>
+            <w:tcW w:w="0" w:type="auto"/>
+            <w:hideMark/>
+          </w:tcPr>
+          <w:p>
+            <w:pPr>
+              <w:spacing w:line="276" w:lineRule="auto"/>
+              <w:rPr>
+                <w:lang w:val="en-AT"/>
+              </w:rPr>
+            </w:pPr>
+            <w:r>
+              <w:rPr>
+                <w:lang w:val="en-AT"/>
+              </w:rPr>
+              <w:lastRenderedPageBreak/>
+              <w:t>Could have</w:t>
+            </w:r>
+          </w:p>
+        </w:tc>
+        <w:tc>
+          <w:tcPr>
+            <w:tcW w:w="0" w:type="auto"/>
+            <w:hideMark/>
+          </w:tcPr>
+          <w:p>
+            <w:pPr>
+              <w:spacing w:line="276" w:lineRule="auto"/>
+              <w:cnfStyle w:val="000000100000" w:firstRow="0" w:lastRow="0" w:firstColumn="0" w:lastColumn="0" w:oddVBand="0" w:evenVBand="0" w:oddHBand="1" w:evenHBand="0" w:firstRowFirstColumn="0" w:firstRowLastColumn="0" w:lastRowFirstColumn="0" w:lastRowLastColumn="0"/>
+              <w:rPr>
+                <w:lang w:val="en-AT"/>
+              </w:rPr>
+            </w:pPr>
+            <w:r>
+              <w:rPr>
+                <w:lang w:val="en-AT"/>
+              </w:rPr>
+              <w:t xml:space="preserve">The app could </w:t>
+            </w:r>
+            <w:r>
+              <w:rPr>
+                <w:lang w:val="en-AT"/>
+              </w:rPr>
+              <w:t>show an onboarding and presentation screen that describes what can be done in the app.</w:t>
+            </w:r>
+          </w:p>
+        </w:tc>
+      </w:tr>
+      <w:tr>
+        <w:tc>
+          <w:tcPr>
+            <w:cnfStyle w:val="001000000000" w:firstRow="0" w:lastRow="0" w:firstColumn="1" w:lastColumn="0" w:oddVBand="0" w:evenVBand="0" w:oddHBand="0" w:evenHBand="0" w:firstRowFirstColumn="0" w:firstRowLastColumn="0" w:lastRowFirstColumn="0" w:lastRowLastColumn="0"/>
+            <w:tcW w:w="0" w:type="auto"/>
+            <w:hideMark/>
+          </w:tcPr>
+          <w:p>
+            <w:pPr>
+              <w:spacing w:line="276" w:lineRule="auto"/>
+              <w:rPr>
+                <w:lang w:val="en-AT"/>
+              </w:rPr>
+            </w:pPr>
+            <w:r>
+              <w:rPr>
+                <w:lang w:val="en-AT"/>
+              </w:rPr>
+              <w:t>Won’t have</w:t>
+            </w:r>
+          </w:p>
+        </w:tc>
+        <w:tc>
+          <w:tcPr>
+            <w:tcW w:w="0" w:type="auto"/>
+            <w:hideMark/>
+          </w:tcPr>
+          <w:p>
+            <w:pPr>
+              <w:spacing w:line="276" w:lineRule="auto"/>
+              <w:cnfStyle w:val="000000000000" w:firstRow="0" w:lastRow="0" w:firstColumn="0" w:lastColumn="0" w:oddVBand="0" w:evenVBand="0" w:oddHBand="0" w:evenHBand="0" w:firstRowFirstColumn="0" w:firstRowLastColumn="0" w:lastRowFirstColumn="0" w:lastRowLastColumn="0"/>
+              <w:rPr>
+                <w:lang w:val="en-AT"/>
+              </w:rPr>
+            </w:pPr>
+            <w:r>
+              <w:rPr>
+                <w:lang w:val="en-AT"/>
+              </w:rPr>
+              <w:t xml:space="preserve">The </w:t>
+            </w:r>
+            <w:r>
+              <w:rPr>
+                <w:lang w:val="en-AT"/>
+              </w:rPr>
+              <w:t>outcome</w:t>
+            </w:r>
+            <w:r>
+              <w:rPr>
+                <w:lang w:val="en-AT"/>
+              </w:rPr>
+              <w:t xml:space="preserve"> version </w:t>
+            </w:r>
+            <w:r>
+              <w:rPr>
+                <w:lang w:val="en-AT"/>
+              </w:rPr>
+              <w:t xml:space="preserve">of this project </w:t>
+            </w:r>
+            <w:r>
+              <w:rPr>
+                <w:lang w:val="en-AT"/>
+              </w:rPr>
+              <w:t>will not include user accounts</w:t>
+            </w:r>
+            <w:r>
+              <w:rPr>
+                <w:lang w:val="en-AT"/>
+              </w:rPr>
+              <w:t xml:space="preserve"> or </w:t>
+            </w:r>
+            <w:r>
+              <w:rPr>
+                <w:lang w:val="en-AT"/>
+              </w:rPr>
+              <w:t>social sharing</w:t>
+            </w:r>
+            <w:r>
+              <w:rPr>
+                <w:lang w:val="en-AT"/>
+              </w:rPr>
+              <w:t>.</w:t>
+            </w:r>
+          </w:p>
+        </w:tc>
+      </w:tr>
+    </w:tbl>
+    <w:p>
+      <w:pPr>
+        <w:pStyle w:val="Caption"/>
+        <w:keepNext/>
+        <w:rPr>
+          <w:lang w:val="en-US"/>
+        </w:rPr>
+      </w:pPr>
+      <w:r>
+        <w:rPr>
+          <w:lang w:val="en-US"/>
+        </w:rPr>
+        <w:t xml:space="preserve">Table </w:t>
+      </w:r>
+      <w:r>
+        <w:fldChar w:fldCharType="begin"/>
+      </w:r>
+      <w:r>
+        <w:rPr>
+          <w:lang w:val="en-US"/>
+        </w:rPr>
+        <w:instrText xml:space="preserve"> SEQ Table \* ARABIC </w:instrText>
+      </w:r>
+      <w:r>
+        <w:fldChar w:fldCharType="separate"/>
+      </w:r>
+      <w:r>
+        <w:rPr>
+          <w:noProof/>
+          <w:lang w:val="en-US"/>
+        </w:rPr>
+        <w:t>1</w:t>
+      </w:r>
+      <w:r>
+        <w:fldChar w:fldCharType="end"/>
+      </w:r>
+      <w:r>
+        <w:rPr>
+          <w:lang w:val="en-US"/>
+        </w:rPr>
+        <w:t xml:space="preserve">: </w:t>
+      </w:r>
+      <w:proofErr w:type="spellStart"/>
+      <w:r>
+        <w:rPr>
+          <w:lang w:val="en-US"/>
+        </w:rPr>
+        <w:t>MoSCoW</w:t>
+      </w:r>
+      <w:proofErr w:type="spellEnd"/>
+      <w:r>
+        <w:rPr>
+          <w:lang w:val="en-US"/>
+        </w:rPr>
+        <w:t xml:space="preserve"> Requirements Analysis</w:t>
+      </w:r>
+    </w:p>
+    <w:p>
+      <w:pPr>
+        <w:rPr>
+          <w:lang w:val="en-AT"/>
+        </w:rPr>
+      </w:pPr>
     </w:p>
     <w:p>
       <w:pPr>
         <w:pStyle w:val="Heading2"/>
       </w:pPr>
-      <w:r>
-        <w:lastRenderedPageBreak/>
-        <w:t xml:space="preserve">Development </w:t>
-      </w:r>
-      <w:r>
-        <w:t>p</w:t>
-      </w:r>
-      <w:r>
-        <w:t>lan</w:t>
-      </w:r>
-    </w:p>
-    <w:p>
-      <w:pPr>
-        <w:rPr>
-          <w:lang w:val="en-AT"/>
-        </w:rPr>
-      </w:pPr>
-      <w:r>
-        <w:rPr>
-          <w:lang w:val="en-AT"/>
-        </w:rPr>
-        <w:t xml:space="preserve">The workplan is divided into several major phases. </w:t>
+      <w:bookmarkStart w:id="17" w:name="_Toc232087707"/>
+      <w:r>
+        <w:t>Development plan</w:t>
+      </w:r>
+      <w:bookmarkEnd w:id="17"/>
+    </w:p>
+    <w:p>
+      <w:pPr>
+        <w:rPr>
+          <w:lang w:val="en-AT"/>
+        </w:rPr>
+      </w:pPr>
+      <w:r>
+        <w:rPr>
+          <w:lang w:val="en-AT"/>
+        </w:rPr>
+        <w:t>While keeping the specific feature priorities in mind from the previous section, t</w:t>
+      </w:r>
+      <w:r>
+        <w:rPr>
+          <w:lang w:val="en-AT"/>
+        </w:rPr>
+        <w:t xml:space="preserve">he workplan is divided into several major phases. </w:t>
       </w:r>
       <w:r>
         <w:rPr>
@@ -2936,7 +6295,19 @@
         <w:rPr>
           <w:lang w:val="en-AT"/>
         </w:rPr>
-        <w:t>. This includes creating wireframes and designing a first draft of the dashboard, bottom navigation, learning mode, emergency tab, national overview, and settings screen.</w:t>
+        <w:t xml:space="preserve">. This includes creating wireframes and designing a first draft of the </w:t>
+      </w:r>
+      <w:r>
+        <w:rPr>
+          <w:lang w:val="en-AT"/>
+        </w:rPr>
+        <w:t>possible pages, while researching improvements</w:t>
+      </w:r>
+      <w:r>
+        <w:rPr>
+          <w:lang w:val="en-AT"/>
+        </w:rPr>
+        <w:t>.</w:t>
       </w:r>
     </w:p>
     <w:p>
@@ -2996,7 +6367,19 @@
         <w:rPr>
           <w:lang w:val="en-AT"/>
         </w:rPr>
-        <w:t>. This includes setting up the Expo React Native project, basic navigation structure, dark mode styling, basic reusable components, and the Dashboard page as the main feature that should work for the preliminary submission. The UI frontend at this step may be in a draft version.</w:t>
+        <w:t xml:space="preserve">. This includes setting up the Expo React Native project, basic navigation structure, </w:t>
+      </w:r>
+      <w:r>
+        <w:rPr>
+          <w:lang w:val="en-AT"/>
+        </w:rPr>
+        <w:t>TypeScript and Tailwind CSS structure</w:t>
+      </w:r>
+      <w:r>
+        <w:rPr>
+          <w:lang w:val="en-AT"/>
+        </w:rPr>
+        <w:t>, basic reusable components, and the Dashboard page as the main feature that should work for the preliminary submission. The UI frontend at this step may be in a draft version.</w:t>
       </w:r>
     </w:p>
     <w:p>
@@ -3036,7 +6419,43 @@
         <w:rPr>
           <w:lang w:val="en-AT"/>
         </w:rPr>
-        <w:t>. This includes implementing the business logic for GPS sensor access, current location handling, custom location selection, and all REST API calls, for both local and national view tabs. At the same time, the frontend UI components to display the information must be implemented and refined to display all the information.</w:t>
+        <w:t xml:space="preserve">. This includes implementing the business logic for GPS sensor access, current location handling, custom location selection, and all REST API calls, for both local and national view tabs. At the same time, </w:t>
+      </w:r>
+      <w:r>
+        <w:rPr>
+          <w:lang w:val="en-AT"/>
+        </w:rPr>
+        <w:t>aligning the</w:t>
+      </w:r>
+      <w:r>
+        <w:rPr>
+          <w:lang w:val="en-AT"/>
+        </w:rPr>
+        <w:t xml:space="preserve"> frontend UI components to</w:t>
+      </w:r>
+      <w:r>
+        <w:rPr>
+          <w:lang w:val="en-AT"/>
+        </w:rPr>
+        <w:t xml:space="preserve"> fit a consistent design pattern (Material Design 3) should be done to </w:t>
+      </w:r>
+      <w:r>
+        <w:rPr>
+          <w:lang w:val="en-AT"/>
+        </w:rPr>
+        <w:t>display all the information</w:t>
+      </w:r>
+      <w:r>
+        <w:rPr>
+          <w:lang w:val="en-AT"/>
+        </w:rPr>
+        <w:t xml:space="preserve"> in a clear way</w:t>
+      </w:r>
+      <w:r>
+        <w:rPr>
+          <w:lang w:val="en-AT"/>
+        </w:rPr>
+        <w:t>.</w:t>
       </w:r>
     </w:p>
     <w:p>
@@ -3138,7 +6557,31 @@
         <w:rPr>
           <w:lang w:val="en-AT"/>
         </w:rPr>
-        <w:t>. This includes functional testing, usability testing, user feedback collection, and checking whether the project achieved its goals.</w:t>
+        <w:t>. This includes</w:t>
+      </w:r>
+      <w:r>
+        <w:rPr>
+          <w:lang w:val="en-AT"/>
+        </w:rPr>
+        <w:t xml:space="preserve"> initial user testing and feedback,</w:t>
+      </w:r>
+      <w:r>
+        <w:rPr>
+          <w:lang w:val="en-AT"/>
+        </w:rPr>
+        <w:t xml:space="preserve"> functional testing, usability testing,</w:t>
+      </w:r>
+      <w:r>
+        <w:rPr>
+          <w:lang w:val="en-AT"/>
+        </w:rPr>
+        <w:t xml:space="preserve"> iterative</w:t>
+      </w:r>
+      <w:r>
+        <w:rPr>
+          <w:lang w:val="en-AT"/>
+        </w:rPr>
+        <w:t xml:space="preserve"> user feedback collection, and checking whether the project achieved its goals.</w:t>
       </w:r>
       <w:r>
         <w:rPr>
@@ -3207,7 +6650,19 @@
         <w:rPr>
           <w:lang w:val="en-AT"/>
         </w:rPr>
-        <w:t xml:space="preserve"> The development plan Linear, along with all the tasks within each “phase” can be seen in Figure 2.</w:t>
+        <w:t xml:space="preserve"> The development plan Linear, along with all the tasks within each “phase” can be seen in Figure </w:t>
+      </w:r>
+      <w:r>
+        <w:rPr>
+          <w:lang w:val="en-AT"/>
+        </w:rPr>
+        <w:t>8</w:t>
+      </w:r>
+      <w:r>
+        <w:rPr>
+          <w:lang w:val="en-AT"/>
+        </w:rPr>
+        <w:t>.</w:t>
       </w:r>
     </w:p>
     <w:p>
@@ -3215,16 +6670,12 @@
         <w:keepNext/>
       </w:pPr>
       <w:r>
-        <w:rPr>
-          <w:noProof/>
-          <w:lang w:val="en-AT"/>
-        </w:rPr>
         <w:lastRenderedPageBreak/>
         <w:drawing>
-          <wp:inline distT="0" distB="0" distL="0" distR="0" wp14:anchorId="0709C4D8" wp14:editId="1CD14CB1">
-            <wp:extent cx="5731510" cy="3333750"/>
-            <wp:effectExtent l="0" t="0" r="2540" b="0"/>
-            <wp:docPr id="570350759" name="Picture 1"/>
+          <wp:inline distT="0" distB="0" distL="0" distR="0" wp14:anchorId="42615C50" wp14:editId="1B03E702">
+            <wp:extent cx="5731510" cy="3290570"/>
+            <wp:effectExtent l="0" t="0" r="2540" b="5080"/>
+            <wp:docPr id="697012847" name="Picture 1"/>
             <wp:cNvGraphicFramePr>
               <a:graphicFrameLocks xmlns:a="http://schemas.openxmlformats.org/drawingml/2006/main" noChangeAspect="1"/>
             </wp:cNvGraphicFramePr>
@@ -3232,7 +6683,7 @@
               <a:graphicData uri="http://schemas.openxmlformats.org/drawingml/2006/picture">
                 <pic:pic xmlns:pic="http://schemas.openxmlformats.org/drawingml/2006/picture">
                   <pic:nvPicPr>
-                    <pic:cNvPr id="570350759" name=""/>
+                    <pic:cNvPr id="697012847" name=""/>
                     <pic:cNvPicPr/>
                   </pic:nvPicPr>
                   <pic:blipFill>
@@ -3244,7 +6695,7 @@
                   <pic:spPr>
                     <a:xfrm>
                       <a:off x="0" y="0"/>
-                      <a:ext cx="5731510" cy="3333750"/>
+                      <a:ext cx="5731510" cy="3290570"/>
                     </a:xfrm>
                     <a:prstGeom prst="rect">
                       <a:avLst/>
@@ -3298,6 +6749,12 @@
         </w:rPr>
         <w:t>: Linear phases in Gantt chart view</w:t>
       </w:r>
+      <w:r>
+        <w:rPr>
+          <w:lang w:val="en-US"/>
+        </w:rPr>
+        <w:t xml:space="preserve"> – Current state</w:t>
+      </w:r>
     </w:p>
     <w:p>
       <w:pPr>
@@ -3322,6 +6779,7 @@
       <w:pPr>
         <w:pStyle w:val="Heading2"/>
       </w:pPr>
+      <w:bookmarkStart w:id="18" w:name="_Toc232087708"/>
       <w:r>
         <w:t xml:space="preserve">Contingency </w:t>
       </w:r>
@@ -3331,6 +6789,7 @@
       <w:r>
         <w:t>lan</w:t>
       </w:r>
+      <w:bookmarkEnd w:id="18"/>
     </w:p>
     <w:p>
       <w:pPr>
@@ -3391,7 +6850,7 @@
         <w:rPr>
           <w:lang w:val="en-AT"/>
         </w:rPr>
-        <w:t xml:space="preserve"> Expo. If reliable background fetching is not possible within the project scope, the app can still support manual refresh and local notifications for preparedness expiry.</w:t>
+        <w:t xml:space="preserve"> Expo. If reliable background fetching is not possible within the project scope, the app can still support manual refresh for preparedness expiry.</w:t>
       </w:r>
     </w:p>
     <w:p>
@@ -3466,6 +6925,7 @@
       <w:pPr>
         <w:pStyle w:val="Heading2"/>
       </w:pPr>
+      <w:bookmarkStart w:id="19" w:name="_Toc232087709"/>
       <w:r>
         <w:t xml:space="preserve">Test and </w:t>
       </w:r>
@@ -3481,6 +6941,7 @@
       <w:r>
         <w:t>lan</w:t>
       </w:r>
+      <w:bookmarkEnd w:id="19"/>
     </w:p>
     <w:p>
       <w:pPr>
@@ -4016,7 +7477,19 @@
               <w:rPr>
                 <w:lang w:val="en-AT"/>
               </w:rPr>
-              <w:t>Preparedness badges are granted after completing checklists and quizzes</w:t>
+              <w:t xml:space="preserve">Preparedness </w:t>
+            </w:r>
+            <w:r>
+              <w:rPr>
+                <w:lang w:val="en-AT"/>
+              </w:rPr>
+              <w:t xml:space="preserve">percentage increases </w:t>
+            </w:r>
+            <w:r>
+              <w:rPr>
+                <w:lang w:val="en-AT"/>
+              </w:rPr>
+              <w:t>after completing checklists and quizzes</w:t>
             </w:r>
           </w:p>
         </w:tc>
@@ -4240,7 +7713,7 @@
               <w:rPr>
                 <w:lang w:val="en-AT"/>
               </w:rPr>
-              <w:t>Manual data sync</w:t>
+              <w:t>Automatic data update</w:t>
             </w:r>
           </w:p>
         </w:tc>
@@ -4260,7 +7733,7 @@
               <w:rPr>
                 <w:lang w:val="en-AT"/>
               </w:rPr>
-              <w:t>Triggering the manual sync button updates the data</w:t>
+              <w:t>The data in the dashboard and national view pages is updated automatically every 30 seconds</w:t>
             </w:r>
           </w:p>
         </w:tc>
@@ -4310,7 +7783,7 @@
           <w:noProof/>
           <w:lang w:val="en-US"/>
         </w:rPr>
-        <w:t>1</w:t>
+        <w:t>2</w:t>
       </w:r>
       <w:r>
         <w:fldChar w:fldCharType="end"/>
@@ -4702,7 +8175,7 @@
           <w:noProof/>
           <w:lang w:val="en-US"/>
         </w:rPr>
-        <w:t>2</w:t>
+        <w:t>3</w:t>
       </w:r>
       <w:r>
         <w:fldChar w:fldCharType="end"/>
@@ -5186,7 +8659,7 @@
           <w:noProof/>
           <w:lang w:val="en-US"/>
         </w:rPr>
-        <w:t>3</w:t>
+        <w:t>4</w:t>
       </w:r>
       <w:r>
         <w:fldChar w:fldCharType="end"/>
@@ -5208,14 +8681,14 @@
         <w:rPr>
           <w:lang w:val="en-AT"/>
         </w:rPr>
-        <w:t xml:space="preserve">The evaluation strategy is appropriate because the app is both functional and educational. Therefore, it is not enough to test only whether the code works. The project also needs to test whether users understand the information, can navigate the app quickly, and feel that the </w:t>
+        <w:t xml:space="preserve">The evaluation strategy is appropriate because the app is both functional and educational. Therefore, it is not enough to test only whether the code works. The project also needs to test </w:t>
       </w:r>
       <w:r>
         <w:rPr>
           <w:lang w:val="en-AT"/>
         </w:rPr>
         <w:lastRenderedPageBreak/>
-        <w:t>preparedness features are useful.</w:t>
+        <w:t>whether users understand the information, can navigate the app quickly, and feel that the preparedness features are useful.</w:t>
       </w:r>
       <w:r>
         <w:rPr>
@@ -5232,18 +8705,645 @@
     </w:p>
     <w:p>
       <w:pPr>
-        <w:rPr>
-          <w:lang w:val="en-AT"/>
-        </w:rPr>
-      </w:pPr>
-    </w:p>
-    <w:p>
-      <w:pPr>
         <w:pStyle w:val="Heading1"/>
       </w:pPr>
+      <w:bookmarkStart w:id="20" w:name="_Toc232087710"/>
+      <w:r>
+        <w:t>Prototype</w:t>
+      </w:r>
+      <w:r>
+        <w:t xml:space="preserve"> description</w:t>
+      </w:r>
+      <w:bookmarkEnd w:id="20"/>
+    </w:p>
+    <w:p>
+      <w:pPr>
+        <w:rPr>
+          <w:lang w:val="en-AT"/>
+        </w:rPr>
+      </w:pPr>
+      <w:r>
+        <w:rPr>
+          <w:lang w:val="en-AT"/>
+        </w:rPr>
+        <w:t>Implementation technical features:</w:t>
+      </w:r>
+    </w:p>
+    <w:p>
+      <w:pPr>
+        <w:pStyle w:val="ListParagraph"/>
+        <w:numPr>
+          <w:ilvl w:val="0"/>
+          <w:numId w:val="1"/>
+        </w:numPr>
+        <w:rPr>
+          <w:lang w:val="en-AT"/>
+        </w:rPr>
+      </w:pPr>
+      <w:r>
+        <w:rPr>
+          <w:lang w:val="en-AT"/>
+        </w:rPr>
+        <w:t>Implemented 2 of 4 possible API data sources:</w:t>
+      </w:r>
+    </w:p>
+    <w:p>
+      <w:pPr>
+        <w:pStyle w:val="ListParagraph"/>
+        <w:numPr>
+          <w:ilvl w:val="0"/>
+          <w:numId w:val="1"/>
+        </w:numPr>
+        <w:rPr>
+          <w:lang w:val="en-AT"/>
+        </w:rPr>
+      </w:pPr>
+      <w:r>
+        <w:rPr>
+          <w:lang w:val="en-AT"/>
+        </w:rPr>
+        <w:t>1. Weather API for local (current location) weather alerts (home dashboard page)</w:t>
+      </w:r>
+    </w:p>
+    <w:p>
+      <w:pPr>
+        <w:pStyle w:val="ListParagraph"/>
+        <w:numPr>
+          <w:ilvl w:val="0"/>
+          <w:numId w:val="1"/>
+        </w:numPr>
+        <w:rPr>
+          <w:lang w:val="en-AT"/>
+        </w:rPr>
+      </w:pPr>
+      <w:r>
+        <w:rPr>
+          <w:lang w:val="en-AT"/>
+        </w:rPr>
+        <w:t xml:space="preserve">2. RTR Austria API for national safety alerts (national view page) </w:t>
+      </w:r>
+    </w:p>
+    <w:p>
+      <w:pPr>
+        <w:pStyle w:val="ListParagraph"/>
+        <w:numPr>
+          <w:ilvl w:val="0"/>
+          <w:numId w:val="1"/>
+        </w:numPr>
+        <w:rPr>
+          <w:lang w:val="en-AT"/>
+        </w:rPr>
+      </w:pPr>
+      <w:r>
+        <w:rPr>
+          <w:lang w:val="en-AT"/>
+        </w:rPr>
+        <w:t>Notifications are sent while the app is active and there is a new alert. Basic proof of concept.</w:t>
+      </w:r>
+    </w:p>
+    <w:p>
+      <w:pPr>
+        <w:pStyle w:val="ListParagraph"/>
+        <w:numPr>
+          <w:ilvl w:val="0"/>
+          <w:numId w:val="1"/>
+        </w:numPr>
+        <w:rPr>
+          <w:lang w:val="en-AT"/>
+        </w:rPr>
+      </w:pPr>
+      <w:r>
+        <w:rPr>
+          <w:lang w:val="en-AT"/>
+        </w:rPr>
+        <w:t xml:space="preserve">Using Google Maps in react-native-maps with a google </w:t>
+      </w:r>
+      <w:proofErr w:type="spellStart"/>
+      <w:r>
+        <w:rPr>
+          <w:lang w:val="en-AT"/>
+        </w:rPr>
+        <w:t>api</w:t>
+      </w:r>
+      <w:proofErr w:type="spellEnd"/>
+      <w:r>
+        <w:rPr>
+          <w:lang w:val="en-AT"/>
+        </w:rPr>
+        <w:t xml:space="preserve"> key, as it is better documented than other free source options.</w:t>
+      </w:r>
+    </w:p>
+    <w:p>
+      <w:pPr>
+        <w:pStyle w:val="ListParagraph"/>
+        <w:numPr>
+          <w:ilvl w:val="0"/>
+          <w:numId w:val="1"/>
+        </w:numPr>
+        <w:rPr>
+          <w:lang w:val="en-AT"/>
+        </w:rPr>
+      </w:pPr>
+      <w:r>
+        <w:rPr>
+          <w:lang w:val="en-AT"/>
+        </w:rPr>
+        <w:t>Learning centre with 2 basic learning tasks: one checklist for a home pharmacy kit and one article to learning about what to do in case of a serious storm emergency.</w:t>
+      </w:r>
+    </w:p>
+    <w:p>
+      <w:pPr>
+        <w:pStyle w:val="ListParagraph"/>
+        <w:numPr>
+          <w:ilvl w:val="0"/>
+          <w:numId w:val="1"/>
+        </w:numPr>
+        <w:rPr>
+          <w:lang w:val="en-AT"/>
+        </w:rPr>
+      </w:pPr>
+      <w:r>
+        <w:rPr>
+          <w:lang w:val="en-AT"/>
+        </w:rPr>
+        <w:t>Completing the tasks increases the preparedness percentage in the home dashboard page.</w:t>
+      </w:r>
+    </w:p>
+    <w:p>
+      <w:pPr>
+        <w:pStyle w:val="ListParagraph"/>
+        <w:numPr>
+          <w:ilvl w:val="0"/>
+          <w:numId w:val="1"/>
+        </w:numPr>
+        <w:rPr>
+          <w:lang w:val="en-AT"/>
+        </w:rPr>
+      </w:pPr>
+      <w:r>
+        <w:rPr>
+          <w:lang w:val="en-AT"/>
+        </w:rPr>
+        <w:t>Settings section has debug options to test what real-life alerts and errors would look like.</w:t>
+      </w:r>
+    </w:p>
+    <w:p>
+      <w:pPr>
+        <w:pStyle w:val="ListParagraph"/>
+        <w:numPr>
+          <w:ilvl w:val="0"/>
+          <w:numId w:val="1"/>
+        </w:numPr>
+        <w:rPr>
+          <w:lang w:val="en-AT"/>
+        </w:rPr>
+      </w:pPr>
+      <w:r>
+        <w:rPr>
+          <w:lang w:val="en-AT"/>
+        </w:rPr>
+        <w:t xml:space="preserve">UI components are designed and customized using </w:t>
+      </w:r>
+      <w:proofErr w:type="spellStart"/>
+      <w:r>
+        <w:rPr>
+          <w:lang w:val="en-AT"/>
+        </w:rPr>
+        <w:t>NativeWind</w:t>
+      </w:r>
+      <w:proofErr w:type="spellEnd"/>
+      <w:r>
+        <w:rPr>
+          <w:lang w:val="en-AT"/>
+        </w:rPr>
+        <w:t xml:space="preserve">, which is a branch of Tailwind CSS. For better and quicker design using familiar classes that are used in web development. </w:t>
+      </w:r>
+    </w:p>
+    <w:p>
+      <w:pPr>
+        <w:rPr>
+          <w:lang w:val="en-AT"/>
+        </w:rPr>
+      </w:pPr>
+      <w:r>
+        <w:rPr>
+          <w:lang w:val="en-AT"/>
+        </w:rPr>
+        <w:t xml:space="preserve">Work as designed: </w:t>
+      </w:r>
+    </w:p>
+    <w:p>
+      <w:pPr>
+        <w:pStyle w:val="ListParagraph"/>
+        <w:numPr>
+          <w:ilvl w:val="0"/>
+          <w:numId w:val="1"/>
+        </w:numPr>
+        <w:rPr>
+          <w:lang w:val="en-AT"/>
+        </w:rPr>
+      </w:pPr>
+      <w:r>
+        <w:rPr>
+          <w:lang w:val="en-AT"/>
+        </w:rPr>
+        <w:t xml:space="preserve">yes, </w:t>
+      </w:r>
+      <w:r>
+        <w:rPr>
+          <w:lang w:val="en-AT"/>
+        </w:rPr>
+        <w:t xml:space="preserve">both </w:t>
+      </w:r>
+      <w:r>
+        <w:rPr>
+          <w:lang w:val="en-AT"/>
+        </w:rPr>
+        <w:t>API work as expected</w:t>
+      </w:r>
+      <w:r>
+        <w:rPr>
+          <w:lang w:val="en-AT"/>
+        </w:rPr>
+        <w:t>. The alerts are displayed in the UI. A</w:t>
+      </w:r>
+      <w:r>
+        <w:rPr>
+          <w:lang w:val="en-AT"/>
+        </w:rPr>
+        <w:t xml:space="preserve"> polygon </w:t>
+      </w:r>
+      <w:r>
+        <w:rPr>
+          <w:lang w:val="en-AT"/>
+        </w:rPr>
+        <w:t xml:space="preserve">is drawn </w:t>
+      </w:r>
+      <w:r>
+        <w:rPr>
+          <w:lang w:val="en-AT"/>
+        </w:rPr>
+        <w:t>on the map based on the</w:t>
+      </w:r>
+      <w:r>
+        <w:rPr>
+          <w:lang w:val="en-AT"/>
+        </w:rPr>
+        <w:t xml:space="preserve"> area</w:t>
+      </w:r>
+      <w:r>
+        <w:rPr>
+          <w:lang w:val="en-AT"/>
+        </w:rPr>
+        <w:t xml:space="preserve"> information received in the API. </w:t>
+      </w:r>
+      <w:r>
+        <w:rPr>
+          <w:lang w:val="en-AT"/>
+        </w:rPr>
+        <w:t>(</w:t>
+      </w:r>
+      <w:r>
+        <w:rPr>
+          <w:lang w:val="en-AT"/>
+        </w:rPr>
+        <w:t>Add screenshot of this screen.</w:t>
+      </w:r>
+      <w:r>
+        <w:rPr>
+          <w:lang w:val="en-AT"/>
+        </w:rPr>
+        <w:t>)</w:t>
+      </w:r>
+    </w:p>
+    <w:p>
+      <w:pPr>
+        <w:pStyle w:val="ListParagraph"/>
+        <w:numPr>
+          <w:ilvl w:val="0"/>
+          <w:numId w:val="1"/>
+        </w:numPr>
+        <w:rPr>
+          <w:lang w:val="en-AT"/>
+        </w:rPr>
+      </w:pPr>
+      <w:r>
+        <w:rPr>
+          <w:lang w:val="en-AT"/>
+        </w:rPr>
+        <w:t>this was very challenging to achieve and was almost taken out of the scope because it required converting the latitude and longitude coordinates into polygon information on a map as an overlay, and it was very complex.</w:t>
+      </w:r>
+    </w:p>
+    <w:p>
+      <w:pPr>
+        <w:pStyle w:val="ListParagraph"/>
+        <w:numPr>
+          <w:ilvl w:val="0"/>
+          <w:numId w:val="1"/>
+        </w:numPr>
+        <w:rPr>
+          <w:lang w:val="en-AT"/>
+        </w:rPr>
+      </w:pPr>
+      <w:r>
+        <w:rPr>
+          <w:lang w:val="en-AT"/>
+        </w:rPr>
+        <w:t>The Learning centre tasks also work as expected, but they only count for a total percentage as of now. There are no levels or achievements yet.</w:t>
+      </w:r>
+      <w:r>
+        <w:rPr>
+          <w:lang w:val="en-AT"/>
+        </w:rPr>
+        <w:t xml:space="preserve"> The task completion also does not expire yet.</w:t>
+      </w:r>
+    </w:p>
+    <w:p>
+      <w:pPr>
+        <w:rPr>
+          <w:lang w:val="en-AT"/>
+        </w:rPr>
+      </w:pPr>
+      <w:r>
+        <w:rPr>
+          <w:lang w:val="en-AT"/>
+        </w:rPr>
+        <w:t>Error handling:</w:t>
+      </w:r>
+    </w:p>
+    <w:p>
+      <w:pPr>
+        <w:pStyle w:val="ListParagraph"/>
+        <w:numPr>
+          <w:ilvl w:val="0"/>
+          <w:numId w:val="1"/>
+        </w:numPr>
+        <w:rPr>
+          <w:lang w:val="en-AT"/>
+        </w:rPr>
+      </w:pPr>
+      <w:r>
+        <w:rPr>
+          <w:lang w:val="en-AT"/>
+        </w:rPr>
+        <w:t>There is error handling for areas that are outside the supported area (e.g. outside Austria), and errors in case an API is down or unavailable.</w:t>
+      </w:r>
+    </w:p>
+    <w:p>
+      <w:pPr>
+        <w:pStyle w:val="ListParagraph"/>
+        <w:numPr>
+          <w:ilvl w:val="0"/>
+          <w:numId w:val="1"/>
+        </w:numPr>
+        <w:rPr>
+          <w:lang w:val="en-AT"/>
+        </w:rPr>
+      </w:pPr>
+      <w:r>
+        <w:rPr>
+          <w:lang w:val="en-AT"/>
+        </w:rPr>
+        <w:t>These can be tested using the debug options in Settings.</w:t>
+      </w:r>
+    </w:p>
+    <w:p>
+      <w:pPr>
+        <w:rPr>
+          <w:lang w:val="en-AT"/>
+        </w:rPr>
+      </w:pPr>
+      <w:r>
+        <w:rPr>
+          <w:lang w:val="en-AT"/>
+        </w:rPr>
+        <w:t>What is known to be incomplete still:</w:t>
+      </w:r>
+    </w:p>
+    <w:p>
+      <w:pPr>
+        <w:pStyle w:val="ListParagraph"/>
+        <w:numPr>
+          <w:ilvl w:val="0"/>
+          <w:numId w:val="1"/>
+        </w:numPr>
+        <w:rPr>
+          <w:lang w:val="en-AT"/>
+        </w:rPr>
+      </w:pPr>
+      <w:r>
+        <w:rPr>
+          <w:lang w:val="en-AT"/>
+        </w:rPr>
+        <w:t>The dashboard page only shows alerts for 1 API and puts the results on the only bottom sheet. In the future, this API results will be in one section, and the results of the other APIs will be shown in other components, to have an overview of all results at the same time in the same bottom sheet.</w:t>
+      </w:r>
+    </w:p>
+    <w:p>
+      <w:pPr>
+        <w:pStyle w:val="ListParagraph"/>
+        <w:numPr>
+          <w:ilvl w:val="0"/>
+          <w:numId w:val="1"/>
+        </w:numPr>
+        <w:rPr>
+          <w:lang w:val="en-AT"/>
+        </w:rPr>
+      </w:pPr>
+      <w:r>
+        <w:rPr>
+          <w:lang w:val="en-AT"/>
+        </w:rPr>
+        <w:lastRenderedPageBreak/>
+        <w:t xml:space="preserve">The National View page has only a placeholder for national weather, it is only for testing what this would look </w:t>
+      </w:r>
+      <w:proofErr w:type="gramStart"/>
+      <w:r>
+        <w:rPr>
+          <w:lang w:val="en-AT"/>
+        </w:rPr>
+        <w:t>like</w:t>
+      </w:r>
+      <w:proofErr w:type="gramEnd"/>
+      <w:r>
+        <w:rPr>
+          <w:lang w:val="en-AT"/>
+        </w:rPr>
+        <w:t xml:space="preserve"> but it does not represent the final view either. For now, this page only shows alerts, if available.</w:t>
+      </w:r>
+    </w:p>
+    <w:p>
+      <w:pPr>
+        <w:rPr>
+          <w:lang w:val="en-AT"/>
+        </w:rPr>
+      </w:pPr>
+      <w:r>
+        <w:rPr>
+          <w:lang w:val="en-AT"/>
+        </w:rPr>
+        <w:t>How well you think it works:</w:t>
+      </w:r>
+    </w:p>
+    <w:p>
+      <w:pPr>
+        <w:pStyle w:val="ListParagraph"/>
+        <w:numPr>
+          <w:ilvl w:val="0"/>
+          <w:numId w:val="1"/>
+        </w:numPr>
+        <w:rPr>
+          <w:lang w:val="en-AT"/>
+        </w:rPr>
+      </w:pPr>
+      <w:r>
+        <w:rPr>
+          <w:lang w:val="en-AT"/>
+        </w:rPr>
+        <w:t>I think that I managed to add more than initially estimated, especially the UI elements. Because achieving an acceptable UI style from the beginning, even if it is not final, helps visualizing the data and having a clearer picture of the user experience from the beginning, while also motivating during development to be able to see beautiful results quickly.</w:t>
+      </w:r>
+    </w:p>
+    <w:p>
+      <w:pPr>
+        <w:rPr>
+          <w:lang w:val="en-AT"/>
+        </w:rPr>
+      </w:pPr>
+      <w:r>
+        <w:rPr>
+          <w:lang w:val="en-AT"/>
+        </w:rPr>
+        <w:t>How it should be improved:</w:t>
+      </w:r>
+    </w:p>
+    <w:p>
+      <w:pPr>
+        <w:pStyle w:val="ListParagraph"/>
+        <w:numPr>
+          <w:ilvl w:val="0"/>
+          <w:numId w:val="1"/>
+        </w:numPr>
+        <w:rPr>
+          <w:lang w:val="en-AT"/>
+        </w:rPr>
+      </w:pPr>
+      <w:r>
+        <w:rPr>
+          <w:lang w:val="en-AT"/>
+        </w:rPr>
+        <w:t>Continue aligning with Material Design 3, especially the Settings page, which doesn’t follow the standard currently.</w:t>
+      </w:r>
+    </w:p>
+    <w:p>
+      <w:pPr>
+        <w:pStyle w:val="ListParagraph"/>
+        <w:numPr>
+          <w:ilvl w:val="0"/>
+          <w:numId w:val="1"/>
+        </w:numPr>
+        <w:rPr>
+          <w:lang w:val="en-AT"/>
+        </w:rPr>
+      </w:pPr>
+      <w:r>
+        <w:rPr>
+          <w:lang w:val="en-AT"/>
+        </w:rPr>
+        <w:t xml:space="preserve">Decide on branding primary </w:t>
+      </w:r>
+      <w:proofErr w:type="spellStart"/>
+      <w:r>
+        <w:rPr>
+          <w:lang w:val="en-AT"/>
+        </w:rPr>
+        <w:t>color</w:t>
+      </w:r>
+      <w:proofErr w:type="spellEnd"/>
+      <w:r>
+        <w:rPr>
+          <w:lang w:val="en-AT"/>
+        </w:rPr>
+        <w:t>, add a custom icon and image for the splash screen.</w:t>
+      </w:r>
+      <w:r>
+        <w:rPr>
+          <w:lang w:val="en-AT"/>
+        </w:rPr>
+        <w:t xml:space="preserve"> Improvement for a final delivery.</w:t>
+      </w:r>
+    </w:p>
+    <w:p>
+      <w:pPr>
+        <w:pStyle w:val="ListParagraph"/>
+        <w:numPr>
+          <w:ilvl w:val="0"/>
+          <w:numId w:val="1"/>
+        </w:numPr>
+        <w:rPr>
+          <w:lang w:val="en-AT"/>
+        </w:rPr>
+      </w:pPr>
+      <w:r>
+        <w:rPr>
+          <w:lang w:val="en-AT"/>
+        </w:rPr>
+        <w:t xml:space="preserve">Simplify many UI elements to only use </w:t>
+      </w:r>
+      <w:proofErr w:type="spellStart"/>
+      <w:r>
+        <w:rPr>
+          <w:lang w:val="en-AT"/>
+        </w:rPr>
+        <w:t>color</w:t>
+      </w:r>
+      <w:proofErr w:type="spellEnd"/>
+      <w:r>
+        <w:rPr>
+          <w:lang w:val="en-AT"/>
+        </w:rPr>
+        <w:t xml:space="preserve"> for accents and CTA buttons. Reduce the use of shades of </w:t>
+      </w:r>
+      <w:proofErr w:type="spellStart"/>
+      <w:r>
+        <w:rPr>
+          <w:lang w:val="en-AT"/>
+        </w:rPr>
+        <w:t>colors</w:t>
+      </w:r>
+      <w:proofErr w:type="spellEnd"/>
+      <w:r>
+        <w:rPr>
+          <w:lang w:val="en-AT"/>
+        </w:rPr>
+        <w:t>. Modernize some elements of the UI.</w:t>
+      </w:r>
+    </w:p>
+    <w:p>
+      <w:pPr>
+        <w:pStyle w:val="ListParagraph"/>
+        <w:numPr>
+          <w:ilvl w:val="0"/>
+          <w:numId w:val="1"/>
+        </w:numPr>
+        <w:rPr>
+          <w:lang w:val="en-AT"/>
+        </w:rPr>
+      </w:pPr>
+      <w:r>
+        <w:rPr>
+          <w:lang w:val="en-AT"/>
+        </w:rPr>
+        <w:t>Implement the background sync every 30 min to fetch updates and send notifications if the app is not in the foreground. For now, the notifications work but they are not run in the background.</w:t>
+      </w:r>
+    </w:p>
+    <w:p>
+      <w:pPr>
+        <w:pStyle w:val="Heading1"/>
+      </w:pPr>
+      <w:bookmarkStart w:id="21" w:name="_Toc232087711"/>
       <w:r>
         <w:t>References</w:t>
       </w:r>
+      <w:bookmarkEnd w:id="21"/>
     </w:p>
     <w:sdt>
       <w:sdtPr>
@@ -5264,7 +9364,7 @@
             <w:autoSpaceDE w:val="0"/>
             <w:autoSpaceDN w:val="0"/>
             <w:ind w:hanging="480"/>
-            <w:divId w:val="1035039246"/>
+            <w:divId w:val="1681882744"/>
             <w:rPr>
               <w:rFonts w:ascii="Aptos" w:eastAsia="Times New Roman" w:hAnsi="Aptos"/>
               <w:color w:val="000000"/>
@@ -5290,7 +9390,29 @@
               <w:color w:val="000000"/>
               <w:lang w:val="en-US"/>
             </w:rPr>
-            <w:t>Current measurements from the radiation early warning system</w:t>
+            <w:t xml:space="preserve">Current measurements from the </w:t>
+          </w:r>
+          <w:proofErr w:type="gramStart"/>
+          <w:r>
+            <w:rPr>
+              <w:rFonts w:ascii="Aptos" w:eastAsia="Times New Roman" w:hAnsi="Aptos"/>
+              <w:i/>
+              <w:iCs/>
+              <w:color w:val="000000"/>
+              <w:lang w:val="en-US"/>
+            </w:rPr>
+            <w:t>radiation early warning</w:t>
+          </w:r>
+          <w:proofErr w:type="gramEnd"/>
+          <w:r>
+            <w:rPr>
+              <w:rFonts w:ascii="Aptos" w:eastAsia="Times New Roman" w:hAnsi="Aptos"/>
+              <w:i/>
+              <w:iCs/>
+              <w:color w:val="000000"/>
+              <w:lang w:val="en-US"/>
+            </w:rPr>
+            <w:t xml:space="preserve"> system</w:t>
           </w:r>
           <w:r>
             <w:rPr>
@@ -5306,7 +9428,7 @@
             <w:autoSpaceDE w:val="0"/>
             <w:autoSpaceDN w:val="0"/>
             <w:ind w:hanging="480"/>
-            <w:divId w:val="2113354773"/>
+            <w:divId w:val="2024352471"/>
             <w:rPr>
               <w:rFonts w:ascii="Aptos" w:eastAsia="Times New Roman" w:hAnsi="Aptos"/>
               <w:color w:val="000000"/>
@@ -5363,7 +9485,7 @@
             <w:autoSpaceDE w:val="0"/>
             <w:autoSpaceDN w:val="0"/>
             <w:ind w:hanging="480"/>
-            <w:divId w:val="1589804976"/>
+            <w:divId w:val="1826362589"/>
             <w:rPr>
               <w:rFonts w:ascii="Aptos" w:eastAsia="Times New Roman" w:hAnsi="Aptos"/>
               <w:color w:val="000000"/>
@@ -5402,20 +9524,30 @@
             <w:autoSpaceDE w:val="0"/>
             <w:autoSpaceDN w:val="0"/>
             <w:ind w:hanging="480"/>
-            <w:divId w:val="898058481"/>
+            <w:divId w:val="868492363"/>
             <w:rPr>
               <w:rFonts w:ascii="Aptos" w:eastAsia="Times New Roman" w:hAnsi="Aptos"/>
               <w:color w:val="000000"/>
               <w:lang w:val="en-US"/>
             </w:rPr>
           </w:pPr>
-          <w:r>
-            <w:rPr>
-              <w:rFonts w:ascii="Aptos" w:eastAsia="Times New Roman" w:hAnsi="Aptos"/>
-              <w:color w:val="000000"/>
-              <w:lang w:val="en-US"/>
-            </w:rPr>
-            <w:t xml:space="preserve">CombiRisk Risk-Management GmbH. (2025). </w:t>
+          <w:proofErr w:type="spellStart"/>
+          <w:r>
+            <w:rPr>
+              <w:rFonts w:ascii="Aptos" w:eastAsia="Times New Roman" w:hAnsi="Aptos"/>
+              <w:color w:val="000000"/>
+              <w:lang w:val="en-US"/>
+            </w:rPr>
+            <w:t>CombiRisk</w:t>
+          </w:r>
+          <w:proofErr w:type="spellEnd"/>
+          <w:r>
+            <w:rPr>
+              <w:rFonts w:ascii="Aptos" w:eastAsia="Times New Roman" w:hAnsi="Aptos"/>
+              <w:color w:val="000000"/>
+              <w:lang w:val="en-US"/>
+            </w:rPr>
+            <w:t xml:space="preserve"> Risk-Management GmbH. (2025). </w:t>
           </w:r>
           <w:r>
             <w:rPr>
@@ -5441,7 +9573,7 @@
             <w:autoSpaceDE w:val="0"/>
             <w:autoSpaceDN w:val="0"/>
             <w:ind w:hanging="480"/>
-            <w:divId w:val="2024473556"/>
+            <w:divId w:val="1742024964"/>
             <w:rPr>
               <w:rFonts w:ascii="Aptos" w:eastAsia="Times New Roman" w:hAnsi="Aptos"/>
               <w:color w:val="000000"/>
@@ -5454,7 +9586,43 @@
               <w:color w:val="000000"/>
               <w:lang w:val="en-US"/>
             </w:rPr>
-            <w:t xml:space="preserve">Deterding, S., Dixon, D., Khaled, R., &amp; Nacke, L. (2011). From Game Design Elements to Gamefulness: Defining “Gamification.” </w:t>
+            <w:t xml:space="preserve">Deterding, S., Dixon, D., Khaled, R., &amp; Nacke, L. (2011). From Game Design Elements to </w:t>
+          </w:r>
+          <w:proofErr w:type="spellStart"/>
+          <w:r>
+            <w:rPr>
+              <w:rFonts w:ascii="Aptos" w:eastAsia="Times New Roman" w:hAnsi="Aptos"/>
+              <w:color w:val="000000"/>
+              <w:lang w:val="en-US"/>
+            </w:rPr>
+            <w:t>Gamefulness</w:t>
+          </w:r>
+          <w:proofErr w:type="spellEnd"/>
+          <w:r>
+            <w:rPr>
+              <w:rFonts w:ascii="Aptos" w:eastAsia="Times New Roman" w:hAnsi="Aptos"/>
+              <w:color w:val="000000"/>
+              <w:lang w:val="en-US"/>
+            </w:rPr>
+            <w:t>: Defining “Gamification</w:t>
+          </w:r>
+          <w:proofErr w:type="gramStart"/>
+          <w:r>
+            <w:rPr>
+              <w:rFonts w:ascii="Aptos" w:eastAsia="Times New Roman" w:hAnsi="Aptos"/>
+              <w:color w:val="000000"/>
+              <w:lang w:val="en-US"/>
+            </w:rPr>
+            <w:t>.”</w:t>
+          </w:r>
+          <w:proofErr w:type="gramEnd"/>
+          <w:r>
+            <w:rPr>
+              <w:rFonts w:ascii="Aptos" w:eastAsia="Times New Roman" w:hAnsi="Aptos"/>
+              <w:color w:val="000000"/>
+              <w:lang w:val="en-US"/>
+            </w:rPr>
+            <w:t xml:space="preserve"> </w:t>
           </w:r>
           <w:r>
             <w:rPr>
@@ -5464,7 +9632,29 @@
               <w:color w:val="000000"/>
               <w:lang w:val="en-US"/>
             </w:rPr>
-            <w:t>Proceedings of the 15th International Academic MindTrek Conference: Envisioning Future Media Environments</w:t>
+            <w:t xml:space="preserve">Proceedings of the 15th International Academic </w:t>
+          </w:r>
+          <w:proofErr w:type="spellStart"/>
+          <w:r>
+            <w:rPr>
+              <w:rFonts w:ascii="Aptos" w:eastAsia="Times New Roman" w:hAnsi="Aptos"/>
+              <w:i/>
+              <w:iCs/>
+              <w:color w:val="000000"/>
+              <w:lang w:val="en-US"/>
+            </w:rPr>
+            <w:t>MindTrek</w:t>
+          </w:r>
+          <w:proofErr w:type="spellEnd"/>
+          <w:r>
+            <w:rPr>
+              <w:rFonts w:ascii="Aptos" w:eastAsia="Times New Roman" w:hAnsi="Aptos"/>
+              <w:i/>
+              <w:iCs/>
+              <w:color w:val="000000"/>
+              <w:lang w:val="en-US"/>
+            </w:rPr>
+            <w:t xml:space="preserve"> Conference: Envisioning Future Media Environments</w:t>
           </w:r>
           <w:r>
             <w:rPr>
@@ -5480,7 +9670,7 @@
             <w:autoSpaceDE w:val="0"/>
             <w:autoSpaceDN w:val="0"/>
             <w:ind w:hanging="480"/>
-            <w:divId w:val="150559616"/>
+            <w:divId w:val="666634552"/>
             <w:rPr>
               <w:rFonts w:ascii="Aptos" w:eastAsia="Times New Roman" w:hAnsi="Aptos"/>
               <w:color w:val="000000"/>
@@ -5495,6 +9685,7 @@
             </w:rPr>
             <w:t xml:space="preserve">dominoc925. (2026). </w:t>
           </w:r>
+          <w:proofErr w:type="spellStart"/>
           <w:r>
             <w:rPr>
               <w:rFonts w:ascii="Aptos" w:eastAsia="Times New Roman" w:hAnsi="Aptos"/>
@@ -5503,7 +9694,18 @@
               <w:color w:val="000000"/>
               <w:lang w:val="en-US"/>
             </w:rPr>
-            <w:t>Disastermon Natural Disaster Monitor</w:t>
+            <w:t>Disastermon</w:t>
+          </w:r>
+          <w:proofErr w:type="spellEnd"/>
+          <w:r>
+            <w:rPr>
+              <w:rFonts w:ascii="Aptos" w:eastAsia="Times New Roman" w:hAnsi="Aptos"/>
+              <w:i/>
+              <w:iCs/>
+              <w:color w:val="000000"/>
+              <w:lang w:val="en-US"/>
+            </w:rPr>
+            <w:t xml:space="preserve"> Natural Disaster Monitor</w:t>
           </w:r>
           <w:r>
             <w:rPr>
@@ -5519,20 +9721,30 @@
             <w:autoSpaceDE w:val="0"/>
             <w:autoSpaceDN w:val="0"/>
             <w:ind w:hanging="480"/>
-            <w:divId w:val="1608847252"/>
+            <w:divId w:val="716659725"/>
             <w:rPr>
               <w:rFonts w:ascii="Aptos" w:eastAsia="Times New Roman" w:hAnsi="Aptos"/>
               <w:color w:val="000000"/>
               <w:lang w:val="en-US"/>
             </w:rPr>
           </w:pPr>
-          <w:r>
-            <w:rPr>
-              <w:rFonts w:ascii="Aptos" w:eastAsia="Times New Roman" w:hAnsi="Aptos"/>
-              <w:color w:val="000000"/>
-              <w:lang w:val="en-US"/>
-            </w:rPr>
-            <w:t xml:space="preserve">Gehirn Inc. (2026). </w:t>
+          <w:proofErr w:type="spellStart"/>
+          <w:r>
+            <w:rPr>
+              <w:rFonts w:ascii="Aptos" w:eastAsia="Times New Roman" w:hAnsi="Aptos"/>
+              <w:color w:val="000000"/>
+              <w:lang w:val="en-US"/>
+            </w:rPr>
+            <w:t>Gehirn</w:t>
+          </w:r>
+          <w:proofErr w:type="spellEnd"/>
+          <w:r>
+            <w:rPr>
+              <w:rFonts w:ascii="Aptos" w:eastAsia="Times New Roman" w:hAnsi="Aptos"/>
+              <w:color w:val="000000"/>
+              <w:lang w:val="en-US"/>
+            </w:rPr>
+            <w:t xml:space="preserve"> Inc. (2026). </w:t>
           </w:r>
           <w:r>
             <w:rPr>
@@ -5558,20 +9770,31 @@
             <w:autoSpaceDE w:val="0"/>
             <w:autoSpaceDN w:val="0"/>
             <w:ind w:hanging="480"/>
-            <w:divId w:val="1322469755"/>
+            <w:divId w:val="159515590"/>
             <w:rPr>
               <w:rFonts w:ascii="Aptos" w:eastAsia="Times New Roman" w:hAnsi="Aptos"/>
               <w:color w:val="000000"/>
               <w:lang w:val="en-US"/>
             </w:rPr>
           </w:pPr>
-          <w:r>
-            <w:rPr>
-              <w:rFonts w:ascii="Aptos" w:eastAsia="Times New Roman" w:hAnsi="Aptos"/>
-              <w:color w:val="000000"/>
-              <w:lang w:val="en-US"/>
-            </w:rPr>
-            <w:t xml:space="preserve">GeoSphere Austria. (n.d.). </w:t>
+          <w:proofErr w:type="spellStart"/>
+          <w:r>
+            <w:rPr>
+              <w:rFonts w:ascii="Aptos" w:eastAsia="Times New Roman" w:hAnsi="Aptos"/>
+              <w:color w:val="000000"/>
+              <w:lang w:val="en-US"/>
+            </w:rPr>
+            <w:lastRenderedPageBreak/>
+            <w:t>GeoSphere</w:t>
+          </w:r>
+          <w:proofErr w:type="spellEnd"/>
+          <w:r>
+            <w:rPr>
+              <w:rFonts w:ascii="Aptos" w:eastAsia="Times New Roman" w:hAnsi="Aptos"/>
+              <w:color w:val="000000"/>
+              <w:lang w:val="en-US"/>
+            </w:rPr>
+            <w:t xml:space="preserve"> Austria. (n.d.). </w:t>
           </w:r>
           <w:r>
             <w:rPr>
@@ -5581,15 +9804,55 @@
               <w:color w:val="000000"/>
               <w:lang w:val="en-US"/>
             </w:rPr>
-            <w:t>Warn API v1: OpenAPI Documentation</w:t>
-          </w:r>
-          <w:r>
-            <w:rPr>
-              <w:rFonts w:ascii="Aptos" w:eastAsia="Times New Roman" w:hAnsi="Aptos"/>
-              <w:color w:val="000000"/>
-              <w:lang w:val="en-US"/>
-            </w:rPr>
-            <w:t>. GeoSphere Austria Swagger UI. Retrieved May 11, 2026, from https://openapi.hub.geosphere.at/warnapi/v1/</w:t>
+            <w:t xml:space="preserve">Warn API v1: </w:t>
+          </w:r>
+          <w:proofErr w:type="spellStart"/>
+          <w:r>
+            <w:rPr>
+              <w:rFonts w:ascii="Aptos" w:eastAsia="Times New Roman" w:hAnsi="Aptos"/>
+              <w:i/>
+              <w:iCs/>
+              <w:color w:val="000000"/>
+              <w:lang w:val="en-US"/>
+            </w:rPr>
+            <w:t>OpenAPI</w:t>
+          </w:r>
+          <w:proofErr w:type="spellEnd"/>
+          <w:r>
+            <w:rPr>
+              <w:rFonts w:ascii="Aptos" w:eastAsia="Times New Roman" w:hAnsi="Aptos"/>
+              <w:i/>
+              <w:iCs/>
+              <w:color w:val="000000"/>
+              <w:lang w:val="en-US"/>
+            </w:rPr>
+            <w:t xml:space="preserve"> Documentation</w:t>
+          </w:r>
+          <w:r>
+            <w:rPr>
+              <w:rFonts w:ascii="Aptos" w:eastAsia="Times New Roman" w:hAnsi="Aptos"/>
+              <w:color w:val="000000"/>
+              <w:lang w:val="en-US"/>
+            </w:rPr>
+            <w:t xml:space="preserve">. </w:t>
+          </w:r>
+          <w:proofErr w:type="spellStart"/>
+          <w:r>
+            <w:rPr>
+              <w:rFonts w:ascii="Aptos" w:eastAsia="Times New Roman" w:hAnsi="Aptos"/>
+              <w:color w:val="000000"/>
+              <w:lang w:val="en-US"/>
+            </w:rPr>
+            <w:t>GeoSphere</w:t>
+          </w:r>
+          <w:proofErr w:type="spellEnd"/>
+          <w:r>
+            <w:rPr>
+              <w:rFonts w:ascii="Aptos" w:eastAsia="Times New Roman" w:hAnsi="Aptos"/>
+              <w:color w:val="000000"/>
+              <w:lang w:val="en-US"/>
+            </w:rPr>
+            <w:t xml:space="preserve"> Austria Swagger UI. Retrieved May 11, 2026, from https://openapi.hub.geosphere.at/warnapi/v1/</w:t>
           </w:r>
         </w:p>
         <w:p>
@@ -5597,20 +9860,84 @@
             <w:autoSpaceDE w:val="0"/>
             <w:autoSpaceDN w:val="0"/>
             <w:ind w:hanging="480"/>
-            <w:divId w:val="1577591973"/>
+            <w:divId w:val="795373704"/>
             <w:rPr>
               <w:rFonts w:ascii="Aptos" w:eastAsia="Times New Roman" w:hAnsi="Aptos"/>
               <w:color w:val="000000"/>
               <w:lang w:val="en-US"/>
             </w:rPr>
           </w:pPr>
-          <w:r>
-            <w:rPr>
-              <w:rFonts w:ascii="Aptos" w:eastAsia="Times New Roman" w:hAnsi="Aptos"/>
-              <w:color w:val="000000"/>
-              <w:lang w:val="en-US"/>
-            </w:rPr>
-            <w:t xml:space="preserve">Kankanamge, N., Yigitcanlar, T., Goonetilleke, A., &amp; Kamruzzaman, M. (2020). How can gamification be incorporated into disaster emergency planning? A systematic review of the literature. </w:t>
+          <w:proofErr w:type="spellStart"/>
+          <w:r>
+            <w:rPr>
+              <w:rFonts w:ascii="Aptos" w:eastAsia="Times New Roman" w:hAnsi="Aptos"/>
+              <w:color w:val="000000"/>
+              <w:lang w:val="en-US"/>
+            </w:rPr>
+            <w:t>Kankanamge</w:t>
+          </w:r>
+          <w:proofErr w:type="spellEnd"/>
+          <w:r>
+            <w:rPr>
+              <w:rFonts w:ascii="Aptos" w:eastAsia="Times New Roman" w:hAnsi="Aptos"/>
+              <w:color w:val="000000"/>
+              <w:lang w:val="en-US"/>
+            </w:rPr>
+            <w:t xml:space="preserve">, N., </w:t>
+          </w:r>
+          <w:proofErr w:type="spellStart"/>
+          <w:r>
+            <w:rPr>
+              <w:rFonts w:ascii="Aptos" w:eastAsia="Times New Roman" w:hAnsi="Aptos"/>
+              <w:color w:val="000000"/>
+              <w:lang w:val="en-US"/>
+            </w:rPr>
+            <w:t>Yigitcanlar</w:t>
+          </w:r>
+          <w:proofErr w:type="spellEnd"/>
+          <w:r>
+            <w:rPr>
+              <w:rFonts w:ascii="Aptos" w:eastAsia="Times New Roman" w:hAnsi="Aptos"/>
+              <w:color w:val="000000"/>
+              <w:lang w:val="en-US"/>
+            </w:rPr>
+            <w:t xml:space="preserve">, T., Goonetilleke, A., &amp; </w:t>
+          </w:r>
+          <w:proofErr w:type="spellStart"/>
+          <w:r>
+            <w:rPr>
+              <w:rFonts w:ascii="Aptos" w:eastAsia="Times New Roman" w:hAnsi="Aptos"/>
+              <w:color w:val="000000"/>
+              <w:lang w:val="en-US"/>
+            </w:rPr>
+            <w:t>Kamruzzaman</w:t>
+          </w:r>
+          <w:proofErr w:type="spellEnd"/>
+          <w:r>
+            <w:rPr>
+              <w:rFonts w:ascii="Aptos" w:eastAsia="Times New Roman" w:hAnsi="Aptos"/>
+              <w:color w:val="000000"/>
+              <w:lang w:val="en-US"/>
+            </w:rPr>
+            <w:t xml:space="preserve">, M. (2020). How can gamification be incorporated into disaster emergency planning? A systematic review of </w:t>
+          </w:r>
+          <w:proofErr w:type="gramStart"/>
+          <w:r>
+            <w:rPr>
+              <w:rFonts w:ascii="Aptos" w:eastAsia="Times New Roman" w:hAnsi="Aptos"/>
+              <w:color w:val="000000"/>
+              <w:lang w:val="en-US"/>
+            </w:rPr>
+            <w:t>the literature</w:t>
+          </w:r>
+          <w:proofErr w:type="gramEnd"/>
+          <w:r>
+            <w:rPr>
+              <w:rFonts w:ascii="Aptos" w:eastAsia="Times New Roman" w:hAnsi="Aptos"/>
+              <w:color w:val="000000"/>
+              <w:lang w:val="en-US"/>
+            </w:rPr>
+            <w:t xml:space="preserve">. </w:t>
           </w:r>
           <w:r>
             <w:rPr>
@@ -5654,7 +9981,7 @@
             <w:autoSpaceDE w:val="0"/>
             <w:autoSpaceDN w:val="0"/>
             <w:ind w:hanging="480"/>
-            <w:divId w:val="1929608633"/>
+            <w:divId w:val="810906706"/>
             <w:rPr>
               <w:rFonts w:ascii="Aptos" w:eastAsia="Times New Roman" w:hAnsi="Aptos"/>
               <w:color w:val="000000"/>
@@ -5719,7 +10046,7 @@
             <w:autoSpaceDE w:val="0"/>
             <w:autoSpaceDN w:val="0"/>
             <w:ind w:hanging="480"/>
-            <w:divId w:val="186914927"/>
+            <w:divId w:val="1030571932"/>
             <w:rPr>
               <w:rFonts w:ascii="Aptos" w:eastAsia="Times New Roman" w:hAnsi="Aptos"/>
               <w:color w:val="000000"/>
@@ -5732,7 +10059,25 @@
               <w:color w:val="000000"/>
               <w:lang w:val="en-US"/>
             </w:rPr>
-            <w:t xml:space="preserve">Matsuno, Y., Fukanuma, F., &amp; Tsuruoka, S. (2021). Development of Flood Disaster Prevention Simulation Smartphone Application Using Gamification. </w:t>
+            <w:t xml:space="preserve">Matsuno, Y., </w:t>
+          </w:r>
+          <w:proofErr w:type="spellStart"/>
+          <w:r>
+            <w:rPr>
+              <w:rFonts w:ascii="Aptos" w:eastAsia="Times New Roman" w:hAnsi="Aptos"/>
+              <w:color w:val="000000"/>
+              <w:lang w:val="en-US"/>
+            </w:rPr>
+            <w:t>Fukanuma</w:t>
+          </w:r>
+          <w:proofErr w:type="spellEnd"/>
+          <w:r>
+            <w:rPr>
+              <w:rFonts w:ascii="Aptos" w:eastAsia="Times New Roman" w:hAnsi="Aptos"/>
+              <w:color w:val="000000"/>
+              <w:lang w:val="en-US"/>
+            </w:rPr>
+            <w:t xml:space="preserve">, F., &amp; Tsuruoka, S. (2021). Development of Flood Disaster Prevention Simulation Smartphone Application Using Gamification. </w:t>
           </w:r>
           <w:r>
             <w:rPr>
@@ -5758,7 +10103,7 @@
             <w:autoSpaceDE w:val="0"/>
             <w:autoSpaceDN w:val="0"/>
             <w:ind w:hanging="480"/>
-            <w:divId w:val="720053161"/>
+            <w:divId w:val="1862547939"/>
             <w:rPr>
               <w:rFonts w:ascii="Aptos" w:eastAsia="Times New Roman" w:hAnsi="Aptos"/>
               <w:color w:val="000000"/>
@@ -5771,8 +10116,9 @@
               <w:color w:val="000000"/>
               <w:lang w:val="en-US"/>
             </w:rPr>
-            <w:t xml:space="preserve">Nagaraju, M. S., Kakarala, H., Sai, V., &amp; Vattikunta, V. P. (2024). Mobile Application for Disaster Safety Management. </w:t>
-          </w:r>
+            <w:t xml:space="preserve">Mitchell, G. (2026, February 7). </w:t>
+          </w:r>
+          <w:proofErr w:type="spellStart"/>
           <w:r>
             <w:rPr>
               <w:rFonts w:ascii="Aptos" w:eastAsia="Times New Roman" w:hAnsi="Aptos"/>
@@ -5781,8 +10127,9 @@
               <w:color w:val="000000"/>
               <w:lang w:val="en-US"/>
             </w:rPr>
-            <w:t xml:space="preserve">10th International Conference on Advanced Computing and </w:t>
-          </w:r>
+            <w:t>MoSCoW</w:t>
+          </w:r>
+          <w:proofErr w:type="spellEnd"/>
           <w:r>
             <w:rPr>
               <w:rFonts w:ascii="Aptos" w:eastAsia="Times New Roman" w:hAnsi="Aptos"/>
@@ -5791,16 +10138,57 @@
               <w:color w:val="000000"/>
               <w:lang w:val="en-US"/>
             </w:rPr>
-            <w:lastRenderedPageBreak/>
-            <w:t>Communication Systems, ICACCS 2024</w:t>
-          </w:r>
-          <w:r>
-            <w:rPr>
-              <w:rFonts w:ascii="Aptos" w:eastAsia="Times New Roman" w:hAnsi="Aptos"/>
-              <w:color w:val="000000"/>
-              <w:lang w:val="en-US"/>
-            </w:rPr>
-            <w:t>, 1008–1013. https://doi.org/10.1109/ICACCS60874.2024.10717114</w:t>
+            <w:t xml:space="preserve"> Analysis: Understanding the </w:t>
+          </w:r>
+          <w:proofErr w:type="spellStart"/>
+          <w:r>
+            <w:rPr>
+              <w:rFonts w:ascii="Aptos" w:eastAsia="Times New Roman" w:hAnsi="Aptos"/>
+              <w:i/>
+              <w:iCs/>
+              <w:color w:val="000000"/>
+              <w:lang w:val="en-US"/>
+            </w:rPr>
+            <w:t>Prioritisation</w:t>
+          </w:r>
+          <w:proofErr w:type="spellEnd"/>
+          <w:r>
+            <w:rPr>
+              <w:rFonts w:ascii="Aptos" w:eastAsia="Times New Roman" w:hAnsi="Aptos"/>
+              <w:i/>
+              <w:iCs/>
+              <w:color w:val="000000"/>
+              <w:lang w:val="en-US"/>
+            </w:rPr>
+            <w:t xml:space="preserve"> </w:t>
+          </w:r>
+          <w:proofErr w:type="gramStart"/>
+          <w:r>
+            <w:rPr>
+              <w:rFonts w:ascii="Aptos" w:eastAsia="Times New Roman" w:hAnsi="Aptos"/>
+              <w:i/>
+              <w:iCs/>
+              <w:color w:val="000000"/>
+              <w:lang w:val="en-US"/>
+            </w:rPr>
+            <w:t xml:space="preserve">Method </w:t>
+          </w:r>
+          <w:r>
+            <w:rPr>
+              <w:rFonts w:ascii="Aptos" w:eastAsia="Times New Roman" w:hAnsi="Aptos"/>
+              <w:color w:val="000000"/>
+              <w:lang w:val="en-US"/>
+            </w:rPr>
+            <w:t>.</w:t>
+          </w:r>
+          <w:proofErr w:type="gramEnd"/>
+          <w:r>
+            <w:rPr>
+              <w:rFonts w:ascii="Aptos" w:eastAsia="Times New Roman" w:hAnsi="Aptos"/>
+              <w:color w:val="000000"/>
+              <w:lang w:val="en-US"/>
+            </w:rPr>
+            <w:t xml:space="preserve"> https://www.theknowledgeacademy.com/blog/moscow-analysis/</w:t>
           </w:r>
         </w:p>
         <w:p>
@@ -5808,20 +10196,56 @@
             <w:autoSpaceDE w:val="0"/>
             <w:autoSpaceDN w:val="0"/>
             <w:ind w:hanging="480"/>
-            <w:divId w:val="121507488"/>
-            <w:rPr>
-              <w:rFonts w:ascii="Aptos" w:eastAsia="Times New Roman" w:hAnsi="Aptos"/>
-              <w:color w:val="000000"/>
-              <w:lang w:val="de-AT"/>
+            <w:divId w:val="1962152561"/>
+            <w:rPr>
+              <w:rFonts w:ascii="Aptos" w:eastAsia="Times New Roman" w:hAnsi="Aptos"/>
+              <w:color w:val="000000"/>
+              <w:lang w:val="en-US"/>
             </w:rPr>
           </w:pPr>
           <w:r>
             <w:rPr>
               <w:rFonts w:ascii="Aptos" w:eastAsia="Times New Roman" w:hAnsi="Aptos"/>
               <w:color w:val="000000"/>
-              <w:lang w:val="de-AT"/>
-            </w:rPr>
-            <w:t xml:space="preserve">Österr. Rotes Kreuz, L. S. (2024). </w:t>
+              <w:lang w:val="en-US"/>
+            </w:rPr>
+            <w:t xml:space="preserve">Nagaraju, M. S., </w:t>
+          </w:r>
+          <w:proofErr w:type="spellStart"/>
+          <w:r>
+            <w:rPr>
+              <w:rFonts w:ascii="Aptos" w:eastAsia="Times New Roman" w:hAnsi="Aptos"/>
+              <w:color w:val="000000"/>
+              <w:lang w:val="en-US"/>
+            </w:rPr>
+            <w:t>Kakarala</w:t>
+          </w:r>
+          <w:proofErr w:type="spellEnd"/>
+          <w:r>
+            <w:rPr>
+              <w:rFonts w:ascii="Aptos" w:eastAsia="Times New Roman" w:hAnsi="Aptos"/>
+              <w:color w:val="000000"/>
+              <w:lang w:val="en-US"/>
+            </w:rPr>
+            <w:t xml:space="preserve">, H., Sai, V., &amp; </w:t>
+          </w:r>
+          <w:proofErr w:type="spellStart"/>
+          <w:r>
+            <w:rPr>
+              <w:rFonts w:ascii="Aptos" w:eastAsia="Times New Roman" w:hAnsi="Aptos"/>
+              <w:color w:val="000000"/>
+              <w:lang w:val="en-US"/>
+            </w:rPr>
+            <w:t>Vattikunta</w:t>
+          </w:r>
+          <w:proofErr w:type="spellEnd"/>
+          <w:r>
+            <w:rPr>
+              <w:rFonts w:ascii="Aptos" w:eastAsia="Times New Roman" w:hAnsi="Aptos"/>
+              <w:color w:val="000000"/>
+              <w:lang w:val="en-US"/>
+            </w:rPr>
+            <w:t xml:space="preserve">, V. P. (2024). Mobile Application for Disaster Safety Management. </w:t>
           </w:r>
           <w:r>
             <w:rPr>
@@ -5829,17 +10253,17 @@
               <w:i/>
               <w:iCs/>
               <w:color w:val="000000"/>
-              <w:lang w:val="de-AT"/>
-            </w:rPr>
-            <w:t>Erste Hilfe - Rotes Kreuz</w:t>
-          </w:r>
-          <w:r>
-            <w:rPr>
-              <w:rFonts w:ascii="Aptos" w:eastAsia="Times New Roman" w:hAnsi="Aptos"/>
-              <w:color w:val="000000"/>
-              <w:lang w:val="de-AT"/>
-            </w:rPr>
-            <w:t>. https://play.google.com/store/apps/details?id=at.roteskreuz.st.erstehilfe&amp;hl=en</w:t>
+              <w:lang w:val="en-US"/>
+            </w:rPr>
+            <w:t>10th International Conference on Advanced Computing and Communication Systems, ICACCS 2024</w:t>
+          </w:r>
+          <w:r>
+            <w:rPr>
+              <w:rFonts w:ascii="Aptos" w:eastAsia="Times New Roman" w:hAnsi="Aptos"/>
+              <w:color w:val="000000"/>
+              <w:lang w:val="en-US"/>
+            </w:rPr>
+            <w:t>, 1008–1013. https://doi.org/10.1109/ICACCS60874.2024.10717114</w:t>
           </w:r>
         </w:p>
         <w:p>
@@ -5847,11 +10271,11 @@
             <w:autoSpaceDE w:val="0"/>
             <w:autoSpaceDN w:val="0"/>
             <w:ind w:hanging="480"/>
-            <w:divId w:val="1177886913"/>
-            <w:rPr>
-              <w:rFonts w:ascii="Aptos" w:eastAsia="Times New Roman" w:hAnsi="Aptos"/>
-              <w:color w:val="000000"/>
-              <w:lang w:val="en-US"/>
+            <w:divId w:val="1227717655"/>
+            <w:rPr>
+              <w:rFonts w:ascii="Aptos" w:eastAsia="Times New Roman" w:hAnsi="Aptos"/>
+              <w:color w:val="000000"/>
+              <w:lang w:val="de-AT"/>
             </w:rPr>
           </w:pPr>
           <w:r>
@@ -5860,15 +10284,7 @@
               <w:color w:val="000000"/>
               <w:lang w:val="de-AT"/>
             </w:rPr>
-            <w:t xml:space="preserve">Rundfunk und Telekom Regulierungs GmbH. </w:t>
-          </w:r>
-          <w:r>
-            <w:rPr>
-              <w:rFonts w:ascii="Aptos" w:eastAsia="Times New Roman" w:hAnsi="Aptos"/>
-              <w:color w:val="000000"/>
-              <w:lang w:val="en-US"/>
-            </w:rPr>
-            <w:t xml:space="preserve">(n.d.). </w:t>
+            <w:t xml:space="preserve">Österr. Rotes Kreuz, L. S. (2024). </w:t>
           </w:r>
           <w:r>
             <w:rPr>
@@ -5876,17 +10292,17 @@
               <w:i/>
               <w:iCs/>
               <w:color w:val="000000"/>
-              <w:lang w:val="en-US"/>
-            </w:rPr>
-            <w:t>AT-Alert Web Dashboard</w:t>
-          </w:r>
-          <w:r>
-            <w:rPr>
-              <w:rFonts w:ascii="Aptos" w:eastAsia="Times New Roman" w:hAnsi="Aptos"/>
-              <w:color w:val="000000"/>
-              <w:lang w:val="en-US"/>
-            </w:rPr>
-            <w:t>. AT-Alert - Öffentliches Warnsystem. Retrieved May 11, 2026, from https://warnungen.at-alert.at/en</w:t>
+              <w:lang w:val="de-AT"/>
+            </w:rPr>
+            <w:t>Erste Hilfe - Rotes Kreuz</w:t>
+          </w:r>
+          <w:r>
+            <w:rPr>
+              <w:rFonts w:ascii="Aptos" w:eastAsia="Times New Roman" w:hAnsi="Aptos"/>
+              <w:color w:val="000000"/>
+              <w:lang w:val="de-AT"/>
+            </w:rPr>
+            <w:t>. https://play.google.com/store/apps/details?id=at.roteskreuz.st.erstehilfe&amp;hl=en</w:t>
           </w:r>
         </w:p>
         <w:p>
@@ -5894,7 +10310,7 @@
             <w:autoSpaceDE w:val="0"/>
             <w:autoSpaceDN w:val="0"/>
             <w:ind w:hanging="480"/>
-            <w:divId w:val="2024093116"/>
+            <w:divId w:val="128978685"/>
             <w:rPr>
               <w:rFonts w:ascii="Aptos" w:eastAsia="Times New Roman" w:hAnsi="Aptos"/>
               <w:color w:val="000000"/>
@@ -5905,9 +10321,17 @@
             <w:rPr>
               <w:rFonts w:ascii="Aptos" w:eastAsia="Times New Roman" w:hAnsi="Aptos"/>
               <w:color w:val="000000"/>
-              <w:lang w:val="en-US"/>
-            </w:rPr>
-            <w:t xml:space="preserve">SOBOS GmbH. (2026). </w:t>
+              <w:lang w:val="de-AT"/>
+            </w:rPr>
+            <w:t xml:space="preserve">Rundfunk und Telekom Regulierungs GmbH. </w:t>
+          </w:r>
+          <w:r>
+            <w:rPr>
+              <w:rFonts w:ascii="Aptos" w:eastAsia="Times New Roman" w:hAnsi="Aptos"/>
+              <w:color w:val="000000"/>
+              <w:lang w:val="en-US"/>
+            </w:rPr>
+            <w:t xml:space="preserve">(n.d.). </w:t>
           </w:r>
           <w:r>
             <w:rPr>
@@ -5917,15 +10341,51 @@
               <w:color w:val="000000"/>
               <w:lang w:val="en-US"/>
             </w:rPr>
-            <w:t>FloodAlert Waterlevel Alerts</w:t>
-          </w:r>
-          <w:r>
-            <w:rPr>
-              <w:rFonts w:ascii="Aptos" w:eastAsia="Times New Roman" w:hAnsi="Aptos"/>
-              <w:color w:val="000000"/>
-              <w:lang w:val="en-US"/>
-            </w:rPr>
-            <w:t>. https://play.google.com/store/apps/details?id=at.pegelalarm.app&amp;hl=en</w:t>
+            <w:t>AT-Alert Web Dashboard</w:t>
+          </w:r>
+          <w:r>
+            <w:rPr>
+              <w:rFonts w:ascii="Aptos" w:eastAsia="Times New Roman" w:hAnsi="Aptos"/>
+              <w:color w:val="000000"/>
+              <w:lang w:val="en-US"/>
+            </w:rPr>
+            <w:t xml:space="preserve">. AT-Alert - </w:t>
+          </w:r>
+          <w:proofErr w:type="spellStart"/>
+          <w:r>
+            <w:rPr>
+              <w:rFonts w:ascii="Aptos" w:eastAsia="Times New Roman" w:hAnsi="Aptos"/>
+              <w:color w:val="000000"/>
+              <w:lang w:val="en-US"/>
+            </w:rPr>
+            <w:t>Öffentliches</w:t>
+          </w:r>
+          <w:proofErr w:type="spellEnd"/>
+          <w:r>
+            <w:rPr>
+              <w:rFonts w:ascii="Aptos" w:eastAsia="Times New Roman" w:hAnsi="Aptos"/>
+              <w:color w:val="000000"/>
+              <w:lang w:val="en-US"/>
+            </w:rPr>
+            <w:t xml:space="preserve"> </w:t>
+          </w:r>
+          <w:proofErr w:type="spellStart"/>
+          <w:r>
+            <w:rPr>
+              <w:rFonts w:ascii="Aptos" w:eastAsia="Times New Roman" w:hAnsi="Aptos"/>
+              <w:color w:val="000000"/>
+              <w:lang w:val="en-US"/>
+            </w:rPr>
+            <w:t>Warnsystem</w:t>
+          </w:r>
+          <w:proofErr w:type="spellEnd"/>
+          <w:r>
+            <w:rPr>
+              <w:rFonts w:ascii="Aptos" w:eastAsia="Times New Roman" w:hAnsi="Aptos"/>
+              <w:color w:val="000000"/>
+              <w:lang w:val="en-US"/>
+            </w:rPr>
+            <w:t>. Retrieved May 11, 2026, from https://warnungen.at-alert.at/en</w:t>
           </w:r>
         </w:p>
         <w:p>
@@ -5933,7 +10393,7 @@
             <w:autoSpaceDE w:val="0"/>
             <w:autoSpaceDN w:val="0"/>
             <w:ind w:hanging="480"/>
-            <w:divId w:val="2062630322"/>
+            <w:divId w:val="938290131"/>
             <w:rPr>
               <w:rFonts w:ascii="Aptos" w:eastAsia="Times New Roman" w:hAnsi="Aptos"/>
               <w:color w:val="000000"/>
@@ -5944,17 +10404,11 @@
             <w:rPr>
               <w:rFonts w:ascii="Aptos" w:eastAsia="Times New Roman" w:hAnsi="Aptos"/>
               <w:color w:val="000000"/>
-            </w:rPr>
-            <w:t xml:space="preserve">Toledo, M. P., Sarvida, J. C. Y., Patiten, B. K. S., Mitamura, D. C. R., &amp; Guadana, R. R. H. (2017). </w:t>
-          </w:r>
-          <w:r>
-            <w:rPr>
-              <w:rFonts w:ascii="Aptos" w:eastAsia="Times New Roman" w:hAnsi="Aptos"/>
-              <w:color w:val="000000"/>
-              <w:lang w:val="en-US"/>
-            </w:rPr>
-            <w:t xml:space="preserve">SakunAPP: A framework for mobile application development in disaster awareness, preparedness and response. </w:t>
-          </w:r>
+              <w:lang w:val="en-US"/>
+            </w:rPr>
+            <w:t xml:space="preserve">SOBOS GmbH. (2026). </w:t>
+          </w:r>
+          <w:proofErr w:type="spellStart"/>
           <w:r>
             <w:rPr>
               <w:rFonts w:ascii="Aptos" w:eastAsia="Times New Roman" w:hAnsi="Aptos"/>
@@ -5963,15 +10417,48 @@
               <w:color w:val="000000"/>
               <w:lang w:val="en-US"/>
             </w:rPr>
-            <w:t>TENCON 2017 - 2017 IEEE Region 10 Conference</w:t>
-          </w:r>
-          <w:r>
-            <w:rPr>
-              <w:rFonts w:ascii="Aptos" w:eastAsia="Times New Roman" w:hAnsi="Aptos"/>
-              <w:color w:val="000000"/>
-              <w:lang w:val="en-US"/>
-            </w:rPr>
-            <w:t>, 2759–2764. https://doi.org/10.1109/TENCON.2017.8228331</w:t>
+            <w:t>FloodAlert</w:t>
+          </w:r>
+          <w:proofErr w:type="spellEnd"/>
+          <w:r>
+            <w:rPr>
+              <w:rFonts w:ascii="Aptos" w:eastAsia="Times New Roman" w:hAnsi="Aptos"/>
+              <w:i/>
+              <w:iCs/>
+              <w:color w:val="000000"/>
+              <w:lang w:val="en-US"/>
+            </w:rPr>
+            <w:t xml:space="preserve"> </w:t>
+          </w:r>
+          <w:proofErr w:type="spellStart"/>
+          <w:r>
+            <w:rPr>
+              <w:rFonts w:ascii="Aptos" w:eastAsia="Times New Roman" w:hAnsi="Aptos"/>
+              <w:i/>
+              <w:iCs/>
+              <w:color w:val="000000"/>
+              <w:lang w:val="en-US"/>
+            </w:rPr>
+            <w:t>Waterlevel</w:t>
+          </w:r>
+          <w:proofErr w:type="spellEnd"/>
+          <w:r>
+            <w:rPr>
+              <w:rFonts w:ascii="Aptos" w:eastAsia="Times New Roman" w:hAnsi="Aptos"/>
+              <w:i/>
+              <w:iCs/>
+              <w:color w:val="000000"/>
+              <w:lang w:val="en-US"/>
+            </w:rPr>
+            <w:t xml:space="preserve"> Alerts</w:t>
+          </w:r>
+          <w:r>
+            <w:rPr>
+              <w:rFonts w:ascii="Aptos" w:eastAsia="Times New Roman" w:hAnsi="Aptos"/>
+              <w:color w:val="000000"/>
+              <w:lang w:val="en-US"/>
+            </w:rPr>
+            <w:t>. https://play.google.com/store/apps/details?id=at.pegelalarm.app&amp;hl=en</w:t>
           </w:r>
         </w:p>
         <w:p>
@@ -5979,20 +10466,119 @@
             <w:autoSpaceDE w:val="0"/>
             <w:autoSpaceDN w:val="0"/>
             <w:ind w:hanging="480"/>
-            <w:divId w:val="207955521"/>
-            <w:rPr>
-              <w:rFonts w:ascii="Aptos" w:eastAsia="Times New Roman" w:hAnsi="Aptos"/>
-              <w:color w:val="000000"/>
-              <w:lang w:val="de-AT"/>
+            <w:divId w:val="2045404195"/>
+            <w:rPr>
+              <w:rFonts w:ascii="Aptos" w:eastAsia="Times New Roman" w:hAnsi="Aptos"/>
+              <w:color w:val="000000"/>
+              <w:lang w:val="en-US"/>
             </w:rPr>
           </w:pPr>
           <w:r>
             <w:rPr>
               <w:rFonts w:ascii="Aptos" w:eastAsia="Times New Roman" w:hAnsi="Aptos"/>
               <w:color w:val="000000"/>
-              <w:lang w:val="en-US"/>
-            </w:rPr>
-            <w:t xml:space="preserve">Ubimet Int. AG. (2025). </w:t>
+            </w:rPr>
+            <w:t xml:space="preserve">Toledo, M. P., </w:t>
+          </w:r>
+          <w:proofErr w:type="spellStart"/>
+          <w:r>
+            <w:rPr>
+              <w:rFonts w:ascii="Aptos" w:eastAsia="Times New Roman" w:hAnsi="Aptos"/>
+              <w:color w:val="000000"/>
+            </w:rPr>
+            <w:t>Sarvida</w:t>
+          </w:r>
+          <w:proofErr w:type="spellEnd"/>
+          <w:r>
+            <w:rPr>
+              <w:rFonts w:ascii="Aptos" w:eastAsia="Times New Roman" w:hAnsi="Aptos"/>
+              <w:color w:val="000000"/>
+            </w:rPr>
+            <w:t xml:space="preserve">, J. C. Y., </w:t>
+          </w:r>
+          <w:proofErr w:type="spellStart"/>
+          <w:r>
+            <w:rPr>
+              <w:rFonts w:ascii="Aptos" w:eastAsia="Times New Roman" w:hAnsi="Aptos"/>
+              <w:color w:val="000000"/>
+            </w:rPr>
+            <w:t>Patiten</w:t>
+          </w:r>
+          <w:proofErr w:type="spellEnd"/>
+          <w:r>
+            <w:rPr>
+              <w:rFonts w:ascii="Aptos" w:eastAsia="Times New Roman" w:hAnsi="Aptos"/>
+              <w:color w:val="000000"/>
+            </w:rPr>
+            <w:t xml:space="preserve">, B. K. S., </w:t>
+          </w:r>
+          <w:proofErr w:type="spellStart"/>
+          <w:r>
+            <w:rPr>
+              <w:rFonts w:ascii="Aptos" w:eastAsia="Times New Roman" w:hAnsi="Aptos"/>
+              <w:color w:val="000000"/>
+            </w:rPr>
+            <w:t>Mitamura</w:t>
+          </w:r>
+          <w:proofErr w:type="spellEnd"/>
+          <w:r>
+            <w:rPr>
+              <w:rFonts w:ascii="Aptos" w:eastAsia="Times New Roman" w:hAnsi="Aptos"/>
+              <w:color w:val="000000"/>
+            </w:rPr>
+            <w:t xml:space="preserve">, D. C. R., &amp; </w:t>
+          </w:r>
+          <w:proofErr w:type="spellStart"/>
+          <w:r>
+            <w:rPr>
+              <w:rFonts w:ascii="Aptos" w:eastAsia="Times New Roman" w:hAnsi="Aptos"/>
+              <w:color w:val="000000"/>
+            </w:rPr>
+            <w:t>Guadana</w:t>
+          </w:r>
+          <w:proofErr w:type="spellEnd"/>
+          <w:r>
+            <w:rPr>
+              <w:rFonts w:ascii="Aptos" w:eastAsia="Times New Roman" w:hAnsi="Aptos"/>
+              <w:color w:val="000000"/>
+            </w:rPr>
+            <w:t xml:space="preserve">, R. R. H. (2017). </w:t>
+          </w:r>
+          <w:proofErr w:type="spellStart"/>
+          <w:r>
+            <w:rPr>
+              <w:rFonts w:ascii="Aptos" w:eastAsia="Times New Roman" w:hAnsi="Aptos"/>
+              <w:color w:val="000000"/>
+              <w:lang w:val="en-US"/>
+            </w:rPr>
+            <w:t>SakunAPP</w:t>
+          </w:r>
+          <w:proofErr w:type="spellEnd"/>
+          <w:r>
+            <w:rPr>
+              <w:rFonts w:ascii="Aptos" w:eastAsia="Times New Roman" w:hAnsi="Aptos"/>
+              <w:color w:val="000000"/>
+              <w:lang w:val="en-US"/>
+            </w:rPr>
+            <w:t xml:space="preserve">: A framework for mobile application development in disaster awareness, </w:t>
+          </w:r>
+          <w:proofErr w:type="gramStart"/>
+          <w:r>
+            <w:rPr>
+              <w:rFonts w:ascii="Aptos" w:eastAsia="Times New Roman" w:hAnsi="Aptos"/>
+              <w:color w:val="000000"/>
+              <w:lang w:val="en-US"/>
+            </w:rPr>
+            <w:t>preparedness</w:t>
+          </w:r>
+          <w:proofErr w:type="gramEnd"/>
+          <w:r>
+            <w:rPr>
+              <w:rFonts w:ascii="Aptos" w:eastAsia="Times New Roman" w:hAnsi="Aptos"/>
+              <w:color w:val="000000"/>
+              <w:lang w:val="en-US"/>
+            </w:rPr>
+            <w:t xml:space="preserve"> and response. </w:t>
           </w:r>
           <w:r>
             <w:rPr>
@@ -6000,17 +10586,17 @@
               <w:i/>
               <w:iCs/>
               <w:color w:val="000000"/>
-              <w:lang w:val="de-AT"/>
-            </w:rPr>
-            <w:t>UWZ Österreich: Gewitter Sturm</w:t>
-          </w:r>
-          <w:r>
-            <w:rPr>
-              <w:rFonts w:ascii="Aptos" w:eastAsia="Times New Roman" w:hAnsi="Aptos"/>
-              <w:color w:val="000000"/>
-              <w:lang w:val="de-AT"/>
-            </w:rPr>
-            <w:t>. https://play.google.com/store/apps/details?id=com.ubimet.uwz&amp;hl=en</w:t>
+              <w:lang w:val="en-US"/>
+            </w:rPr>
+            <w:t>TENCON 2017 - 2017 IEEE Region 10 Conference</w:t>
+          </w:r>
+          <w:r>
+            <w:rPr>
+              <w:rFonts w:ascii="Aptos" w:eastAsia="Times New Roman" w:hAnsi="Aptos"/>
+              <w:color w:val="000000"/>
+              <w:lang w:val="en-US"/>
+            </w:rPr>
+            <w:t>, 2759–2764. https://doi.org/10.1109/TENCON.2017.8228331</w:t>
           </w:r>
         </w:p>
         <w:p>
@@ -6018,20 +10604,30 @@
             <w:autoSpaceDE w:val="0"/>
             <w:autoSpaceDN w:val="0"/>
             <w:ind w:hanging="480"/>
-            <w:divId w:val="1427850647"/>
-            <w:rPr>
-              <w:rFonts w:ascii="Aptos" w:eastAsia="Times New Roman" w:hAnsi="Aptos"/>
-              <w:color w:val="000000"/>
-              <w:lang w:val="en-US"/>
+            <w:divId w:val="2037536232"/>
+            <w:rPr>
+              <w:rFonts w:ascii="Aptos" w:eastAsia="Times New Roman" w:hAnsi="Aptos"/>
+              <w:color w:val="000000"/>
+              <w:lang w:val="de-AT"/>
             </w:rPr>
           </w:pPr>
-          <w:r>
-            <w:rPr>
-              <w:rFonts w:ascii="Aptos" w:eastAsia="Times New Roman" w:hAnsi="Aptos"/>
-              <w:color w:val="000000"/>
-              <w:lang w:val="en-US"/>
-            </w:rPr>
-            <w:t xml:space="preserve">West, D. M., &amp; Valentini, E. (2013). How Mobile Devices are Transforming Disaster Relief and Public Safety. </w:t>
+          <w:proofErr w:type="spellStart"/>
+          <w:r>
+            <w:rPr>
+              <w:rFonts w:ascii="Aptos" w:eastAsia="Times New Roman" w:hAnsi="Aptos"/>
+              <w:color w:val="000000"/>
+              <w:lang w:val="en-US"/>
+            </w:rPr>
+            <w:t>Ubimet</w:t>
+          </w:r>
+          <w:proofErr w:type="spellEnd"/>
+          <w:r>
+            <w:rPr>
+              <w:rFonts w:ascii="Aptos" w:eastAsia="Times New Roman" w:hAnsi="Aptos"/>
+              <w:color w:val="000000"/>
+              <w:lang w:val="en-US"/>
+            </w:rPr>
+            <w:t xml:space="preserve"> Int. AG. (2025). </w:t>
           </w:r>
           <w:r>
             <w:rPr>
@@ -6039,17 +10635,17 @@
               <w:i/>
               <w:iCs/>
               <w:color w:val="000000"/>
-              <w:lang w:val="en-US"/>
-            </w:rPr>
-            <w:t>Issues in Technology Innovation</w:t>
-          </w:r>
-          <w:r>
-            <w:rPr>
-              <w:rFonts w:ascii="Aptos" w:eastAsia="Times New Roman" w:hAnsi="Aptos"/>
-              <w:color w:val="000000"/>
-              <w:lang w:val="en-US"/>
-            </w:rPr>
-            <w:t>. https://www.brookings.edu/wp-content/uploads/2016/06/West_Valentini_Mobile-Technology-Disaster-Relief_v20.pdf</w:t>
+              <w:lang w:val="de-AT"/>
+            </w:rPr>
+            <w:t>UWZ Österreich: Gewitter Sturm</w:t>
+          </w:r>
+          <w:r>
+            <w:rPr>
+              <w:rFonts w:ascii="Aptos" w:eastAsia="Times New Roman" w:hAnsi="Aptos"/>
+              <w:color w:val="000000"/>
+              <w:lang w:val="de-AT"/>
+            </w:rPr>
+            <w:t>. https://play.google.com/store/apps/details?id=com.ubimet.uwz&amp;hl=en</w:t>
           </w:r>
         </w:p>
         <w:p>
@@ -6057,7 +10653,7 @@
             <w:autoSpaceDE w:val="0"/>
             <w:autoSpaceDN w:val="0"/>
             <w:ind w:hanging="480"/>
-            <w:divId w:val="215748058"/>
+            <w:divId w:val="730009101"/>
             <w:rPr>
               <w:rFonts w:ascii="Aptos" w:eastAsia="Times New Roman" w:hAnsi="Aptos"/>
               <w:color w:val="000000"/>
@@ -6070,7 +10666,7 @@
               <w:color w:val="000000"/>
               <w:lang w:val="en-US"/>
             </w:rPr>
-            <w:t xml:space="preserve">Zippenfenig, P. (2023). </w:t>
+            <w:t xml:space="preserve">West, D. M., &amp; Valentini, E. (2013). How Mobile Devices are Transforming Disaster Relief and Public Safety. </w:t>
           </w:r>
           <w:r>
             <w:rPr>
@@ -6080,6 +10676,55 @@
               <w:color w:val="000000"/>
               <w:lang w:val="en-US"/>
             </w:rPr>
+            <w:t>Issues in Technology Innovation</w:t>
+          </w:r>
+          <w:r>
+            <w:rPr>
+              <w:rFonts w:ascii="Aptos" w:eastAsia="Times New Roman" w:hAnsi="Aptos"/>
+              <w:color w:val="000000"/>
+              <w:lang w:val="en-US"/>
+            </w:rPr>
+            <w:t>. https://www.brookings.edu/wp-content/uploads/2016/06/West_Valentini_Mobile-Technology-Disaster-Relief_v20.pdf</w:t>
+          </w:r>
+        </w:p>
+        <w:p>
+          <w:pPr>
+            <w:autoSpaceDE w:val="0"/>
+            <w:autoSpaceDN w:val="0"/>
+            <w:ind w:hanging="480"/>
+            <w:divId w:val="1731878732"/>
+            <w:rPr>
+              <w:rFonts w:ascii="Aptos" w:eastAsia="Times New Roman" w:hAnsi="Aptos"/>
+              <w:color w:val="000000"/>
+              <w:lang w:val="en-US"/>
+            </w:rPr>
+          </w:pPr>
+          <w:proofErr w:type="spellStart"/>
+          <w:r>
+            <w:rPr>
+              <w:rFonts w:ascii="Aptos" w:eastAsia="Times New Roman" w:hAnsi="Aptos"/>
+              <w:color w:val="000000"/>
+              <w:lang w:val="en-US"/>
+            </w:rPr>
+            <w:t>Zippenfenig</w:t>
+          </w:r>
+          <w:proofErr w:type="spellEnd"/>
+          <w:r>
+            <w:rPr>
+              <w:rFonts w:ascii="Aptos" w:eastAsia="Times New Roman" w:hAnsi="Aptos"/>
+              <w:color w:val="000000"/>
+              <w:lang w:val="en-US"/>
+            </w:rPr>
+            <w:t xml:space="preserve">, P. (2023). </w:t>
+          </w:r>
+          <w:r>
+            <w:rPr>
+              <w:rFonts w:ascii="Aptos" w:eastAsia="Times New Roman" w:hAnsi="Aptos"/>
+              <w:i/>
+              <w:iCs/>
+              <w:color w:val="000000"/>
+              <w:lang w:val="en-US"/>
+            </w:rPr>
             <w:t>Open-Meteo.com Air Quality API</w:t>
           </w:r>
           <w:r>
@@ -6088,7 +10733,25 @@
               <w:color w:val="000000"/>
               <w:lang w:val="en-US"/>
             </w:rPr>
-            <w:t>. Open-Meteo and Copernicus Atmosphere Monitoring Service (CAMS). https://doi.org/10.5281/ZENODO.7970649</w:t>
+            <w:t>. Open-</w:t>
+          </w:r>
+          <w:proofErr w:type="spellStart"/>
+          <w:r>
+            <w:rPr>
+              <w:rFonts w:ascii="Aptos" w:eastAsia="Times New Roman" w:hAnsi="Aptos"/>
+              <w:color w:val="000000"/>
+              <w:lang w:val="en-US"/>
+            </w:rPr>
+            <w:t>Meteo</w:t>
+          </w:r>
+          <w:proofErr w:type="spellEnd"/>
+          <w:r>
+            <w:rPr>
+              <w:rFonts w:ascii="Aptos" w:eastAsia="Times New Roman" w:hAnsi="Aptos"/>
+              <w:color w:val="000000"/>
+              <w:lang w:val="en-US"/>
+            </w:rPr>
+            <w:t xml:space="preserve"> and Copernicus Atmosphere Monitoring Service (CAMS). https://doi.org/10.5281/ZENODO.7970649</w:t>
           </w:r>
         </w:p>
         <w:p>
@@ -7065,7 +11728,6 @@
   <w:style w:type="character" w:default="1" w:styleId="DefaultParagraphFont">
     <w:name w:val="Default Paragraph Font"/>
     <w:uiPriority w:val="1"/>
-    <w:semiHidden/>
     <w:unhideWhenUsed/>
   </w:style>
   <w:style w:type="table" w:default="1" w:styleId="TableNormal">
@@ -7480,6 +12142,237 @@
       </w:tcPr>
     </w:tblStylePr>
   </w:style>
+  <w:style w:type="table" w:styleId="GridTable2-Accent6">
+    <w:name w:val="Grid Table 2 Accent 6"/>
+    <w:basedOn w:val="TableNormal"/>
+    <w:uiPriority w:val="47"/>
+    <w:rsid w:val="00FB07AB"/>
+    <w:pPr>
+      <w:spacing w:after="0" w:line="240" w:lineRule="auto"/>
+    </w:pPr>
+    <w:tblPr>
+      <w:tblStyleRowBandSize w:val="1"/>
+      <w:tblStyleColBandSize w:val="1"/>
+      <w:tblBorders>
+        <w:top w:val="single" w:sz="2" w:space="0" w:color="8DD873" w:themeColor="accent6" w:themeTint="99"/>
+        <w:bottom w:val="single" w:sz="2" w:space="0" w:color="8DD873" w:themeColor="accent6" w:themeTint="99"/>
+        <w:insideH w:val="single" w:sz="2" w:space="0" w:color="8DD873" w:themeColor="accent6" w:themeTint="99"/>
+        <w:insideV w:val="single" w:sz="2" w:space="0" w:color="8DD873" w:themeColor="accent6" w:themeTint="99"/>
+      </w:tblBorders>
+    </w:tblPr>
+    <w:tblStylePr w:type="firstRow">
+      <w:rPr>
+        <w:b/>
+        <w:bCs/>
+      </w:rPr>
+      <w:tblPr/>
+      <w:tcPr>
+        <w:tcBorders>
+          <w:top w:val="nil"/>
+          <w:bottom w:val="single" w:sz="12" w:space="0" w:color="8DD873" w:themeColor="accent6" w:themeTint="99"/>
+          <w:insideH w:val="nil"/>
+          <w:insideV w:val="nil"/>
+        </w:tcBorders>
+        <w:shd w:val="clear" w:color="auto" w:fill="FFFFFF" w:themeFill="background1"/>
+      </w:tcPr>
+    </w:tblStylePr>
+    <w:tblStylePr w:type="lastRow">
+      <w:rPr>
+        <w:b/>
+        <w:bCs/>
+      </w:rPr>
+      <w:tblPr/>
+      <w:tcPr>
+        <w:tcBorders>
+          <w:top w:val="double" w:sz="2" w:space="0" w:color="8DD873" w:themeColor="accent6" w:themeTint="99"/>
+          <w:bottom w:val="nil"/>
+          <w:insideH w:val="nil"/>
+          <w:insideV w:val="nil"/>
+        </w:tcBorders>
+        <w:shd w:val="clear" w:color="auto" w:fill="FFFFFF" w:themeFill="background1"/>
+      </w:tcPr>
+    </w:tblStylePr>
+    <w:tblStylePr w:type="firstCol">
+      <w:rPr>
+        <w:b/>
+        <w:bCs/>
+      </w:rPr>
+    </w:tblStylePr>
+    <w:tblStylePr w:type="lastCol">
+      <w:rPr>
+        <w:b/>
+        <w:bCs/>
+      </w:rPr>
+    </w:tblStylePr>
+    <w:tblStylePr w:type="band1Vert">
+      <w:tblPr/>
+      <w:tcPr>
+        <w:shd w:val="clear" w:color="auto" w:fill="D9F2D0" w:themeFill="accent6" w:themeFillTint="33"/>
+      </w:tcPr>
+    </w:tblStylePr>
+    <w:tblStylePr w:type="band1Horz">
+      <w:tblPr/>
+      <w:tcPr>
+        <w:shd w:val="clear" w:color="auto" w:fill="D9F2D0" w:themeFill="accent6" w:themeFillTint="33"/>
+      </w:tcPr>
+    </w:tblStylePr>
+  </w:style>
+  <w:style w:type="table" w:styleId="GridTable4-Accent3">
+    <w:name w:val="Grid Table 4 Accent 3"/>
+    <w:basedOn w:val="TableNormal"/>
+    <w:uiPriority w:val="49"/>
+    <w:rsid w:val="00FB07AB"/>
+    <w:pPr>
+      <w:spacing w:after="0" w:line="240" w:lineRule="auto"/>
+    </w:pPr>
+    <w:tblPr>
+      <w:tblStyleRowBandSize w:val="1"/>
+      <w:tblStyleColBandSize w:val="1"/>
+      <w:tblBorders>
+        <w:top w:val="single" w:sz="4" w:space="0" w:color="47D459" w:themeColor="accent3" w:themeTint="99"/>
+        <w:left w:val="single" w:sz="4" w:space="0" w:color="47D459" w:themeColor="accent3" w:themeTint="99"/>
+        <w:bottom w:val="single" w:sz="4" w:space="0" w:color="47D459" w:themeColor="accent3" w:themeTint="99"/>
+        <w:right w:val="single" w:sz="4" w:space="0" w:color="47D459" w:themeColor="accent3" w:themeTint="99"/>
+        <w:insideH w:val="single" w:sz="4" w:space="0" w:color="47D459" w:themeColor="accent3" w:themeTint="99"/>
+        <w:insideV w:val="single" w:sz="4" w:space="0" w:color="47D459" w:themeColor="accent3" w:themeTint="99"/>
+      </w:tblBorders>
+    </w:tblPr>
+    <w:tblStylePr w:type="firstRow">
+      <w:rPr>
+        <w:b/>
+        <w:bCs/>
+        <w:color w:val="FFFFFF" w:themeColor="background1"/>
+      </w:rPr>
+      <w:tblPr/>
+      <w:tcPr>
+        <w:tcBorders>
+          <w:top w:val="single" w:sz="4" w:space="0" w:color="196B24" w:themeColor="accent3"/>
+          <w:left w:val="single" w:sz="4" w:space="0" w:color="196B24" w:themeColor="accent3"/>
+          <w:bottom w:val="single" w:sz="4" w:space="0" w:color="196B24" w:themeColor="accent3"/>
+          <w:right w:val="single" w:sz="4" w:space="0" w:color="196B24" w:themeColor="accent3"/>
+          <w:insideH w:val="nil"/>
+          <w:insideV w:val="nil"/>
+        </w:tcBorders>
+        <w:shd w:val="clear" w:color="auto" w:fill="196B24" w:themeFill="accent3"/>
+      </w:tcPr>
+    </w:tblStylePr>
+    <w:tblStylePr w:type="lastRow">
+      <w:rPr>
+        <w:b/>
+        <w:bCs/>
+      </w:rPr>
+      <w:tblPr/>
+      <w:tcPr>
+        <w:tcBorders>
+          <w:top w:val="double" w:sz="4" w:space="0" w:color="196B24" w:themeColor="accent3"/>
+        </w:tcBorders>
+      </w:tcPr>
+    </w:tblStylePr>
+    <w:tblStylePr w:type="firstCol">
+      <w:rPr>
+        <w:b/>
+        <w:bCs/>
+      </w:rPr>
+    </w:tblStylePr>
+    <w:tblStylePr w:type="lastCol">
+      <w:rPr>
+        <w:b/>
+        <w:bCs/>
+      </w:rPr>
+    </w:tblStylePr>
+    <w:tblStylePr w:type="band1Vert">
+      <w:tblPr/>
+      <w:tcPr>
+        <w:shd w:val="clear" w:color="auto" w:fill="C1F0C7" w:themeFill="accent3" w:themeFillTint="33"/>
+      </w:tcPr>
+    </w:tblStylePr>
+    <w:tblStylePr w:type="band1Horz">
+      <w:tblPr/>
+      <w:tcPr>
+        <w:shd w:val="clear" w:color="auto" w:fill="C1F0C7" w:themeFill="accent3" w:themeFillTint="33"/>
+      </w:tcPr>
+    </w:tblStylePr>
+  </w:style>
+  <w:style w:type="character" w:styleId="PlaceholderText">
+    <w:name w:val="Placeholder Text"/>
+    <w:basedOn w:val="DefaultParagraphFont"/>
+    <w:uiPriority w:val="99"/>
+    <w:semiHidden/>
+    <w:rsid w:val="00BD6E8D"/>
+    <w:rPr>
+      <w:color w:val="666666"/>
+    </w:rPr>
+  </w:style>
+  <w:style w:type="paragraph" w:styleId="TOCHeading">
+    <w:name w:val="TOC Heading"/>
+    <w:basedOn w:val="Heading1"/>
+    <w:next w:val="Normal"/>
+    <w:uiPriority w:val="39"/>
+    <w:unhideWhenUsed/>
+    <w:qFormat/>
+    <w:rsid w:val="003721A5"/>
+    <w:pPr>
+      <w:spacing w:before="240" w:after="0" w:line="259" w:lineRule="auto"/>
+      <w:outlineLvl w:val="9"/>
+    </w:pPr>
+    <w:rPr>
+      <w:color w:val="0F4761" w:themeColor="accent1" w:themeShade="BF"/>
+      <w:kern w:val="0"/>
+      <w:sz w:val="32"/>
+      <w:szCs w:val="32"/>
+      <w:lang w:val="en-US" w:eastAsia="en-US"/>
+      <w14:ligatures w14:val="none"/>
+    </w:rPr>
+  </w:style>
+  <w:style w:type="paragraph" w:styleId="TOC1">
+    <w:name w:val="toc 1"/>
+    <w:basedOn w:val="Normal"/>
+    <w:next w:val="Normal"/>
+    <w:autoRedefine/>
+    <w:uiPriority w:val="39"/>
+    <w:unhideWhenUsed/>
+    <w:rsid w:val="003721A5"/>
+    <w:pPr>
+      <w:spacing w:after="100"/>
+    </w:pPr>
+  </w:style>
+  <w:style w:type="paragraph" w:styleId="TOC2">
+    <w:name w:val="toc 2"/>
+    <w:basedOn w:val="Normal"/>
+    <w:next w:val="Normal"/>
+    <w:autoRedefine/>
+    <w:uiPriority w:val="39"/>
+    <w:unhideWhenUsed/>
+    <w:rsid w:val="003721A5"/>
+    <w:pPr>
+      <w:spacing w:after="100"/>
+      <w:ind w:left="220"/>
+    </w:pPr>
+  </w:style>
+  <w:style w:type="paragraph" w:styleId="TOC3">
+    <w:name w:val="toc 3"/>
+    <w:basedOn w:val="Normal"/>
+    <w:next w:val="Normal"/>
+    <w:autoRedefine/>
+    <w:uiPriority w:val="39"/>
+    <w:unhideWhenUsed/>
+    <w:rsid w:val="003721A5"/>
+    <w:pPr>
+      <w:spacing w:after="100"/>
+      <w:ind w:left="440"/>
+    </w:pPr>
+  </w:style>
+  <w:style w:type="character" w:styleId="Hyperlink">
+    <w:name w:val="Hyperlink"/>
+    <w:basedOn w:val="DefaultParagraphFont"/>
+    <w:uiPriority w:val="99"/>
+    <w:unhideWhenUsed/>
+    <w:rsid w:val="003721A5"/>
+    <w:rPr>
+      <w:color w:val="467886" w:themeColor="hyperlink"/>
+      <w:u w:val="single"/>
+    </w:rPr>
+  </w:style>
 </w:styles>
 </file>
 
@@ -7535,6 +12428,32 @@
           <w:pPr>
             <w:pStyle w:val="D8ABBB3D3D284CABA6043723BCC22183"/>
           </w:pPr>
+          <w:r>
+            <w:rPr>
+              <w:rStyle w:val="PlaceholderText"/>
+            </w:rPr>
+            <w:t>Click or tap here to enter text.</w:t>
+          </w:r>
+        </w:p>
+      </w:docPartBody>
+    </w:docPart>
+    <w:docPart>
+      <w:docPartPr>
+        <w:name w:val="DefaultPlaceholder_-1854013440"/>
+        <w:category>
+          <w:name w:val="General"/>
+          <w:gallery w:val="placeholder"/>
+        </w:category>
+        <w:types>
+          <w:type w:val="bbPlcHdr"/>
+        </w:types>
+        <w:behaviors>
+          <w:behavior w:val="content"/>
+        </w:behaviors>
+        <w:guid w:val="{BC421E35-AEFD-465A-9CAD-14ADBA02D711}"/>
+      </w:docPartPr>
+      <w:docPartBody>
+        <w:p>
           <w:r>
             <w:rPr>
               <w:rStyle w:val="PlaceholderText"/>
@@ -7634,6 +12553,8 @@
   </w:compat>
   <w:rsids>
     <w:rsidRoot w:val="00E70445"/>
+    <w:rsid w:val="001C798F"/>
+    <w:rsid w:val="001F52A5"/>
     <w:rsid w:val="004610AD"/>
     <w:rsid w:val="004B0B88"/>
     <w:rsid w:val="00766FDD"/>
@@ -8095,7 +13016,6 @@
     <w:basedOn w:val="DefaultParagraphFont"/>
     <w:uiPriority w:val="99"/>
     <w:semiHidden/>
-    <w:rsid w:val="00E70445"/>
     <w:rPr>
       <w:color w:val="666666"/>
     </w:rPr>
@@ -8429,8 +13349,8 @@
   </we:alternateReferences>
   <we:properties>
     <we:property name="MENDELEY_BIBLIOGRAPHY_IS_DIRTY" value="false"/>
-    <we:property name="MENDELEY_BIBLIOGRAPHY_LAST_MODIFIED" value="1778665188820"/>
-    <we:property name="MENDELEY_CITATIONS" value="[{&quot;citationID&quot;:&quot;MENDELEY_CITATION_d7214391-a203-484b-9d50-0d7398ea4d83&quot;,&quot;properties&quot;:{&quot;noteIndex&quot;:0,&quot;mode&quot;:&quot;suppress-author&quot;},&quot;isEdited&quot;:false,&quot;manualOverride&quot;:{&quot;isManuallyOverridden&quot;:false,&quot;citeprocText&quot;:&quot;(2013)&quot;,&quot;manualOverrideText&quot;:&quot;&quot;},&quot;citationTag&quot;:&quot;MENDELEY_CITATION_v3_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&quot;,&quot;citationItems&quot;:[{&quot;id&quot;:&quot;a6ec5793-99c6-3664-9b43-50da778f0aa2&quot;,&quot;itemData&quot;:{&quot;type&quot;:&quot;article-journal&quot;,&quot;id&quot;:&quot;a6ec5793-99c6-3664-9b43-50da778f0aa2&quot;,&quot;title&quot;:&quot;How Mobile Devices are Transforming Disaster Relief and Public Safety&quot;,&quot;author&quot;:[{&quot;family&quot;:&quot;West&quot;,&quot;given&quot;:&quot;Darrell M&quot;,&quot;parse-names&quot;:false,&quot;dropping-particle&quot;:&quot;&quot;,&quot;non-dropping-particle&quot;:&quot;&quot;},{&quot;family&quot;:&quot;Valentini&quot;,&quot;given&quot;:&quot;Elizabeth&quot;,&quot;parse-names&quot;:false,&quot;dropping-particle&quot;:&quot;&quot;,&quot;non-dropping-particle&quot;:&quot;&quot;}],&quot;container-title&quot;:&quot;Issues in Technology Innovation&quot;,&quot;accessed&quot;:{&quot;date-parts&quot;:[[2026,5,11]]},&quot;URL&quot;:&quot;https://www.brookings.edu/wp-content/uploads/2016/06/West_Valentini_Mobile-Technology-Disaster-Relief_v20.pdf&quot;,&quot;issued&quot;:{&quot;date-parts&quot;:[[2013,7]]},&quot;container-title-short&quot;:&quot;&quot;},&quot;isTemporary&quot;:false,&quot;displayAs&quot;:&quot;suppress-author&quot;,&quot;suppress-author&quot;:true,&quot;composite&quot;:false,&quot;author-only&quot;:false}]},{&quot;citationID&quot;:&quot;MENDELEY_CITATION_57f7902a-805a-422a-8600-3a660d9a1349&quot;,&quot;properties&quot;:{&quot;noteIndex&quot;:0,&quot;mode&quot;:&quot;composite&quot;},&quot;isEdited&quot;:false,&quot;manualOverride&quot;:{&quot;isManuallyOverridden&quot;:false,&quot;citeprocText&quot;:&quot;Toledo et al. (2017)&quot;,&quot;manualOverrideText&quot;:&quot;&quot;},&quot;citationTag&quot;:&quot;MENDELEY_CITATION_v3_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&quot;,&quot;citationItems&quot;:[{&quot;id&quot;:&quot;b4f339d8-6e9c-34d0-a036-639996814880&quot;,&quot;itemData&quot;:{&quot;type&quot;:&quot;paper-conference&quot;,&quot;id&quot;:&quot;b4f339d8-6e9c-34d0-a036-639996814880&quot;,&quot;title&quot;:&quot;SakunAPP: A framework for mobile application development in disaster awareness, preparedness and response&quot;,&quot;author&quot;:[{&quot;family&quot;:&quot;Toledo&quot;,&quot;given&quot;:&quot;Margarette P.&quot;,&quot;parse-names&quot;:false,&quot;dropping-particle&quot;:&quot;&quot;,&quot;non-dropping-particle&quot;:&quot;&quot;},{&quot;family&quot;:&quot;Sarvida&quot;,&quot;given&quot;:&quot;Johannah Crisanta Y.&quot;,&quot;parse-names&quot;:false,&quot;dropping-particle&quot;:&quot;&quot;,&quot;non-dropping-particle&quot;:&quot;&quot;},{&quot;family&quot;:&quot;Patiten&quot;,&quot;given&quot;:&quot;Bill Kevin S.&quot;,&quot;parse-names&quot;:false,&quot;dropping-particle&quot;:&quot;&quot;,&quot;non-dropping-particle&quot;:&quot;&quot;},{&quot;family&quot;:&quot;Mitamura&quot;,&quot;given&quot;:&quot;Daniel Carl R.&quot;,&quot;parse-names&quot;:false,&quot;dropping-particle&quot;:&quot;&quot;,&quot;non-dropping-particle&quot;:&quot;&quot;},{&quot;family&quot;:&quot;Guadana&quot;,&quot;given&quot;:&quot;Ryan Richard H.&quot;,&quot;parse-names&quot;:false,&quot;dropping-particle&quot;:&quot;&quot;,&quot;non-dropping-particle&quot;:&quot;&quot;}],&quot;container-title&quot;:&quot;TENCON 2017 - 2017 IEEE Region 10 Conference&quot;,&quot;DOI&quot;:&quot;10.1109/TENCON.2017.8228331&quot;,&quot;ISBN&quot;:&quot;978-1-5090-1134-6&quot;,&quot;issued&quot;:{&quot;date-parts&quot;:[[2017,11]]},&quot;page&quot;:&quot;2759-2764&quot;,&quot;publisher&quot;:&quot;IEEE&quot;,&quot;container-title-short&quot;:&quot;&quot;},&quot;isTemporary&quot;:false,&quot;displayAs&quot;:&quot;composite&quot;,&quot;suppress-author&quot;:false,&quot;composite&quot;:true,&quot;author-only&quot;:false}]},{&quot;citationID&quot;:&quot;MENDELEY_CITATION_6e0b71a4-6668-4990-8171-3865d20fc6f1&quot;,&quot;properties&quot;:{&quot;noteIndex&quot;:0,&quot;mode&quot;:&quot;composite&quot;},&quot;isEdited&quot;:false,&quot;manualOverride&quot;:{&quot;isManuallyOverridden&quot;:false,&quot;citeprocText&quot;:&quot;Nagaraju et al. (2024)&quot;,&quot;manualOverrideText&quot;:&quot;&quot;},&quot;citationTag&quot;:&quot;MENDELEY_CITATION_v3_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&quot;,&quot;citationItems&quot;:[{&quot;id&quot;:&quot;21f33b29-909c-3cc8-92ee-3feeaa9a3cb5&quot;,&quot;itemData&quot;:{&quot;type&quot;:&quot;paper-conference&quot;,&quot;id&quot;:&quot;21f33b29-909c-3cc8-92ee-3feeaa9a3cb5&quot;,&quot;title&quot;:&quot;Mobile Application for Disaster Safety Management&quot;,&quot;author&quot;:[{&quot;family&quot;:&quot;Nagaraju&quot;,&quot;given&quot;:&quot;M. Siva&quot;,&quot;parse-names&quot;:false,&quot;dropping-particle&quot;:&quot;&quot;,&quot;non-dropping-particle&quot;:&quot;&quot;},{&quot;family&quot;:&quot;Kakarala&quot;,&quot;given&quot;:&quot;Harshitha&quot;,&quot;parse-names&quot;:false,&quot;dropping-particle&quot;:&quot;&quot;,&quot;non-dropping-particle&quot;:&quot;&quot;},{&quot;family&quot;:&quot;Sai&quot;,&quot;given&quot;:&quot;Vadaparthi&quot;,&quot;parse-names&quot;:false,&quot;dropping-particle&quot;:&quot;&quot;,&quot;non-dropping-particle&quot;:&quot;&quot;},{&quot;family&quot;:&quot;Vattikunta&quot;,&quot;given&quot;:&quot;Vishnu Pramukh&quot;,&quot;parse-names&quot;:false,&quot;dropping-particle&quot;:&quot;&quot;,&quot;non-dropping-particle&quot;:&quot;&quot;}],&quot;container-title&quot;:&quot;10th International Conference on Advanced Computing and Communication Systems, ICACCS 2024&quot;,&quot;DOI&quot;:&quot;10.1109/ICACCS60874.2024.10717114&quot;,&quot;ISBN&quot;:&quot;9798350384369&quot;,&quot;issued&quot;:{&quot;date-parts&quot;:[[2024]]},&quot;page&quot;:&quot;1008-1013&quot;,&quot;abstract&quot;:&quot;Disasters, whether geological upheavals like earth- quakes or the fury of a cyclonic storm, are often perceived as forces beyond human control. However, viewing them solely as 'natural' phenomena hides the crucial role of human settlements in amplifying their impact. Our tendency to build in floodplains, on earthquake faults, and along vulnerable coastlines transforms these natural events into devastating disasters. This anthropogenic lens underscores the need for proactive measures, with mobile applications emerging as powerful tools for disaster preparedness, communication, and response. Beyond simply acting as emergency sirens, these apps offer a comprehensive toolkit for mitigating disaster risk. Real-time alerts and hazard maps empower communities to prepare for impending threats, allowing for timely evacuation and resource mobilization. Comprehensive guides provide step-by-step instructions on creating emergency kits, securing homes, and staying informed during critical moments. By bridging information gaps and facilitating coordinated action, mobile apps have the potential to significantly bolster disaster safety, equipping individuals and communities with the knowledge and tools to navigate the challenges posed by these complex events.&quot;,&quot;publisher&quot;:&quot;Institute of Electrical and Electronics Engineers Inc.&quot;,&quot;container-title-short&quot;:&quot;&quot;},&quot;isTemporary&quot;:false,&quot;displayAs&quot;:&quot;composite&quot;,&quot;suppress-author&quot;:false,&quot;composite&quot;:true,&quot;author-only&quot;:false}]},{&quot;citationID&quot;:&quot;MENDELEY_CITATION_6b3ee454-be67-4f06-92d3-44f30304800d&quot;,&quot;properties&quot;:{&quot;noteIndex&quot;:0,&quot;mode&quot;:&quot;composite&quot;},&quot;isEdited&quot;:false,&quot;manualOverride&quot;:{&quot;isManuallyOverridden&quot;:false,&quot;citeprocText&quot;:&quot;Kuhlmann et al. (2021)&quot;,&quot;manualOverrideText&quot;:&quot;&quot;},&quot;citationTag&quot;:&quot;MENDELEY_CITATION_v3_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&quot;,&quot;citationItems&quot;:[{&quot;id&quot;:&quot;3ecc0f8d-aec9-336a-b1b0-577fcacffed2&quot;,&quot;itemData&quot;:{&quot;type&quot;:&quot;article-journal&quot;,&quot;id&quot;:&quot;3ecc0f8d-aec9-336a-b1b0-577fcacffed2&quot;,&quot;title&quot;:&quot;Smartphone sensor accuracy varies from device to device in mobile research: The case of spatial orientation&quot;,&quot;author&quot;:[{&quot;family&quot;:&quot;Kuhlmann&quot;,&quot;given&quot;:&quot;Tim&quot;,&quot;parse-names&quot;:false,&quot;dropping-particle&quot;:&quot;&quot;,&quot;non-dropping-particle&quot;:&quot;&quot;},{&quot;family&quot;:&quot;Garaizar&quot;,&quot;given&quot;:&quot;Pablo&quot;,&quot;parse-names&quot;:false,&quot;dropping-particle&quot;:&quot;&quot;,&quot;non-dropping-particle&quot;:&quot;&quot;},{&quot;family&quot;:&quot;Reips&quot;,&quot;given&quot;:&quot;Ulf Dietrich&quot;,&quot;parse-names&quot;:false,&quot;dropping-particle&quot;:&quot;&quot;,&quot;non-dropping-particle&quot;:&quot;&quot;}],&quot;container-title&quot;:&quot;Behavior Research Methods&quot;,&quot;container-title-short&quot;:&quot;Behav. Res. Methods&quot;,&quot;DOI&quot;:&quot;10.3758/s13428-020-01404-5&quot;,&quot;ISSN&quot;:&quot;15543528&quot;,&quot;PMID&quot;:&quot;32472500&quot;,&quot;issued&quot;:{&quot;date-parts&quot;:[[2021,2,1]]},&quot;page&quot;:&quot;22-33&quot;,&quot;abstract&quot;:&quot;Smartphone usage is increasing around the globe—in daily life and as a research device in behavioral science. Smartphones offer the possibility to gather longitudinal data at little cost to researchers and participants. They provide the option to verify self-report data with data from sensors built into most smartphones. How accurate this sensor data is when gathered via different smartphone devices, e.g., in a typical experience sampling framework, has not been investigated systematically. With the present study, we investigated the accuracy of orientation data about the spatial position of smartphones via a newly invented measurement device, the RollPitcher. Objective status of pitch (vertical orientation) and roll (horizontal orientation) of the smartphone was compared to data gathered from the sensors via web browsers and native apps. Bayesian ANOVAs confirmed that the deviations in pitch and roll differed between smartphone models, with mean inaccuracies per device of up to 2.1° and 6.6°, respectively. The inaccuracies for measurements of roll were higher than for pitch, d =.28, p &lt;.001. Our results confirm the presence of heterogeneities when gathering orientation data from different smartphone devices. In most cases, measurement via a web browser was identical to measurement via a native app, but this was not true for all smartphone devices. As a solution to lack of sensor accuracy, we recommend the development and implementation of a coherent research framework and also discuss the implications of the heterogeneities in orientation data for different research designs.&quot;,&quot;publisher&quot;:&quot;Springer&quot;,&quot;issue&quot;:&quot;1&quot;,&quot;volume&quot;:&quot;53&quot;},&quot;isTemporary&quot;:false,&quot;displayAs&quot;:&quot;composite&quot;,&quot;suppress-author&quot;:false,&quot;composite&quot;:true,&quot;author-only&quot;:false}]},{&quot;citationID&quot;:&quot;MENDELEY_CITATION_9896379d-b93d-451c-b9be-fa321f4c29e5&quot;,&quot;properties&quot;:{&quot;noteIndex&quot;:0},&quot;isEdited&quot;:false,&quot;manualOverride&quot;:{&quot;isManuallyOverridden&quot;:false,&quot;citeprocText&quot;:&quot;(Österr. Rotes Kreuz, 2024)&quot;,&quot;manualOverrideText&quot;:&quot;&quot;},&quot;citationTag&quot;:&quot;MENDELEY_CITATION_v3_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&quot;,&quot;citationItems&quot;:[{&quot;id&quot;:&quot;179826b5-150f-3045-86d2-e09327713ef9&quot;,&quot;itemData&quot;:{&quot;type&quot;:&quot;article&quot;,&quot;id&quot;:&quot;179826b5-150f-3045-86d2-e09327713ef9&quot;,&quot;title&quot;:&quot;Erste Hilfe - Rotes Kreuz&quot;,&quot;author&quot;:[{&quot;family&quot;:&quot;Österr. Rotes Kreuz&quot;,&quot;given&quot;:&quot;LV Stmk&quot;,&quot;parse-names&quot;:false,&quot;dropping-particle&quot;:&quot;&quot;,&quot;non-dropping-particle&quot;:&quot;&quot;}],&quot;accessed&quot;:{&quot;date-parts&quot;:[[2026,5,11]]},&quot;URL&quot;:&quot;https://play.google.com/store/apps/details?id=at.roteskreuz.st.erstehilfe&amp;hl=en&quot;,&quot;issued&quot;:{&quot;date-parts&quot;:[[2024]]},&quot;container-title-short&quot;:&quot;&quot;},&quot;isTemporary&quot;:false,&quot;suppress-author&quot;:false,&quot;composite&quot;:false,&quot;author-only&quot;:false}]},{&quot;citationID&quot;:&quot;MENDELEY_CITATION_886671ad-60e0-435a-bce4-cdd2e12acb0a&quot;,&quot;properties&quot;:{&quot;noteIndex&quot;:0},&quot;isEdited&quot;:false,&quot;manualOverride&quot;:{&quot;isManuallyOverridden&quot;:false,&quot;citeprocText&quot;:&quot;(Ubimet Int. AG, 2025)&quot;,&quot;manualOverrideText&quot;:&quot;&quot;},&quot;citationTag&quot;:&quot;MENDELEY_CITATION_v3_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&quot;,&quot;citationItems&quot;:[{&quot;id&quot;:&quot;0a0ede94-d528-31c4-bd01-16cba9053d6d&quot;,&quot;itemData&quot;:{&quot;type&quot;:&quot;article&quot;,&quot;id&quot;:&quot;0a0ede94-d528-31c4-bd01-16cba9053d6d&quot;,&quot;title&quot;:&quot;UWZ Österreich: Gewitter Sturm&quot;,&quot;author&quot;:[{&quot;family&quot;:&quot;Ubimet Int. AG&quot;,&quot;given&quot;:&quot;&quot;,&quot;parse-names&quot;:false,&quot;dropping-particle&quot;:&quot;&quot;,&quot;non-dropping-particle&quot;:&quot;&quot;}],&quot;accessed&quot;:{&quot;date-parts&quot;:[[2026,5,11]]},&quot;URL&quot;:&quot;https://play.google.com/store/apps/details?id=com.ubimet.uwz&amp;hl=en&quot;,&quot;issued&quot;:{&quot;date-parts&quot;:[[2025]]},&quot;container-title-short&quot;:&quot;&quot;},&quot;isTemporary&quot;:false,&quot;suppress-author&quot;:false,&quot;composite&quot;:false,&quot;author-only&quot;:false}]},{&quot;citationID&quot;:&quot;MENDELEY_CITATION_0d855cf6-e64e-48df-98eb-f43914fe822b&quot;,&quot;properties&quot;:{&quot;noteIndex&quot;:0},&quot;isEdited&quot;:false,&quot;manualOverride&quot;:{&quot;isManuallyOverridden&quot;:false,&quot;citeprocText&quot;:&quot;(SOBOS GmbH, 2026)&quot;,&quot;manualOverrideText&quot;:&quot;&quot;},&quot;citationTag&quot;:&quot;MENDELEY_CITATION_v3_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&quot;,&quot;citationItems&quot;:[{&quot;id&quot;:&quot;fd2c4f96-3611-3a59-9007-f495f9af880b&quot;,&quot;itemData&quot;:{&quot;type&quot;:&quot;article&quot;,&quot;id&quot;:&quot;fd2c4f96-3611-3a59-9007-f495f9af880b&quot;,&quot;title&quot;:&quot;FloodAlert Waterlevel Alerts&quot;,&quot;author&quot;:[{&quot;family&quot;:&quot;SOBOS GmbH&quot;,&quot;given&quot;:&quot;&quot;,&quot;parse-names&quot;:false,&quot;dropping-particle&quot;:&quot;&quot;,&quot;non-dropping-particle&quot;:&quot;&quot;}],&quot;accessed&quot;:{&quot;date-parts&quot;:[[2026,5,11]]},&quot;URL&quot;:&quot;https://play.google.com/store/apps/details?id=at.pegelalarm.app&amp;hl=en&quot;,&quot;issued&quot;:{&quot;date-parts&quot;:[[2026]]},&quot;container-title-short&quot;:&quot;&quot;},&quot;isTemporary&quot;:false,&quot;suppress-author&quot;:false,&quot;composite&quot;:false,&quot;author-only&quot;:false}]},{&quot;citationID&quot;:&quot;MENDELEY_CITATION_e105d078-37da-4078-a5d6-d97703616d8c&quot;,&quot;properties&quot;:{&quot;noteIndex&quot;:0},&quot;isEdited&quot;:false,&quot;manualOverride&quot;:{&quot;isManuallyOverridden&quot;:false,&quot;citeprocText&quot;:&quot;(CombiRisk Risk-Management GmbH, 2025)&quot;,&quot;manualOverrideText&quot;:&quot;&quot;},&quot;citationTag&quot;:&quot;MENDELEY_CITATION_v3_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&quot;,&quot;citationItems&quot;:[{&quot;id&quot;:&quot;d80d37ba-b2b0-3118-a50c-727d98f799c1&quot;,&quot;itemData&quot;:{&quot;type&quot;:&quot;article&quot;,&quot;id&quot;:&quot;d80d37ba-b2b0-3118-a50c-727d98f799c1&quot;,&quot;title&quot;:&quot;KATWARN&quot;,&quot;author&quot;:[{&quot;family&quot;:&quot;CombiRisk Risk-Management GmbH&quot;,&quot;given&quot;:&quot;&quot;,&quot;parse-names&quot;:false,&quot;dropping-particle&quot;:&quot;&quot;,&quot;non-dropping-particle&quot;:&quot;&quot;}],&quot;accessed&quot;:{&quot;date-parts&quot;:[[2026,5,11]]},&quot;URL&quot;:&quot;https://play.google.com/store/apps/details?id=de.combirisk.katwarn&amp;hl=en&quot;,&quot;issued&quot;:{&quot;date-parts&quot;:[[2025]]},&quot;container-title-short&quot;:&quot;&quot;},&quot;isTemporary&quot;:false,&quot;suppress-author&quot;:false,&quot;composite&quot;:false,&quot;author-only&quot;:false}]},{&quot;citationID&quot;:&quot;MENDELEY_CITATION_e14d5e21-56ca-4a3d-9123-0d31935a1303&quot;,&quot;properties&quot;:{&quot;noteIndex&quot;:0},&quot;isEdited&quot;:false,&quot;manualOverride&quot;:{&quot;isManuallyOverridden&quot;:true,&quot;citeprocText&quot;:&quot;(dominoc925, 2026; Gehirn Inc., 2026)&quot;,&quot;manualOverrideText&quot;:&quot;(Gehirn Inc., 2026; dominoc925, 2026)&quot;},&quot;citationTag&quot;:&quot;MENDELEY_CITATION_v3_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&quot;,&quot;citationItems&quot;:[{&quot;id&quot;:&quot;f0b01b7d-aa34-3f97-8664-4c969d93c381&quot;,&quot;itemData&quot;:{&quot;type&quot;:&quot;article&quot;,&quot;id&quot;:&quot;f0b01b7d-aa34-3f97-8664-4c969d93c381&quot;,&quot;title&quot;:&quot;Disastermon Natural Disaster Monitor&quot;,&quot;author&quot;:[{&quot;family&quot;:&quot;dominoc925&quot;,&quot;given&quot;:&quot;&quot;,&quot;parse-names&quot;:false,&quot;dropping-particle&quot;:&quot;&quot;,&quot;non-dropping-particle&quot;:&quot;&quot;}],&quot;accessed&quot;:{&quot;date-parts&quot;:[[2026,5,11]]},&quot;URL&quot;:&quot;https://play.google.com/store/apps/details?id=com.dom925.disastermon&amp;hl=en&quot;,&quot;issued&quot;:{&quot;date-parts&quot;:[[2026]]},&quot;container-title-short&quot;:&quot;&quot;},&quot;isTemporary&quot;:false},{&quot;id&quot;:&quot;d433b857-53be-3bee-b10b-cee97cab9c7b&quot;,&quot;itemData&quot;:{&quot;type&quot;:&quot;article&quot;,&quot;id&quot;:&quot;d433b857-53be-3bee-b10b-cee97cab9c7b&quot;,&quot;title&quot;:&quot;NERV Disaster Prevention&quot;,&quot;author&quot;:[{&quot;family&quot;:&quot;Gehirn Inc.&quot;,&quot;given&quot;:&quot;&quot;,&quot;parse-names&quot;:false,&quot;dropping-particle&quot;:&quot;&quot;,&quot;non-dropping-particle&quot;:&quot;&quot;}],&quot;accessed&quot;:{&quot;date-parts&quot;:[[2026,5,11]]},&quot;URL&quot;:&quot;https://play.google.com/store/apps/details?id=app.nerv&amp;hl=en&quot;,&quot;issued&quot;:{&quot;date-parts&quot;:[[2026]]},&quot;container-title-short&quot;:&quot;&quot;},&quot;isTemporary&quot;:false}]},{&quot;citationID&quot;:&quot;MENDELEY_CITATION_3f4ded40-ee20-47bc-b072-d5e9ce0024fe&quot;,&quot;properties&quot;:{&quot;noteIndex&quot;:0},&quot;isEdited&quot;:false,&quot;manualOverride&quot;:{&quot;isManuallyOverridden&quot;:false,&quot;citeprocText&quot;:&quot;(Rundfunk und Telekom Regulierungs GmbH, n.d.)&quot;,&quot;manualOverrideText&quot;:&quot;&quot;},&quot;citationTag&quot;:&quot;MENDELEY_CITATION_v3_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&quot;,&quot;citationItems&quot;:[{&quot;id&quot;:&quot;f7319c76-9025-35c1-aaa8-5ecc17c656ae&quot;,&quot;itemData&quot;:{&quot;type&quot;:&quot;webpage&quot;,&quot;id&quot;:&quot;f7319c76-9025-35c1-aaa8-5ecc17c656ae&quot;,&quot;title&quot;:&quot;AT-Alert Web Dashboard&quot;,&quot;author&quot;:[{&quot;family&quot;:&quot;Rundfunk und Telekom Regulierungs GmbH&quot;,&quot;given&quot;:&quot;&quot;,&quot;parse-names&quot;:false,&quot;dropping-particle&quot;:&quot;&quot;,&quot;non-dropping-particle&quot;:&quot;&quot;}],&quot;container-title&quot;:&quot;AT-Alert - öffentliches Warnsystem&quot;,&quot;accessed&quot;:{&quot;date-parts&quot;:[[2026,5,11]]},&quot;URL&quot;:&quot;https://warnungen.at-alert.at/en&quot;,&quot;container-title-short&quot;:&quot;&quot;},&quot;isTemporary&quot;:false,&quot;suppress-author&quot;:false,&quot;composite&quot;:false,&quot;author-only&quot;:false}]},{&quot;citationID&quot;:&quot;MENDELEY_CITATION_1cbcc268-165a-4575-828b-2e05f705d6e4&quot;,&quot;properties&quot;:{&quot;noteIndex&quot;:0},&quot;isEdited&quot;:false,&quot;manualOverride&quot;:{&quot;isManuallyOverridden&quot;:false,&quot;citeprocText&quot;:&quot;(GeoSphere Austria, n.d.)&quot;,&quot;manualOverrideText&quot;:&quot;&quot;},&quot;citationTag&quot;:&quot;MENDELEY_CITATION_v3_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&quot;,&quot;citationItems&quot;:[{&quot;id&quot;:&quot;1eb338cb-5eaf-348b-892b-5ab278b99afb&quot;,&quot;itemData&quot;:{&quot;type&quot;:&quot;webpage&quot;,&quot;id&quot;:&quot;1eb338cb-5eaf-348b-892b-5ab278b99afb&quot;,&quot;title&quot;:&quot;Warn API v1: OpenAPI Documentation&quot;,&quot;author&quot;:[{&quot;family&quot;:&quot;GeoSphere Austria&quot;,&quot;given&quot;:&quot;&quot;,&quot;parse-names&quot;:false,&quot;dropping-particle&quot;:&quot;&quot;,&quot;non-dropping-particle&quot;:&quot;&quot;}],&quot;container-title&quot;:&quot;GeoSphere Austria Swagger UI&quot;,&quot;accessed&quot;:{&quot;date-parts&quot;:[[2026,5,11]]},&quot;URL&quot;:&quot;https://openapi.hub.geosphere.at/warnapi/v1/&quot;,&quot;container-title-short&quot;:&quot;&quot;},&quot;isTemporary&quot;:false,&quot;suppress-author&quot;:false,&quot;composite&quot;:false,&quot;author-only&quot;:false}]},{&quot;citationID&quot;:&quot;MENDELEY_CITATION_341eb66c-e290-468f-8143-e991c26356f6&quot;,&quot;properties&quot;:{&quot;noteIndex&quot;:0,&quot;mode&quot;:&quot;suppress-author&quot;},&quot;isEdited&quot;:false,&quot;manualOverride&quot;:{&quot;isManuallyOverridden&quot;:false,&quot;citeprocText&quot;:&quot;(n.d.)&quot;,&quot;manualOverrideText&quot;:&quot;&quot;},&quot;citationTag&quot;:&quot;MENDELEY_CITATION_v3_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&quot;,&quot;citationItems&quot;:[{&quot;id&quot;:&quot;350bf848-c1ea-3b59-b057-5de5c2d5479e&quot;,&quot;itemData&quot;:{&quot;type&quot;:&quot;webpage&quot;,&quot;id&quot;:&quot;350bf848-c1ea-3b59-b057-5de5c2d5479e&quot;,&quot;title&quot;:&quot;Current measurements from the radiation early warning system&quot;,&quot;author&quot;:[{&quot;family&quot;:&quot;Austrian Federal Ministry of Agriculture Forestry Climate and Environmental Protection Regions and Water Management&quot;,&quot;given&quot;:&quot;&quot;,&quot;parse-names&quot;:false,&quot;dropping-particle&quot;:&quot;&quot;,&quot;non-dropping-particle&quot;:&quot;&quot;}],&quot;container-title&quot;:&quot;Radiation early warning system and monitoring&quot;,&quot;accessed&quot;:{&quot;date-parts&quot;:[[2026,5,11]]},&quot;URL&quot;:&quot;https://www.bmluk.gv.at/themen/klima-und-umwelt/strahlenschutz/fruehwarnsystem/messwerte.html&quot;,&quot;container-title-short&quot;:&quot;&quot;},&quot;isTemporary&quot;:false,&quot;displayAs&quot;:&quot;suppress-author&quot;,&quot;suppress-author&quot;:true,&quot;composite&quot;:false,&quot;author-only&quot;:false}]},{&quot;citationID&quot;:&quot;MENDELEY_CITATION_4cf7abba-ef0e-419a-bf3b-832c887855d5&quot;,&quot;properties&quot;:{&quot;noteIndex&quot;:0,&quot;mode&quot;:&quot;composite&quot;},&quot;isEdited&quot;:false,&quot;manualOverride&quot;:{&quot;isManuallyOverridden&quot;:false,&quot;citeprocText&quot;:&quot;Deterding et al. (2011)&quot;,&quot;manualOverrideText&quot;:&quot;&quot;},&quot;citationTag&quot;:&quot;MENDELEY_CITATION_v3_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&quot;,&quot;citationItems&quot;:[{&quot;id&quot;:&quot;332fb8dc-3abe-3461-903f-d31239c3b66c&quot;,&quot;itemData&quot;:{&quot;type&quot;:&quot;article-journal&quot;,&quot;id&quot;:&quot;332fb8dc-3abe-3461-903f-d31239c3b66c&quot;,&quot;title&quot;:&quot;From Game Design Elements to Gamefulness: Defining \&quot;Gamification\&quot;&quot;,&quot;author&quot;:[{&quot;family&quot;:&quot;Deterding&quot;,&quot;given&quot;:&quot;Sebastian&quot;,&quot;parse-names&quot;:false,&quot;dropping-particle&quot;:&quot;&quot;,&quot;non-dropping-particle&quot;:&quot;&quot;},{&quot;family&quot;:&quot;Dixon&quot;,&quot;given&quot;:&quot;Dan&quot;,&quot;parse-names&quot;:false,&quot;dropping-particle&quot;:&quot;&quot;,&quot;non-dropping-particle&quot;:&quot;&quot;},{&quot;family&quot;:&quot;Khaled&quot;,&quot;given&quot;:&quot;Rilla&quot;,&quot;parse-names&quot;:false,&quot;dropping-particle&quot;:&quot;&quot;,&quot;non-dropping-particle&quot;:&quot;&quot;},{&quot;family&quot;:&quot;Nacke&quot;,&quot;given&quot;:&quot;Lennart&quot;,&quot;parse-names&quot;:false,&quot;dropping-particle&quot;:&quot;&quot;,&quot;non-dropping-particle&quot;:&quot;&quot;}],&quot;container-title&quot;:&quot;Proceedings of the 15th International Academic MindTrek Conference: Envisioning Future Media Environments&quot;,&quot;ISBN&quot;:&quot;9781450308168&quot;,&quot;issued&quot;:{&quot;date-parts&quot;:[[2011]]},&quot;page&quot;:&quot;9-15&quot;,&quot;container-title-short&quot;:&quot;&quot;},&quot;isTemporary&quot;:false,&quot;displayAs&quot;:&quot;composite&quot;,&quot;suppress-author&quot;:false,&quot;composite&quot;:true,&quot;author-only&quot;:false}]},{&quot;citationID&quot;:&quot;MENDELEY_CITATION_a98fd18c-3c17-445d-af04-3857d25e2f41&quot;,&quot;properties&quot;:{&quot;noteIndex&quot;:0,&quot;mode&quot;:&quot;composite&quot;},&quot;isEdited&quot;:false,&quot;manualOverride&quot;:{&quot;isManuallyOverridden&quot;:false,&quot;citeprocText&quot;:&quot;Deterding et al. (2011)&quot;,&quot;manualOverrideText&quot;:&quot;&quot;},&quot;citationTag&quot;:&quot;MENDELEY_CITATION_v3_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&quot;,&quot;citationItems&quot;:[{&quot;id&quot;:&quot;332fb8dc-3abe-3461-903f-d31239c3b66c&quot;,&quot;itemData&quot;:{&quot;type&quot;:&quot;article-journal&quot;,&quot;id&quot;:&quot;332fb8dc-3abe-3461-903f-d31239c3b66c&quot;,&quot;title&quot;:&quot;From Game Design Elements to Gamefulness: Defining \&quot;Gamification\&quot;&quot;,&quot;author&quot;:[{&quot;family&quot;:&quot;Deterding&quot;,&quot;given&quot;:&quot;Sebastian&quot;,&quot;parse-names&quot;:false,&quot;dropping-particle&quot;:&quot;&quot;,&quot;non-dropping-particle&quot;:&quot;&quot;},{&quot;family&quot;:&quot;Dixon&quot;,&quot;given&quot;:&quot;Dan&quot;,&quot;parse-names&quot;:false,&quot;dropping-particle&quot;:&quot;&quot;,&quot;non-dropping-particle&quot;:&quot;&quot;},{&quot;family&quot;:&quot;Khaled&quot;,&quot;given&quot;:&quot;Rilla&quot;,&quot;parse-names&quot;:false,&quot;dropping-particle&quot;:&quot;&quot;,&quot;non-dropping-particle&quot;:&quot;&quot;},{&quot;family&quot;:&quot;Nacke&quot;,&quot;given&quot;:&quot;Lennart&quot;,&quot;parse-names&quot;:false,&quot;dropping-particle&quot;:&quot;&quot;,&quot;non-dropping-particle&quot;:&quot;&quot;}],&quot;container-title&quot;:&quot;Proceedings of the 15th International Academic MindTrek Conference: Envisioning Future Media Environments&quot;,&quot;ISBN&quot;:&quot;9781450308168&quot;,&quot;issued&quot;:{&quot;date-parts&quot;:[[2011]]},&quot;page&quot;:&quot;9-15&quot;,&quot;container-title-short&quot;:&quot;&quot;},&quot;isTemporary&quot;:false,&quot;displayAs&quot;:&quot;composite&quot;,&quot;suppress-author&quot;:false,&quot;composite&quot;:true,&quot;author-only&quot;:false}]},{&quot;citationID&quot;:&quot;MENDELEY_CITATION_48645824-af53-4ad6-962f-bd7069ec8ba3&quot;,&quot;properties&quot;:{&quot;noteIndex&quot;:0,&quot;mode&quot;:&quot;composite&quot;},&quot;isEdited&quot;:false,&quot;manualOverride&quot;:{&quot;isManuallyOverridden&quot;:false,&quot;citeprocText&quot;:&quot;Kankanamge et al. (2020)&quot;,&quot;manualOverrideText&quot;:&quot;&quot;},&quot;citationTag&quot;:&quot;MENDELEY_CITATION_v3_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&quot;,&quot;citationItems&quot;:[{&quot;id&quot;:&quot;6f1f5b91-4a36-3c87-8f0d-acad8cf02e27&quot;,&quot;itemData&quot;:{&quot;type&quot;:&quot;article-journal&quot;,&quot;id&quot;:&quot;6f1f5b91-4a36-3c87-8f0d-acad8cf02e27&quot;,&quot;title&quot;:&quot;How can gamification be incorporated into disaster emergency planning? A systematic review of the literature&quot;,&quot;author&quot;:[{&quot;family&quot;:&quot;Kankanamge&quot;,&quot;given&quot;:&quot;Nayomi&quot;,&quot;parse-names&quot;:false,&quot;dropping-particle&quot;:&quot;&quot;,&quot;non-dropping-particle&quot;:&quot;&quot;},{&quot;family&quot;:&quot;Yigitcanlar&quot;,&quot;given&quot;:&quot;Tan&quot;,&quot;parse-names&quot;:false,&quot;dropping-particle&quot;:&quot;&quot;,&quot;non-dropping-particle&quot;:&quot;&quot;},{&quot;family&quot;:&quot;Goonetilleke&quot;,&quot;given&quot;:&quot;Ashantha&quot;,&quot;parse-names&quot;:false,&quot;dropping-particle&quot;:&quot;&quot;,&quot;non-dropping-particle&quot;:&quot;&quot;},{&quot;family&quot;:&quot;Kamruzzaman&quot;,&quot;given&quot;:&quot;Md&quot;,&quot;parse-names&quot;:false,&quot;dropping-particle&quot;:&quot;&quot;,&quot;non-dropping-particle&quot;:&quot;&quot;}],&quot;container-title&quot;:&quot;International Journal of Disaster Resilience in the Built Environment&quot;,&quot;container-title-short&quot;:&quot;Int. J. Disaster Resil. Built Environ.&quot;,&quot;DOI&quot;:&quot;10.1108/IJDRBE-08-2019-0054&quot;,&quot;ISSN&quot;:&quot;17595916&quot;,&quot;issued&quot;:{&quot;date-parts&quot;:[[2020,8,26]]},&quot;page&quot;:&quot;481-506&quot;,&quot;abstract&quot;:&quot;Purpose: The purpose of this paper is to investigate the role of gamification as a novel technique in motivating community engagement in disaster-related activities in order to address the question of how gamification can be incorporated into disaster emergency planning. Design/methodology/approach: This study conducts a systematic literature review and explores available gamified applications for disaster emergency planning and their purpose of use. In total, 51 scholarly articles on the topic and 35 disaster-related gamified applications are reviewed. Findings: The findings reveal the following: (a) gamified applications (n = 35) are used for education, research and intervention purposes; (b) gamified applications create new opportunities for community engagement and raise disaster awareness among the community in virtual environments; and (c) gamified applications help shape a new culture – i.e. gamified culture – that supports smart disaster emergency planning practice. Originality/value: During the recent years, utilisation of game elements in non-game contexts – i.e., gamification – has become a popular approach in motivating people in various actions. Increasing research highlighted the benefits of gamification in enhancing community engagement, creating interactive environments, providing better behavioural outcomes and influencing democratic processes. Despite some of the applications indicating the potential of gamification in disaster emergency planning, the use of gamification technique in this discipline is an understudied area. This study reveals gamification can be incorporated into disaster emergency planning.&quot;,&quot;publisher&quot;:&quot;Emerald Group Holdings Ltd.&quot;,&quot;issue&quot;:&quot;4&quot;,&quot;volume&quot;:&quot;11&quot;},&quot;isTemporary&quot;:false,&quot;displayAs&quot;:&quot;composite&quot;,&quot;suppress-author&quot;:false,&quot;composite&quot;:true,&quot;author-only&quot;:false}]},{&quot;citationID&quot;:&quot;MENDELEY_CITATION_78afc2fd-4af1-495e-a7bd-6b0f93394098&quot;,&quot;properties&quot;:{&quot;noteIndex&quot;:0,&quot;mode&quot;:&quot;composite&quot;},&quot;isEdited&quot;:false,&quot;manualOverride&quot;:{&quot;isManuallyOverridden&quot;:false,&quot;citeprocText&quot;:&quot;Bai et al. (2024)&quot;,&quot;manualOverrideText&quot;:&quot;&quot;},&quot;citationTag&quot;:&quot;MENDELEY_CITATION_v3_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&quot;,&quot;citationItems&quot;:[{&quot;id&quot;:&quot;54229e43-90a5-31fa-8326-385619e7ca8a&quot;,&quot;itemData&quot;:{&quot;type&quot;:&quot;article-journal&quot;,&quot;id&quot;:&quot;54229e43-90a5-31fa-8326-385619e7ca8a&quot;,&quot;title&quot;:&quot;Application of Gamification Teaching in Disaster Education: Scoping Review&quot;,&quot;author&quot;:[{&quot;family&quot;:&quot;Bai&quot;,&quot;given&quot;:&quot;Shiyi&quot;,&quot;parse-names&quot;:false,&quot;dropping-particle&quot;:&quot;&quot;,&quot;non-dropping-particle&quot;:&quot;&quot;},{&quot;family&quot;:&quot;Zeng&quot;,&quot;given&quot;:&quot;Huijuan&quot;,&quot;parse-names&quot;:false,&quot;dropping-particle&quot;:&quot;&quot;,&quot;non-dropping-particle&quot;:&quot;&quot;},{&quot;family&quot;:&quot;Zhong&quot;,&quot;given&quot;:&quot;Qianmei&quot;,&quot;parse-names&quot;:false,&quot;dropping-particle&quot;:&quot;&quot;,&quot;non-dropping-particle&quot;:&quot;&quot;},{&quot;family&quot;:&quot;Shen&quot;,&quot;given&quot;:&quot;Yuqi&quot;,&quot;parse-names&quot;:false,&quot;dropping-particle&quot;:&quot;&quot;,&quot;non-dropping-particle&quot;:&quot;&quot;},{&quot;family&quot;:&quot;Cao&quot;,&quot;given&quot;:&quot;Lulu&quot;,&quot;parse-names&quot;:false,&quot;dropping-particle&quot;:&quot;&quot;,&quot;non-dropping-particle&quot;:&quot;&quot;},{&quot;family&quot;:&quot;He&quot;,&quot;given&quot;:&quot;Mei&quot;,&quot;parse-names&quot;:false,&quot;dropping-particle&quot;:&quot;&quot;,&quot;non-dropping-particle&quot;:&quot;&quot;}],&quot;container-title&quot;:&quot;JMIR Serious Games&quot;,&quot;container-title-short&quot;:&quot;JMIR Serious Games&quot;,&quot;DOI&quot;:&quot;10.2196/64939&quot;,&quot;ISSN&quot;:&quot;2291-9279&quot;,&quot;URL&quot;:&quot;https://games.jmir.org/2024/1/e64939&quot;,&quot;issued&quot;:{&quot;date-parts&quot;:[[2024,12,11]]},&quot;page&quot;:&quot;1-11&quot;,&quot;volume&quot;:&quot;12&quot;},&quot;isTemporary&quot;:false,&quot;displayAs&quot;:&quot;composite&quot;,&quot;suppress-author&quot;:false,&quot;composite&quot;:true,&quot;author-only&quot;:false}]},{&quot;citationID&quot;:&quot;MENDELEY_CITATION_34f8a526-1fdb-44de-8f23-90a3186c8f95&quot;,&quot;properties&quot;:{&quot;noteIndex&quot;:0},&quot;isEdited&quot;:false,&quot;manualOverride&quot;:{&quot;isManuallyOverridden&quot;:false,&quot;citeprocText&quot;:&quot;(Bai et al., 2024)&quot;,&quot;manualOverrideText&quot;:&quot;&quot;},&quot;citationTag&quot;:&quot;MENDELEY_CITATION_v3_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&quot;,&quot;citationItems&quot;:[{&quot;id&quot;:&quot;54229e43-90a5-31fa-8326-385619e7ca8a&quot;,&quot;itemData&quot;:{&quot;type&quot;:&quot;article-journal&quot;,&quot;id&quot;:&quot;54229e43-90a5-31fa-8326-385619e7ca8a&quot;,&quot;title&quot;:&quot;Application of Gamification Teaching in Disaster Education: Scoping Review&quot;,&quot;author&quot;:[{&quot;family&quot;:&quot;Bai&quot;,&quot;given&quot;:&quot;Shiyi&quot;,&quot;parse-names&quot;:false,&quot;dropping-particle&quot;:&quot;&quot;,&quot;non-dropping-particle&quot;:&quot;&quot;},{&quot;family&quot;:&quot;Zeng&quot;,&quot;given&quot;:&quot;Huijuan&quot;,&quot;parse-names&quot;:false,&quot;dropping-particle&quot;:&quot;&quot;,&quot;non-dropping-particle&quot;:&quot;&quot;},{&quot;family&quot;:&quot;Zhong&quot;,&quot;given&quot;:&quot;Qianmei&quot;,&quot;parse-names&quot;:false,&quot;dropping-particle&quot;:&quot;&quot;,&quot;non-dropping-particle&quot;:&quot;&quot;},{&quot;family&quot;:&quot;Shen&quot;,&quot;given&quot;:&quot;Yuqi&quot;,&quot;parse-names&quot;:false,&quot;dropping-particle&quot;:&quot;&quot;,&quot;non-dropping-particle&quot;:&quot;&quot;},{&quot;family&quot;:&quot;Cao&quot;,&quot;given&quot;:&quot;Lulu&quot;,&quot;parse-names&quot;:false,&quot;dropping-particle&quot;:&quot;&quot;,&quot;non-dropping-particle&quot;:&quot;&quot;},{&quot;family&quot;:&quot;He&quot;,&quot;given&quot;:&quot;Mei&quot;,&quot;parse-names&quot;:false,&quot;dropping-particle&quot;:&quot;&quot;,&quot;non-dropping-particle&quot;:&quot;&quot;}],&quot;container-title&quot;:&quot;JMIR Serious Games&quot;,&quot;container-title-short&quot;:&quot;JMIR Serious Games&quot;,&quot;DOI&quot;:&quot;10.2196/64939&quot;,&quot;ISSN&quot;:&quot;2291-9279&quot;,&quot;URL&quot;:&quot;https://games.jmir.org/2024/1/e64939&quot;,&quot;issued&quot;:{&quot;date-parts&quot;:[[2024,12,11]]},&quot;page&quot;:&quot;1-11&quot;,&quot;volume&quot;:&quot;12&quot;},&quot;isTemporary&quot;:false,&quot;suppress-author&quot;:false,&quot;composite&quot;:false,&quot;author-only&quot;:false}]},{&quot;citationID&quot;:&quot;MENDELEY_CITATION_9b6e06ba-acf2-471d-9ffa-13be86058412&quot;,&quot;properties&quot;:{&quot;noteIndex&quot;:0,&quot;mode&quot;:&quot;composite&quot;},&quot;isEdited&quot;:false,&quot;manualOverride&quot;:{&quot;isManuallyOverridden&quot;:false,&quot;citeprocText&quot;:&quot;Matsuno et al. (2021)&quot;,&quot;manualOverrideText&quot;:&quot;&quot;},&quot;citationTag&quot;:&quot;MENDELEY_CITATION_v3_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&quot;,&quot;citationItems&quot;:[{&quot;id&quot;:&quot;4176182c-444b-391f-99ce-f84dd897f787&quot;,&quot;itemData&quot;:{&quot;type&quot;:&quot;article-journal&quot;,&quot;id&quot;:&quot;4176182c-444b-391f-99ce-f84dd897f787&quot;,&quot;title&quot;:&quot;Development of Flood Disaster Prevention Simulation Smartphone Application Using Gamification&quot;,&quot;author&quot;:[{&quot;family&quot;:&quot;Matsuno&quot;,&quot;given&quot;:&quot;Yutaka&quot;,&quot;parse-names&quot;:false,&quot;dropping-particle&quot;:&quot;&quot;,&quot;non-dropping-particle&quot;:&quot;&quot;},{&quot;family&quot;:&quot;Fukanuma&quot;,&quot;given&quot;:&quot;Futaba&quot;,&quot;parse-names&quot;:false,&quot;dropping-particle&quot;:&quot;&quot;,&quot;non-dropping-particle&quot;:&quot;&quot;},{&quot;family&quot;:&quot;Tsuruoka&quot;,&quot;given&quot;:&quot;Shigenobu&quot;,&quot;parse-names&quot;:false,&quot;dropping-particle&quot;:&quot;&quot;,&quot;non-dropping-particle&quot;:&quot;&quot;}],&quot;container-title&quot;:&quot;Dynamics of Disasters: Impact, Risk, Resilience, and Solutions&quot;,&quot;issued&quot;:{&quot;date-parts&quot;:[[2021]]},&quot;page&quot;:&quot;147-159&quot;,&quot;abstract&quot;:&quot;In recent years, there have been many serious flood disasters. However, only a few citizens have sufficient knowledge about evacuation from the disaster. In order to reduce the damage, it is necessary for citizens to be aware of the flood risk of the residence, to prepare for disasters, and to take appropriate evacuation action at the time of disasters. For that purpose, citizens need to continuously learn disaster prevention information. Based on the above considerations, we develop a smartphone application for simulating flood disaster evacuation, based on the notion of gamification. In this paper, we report design and development of the disaster prevention smartphone application for citizens, focusing on eas-iness, continuity (wanting to use the application continuously), learning effects, and improvement of interest.&quot;,&quot;container-title-short&quot;:&quot;&quot;},&quot;isTemporary&quot;:false,&quot;displayAs&quot;:&quot;composite&quot;,&quot;suppress-author&quot;:false,&quot;composite&quot;:true,&quot;author-only&quot;:false}]},{&quot;citationID&quot;:&quot;MENDELEY_CITATION_e027c3b1-3894-47c3-8121-7ccd86147184&quot;,&quot;properties&quot;:{&quot;noteIndex&quot;:0,&quot;mode&quot;:&quot;composite&quot;},&quot;isEdited&quot;:false,&quot;manualOverride&quot;:{&quot;isManuallyOverridden&quot;:false,&quot;citeprocText&quot;:&quot;Kankanamge et al. (2020)&quot;,&quot;manualOverrideText&quot;:&quot;&quot;},&quot;citationTag&quot;:&quot;MENDELEY_CITATION_v3_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&quot;,&quot;citationItems&quot;:[{&quot;id&quot;:&quot;6f1f5b91-4a36-3c87-8f0d-acad8cf02e27&quot;,&quot;itemData&quot;:{&quot;type&quot;:&quot;article-journal&quot;,&quot;id&quot;:&quot;6f1f5b91-4a36-3c87-8f0d-acad8cf02e27&quot;,&quot;title&quot;:&quot;How can gamification be incorporated into disaster emergency planning? A systematic review of the literature&quot;,&quot;author&quot;:[{&quot;family&quot;:&quot;Kankanamge&quot;,&quot;given&quot;:&quot;Nayomi&quot;,&quot;parse-names&quot;:false,&quot;dropping-particle&quot;:&quot;&quot;,&quot;non-dropping-particle&quot;:&quot;&quot;},{&quot;family&quot;:&quot;Yigitcanlar&quot;,&quot;given&quot;:&quot;Tan&quot;,&quot;parse-names&quot;:false,&quot;dropping-particle&quot;:&quot;&quot;,&quot;non-dropping-particle&quot;:&quot;&quot;},{&quot;family&quot;:&quot;Goonetilleke&quot;,&quot;given&quot;:&quot;Ashantha&quot;,&quot;parse-names&quot;:false,&quot;dropping-particle&quot;:&quot;&quot;,&quot;non-dropping-particle&quot;:&quot;&quot;},{&quot;family&quot;:&quot;Kamruzzaman&quot;,&quot;given&quot;:&quot;Md&quot;,&quot;parse-names&quot;:false,&quot;dropping-particle&quot;:&quot;&quot;,&quot;non-dropping-particle&quot;:&quot;&quot;}],&quot;container-title&quot;:&quot;International Journal of Disaster Resilience in the Built Environment&quot;,&quot;container-title-short&quot;:&quot;Int. J. Disaster Resil. Built Environ.&quot;,&quot;DOI&quot;:&quot;10.1108/IJDRBE-08-2019-0054&quot;,&quot;ISSN&quot;:&quot;17595916&quot;,&quot;issued&quot;:{&quot;date-parts&quot;:[[2020,8,26]]},&quot;page&quot;:&quot;481-506&quot;,&quot;abstract&quot;:&quot;Purpose: The purpose of this paper is to investigate the role of gamification as a novel technique in motivating community engagement in disaster-related activities in order to address the question of how gamification can be incorporated into disaster emergency planning. Design/methodology/approach: This study conducts a systematic literature review and explores available gamified applications for disaster emergency planning and their purpose of use. In total, 51 scholarly articles on the topic and 35 disaster-related gamified applications are reviewed. Findings: The findings reveal the following: (a) gamified applications (n = 35) are used for education, research and intervention purposes; (b) gamified applications create new opportunities for community engagement and raise disaster awareness among the community in virtual environments; and (c) gamified applications help shape a new culture – i.e. gamified culture – that supports smart disaster emergency planning practice. Originality/value: During the recent years, utilisation of game elements in non-game contexts – i.e., gamification – has become a popular approach in motivating people in various actions. Increasing research highlighted the benefits of gamification in enhancing community engagement, creating interactive environments, providing better behavioural outcomes and influencing democratic processes. Despite some of the applications indicating the potential of gamification in disaster emergency planning, the use of gamification technique in this discipline is an understudied area. This study reveals gamification can be incorporated into disaster emergency planning.&quot;,&quot;publisher&quot;:&quot;Emerald Group Holdings Ltd.&quot;,&quot;issue&quot;:&quot;4&quot;,&quot;volume&quot;:&quot;11&quot;},&quot;isTemporary&quot;:false,&quot;displayAs&quot;:&quot;composite&quot;,&quot;suppress-author&quot;:false,&quot;composite&quot;:true,&quot;author-only&quot;:false}]},{&quot;citationID&quot;:&quot;MENDELEY_CITATION_96ff4853-f93d-4e23-925a-e92762cd09a7&quot;,&quot;properties&quot;:{&quot;noteIndex&quot;:0},&quot;isEdited&quot;:false,&quot;manualOverride&quot;:{&quot;isManuallyOverridden&quot;:true,&quot;citeprocText&quot;:&quot;(Nagaraju et al., 2024; Toledo et al., 2017; West &amp;#38; Valentini, 2013)&quot;,&quot;manualOverrideText&quot;:&quot;Nagaraju et al., 2024; Toledo et al., 2017; West &amp; Valentini, 2013&quot;},&quot;citationTag&quot;:&quot;MENDELEY_CITATION_v3_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&quot;,&quot;citationItems&quot;:[{&quot;id&quot;:&quot;a6ec5793-99c6-3664-9b43-50da778f0aa2&quot;,&quot;itemData&quot;:{&quot;type&quot;:&quot;article-journal&quot;,&quot;id&quot;:&quot;a6ec5793-99c6-3664-9b43-50da778f0aa2&quot;,&quot;title&quot;:&quot;How Mobile Devices are Transforming Disaster Relief and Public Safety&quot;,&quot;author&quot;:[{&quot;family&quot;:&quot;West&quot;,&quot;given&quot;:&quot;Darrell M&quot;,&quot;parse-names&quot;:false,&quot;dropping-particle&quot;:&quot;&quot;,&quot;non-dropping-particle&quot;:&quot;&quot;},{&quot;family&quot;:&quot;Valentini&quot;,&quot;given&quot;:&quot;Elizabeth&quot;,&quot;parse-names&quot;:false,&quot;dropping-particle&quot;:&quot;&quot;,&quot;non-dropping-particle&quot;:&quot;&quot;}],&quot;container-title&quot;:&quot;Issues in Technology Innovation&quot;,&quot;accessed&quot;:{&quot;date-parts&quot;:[[2026,5,11]]},&quot;URL&quot;:&quot;https://www.brookings.edu/wp-content/uploads/2016/06/West_Valentini_Mobile-Technology-Disaster-Relief_v20.pdf&quot;,&quot;issued&quot;:{&quot;date-parts&quot;:[[2013,7]]},&quot;container-title-short&quot;:&quot;&quot;},&quot;isTemporary&quot;:false},{&quot;id&quot;:&quot;b4f339d8-6e9c-34d0-a036-639996814880&quot;,&quot;itemData&quot;:{&quot;type&quot;:&quot;paper-conference&quot;,&quot;id&quot;:&quot;b4f339d8-6e9c-34d0-a036-639996814880&quot;,&quot;title&quot;:&quot;SakunAPP: A framework for mobile application development in disaster awareness, preparedness and response&quot;,&quot;author&quot;:[{&quot;family&quot;:&quot;Toledo&quot;,&quot;given&quot;:&quot;Margarette P.&quot;,&quot;parse-names&quot;:false,&quot;dropping-particle&quot;:&quot;&quot;,&quot;non-dropping-particle&quot;:&quot;&quot;},{&quot;family&quot;:&quot;Sarvida&quot;,&quot;given&quot;:&quot;Johannah Crisanta Y.&quot;,&quot;parse-names&quot;:false,&quot;dropping-particle&quot;:&quot;&quot;,&quot;non-dropping-particle&quot;:&quot;&quot;},{&quot;family&quot;:&quot;Patiten&quot;,&quot;given&quot;:&quot;Bill Kevin S.&quot;,&quot;parse-names&quot;:false,&quot;dropping-particle&quot;:&quot;&quot;,&quot;non-dropping-particle&quot;:&quot;&quot;},{&quot;family&quot;:&quot;Mitamura&quot;,&quot;given&quot;:&quot;Daniel Carl R.&quot;,&quot;parse-names&quot;:false,&quot;dropping-particle&quot;:&quot;&quot;,&quot;non-dropping-particle&quot;:&quot;&quot;},{&quot;family&quot;:&quot;Guadana&quot;,&quot;given&quot;:&quot;Ryan Richard H.&quot;,&quot;parse-names&quot;:false,&quot;dropping-particle&quot;:&quot;&quot;,&quot;non-dropping-particle&quot;:&quot;&quot;}],&quot;container-title&quot;:&quot;TENCON 2017 - 2017 IEEE Region 10 Conference&quot;,&quot;DOI&quot;:&quot;10.1109/TENCON.2017.8228331&quot;,&quot;ISBN&quot;:&quot;978-1-5090-1134-6&quot;,&quot;issued&quot;:{&quot;date-parts&quot;:[[2017,11]]},&quot;page&quot;:&quot;2759-2764&quot;,&quot;publisher&quot;:&quot;IEEE&quot;,&quot;container-title-short&quot;:&quot;&quot;},&quot;isTemporary&quot;:false},{&quot;id&quot;:&quot;21f33b29-909c-3cc8-92ee-3feeaa9a3cb5&quot;,&quot;itemData&quot;:{&quot;type&quot;:&quot;paper-conference&quot;,&quot;id&quot;:&quot;21f33b29-909c-3cc8-92ee-3feeaa9a3cb5&quot;,&quot;title&quot;:&quot;Mobile Application for Disaster Safety Management&quot;,&quot;author&quot;:[{&quot;family&quot;:&quot;Nagaraju&quot;,&quot;given&quot;:&quot;M. Siva&quot;,&quot;parse-names&quot;:false,&quot;dropping-particle&quot;:&quot;&quot;,&quot;non-dropping-particle&quot;:&quot;&quot;},{&quot;family&quot;:&quot;Kakarala&quot;,&quot;given&quot;:&quot;Harshitha&quot;,&quot;parse-names&quot;:false,&quot;dropping-particle&quot;:&quot;&quot;,&quot;non-dropping-particle&quot;:&quot;&quot;},{&quot;family&quot;:&quot;Sai&quot;,&quot;given&quot;:&quot;Vadaparthi&quot;,&quot;parse-names&quot;:false,&quot;dropping-particle&quot;:&quot;&quot;,&quot;non-dropping-particle&quot;:&quot;&quot;},{&quot;family&quot;:&quot;Vattikunta&quot;,&quot;given&quot;:&quot;Vishnu Pramukh&quot;,&quot;parse-names&quot;:false,&quot;dropping-particle&quot;:&quot;&quot;,&quot;non-dropping-particle&quot;:&quot;&quot;}],&quot;container-title&quot;:&quot;10th International Conference on Advanced Computing and Communication Systems, ICACCS 2024&quot;,&quot;DOI&quot;:&quot;10.1109/ICACCS60874.2024.10717114&quot;,&quot;ISBN&quot;:&quot;9798350384369&quot;,&quot;issued&quot;:{&quot;date-parts&quot;:[[2024]]},&quot;page&quot;:&quot;1008-1013&quot;,&quot;abstract&quot;:&quot;Disasters, whether geological upheavals like earth- quakes or the fury of a cyclonic storm, are often perceived as forces beyond human control. However, viewing them solely as 'natural' phenomena hides the crucial role of human settlements in amplifying their impact. Our tendency to build in floodplains, on earthquake faults, and along vulnerable coastlines transforms these natural events into devastating disasters. This anthropogenic lens underscores the need for proactive measures, with mobile applications emerging as powerful tools for disaster preparedness, communication, and response. Beyond simply acting as emergency sirens, these apps offer a comprehensive toolkit for mitigating disaster risk. Real-time alerts and hazard maps empower communities to prepare for impending threats, allowing for timely evacuation and resource mobilization. Comprehensive guides provide step-by-step instructions on creating emergency kits, securing homes, and staying informed during critical moments. By bridging information gaps and facilitating coordinated action, mobile apps have the potential to significantly bolster disaster safety, equipping individuals and communities with the knowledge and tools to navigate the challenges posed by these complex events.&quot;,&quot;publisher&quot;:&quot;Institute of Electrical and Electronics Engineers Inc.&quot;,&quot;container-title-short&quot;:&quot;&quot;},&quot;isTemporary&quot;:false}]},{&quot;citationID&quot;:&quot;MENDELEY_CITATION_fdd0ead7-4109-4f54-b135-d01532226a40&quot;,&quot;properties&quot;:{&quot;noteIndex&quot;:0},&quot;isEdited&quot;:false,&quot;manualOverride&quot;:{&quot;isManuallyOverridden&quot;:false,&quot;citeprocText&quot;:&quot;(CombiRisk Risk-Management GmbH, 2025; Österr. Rotes Kreuz, 2024; SOBOS GmbH, 2026; Ubimet Int. AG, 2025)&quot;,&quot;manualOverrideText&quot;:&quot;&quot;},&quot;citationTag&quot;:&quot;MENDELEY_CITATION_v3_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&quot;,&quot;citationItems&quot;:[{&quot;id&quot;:&quot;179826b5-150f-3045-86d2-e09327713ef9&quot;,&quot;itemData&quot;:{&quot;type&quot;:&quot;article&quot;,&quot;id&quot;:&quot;179826b5-150f-3045-86d2-e09327713ef9&quot;,&quot;title&quot;:&quot;Erste Hilfe - Rotes Kreuz&quot;,&quot;author&quot;:[{&quot;family&quot;:&quot;Österr. Rotes Kreuz&quot;,&quot;given&quot;:&quot;LV Stmk&quot;,&quot;parse-names&quot;:false,&quot;dropping-particle&quot;:&quot;&quot;,&quot;non-dropping-particle&quot;:&quot;&quot;}],&quot;accessed&quot;:{&quot;date-parts&quot;:[[2026,5,11]]},&quot;URL&quot;:&quot;https://play.google.com/store/apps/details?id=at.roteskreuz.st.erstehilfe&amp;hl=en&quot;,&quot;issued&quot;:{&quot;date-parts&quot;:[[2024]]},&quot;container-title-short&quot;:&quot;&quot;},&quot;isTemporary&quot;:false},{&quot;id&quot;:&quot;0a0ede94-d528-31c4-bd01-16cba9053d6d&quot;,&quot;itemData&quot;:{&quot;type&quot;:&quot;article&quot;,&quot;id&quot;:&quot;0a0ede94-d528-31c4-bd01-16cba9053d6d&quot;,&quot;title&quot;:&quot;UWZ Österreich: Gewitter Sturm&quot;,&quot;author&quot;:[{&quot;family&quot;:&quot;Ubimet Int. AG&quot;,&quot;given&quot;:&quot;&quot;,&quot;parse-names&quot;:false,&quot;dropping-particle&quot;:&quot;&quot;,&quot;non-dropping-particle&quot;:&quot;&quot;}],&quot;accessed&quot;:{&quot;date-parts&quot;:[[2026,5,11]]},&quot;URL&quot;:&quot;https://play.google.com/store/apps/details?id=com.ubimet.uwz&amp;hl=en&quot;,&quot;issued&quot;:{&quot;date-parts&quot;:[[2025]]},&quot;container-title-short&quot;:&quot;&quot;},&quot;isTemporary&quot;:false},{&quot;id&quot;:&quot;fd2c4f96-3611-3a59-9007-f495f9af880b&quot;,&quot;itemData&quot;:{&quot;type&quot;:&quot;article&quot;,&quot;id&quot;:&quot;fd2c4f96-3611-3a59-9007-f495f9af880b&quot;,&quot;title&quot;:&quot;FloodAlert Waterlevel Alerts&quot;,&quot;author&quot;:[{&quot;family&quot;:&quot;SOBOS GmbH&quot;,&quot;given&quot;:&quot;&quot;,&quot;parse-names&quot;:false,&quot;dropping-particle&quot;:&quot;&quot;,&quot;non-dropping-particle&quot;:&quot;&quot;}],&quot;accessed&quot;:{&quot;date-parts&quot;:[[2026,5,11]]},&quot;URL&quot;:&quot;https://play.google.com/store/apps/details?id=at.pegelalarm.app&amp;hl=en&quot;,&quot;issued&quot;:{&quot;date-parts&quot;:[[2026]]},&quot;container-title-short&quot;:&quot;&quot;},&quot;isTemporary&quot;:false},{&quot;id&quot;:&quot;d80d37ba-b2b0-3118-a50c-727d98f799c1&quot;,&quot;itemData&quot;:{&quot;type&quot;:&quot;article&quot;,&quot;id&quot;:&quot;d80d37ba-b2b0-3118-a50c-727d98f799c1&quot;,&quot;title&quot;:&quot;KATWARN&quot;,&quot;author&quot;:[{&quot;family&quot;:&quot;CombiRisk Risk-Management GmbH&quot;,&quot;given&quot;:&quot;&quot;,&quot;parse-names&quot;:false,&quot;dropping-particle&quot;:&quot;&quot;,&quot;non-dropping-particle&quot;:&quot;&quot;}],&quot;accessed&quot;:{&quot;date-parts&quot;:[[2026,5,11]]},&quot;URL&quot;:&quot;https://play.google.com/store/apps/details?id=de.combirisk.katwarn&amp;hl=en&quot;,&quot;issued&quot;:{&quot;date-parts&quot;:[[2025]]},&quot;container-title-short&quot;:&quot;&quot;},&quot;isTemporary&quot;:false}]},{&quot;citationID&quot;:&quot;MENDELEY_CITATION_4a357a16-ebd8-4b8d-85ae-31c092d210ff&quot;,&quot;properties&quot;:{&quot;noteIndex&quot;:0},&quot;isEdited&quot;:false,&quot;manualOverride&quot;:{&quot;isManuallyOverridden&quot;:false,&quot;citeprocText&quot;:&quot;(Austrian Federal Ministry of Agriculture Forestry Climate and Environmental Protection Regions and Water Management, n.d.; GeoSphere Austria, n.d.; Rundfunk und Telekom Regulierungs GmbH, n.d.; Zippenfenig, 2023)&quot;,&quot;manualOverrideText&quot;:&quot;&quot;},&quot;citationTag&quot;:&quot;MENDELEY_CITATION_v3_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&quot;,&quot;citationItems&quot;:[{&quot;id&quot;:&quot;f7319c76-9025-35c1-aaa8-5ecc17c656ae&quot;,&quot;itemData&quot;:{&quot;type&quot;:&quot;webpage&quot;,&quot;id&quot;:&quot;f7319c76-9025-35c1-aaa8-5ecc17c656ae&quot;,&quot;title&quot;:&quot;AT-Alert Web Dashboard&quot;,&quot;author&quot;:[{&quot;family&quot;:&quot;Rundfunk und Telekom Regulierungs GmbH&quot;,&quot;given&quot;:&quot;&quot;,&quot;parse-names&quot;:false,&quot;dropping-particle&quot;:&quot;&quot;,&quot;non-dropping-particle&quot;:&quot;&quot;}],&quot;container-title&quot;:&quot;AT-Alert - öffentliches Warnsystem&quot;,&quot;accessed&quot;:{&quot;date-parts&quot;:[[2026,5,11]]},&quot;URL&quot;:&quot;https://warnungen.at-alert.at/en&quot;,&quot;container-title-short&quot;:&quot;&quot;},&quot;isTemporary&quot;:false},{&quot;id&quot;:&quot;1eb338cb-5eaf-348b-892b-5ab278b99afb&quot;,&quot;itemData&quot;:{&quot;type&quot;:&quot;webpage&quot;,&quot;id&quot;:&quot;1eb338cb-5eaf-348b-892b-5ab278b99afb&quot;,&quot;title&quot;:&quot;Warn API v1: OpenAPI Documentation&quot;,&quot;author&quot;:[{&quot;family&quot;:&quot;GeoSphere Austria&quot;,&quot;given&quot;:&quot;&quot;,&quot;parse-names&quot;:false,&quot;dropping-particle&quot;:&quot;&quot;,&quot;non-dropping-particle&quot;:&quot;&quot;}],&quot;container-title&quot;:&quot;GeoSphere Austria Swagger UI&quot;,&quot;accessed&quot;:{&quot;date-parts&quot;:[[2026,5,11]]},&quot;URL&quot;:&quot;https://openapi.hub.geosphere.at/warnapi/v1/&quot;,&quot;container-title-short&quot;:&quot;&quot;},&quot;isTemporary&quot;:false},{&quot;id&quot;:&quot;350bf848-c1ea-3b59-b057-5de5c2d5479e&quot;,&quot;itemData&quot;:{&quot;type&quot;:&quot;webpage&quot;,&quot;id&quot;:&quot;350bf848-c1ea-3b59-b057-5de5c2d5479e&quot;,&quot;title&quot;:&quot;Current measurements from the radiation early warning system&quot;,&quot;author&quot;:[{&quot;family&quot;:&quot;Austrian Federal Ministry of Agriculture Forestry Climate and Environmental Protection Regions and Water Management&quot;,&quot;given&quot;:&quot;&quot;,&quot;parse-names&quot;:false,&quot;dropping-particle&quot;:&quot;&quot;,&quot;non-dropping-particle&quot;:&quot;&quot;}],&quot;container-title&quot;:&quot;Radiation early warning system and monitoring&quot;,&quot;accessed&quot;:{&quot;date-parts&quot;:[[2026,5,11]]},&quot;URL&quot;:&quot;https://www.bmluk.gv.at/themen/klima-und-umwelt/strahlenschutz/fruehwarnsystem/messwerte.html&quot;,&quot;container-title-short&quot;:&quot;&quot;},&quot;isTemporary&quot;:false},{&quot;id&quot;:&quot;52865776-bddc-3507-8c04-a91ef305c533&quot;,&quot;itemData&quot;:{&quot;type&quot;:&quot;webpage&quot;,&quot;id&quot;:&quot;52865776-bddc-3507-8c04-a91ef305c533&quot;,&quot;title&quot;:&quot;Open-Meteo.com Air Quality API&quot;,&quot;author&quot;:[{&quot;family&quot;:&quot;Zippenfenig&quot;,&quot;given&quot;:&quot;Patrick&quot;,&quot;parse-names&quot;:false,&quot;dropping-particle&quot;:&quot;&quot;,&quot;non-dropping-particle&quot;:&quot;&quot;}],&quot;container-title&quot;:&quot;Open-Meteo and Copernicus Atmosphere Monitoring Service (CAMS)&quot;,&quot;accessed&quot;:{&quot;date-parts&quot;:[[2026,5,11]]},&quot;DOI&quot;:&quot;10.5281/ZENODO.7970649&quot;,&quot;URL&quot;:&quot;https://open-meteo.com/en/docs/air-quality-api&quot;,&quot;issued&quot;:{&quot;date-parts&quot;:[[2023]]},&quot;container-title-short&quot;:&quot;&quot;},&quot;isTemporary&quot;:false}]},{&quot;citationID&quot;:&quot;MENDELEY_CITATION_7016325e-6610-4235-af48-1c1d15e1ba17&quot;,&quot;properties&quot;:{&quot;noteIndex&quot;:0},&quot;isEdited&quot;:false,&quot;manualOverride&quot;:{&quot;isManuallyOverridden&quot;:false,&quot;citeprocText&quot;:&quot;(Bai et al., 2024; Deterding et al., 2011; Kankanamge et al., 2020; Matsuno et al., 2021)&quot;,&quot;manualOverrideText&quot;:&quot;&quot;},&quot;citationTag&quot;:&quot;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&quot;,&quot;citationItems&quot;:[{&quot;id&quot;:&quot;4176182c-444b-391f-99ce-f84dd897f787&quot;,&quot;itemData&quot;:{&quot;type&quot;:&quot;article-journal&quot;,&quot;id&quot;:&quot;4176182c-444b-391f-99ce-f84dd897f787&quot;,&quot;title&quot;:&quot;Development of Flood Disaster Prevention Simulation Smartphone Application Using Gamification&quot;,&quot;author&quot;:[{&quot;family&quot;:&quot;Matsuno&quot;,&quot;given&quot;:&quot;Yutaka&quot;,&quot;parse-names&quot;:false,&quot;dropping-particle&quot;:&quot;&quot;,&quot;non-dropping-particle&quot;:&quot;&quot;},{&quot;family&quot;:&quot;Fukanuma&quot;,&quot;given&quot;:&quot;Futaba&quot;,&quot;parse-names&quot;:false,&quot;dropping-particle&quot;:&quot;&quot;,&quot;non-dropping-particle&quot;:&quot;&quot;},{&quot;family&quot;:&quot;Tsuruoka&quot;,&quot;given&quot;:&quot;Shigenobu&quot;,&quot;parse-names&quot;:false,&quot;dropping-particle&quot;:&quot;&quot;,&quot;non-dropping-particle&quot;:&quot;&quot;}],&quot;container-title&quot;:&quot;Dynamics of Disasters: Impact, Risk, Resilience, and Solutions&quot;,&quot;issued&quot;:{&quot;date-parts&quot;:[[2021]]},&quot;page&quot;:&quot;147-159&quot;,&quot;abstract&quot;:&quot;In recent years, there have been many serious flood disasters. However, only a few citizens have sufficient knowledge about evacuation from the disaster. In order to reduce the damage, it is necessary for citizens to be aware of the flood risk of the residence, to prepare for disasters, and to take appropriate evacuation action at the time of disasters. For that purpose, citizens need to continuously learn disaster prevention information. Based on the above considerations, we develop a smartphone application for simulating flood disaster evacuation, based on the notion of gamification. In this paper, we report design and development of the disaster prevention smartphone application for citizens, focusing on eas-iness, continuity (wanting to use the application continuously), learning effects, and improvement of interest.&quot;,&quot;container-title-short&quot;:&quot;&quot;},&quot;isTemporary&quot;:false},{&quot;id&quot;:&quot;54229e43-90a5-31fa-8326-385619e7ca8a&quot;,&quot;itemData&quot;:{&quot;type&quot;:&quot;article-journal&quot;,&quot;id&quot;:&quot;54229e43-90a5-31fa-8326-385619e7ca8a&quot;,&quot;title&quot;:&quot;Application of Gamification Teaching in Disaster Education: Scoping Review&quot;,&quot;author&quot;:[{&quot;family&quot;:&quot;Bai&quot;,&quot;given&quot;:&quot;Shiyi&quot;,&quot;parse-names&quot;:false,&quot;dropping-particle&quot;:&quot;&quot;,&quot;non-dropping-particle&quot;:&quot;&quot;},{&quot;family&quot;:&quot;Zeng&quot;,&quot;given&quot;:&quot;Huijuan&quot;,&quot;parse-names&quot;:false,&quot;dropping-particle&quot;:&quot;&quot;,&quot;non-dropping-particle&quot;:&quot;&quot;},{&quot;family&quot;:&quot;Zhong&quot;,&quot;given&quot;:&quot;Qianmei&quot;,&quot;parse-names&quot;:false,&quot;dropping-particle&quot;:&quot;&quot;,&quot;non-dropping-particle&quot;:&quot;&quot;},{&quot;family&quot;:&quot;Shen&quot;,&quot;given&quot;:&quot;Yuqi&quot;,&quot;parse-names&quot;:false,&quot;dropping-particle&quot;:&quot;&quot;,&quot;non-dropping-particle&quot;:&quot;&quot;},{&quot;family&quot;:&quot;Cao&quot;,&quot;given&quot;:&quot;Lulu&quot;,&quot;parse-names&quot;:false,&quot;dropping-particle&quot;:&quot;&quot;,&quot;non-dropping-particle&quot;:&quot;&quot;},{&quot;family&quot;:&quot;He&quot;,&quot;given&quot;:&quot;Mei&quot;,&quot;parse-names&quot;:false,&quot;dropping-particle&quot;:&quot;&quot;,&quot;non-dropping-particle&quot;:&quot;&quot;}],&quot;container-title&quot;:&quot;JMIR Serious Games&quot;,&quot;container-title-short&quot;:&quot;JMIR Serious Games&quot;,&quot;DOI&quot;:&quot;10.2196/64939&quot;,&quot;ISSN&quot;:&quot;2291-9279&quot;,&quot;URL&quot;:&quot;https://games.jmir.org/2024/1/e64939&quot;,&quot;issued&quot;:{&quot;date-parts&quot;:[[2024,12,11]]},&quot;page&quot;:&quot;1-11&quot;,&quot;volume&quot;:&quot;12&quot;},&quot;isTemporary&quot;:false},{&quot;id&quot;:&quot;6f1f5b91-4a36-3c87-8f0d-acad8cf02e27&quot;,&quot;itemData&quot;:{&quot;type&quot;:&quot;article-journal&quot;,&quot;id&quot;:&quot;6f1f5b91-4a36-3c87-8f0d-acad8cf02e27&quot;,&quot;title&quot;:&quot;How can gamification be incorporated into disaster emergency planning? A systematic review of the literature&quot;,&quot;author&quot;:[{&quot;family&quot;:&quot;Kankanamge&quot;,&quot;given&quot;:&quot;Nayomi&quot;,&quot;parse-names&quot;:false,&quot;dropping-particle&quot;:&quot;&quot;,&quot;non-dropping-particle&quot;:&quot;&quot;},{&quot;family&quot;:&quot;Yigitcanlar&quot;,&quot;given&quot;:&quot;Tan&quot;,&quot;parse-names&quot;:false,&quot;dropping-particle&quot;:&quot;&quot;,&quot;non-dropping-particle&quot;:&quot;&quot;},{&quot;family&quot;:&quot;Goonetilleke&quot;,&quot;given&quot;:&quot;Ashantha&quot;,&quot;parse-names&quot;:false,&quot;dropping-particle&quot;:&quot;&quot;,&quot;non-dropping-particle&quot;:&quot;&quot;},{&quot;family&quot;:&quot;Kamruzzaman&quot;,&quot;given&quot;:&quot;Md&quot;,&quot;parse-names&quot;:false,&quot;dropping-particle&quot;:&quot;&quot;,&quot;non-dropping-particle&quot;:&quot;&quot;}],&quot;container-title&quot;:&quot;International Journal of Disaster Resilience in the Built Environment&quot;,&quot;container-title-short&quot;:&quot;Int. J. Disaster Resil. Built Environ.&quot;,&quot;DOI&quot;:&quot;10.1108/IJDRBE-08-2019-0054&quot;,&quot;ISSN&quot;:&quot;17595916&quot;,&quot;issued&quot;:{&quot;date-parts&quot;:[[2020,8,26]]},&quot;page&quot;:&quot;481-506&quot;,&quot;abstract&quot;:&quot;Purpose: The purpose of this paper is to investigate the role of gamification as a novel technique in motivating community engagement in disaster-related activities in order to address the question of how gamification can be incorporated into disaster emergency planning. Design/methodology/approach: This study conducts a systematic literature review and explores available gamified applications for disaster emergency planning and their purpose of use. In total, 51 scholarly articles on the topic and 35 disaster-related gamified applications are reviewed. Findings: The findings reveal the following: (a) gamified applications (n = 35) are used for education, research and intervention purposes; (b) gamified applications create new opportunities for community engagement and raise disaster awareness among the community in virtual environments; and (c) gamified applications help shape a new culture – i.e. gamified culture – that supports smart disaster emergency planning practice. Originality/value: During the recent years, utilisation of game elements in non-game contexts – i.e., gamification – has become a popular approach in motivating people in various actions. Increasing research highlighted the benefits of gamification in enhancing community engagement, creating interactive environments, providing better behavioural outcomes and influencing democratic processes. Despite some of the applications indicating the potential of gamification in disaster emergency planning, the use of gamification technique in this discipline is an understudied area. This study reveals gamification can be incorporated into disaster emergency planning.&quot;,&quot;publisher&quot;:&quot;Emerald Group Holdings Ltd.&quot;,&quot;issue&quot;:&quot;4&quot;,&quot;volume&quot;:&quot;11&quot;},&quot;isTemporary&quot;:false},{&quot;id&quot;:&quot;332fb8dc-3abe-3461-903f-d31239c3b66c&quot;,&quot;itemData&quot;:{&quot;type&quot;:&quot;article-journal&quot;,&quot;id&quot;:&quot;332fb8dc-3abe-3461-903f-d31239c3b66c&quot;,&quot;title&quot;:&quot;From Game Design Elements to Gamefulness: Defining \&quot;Gamification\&quot;&quot;,&quot;author&quot;:[{&quot;family&quot;:&quot;Deterding&quot;,&quot;given&quot;:&quot;Sebastian&quot;,&quot;parse-names&quot;:false,&quot;dropping-particle&quot;:&quot;&quot;,&quot;non-dropping-particle&quot;:&quot;&quot;},{&quot;family&quot;:&quot;Dixon&quot;,&quot;given&quot;:&quot;Dan&quot;,&quot;parse-names&quot;:false,&quot;dropping-particle&quot;:&quot;&quot;,&quot;non-dropping-particle&quot;:&quot;&quot;},{&quot;family&quot;:&quot;Khaled&quot;,&quot;given&quot;:&quot;Rilla&quot;,&quot;parse-names&quot;:false,&quot;dropping-particle&quot;:&quot;&quot;,&quot;non-dropping-particle&quot;:&quot;&quot;},{&quot;family&quot;:&quot;Nacke&quot;,&quot;given&quot;:&quot;Lennart&quot;,&quot;parse-names&quot;:false,&quot;dropping-particle&quot;:&quot;&quot;,&quot;non-dropping-particle&quot;:&quot;&quot;}],&quot;container-title&quot;:&quot;Proceedings of the 15th International Academic MindTrek Conference: Envisioning Future Media Environments&quot;,&quot;ISBN&quot;:&quot;9781450308168&quot;,&quot;issued&quot;:{&quot;date-parts&quot;:[[2011]]},&quot;page&quot;:&quot;9-15&quot;,&quot;container-title-short&quot;:&quot;&quot;},&quot;isTemporary&quot;:false}]},{&quot;citationID&quot;:&quot;MENDELEY_CITATION_2079b87b-67f9-4a66-b0db-ef8bb10146ab&quot;,&quot;properties&quot;:{&quot;noteIndex&quot;:0},&quot;isEdited&quot;:false,&quot;manualOverride&quot;:{&quot;isManuallyOverridden&quot;:false,&quot;citeprocText&quot;:&quot;(Gehirn Inc., 2026)&quot;,&quot;manualOverrideText&quot;:&quot;&quot;},&quot;citationItems&quot;:[{&quot;id&quot;:&quot;d433b857-53be-3bee-b10b-cee97cab9c7b&quot;,&quot;itemData&quot;:{&quot;type&quot;:&quot;article&quot;,&quot;id&quot;:&quot;d433b857-53be-3bee-b10b-cee97cab9c7b&quot;,&quot;title&quot;:&quot;NERV Disaster Prevention&quot;,&quot;author&quot;:[{&quot;family&quot;:&quot;Gehirn Inc.&quot;,&quot;given&quot;:&quot;&quot;,&quot;parse-names&quot;:false,&quot;dropping-particle&quot;:&quot;&quot;,&quot;non-dropping-particle&quot;:&quot;&quot;}],&quot;accessed&quot;:{&quot;date-parts&quot;:[[2026,5,11]]},&quot;URL&quot;:&quot;https://play.google.com/store/apps/details?id=app.nerv&amp;hl=en&quot;,&quot;issued&quot;:{&quot;date-parts&quot;:[[2026]]},&quot;container-title-short&quot;:&quot;&quot;},&quot;isTemporary&quot;:false}],&quot;citationTag&quot;:&quot;MENDELEY_CITATION_v3_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&quot;},{&quot;citationID&quot;:&quot;MENDELEY_CITATION_58ea0770-dbb5-4070-99ad-7d3009b63fca&quot;,&quot;properties&quot;:{&quot;noteIndex&quot;:0},&quot;isEdited&quot;:false,&quot;manualOverride&quot;:{&quot;isManuallyOverridden&quot;:false,&quot;citeprocText&quot;:&quot;(Brooke, 1996)&quot;,&quot;manualOverrideText&quot;:&quot;&quot;},&quot;citationItems&quot;:[{&quot;id&quot;:&quot;5afb2a21-fb5b-3b85-b235-1998f7f57b80&quot;,&quot;itemData&quot;:{&quot;type&quot;:&quot;chapter&quot;,&quot;id&quot;:&quot;5afb2a21-fb5b-3b85-b235-1998f7f57b80&quot;,&quot;title&quot;:&quot;SUS -- a quick and dirty usability scale&quot;,&quot;author&quot;:[{&quot;family&quot;:&quot;Brooke&quot;,&quot;given&quot;:&quot;John&quot;,&quot;parse-names&quot;:false,&quot;dropping-particle&quot;:&quot;&quot;,&quot;non-dropping-particle&quot;:&quot;&quot;}],&quot;container-title&quot;:&quot;Usability Evaluation in Industry&quot;,&quot;issued&quot;:{&quot;date-parts&quot;:[[1996]]},&quot;page&quot;:&quot;189-194&quot;,&quot;container-title-short&quot;:&quot;&quot;},&quot;isTemporary&quot;:false,&quot;suppress-author&quot;:false,&quot;composite&quot;:false,&quot;author-only&quot;:false}],&quot;citationTag&quot;:&quot;MENDELEY_CITATION_v3_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&quot;}]"/>
+    <we:property name="MENDELEY_BIBLIOGRAPHY_LAST_MODIFIED" value="1781187635188"/>
+    <we:property name="MENDELEY_CITATIONS" value="[{&quot;citationID&quot;:&quot;MENDELEY_CITATION_d7214391-a203-484b-9d50-0d7398ea4d83&quot;,&quot;properties&quot;:{&quot;noteIndex&quot;:0,&quot;mode&quot;:&quot;suppress-author&quot;},&quot;isEdited&quot;:false,&quot;manualOverride&quot;:{&quot;isManuallyOverridden&quot;:false,&quot;citeprocText&quot;:&quot;(2013)&quot;,&quot;manualOverrideText&quot;:&quot;&quot;},&quot;citationTag&quot;:&quot;MENDELEY_CITATION_v3_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&quot;,&quot;citationItems&quot;:[{&quot;id&quot;:&quot;a6ec5793-99c6-3664-9b43-50da778f0aa2&quot;,&quot;itemData&quot;:{&quot;type&quot;:&quot;article-journal&quot;,&quot;id&quot;:&quot;a6ec5793-99c6-3664-9b43-50da778f0aa2&quot;,&quot;title&quot;:&quot;How Mobile Devices are Transforming Disaster Relief and Public Safety&quot;,&quot;author&quot;:[{&quot;family&quot;:&quot;West&quot;,&quot;given&quot;:&quot;Darrell M&quot;,&quot;parse-names&quot;:false,&quot;dropping-particle&quot;:&quot;&quot;,&quot;non-dropping-particle&quot;:&quot;&quot;},{&quot;family&quot;:&quot;Valentini&quot;,&quot;given&quot;:&quot;Elizabeth&quot;,&quot;parse-names&quot;:false,&quot;dropping-particle&quot;:&quot;&quot;,&quot;non-dropping-particle&quot;:&quot;&quot;}],&quot;container-title&quot;:&quot;Issues in Technology Innovation&quot;,&quot;accessed&quot;:{&quot;date-parts&quot;:[[2026,5,11]]},&quot;URL&quot;:&quot;https://www.brookings.edu/wp-content/uploads/2016/06/West_Valentini_Mobile-Technology-Disaster-Relief_v20.pdf&quot;,&quot;issued&quot;:{&quot;date-parts&quot;:[[2013,7]]},&quot;container-title-short&quot;:&quot;&quot;},&quot;isTemporary&quot;:false,&quot;displayAs&quot;:&quot;suppress-author&quot;,&quot;suppress-author&quot;:true,&quot;composite&quot;:false,&quot;author-only&quot;:false}]},{&quot;citationID&quot;:&quot;MENDELEY_CITATION_57f7902a-805a-422a-8600-3a660d9a1349&quot;,&quot;properties&quot;:{&quot;noteIndex&quot;:0,&quot;mode&quot;:&quot;composite&quot;},&quot;isEdited&quot;:false,&quot;manualOverride&quot;:{&quot;isManuallyOverridden&quot;:false,&quot;citeprocText&quot;:&quot;Toledo et al. (2017)&quot;,&quot;manualOverrideText&quot;:&quot;&quot;},&quot;citationTag&quot;:&quot;MENDELEY_CITATION_v3_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&quot;,&quot;citationItems&quot;:[{&quot;id&quot;:&quot;b4f339d8-6e9c-34d0-a036-639996814880&quot;,&quot;itemData&quot;:{&quot;type&quot;:&quot;paper-conference&quot;,&quot;id&quot;:&quot;b4f339d8-6e9c-34d0-a036-639996814880&quot;,&quot;title&quot;:&quot;SakunAPP: A framework for mobile application development in disaster awareness, preparedness and response&quot;,&quot;author&quot;:[{&quot;family&quot;:&quot;Toledo&quot;,&quot;given&quot;:&quot;Margarette P.&quot;,&quot;parse-names&quot;:false,&quot;dropping-particle&quot;:&quot;&quot;,&quot;non-dropping-particle&quot;:&quot;&quot;},{&quot;family&quot;:&quot;Sarvida&quot;,&quot;given&quot;:&quot;Johannah Crisanta Y.&quot;,&quot;parse-names&quot;:false,&quot;dropping-particle&quot;:&quot;&quot;,&quot;non-dropping-particle&quot;:&quot;&quot;},{&quot;family&quot;:&quot;Patiten&quot;,&quot;given&quot;:&quot;Bill Kevin S.&quot;,&quot;parse-names&quot;:false,&quot;dropping-particle&quot;:&quot;&quot;,&quot;non-dropping-particle&quot;:&quot;&quot;},{&quot;family&quot;:&quot;Mitamura&quot;,&quot;given&quot;:&quot;Daniel Carl R.&quot;,&quot;parse-names&quot;:false,&quot;dropping-particle&quot;:&quot;&quot;,&quot;non-dropping-particle&quot;:&quot;&quot;},{&quot;family&quot;:&quot;Guadana&quot;,&quot;given&quot;:&quot;Ryan Richard H.&quot;,&quot;parse-names&quot;:false,&quot;dropping-particle&quot;:&quot;&quot;,&quot;non-dropping-particle&quot;:&quot;&quot;}],&quot;container-title&quot;:&quot;TENCON 2017 - 2017 IEEE Region 10 Conference&quot;,&quot;DOI&quot;:&quot;10.1109/TENCON.2017.8228331&quot;,&quot;ISBN&quot;:&quot;978-1-5090-1134-6&quot;,&quot;issued&quot;:{&quot;date-parts&quot;:[[2017,11]]},&quot;page&quot;:&quot;2759-2764&quot;,&quot;publisher&quot;:&quot;IEEE&quot;,&quot;container-title-short&quot;:&quot;&quot;},&quot;isTemporary&quot;:false,&quot;displayAs&quot;:&quot;composite&quot;,&quot;suppress-author&quot;:false,&quot;composite&quot;:true,&quot;author-only&quot;:false}]},{&quot;citationID&quot;:&quot;MENDELEY_CITATION_6e0b71a4-6668-4990-8171-3865d20fc6f1&quot;,&quot;properties&quot;:{&quot;noteIndex&quot;:0,&quot;mode&quot;:&quot;composite&quot;},&quot;isEdited&quot;:false,&quot;manualOverride&quot;:{&quot;isManuallyOverridden&quot;:false,&quot;citeprocText&quot;:&quot;Nagaraju et al. (2024)&quot;,&quot;manualOverrideText&quot;:&quot;&quot;},&quot;citationTag&quot;:&quot;MENDELEY_CITATION_v3_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&quot;,&quot;citationItems&quot;:[{&quot;id&quot;:&quot;21f33b29-909c-3cc8-92ee-3feeaa9a3cb5&quot;,&quot;itemData&quot;:{&quot;type&quot;:&quot;paper-conference&quot;,&quot;id&quot;:&quot;21f33b29-909c-3cc8-92ee-3feeaa9a3cb5&quot;,&quot;title&quot;:&quot;Mobile Application for Disaster Safety Management&quot;,&quot;author&quot;:[{&quot;family&quot;:&quot;Nagaraju&quot;,&quot;given&quot;:&quot;M. Siva&quot;,&quot;parse-names&quot;:false,&quot;dropping-particle&quot;:&quot;&quot;,&quot;non-dropping-particle&quot;:&quot;&quot;},{&quot;family&quot;:&quot;Kakarala&quot;,&quot;given&quot;:&quot;Harshitha&quot;,&quot;parse-names&quot;:false,&quot;dropping-particle&quot;:&quot;&quot;,&quot;non-dropping-particle&quot;:&quot;&quot;},{&quot;family&quot;:&quot;Sai&quot;,&quot;given&quot;:&quot;Vadaparthi&quot;,&quot;parse-names&quot;:false,&quot;dropping-particle&quot;:&quot;&quot;,&quot;non-dropping-particle&quot;:&quot;&quot;},{&quot;family&quot;:&quot;Vattikunta&quot;,&quot;given&quot;:&quot;Vishnu Pramukh&quot;,&quot;parse-names&quot;:false,&quot;dropping-particle&quot;:&quot;&quot;,&quot;non-dropping-particle&quot;:&quot;&quot;}],&quot;container-title&quot;:&quot;10th International Conference on Advanced Computing and Communication Systems, ICACCS 2024&quot;,&quot;DOI&quot;:&quot;10.1109/ICACCS60874.2024.10717114&quot;,&quot;ISBN&quot;:&quot;9798350384369&quot;,&quot;issued&quot;:{&quot;date-parts&quot;:[[2024]]},&quot;page&quot;:&quot;1008-1013&quot;,&quot;abstract&quot;:&quot;Disasters, whether geological upheavals like earth- quakes or the fury of a cyclonic storm, are often perceived as forces beyond human control. However, viewing them solely as 'natural' phenomena hides the crucial role of human settlements in amplifying their impact. Our tendency to build in floodplains, on earthquake faults, and along vulnerable coastlines transforms these natural events into devastating disasters. This anthropogenic lens underscores the need for proactive measures, with mobile applications emerging as powerful tools for disaster preparedness, communication, and response. Beyond simply acting as emergency sirens, these apps offer a comprehensive toolkit for mitigating disaster risk. Real-time alerts and hazard maps empower communities to prepare for impending threats, allowing for timely evacuation and resource mobilization. Comprehensive guides provide step-by-step instructions on creating emergency kits, securing homes, and staying informed during critical moments. By bridging information gaps and facilitating coordinated action, mobile apps have the potential to significantly bolster disaster safety, equipping individuals and communities with the knowledge and tools to navigate the challenges posed by these complex events.&quot;,&quot;publisher&quot;:&quot;Institute of Electrical and Electronics Engineers Inc.&quot;,&quot;container-title-short&quot;:&quot;&quot;},&quot;isTemporary&quot;:false,&quot;displayAs&quot;:&quot;composite&quot;,&quot;suppress-author&quot;:false,&quot;composite&quot;:true,&quot;author-only&quot;:false}]},{&quot;citationID&quot;:&quot;MENDELEY_CITATION_6b3ee454-be67-4f06-92d3-44f30304800d&quot;,&quot;properties&quot;:{&quot;noteIndex&quot;:0,&quot;mode&quot;:&quot;composite&quot;},&quot;isEdited&quot;:false,&quot;manualOverride&quot;:{&quot;isManuallyOverridden&quot;:false,&quot;citeprocText&quot;:&quot;Kuhlmann et al. (2021)&quot;,&quot;manualOverrideText&quot;:&quot;&quot;},&quot;citationTag&quot;:&quot;MENDELEY_CITATION_v3_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&quot;,&quot;citationItems&quot;:[{&quot;id&quot;:&quot;3ecc0f8d-aec9-336a-b1b0-577fcacffed2&quot;,&quot;itemData&quot;:{&quot;type&quot;:&quot;article-journal&quot;,&quot;id&quot;:&quot;3ecc0f8d-aec9-336a-b1b0-577fcacffed2&quot;,&quot;title&quot;:&quot;Smartphone sensor accuracy varies from device to device in mobile research: The case of spatial orientation&quot;,&quot;author&quot;:[{&quot;family&quot;:&quot;Kuhlmann&quot;,&quot;given&quot;:&quot;Tim&quot;,&quot;parse-names&quot;:false,&quot;dropping-particle&quot;:&quot;&quot;,&quot;non-dropping-particle&quot;:&quot;&quot;},{&quot;family&quot;:&quot;Garaizar&quot;,&quot;given&quot;:&quot;Pablo&quot;,&quot;parse-names&quot;:false,&quot;dropping-particle&quot;:&quot;&quot;,&quot;non-dropping-particle&quot;:&quot;&quot;},{&quot;family&quot;:&quot;Reips&quot;,&quot;given&quot;:&quot;Ulf Dietrich&quot;,&quot;parse-names&quot;:false,&quot;dropping-particle&quot;:&quot;&quot;,&quot;non-dropping-particle&quot;:&quot;&quot;}],&quot;container-title&quot;:&quot;Behavior Research Methods&quot;,&quot;container-title-short&quot;:&quot;Behav. Res. Methods&quot;,&quot;DOI&quot;:&quot;10.3758/s13428-020-01404-5&quot;,&quot;ISSN&quot;:&quot;15543528&quot;,&quot;PMID&quot;:&quot;32472500&quot;,&quot;issued&quot;:{&quot;date-parts&quot;:[[2021,2,1]]},&quot;page&quot;:&quot;22-33&quot;,&quot;abstract&quot;:&quot;Smartphone usage is increasing around the globe—in daily life and as a research device in behavioral science. Smartphones offer the possibility to gather longitudinal data at little cost to researchers and participants. They provide the option to verify self-report data with data from sensors built into most smartphones. How accurate this sensor data is when gathered via different smartphone devices, e.g., in a typical experience sampling framework, has not been investigated systematically. With the present study, we investigated the accuracy of orientation data about the spatial position of smartphones via a newly invented measurement device, the RollPitcher. Objective status of pitch (vertical orientation) and roll (horizontal orientation) of the smartphone was compared to data gathered from the sensors via web browsers and native apps. Bayesian ANOVAs confirmed that the deviations in pitch and roll differed between smartphone models, with mean inaccuracies per device of up to 2.1° and 6.6°, respectively. The inaccuracies for measurements of roll were higher than for pitch, d =.28, p &lt;.001. Our results confirm the presence of heterogeneities when gathering orientation data from different smartphone devices. In most cases, measurement via a web browser was identical to measurement via a native app, but this was not true for all smartphone devices. As a solution to lack of sensor accuracy, we recommend the development and implementation of a coherent research framework and also discuss the implications of the heterogeneities in orientation data for different research designs.&quot;,&quot;publisher&quot;:&quot;Springer&quot;,&quot;issue&quot;:&quot;1&quot;,&quot;volume&quot;:&quot;53&quot;},&quot;isTemporary&quot;:false,&quot;displayAs&quot;:&quot;composite&quot;,&quot;suppress-author&quot;:false,&quot;composite&quot;:true,&quot;author-only&quot;:false}]},{&quot;citationID&quot;:&quot;MENDELEY_CITATION_9896379d-b93d-451c-b9be-fa321f4c29e5&quot;,&quot;properties&quot;:{&quot;noteIndex&quot;:0},&quot;isEdited&quot;:false,&quot;manualOverride&quot;:{&quot;isManuallyOverridden&quot;:false,&quot;citeprocText&quot;:&quot;(Österr. Rotes Kreuz, 2024)&quot;,&quot;manualOverrideText&quot;:&quot;&quot;},&quot;citationTag&quot;:&quot;MENDELEY_CITATION_v3_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&quot;,&quot;citationItems&quot;:[{&quot;id&quot;:&quot;179826b5-150f-3045-86d2-e09327713ef9&quot;,&quot;itemData&quot;:{&quot;type&quot;:&quot;article&quot;,&quot;id&quot;:&quot;179826b5-150f-3045-86d2-e09327713ef9&quot;,&quot;title&quot;:&quot;Erste Hilfe - Rotes Kreuz&quot;,&quot;author&quot;:[{&quot;family&quot;:&quot;Österr. Rotes Kreuz&quot;,&quot;given&quot;:&quot;LV Stmk&quot;,&quot;parse-names&quot;:false,&quot;dropping-particle&quot;:&quot;&quot;,&quot;non-dropping-particle&quot;:&quot;&quot;}],&quot;accessed&quot;:{&quot;date-parts&quot;:[[2026,5,11]]},&quot;URL&quot;:&quot;https://play.google.com/store/apps/details?id=at.roteskreuz.st.erstehilfe&amp;hl=en&quot;,&quot;issued&quot;:{&quot;date-parts&quot;:[[2024]]},&quot;container-title-short&quot;:&quot;&quot;},&quot;isTemporary&quot;:false,&quot;suppress-author&quot;:false,&quot;composite&quot;:false,&quot;author-only&quot;:false}]},{&quot;citationID&quot;:&quot;MENDELEY_CITATION_886671ad-60e0-435a-bce4-cdd2e12acb0a&quot;,&quot;properties&quot;:{&quot;noteIndex&quot;:0},&quot;isEdited&quot;:false,&quot;manualOverride&quot;:{&quot;isManuallyOverridden&quot;:false,&quot;citeprocText&quot;:&quot;(Ubimet Int. AG, 2025)&quot;,&quot;manualOverrideText&quot;:&quot;&quot;},&quot;citationTag&quot;:&quot;MENDELEY_CITATION_v3_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&quot;,&quot;citationItems&quot;:[{&quot;id&quot;:&quot;0a0ede94-d528-31c4-bd01-16cba9053d6d&quot;,&quot;itemData&quot;:{&quot;type&quot;:&quot;article&quot;,&quot;id&quot;:&quot;0a0ede94-d528-31c4-bd01-16cba9053d6d&quot;,&quot;title&quot;:&quot;UWZ Österreich: Gewitter Sturm&quot;,&quot;author&quot;:[{&quot;family&quot;:&quot;Ubimet Int. AG&quot;,&quot;given&quot;:&quot;&quot;,&quot;parse-names&quot;:false,&quot;dropping-particle&quot;:&quot;&quot;,&quot;non-dropping-particle&quot;:&quot;&quot;}],&quot;accessed&quot;:{&quot;date-parts&quot;:[[2026,5,11]]},&quot;URL&quot;:&quot;https://play.google.com/store/apps/details?id=com.ubimet.uwz&amp;hl=en&quot;,&quot;issued&quot;:{&quot;date-parts&quot;:[[2025]]},&quot;container-title-short&quot;:&quot;&quot;},&quot;isTemporary&quot;:false,&quot;suppress-author&quot;:false,&quot;composite&quot;:false,&quot;author-only&quot;:false}]},{&quot;citationID&quot;:&quot;MENDELEY_CITATION_0d855cf6-e64e-48df-98eb-f43914fe822b&quot;,&quot;properties&quot;:{&quot;noteIndex&quot;:0},&quot;isEdited&quot;:false,&quot;manualOverride&quot;:{&quot;isManuallyOverridden&quot;:false,&quot;citeprocText&quot;:&quot;(SOBOS GmbH, 2026)&quot;,&quot;manualOverrideText&quot;:&quot;&quot;},&quot;citationTag&quot;:&quot;MENDELEY_CITATION_v3_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&quot;,&quot;citationItems&quot;:[{&quot;id&quot;:&quot;fd2c4f96-3611-3a59-9007-f495f9af880b&quot;,&quot;itemData&quot;:{&quot;type&quot;:&quot;article&quot;,&quot;id&quot;:&quot;fd2c4f96-3611-3a59-9007-f495f9af880b&quot;,&quot;title&quot;:&quot;FloodAlert Waterlevel Alerts&quot;,&quot;author&quot;:[{&quot;family&quot;:&quot;SOBOS GmbH&quot;,&quot;given&quot;:&quot;&quot;,&quot;parse-names&quot;:false,&quot;dropping-particle&quot;:&quot;&quot;,&quot;non-dropping-particle&quot;:&quot;&quot;}],&quot;accessed&quot;:{&quot;date-parts&quot;:[[2026,5,11]]},&quot;URL&quot;:&quot;https://play.google.com/store/apps/details?id=at.pegelalarm.app&amp;hl=en&quot;,&quot;issued&quot;:{&quot;date-parts&quot;:[[2026]]},&quot;container-title-short&quot;:&quot;&quot;},&quot;isTemporary&quot;:false,&quot;suppress-author&quot;:false,&quot;composite&quot;:false,&quot;author-only&quot;:false}]},{&quot;citationID&quot;:&quot;MENDELEY_CITATION_e105d078-37da-4078-a5d6-d97703616d8c&quot;,&quot;properties&quot;:{&quot;noteIndex&quot;:0},&quot;isEdited&quot;:false,&quot;manualOverride&quot;:{&quot;isManuallyOverridden&quot;:false,&quot;citeprocText&quot;:&quot;(CombiRisk Risk-Management GmbH, 2025)&quot;,&quot;manualOverrideText&quot;:&quot;&quot;},&quot;citationTag&quot;:&quot;MENDELEY_CITATION_v3_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&quot;,&quot;citationItems&quot;:[{&quot;id&quot;:&quot;d80d37ba-b2b0-3118-a50c-727d98f799c1&quot;,&quot;itemData&quot;:{&quot;type&quot;:&quot;article&quot;,&quot;id&quot;:&quot;d80d37ba-b2b0-3118-a50c-727d98f799c1&quot;,&quot;title&quot;:&quot;KATWARN&quot;,&quot;author&quot;:[{&quot;family&quot;:&quot;CombiRisk Risk-Management GmbH&quot;,&quot;given&quot;:&quot;&quot;,&quot;parse-names&quot;:false,&quot;dropping-particle&quot;:&quot;&quot;,&quot;non-dropping-particle&quot;:&quot;&quot;}],&quot;accessed&quot;:{&quot;date-parts&quot;:[[2026,5,11]]},&quot;URL&quot;:&quot;https://play.google.com/store/apps/details?id=de.combirisk.katwarn&amp;hl=en&quot;,&quot;issued&quot;:{&quot;date-parts&quot;:[[2025]]},&quot;container-title-short&quot;:&quot;&quot;},&quot;isTemporary&quot;:false,&quot;suppress-author&quot;:false,&quot;composite&quot;:false,&quot;author-only&quot;:false}]},{&quot;citationID&quot;:&quot;MENDELEY_CITATION_e14d5e21-56ca-4a3d-9123-0d31935a1303&quot;,&quot;properties&quot;:{&quot;noteIndex&quot;:0},&quot;isEdited&quot;:false,&quot;manualOverride&quot;:{&quot;isManuallyOverridden&quot;:true,&quot;citeprocText&quot;:&quot;(dominoc925, 2026; Gehirn Inc., 2026)&quot;,&quot;manualOverrideText&quot;:&quot;(Gehirn Inc., 2026; dominoc925, 2026)&quot;},&quot;citationTag&quot;:&quot;MENDELEY_CITATION_v3_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&quot;,&quot;citationItems&quot;:[{&quot;id&quot;:&quot;f0b01b7d-aa34-3f97-8664-4c969d93c381&quot;,&quot;itemData&quot;:{&quot;type&quot;:&quot;article&quot;,&quot;id&quot;:&quot;f0b01b7d-aa34-3f97-8664-4c969d93c381&quot;,&quot;title&quot;:&quot;Disastermon Natural Disaster Monitor&quot;,&quot;author&quot;:[{&quot;family&quot;:&quot;dominoc925&quot;,&quot;given&quot;:&quot;&quot;,&quot;parse-names&quot;:false,&quot;dropping-particle&quot;:&quot;&quot;,&quot;non-dropping-particle&quot;:&quot;&quot;}],&quot;accessed&quot;:{&quot;date-parts&quot;:[[2026,5,11]]},&quot;URL&quot;:&quot;https://play.google.com/store/apps/details?id=com.dom925.disastermon&amp;hl=en&quot;,&quot;issued&quot;:{&quot;date-parts&quot;:[[2026]]},&quot;container-title-short&quot;:&quot;&quot;},&quot;isTemporary&quot;:false},{&quot;id&quot;:&quot;d433b857-53be-3bee-b10b-cee97cab9c7b&quot;,&quot;itemData&quot;:{&quot;type&quot;:&quot;article&quot;,&quot;id&quot;:&quot;d433b857-53be-3bee-b10b-cee97cab9c7b&quot;,&quot;title&quot;:&quot;NERV Disaster Prevention&quot;,&quot;author&quot;:[{&quot;family&quot;:&quot;Gehirn Inc.&quot;,&quot;given&quot;:&quot;&quot;,&quot;parse-names&quot;:false,&quot;dropping-particle&quot;:&quot;&quot;,&quot;non-dropping-particle&quot;:&quot;&quot;}],&quot;accessed&quot;:{&quot;date-parts&quot;:[[2026,5,11]]},&quot;URL&quot;:&quot;https://play.google.com/store/apps/details?id=app.nerv&amp;hl=en&quot;,&quot;issued&quot;:{&quot;date-parts&quot;:[[2026]]},&quot;container-title-short&quot;:&quot;&quot;},&quot;isTemporary&quot;:false}]},{&quot;citationID&quot;:&quot;MENDELEY_CITATION_3f4ded40-ee20-47bc-b072-d5e9ce0024fe&quot;,&quot;properties&quot;:{&quot;noteIndex&quot;:0},&quot;isEdited&quot;:false,&quot;manualOverride&quot;:{&quot;isManuallyOverridden&quot;:false,&quot;citeprocText&quot;:&quot;(Rundfunk und Telekom Regulierungs GmbH, n.d.)&quot;,&quot;manualOverrideText&quot;:&quot;&quot;},&quot;citationTag&quot;:&quot;MENDELEY_CITATION_v3_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&quot;,&quot;citationItems&quot;:[{&quot;id&quot;:&quot;f7319c76-9025-35c1-aaa8-5ecc17c656ae&quot;,&quot;itemData&quot;:{&quot;type&quot;:&quot;webpage&quot;,&quot;id&quot;:&quot;f7319c76-9025-35c1-aaa8-5ecc17c656ae&quot;,&quot;title&quot;:&quot;AT-Alert Web Dashboard&quot;,&quot;author&quot;:[{&quot;family&quot;:&quot;Rundfunk und Telekom Regulierungs GmbH&quot;,&quot;given&quot;:&quot;&quot;,&quot;parse-names&quot;:false,&quot;dropping-particle&quot;:&quot;&quot;,&quot;non-dropping-particle&quot;:&quot;&quot;}],&quot;container-title&quot;:&quot;AT-Alert - öffentliches Warnsystem&quot;,&quot;accessed&quot;:{&quot;date-parts&quot;:[[2026,5,11]]},&quot;URL&quot;:&quot;https://warnungen.at-alert.at/en&quot;,&quot;container-title-short&quot;:&quot;&quot;},&quot;isTemporary&quot;:false,&quot;suppress-author&quot;:false,&quot;composite&quot;:false,&quot;author-only&quot;:false}]},{&quot;citationID&quot;:&quot;MENDELEY_CITATION_1cbcc268-165a-4575-828b-2e05f705d6e4&quot;,&quot;properties&quot;:{&quot;noteIndex&quot;:0},&quot;isEdited&quot;:false,&quot;manualOverride&quot;:{&quot;isManuallyOverridden&quot;:false,&quot;citeprocText&quot;:&quot;(GeoSphere Austria, n.d.)&quot;,&quot;manualOverrideText&quot;:&quot;&quot;},&quot;citationTag&quot;:&quot;MENDELEY_CITATION_v3_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&quot;,&quot;citationItems&quot;:[{&quot;id&quot;:&quot;1eb338cb-5eaf-348b-892b-5ab278b99afb&quot;,&quot;itemData&quot;:{&quot;type&quot;:&quot;webpage&quot;,&quot;id&quot;:&quot;1eb338cb-5eaf-348b-892b-5ab278b99afb&quot;,&quot;title&quot;:&quot;Warn API v1: OpenAPI Documentation&quot;,&quot;author&quot;:[{&quot;family&quot;:&quot;GeoSphere Austria&quot;,&quot;given&quot;:&quot;&quot;,&quot;parse-names&quot;:false,&quot;dropping-particle&quot;:&quot;&quot;,&quot;non-dropping-particle&quot;:&quot;&quot;}],&quot;container-title&quot;:&quot;GeoSphere Austria Swagger UI&quot;,&quot;accessed&quot;:{&quot;date-parts&quot;:[[2026,5,11]]},&quot;URL&quot;:&quot;https://openapi.hub.geosphere.at/warnapi/v1/&quot;,&quot;container-title-short&quot;:&quot;&quot;},&quot;isTemporary&quot;:false,&quot;suppress-author&quot;:false,&quot;composite&quot;:false,&quot;author-only&quot;:false}]},{&quot;citationID&quot;:&quot;MENDELEY_CITATION_341eb66c-e290-468f-8143-e991c26356f6&quot;,&quot;properties&quot;:{&quot;noteIndex&quot;:0,&quot;mode&quot;:&quot;suppress-author&quot;},&quot;isEdited&quot;:false,&quot;manualOverride&quot;:{&quot;isManuallyOverridden&quot;:false,&quot;citeprocText&quot;:&quot;(n.d.)&quot;,&quot;manualOverrideText&quot;:&quot;&quot;},&quot;citationTag&quot;:&quot;MENDELEY_CITATION_v3_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&quot;,&quot;citationItems&quot;:[{&quot;id&quot;:&quot;350bf848-c1ea-3b59-b057-5de5c2d5479e&quot;,&quot;itemData&quot;:{&quot;type&quot;:&quot;webpage&quot;,&quot;id&quot;:&quot;350bf848-c1ea-3b59-b057-5de5c2d5479e&quot;,&quot;title&quot;:&quot;Current measurements from the radiation early warning system&quot;,&quot;author&quot;:[{&quot;family&quot;:&quot;Austrian Federal Ministry of Agriculture Forestry Climate and Environmental Protection Regions and Water Management&quot;,&quot;given&quot;:&quot;&quot;,&quot;parse-names&quot;:false,&quot;dropping-particle&quot;:&quot;&quot;,&quot;non-dropping-particle&quot;:&quot;&quot;}],&quot;container-title&quot;:&quot;Radiation early warning system and monitoring&quot;,&quot;accessed&quot;:{&quot;date-parts&quot;:[[2026,5,11]]},&quot;URL&quot;:&quot;https://www.bmluk.gv.at/themen/klima-und-umwelt/strahlenschutz/fruehwarnsystem/messwerte.html&quot;,&quot;container-title-short&quot;:&quot;&quot;},&quot;isTemporary&quot;:false,&quot;displayAs&quot;:&quot;suppress-author&quot;,&quot;suppress-author&quot;:true,&quot;composite&quot;:false,&quot;author-only&quot;:false}]},{&quot;citationID&quot;:&quot;MENDELEY_CITATION_4cf7abba-ef0e-419a-bf3b-832c887855d5&quot;,&quot;properties&quot;:{&quot;noteIndex&quot;:0,&quot;mode&quot;:&quot;composite&quot;},&quot;isEdited&quot;:false,&quot;manualOverride&quot;:{&quot;isManuallyOverridden&quot;:false,&quot;citeprocText&quot;:&quot;Deterding et al. (2011)&quot;,&quot;manualOverrideText&quot;:&quot;&quot;},&quot;citationTag&quot;:&quot;MENDELEY_CITATION_v3_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&quot;,&quot;citationItems&quot;:[{&quot;id&quot;:&quot;332fb8dc-3abe-3461-903f-d31239c3b66c&quot;,&quot;itemData&quot;:{&quot;type&quot;:&quot;article-journal&quot;,&quot;id&quot;:&quot;332fb8dc-3abe-3461-903f-d31239c3b66c&quot;,&quot;title&quot;:&quot;From Game Design Elements to Gamefulness: Defining \&quot;Gamification\&quot;&quot;,&quot;author&quot;:[{&quot;family&quot;:&quot;Deterding&quot;,&quot;given&quot;:&quot;Sebastian&quot;,&quot;parse-names&quot;:false,&quot;dropping-particle&quot;:&quot;&quot;,&quot;non-dropping-particle&quot;:&quot;&quot;},{&quot;family&quot;:&quot;Dixon&quot;,&quot;given&quot;:&quot;Dan&quot;,&quot;parse-names&quot;:false,&quot;dropping-particle&quot;:&quot;&quot;,&quot;non-dropping-particle&quot;:&quot;&quot;},{&quot;family&quot;:&quot;Khaled&quot;,&quot;given&quot;:&quot;Rilla&quot;,&quot;parse-names&quot;:false,&quot;dropping-particle&quot;:&quot;&quot;,&quot;non-dropping-particle&quot;:&quot;&quot;},{&quot;family&quot;:&quot;Nacke&quot;,&quot;given&quot;:&quot;Lennart&quot;,&quot;parse-names&quot;:false,&quot;dropping-particle&quot;:&quot;&quot;,&quot;non-dropping-particle&quot;:&quot;&quot;}],&quot;container-title&quot;:&quot;Proceedings of the 15th International Academic MindTrek Conference: Envisioning Future Media Environments&quot;,&quot;ISBN&quot;:&quot;9781450308168&quot;,&quot;issued&quot;:{&quot;date-parts&quot;:[[2011]]},&quot;page&quot;:&quot;9-15&quot;,&quot;container-title-short&quot;:&quot;&quot;},&quot;isTemporary&quot;:false,&quot;displayAs&quot;:&quot;composite&quot;,&quot;suppress-author&quot;:false,&quot;composite&quot;:true,&quot;author-only&quot;:false}]},{&quot;citationID&quot;:&quot;MENDELEY_CITATION_a98fd18c-3c17-445d-af04-3857d25e2f41&quot;,&quot;properties&quot;:{&quot;noteIndex&quot;:0,&quot;mode&quot;:&quot;composite&quot;},&quot;isEdited&quot;:false,&quot;manualOverride&quot;:{&quot;isManuallyOverridden&quot;:false,&quot;citeprocText&quot;:&quot;Deterding et al. (2011)&quot;,&quot;manualOverrideText&quot;:&quot;&quot;},&quot;citationTag&quot;:&quot;MENDELEY_CITATION_v3_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&quot;,&quot;citationItems&quot;:[{&quot;id&quot;:&quot;332fb8dc-3abe-3461-903f-d31239c3b66c&quot;,&quot;itemData&quot;:{&quot;type&quot;:&quot;article-journal&quot;,&quot;id&quot;:&quot;332fb8dc-3abe-3461-903f-d31239c3b66c&quot;,&quot;title&quot;:&quot;From Game Design Elements to Gamefulness: Defining \&quot;Gamification\&quot;&quot;,&quot;author&quot;:[{&quot;family&quot;:&quot;Deterding&quot;,&quot;given&quot;:&quot;Sebastian&quot;,&quot;parse-names&quot;:false,&quot;dropping-particle&quot;:&quot;&quot;,&quot;non-dropping-particle&quot;:&quot;&quot;},{&quot;family&quot;:&quot;Dixon&quot;,&quot;given&quot;:&quot;Dan&quot;,&quot;parse-names&quot;:false,&quot;dropping-particle&quot;:&quot;&quot;,&quot;non-dropping-particle&quot;:&quot;&quot;},{&quot;family&quot;:&quot;Khaled&quot;,&quot;given&quot;:&quot;Rilla&quot;,&quot;parse-names&quot;:false,&quot;dropping-particle&quot;:&quot;&quot;,&quot;non-dropping-particle&quot;:&quot;&quot;},{&quot;family&quot;:&quot;Nacke&quot;,&quot;given&quot;:&quot;Lennart&quot;,&quot;parse-names&quot;:false,&quot;dropping-particle&quot;:&quot;&quot;,&quot;non-dropping-particle&quot;:&quot;&quot;}],&quot;container-title&quot;:&quot;Proceedings of the 15th International Academic MindTrek Conference: Envisioning Future Media Environments&quot;,&quot;ISBN&quot;:&quot;9781450308168&quot;,&quot;issued&quot;:{&quot;date-parts&quot;:[[2011]]},&quot;page&quot;:&quot;9-15&quot;,&quot;container-title-short&quot;:&quot;&quot;},&quot;isTemporary&quot;:false,&quot;displayAs&quot;:&quot;composite&quot;,&quot;suppress-author&quot;:false,&quot;composite&quot;:true,&quot;author-only&quot;:false}]},{&quot;citationID&quot;:&quot;MENDELEY_CITATION_48645824-af53-4ad6-962f-bd7069ec8ba3&quot;,&quot;properties&quot;:{&quot;noteIndex&quot;:0,&quot;mode&quot;:&quot;composite&quot;},&quot;isEdited&quot;:false,&quot;manualOverride&quot;:{&quot;isManuallyOverridden&quot;:false,&quot;citeprocText&quot;:&quot;Kankanamge et al. (2020)&quot;,&quot;manualOverrideText&quot;:&quot;&quot;},&quot;citationTag&quot;:&quot;MENDELEY_CITATION_v3_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&quot;,&quot;citationItems&quot;:[{&quot;id&quot;:&quot;6f1f5b91-4a36-3c87-8f0d-acad8cf02e27&quot;,&quot;itemData&quot;:{&quot;type&quot;:&quot;article-journal&quot;,&quot;id&quot;:&quot;6f1f5b91-4a36-3c87-8f0d-acad8cf02e27&quot;,&quot;title&quot;:&quot;How can gamification be incorporated into disaster emergency planning? A systematic review of the literature&quot;,&quot;author&quot;:[{&quot;family&quot;:&quot;Kankanamge&quot;,&quot;given&quot;:&quot;Nayomi&quot;,&quot;parse-names&quot;:false,&quot;dropping-particle&quot;:&quot;&quot;,&quot;non-dropping-particle&quot;:&quot;&quot;},{&quot;family&quot;:&quot;Yigitcanlar&quot;,&quot;given&quot;:&quot;Tan&quot;,&quot;parse-names&quot;:false,&quot;dropping-particle&quot;:&quot;&quot;,&quot;non-dropping-particle&quot;:&quot;&quot;},{&quot;family&quot;:&quot;Goonetilleke&quot;,&quot;given&quot;:&quot;Ashantha&quot;,&quot;parse-names&quot;:false,&quot;dropping-particle&quot;:&quot;&quot;,&quot;non-dropping-particle&quot;:&quot;&quot;},{&quot;family&quot;:&quot;Kamruzzaman&quot;,&quot;given&quot;:&quot;Md&quot;,&quot;parse-names&quot;:false,&quot;dropping-particle&quot;:&quot;&quot;,&quot;non-dropping-particle&quot;:&quot;&quot;}],&quot;container-title&quot;:&quot;International Journal of Disaster Resilience in the Built Environment&quot;,&quot;container-title-short&quot;:&quot;Int. J. Disaster Resil. Built Environ.&quot;,&quot;DOI&quot;:&quot;10.1108/IJDRBE-08-2019-0054&quot;,&quot;ISSN&quot;:&quot;17595916&quot;,&quot;issued&quot;:{&quot;date-parts&quot;:[[2020,8,26]]},&quot;page&quot;:&quot;481-506&quot;,&quot;abstract&quot;:&quot;Purpose: The purpose of this paper is to investigate the role of gamification as a novel technique in motivating community engagement in disaster-related activities in order to address the question of how gamification can be incorporated into disaster emergency planning. Design/methodology/approach: This study conducts a systematic literature review and explores available gamified applications for disaster emergency planning and their purpose of use. In total, 51 scholarly articles on the topic and 35 disaster-related gamified applications are reviewed. Findings: The findings reveal the following: (a) gamified applications (n = 35) are used for education, research and intervention purposes; (b) gamified applications create new opportunities for community engagement and raise disaster awareness among the community in virtual environments; and (c) gamified applications help shape a new culture – i.e. gamified culture – that supports smart disaster emergency planning practice. Originality/value: During the recent years, utilisation of game elements in non-game contexts – i.e., gamification – has become a popular approach in motivating people in various actions. Increasing research highlighted the benefits of gamification in enhancing community engagement, creating interactive environments, providing better behavioural outcomes and influencing democratic processes. Despite some of the applications indicating the potential of gamification in disaster emergency planning, the use of gamification technique in this discipline is an understudied area. This study reveals gamification can be incorporated into disaster emergency planning.&quot;,&quot;publisher&quot;:&quot;Emerald Group Holdings Ltd.&quot;,&quot;issue&quot;:&quot;4&quot;,&quot;volume&quot;:&quot;11&quot;},&quot;isTemporary&quot;:false,&quot;displayAs&quot;:&quot;composite&quot;,&quot;suppress-author&quot;:false,&quot;composite&quot;:true,&quot;author-only&quot;:false}]},{&quot;citationID&quot;:&quot;MENDELEY_CITATION_78afc2fd-4af1-495e-a7bd-6b0f93394098&quot;,&quot;properties&quot;:{&quot;noteIndex&quot;:0,&quot;mode&quot;:&quot;composite&quot;},&quot;isEdited&quot;:false,&quot;manualOverride&quot;:{&quot;isManuallyOverridden&quot;:false,&quot;citeprocText&quot;:&quot;Bai et al. (2024)&quot;,&quot;manualOverrideText&quot;:&quot;&quot;},&quot;citationTag&quot;:&quot;MENDELEY_CITATION_v3_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&quot;,&quot;citationItems&quot;:[{&quot;id&quot;:&quot;54229e43-90a5-31fa-8326-385619e7ca8a&quot;,&quot;itemData&quot;:{&quot;type&quot;:&quot;article-journal&quot;,&quot;id&quot;:&quot;54229e43-90a5-31fa-8326-385619e7ca8a&quot;,&quot;title&quot;:&quot;Application of Gamification Teaching in Disaster Education: Scoping Review&quot;,&quot;author&quot;:[{&quot;family&quot;:&quot;Bai&quot;,&quot;given&quot;:&quot;Shiyi&quot;,&quot;parse-names&quot;:false,&quot;dropping-particle&quot;:&quot;&quot;,&quot;non-dropping-particle&quot;:&quot;&quot;},{&quot;family&quot;:&quot;Zeng&quot;,&quot;given&quot;:&quot;Huijuan&quot;,&quot;parse-names&quot;:false,&quot;dropping-particle&quot;:&quot;&quot;,&quot;non-dropping-particle&quot;:&quot;&quot;},{&quot;family&quot;:&quot;Zhong&quot;,&quot;given&quot;:&quot;Qianmei&quot;,&quot;parse-names&quot;:false,&quot;dropping-particle&quot;:&quot;&quot;,&quot;non-dropping-particle&quot;:&quot;&quot;},{&quot;family&quot;:&quot;Shen&quot;,&quot;given&quot;:&quot;Yuqi&quot;,&quot;parse-names&quot;:false,&quot;dropping-particle&quot;:&quot;&quot;,&quot;non-dropping-particle&quot;:&quot;&quot;},{&quot;family&quot;:&quot;Cao&quot;,&quot;given&quot;:&quot;Lulu&quot;,&quot;parse-names&quot;:false,&quot;dropping-particle&quot;:&quot;&quot;,&quot;non-dropping-particle&quot;:&quot;&quot;},{&quot;family&quot;:&quot;He&quot;,&quot;given&quot;:&quot;Mei&quot;,&quot;parse-names&quot;:false,&quot;dropping-particle&quot;:&quot;&quot;,&quot;non-dropping-particle&quot;:&quot;&quot;}],&quot;container-title&quot;:&quot;JMIR Serious Games&quot;,&quot;container-title-short&quot;:&quot;JMIR Serious Games&quot;,&quot;DOI&quot;:&quot;10.2196/64939&quot;,&quot;ISSN&quot;:&quot;2291-9279&quot;,&quot;URL&quot;:&quot;https://games.jmir.org/2024/1/e64939&quot;,&quot;issued&quot;:{&quot;date-parts&quot;:[[2024,12,11]]},&quot;page&quot;:&quot;1-11&quot;,&quot;volume&quot;:&quot;12&quot;},&quot;isTemporary&quot;:false,&quot;displayAs&quot;:&quot;composite&quot;,&quot;suppress-author&quot;:false,&quot;composite&quot;:true,&quot;author-only&quot;:false}]},{&quot;citationID&quot;:&quot;MENDELEY_CITATION_34f8a526-1fdb-44de-8f23-90a3186c8f95&quot;,&quot;properties&quot;:{&quot;noteIndex&quot;:0},&quot;isEdited&quot;:false,&quot;manualOverride&quot;:{&quot;isManuallyOverridden&quot;:false,&quot;citeprocText&quot;:&quot;(Bai et al., 2024)&quot;,&quot;manualOverrideText&quot;:&quot;&quot;},&quot;citationTag&quot;:&quot;MENDELEY_CITATION_v3_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&quot;,&quot;citationItems&quot;:[{&quot;id&quot;:&quot;54229e43-90a5-31fa-8326-385619e7ca8a&quot;,&quot;itemData&quot;:{&quot;type&quot;:&quot;article-journal&quot;,&quot;id&quot;:&quot;54229e43-90a5-31fa-8326-385619e7ca8a&quot;,&quot;title&quot;:&quot;Application of Gamification Teaching in Disaster Education: Scoping Review&quot;,&quot;author&quot;:[{&quot;family&quot;:&quot;Bai&quot;,&quot;given&quot;:&quot;Shiyi&quot;,&quot;parse-names&quot;:false,&quot;dropping-particle&quot;:&quot;&quot;,&quot;non-dropping-particle&quot;:&quot;&quot;},{&quot;family&quot;:&quot;Zeng&quot;,&quot;given&quot;:&quot;Huijuan&quot;,&quot;parse-names&quot;:false,&quot;dropping-particle&quot;:&quot;&quot;,&quot;non-dropping-particle&quot;:&quot;&quot;},{&quot;family&quot;:&quot;Zhong&quot;,&quot;given&quot;:&quot;Qianmei&quot;,&quot;parse-names&quot;:false,&quot;dropping-particle&quot;:&quot;&quot;,&quot;non-dropping-particle&quot;:&quot;&quot;},{&quot;family&quot;:&quot;Shen&quot;,&quot;given&quot;:&quot;Yuqi&quot;,&quot;parse-names&quot;:false,&quot;dropping-particle&quot;:&quot;&quot;,&quot;non-dropping-particle&quot;:&quot;&quot;},{&quot;family&quot;:&quot;Cao&quot;,&quot;given&quot;:&quot;Lulu&quot;,&quot;parse-names&quot;:false,&quot;dropping-particle&quot;:&quot;&quot;,&quot;non-dropping-particle&quot;:&quot;&quot;},{&quot;family&quot;:&quot;He&quot;,&quot;given&quot;:&quot;Mei&quot;,&quot;parse-names&quot;:false,&quot;dropping-particle&quot;:&quot;&quot;,&quot;non-dropping-particle&quot;:&quot;&quot;}],&quot;container-title&quot;:&quot;JMIR Serious Games&quot;,&quot;container-title-short&quot;:&quot;JMIR Serious Games&quot;,&quot;DOI&quot;:&quot;10.2196/64939&quot;,&quot;ISSN&quot;:&quot;2291-9279&quot;,&quot;URL&quot;:&quot;https://games.jmir.org/2024/1/e64939&quot;,&quot;issued&quot;:{&quot;date-parts&quot;:[[2024,12,11]]},&quot;page&quot;:&quot;1-11&quot;,&quot;volume&quot;:&quot;12&quot;},&quot;isTemporary&quot;:false,&quot;suppress-author&quot;:false,&quot;composite&quot;:false,&quot;author-only&quot;:false}]},{&quot;citationID&quot;:&quot;MENDELEY_CITATION_9b6e06ba-acf2-471d-9ffa-13be86058412&quot;,&quot;properties&quot;:{&quot;noteIndex&quot;:0,&quot;mode&quot;:&quot;composite&quot;},&quot;isEdited&quot;:false,&quot;manualOverride&quot;:{&quot;isManuallyOverridden&quot;:false,&quot;citeprocText&quot;:&quot;Matsuno et al. (2021)&quot;,&quot;manualOverrideText&quot;:&quot;&quot;},&quot;citationTag&quot;:&quot;MENDELEY_CITATION_v3_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&quot;,&quot;citationItems&quot;:[{&quot;id&quot;:&quot;4176182c-444b-391f-99ce-f84dd897f787&quot;,&quot;itemData&quot;:{&quot;type&quot;:&quot;article-journal&quot;,&quot;id&quot;:&quot;4176182c-444b-391f-99ce-f84dd897f787&quot;,&quot;title&quot;:&quot;Development of Flood Disaster Prevention Simulation Smartphone Application Using Gamification&quot;,&quot;author&quot;:[{&quot;family&quot;:&quot;Matsuno&quot;,&quot;given&quot;:&quot;Yutaka&quot;,&quot;parse-names&quot;:false,&quot;dropping-particle&quot;:&quot;&quot;,&quot;non-dropping-particle&quot;:&quot;&quot;},{&quot;family&quot;:&quot;Fukanuma&quot;,&quot;given&quot;:&quot;Futaba&quot;,&quot;parse-names&quot;:false,&quot;dropping-particle&quot;:&quot;&quot;,&quot;non-dropping-particle&quot;:&quot;&quot;},{&quot;family&quot;:&quot;Tsuruoka&quot;,&quot;given&quot;:&quot;Shigenobu&quot;,&quot;parse-names&quot;:false,&quot;dropping-particle&quot;:&quot;&quot;,&quot;non-dropping-particle&quot;:&quot;&quot;}],&quot;container-title&quot;:&quot;Dynamics of Disasters: Impact, Risk, Resilience, and Solutions&quot;,&quot;issued&quot;:{&quot;date-parts&quot;:[[2021]]},&quot;page&quot;:&quot;147-159&quot;,&quot;abstract&quot;:&quot;In recent years, there have been many serious flood disasters. However, only a few citizens have sufficient knowledge about evacuation from the disaster. In order to reduce the damage, it is necessary for citizens to be aware of the flood risk of the residence, to prepare for disasters, and to take appropriate evacuation action at the time of disasters. For that purpose, citizens need to continuously learn disaster prevention information. Based on the above considerations, we develop a smartphone application for simulating flood disaster evacuation, based on the notion of gamification. In this paper, we report design and development of the disaster prevention smartphone application for citizens, focusing on eas-iness, continuity (wanting to use the application continuously), learning effects, and improvement of interest.&quot;,&quot;container-title-short&quot;:&quot;&quot;},&quot;isTemporary&quot;:false,&quot;displayAs&quot;:&quot;composite&quot;,&quot;suppress-author&quot;:false,&quot;composite&quot;:true,&quot;author-only&quot;:false}]},{&quot;citationID&quot;:&quot;MENDELEY_CITATION_e027c3b1-3894-47c3-8121-7ccd86147184&quot;,&quot;properties&quot;:{&quot;noteIndex&quot;:0,&quot;mode&quot;:&quot;composite&quot;},&quot;isEdited&quot;:false,&quot;manualOverride&quot;:{&quot;isManuallyOverridden&quot;:false,&quot;citeprocText&quot;:&quot;Kankanamge et al. (2020)&quot;,&quot;manualOverrideText&quot;:&quot;&quot;},&quot;citationTag&quot;:&quot;MENDELEY_CITATION_v3_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&quot;,&quot;citationItems&quot;:[{&quot;id&quot;:&quot;6f1f5b91-4a36-3c87-8f0d-acad8cf02e27&quot;,&quot;itemData&quot;:{&quot;type&quot;:&quot;article-journal&quot;,&quot;id&quot;:&quot;6f1f5b91-4a36-3c87-8f0d-acad8cf02e27&quot;,&quot;title&quot;:&quot;How can gamification be incorporated into disaster emergency planning? A systematic review of the literature&quot;,&quot;author&quot;:[{&quot;family&quot;:&quot;Kankanamge&quot;,&quot;given&quot;:&quot;Nayomi&quot;,&quot;parse-names&quot;:false,&quot;dropping-particle&quot;:&quot;&quot;,&quot;non-dropping-particle&quot;:&quot;&quot;},{&quot;family&quot;:&quot;Yigitcanlar&quot;,&quot;given&quot;:&quot;Tan&quot;,&quot;parse-names&quot;:false,&quot;dropping-particle&quot;:&quot;&quot;,&quot;non-dropping-particle&quot;:&quot;&quot;},{&quot;family&quot;:&quot;Goonetilleke&quot;,&quot;given&quot;:&quot;Ashantha&quot;,&quot;parse-names&quot;:false,&quot;dropping-particle&quot;:&quot;&quot;,&quot;non-dropping-particle&quot;:&quot;&quot;},{&quot;family&quot;:&quot;Kamruzzaman&quot;,&quot;given&quot;:&quot;Md&quot;,&quot;parse-names&quot;:false,&quot;dropping-particle&quot;:&quot;&quot;,&quot;non-dropping-particle&quot;:&quot;&quot;}],&quot;container-title&quot;:&quot;International Journal of Disaster Resilience in the Built Environment&quot;,&quot;container-title-short&quot;:&quot;Int. J. Disaster Resil. Built Environ.&quot;,&quot;DOI&quot;:&quot;10.1108/IJDRBE-08-2019-0054&quot;,&quot;ISSN&quot;:&quot;17595916&quot;,&quot;issued&quot;:{&quot;date-parts&quot;:[[2020,8,26]]},&quot;page&quot;:&quot;481-506&quot;,&quot;abstract&quot;:&quot;Purpose: The purpose of this paper is to investigate the role of gamification as a novel technique in motivating community engagement in disaster-related activities in order to address the question of how gamification can be incorporated into disaster emergency planning. Design/methodology/approach: This study conducts a systematic literature review and explores available gamified applications for disaster emergency planning and their purpose of use. In total, 51 scholarly articles on the topic and 35 disaster-related gamified applications are reviewed. Findings: The findings reveal the following: (a) gamified applications (n = 35) are used for education, research and intervention purposes; (b) gamified applications create new opportunities for community engagement and raise disaster awareness among the community in virtual environments; and (c) gamified applications help shape a new culture – i.e. gamified culture – that supports smart disaster emergency planning practice. Originality/value: During the recent years, utilisation of game elements in non-game contexts – i.e., gamification – has become a popular approach in motivating people in various actions. Increasing research highlighted the benefits of gamification in enhancing community engagement, creating interactive environments, providing better behavioural outcomes and influencing democratic processes. Despite some of the applications indicating the potential of gamification in disaster emergency planning, the use of gamification technique in this discipline is an understudied area. This study reveals gamification can be incorporated into disaster emergency planning.&quot;,&quot;publisher&quot;:&quot;Emerald Group Holdings Ltd.&quot;,&quot;issue&quot;:&quot;4&quot;,&quot;volume&quot;:&quot;11&quot;},&quot;isTemporary&quot;:false,&quot;displayAs&quot;:&quot;composite&quot;,&quot;suppress-author&quot;:false,&quot;composite&quot;:true,&quot;author-only&quot;:false}]},{&quot;citationID&quot;:&quot;MENDELEY_CITATION_96ff4853-f93d-4e23-925a-e92762cd09a7&quot;,&quot;properties&quot;:{&quot;noteIndex&quot;:0},&quot;isEdited&quot;:false,&quot;manualOverride&quot;:{&quot;isManuallyOverridden&quot;:true,&quot;citeprocText&quot;:&quot;(Nagaraju et al., 2024; Toledo et al., 2017; West &amp;#38; Valentini, 2013)&quot;,&quot;manualOverrideText&quot;:&quot;Nagaraju et al., 2024; Toledo et al., 2017; West &amp; Valentini, 2013&quot;},&quot;citationTag&quot;:&quot;MENDELEY_CITATION_v3_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&quot;,&quot;citationItems&quot;:[{&quot;id&quot;:&quot;a6ec5793-99c6-3664-9b43-50da778f0aa2&quot;,&quot;itemData&quot;:{&quot;type&quot;:&quot;article-journal&quot;,&quot;id&quot;:&quot;a6ec5793-99c6-3664-9b43-50da778f0aa2&quot;,&quot;title&quot;:&quot;How Mobile Devices are Transforming Disaster Relief and Public Safety&quot;,&quot;author&quot;:[{&quot;family&quot;:&quot;West&quot;,&quot;given&quot;:&quot;Darrell M&quot;,&quot;parse-names&quot;:false,&quot;dropping-particle&quot;:&quot;&quot;,&quot;non-dropping-particle&quot;:&quot;&quot;},{&quot;family&quot;:&quot;Valentini&quot;,&quot;given&quot;:&quot;Elizabeth&quot;,&quot;parse-names&quot;:false,&quot;dropping-particle&quot;:&quot;&quot;,&quot;non-dropping-particle&quot;:&quot;&quot;}],&quot;container-title&quot;:&quot;Issues in Technology Innovation&quot;,&quot;accessed&quot;:{&quot;date-parts&quot;:[[2026,5,11]]},&quot;URL&quot;:&quot;https://www.brookings.edu/wp-content/uploads/2016/06/West_Valentini_Mobile-Technology-Disaster-Relief_v20.pdf&quot;,&quot;issued&quot;:{&quot;date-parts&quot;:[[2013,7]]},&quot;container-title-short&quot;:&quot;&quot;},&quot;isTemporary&quot;:false},{&quot;id&quot;:&quot;b4f339d8-6e9c-34d0-a036-639996814880&quot;,&quot;itemData&quot;:{&quot;type&quot;:&quot;paper-conference&quot;,&quot;id&quot;:&quot;b4f339d8-6e9c-34d0-a036-639996814880&quot;,&quot;title&quot;:&quot;SakunAPP: A framework for mobile application development in disaster awareness, preparedness and response&quot;,&quot;author&quot;:[{&quot;family&quot;:&quot;Toledo&quot;,&quot;given&quot;:&quot;Margarette P.&quot;,&quot;parse-names&quot;:false,&quot;dropping-particle&quot;:&quot;&quot;,&quot;non-dropping-particle&quot;:&quot;&quot;},{&quot;family&quot;:&quot;Sarvida&quot;,&quot;given&quot;:&quot;Johannah Crisanta Y.&quot;,&quot;parse-names&quot;:false,&quot;dropping-particle&quot;:&quot;&quot;,&quot;non-dropping-particle&quot;:&quot;&quot;},{&quot;family&quot;:&quot;Patiten&quot;,&quot;given&quot;:&quot;Bill Kevin S.&quot;,&quot;parse-names&quot;:false,&quot;dropping-particle&quot;:&quot;&quot;,&quot;non-dropping-particle&quot;:&quot;&quot;},{&quot;family&quot;:&quot;Mitamura&quot;,&quot;given&quot;:&quot;Daniel Carl R.&quot;,&quot;parse-names&quot;:false,&quot;dropping-particle&quot;:&quot;&quot;,&quot;non-dropping-particle&quot;:&quot;&quot;},{&quot;family&quot;:&quot;Guadana&quot;,&quot;given&quot;:&quot;Ryan Richard H.&quot;,&quot;parse-names&quot;:false,&quot;dropping-particle&quot;:&quot;&quot;,&quot;non-dropping-particle&quot;:&quot;&quot;}],&quot;container-title&quot;:&quot;TENCON 2017 - 2017 IEEE Region 10 Conference&quot;,&quot;DOI&quot;:&quot;10.1109/TENCON.2017.8228331&quot;,&quot;ISBN&quot;:&quot;978-1-5090-1134-6&quot;,&quot;issued&quot;:{&quot;date-parts&quot;:[[2017,11]]},&quot;page&quot;:&quot;2759-2764&quot;,&quot;publisher&quot;:&quot;IEEE&quot;,&quot;container-title-short&quot;:&quot;&quot;},&quot;isTemporary&quot;:false},{&quot;id&quot;:&quot;21f33b29-909c-3cc8-92ee-3feeaa9a3cb5&quot;,&quot;itemData&quot;:{&quot;type&quot;:&quot;paper-conference&quot;,&quot;id&quot;:&quot;21f33b29-909c-3cc8-92ee-3feeaa9a3cb5&quot;,&quot;title&quot;:&quot;Mobile Application for Disaster Safety Management&quot;,&quot;author&quot;:[{&quot;family&quot;:&quot;Nagaraju&quot;,&quot;given&quot;:&quot;M. Siva&quot;,&quot;parse-names&quot;:false,&quot;dropping-particle&quot;:&quot;&quot;,&quot;non-dropping-particle&quot;:&quot;&quot;},{&quot;family&quot;:&quot;Kakarala&quot;,&quot;given&quot;:&quot;Harshitha&quot;,&quot;parse-names&quot;:false,&quot;dropping-particle&quot;:&quot;&quot;,&quot;non-dropping-particle&quot;:&quot;&quot;},{&quot;family&quot;:&quot;Sai&quot;,&quot;given&quot;:&quot;Vadaparthi&quot;,&quot;parse-names&quot;:false,&quot;dropping-particle&quot;:&quot;&quot;,&quot;non-dropping-particle&quot;:&quot;&quot;},{&quot;family&quot;:&quot;Vattikunta&quot;,&quot;given&quot;:&quot;Vishnu Pramukh&quot;,&quot;parse-names&quot;:false,&quot;dropping-particle&quot;:&quot;&quot;,&quot;non-dropping-particle&quot;:&quot;&quot;}],&quot;container-title&quot;:&quot;10th International Conference on Advanced Computing and Communication Systems, ICACCS 2024&quot;,&quot;DOI&quot;:&quot;10.1109/ICACCS60874.2024.10717114&quot;,&quot;ISBN&quot;:&quot;9798350384369&quot;,&quot;issued&quot;:{&quot;date-parts&quot;:[[2024]]},&quot;page&quot;:&quot;1008-1013&quot;,&quot;abstract&quot;:&quot;Disasters, whether geological upheavals like earth- quakes or the fury of a cyclonic storm, are often perceived as forces beyond human control. However, viewing them solely as 'natural' phenomena hides the crucial role of human settlements in amplifying their impact. Our tendency to build in floodplains, on earthquake faults, and along vulnerable coastlines transforms these natural events into devastating disasters. This anthropogenic lens underscores the need for proactive measures, with mobile applications emerging as powerful tools for disaster preparedness, communication, and response. Beyond simply acting as emergency sirens, these apps offer a comprehensive toolkit for mitigating disaster risk. Real-time alerts and hazard maps empower communities to prepare for impending threats, allowing for timely evacuation and resource mobilization. Comprehensive guides provide step-by-step instructions on creating emergency kits, securing homes, and staying informed during critical moments. By bridging information gaps and facilitating coordinated action, mobile apps have the potential to significantly bolster disaster safety, equipping individuals and communities with the knowledge and tools to navigate the challenges posed by these complex events.&quot;,&quot;publisher&quot;:&quot;Institute of Electrical and Electronics Engineers Inc.&quot;,&quot;container-title-short&quot;:&quot;&quot;},&quot;isTemporary&quot;:false}]},{&quot;citationID&quot;:&quot;MENDELEY_CITATION_fdd0ead7-4109-4f54-b135-d01532226a40&quot;,&quot;properties&quot;:{&quot;noteIndex&quot;:0},&quot;isEdited&quot;:false,&quot;manualOverride&quot;:{&quot;isManuallyOverridden&quot;:false,&quot;citeprocText&quot;:&quot;(CombiRisk Risk-Management GmbH, 2025; Österr. Rotes Kreuz, 2024; SOBOS GmbH, 2026; Ubimet Int. AG, 2025)&quot;,&quot;manualOverrideText&quot;:&quot;&quot;},&quot;citationTag&quot;:&quot;MENDELEY_CITATION_v3_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&quot;,&quot;citationItems&quot;:[{&quot;id&quot;:&quot;179826b5-150f-3045-86d2-e09327713ef9&quot;,&quot;itemData&quot;:{&quot;type&quot;:&quot;article&quot;,&quot;id&quot;:&quot;179826b5-150f-3045-86d2-e09327713ef9&quot;,&quot;title&quot;:&quot;Erste Hilfe - Rotes Kreuz&quot;,&quot;author&quot;:[{&quot;family&quot;:&quot;Österr. Rotes Kreuz&quot;,&quot;given&quot;:&quot;LV Stmk&quot;,&quot;parse-names&quot;:false,&quot;dropping-particle&quot;:&quot;&quot;,&quot;non-dropping-particle&quot;:&quot;&quot;}],&quot;accessed&quot;:{&quot;date-parts&quot;:[[2026,5,11]]},&quot;URL&quot;:&quot;https://play.google.com/store/apps/details?id=at.roteskreuz.st.erstehilfe&amp;hl=en&quot;,&quot;issued&quot;:{&quot;date-parts&quot;:[[2024]]},&quot;container-title-short&quot;:&quot;&quot;},&quot;isTemporary&quot;:false},{&quot;id&quot;:&quot;0a0ede94-d528-31c4-bd01-16cba9053d6d&quot;,&quot;itemData&quot;:{&quot;type&quot;:&quot;article&quot;,&quot;id&quot;:&quot;0a0ede94-d528-31c4-bd01-16cba9053d6d&quot;,&quot;title&quot;:&quot;UWZ Österreich: Gewitter Sturm&quot;,&quot;author&quot;:[{&quot;family&quot;:&quot;Ubimet Int. AG&quot;,&quot;given&quot;:&quot;&quot;,&quot;parse-names&quot;:false,&quot;dropping-particle&quot;:&quot;&quot;,&quot;non-dropping-particle&quot;:&quot;&quot;}],&quot;accessed&quot;:{&quot;date-parts&quot;:[[2026,5,11]]},&quot;URL&quot;:&quot;https://play.google.com/store/apps/details?id=com.ubimet.uwz&amp;hl=en&quot;,&quot;issued&quot;:{&quot;date-parts&quot;:[[2025]]},&quot;container-title-short&quot;:&quot;&quot;},&quot;isTemporary&quot;:false},{&quot;id&quot;:&quot;fd2c4f96-3611-3a59-9007-f495f9af880b&quot;,&quot;itemData&quot;:{&quot;type&quot;:&quot;article&quot;,&quot;id&quot;:&quot;fd2c4f96-3611-3a59-9007-f495f9af880b&quot;,&quot;title&quot;:&quot;FloodAlert Waterlevel Alerts&quot;,&quot;author&quot;:[{&quot;family&quot;:&quot;SOBOS GmbH&quot;,&quot;given&quot;:&quot;&quot;,&quot;parse-names&quot;:false,&quot;dropping-particle&quot;:&quot;&quot;,&quot;non-dropping-particle&quot;:&quot;&quot;}],&quot;accessed&quot;:{&quot;date-parts&quot;:[[2026,5,11]]},&quot;URL&quot;:&quot;https://play.google.com/store/apps/details?id=at.pegelalarm.app&amp;hl=en&quot;,&quot;issued&quot;:{&quot;date-parts&quot;:[[2026]]},&quot;container-title-short&quot;:&quot;&quot;},&quot;isTemporary&quot;:false},{&quot;id&quot;:&quot;d80d37ba-b2b0-3118-a50c-727d98f799c1&quot;,&quot;itemData&quot;:{&quot;type&quot;:&quot;article&quot;,&quot;id&quot;:&quot;d80d37ba-b2b0-3118-a50c-727d98f799c1&quot;,&quot;title&quot;:&quot;KATWARN&quot;,&quot;author&quot;:[{&quot;family&quot;:&quot;CombiRisk Risk-Management GmbH&quot;,&quot;given&quot;:&quot;&quot;,&quot;parse-names&quot;:false,&quot;dropping-particle&quot;:&quot;&quot;,&quot;non-dropping-particle&quot;:&quot;&quot;}],&quot;accessed&quot;:{&quot;date-parts&quot;:[[2026,5,11]]},&quot;URL&quot;:&quot;https://play.google.com/store/apps/details?id=de.combirisk.katwarn&amp;hl=en&quot;,&quot;issued&quot;:{&quot;date-parts&quot;:[[2025]]},&quot;container-title-short&quot;:&quot;&quot;},&quot;isTemporary&quot;:false}]},{&quot;citationID&quot;:&quot;MENDELEY_CITATION_4a357a16-ebd8-4b8d-85ae-31c092d210ff&quot;,&quot;properties&quot;:{&quot;noteIndex&quot;:0},&quot;isEdited&quot;:false,&quot;manualOverride&quot;:{&quot;isManuallyOverridden&quot;:false,&quot;citeprocText&quot;:&quot;(Austrian Federal Ministry of Agriculture Forestry Climate and Environmental Protection Regions and Water Management, n.d.; GeoSphere Austria, n.d.; Rundfunk und Telekom Regulierungs GmbH, n.d.; Zippenfenig, 2023)&quot;,&quot;manualOverrideText&quot;:&quot;&quot;},&quot;citationTag&quot;:&quot;MENDELEY_CITATION_v3_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&quot;,&quot;citationItems&quot;:[{&quot;id&quot;:&quot;f7319c76-9025-35c1-aaa8-5ecc17c656ae&quot;,&quot;itemData&quot;:{&quot;type&quot;:&quot;webpage&quot;,&quot;id&quot;:&quot;f7319c76-9025-35c1-aaa8-5ecc17c656ae&quot;,&quot;title&quot;:&quot;AT-Alert Web Dashboard&quot;,&quot;author&quot;:[{&quot;family&quot;:&quot;Rundfunk und Telekom Regulierungs GmbH&quot;,&quot;given&quot;:&quot;&quot;,&quot;parse-names&quot;:false,&quot;dropping-particle&quot;:&quot;&quot;,&quot;non-dropping-particle&quot;:&quot;&quot;}],&quot;container-title&quot;:&quot;AT-Alert - öffentliches Warnsystem&quot;,&quot;accessed&quot;:{&quot;date-parts&quot;:[[2026,5,11]]},&quot;URL&quot;:&quot;https://warnungen.at-alert.at/en&quot;,&quot;container-title-short&quot;:&quot;&quot;},&quot;isTemporary&quot;:false},{&quot;id&quot;:&quot;1eb338cb-5eaf-348b-892b-5ab278b99afb&quot;,&quot;itemData&quot;:{&quot;type&quot;:&quot;webpage&quot;,&quot;id&quot;:&quot;1eb338cb-5eaf-348b-892b-5ab278b99afb&quot;,&quot;title&quot;:&quot;Warn API v1: OpenAPI Documentation&quot;,&quot;author&quot;:[{&quot;family&quot;:&quot;GeoSphere Austria&quot;,&quot;given&quot;:&quot;&quot;,&quot;parse-names&quot;:false,&quot;dropping-particle&quot;:&quot;&quot;,&quot;non-dropping-particle&quot;:&quot;&quot;}],&quot;container-title&quot;:&quot;GeoSphere Austria Swagger UI&quot;,&quot;accessed&quot;:{&quot;date-parts&quot;:[[2026,5,11]]},&quot;URL&quot;:&quot;https://openapi.hub.geosphere.at/warnapi/v1/&quot;,&quot;container-title-short&quot;:&quot;&quot;},&quot;isTemporary&quot;:false},{&quot;id&quot;:&quot;350bf848-c1ea-3b59-b057-5de5c2d5479e&quot;,&quot;itemData&quot;:{&quot;type&quot;:&quot;webpage&quot;,&quot;id&quot;:&quot;350bf848-c1ea-3b59-b057-5de5c2d5479e&quot;,&quot;title&quot;:&quot;Current measurements from the radiation early warning system&quot;,&quot;author&quot;:[{&quot;family&quot;:&quot;Austrian Federal Ministry of Agriculture Forestry Climate and Environmental Protection Regions and Water Management&quot;,&quot;given&quot;:&quot;&quot;,&quot;parse-names&quot;:false,&quot;dropping-particle&quot;:&quot;&quot;,&quot;non-dropping-particle&quot;:&quot;&quot;}],&quot;container-title&quot;:&quot;Radiation early warning system and monitoring&quot;,&quot;accessed&quot;:{&quot;date-parts&quot;:[[2026,5,11]]},&quot;URL&quot;:&quot;https://www.bmluk.gv.at/themen/klima-und-umwelt/strahlenschutz/fruehwarnsystem/messwerte.html&quot;,&quot;container-title-short&quot;:&quot;&quot;},&quot;isTemporary&quot;:false},{&quot;id&quot;:&quot;52865776-bddc-3507-8c04-a91ef305c533&quot;,&quot;itemData&quot;:{&quot;type&quot;:&quot;webpage&quot;,&quot;id&quot;:&quot;52865776-bddc-3507-8c04-a91ef305c533&quot;,&quot;title&quot;:&quot;Open-Meteo.com Air Quality API&quot;,&quot;author&quot;:[{&quot;family&quot;:&quot;Zippenfenig&quot;,&quot;given&quot;:&quot;Patrick&quot;,&quot;parse-names&quot;:false,&quot;dropping-particle&quot;:&quot;&quot;,&quot;non-dropping-particle&quot;:&quot;&quot;}],&quot;container-title&quot;:&quot;Open-Meteo and Copernicus Atmosphere Monitoring Service (CAMS)&quot;,&quot;accessed&quot;:{&quot;date-parts&quot;:[[2026,5,11]]},&quot;DOI&quot;:&quot;10.5281/ZENODO.7970649&quot;,&quot;URL&quot;:&quot;https://open-meteo.com/en/docs/air-quality-api&quot;,&quot;issued&quot;:{&quot;date-parts&quot;:[[2023]]},&quot;container-title-short&quot;:&quot;&quot;},&quot;isTemporary&quot;:false}]},{&quot;citationID&quot;:&quot;MENDELEY_CITATION_7016325e-6610-4235-af48-1c1d15e1ba17&quot;,&quot;properties&quot;:{&quot;noteIndex&quot;:0},&quot;isEdited&quot;:false,&quot;manualOverride&quot;:{&quot;isManuallyOverridden&quot;:false,&quot;citeprocText&quot;:&quot;(Bai et al., 2024; Deterding et al., 2011; Kankanamge et al., 2020; Matsuno et al., 2021)&quot;,&quot;manualOverrideText&quot;:&quot;&quot;},&quot;citationTag&quot;:&quot;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&quot;,&quot;citationItems&quot;:[{&quot;id&quot;:&quot;4176182c-444b-391f-99ce-f84dd897f787&quot;,&quot;itemData&quot;:{&quot;type&quot;:&quot;article-journal&quot;,&quot;id&quot;:&quot;4176182c-444b-391f-99ce-f84dd897f787&quot;,&quot;title&quot;:&quot;Development of Flood Disaster Prevention Simulation Smartphone Application Using Gamification&quot;,&quot;author&quot;:[{&quot;family&quot;:&quot;Matsuno&quot;,&quot;given&quot;:&quot;Yutaka&quot;,&quot;parse-names&quot;:false,&quot;dropping-particle&quot;:&quot;&quot;,&quot;non-dropping-particle&quot;:&quot;&quot;},{&quot;family&quot;:&quot;Fukanuma&quot;,&quot;given&quot;:&quot;Futaba&quot;,&quot;parse-names&quot;:false,&quot;dropping-particle&quot;:&quot;&quot;,&quot;non-dropping-particle&quot;:&quot;&quot;},{&quot;family&quot;:&quot;Tsuruoka&quot;,&quot;given&quot;:&quot;Shigenobu&quot;,&quot;parse-names&quot;:false,&quot;dropping-particle&quot;:&quot;&quot;,&quot;non-dropping-particle&quot;:&quot;&quot;}],&quot;container-title&quot;:&quot;Dynamics of Disasters: Impact, Risk, Resilience, and Solutions&quot;,&quot;issued&quot;:{&quot;date-parts&quot;:[[2021]]},&quot;page&quot;:&quot;147-159&quot;,&quot;abstract&quot;:&quot;In recent years, there have been many serious flood disasters. However, only a few citizens have sufficient knowledge about evacuation from the disaster. In order to reduce the damage, it is necessary for citizens to be aware of the flood risk of the residence, to prepare for disasters, and to take appropriate evacuation action at the time of disasters. For that purpose, citizens need to continuously learn disaster prevention information. Based on the above considerations, we develop a smartphone application for simulating flood disaster evacuation, based on the notion of gamification. In this paper, we report design and development of the disaster prevention smartphone application for citizens, focusing on eas-iness, continuity (wanting to use the application continuously), learning effects, and improvement of interest.&quot;,&quot;container-title-short&quot;:&quot;&quot;},&quot;isTemporary&quot;:false},{&quot;id&quot;:&quot;54229e43-90a5-31fa-8326-385619e7ca8a&quot;,&quot;itemData&quot;:{&quot;type&quot;:&quot;article-journal&quot;,&quot;id&quot;:&quot;54229e43-90a5-31fa-8326-385619e7ca8a&quot;,&quot;title&quot;:&quot;Application of Gamification Teaching in Disaster Education: Scoping Review&quot;,&quot;author&quot;:[{&quot;family&quot;:&quot;Bai&quot;,&quot;given&quot;:&quot;Shiyi&quot;,&quot;parse-names&quot;:false,&quot;dropping-particle&quot;:&quot;&quot;,&quot;non-dropping-particle&quot;:&quot;&quot;},{&quot;family&quot;:&quot;Zeng&quot;,&quot;given&quot;:&quot;Huijuan&quot;,&quot;parse-names&quot;:false,&quot;dropping-particle&quot;:&quot;&quot;,&quot;non-dropping-particle&quot;:&quot;&quot;},{&quot;family&quot;:&quot;Zhong&quot;,&quot;given&quot;:&quot;Qianmei&quot;,&quot;parse-names&quot;:false,&quot;dropping-particle&quot;:&quot;&quot;,&quot;non-dropping-particle&quot;:&quot;&quot;},{&quot;family&quot;:&quot;Shen&quot;,&quot;given&quot;:&quot;Yuqi&quot;,&quot;parse-names&quot;:false,&quot;dropping-particle&quot;:&quot;&quot;,&quot;non-dropping-particle&quot;:&quot;&quot;},{&quot;family&quot;:&quot;Cao&quot;,&quot;given&quot;:&quot;Lulu&quot;,&quot;parse-names&quot;:false,&quot;dropping-particle&quot;:&quot;&quot;,&quot;non-dropping-particle&quot;:&quot;&quot;},{&quot;family&quot;:&quot;He&quot;,&quot;given&quot;:&quot;Mei&quot;,&quot;parse-names&quot;:false,&quot;dropping-particle&quot;:&quot;&quot;,&quot;non-dropping-particle&quot;:&quot;&quot;}],&quot;container-title&quot;:&quot;JMIR Serious Games&quot;,&quot;container-title-short&quot;:&quot;JMIR Serious Games&quot;,&quot;DOI&quot;:&quot;10.2196/64939&quot;,&quot;ISSN&quot;:&quot;2291-9279&quot;,&quot;URL&quot;:&quot;https://games.jmir.org/2024/1/e64939&quot;,&quot;issued&quot;:{&quot;date-parts&quot;:[[2024,12,11]]},&quot;page&quot;:&quot;1-11&quot;,&quot;volume&quot;:&quot;12&quot;},&quot;isTemporary&quot;:false},{&quot;id&quot;:&quot;6f1f5b91-4a36-3c87-8f0d-acad8cf02e27&quot;,&quot;itemData&quot;:{&quot;type&quot;:&quot;article-journal&quot;,&quot;id&quot;:&quot;6f1f5b91-4a36-3c87-8f0d-acad8cf02e27&quot;,&quot;title&quot;:&quot;How can gamification be incorporated into disaster emergency planning? A systematic review of the literature&quot;,&quot;author&quot;:[{&quot;family&quot;:&quot;Kankanamge&quot;,&quot;given&quot;:&quot;Nayomi&quot;,&quot;parse-names&quot;:false,&quot;dropping-particle&quot;:&quot;&quot;,&quot;non-dropping-particle&quot;:&quot;&quot;},{&quot;family&quot;:&quot;Yigitcanlar&quot;,&quot;given&quot;:&quot;Tan&quot;,&quot;parse-names&quot;:false,&quot;dropping-particle&quot;:&quot;&quot;,&quot;non-dropping-particle&quot;:&quot;&quot;},{&quot;family&quot;:&quot;Goonetilleke&quot;,&quot;given&quot;:&quot;Ashantha&quot;,&quot;parse-names&quot;:false,&quot;dropping-particle&quot;:&quot;&quot;,&quot;non-dropping-particle&quot;:&quot;&quot;},{&quot;family&quot;:&quot;Kamruzzaman&quot;,&quot;given&quot;:&quot;Md&quot;,&quot;parse-names&quot;:false,&quot;dropping-particle&quot;:&quot;&quot;,&quot;non-dropping-particle&quot;:&quot;&quot;}],&quot;container-title&quot;:&quot;International Journal of Disaster Resilience in the Built Environment&quot;,&quot;container-title-short&quot;:&quot;Int. J. Disaster Resil. Built Environ.&quot;,&quot;DOI&quot;:&quot;10.1108/IJDRBE-08-2019-0054&quot;,&quot;ISSN&quot;:&quot;17595916&quot;,&quot;issued&quot;:{&quot;date-parts&quot;:[[2020,8,26]]},&quot;page&quot;:&quot;481-506&quot;,&quot;abstract&quot;:&quot;Purpose: The purpose of this paper is to investigate the role of gamification as a novel technique in motivating community engagement in disaster-related activities in order to address the question of how gamification can be incorporated into disaster emergency planning. Design/methodology/approach: This study conducts a systematic literature review and explores available gamified applications for disaster emergency planning and their purpose of use. In total, 51 scholarly articles on the topic and 35 disaster-related gamified applications are reviewed. Findings: The findings reveal the following: (a) gamified applications (n = 35) are used for education, research and intervention purposes; (b) gamified applications create new opportunities for community engagement and raise disaster awareness among the community in virtual environments; and (c) gamified applications help shape a new culture – i.e. gamified culture – that supports smart disaster emergency planning practice. Originality/value: During the recent years, utilisation of game elements in non-game contexts – i.e., gamification – has become a popular approach in motivating people in various actions. Increasing research highlighted the benefits of gamification in enhancing community engagement, creating interactive environments, providing better behavioural outcomes and influencing democratic processes. Despite some of the applications indicating the potential of gamification in disaster emergency planning, the use of gamification technique in this discipline is an understudied area. This study reveals gamification can be incorporated into disaster emergency planning.&quot;,&quot;publisher&quot;:&quot;Emerald Group Holdings Ltd.&quot;,&quot;issue&quot;:&quot;4&quot;,&quot;volume&quot;:&quot;11&quot;},&quot;isTemporary&quot;:false},{&quot;id&quot;:&quot;332fb8dc-3abe-3461-903f-d31239c3b66c&quot;,&quot;itemData&quot;:{&quot;type&quot;:&quot;article-journal&quot;,&quot;id&quot;:&quot;332fb8dc-3abe-3461-903f-d31239c3b66c&quot;,&quot;title&quot;:&quot;From Game Design Elements to Gamefulness: Defining \&quot;Gamification\&quot;&quot;,&quot;author&quot;:[{&quot;family&quot;:&quot;Deterding&quot;,&quot;given&quot;:&quot;Sebastian&quot;,&quot;parse-names&quot;:false,&quot;dropping-particle&quot;:&quot;&quot;,&quot;non-dropping-particle&quot;:&quot;&quot;},{&quot;family&quot;:&quot;Dixon&quot;,&quot;given&quot;:&quot;Dan&quot;,&quot;parse-names&quot;:false,&quot;dropping-particle&quot;:&quot;&quot;,&quot;non-dropping-particle&quot;:&quot;&quot;},{&quot;family&quot;:&quot;Khaled&quot;,&quot;given&quot;:&quot;Rilla&quot;,&quot;parse-names&quot;:false,&quot;dropping-particle&quot;:&quot;&quot;,&quot;non-dropping-particle&quot;:&quot;&quot;},{&quot;family&quot;:&quot;Nacke&quot;,&quot;given&quot;:&quot;Lennart&quot;,&quot;parse-names&quot;:false,&quot;dropping-particle&quot;:&quot;&quot;,&quot;non-dropping-particle&quot;:&quot;&quot;}],&quot;container-title&quot;:&quot;Proceedings of the 15th International Academic MindTrek Conference: Envisioning Future Media Environments&quot;,&quot;ISBN&quot;:&quot;9781450308168&quot;,&quot;issued&quot;:{&quot;date-parts&quot;:[[2011]]},&quot;page&quot;:&quot;9-15&quot;,&quot;container-title-short&quot;:&quot;&quot;},&quot;isTemporary&quot;:false}]},{&quot;citationID&quot;:&quot;MENDELEY_CITATION_2079b87b-67f9-4a66-b0db-ef8bb10146ab&quot;,&quot;properties&quot;:{&quot;noteIndex&quot;:0},&quot;isEdited&quot;:false,&quot;manualOverride&quot;:{&quot;isManuallyOverridden&quot;:false,&quot;citeprocText&quot;:&quot;(Gehirn Inc., 2026)&quot;,&quot;manualOverrideText&quot;:&quot;&quot;},&quot;citationTag&quot;:&quot;MENDELEY_CITATION_v3_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&quot;,&quot;citationItems&quot;:[{&quot;id&quot;:&quot;d433b857-53be-3bee-b10b-cee97cab9c7b&quot;,&quot;itemData&quot;:{&quot;type&quot;:&quot;article&quot;,&quot;id&quot;:&quot;d433b857-53be-3bee-b10b-cee97cab9c7b&quot;,&quot;title&quot;:&quot;NERV Disaster Prevention&quot;,&quot;author&quot;:[{&quot;family&quot;:&quot;Gehirn Inc.&quot;,&quot;given&quot;:&quot;&quot;,&quot;parse-names&quot;:false,&quot;dropping-particle&quot;:&quot;&quot;,&quot;non-dropping-particle&quot;:&quot;&quot;}],&quot;accessed&quot;:{&quot;date-parts&quot;:[[2026,5,11]]},&quot;URL&quot;:&quot;https://play.google.com/store/apps/details?id=app.nerv&amp;hl=en&quot;,&quot;issued&quot;:{&quot;date-parts&quot;:[[2026]]},&quot;container-title-short&quot;:&quot;&quot;},&quot;isTemporary&quot;:false}]},{&quot;citationID&quot;:&quot;MENDELEY_CITATION_a76e26d4-06f5-4686-88f1-653156dc3fe0&quot;,&quot;properties&quot;:{&quot;noteIndex&quot;:0},&quot;isEdited&quot;:false,&quot;manualOverride&quot;:{&quot;isManuallyOverridden&quot;:false,&quot;citeprocText&quot;:&quot;(Mitchell, 2026)&quot;,&quot;manualOverrideText&quot;:&quot;&quot;},&quot;citationTag&quot;:&quot;MENDELEY_CITATION_v3_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&quot;,&quot;citationItems&quot;:[{&quot;id&quot;:&quot;11912b6b-d0ba-32cd-a39b-74806273e52b&quot;,&quot;itemData&quot;:{&quot;type&quot;:&quot;webpage&quot;,&quot;id&quot;:&quot;11912b6b-d0ba-32cd-a39b-74806273e52b&quot;,&quot;title&quot;:&quot;MoSCoW Analysis: Understanding the Prioritisation Method &quot;,&quot;author&quot;:[{&quot;family&quot;:&quot;Mitchell&quot;,&quot;given&quot;:&quot;Grace&quot;,&quot;parse-names&quot;:false,&quot;dropping-particle&quot;:&quot;&quot;,&quot;non-dropping-particle&quot;:&quot;&quot;}],&quot;accessed&quot;:{&quot;date-parts&quot;:[[2026,6,11]]},&quot;URL&quot;:&quot;https://www.theknowledgeacademy.com/blog/moscow-analysis/&quot;,&quot;issued&quot;:{&quot;date-parts&quot;:[[2026,2,7]]},&quot;container-title-short&quot;:&quot;&quot;},&quot;isTemporary&quot;:false,&quot;suppress-author&quot;:false,&quot;composite&quot;:false,&quot;author-only&quot;:false}]},{&quot;citationID&quot;:&quot;MENDELEY_CITATION_58ea0770-dbb5-4070-99ad-7d3009b63fca&quot;,&quot;properties&quot;:{&quot;noteIndex&quot;:0},&quot;isEdited&quot;:false,&quot;manualOverride&quot;:{&quot;isManuallyOverridden&quot;:false,&quot;citeprocText&quot;:&quot;(Brooke, 1996)&quot;,&quot;manualOverrideText&quot;:&quot;&quot;},&quot;citationTag&quot;:&quot;MENDELEY_CITATION_v3_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&quot;,&quot;citationItems&quot;:[{&quot;id&quot;:&quot;5afb2a21-fb5b-3b85-b235-1998f7f57b80&quot;,&quot;itemData&quot;:{&quot;type&quot;:&quot;chapter&quot;,&quot;id&quot;:&quot;5afb2a21-fb5b-3b85-b235-1998f7f57b80&quot;,&quot;title&quot;:&quot;SUS -- a quick and dirty usability scale&quot;,&quot;author&quot;:[{&quot;family&quot;:&quot;Brooke&quot;,&quot;given&quot;:&quot;John&quot;,&quot;parse-names&quot;:false,&quot;dropping-particle&quot;:&quot;&quot;,&quot;non-dropping-particle&quot;:&quot;&quot;}],&quot;container-title&quot;:&quot;Usability Evaluation in Industry&quot;,&quot;issued&quot;:{&quot;date-parts&quot;:[[1996]]},&quot;page&quot;:&quot;189-194&quot;,&quot;container-title-short&quot;:&quot;&quot;},&quot;isTemporary&quot;:false,&quot;suppress-author&quot;:false,&quot;composite&quot;:false,&quot;author-only&quot;:false}]}]"/>
     <we:property name="MENDELEY_CITATIONS_STYLE" value="{&quot;id&quot;:&quot;https://www.zotero.org/styles/apa&quot;,&quot;title&quot;:&quot;APA Style 7th edition&quot;,&quot;format&quot;:&quot;author-date&quot;,&quot;defaultLocale&quot;:null,&quot;isLocaleCodeValid&quot;:true}"/>
   </we:properties>
   <we:bindings/>
